--- a/fuentes/63560006_CFA01_DU.docx
+++ b/fuentes/63560006_CFA01_DU.docx
@@ -205,7 +205,7 @@
               </wp:anchor>
             </w:drawing>
           </mc:Choice>
-          <mc:Fallback xmlns:oel="http://schemas.microsoft.com/office/2019/extlst">
+          <mc:Fallback xmlns:w16sdtfl="http://schemas.microsoft.com/office/word/2024/wordml/sdtformatlock" xmlns:w16du="http://schemas.microsoft.com/office/word/2023/wordml/word16du" xmlns:w16cei="http://schemas.microsoft.com/office/word/2026/wordml/cei" xmlns:oel="http://schemas.microsoft.com/office/2019/extlst">
             <w:pict>
               <v:rect w14:anchorId="4C256C62" id="Rectángulo 3" o:spid="_x0000_s1026" alt="&quot;&quot;" style="position:absolute;margin-left:-55.95pt;margin-top:26.4pt;width:613.85pt;height:164.25pt;z-index:-251655168;visibility:visible;mso-wrap-style:square;mso-height-percent:0;mso-wrap-distance-left:9pt;mso-wrap-distance-top:0;mso-wrap-distance-right:9pt;mso-wrap-distance-bottom:0;mso-position-horizontal:absolute;mso-position-horizontal-relative:text;mso-position-vertical:absolute;mso-position-vertical-relative:text;mso-height-percent:0;mso-height-relative:margin;v-text-anchor:middle" o:gfxdata="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" fillcolor="#00314d" stroked="f" strokeweight="1pt"/>
             </w:pict>
@@ -438,7 +438,25 @@
         <w:rPr>
           <w:rStyle w:val="TablaCar"/>
         </w:rPr>
-        <w:t xml:space="preserve">     Este componente formativo desarrolla los fundamentos botánicos, históricos y de transformación del café, así como las técnicas de preparación mediante métodos espresso y alternativos. Aborda la calidad del agua, la molienda, el manejo de equipos y la conservación de atributos sensoriales para garantizar bebidas de alta calidad</w:t>
+        <w:t xml:space="preserve">     Este componente formativo desarrolla los fundamentos botánicos, históricos y de transformación del café, así como las técnicas de preparación mediante métodos </w:t>
+      </w:r>
+      <w:r>
+        <w:rPr>
+          <w:rStyle w:val="Extranjerismo"/>
+        </w:rPr>
+        <w:t>espresso</w:t>
+      </w:r>
+      <w:r>
+        <w:rPr>
+          <w:rStyle w:val="TablaCar"/>
+        </w:rPr>
+        <w:t xml:space="preserve"> </w:t>
+      </w:r>
+      <w:r>
+        <w:rPr>
+          <w:rStyle w:val="TablaCar"/>
+        </w:rPr>
+        <w:t>y alternativos. Aborda la calidad del agua, la molienda, el manejo de equipos y la conservación de atributos sensoriales para garantizar bebidas de alta calidad</w:t>
       </w:r>
       <w:r>
         <w:rPr>
@@ -568,7 +586,7 @@
           <w:r>
             <w:fldChar w:fldCharType="separate"/>
           </w:r>
-          <w:hyperlink w:anchor="_Toc235013938" w:history="1">
+          <w:hyperlink w:anchor="_Toc236299516" w:history="1">
             <w:r>
               <w:rPr>
                 <w:rStyle w:val="Hipervnculo"/>
@@ -595,7 +613,7 @@
                 <w:noProof/>
                 <w:webHidden/>
               </w:rPr>
-              <w:instrText xml:space="preserve"> PAGEREF _Toc235013938 \h </w:instrText>
+              <w:instrText xml:space="preserve"> PAGEREF _Toc236299516 \h </w:instrText>
             </w:r>
             <w:r>
               <w:rPr>
@@ -641,7 +659,7 @@
               <w14:ligatures w14:val="none"/>
             </w:rPr>
           </w:pPr>
-          <w:hyperlink w:anchor="_Toc235013939" w:history="1">
+          <w:hyperlink w:anchor="_Toc236299517" w:history="1">
             <w:r>
               <w:rPr>
                 <w:rStyle w:val="Hipervnculo"/>
@@ -668,7 +686,7 @@
                 <w:noProof/>
                 <w:webHidden/>
               </w:rPr>
-              <w:instrText xml:space="preserve"> PAGEREF _Toc235013939 \h </w:instrText>
+              <w:instrText xml:space="preserve"> PAGEREF _Toc236299517 \h </w:instrText>
             </w:r>
             <w:r>
               <w:rPr>
@@ -714,7 +732,7 @@
               <w14:ligatures w14:val="none"/>
             </w:rPr>
           </w:pPr>
-          <w:hyperlink w:anchor="_Toc235013940" w:history="1">
+          <w:hyperlink w:anchor="_Toc236299518" w:history="1">
             <w:r>
               <w:rPr>
                 <w:rStyle w:val="Hipervnculo"/>
@@ -741,7 +759,7 @@
                 <w:noProof/>
                 <w:webHidden/>
               </w:rPr>
-              <w:instrText xml:space="preserve"> PAGEREF _Toc235013940 \h </w:instrText>
+              <w:instrText xml:space="preserve"> PAGEREF _Toc236299518 \h </w:instrText>
             </w:r>
             <w:r>
               <w:rPr>
@@ -761,7 +779,7 @@
                 <w:noProof/>
                 <w:webHidden/>
               </w:rPr>
-              <w:t>14</w:t>
+              <w:t>15</w:t>
             </w:r>
             <w:r>
               <w:rPr>
@@ -787,7 +805,7 @@
               <w14:ligatures w14:val="none"/>
             </w:rPr>
           </w:pPr>
-          <w:hyperlink w:anchor="_Toc235013941" w:history="1">
+          <w:hyperlink w:anchor="_Toc236299519" w:history="1">
             <w:r>
               <w:rPr>
                 <w:rStyle w:val="Hipervnculo"/>
@@ -814,7 +832,7 @@
                 <w:noProof/>
                 <w:webHidden/>
               </w:rPr>
-              <w:instrText xml:space="preserve"> PAGEREF _Toc235013941 \h </w:instrText>
+              <w:instrText xml:space="preserve"> PAGEREF _Toc236299519 \h </w:instrText>
             </w:r>
             <w:r>
               <w:rPr>
@@ -834,7 +852,7 @@
                 <w:noProof/>
                 <w:webHidden/>
               </w:rPr>
-              <w:t>20</w:t>
+              <w:t>21</w:t>
             </w:r>
             <w:r>
               <w:rPr>
@@ -860,7 +878,7 @@
               <w14:ligatures w14:val="none"/>
             </w:rPr>
           </w:pPr>
-          <w:hyperlink w:anchor="_Toc235013942" w:history="1">
+          <w:hyperlink w:anchor="_Toc236299520" w:history="1">
             <w:r>
               <w:rPr>
                 <w:rStyle w:val="Hipervnculo"/>
@@ -887,7 +905,7 @@
                 <w:noProof/>
                 <w:webHidden/>
               </w:rPr>
-              <w:instrText xml:space="preserve"> PAGEREF _Toc235013942 \h </w:instrText>
+              <w:instrText xml:space="preserve"> PAGEREF _Toc236299520 \h </w:instrText>
             </w:r>
             <w:r>
               <w:rPr>
@@ -907,7 +925,7 @@
                 <w:noProof/>
                 <w:webHidden/>
               </w:rPr>
-              <w:t>29</w:t>
+              <w:t>30</w:t>
             </w:r>
             <w:r>
               <w:rPr>
@@ -933,7 +951,7 @@
               <w14:ligatures w14:val="none"/>
             </w:rPr>
           </w:pPr>
-          <w:hyperlink w:anchor="_Toc235013943" w:history="1">
+          <w:hyperlink w:anchor="_Toc236299521" w:history="1">
             <w:r>
               <w:rPr>
                 <w:rStyle w:val="Hipervnculo"/>
@@ -960,7 +978,7 @@
                 <w:noProof/>
                 <w:webHidden/>
               </w:rPr>
-              <w:instrText xml:space="preserve"> PAGEREF _Toc235013943 \h </w:instrText>
+              <w:instrText xml:space="preserve"> PAGEREF _Toc236299521 \h </w:instrText>
             </w:r>
             <w:r>
               <w:rPr>
@@ -980,7 +998,7 @@
                 <w:noProof/>
                 <w:webHidden/>
               </w:rPr>
-              <w:t>34</w:t>
+              <w:t>35</w:t>
             </w:r>
             <w:r>
               <w:rPr>
@@ -1006,7 +1024,7 @@
               <w14:ligatures w14:val="none"/>
             </w:rPr>
           </w:pPr>
-          <w:hyperlink w:anchor="_Toc235013944" w:history="1">
+          <w:hyperlink w:anchor="_Toc236299522" w:history="1">
             <w:r>
               <w:rPr>
                 <w:rStyle w:val="Hipervnculo"/>
@@ -1016,7 +1034,10 @@
             </w:r>
             <w:r>
               <w:rPr>
-                <w:rStyle w:val="Extranjerismo"/>
+                <w:rStyle w:val="Hipervnculo"/>
+                <w:noProof/>
+                <w:spacing w:val="20"/>
+                <w:lang w:val="en-US"/>
               </w:rPr>
               <w:t>latte</w:t>
             </w:r>
@@ -1039,7 +1060,7 @@
                 <w:noProof/>
                 <w:webHidden/>
               </w:rPr>
-              <w:instrText xml:space="preserve"> PAGEREF _Toc235013944 \h </w:instrText>
+              <w:instrText xml:space="preserve"> PAGEREF _Toc236299522 \h </w:instrText>
             </w:r>
             <w:r>
               <w:rPr>
@@ -1059,7 +1080,7 @@
                 <w:noProof/>
                 <w:webHidden/>
               </w:rPr>
-              <w:t>41</w:t>
+              <w:t>42</w:t>
             </w:r>
             <w:r>
               <w:rPr>
@@ -1085,7 +1106,7 @@
               <w14:ligatures w14:val="none"/>
             </w:rPr>
           </w:pPr>
-          <w:hyperlink w:anchor="_Toc235013945" w:history="1">
+          <w:hyperlink w:anchor="_Toc236299523" w:history="1">
             <w:r>
               <w:rPr>
                 <w:rStyle w:val="Hipervnculo"/>
@@ -1112,7 +1133,7 @@
                 <w:noProof/>
                 <w:webHidden/>
               </w:rPr>
-              <w:instrText xml:space="preserve"> PAGEREF _Toc235013945 \h </w:instrText>
+              <w:instrText xml:space="preserve"> PAGEREF _Toc236299523 \h </w:instrText>
             </w:r>
             <w:r>
               <w:rPr>
@@ -1132,7 +1153,7 @@
                 <w:noProof/>
                 <w:webHidden/>
               </w:rPr>
-              <w:t>45</w:t>
+              <w:t>46</w:t>
             </w:r>
             <w:r>
               <w:rPr>
@@ -1158,7 +1179,7 @@
               <w14:ligatures w14:val="none"/>
             </w:rPr>
           </w:pPr>
-          <w:hyperlink w:anchor="_Toc235013946" w:history="1">
+          <w:hyperlink w:anchor="_Toc236299524" w:history="1">
             <w:r>
               <w:rPr>
                 <w:rStyle w:val="Hipervnculo"/>
@@ -1185,7 +1206,7 @@
                 <w:noProof/>
                 <w:webHidden/>
               </w:rPr>
-              <w:instrText xml:space="preserve"> PAGEREF _Toc235013946 \h </w:instrText>
+              <w:instrText xml:space="preserve"> PAGEREF _Toc236299524 \h </w:instrText>
             </w:r>
             <w:r>
               <w:rPr>
@@ -1205,7 +1226,7 @@
                 <w:noProof/>
                 <w:webHidden/>
               </w:rPr>
-              <w:t>48</w:t>
+              <w:t>49</w:t>
             </w:r>
             <w:r>
               <w:rPr>
@@ -1231,7 +1252,7 @@
               <w14:ligatures w14:val="none"/>
             </w:rPr>
           </w:pPr>
-          <w:hyperlink w:anchor="_Toc235013947" w:history="1">
+          <w:hyperlink w:anchor="_Toc236299525" w:history="1">
             <w:r>
               <w:rPr>
                 <w:rStyle w:val="Hipervnculo"/>
@@ -1258,7 +1279,7 @@
                 <w:noProof/>
                 <w:webHidden/>
               </w:rPr>
-              <w:instrText xml:space="preserve"> PAGEREF _Toc235013947 \h </w:instrText>
+              <w:instrText xml:space="preserve"> PAGEREF _Toc236299525 \h </w:instrText>
             </w:r>
             <w:r>
               <w:rPr>
@@ -1278,7 +1299,7 @@
                 <w:noProof/>
                 <w:webHidden/>
               </w:rPr>
-              <w:t>50</w:t>
+              <w:t>51</w:t>
             </w:r>
             <w:r>
               <w:rPr>
@@ -1304,7 +1325,7 @@
               <w14:ligatures w14:val="none"/>
             </w:rPr>
           </w:pPr>
-          <w:hyperlink w:anchor="_Toc235013948" w:history="1">
+          <w:hyperlink w:anchor="_Toc236299526" w:history="1">
             <w:r>
               <w:rPr>
                 <w:rStyle w:val="Hipervnculo"/>
@@ -1331,7 +1352,7 @@
                 <w:noProof/>
                 <w:webHidden/>
               </w:rPr>
-              <w:instrText xml:space="preserve"> PAGEREF _Toc235013948 \h </w:instrText>
+              <w:instrText xml:space="preserve"> PAGEREF _Toc236299526 \h </w:instrText>
             </w:r>
             <w:r>
               <w:rPr>
@@ -1351,7 +1372,7 @@
                 <w:noProof/>
                 <w:webHidden/>
               </w:rPr>
-              <w:t>52</w:t>
+              <w:t>53</w:t>
             </w:r>
             <w:r>
               <w:rPr>
@@ -1377,7 +1398,7 @@
               <w14:ligatures w14:val="none"/>
             </w:rPr>
           </w:pPr>
-          <w:hyperlink w:anchor="_Toc235013949" w:history="1">
+          <w:hyperlink w:anchor="_Toc236299527" w:history="1">
             <w:r>
               <w:rPr>
                 <w:rStyle w:val="Hipervnculo"/>
@@ -1404,7 +1425,7 @@
                 <w:noProof/>
                 <w:webHidden/>
               </w:rPr>
-              <w:instrText xml:space="preserve"> PAGEREF _Toc235013949 \h </w:instrText>
+              <w:instrText xml:space="preserve"> PAGEREF _Toc236299527 \h </w:instrText>
             </w:r>
             <w:r>
               <w:rPr>
@@ -1424,7 +1445,7 @@
                 <w:noProof/>
                 <w:webHidden/>
               </w:rPr>
-              <w:t>54</w:t>
+              <w:t>55</w:t>
             </w:r>
             <w:r>
               <w:rPr>
@@ -1452,7 +1473,7 @@
       <w:pPr>
         <w:pStyle w:val="Titulosgenerales"/>
       </w:pPr>
-      <w:bookmarkStart w:id="0" w:name="_Toc235013938"/>
+      <w:bookmarkStart w:id="0" w:name="_Toc236299516"/>
       <w:r>
         <w:lastRenderedPageBreak/>
         <w:t>Introducción</w:t>
@@ -1461,21 +1482,55 @@
     </w:p>
     <w:p>
       <w:r>
-        <w:t xml:space="preserve">La preparación de una taza de café de excepcional calidad es el punto de llegada de una compleja cadena de valor que involucra cerca de 560.000 familias cafeteras colombianas, distribuidas en más de 500 municipios del país. Colombia, reconocida mundialmente por la producción de cafés suaves lavados de alta calidad, cuenta con una institucionalidad sólida representada por la Federación Nacional de Cafeteros (FNC), fundada en 1927, y el centro nacional de investigaciones de café (Cenicafé), creado en 1938, que han dedicado décadas a la investigación científica para mejorar la productividad y la calidad del grano. </w:t>
-      </w:r>
-    </w:p>
-    <w:p>
-      <w:r>
-        <w:t>El presente componente formativo, Fundamentos y métodos de preparación del café, se ha diseñado con base en los avances técnicos generados por estas instituciones y en las prácticas estandarizadas por la industria nacional, con el propósito de desarrollar en el aprendiz las competencias necesarias para preparar bebidas de café que preserven y exalten los atributos sensoriales cuidadosamente desarrollados desde la semilla hasta la taza.</w:t>
-      </w:r>
-    </w:p>
-    <w:p>
-      <w:r>
-        <w:t xml:space="preserve">Para alcanzar este objetivo, el componente se estructura en torno a siete ejes temáticos fundamentales. Inicia con el estudio de la botánica y la historia del café, con énfasis en el contexto colombiano, y los procesos de transformación del grano desde la cosecha hasta el beneficio. A continuación, aborda la calidad del agua, un componente que representa hasta el 98 % del volumen de una taza de café filtrado y cuyas características fisicoquímicas determinan en gran medida el éxito de la extracción. Luego se adentra en los fundamentos de la molienda, reconociendo que la distribución </w:t>
+        <w:t xml:space="preserve">La preparación de una taza de café de excepcional calidad es el punto de llegada de una compleja cadena de valor que involucra cerca de 560.000 familias cafeteras colombianas, distribuidas en más de 500 municipios del país. Colombia, reconocida mundialmente por la producción de cafés suaves lavados de alta calidad, cuenta con una institucionalidad sólida representada por la Federación Nacional de Cafeteros (FNC), fundada en 1927, y el </w:t>
+      </w:r>
+      <w:r>
+        <w:t>C</w:t>
+      </w:r>
+      <w:r>
+        <w:t xml:space="preserve">entro </w:t>
+      </w:r>
+      <w:r>
+        <w:t>N</w:t>
+      </w:r>
+      <w:r>
+        <w:t xml:space="preserve">acional de </w:t>
+      </w:r>
+      <w:r>
+        <w:t>I</w:t>
+      </w:r>
+      <w:r>
+        <w:t xml:space="preserve">nvestigaciones de </w:t>
+      </w:r>
+      <w:r>
+        <w:t>C</w:t>
+      </w:r>
+      <w:r>
+        <w:t>afé (Cenicafé), creado en 1938, que han dedicado décadas a la investigación científica para mejorar la productividad y la calidad del grano. El presente componente formativo, Fundamentos y métodos de preparación del café, se ha diseñado con base en los avances técnicos generados por estas instituciones y en las prácticas estandarizadas por la industria nacional, con el propósito de desarrollar en el aprendiz las competencias necesarias para preparar bebidas de café que preserven y exalten los atributos sensoriales cuidadosamente desarrollados desde la semilla hasta la taza.</w:t>
+      </w:r>
+    </w:p>
+    <w:p>
+      <w:r>
+        <w:t xml:space="preserve">Para alcanzar este objetivo, el componente se estructura en torno a siete ejes temáticos fundamentales. Inicia con el estudio de la botánica y la historia del café, con énfasis en el contexto colombiano, y los procesos de transformación del grano desde la cosecha hasta el beneficio. A continuación, aborda la calidad del agua, un componente que representa hasta el 98 % del volumen de una taza de café filtrado y cuyas características fisicoquímicas determinan en gran medida el éxito de la extracción. Luego se adentra en los fundamentos de la molienda, reconociendo que la distribución del tamaño de partícula es uno de los factores más críticos para lograr una extracción </w:t>
       </w:r>
       <w:r>
         <w:lastRenderedPageBreak/>
-        <w:t xml:space="preserve">del tamaño de partícula es uno de los factores más críticos para lograr una extracción balanceada. Posteriormente, se describen los equipos utilizados en la preparación, desde la máquina de espresso hasta los métodos alternativos, haciendo énfasis en las rutinas de mantenimiento y limpieza que garantizan la inocuidad y la vida útil de los equipos. </w:t>
+        <w:t>balanceada. Posteriormente, se describen los equipos utilizados en la preparación, desde la máquina de</w:t>
+      </w:r>
+      <w:r>
+        <w:t xml:space="preserve"> </w:t>
+      </w:r>
+      <w:r>
+        <w:rPr>
+          <w:rStyle w:val="Extranjerismo"/>
+        </w:rPr>
+        <w:t>espresso</w:t>
+      </w:r>
+      <w:r>
+        <w:t xml:space="preserve"> </w:t>
+      </w:r>
+      <w:r>
+        <w:t xml:space="preserve">hasta los métodos alternativos, haciendo énfasis en las rutinas de mantenimiento y limpieza que garantizan la inocuidad y la vida útil de los equipos. </w:t>
       </w:r>
     </w:p>
     <w:p>
@@ -1503,15 +1558,12 @@
         <w:ind w:firstLine="0"/>
         <w:jc w:val="center"/>
       </w:pPr>
-      <w:hyperlink r:id="rId12">
-        <w:r>
-          <w:rPr>
-            <w:rStyle w:val="Hipervnculo"/>
-            <w:b/>
-          </w:rPr>
-          <w:t>Enlace de reproducción del video</w:t>
-        </w:r>
-      </w:hyperlink>
+      <w:r>
+        <w:rPr>
+          <w:b/>
+        </w:rPr>
+        <w:t>Enlace de reproducción del video</w:t>
+      </w:r>
     </w:p>
     <w:p/>
     <w:p>
@@ -1577,7 +1629,7 @@
       <w:pPr>
         <w:pStyle w:val="Ttulo1"/>
       </w:pPr>
-      <w:bookmarkStart w:id="1" w:name="_Toc235013939"/>
+      <w:bookmarkStart w:id="1" w:name="_Toc236299517"/>
       <w:r>
         <w:lastRenderedPageBreak/>
         <w:t>El café: botánica, historia y transformación</w:t>
@@ -1700,335 +1752,443 @@
     </w:p>
     <w:p>
       <w:pPr>
+        <w:spacing w:before="0" w:after="160" w:line="259" w:lineRule="auto"/>
+        <w:ind w:firstLine="0"/>
+      </w:pPr>
+      <w:r>
+        <w:br w:type="page"/>
+      </w:r>
+    </w:p>
+    <w:p>
+      <w:pPr>
+        <w:pStyle w:val="Figura"/>
+      </w:pPr>
+      <w:r>
+        <w:lastRenderedPageBreak/>
+        <w:t>Estructur</w:t>
+      </w:r>
+      <w:r>
+        <w:t>a de la semilla de café</w:t>
+      </w:r>
+    </w:p>
+    <w:p>
+      <w:pPr>
+        <w:jc w:val="center"/>
+        <w:rPr>
+          <w:b/>
+          <w:bCs/>
+        </w:rPr>
+      </w:pPr>
+      <w:r>
+        <w:rPr>
+          <w:noProof/>
+        </w:rPr>
+        <w:drawing>
+          <wp:inline distT="0" distB="0" distL="0" distR="0" wp14:anchorId="6FF0E9A2" wp14:editId="643A8F39">
+            <wp:extent cx="5400000" cy="4197293"/>
+            <wp:effectExtent l="0" t="0" r="0" b="0"/>
+            <wp:docPr id="1881213191" name="Imagen 3" descr="Diagrama del fruto del café descompuesto en sus diferentes capas para mostrar su estructura anatómica. De izquierda a derecha se observa el fruto completo abierto y, de manera secuencial, la cáscara y pulpa (exocarpio y mesocarpio), el mucílago, el pergamino (endocarpio), la película de plata (tegumento) y la semilla o grano verde. Cada componente está señalado mediante líneas y etiquetas que indican su nombre y, cuando corresponde, su función: protección para la cáscara, pulpa y película de plata, nutrición para el pergamino y la ubicación de la semilla en el centro del fruto. "/>
+            <wp:cNvGraphicFramePr>
+              <a:graphicFrameLocks xmlns:a="http://schemas.openxmlformats.org/drawingml/2006/main" noChangeAspect="1"/>
+            </wp:cNvGraphicFramePr>
+            <a:graphic xmlns:a="http://schemas.openxmlformats.org/drawingml/2006/main">
+              <a:graphicData uri="http://schemas.openxmlformats.org/drawingml/2006/picture">
+                <pic:pic xmlns:pic="http://schemas.openxmlformats.org/drawingml/2006/picture">
+                  <pic:nvPicPr>
+                    <pic:cNvPr id="1881213191" name="Imagen 3" descr="Diagrama del fruto del café descompuesto en sus diferentes capas para mostrar su estructura anatómica. De izquierda a derecha se observa el fruto completo abierto y, de manera secuencial, la cáscara y pulpa (exocarpio y mesocarpio), el mucílago, el pergamino (endocarpio), la película de plata (tegumento) y la semilla o grano verde. Cada componente está señalado mediante líneas y etiquetas que indican su nombre y, cuando corresponde, su función: protección para la cáscara, pulpa y película de plata, nutrición para el pergamino y la ubicación de la semilla en el centro del fruto. "/>
+                    <pic:cNvPicPr>
+                      <a:picLocks noChangeAspect="1" noChangeArrowheads="1"/>
+                    </pic:cNvPicPr>
+                  </pic:nvPicPr>
+                  <pic:blipFill>
+                    <a:blip r:embed="rId12">
+                      <a:extLst>
+                        <a:ext uri="{28A0092B-C50C-407E-A947-70E740481C1C}">
+                          <a14:useLocalDpi xmlns:a14="http://schemas.microsoft.com/office/drawing/2010/main" val="0"/>
+                        </a:ext>
+                      </a:extLst>
+                    </a:blip>
+                    <a:srcRect/>
+                    <a:stretch>
+                      <a:fillRect/>
+                    </a:stretch>
+                  </pic:blipFill>
+                  <pic:spPr bwMode="auto">
+                    <a:xfrm>
+                      <a:off x="0" y="0"/>
+                      <a:ext cx="5400000" cy="4197293"/>
+                    </a:xfrm>
+                    <a:prstGeom prst="rect">
+                      <a:avLst/>
+                    </a:prstGeom>
+                    <a:noFill/>
+                    <a:ln>
+                      <a:noFill/>
+                    </a:ln>
+                  </pic:spPr>
+                </pic:pic>
+              </a:graphicData>
+            </a:graphic>
+          </wp:inline>
+        </w:drawing>
+      </w:r>
+    </w:p>
+    <w:p>
+      <w:r>
+        <w:t>Nota. SENA, (2026).</w:t>
+      </w:r>
+    </w:p>
+    <w:p>
+      <w:pPr>
+        <w:rPr>
+          <w:b/>
+          <w:bCs/>
+        </w:rPr>
+      </w:pPr>
+      <w:r>
+        <w:rPr>
+          <w:b/>
+          <w:bCs/>
+        </w:rPr>
+        <w:t>Historia del café en el mundo y en Colombia</w:t>
+      </w:r>
+    </w:p>
+    <w:p>
+      <w:r>
+        <w:t xml:space="preserve">Desde sus orígenes en las mesetas de Etiopía, donde la leyenda atribuye su descubrimiento al pastor Kaldi, el café se propagó hacia la península arábiga, donde los árabes comenzaron su cultivo y comercialización. A Europa llegó en el siglo XVII a través de los mercaderes venecianos, y de allí se extendió a las colonias americanas. Sin </w:t>
+      </w:r>
+      <w:r>
+        <w:lastRenderedPageBreak/>
+        <w:t>embargo, es en Colombia donde el café adquirió una dimensión social y económica única.</w:t>
+      </w:r>
+    </w:p>
+    <w:p>
+      <w:r>
+        <w:t>La introducción del café al territorio nacional se remonta al siglo XVIII, posiblemente a través de los jesuitas que lo llevaron a las misiones del oriente del país. El primer registro fehaciente de cultivo con fines comerciales data de 1835 en la región de los Santanderes. La expansión del cultivo hacia Antioquia y el Viejo Caldas transformó la economía nacional y consolidó una estructura de producción basada en la pequeña propiedad familiar, que hoy caracteriza al sector: el 96 % de los caficultores colombianos cultivan en áreas inferiores a cinco hectáreas.</w:t>
+      </w:r>
+    </w:p>
+    <w:p>
+      <w:r>
+        <w:t>Un hito fundamental fue la creación de la Federación Nacional de Cafeteros de Colombia en 1927, una entidad gremial que ha representado los intereses de los productores, administra el Fondo Nacional del Café y ha liderado la promoción del grano a nivel mundial a través del exitoso personaje de Juan Valdez.</w:t>
+      </w:r>
+    </w:p>
+    <w:p>
+      <w:pPr>
+        <w:pStyle w:val="Prrafodelista"/>
+        <w:numPr>
+          <w:ilvl w:val="0"/>
+          <w:numId w:val="42"/>
+        </w:numPr>
         <w:rPr>
           <w:lang w:eastAsia="es-CO"/>
         </w:rPr>
       </w:pPr>
       <w:r>
         <w:rPr>
+          <w:b/>
+          <w:bCs/>
           <w:lang w:eastAsia="es-CO"/>
         </w:rPr>
-        <w:t>La estructura de la semilla se compone de cinco partes:</w:t>
-      </w:r>
-    </w:p>
-    <w:p>
-      <w:pPr>
+        <w:t>1730</w:t>
+      </w:r>
+      <w:r>
         <w:rPr>
           <w:lang w:eastAsia="es-CO"/>
         </w:rPr>
-      </w:pPr>
+        <w:t>. P</w:t>
+      </w:r>
       <w:r>
         <w:rPr>
           <w:lang w:eastAsia="es-CO"/>
         </w:rPr>
-        <w:t>1. La semilla.</w:t>
-      </w:r>
-    </w:p>
-    <w:p>
-      <w:pPr>
+        <w:t>rimeros cultivos de café en Santander, introducidos por los jesuitas.</w:t>
+      </w:r>
+    </w:p>
+    <w:p>
+      <w:pPr>
+        <w:pStyle w:val="Prrafodelista"/>
+        <w:numPr>
+          <w:ilvl w:val="0"/>
+          <w:numId w:val="42"/>
+        </w:numPr>
         <w:rPr>
           <w:lang w:eastAsia="es-CO"/>
         </w:rPr>
       </w:pPr>
       <w:r>
         <w:rPr>
+          <w:b/>
+          <w:bCs/>
           <w:lang w:eastAsia="es-CO"/>
         </w:rPr>
-        <w:t>2. El mucilago.</w:t>
-      </w:r>
-    </w:p>
-    <w:p>
-      <w:pPr>
-        <w:rPr>
+        <w:t xml:space="preserve">1800 </w:t>
+      </w:r>
+      <w:r>
+        <w:rPr>
+          <w:b/>
+          <w:bCs/>
           <w:lang w:eastAsia="es-CO"/>
         </w:rPr>
-      </w:pPr>
-      <w:r>
-        <w:rPr>
+        <w:t>–</w:t>
+      </w:r>
+      <w:r>
+        <w:rPr>
+          <w:b/>
+          <w:bCs/>
           <w:lang w:eastAsia="es-CO"/>
         </w:rPr>
-        <w:t>3. Pergamino.</w:t>
-      </w:r>
-    </w:p>
-    <w:p>
-      <w:pPr>
-        <w:rPr>
+        <w:t xml:space="preserve"> 1835</w:t>
+      </w:r>
+      <w:r>
+        <w:rPr>
+          <w:b/>
+          <w:bCs/>
           <w:lang w:eastAsia="es-CO"/>
         </w:rPr>
-      </w:pPr>
+        <w:t xml:space="preserve">. </w:t>
+      </w:r>
       <w:r>
         <w:rPr>
           <w:lang w:eastAsia="es-CO"/>
         </w:rPr>
-        <w:t>4. La piel (película) de plata.</w:t>
-      </w:r>
-    </w:p>
-    <w:p>
-      <w:pPr>
+        <w:t>Colombia se convierte en exportador neto de café.</w:t>
+      </w:r>
+    </w:p>
+    <w:p>
+      <w:pPr>
+        <w:pStyle w:val="Prrafodelista"/>
+        <w:numPr>
+          <w:ilvl w:val="0"/>
+          <w:numId w:val="42"/>
+        </w:numPr>
         <w:rPr>
           <w:lang w:eastAsia="es-CO"/>
         </w:rPr>
       </w:pPr>
       <w:r>
         <w:rPr>
+          <w:b/>
+          <w:bCs/>
           <w:lang w:eastAsia="es-CO"/>
         </w:rPr>
-        <w:t xml:space="preserve">5. </w:t>
-      </w:r>
-      <w:r>
-        <w:rPr>
+        <w:t xml:space="preserve">1860 </w:t>
+      </w:r>
+      <w:r>
+        <w:rPr>
+          <w:b/>
+          <w:bCs/>
           <w:lang w:eastAsia="es-CO"/>
         </w:rPr>
-        <w:t>Cáscara y pulpa.</w:t>
-      </w:r>
-    </w:p>
-    <w:p>
-      <w:pPr>
-        <w:rPr>
-          <w:b/>
-          <w:bCs/>
-        </w:rPr>
-      </w:pPr>
-      <w:r>
-        <w:rPr>
-          <w:b/>
-          <w:bCs/>
+        <w:t>–</w:t>
+      </w:r>
+      <w:r>
+        <w:rPr>
+          <w:b/>
+          <w:bCs/>
+          <w:lang w:eastAsia="es-CO"/>
+        </w:rPr>
+        <w:t xml:space="preserve"> 1890</w:t>
+      </w:r>
+      <w:r>
+        <w:rPr>
+          <w:lang w:eastAsia="es-CO"/>
+        </w:rPr>
+        <w:t>. E</w:t>
+      </w:r>
+      <w:r>
+        <w:rPr>
+          <w:lang w:eastAsia="es-CO"/>
+        </w:rPr>
+        <w:t>l café se consolida como principal producto de exportación.</w:t>
+      </w:r>
+    </w:p>
+    <w:p>
+      <w:pPr>
+        <w:pStyle w:val="Prrafodelista"/>
+        <w:numPr>
+          <w:ilvl w:val="0"/>
+          <w:numId w:val="42"/>
+        </w:numPr>
+        <w:rPr>
+          <w:lang w:eastAsia="es-CO"/>
+        </w:rPr>
+      </w:pPr>
+      <w:r>
+        <w:rPr>
+          <w:b/>
+          <w:bCs/>
+          <w:lang w:eastAsia="es-CO"/>
+        </w:rPr>
+        <w:t>1927</w:t>
+      </w:r>
+      <w:r>
+        <w:rPr>
+          <w:lang w:eastAsia="es-CO"/>
+        </w:rPr>
+        <w:t>.</w:t>
+      </w:r>
+      <w:r>
+        <w:rPr>
+          <w:lang w:eastAsia="es-CO"/>
+        </w:rPr>
+        <w:t xml:space="preserve"> </w:t>
+      </w:r>
+      <w:r>
+        <w:rPr>
+          <w:lang w:eastAsia="es-CO"/>
+        </w:rPr>
+        <w:t>C</w:t>
+      </w:r>
+      <w:r>
+        <w:rPr>
+          <w:lang w:eastAsia="es-CO"/>
+        </w:rPr>
+        <w:t>reación de la Federación Nacional de Cafeteros (FNC).</w:t>
+      </w:r>
+    </w:p>
+    <w:p>
+      <w:pPr>
+        <w:pStyle w:val="Prrafodelista"/>
+        <w:numPr>
+          <w:ilvl w:val="0"/>
+          <w:numId w:val="42"/>
+        </w:numPr>
+        <w:rPr>
+          <w:lang w:eastAsia="es-CO"/>
+        </w:rPr>
+      </w:pPr>
+      <w:r>
+        <w:rPr>
+          <w:b/>
+          <w:bCs/>
+          <w:lang w:eastAsia="es-CO"/>
+        </w:rPr>
+        <w:t>1938.</w:t>
+      </w:r>
+      <w:r>
+        <w:rPr>
+          <w:lang w:eastAsia="es-CO"/>
+        </w:rPr>
+        <w:t xml:space="preserve"> </w:t>
+      </w:r>
+      <w:r>
+        <w:rPr>
+          <w:lang w:eastAsia="es-CO"/>
+        </w:rPr>
+        <w:t>L</w:t>
+      </w:r>
+      <w:r>
+        <w:rPr>
+          <w:lang w:eastAsia="es-CO"/>
+        </w:rPr>
+        <w:t>a fundación de Cenicafé (Centro de Investigaciones de Café).</w:t>
+      </w:r>
+    </w:p>
+    <w:p>
+      <w:pPr>
+        <w:pStyle w:val="Prrafodelista"/>
+        <w:numPr>
+          <w:ilvl w:val="0"/>
+          <w:numId w:val="42"/>
+        </w:numPr>
+        <w:rPr>
+          <w:lang w:eastAsia="es-CO"/>
+        </w:rPr>
+      </w:pPr>
+      <w:r>
+        <w:rPr>
+          <w:b/>
+          <w:bCs/>
+          <w:lang w:eastAsia="es-CO"/>
+        </w:rPr>
+        <w:t xml:space="preserve">1950 </w:t>
+      </w:r>
+      <w:r>
+        <w:rPr>
+          <w:b/>
+          <w:bCs/>
+          <w:lang w:eastAsia="es-CO"/>
+        </w:rPr>
+        <w:t>–</w:t>
+      </w:r>
+      <w:r>
+        <w:rPr>
+          <w:b/>
+          <w:bCs/>
+          <w:lang w:eastAsia="es-CO"/>
+        </w:rPr>
+        <w:t xml:space="preserve"> 1970</w:t>
+      </w:r>
+      <w:r>
+        <w:rPr>
+          <w:lang w:eastAsia="es-CO"/>
+        </w:rPr>
+        <w:t>. L</w:t>
+      </w:r>
+      <w:r>
+        <w:rPr>
+          <w:lang w:eastAsia="es-CO"/>
+        </w:rPr>
+        <w:t>a FNC inicia el programa "Café de Colombia" con el personaje Juan Valdez.</w:t>
+      </w:r>
+    </w:p>
+    <w:p>
+      <w:pPr>
+        <w:pStyle w:val="Prrafodelista"/>
+        <w:numPr>
+          <w:ilvl w:val="0"/>
+          <w:numId w:val="42"/>
+        </w:numPr>
+        <w:rPr>
+          <w:lang w:eastAsia="es-CO"/>
+        </w:rPr>
+      </w:pPr>
+      <w:r>
+        <w:rPr>
+          <w:b/>
+          <w:bCs/>
+          <w:lang w:eastAsia="es-CO"/>
+        </w:rPr>
+        <w:t>1991</w:t>
+      </w:r>
+      <w:r>
+        <w:rPr>
+          <w:lang w:eastAsia="es-CO"/>
+        </w:rPr>
+        <w:t>. E</w:t>
+      </w:r>
+      <w:r>
+        <w:rPr>
+          <w:lang w:eastAsia="es-CO"/>
+        </w:rPr>
+        <w:t>l café de Colombia es registrado como Indicación Geográfica Protegida.</w:t>
+      </w:r>
+    </w:p>
+    <w:p>
+      <w:pPr>
+        <w:pStyle w:val="Prrafodelista"/>
+        <w:numPr>
+          <w:ilvl w:val="0"/>
+          <w:numId w:val="42"/>
+        </w:numPr>
+        <w:rPr>
+          <w:lang w:eastAsia="es-CO"/>
+        </w:rPr>
+      </w:pPr>
+      <w:r>
+        <w:rPr>
+          <w:b/>
+          <w:bCs/>
+          <w:lang w:eastAsia="es-CO"/>
         </w:rPr>
         <w:lastRenderedPageBreak/>
-        <w:t>Historia del café en el mundo y en Colombia</w:t>
-      </w:r>
-    </w:p>
-    <w:p>
-      <w:r>
-        <w:t>Desde sus orígenes en las mesetas de Etiopía, donde la leyenda atribuye su descubrimiento al pastor Kaldi, el café se propagó hacia la península arábiga, donde los árabes comenzaron su cultivo y comercialización. A Europa llegó en el siglo XVII a través de los mercaderes venecianos, y de allí se extendió a las colonias americanas. Sin embargo, es en Colombia donde el café adquirió una dimensión social y económica única.</w:t>
-      </w:r>
-    </w:p>
-    <w:p>
-      <w:r>
-        <w:t>La introducción del café al territorio nacional se remonta al siglo XVIII, posiblemente a través de los jesuitas que lo llevaron a las misiones del oriente del país. El primer registro fehaciente de cultivo con fines comerciales data de 1835 en la región de los Santanderes. La expansión del cultivo hacia Antioquia y el Viejo Caldas transformó la economía nacional y consolidó una estructura de producción basada en la pequeña propiedad familiar, que hoy caracteriza al sector: el 96 % de los caficultores colombianos cultivan en áreas inferiores a cinco hectáreas.</w:t>
-      </w:r>
-    </w:p>
-    <w:p>
-      <w:r>
-        <w:t>Un hito fundamental fue la creación de la Federación Nacional de Cafeteros de Colombia en 1927, una entidad gremial que ha representado los intereses de los productores, administra el Fondo Nacional del Café y ha liderado la promoción del grano a nivel mundial a través del exitoso personaje de Juan Valdez.</w:t>
-      </w:r>
-    </w:p>
-    <w:p>
-      <w:pPr>
-        <w:pStyle w:val="Figura"/>
-      </w:pPr>
-      <w:r>
-        <w:tab/>
-      </w:r>
-      <w:r>
-        <w:t>Línea de tiempo de la historia del café en Colombia</w:t>
-      </w:r>
-    </w:p>
-    <w:p>
-      <w:pPr>
+        <w:t>2000s</w:t>
+      </w:r>
+      <w:r>
         <w:rPr>
           <w:lang w:eastAsia="es-CO"/>
         </w:rPr>
-      </w:pPr>
-      <w:r>
-        <w:rPr>
-          <w:b/>
-          <w:bCs/>
-          <w:lang w:eastAsia="es-CO"/>
-        </w:rPr>
-        <w:t>1730</w:t>
-      </w:r>
-      <w:r>
-        <w:rPr>
-          <w:lang w:eastAsia="es-CO"/>
-        </w:rPr>
-        <w:t>: primeros cultivos de café en Santander, introducidos por los jesuitas.</w:t>
-      </w:r>
-    </w:p>
-    <w:p>
-      <w:pPr>
-        <w:rPr>
-          <w:lang w:eastAsia="es-CO"/>
-        </w:rPr>
-      </w:pPr>
-      <w:r>
-        <w:rPr>
-          <w:b/>
-          <w:bCs/>
-          <w:lang w:eastAsia="es-CO"/>
-        </w:rPr>
-        <w:t>1800 - 1835:</w:t>
-      </w:r>
-      <w:r>
-        <w:rPr>
-          <w:lang w:eastAsia="es-CO"/>
-        </w:rPr>
-        <w:t xml:space="preserve"> Colombia se convierte en exportador neto de café.</w:t>
-      </w:r>
-    </w:p>
-    <w:p>
-      <w:pPr>
-        <w:rPr>
-          <w:lang w:eastAsia="es-CO"/>
-        </w:rPr>
-      </w:pPr>
-      <w:r>
-        <w:rPr>
-          <w:b/>
-          <w:bCs/>
-          <w:lang w:eastAsia="es-CO"/>
-        </w:rPr>
-        <w:lastRenderedPageBreak/>
-        <w:t>1860 - 1890</w:t>
-      </w:r>
-      <w:r>
-        <w:rPr>
-          <w:lang w:eastAsia="es-CO"/>
-        </w:rPr>
-        <w:t>: el café se consolida como principal producto de exportación.</w:t>
-      </w:r>
-    </w:p>
-    <w:p>
-      <w:pPr>
-        <w:rPr>
-          <w:lang w:eastAsia="es-CO"/>
-        </w:rPr>
-      </w:pPr>
-      <w:r>
-        <w:rPr>
-          <w:b/>
-          <w:bCs/>
-          <w:lang w:eastAsia="es-CO"/>
-        </w:rPr>
-        <w:t>1950</w:t>
-      </w:r>
-      <w:r>
-        <w:rPr>
-          <w:b/>
-          <w:bCs/>
-          <w:lang w:eastAsia="es-CO"/>
-        </w:rPr>
-        <w:t xml:space="preserve"> </w:t>
-      </w:r>
-      <w:r>
-        <w:rPr>
-          <w:b/>
-          <w:bCs/>
-          <w:lang w:eastAsia="es-CO"/>
-        </w:rPr>
-        <w:t>-</w:t>
-      </w:r>
-      <w:r>
-        <w:rPr>
-          <w:b/>
-          <w:bCs/>
-          <w:lang w:eastAsia="es-CO"/>
-        </w:rPr>
-        <w:t xml:space="preserve"> </w:t>
-      </w:r>
-      <w:r>
-        <w:rPr>
-          <w:b/>
-          <w:bCs/>
-          <w:lang w:eastAsia="es-CO"/>
-        </w:rPr>
-        <w:t>1970</w:t>
-      </w:r>
-      <w:r>
-        <w:rPr>
-          <w:lang w:eastAsia="es-CO"/>
-        </w:rPr>
-        <w:t>: la FNC inicia el programa "Café de Colombia" con el personaje Juan Valdez.</w:t>
-      </w:r>
-    </w:p>
-    <w:p>
-      <w:pPr>
-        <w:rPr>
-          <w:lang w:eastAsia="es-CO"/>
-        </w:rPr>
-      </w:pPr>
-      <w:r>
-        <w:rPr>
-          <w:b/>
-          <w:bCs/>
-          <w:lang w:eastAsia="es-CO"/>
-        </w:rPr>
-        <w:t>1938</w:t>
-      </w:r>
-      <w:r>
-        <w:rPr>
-          <w:lang w:eastAsia="es-CO"/>
-        </w:rPr>
-        <w:t>: la fundación de Cenicafé (Centro de Investigaciones de Café).</w:t>
-      </w:r>
-    </w:p>
-    <w:p>
-      <w:pPr>
-        <w:rPr>
-          <w:lang w:eastAsia="es-CO"/>
-        </w:rPr>
-      </w:pPr>
-      <w:r>
-        <w:rPr>
-          <w:b/>
-          <w:bCs/>
-          <w:lang w:eastAsia="es-CO"/>
-        </w:rPr>
-        <w:t>1927</w:t>
-      </w:r>
-      <w:r>
-        <w:rPr>
-          <w:lang w:eastAsia="es-CO"/>
-        </w:rPr>
-        <w:t>: creación de la Federación Nacional de Cafeteros (FNC).</w:t>
-      </w:r>
-    </w:p>
-    <w:p>
-      <w:pPr>
-        <w:rPr>
-          <w:lang w:eastAsia="es-CO"/>
-        </w:rPr>
-      </w:pPr>
-      <w:r>
-        <w:rPr>
-          <w:b/>
-          <w:bCs/>
-          <w:lang w:eastAsia="es-CO"/>
-        </w:rPr>
-        <w:t>1991</w:t>
-      </w:r>
-      <w:r>
-        <w:rPr>
-          <w:lang w:eastAsia="es-CO"/>
-        </w:rPr>
-        <w:t>: el café de Colombia es registrado como Indicación Geográfica Protegida.</w:t>
-      </w:r>
-    </w:p>
-    <w:p>
-      <w:pPr>
-        <w:rPr>
-          <w:lang w:eastAsia="es-CO"/>
-        </w:rPr>
-      </w:pPr>
-      <w:r>
-        <w:rPr>
-          <w:b/>
-          <w:bCs/>
-          <w:lang w:eastAsia="es-CO"/>
-        </w:rPr>
-        <w:t>2000s</w:t>
-      </w:r>
-      <w:r>
-        <w:rPr>
-          <w:lang w:eastAsia="es-CO"/>
-        </w:rPr>
-        <w:t xml:space="preserve">: </w:t>
-      </w:r>
-      <w:r>
-        <w:rPr>
-          <w:lang w:eastAsia="es-CO"/>
-        </w:rPr>
-        <w:t>i</w:t>
+        <w:t>. I</w:t>
       </w:r>
       <w:r>
         <w:rPr>
@@ -2080,9 +2240,17 @@
       </w:pPr>
       <w:r>
         <w:rPr>
+          <w:b/>
+          <w:bCs/>
           <w:lang w:eastAsia="es-CO"/>
         </w:rPr>
-        <w:t>Beneficio lavado: es el método tradicionalmente empleado en Colombia. Consiste en despulpar la cereza mecánicamente para eliminar la cáscara y luego fermentar el mucílago remanente en tanques, seguido de un lavado con agua limpia. Finalmente, el café pergamino se seca al sol o mecánicamente. Este método resalta la acidez y la limpieza de la taza, produciendo cafés suaves y aromáticos.</w:t>
+        <w:t>Beneficio lavado</w:t>
+      </w:r>
+      <w:r>
+        <w:rPr>
+          <w:lang w:eastAsia="es-CO"/>
+        </w:rPr>
+        <w:t>: es el método tradicionalmente empleado en Colombia. Consiste en despulpar la cereza mecánicamente para eliminar la cáscara y luego fermentar el mucílago remanente en tanques, seguido de un lavado con agua limpia. Finalmente, el café pergamino se seca al sol o mecánicamente. Este método resalta la acidez y la limpieza de la taza, produciendo cafés suaves y aromáticos.</w:t>
       </w:r>
     </w:p>
     <w:p>
@@ -2098,10 +2266,17 @@
       </w:pPr>
       <w:r>
         <w:rPr>
+          <w:b/>
+          <w:bCs/>
           <w:lang w:eastAsia="es-CO"/>
         </w:rPr>
-        <w:lastRenderedPageBreak/>
-        <w:t>Beneficio natural: las cerezas completas se extienden al sol sobre patios o camas africanas, sin quitarles la pulpa, hasta alcanzar la humedad deseada. Produce cafés con cuerpo más pesado y notas frutales intensas.</w:t>
+        <w:t>Beneficio natural</w:t>
+      </w:r>
+      <w:r>
+        <w:rPr>
+          <w:lang w:eastAsia="es-CO"/>
+        </w:rPr>
+        <w:t>: las cerezas completas se extienden al sol sobre patios o camas africanas, sin quitarles la pulpa, hasta alcanzar la humedad deseada. Produce cafés con cuerpo más pesado y notas frutales intensas.</w:t>
       </w:r>
     </w:p>
     <w:p>
@@ -2117,6 +2292,8 @@
       </w:pPr>
       <w:r>
         <w:rPr>
+          <w:b/>
+          <w:bCs/>
           <w:lang w:eastAsia="es-CO"/>
         </w:rPr>
         <w:t xml:space="preserve">Beneficio </w:t>
@@ -2124,22 +2301,42 @@
       <w:r>
         <w:rPr>
           <w:rStyle w:val="Extranjerismo"/>
+          <w:b/>
+          <w:bCs/>
           <w:lang w:eastAsia="es-CO"/>
         </w:rPr>
         <w:t>honey</w:t>
       </w:r>
       <w:r>
         <w:rPr>
+          <w:b/>
+          <w:bCs/>
           <w:lang w:eastAsia="es-CO"/>
         </w:rPr>
-        <w:t xml:space="preserve"> o miel: se despulpa la cereza, pero se conserva parte del mucílago durante el secado. A medida que el grano se seca, adquiere tonalidades que van del amarillo al rojo y al negro, según la cantidad de mucílago dejada. Este método ofrece un equilibrio entre la acidez de un lavado y el dulzor y cuerpo de un natural.</w:t>
-      </w:r>
+        <w:t xml:space="preserve"> o miel</w:t>
+      </w:r>
+      <w:r>
+        <w:rPr>
+          <w:lang w:eastAsia="es-CO"/>
+        </w:rPr>
+        <w:t>: se despulpa la cereza, pero se conserva parte del mucílago durante el secado. A medida que el grano se seca, adquiere tonalidades que van del amarillo al rojo y al negro, según la cantidad de mucílago dejada. Este método ofrece un equilibrio entre la acidez de un lavado y el dulzor y cuerpo de un natural.</w:t>
+      </w:r>
+    </w:p>
+    <w:p>
+      <w:pPr>
+        <w:pStyle w:val="Prrafodelista"/>
+        <w:ind w:left="1429" w:firstLine="0"/>
+        <w:rPr>
+          <w:lang w:eastAsia="es-CO"/>
+        </w:rPr>
+      </w:pPr>
     </w:p>
     <w:p>
       <w:pPr>
         <w:pStyle w:val="Tabla"/>
       </w:pPr>
       <w:r>
+        <w:lastRenderedPageBreak/>
         <w:t>Comparación de los procesos de beneficio</w:t>
       </w:r>
     </w:p>
@@ -2334,17 +2531,17 @@
           <w:p>
             <w:pPr>
               <w:pStyle w:val="TextoTablas"/>
-            </w:pPr>
-            <w:proofErr w:type="spellStart"/>
-            <w:r>
               <w:rPr>
                 <w:rStyle w:val="Extranjerismo"/>
-                <w:spacing w:val="0"/>
+              </w:rPr>
+            </w:pPr>
+            <w:r>
+              <w:rPr>
+                <w:rStyle w:val="Extranjerismo"/>
                 <w:lang w:val="es-419"/>
               </w:rPr>
               <w:t>Honey</w:t>
             </w:r>
-            <w:proofErr w:type="spellEnd"/>
           </w:p>
         </w:tc>
         <w:tc>
@@ -2407,19 +2604,31 @@
     </w:p>
     <w:p>
       <w:r>
-        <w:t xml:space="preserve">El beneficio lavado, predominante en Colombia, merece una descripción más pormenorizada por su impacto directo en la calidad final del grano. La etapa de despulpado debe realizarse como máximo doce horas después de la cosecha para evitar fermentaciones no deseadas que generarían defectos en taza. Durante la fermentación, </w:t>
-      </w:r>
+        <w:t>El beneficio lavado, predominante en Colombia, merece una descripción más pormenorizada por su impacto directo en la calidad final del grano. La etapa de despulpado debe realizarse como máximo doce horas después de la cosecha para evitar fermentaciones no deseadas que generarían defectos en taza. Durante la fermentación, que puede durar según la temperatura ambiente entre catorce y veinticuatro horas, las levaduras y bacterias presentes de forma natural descomponen los azúcares del mucílago, produciendo compuestos precursores del aroma y facilitando que el lavado posterior elimine completamente la capa gelatinosa. Un retraso en la fermentación más allá del punto óptimo ocasiona los defectos conocidos como “vinagre” o “fermento”, sabores que arruinan la taza y se consideran faltas graves en la cata. Por eso Cenicafé desarrolló el “</w:t>
+      </w:r>
+      <w:proofErr w:type="spellStart"/>
+      <w:r>
+        <w:t>fermaestro</w:t>
+      </w:r>
+      <w:proofErr w:type="spellEnd"/>
+      <w:r>
+        <w:t>”, un sencillo dispositivo que indica con precisión el momento de finalización de la fermentación.</w:t>
+      </w:r>
+    </w:p>
+    <w:p>
       <w:r>
         <w:lastRenderedPageBreak/>
-        <w:t>que puede durar según la temperatura ambiente entre catorce y veinticuatro horas, las levaduras y bacterias presentes de forma natural descomponen los azúcares del mucílago, produciendo compuestos precursores del aroma y facilitando que el lavado posterior elimine completamente la capa gelatinosa. Un retraso en la fermentación más allá del punto óptimo ocasiona los defectos conocidos como “vinagre” o “fermento”, sabores que arruinan la taza y se consideran faltas graves en la cata. Por eso Cenicafé desarrolló el “fermaestro”, un sencillo dispositivo que indica con precisión el momento de finalización de la fermentación.</w:t>
-      </w:r>
-    </w:p>
-    <w:p>
-      <w:r>
         <w:t>El lavado posterior debe emplear agua limpia, preferiblemente en tanques de tina o canales de correteo bien diseñados. El consumo de agua puede reducirse drásticamente con el tanque tina, que emplea menos de cinco litros por kilogramo de café pergamino seco, frente a los cuarenta litros por kilogramo de los sistemas tradicionales. El secado, último paso del beneficio, debe llevarse hasta que la humedad residual del grano se sitúe entre el diez y el doce por ciento. Una humedad superior favorece la proliferación de hongos productores de micotoxinas; una humedad inferior (por debajo del nueve por ciento) provoca la cristalización del grano, que se vuelve quebradizo y pierde parte de su complejidad aromática. En Colombia coexisten el secado solar en patios y camas africanas con el secado mecánico en silos estáticos o guardiolas, pero siempre cuidando que la temperatura del grano no supere los cuarenta y cinco grados centígrados para no dañar la calidad.</w:t>
       </w:r>
     </w:p>
     <w:p>
+      <w:pPr>
+        <w:pStyle w:val="Prrafodelista"/>
+        <w:numPr>
+          <w:ilvl w:val="0"/>
+          <w:numId w:val="43"/>
+        </w:numPr>
+      </w:pPr>
       <w:r>
         <w:rPr>
           <w:b/>
@@ -2432,81 +2641,107 @@
       </w:r>
     </w:p>
     <w:p>
-      <w:r>
-        <w:rPr>
-          <w:b/>
-          <w:bCs/>
-        </w:rPr>
+      <w:pPr>
+        <w:pStyle w:val="Prrafodelista"/>
+        <w:numPr>
+          <w:ilvl w:val="0"/>
+          <w:numId w:val="43"/>
+        </w:numPr>
+      </w:pPr>
+      <w:r>
+        <w:rPr>
+          <w:b/>
+          <w:bCs/>
+        </w:rPr>
+        <w:t>Beneficio natural</w:t>
+      </w:r>
+      <w:r>
+        <w:t>: más común en Brasil y Etiopía. Ahorra agua, pero requiere clima seco y supervisión constante. Exalta la frutosidad del grano.</w:t>
+      </w:r>
+    </w:p>
+    <w:p>
+      <w:pPr>
+        <w:pStyle w:val="Prrafodelista"/>
+        <w:numPr>
+          <w:ilvl w:val="0"/>
+          <w:numId w:val="43"/>
+        </w:numPr>
+      </w:pPr>
+      <w:r>
+        <w:rPr>
+          <w:b/>
+          <w:bCs/>
+        </w:rPr>
+        <w:t xml:space="preserve">Beneficio </w:t>
+      </w:r>
+      <w:r>
+        <w:rPr>
+          <w:rStyle w:val="Extranjerismo"/>
+          <w:b/>
+          <w:bCs/>
+        </w:rPr>
+        <w:t>honey</w:t>
+      </w:r>
+      <w:r>
+        <w:t>: popular en Costa Rica y Centroamérica. Versátil, ahorra agua y aporta una dulzura característica muy buscada.</w:t>
+      </w:r>
+    </w:p>
+    <w:p>
+      <w:r>
+        <w:rPr>
+          <w:b/>
+          <w:bCs/>
+        </w:rPr>
+        <w:t>Especies y variedades: arábica, robusta y sus características sensoriales</w:t>
+      </w:r>
+    </w:p>
+    <w:p>
+      <w:r>
+        <w:t xml:space="preserve">Aunque existen más de 100 especies de </w:t>
+      </w:r>
+      <w:proofErr w:type="spellStart"/>
+      <w:r>
+        <w:rPr>
+          <w:rStyle w:val="Extranjerismo"/>
+        </w:rPr>
+        <w:t>coffea</w:t>
+      </w:r>
+      <w:proofErr w:type="spellEnd"/>
+      <w:r>
+        <w:t xml:space="preserve">, Colombia ha centrado históricamente su producción en una sola: </w:t>
+      </w:r>
+      <w:proofErr w:type="spellStart"/>
+      <w:r>
+        <w:rPr>
+          <w:rStyle w:val="Extranjerismo"/>
+        </w:rPr>
+        <w:t>coffea</w:t>
+      </w:r>
+      <w:proofErr w:type="spellEnd"/>
+      <w:r>
+        <w:t xml:space="preserve"> arábica, reconocida por su superior </w:t>
+      </w:r>
+      <w:r>
         <w:lastRenderedPageBreak/>
-        <w:t>Beneficio natural</w:t>
-      </w:r>
-      <w:r>
-        <w:t>: más común en Brasil y Etiopía. Ahorra agua, pero requiere clima seco y supervisión constante. Exalta la frutosidad del grano.</w:t>
-      </w:r>
-    </w:p>
-    <w:p>
-      <w:r>
-        <w:rPr>
-          <w:b/>
-          <w:bCs/>
-        </w:rPr>
-        <w:t xml:space="preserve">Beneficio </w:t>
+        <w:t xml:space="preserve">calidad en taza. A diferencia de su competidora, </w:t>
       </w:r>
       <w:r>
         <w:rPr>
           <w:rStyle w:val="Extranjerismo"/>
-          <w:b/>
-          <w:bCs/>
-        </w:rPr>
-        <w:t>honey</w:t>
-      </w:r>
-      <w:r>
-        <w:t>: popular en Costa Rica y Centroamérica. Versátil, ahorra agua y aporta una dulzura característica muy buscada.</w:t>
-      </w:r>
-    </w:p>
-    <w:p>
-      <w:r>
-        <w:rPr>
-          <w:b/>
-          <w:bCs/>
-        </w:rPr>
-        <w:t>Especies y variedades: arábica, robusta y sus características sensoriales</w:t>
-      </w:r>
-    </w:p>
-    <w:p>
-      <w:r>
-        <w:t xml:space="preserve">Aunque existen más de 100 especies de </w:t>
-      </w:r>
-      <w:proofErr w:type="spellStart"/>
+        </w:rPr>
+        <w:t>Coffea</w:t>
+      </w:r>
+      <w:r>
+        <w:t xml:space="preserve"> </w:t>
+      </w:r>
       <w:r>
         <w:rPr>
           <w:rStyle w:val="Extranjerismo"/>
         </w:rPr>
-        <w:t>coffea</w:t>
-      </w:r>
-      <w:proofErr w:type="spellEnd"/>
-      <w:r>
-        <w:t xml:space="preserve">, Colombia ha centrado históricamente su producción en una sola: </w:t>
-      </w:r>
-      <w:proofErr w:type="spellStart"/>
-      <w:r>
-        <w:rPr>
-          <w:rStyle w:val="Extranjerismo"/>
-        </w:rPr>
-        <w:t>coffea</w:t>
-      </w:r>
-      <w:proofErr w:type="spellEnd"/>
-      <w:r>
-        <w:t xml:space="preserve"> arábica, reconocida por su superior calidad en taza. A diferencia de su competidora, </w:t>
-      </w:r>
-      <w:r>
-        <w:rPr>
-          <w:rStyle w:val="Extranjerismo"/>
-        </w:rPr>
-        <w:t>Coffea</w:t>
-      </w:r>
-      <w:r>
-        <w:t xml:space="preserve"> canephora (robusta), que contiene hasta el doble de cafeína y presenta notas terrosas y amargas, la arábica se caracteriza por su aroma complejo, su acidez equilibrada y su cuerpo suave. Su demanda en el mercado es significativamente mayor.</w:t>
+        <w:t>canephora</w:t>
+      </w:r>
+      <w:r>
+        <w:t xml:space="preserve"> (robusta), que contiene hasta el doble de cafeína y presenta notas terrosas y amargas, la arábica se caracteriza por su aroma complejo, su acidez equilibrada y su cuerpo suave. Su demanda en el mercado es significativamente mayor.</w:t>
       </w:r>
     </w:p>
     <w:p>
@@ -2548,7 +2783,14 @@
         </w:numPr>
       </w:pPr>
       <w:r>
-        <w:t>Típica y borbón: son las variedades tradicionales de porte alto, introducidas por los colonizadores. Producen tazas de excelente calidad, pero son susceptibles a la roya y menos productivas. Actualmente representan una porción mínima de los cultivos.</w:t>
+        <w:rPr>
+          <w:b/>
+          <w:bCs/>
+        </w:rPr>
+        <w:t>Típica y borbón</w:t>
+      </w:r>
+      <w:r>
+        <w:t>: son las variedades tradicionales de porte alto, introducidas por los colonizadores. Producen tazas de excelente calidad, pero son susceptibles a la roya y menos productivas. Actualmente representan una porción mínima de los cultivos.</w:t>
       </w:r>
     </w:p>
     <w:p>
@@ -2560,8 +2802,14 @@
         </w:numPr>
       </w:pPr>
       <w:r>
-        <w:lastRenderedPageBreak/>
-        <w:t>Caturra: variedad de porte bajo, resultado de una mutación natural del Borbón. Fue clave para la "revolución verde" de la caficultura colombiana por su alta productividad y facilidad de recolección.</w:t>
+        <w:rPr>
+          <w:b/>
+          <w:bCs/>
+        </w:rPr>
+        <w:t>Caturra</w:t>
+      </w:r>
+      <w:r>
+        <w:t>: variedad de porte bajo, resultado de una mutación natural del Borbón. Fue clave para la "revolución verde" de la caficultura colombiana por su alta productividad y facilidad de recolección.</w:t>
       </w:r>
     </w:p>
     <w:p>
@@ -2573,7 +2821,14 @@
         </w:numPr>
       </w:pPr>
       <w:r>
-        <w:t>Variedad Colombia: lanzada por Cenicafé en 1982, fue el primer híbrido exitoso creado para combatir la roya del cafeto.</w:t>
+        <w:rPr>
+          <w:b/>
+          <w:bCs/>
+        </w:rPr>
+        <w:t>Variedad Colombia</w:t>
+      </w:r>
+      <w:r>
+        <w:t>: lanzada por Cenicafé en 1982, fue el primer híbrido exitoso creado para combatir la roya del cafeto.</w:t>
       </w:r>
     </w:p>
     <w:p>
@@ -2585,14 +2840,28 @@
         </w:numPr>
       </w:pPr>
       <w:r>
-        <w:t>Variedad Castillo: lanzada en 2005, es una evolución de la variedad Colombia, fruto de más de dos décadas de investigación. Es resistente a la roya y presenta un excelente potencial de calidad en taza, con notas frutales y cítricas, y una acidez balanceada.</w:t>
-      </w:r>
+        <w:rPr>
+          <w:b/>
+          <w:bCs/>
+        </w:rPr>
+        <w:t>Variedad Castillo</w:t>
+      </w:r>
+      <w:r>
+        <w:t>: lanzada en 2005, es una evolución de la variedad Colombia, fruto de más de dos décadas de investigación. Es resistente a la roya y presenta un excelente potencial de calidad en taza, con notas frutales y cítricas, y una acidez balanceada.</w:t>
+      </w:r>
+    </w:p>
+    <w:p>
+      <w:pPr>
+        <w:pStyle w:val="Prrafodelista"/>
+        <w:ind w:left="1429" w:firstLine="0"/>
+      </w:pPr>
     </w:p>
     <w:p>
       <w:pPr>
         <w:pStyle w:val="Tabla"/>
       </w:pPr>
       <w:r>
+        <w:lastRenderedPageBreak/>
         <w:t xml:space="preserve">Comparación entre </w:t>
       </w:r>
       <w:r>
@@ -2611,7 +2880,16 @@
         <w:t>Coffea</w:t>
       </w:r>
       <w:r>
-        <w:t xml:space="preserve"> canephora (Robusta)</w:t>
+        <w:t xml:space="preserve"> </w:t>
+      </w:r>
+      <w:r>
+        <w:rPr>
+          <w:rStyle w:val="Extranjerismo"/>
+        </w:rPr>
+        <w:t>canephora</w:t>
+      </w:r>
+      <w:r>
+        <w:t xml:space="preserve"> (Robusta)</w:t>
       </w:r>
     </w:p>
     <w:tbl>
@@ -2954,66 +3232,91 @@
         <w:t>C</w:t>
       </w:r>
       <w:r>
-        <w:t xml:space="preserve">astillo. En 2016 se lanzó la variedad Cenicafé 1, de porte alto y muy buena calidad potencial, que se ha sembrado especialmente en zonas tradicionales donde la </w:t>
-      </w:r>
-      <w:r>
+        <w:t>astillo. En 2016 se lanzó la variedad Cenicafé 1, de porte alto y muy buena calidad potencial, que se ha sembrado especialmente en zonas tradicionales donde la roya es un problema recurrente y se requiere un manejo agronómico intensivo. Además de la resistencia a la roya (</w:t>
+      </w:r>
+      <w:proofErr w:type="spellStart"/>
+      <w:r>
+        <w:rPr>
+          <w:rStyle w:val="Extranjerismo"/>
+        </w:rPr>
+        <w:t>hemileia</w:t>
+      </w:r>
+      <w:proofErr w:type="spellEnd"/>
+      <w:r>
+        <w:rPr>
+          <w:rStyle w:val="Extranjerismo"/>
+        </w:rPr>
+        <w:t xml:space="preserve"> </w:t>
+      </w:r>
+      <w:proofErr w:type="spellStart"/>
+      <w:r>
+        <w:rPr>
+          <w:rStyle w:val="Extranjerismo"/>
+        </w:rPr>
+        <w:t>vastatrix</w:t>
+      </w:r>
+      <w:proofErr w:type="spellEnd"/>
+      <w:r>
+        <w:t>), estas variedades presentan tolerancia a otras enfermedades como la mancha de hierro (</w:t>
+      </w:r>
+      <w:proofErr w:type="spellStart"/>
+      <w:r>
+        <w:rPr>
+          <w:rStyle w:val="Extranjerismo"/>
+        </w:rPr>
+        <w:t>cercospora</w:t>
+      </w:r>
+      <w:proofErr w:type="spellEnd"/>
+      <w:r>
+        <w:rPr>
+          <w:rStyle w:val="Extranjerismo"/>
+        </w:rPr>
+        <w:t xml:space="preserve"> </w:t>
+      </w:r>
+      <w:proofErr w:type="spellStart"/>
+      <w:r>
+        <w:rPr>
+          <w:rStyle w:val="Extranjerismo"/>
+        </w:rPr>
+        <w:t>coffeicola</w:t>
+      </w:r>
+      <w:proofErr w:type="spellEnd"/>
+      <w:r>
+        <w:t xml:space="preserve">) y una arquitectura que facilita el control biológico de la broca. </w:t>
+      </w:r>
+    </w:p>
+    <w:p>
+      <w:r>
+        <w:t xml:space="preserve">Es fundamental que el barista entienda la relación entre la variedad y la preparación: un café Castillo cultivado a 1.800 metros de altitud en el Huila puede exhibir notas de caramelo, frutos rojos y acidez media-alta, ideal para métodos filtrados (V60 o Chemex), mientras que un Caturra de 1.200 metros en Santander tendrá cuerpo más ligero, acidez baja y notas de chocolate, que se presta muy bien para mezclas de </w:t>
+      </w:r>
+      <w:r>
+        <w:rPr>
+          <w:rStyle w:val="Extranjerismo"/>
+        </w:rPr>
         <w:lastRenderedPageBreak/>
-        <w:t>roya es un problema recurrente y se requiere un manejo agronómico intensivo. Además de la resistencia a la roya (</w:t>
+        <w:t>espresso</w:t>
+      </w:r>
+      <w:r>
+        <w:t xml:space="preserve"> </w:t>
+      </w:r>
+      <w:r>
+        <w:t xml:space="preserve">para bebidas con leche. Los catadores de la FNC han documentado que la variedad Castillo, cuando se cosecha en el punto óptimo y se beneficia adecuadamente, puede alcanzar puntajes superiores a 85 puntos en la escala de la Specialty </w:t>
       </w:r>
       <w:proofErr w:type="spellStart"/>
       <w:r>
-        <w:rPr>
-          <w:rStyle w:val="Extranjerismo"/>
-        </w:rPr>
-        <w:t>hemileia</w:t>
+        <w:t>Coffee</w:t>
       </w:r>
       <w:proofErr w:type="spellEnd"/>
       <w:r>
-        <w:rPr>
-          <w:rStyle w:val="Extranjerismo"/>
-        </w:rPr>
         <w:t xml:space="preserve"> </w:t>
       </w:r>
       <w:proofErr w:type="spellStart"/>
       <w:r>
-        <w:rPr>
-          <w:rStyle w:val="Extranjerismo"/>
-        </w:rPr>
-        <w:t>vastatrix</w:t>
+        <w:t>Association</w:t>
       </w:r>
       <w:proofErr w:type="spellEnd"/>
       <w:r>
-        <w:t>), estas variedades presentan tolerancia a otras enfermedades como la mancha de hierro (</w:t>
-      </w:r>
-      <w:proofErr w:type="spellStart"/>
-      <w:r>
-        <w:rPr>
-          <w:rStyle w:val="Extranjerismo"/>
-        </w:rPr>
-        <w:t>cercospora</w:t>
-      </w:r>
-      <w:proofErr w:type="spellEnd"/>
-      <w:r>
-        <w:rPr>
-          <w:rStyle w:val="Extranjerismo"/>
-        </w:rPr>
-        <w:t xml:space="preserve"> </w:t>
-      </w:r>
-      <w:proofErr w:type="spellStart"/>
-      <w:r>
-        <w:rPr>
-          <w:rStyle w:val="Extranjerismo"/>
-        </w:rPr>
-        <w:t>coffeicola</w:t>
-      </w:r>
-      <w:proofErr w:type="spellEnd"/>
-      <w:r>
-        <w:t xml:space="preserve">) y una arquitectura que facilita el control biológico de la broca. </w:t>
-      </w:r>
-    </w:p>
-    <w:p>
-      <w:r>
-        <w:t>Es fundamental que el barista entienda la relación entre la variedad y la preparación: un café Castillo cultivado a 1.800 metros de altitud en el Huila puede exhibir notas de caramelo, frutos rojos y acidez media-alta, ideal para métodos filtrados (V60 o Chemex), mientras que un Caturra de 1.200 metros en Santander tendrá cuerpo más ligero, acidez baja y notas de chocolate, que se presta muy bien para mezclas de espresso o para bebidas con leche. Los catadores de la FNC han documentado que la variedad Castillo, cuando se cosecha en el punto óptimo y se beneficia adecuadamente, puede alcanzar puntajes superiores a 85 puntos en la escala de la Specialty Coffee Association, lo que la sitúa dentro de la categoría de café especial. Por ello, en cafeterías de especialidad es común que el barista ajuste la molienda y la proporción agua-café según la variedad y el origen. Conocer las características varietales permite al barista tomar decisiones informadas y comunicar al consumidor el origen del café.</w:t>
+        <w:t>, lo que la sitúa dentro de la categoría de café especial. Por ello, en cafeterías de especialidad es común que el barista ajuste la molienda y la proporción agua-café según la variedad y el origen. Conocer las características varietales permite al barista tomar decisiones informadas y comunicar al consumidor el origen del café.</w:t>
       </w:r>
     </w:p>
     <w:p>
@@ -3049,7 +3352,7 @@
       <w:pPr>
         <w:pStyle w:val="Ttulo1"/>
       </w:pPr>
-      <w:bookmarkStart w:id="2" w:name="_Toc235013940"/>
+      <w:bookmarkStart w:id="2" w:name="_Toc236299518"/>
       <w:r>
         <w:lastRenderedPageBreak/>
         <w:t>El agua en la preparación del café</w:t>
@@ -3608,15 +3911,17 @@
     </w:p>
     <w:p>
       <w:pPr>
-        <w:rPr>
-          <w:lang w:val="es-419" w:eastAsia="es-CO"/>
-        </w:rPr>
-      </w:pPr>
-      <w:r>
-        <w:rPr>
-          <w:lang w:val="es-419" w:eastAsia="es-CO"/>
-        </w:rPr>
-        <w:t>Instrumentos de medición: para el control diario, se pueden usar medidores portátiles de TDS (conductímetros) y tiras reactivas para dureza y pH. Cenicafé recomienda realizar análisis de laboratorio al menos una vez al año para ajustar los sistemas de tratamiento.</w:t>
+        <w:spacing w:before="0" w:after="160" w:line="259" w:lineRule="auto"/>
+        <w:ind w:firstLine="0"/>
+        <w:rPr>
+          <w:lang w:val="es-419" w:eastAsia="es-CO"/>
+        </w:rPr>
+      </w:pPr>
+      <w:r>
+        <w:rPr>
+          <w:lang w:val="es-419" w:eastAsia="es-CO"/>
+        </w:rPr>
+        <w:br w:type="page"/>
       </w:r>
     </w:p>
     <w:p>
@@ -3634,6 +3939,42 @@
           <w:lang w:val="es-419" w:eastAsia="es-CO"/>
         </w:rPr>
         <w:lastRenderedPageBreak/>
+        <w:t xml:space="preserve">Instrumentos de medición: </w:t>
+      </w:r>
+    </w:p>
+    <w:p>
+      <w:pPr>
+        <w:rPr>
+          <w:lang w:val="es-419" w:eastAsia="es-CO"/>
+        </w:rPr>
+      </w:pPr>
+      <w:r>
+        <w:rPr>
+          <w:lang w:val="es-419" w:eastAsia="es-CO"/>
+        </w:rPr>
+        <w:t>P</w:t>
+      </w:r>
+      <w:r>
+        <w:rPr>
+          <w:lang w:val="es-419" w:eastAsia="es-CO"/>
+        </w:rPr>
+        <w:t>ara el control diario, se pueden usar medidores portátiles de TDS (conductímetros) y tiras reactivas para dureza y pH. Cenicafé recomienda realizar análisis de laboratorio al menos una vez al año para ajustar los sistemas de tratamiento.</w:t>
+      </w:r>
+    </w:p>
+    <w:p>
+      <w:pPr>
+        <w:rPr>
+          <w:b/>
+          <w:bCs/>
+          <w:lang w:val="es-419" w:eastAsia="es-CO"/>
+        </w:rPr>
+      </w:pPr>
+      <w:r>
+        <w:rPr>
+          <w:b/>
+          <w:bCs/>
+          <w:lang w:val="es-419" w:eastAsia="es-CO"/>
+        </w:rPr>
         <w:t>Contaminantes comunes y métodos de tratamiento</w:t>
       </w:r>
     </w:p>
@@ -3663,9 +4004,17 @@
       </w:pPr>
       <w:r>
         <w:rPr>
-          <w:lang w:val="es-419" w:eastAsia="es-CO"/>
-        </w:rPr>
-        <w:t>Cloro y cloraminas: añadidos para desinfección, generan sabores a "medicina" y pueden reaccionar con compuestos del café produciendo clorofenoles.</w:t>
+          <w:b/>
+          <w:bCs/>
+          <w:lang w:val="es-419" w:eastAsia="es-CO"/>
+        </w:rPr>
+        <w:t>Cloro y cloraminas</w:t>
+      </w:r>
+      <w:r>
+        <w:rPr>
+          <w:lang w:val="es-419" w:eastAsia="es-CO"/>
+        </w:rPr>
+        <w:t>: añadidos para desinfección, generan sabores a "medicina" y pueden reaccionar con compuestos del café produciendo clorofenoles.</w:t>
       </w:r>
     </w:p>
     <w:p>
@@ -3681,9 +4030,17 @@
       </w:pPr>
       <w:r>
         <w:rPr>
-          <w:lang w:val="es-419" w:eastAsia="es-CO"/>
-        </w:rPr>
-        <w:t>Sedimentos (arena, óxido, arcilla): obstruyen válvulas y calderas, reducen la vida útil de las máquinas.</w:t>
+          <w:b/>
+          <w:bCs/>
+          <w:lang w:val="es-419" w:eastAsia="es-CO"/>
+        </w:rPr>
+        <w:t>Sedimentos (arena, óxido, arcilla)</w:t>
+      </w:r>
+      <w:r>
+        <w:rPr>
+          <w:lang w:val="es-419" w:eastAsia="es-CO"/>
+        </w:rPr>
+        <w:t>: obstruyen válvulas y calderas, reducen la vida útil de las máquinas.</w:t>
       </w:r>
     </w:p>
     <w:p>
@@ -3699,9 +4056,17 @@
       </w:pPr>
       <w:r>
         <w:rPr>
-          <w:lang w:val="es-419" w:eastAsia="es-CO"/>
-        </w:rPr>
-        <w:t>Metales pesados (hierro, manganeso, cobre): producen sabores metálicos y manchas.</w:t>
+          <w:b/>
+          <w:bCs/>
+          <w:lang w:val="es-419" w:eastAsia="es-CO"/>
+        </w:rPr>
+        <w:t>Metales pesados (hierro, manganeso, cobre)</w:t>
+      </w:r>
+      <w:r>
+        <w:rPr>
+          <w:lang w:val="es-419" w:eastAsia="es-CO"/>
+        </w:rPr>
+        <w:t>: producen sabores metálicos y manchas.</w:t>
       </w:r>
     </w:p>
     <w:p>
@@ -3717,9 +4082,17 @@
       </w:pPr>
       <w:r>
         <w:rPr>
-          <w:lang w:val="es-419" w:eastAsia="es-CO"/>
-        </w:rPr>
-        <w:t>Microorganismos (bacterias, hongos): riesgo para la salud y formación de biopelículas en tuberías.</w:t>
+          <w:b/>
+          <w:bCs/>
+          <w:lang w:val="es-419" w:eastAsia="es-CO"/>
+        </w:rPr>
+        <w:t>Microorganismos (bacterias, hongos)</w:t>
+      </w:r>
+      <w:r>
+        <w:rPr>
+          <w:lang w:val="es-419" w:eastAsia="es-CO"/>
+        </w:rPr>
+        <w:t>: riesgo para la salud y formación de biopelículas en tuberías.</w:t>
       </w:r>
     </w:p>
     <w:p>
@@ -3876,6 +4249,7 @@
               <w:pStyle w:val="TextoTablas"/>
             </w:pPr>
             <w:r>
+              <w:lastRenderedPageBreak/>
               <w:t>Filtro de carbón activado (granular o bloque)</w:t>
             </w:r>
           </w:p>
@@ -3987,7 +4361,6 @@
               <w:pStyle w:val="TextoTablas"/>
             </w:pPr>
             <w:r>
-              <w:lastRenderedPageBreak/>
               <w:t>Ósmosis inversa (OI)</w:t>
             </w:r>
           </w:p>
@@ -4027,15 +4400,7 @@
               <w:pStyle w:val="TextoTablas"/>
             </w:pPr>
             <w:r>
-              <w:t xml:space="preserve">Requiere </w:t>
-            </w:r>
-            <w:proofErr w:type="spellStart"/>
-            <w:r>
-              <w:t>remineralización</w:t>
-            </w:r>
-            <w:proofErr w:type="spellEnd"/>
-            <w:r>
-              <w:t>; alto</w:t>
+              <w:t>Requiere remineralización; alto</w:t>
             </w:r>
           </w:p>
         </w:tc>
@@ -4052,13 +4417,8 @@
             <w:pPr>
               <w:pStyle w:val="TextoTablas"/>
             </w:pPr>
-            <w:proofErr w:type="spellStart"/>
-            <w:r>
-              <w:t>Remineralización</w:t>
-            </w:r>
-            <w:proofErr w:type="spellEnd"/>
-            <w:r>
-              <w:t> (post-OI)</w:t>
+            <w:r>
+              <w:t>Remineralización (post-OI)</w:t>
             </w:r>
           </w:p>
         </w:tc>
@@ -4118,6 +4478,11 @@
     </w:p>
     <w:p>
       <w:pPr>
+        <w:pStyle w:val="Prrafodelista"/>
+        <w:numPr>
+          <w:ilvl w:val="0"/>
+          <w:numId w:val="44"/>
+        </w:numPr>
         <w:rPr>
           <w:b/>
           <w:bCs/>
@@ -4135,28 +4500,46 @@
     </w:p>
     <w:p>
       <w:pPr>
-        <w:rPr>
-          <w:lang w:val="es-419" w:eastAsia="es-CO"/>
-        </w:rPr>
-      </w:pPr>
-      <w:r>
-        <w:rPr>
-          <w:lang w:val="es-419" w:eastAsia="es-CO"/>
-        </w:rPr>
-        <w:t>Función: suministra el agua proveniente de la red.</w:t>
-      </w:r>
-    </w:p>
-    <w:p>
-      <w:pPr>
-        <w:rPr>
-          <w:lang w:val="es-419" w:eastAsia="es-CO"/>
-        </w:rPr>
-      </w:pPr>
-      <w:r>
-        <w:rPr>
-          <w:lang w:val="es-419" w:eastAsia="es-CO"/>
-        </w:rPr>
-        <w:t>Mantenimiento: verificar la pr</w:t>
+        <w:ind w:left="707"/>
+        <w:rPr>
+          <w:lang w:val="es-419" w:eastAsia="es-CO"/>
+        </w:rPr>
+      </w:pPr>
+      <w:r>
+        <w:rPr>
+          <w:b/>
+          <w:bCs/>
+          <w:lang w:val="es-419" w:eastAsia="es-CO"/>
+        </w:rPr>
+        <w:t>Función</w:t>
+      </w:r>
+      <w:r>
+        <w:rPr>
+          <w:lang w:val="es-419" w:eastAsia="es-CO"/>
+        </w:rPr>
+        <w:t>: suministra el agua proveniente de la red.</w:t>
+      </w:r>
+    </w:p>
+    <w:p>
+      <w:pPr>
+        <w:ind w:left="1416" w:firstLine="1"/>
+        <w:rPr>
+          <w:lang w:val="es-419" w:eastAsia="es-CO"/>
+        </w:rPr>
+      </w:pPr>
+      <w:r>
+        <w:rPr>
+          <w:b/>
+          <w:bCs/>
+          <w:lang w:val="es-419" w:eastAsia="es-CO"/>
+        </w:rPr>
+        <w:t>Mantenimiento</w:t>
+      </w:r>
+      <w:r>
+        <w:rPr>
+          <w:lang w:val="es-419" w:eastAsia="es-CO"/>
+        </w:rPr>
+        <w:t>: verificar la pr</w:t>
       </w:r>
       <w:r>
         <w:rPr>
@@ -4185,6 +4568,11 @@
     </w:p>
     <w:p>
       <w:pPr>
+        <w:pStyle w:val="Prrafodelista"/>
+        <w:numPr>
+          <w:ilvl w:val="0"/>
+          <w:numId w:val="44"/>
+        </w:numPr>
         <w:rPr>
           <w:b/>
           <w:bCs/>
@@ -4202,32 +4590,55 @@
     </w:p>
     <w:p>
       <w:pPr>
-        <w:rPr>
-          <w:lang w:val="es-419" w:eastAsia="es-CO"/>
-        </w:rPr>
-      </w:pPr>
-      <w:r>
-        <w:rPr>
-          <w:lang w:val="es-419" w:eastAsia="es-CO"/>
-        </w:rPr>
-        <w:t>Función: retiene partículas sólidas (arena, óxido, sedimentos).</w:t>
-      </w:r>
-    </w:p>
-    <w:p>
-      <w:pPr>
-        <w:rPr>
-          <w:lang w:val="es-419" w:eastAsia="es-CO"/>
-        </w:rPr>
-      </w:pPr>
-      <w:r>
-        <w:rPr>
-          <w:lang w:val="es-419" w:eastAsia="es-CO"/>
-        </w:rPr>
-        <w:t>Mantenimiento: se debe cambiar cada 3 - 6 meses (o según carga de agua).</w:t>
-      </w:r>
-    </w:p>
-    <w:p>
-      <w:pPr>
+        <w:ind w:left="707"/>
+        <w:rPr>
+          <w:lang w:val="es-419" w:eastAsia="es-CO"/>
+        </w:rPr>
+      </w:pPr>
+      <w:r>
+        <w:rPr>
+          <w:b/>
+          <w:bCs/>
+          <w:lang w:val="es-419" w:eastAsia="es-CO"/>
+        </w:rPr>
+        <w:t>Función</w:t>
+      </w:r>
+      <w:r>
+        <w:rPr>
+          <w:lang w:val="es-419" w:eastAsia="es-CO"/>
+        </w:rPr>
+        <w:t>: retiene partículas sólidas (arena, óxido, sedimentos).</w:t>
+      </w:r>
+    </w:p>
+    <w:p>
+      <w:pPr>
+        <w:ind w:left="707"/>
+        <w:rPr>
+          <w:lang w:val="es-419" w:eastAsia="es-CO"/>
+        </w:rPr>
+      </w:pPr>
+      <w:r>
+        <w:rPr>
+          <w:b/>
+          <w:bCs/>
+          <w:lang w:val="es-419" w:eastAsia="es-CO"/>
+        </w:rPr>
+        <w:t>Mantenimiento</w:t>
+      </w:r>
+      <w:r>
+        <w:rPr>
+          <w:lang w:val="es-419" w:eastAsia="es-CO"/>
+        </w:rPr>
+        <w:t>: se debe cambiar cada 3 - 6 meses (o según carga de agua).</w:t>
+      </w:r>
+    </w:p>
+    <w:p>
+      <w:pPr>
+        <w:pStyle w:val="Prrafodelista"/>
+        <w:numPr>
+          <w:ilvl w:val="0"/>
+          <w:numId w:val="44"/>
+        </w:numPr>
         <w:rPr>
           <w:b/>
           <w:bCs/>
@@ -4245,32 +4656,56 @@
     </w:p>
     <w:p>
       <w:pPr>
-        <w:rPr>
-          <w:lang w:val="es-419" w:eastAsia="es-CO"/>
-        </w:rPr>
-      </w:pPr>
-      <w:r>
-        <w:rPr>
-          <w:lang w:val="es-419" w:eastAsia="es-CO"/>
-        </w:rPr>
-        <w:t>Función: elimina cloro, olores y compuestos orgánicos.</w:t>
-      </w:r>
-    </w:p>
-    <w:p>
-      <w:pPr>
-        <w:rPr>
-          <w:lang w:val="es-419" w:eastAsia="es-CO"/>
-        </w:rPr>
-      </w:pPr>
-      <w:r>
-        <w:rPr>
-          <w:lang w:val="es-419" w:eastAsia="es-CO"/>
-        </w:rPr>
-        <w:t>Mantenimiento: se debe cambiar cada 6 - 12 meses (o según consumo).</w:t>
-      </w:r>
-    </w:p>
-    <w:p>
-      <w:pPr>
+        <w:ind w:left="707"/>
+        <w:rPr>
+          <w:lang w:val="es-419" w:eastAsia="es-CO"/>
+        </w:rPr>
+      </w:pPr>
+      <w:r>
+        <w:rPr>
+          <w:b/>
+          <w:bCs/>
+          <w:lang w:val="es-419" w:eastAsia="es-CO"/>
+        </w:rPr>
+        <w:t>Función</w:t>
+      </w:r>
+      <w:r>
+        <w:rPr>
+          <w:lang w:val="es-419" w:eastAsia="es-CO"/>
+        </w:rPr>
+        <w:t>: elimina cloro, olores y compuestos orgánicos.</w:t>
+      </w:r>
+    </w:p>
+    <w:p>
+      <w:pPr>
+        <w:ind w:left="1415" w:firstLine="1"/>
+        <w:rPr>
+          <w:lang w:val="es-419" w:eastAsia="es-CO"/>
+        </w:rPr>
+      </w:pPr>
+      <w:r>
+        <w:rPr>
+          <w:b/>
+          <w:bCs/>
+          <w:lang w:val="es-419" w:eastAsia="es-CO"/>
+        </w:rPr>
+        <w:lastRenderedPageBreak/>
+        <w:t>Mantenimiento</w:t>
+      </w:r>
+      <w:r>
+        <w:rPr>
+          <w:lang w:val="es-419" w:eastAsia="es-CO"/>
+        </w:rPr>
+        <w:t>: se debe cambiar cada 6 - 12 meses (o según consumo).</w:t>
+      </w:r>
+    </w:p>
+    <w:p>
+      <w:pPr>
+        <w:pStyle w:val="Prrafodelista"/>
+        <w:numPr>
+          <w:ilvl w:val="0"/>
+          <w:numId w:val="44"/>
+        </w:numPr>
         <w:rPr>
           <w:b/>
           <w:bCs/>
@@ -4288,72 +4723,136 @@
     </w:p>
     <w:p>
       <w:pPr>
-        <w:rPr>
-          <w:lang w:val="es-419" w:eastAsia="es-CO"/>
-        </w:rPr>
-      </w:pPr>
-      <w:r>
-        <w:rPr>
-          <w:lang w:val="es-419" w:eastAsia="es-CO"/>
-        </w:rPr>
-        <w:t>Función: reduce dureza (calcio y magnesio) para evitar incrustaciones.</w:t>
-      </w:r>
-    </w:p>
-    <w:p>
-      <w:pPr>
-        <w:rPr>
-          <w:lang w:val="es-419" w:eastAsia="es-CO"/>
-        </w:rPr>
-      </w:pPr>
-      <w:r>
-        <w:rPr>
-          <w:lang w:val="es-419" w:eastAsia="es-CO"/>
-        </w:rPr>
-        <w:lastRenderedPageBreak/>
-        <w:t>Mantenimiento: se debe regenerar con sal cada 2 - 4 semanas. Revisar resinas cada 2 - 3 años.</w:t>
-      </w:r>
-    </w:p>
-    <w:p>
-      <w:pPr>
-        <w:rPr>
-          <w:b/>
-          <w:bCs/>
-          <w:lang w:val="es-419" w:eastAsia="es-CO"/>
-        </w:rPr>
-      </w:pPr>
-      <w:r>
-        <w:rPr>
-          <w:b/>
-          <w:bCs/>
-          <w:lang w:val="es-419" w:eastAsia="es-CO"/>
-        </w:rPr>
-        <w:t>Máquina de espresso / Tetera</w:t>
-      </w:r>
-    </w:p>
-    <w:p>
-      <w:pPr>
-        <w:rPr>
-          <w:lang w:val="es-419" w:eastAsia="es-CO"/>
-        </w:rPr>
-      </w:pPr>
-      <w:r>
-        <w:rPr>
-          <w:lang w:val="es-419" w:eastAsia="es-CO"/>
-        </w:rPr>
-        <w:t>Función: preparar café con agua tratada. Protege caldera y termo bloque.</w:t>
-      </w:r>
-    </w:p>
-    <w:p>
-      <w:pPr>
-        <w:rPr>
-          <w:lang w:val="es-419" w:eastAsia="es-CO"/>
-        </w:rPr>
-      </w:pPr>
-      <w:r>
-        <w:rPr>
-          <w:lang w:val="es-419" w:eastAsia="es-CO"/>
-        </w:rPr>
-        <w:t xml:space="preserve">Mantenimiento: realizar limpieza diaria (portafiltro, lanza). </w:t>
+        <w:ind w:left="720"/>
+        <w:rPr>
+          <w:lang w:val="es-419" w:eastAsia="es-CO"/>
+        </w:rPr>
+      </w:pPr>
+      <w:r>
+        <w:rPr>
+          <w:b/>
+          <w:bCs/>
+          <w:lang w:val="es-419" w:eastAsia="es-CO"/>
+        </w:rPr>
+        <w:t>Función</w:t>
+      </w:r>
+      <w:r>
+        <w:rPr>
+          <w:lang w:val="es-419" w:eastAsia="es-CO"/>
+        </w:rPr>
+        <w:t>: reduce dureza (calcio y magnesio) para evitar incrustaciones.</w:t>
+      </w:r>
+    </w:p>
+    <w:p>
+      <w:pPr>
+        <w:ind w:left="1429" w:firstLine="0"/>
+        <w:rPr>
+          <w:lang w:val="es-419" w:eastAsia="es-CO"/>
+        </w:rPr>
+      </w:pPr>
+      <w:r>
+        <w:rPr>
+          <w:b/>
+          <w:bCs/>
+          <w:lang w:val="es-419" w:eastAsia="es-CO"/>
+        </w:rPr>
+        <w:t>Mantenimiento</w:t>
+      </w:r>
+      <w:r>
+        <w:rPr>
+          <w:lang w:val="es-419" w:eastAsia="es-CO"/>
+        </w:rPr>
+        <w:t>: se debe regenerar con sal cada 2 - 4 semanas. Revisar resinas cada 2 - 3 años.</w:t>
+      </w:r>
+    </w:p>
+    <w:p>
+      <w:pPr>
+        <w:pStyle w:val="Prrafodelista"/>
+        <w:numPr>
+          <w:ilvl w:val="0"/>
+          <w:numId w:val="44"/>
+        </w:numPr>
+        <w:rPr>
+          <w:b/>
+          <w:bCs/>
+          <w:lang w:val="es-419" w:eastAsia="es-CO"/>
+        </w:rPr>
+      </w:pPr>
+      <w:r>
+        <w:rPr>
+          <w:b/>
+          <w:bCs/>
+          <w:lang w:val="es-419" w:eastAsia="es-CO"/>
+        </w:rPr>
+        <w:t xml:space="preserve">Máquina de </w:t>
+      </w:r>
+      <w:r>
+        <w:rPr>
+          <w:rStyle w:val="Extranjerismo"/>
+          <w:b/>
+          <w:bCs/>
+        </w:rPr>
+        <w:t>espresso</w:t>
+      </w:r>
+      <w:r>
+        <w:rPr>
+          <w:b/>
+          <w:bCs/>
+          <w:lang w:val="es-419" w:eastAsia="es-CO"/>
+        </w:rPr>
+        <w:t xml:space="preserve"> </w:t>
+      </w:r>
+      <w:r>
+        <w:rPr>
+          <w:b/>
+          <w:bCs/>
+          <w:lang w:val="es-419" w:eastAsia="es-CO"/>
+        </w:rPr>
+        <w:t>/ Tetera</w:t>
+      </w:r>
+    </w:p>
+    <w:p>
+      <w:pPr>
+        <w:ind w:left="707"/>
+        <w:rPr>
+          <w:lang w:val="es-419" w:eastAsia="es-CO"/>
+        </w:rPr>
+      </w:pPr>
+      <w:r>
+        <w:rPr>
+          <w:b/>
+          <w:bCs/>
+          <w:lang w:val="es-419" w:eastAsia="es-CO"/>
+        </w:rPr>
+        <w:t>Función</w:t>
+      </w:r>
+      <w:r>
+        <w:rPr>
+          <w:lang w:val="es-419" w:eastAsia="es-CO"/>
+        </w:rPr>
+        <w:t>: preparar café con agua tratada. Protege caldera y termo bloque.</w:t>
+      </w:r>
+    </w:p>
+    <w:p>
+      <w:pPr>
+        <w:ind w:left="1416" w:firstLine="0"/>
+        <w:rPr>
+          <w:lang w:val="es-419" w:eastAsia="es-CO"/>
+        </w:rPr>
+      </w:pPr>
+      <w:r>
+        <w:rPr>
+          <w:b/>
+          <w:bCs/>
+          <w:lang w:val="es-419" w:eastAsia="es-CO"/>
+        </w:rPr>
+        <w:t>Mantenimiento</w:t>
+      </w:r>
+      <w:r>
+        <w:rPr>
+          <w:lang w:val="es-419" w:eastAsia="es-CO"/>
+        </w:rPr>
+        <w:t xml:space="preserve">: realizar limpieza diaria (portafiltro, lanza). </w:t>
       </w:r>
       <w:proofErr w:type="spellStart"/>
       <w:r>
@@ -4410,7 +4909,22 @@
         <w:rPr>
           <w:lang w:val="es-419" w:eastAsia="es-CO"/>
         </w:rPr>
-        <w:t>agua) para métodos filtrados, y de 1:2 a 1:2,5 para espresso. Estas relaciones se expresan en peso (gramos).</w:t>
+        <w:t>agua) para métodos filtrados, y de 1:2 a 1:2,5 para</w:t>
+      </w:r>
+      <w:r>
+        <w:t xml:space="preserve"> </w:t>
+      </w:r>
+      <w:r>
+        <w:rPr>
+          <w:rStyle w:val="Extranjerismo"/>
+        </w:rPr>
+        <w:t>espresso</w:t>
+      </w:r>
+      <w:r>
+        <w:rPr>
+          <w:lang w:val="es-419" w:eastAsia="es-CO"/>
+        </w:rPr>
+        <w:t>. Estas relaciones se expresan en peso (gramos).</w:t>
       </w:r>
     </w:p>
     <w:p>
@@ -4496,7 +5010,16 @@
               <w:pStyle w:val="TextoTablas"/>
             </w:pPr>
             <w:r>
-              <w:t>Espresso (tradicional)</w:t>
+              <w:rPr>
+                <w:rStyle w:val="Extranjerismo"/>
+              </w:rPr>
+              <w:t>Espresso</w:t>
+            </w:r>
+            <w:r>
+              <w:t xml:space="preserve"> </w:t>
+            </w:r>
+            <w:r>
+              <w:t>(tradicional)</w:t>
             </w:r>
           </w:p>
         </w:tc>
@@ -4540,7 +5063,6 @@
             <w:r>
               <w:rPr>
                 <w:rStyle w:val="Extranjerismo"/>
-                <w:spacing w:val="0"/>
                 <w:lang w:val="es-419"/>
               </w:rPr>
               <w:t>Pour</w:t>
@@ -4549,7 +5071,6 @@
             <w:r>
               <w:rPr>
                 <w:rStyle w:val="Extranjerismo"/>
-                <w:spacing w:val="0"/>
                 <w:lang w:val="es-419"/>
               </w:rPr>
               <w:t xml:space="preserve"> </w:t>
@@ -4558,22 +5079,13 @@
             <w:r>
               <w:rPr>
                 <w:rStyle w:val="Extranjerismo"/>
-                <w:spacing w:val="0"/>
                 <w:lang w:val="es-419"/>
               </w:rPr>
               <w:t>over</w:t>
             </w:r>
             <w:proofErr w:type="spellEnd"/>
             <w:r>
-              <w:t xml:space="preserve"> (V60/</w:t>
-            </w:r>
-            <w:proofErr w:type="spellStart"/>
-            <w:r>
-              <w:t>Chemex</w:t>
-            </w:r>
-            <w:proofErr w:type="spellEnd"/>
-            <w:r>
-              <w:t>)</w:t>
+              <w:t xml:space="preserve"> (V60/Chemex)</w:t>
             </w:r>
           </w:p>
         </w:tc>
@@ -4617,6 +5129,7 @@
               <w:pStyle w:val="TextoTablas"/>
             </w:pPr>
             <w:r>
+              <w:lastRenderedPageBreak/>
               <w:t>Prensa francesa</w:t>
             </w:r>
           </w:p>
@@ -4713,7 +5226,6 @@
         <w:rPr>
           <w:lang w:val="es-419" w:eastAsia="es-CO"/>
         </w:rPr>
-        <w:lastRenderedPageBreak/>
         <w:t>Temperatura del agua: debe mantenerse entre 90 °C y 96 °C. Los tuestes más oscuros extraen compuestos más fácilmente, por lo que se recomienda usar temperaturas más bajas (90-92 °C) para evitar la extracción de amargores. Los tuestes claros requieren temperaturas más altas (94-96 °C) para extraer los ácidos y dulzores sin dejar notas vegetales.</w:t>
       </w:r>
     </w:p>
@@ -4725,9 +5237,17 @@
       </w:pPr>
       <w:r>
         <w:rPr>
-          <w:lang w:val="es-419" w:eastAsia="es-CO"/>
-        </w:rPr>
-        <w:t>Recomendación práctica: utilice siempre una balanza de precisión (0,1 g) para medir el café y el agua. No confíe en medidas volumétricas (cucharas o tazas) porque la densidad del café molido varía con el tamaño de partícula y la humedad.</w:t>
+          <w:b/>
+          <w:bCs/>
+          <w:lang w:val="es-419" w:eastAsia="es-CO"/>
+        </w:rPr>
+        <w:t>Recomendación práctica</w:t>
+      </w:r>
+      <w:r>
+        <w:rPr>
+          <w:lang w:val="es-419" w:eastAsia="es-CO"/>
+        </w:rPr>
+        <w:t>: utilice siempre una balanza de precisión (0,1 g) para medir el café y el agua. No confíe en medidas volumétricas (cucharas o tazas) porque la densidad del café molido varía con el tamaño de partícula y la humedad.</w:t>
       </w:r>
     </w:p>
     <w:p>
@@ -4749,7 +5269,7 @@
       <w:pPr>
         <w:pStyle w:val="Ttulo1"/>
       </w:pPr>
-      <w:bookmarkStart w:id="3" w:name="_Toc235013941"/>
+      <w:bookmarkStart w:id="3" w:name="_Toc236299519"/>
       <w:r>
         <w:lastRenderedPageBreak/>
         <w:t>La molienda del café</w:t>
@@ -4809,7 +5329,21 @@
         <w:rPr>
           <w:lang w:val="es-419" w:eastAsia="es-CO"/>
         </w:rPr>
-        <w:t>Sin embargo, no todos los compuestos se disuelven a la misma velocidad. Los ácidos y la cafeína son muy solubles y se liberan rápidamente; los azúcares y las melanoidinas lo hacen más lentamente. Si la molienda es muy gruesa, el agua pasa rápidamente y extrae solo los compuestos más solubles, resultando en una taza ácida y aguada (subextracción). Si la molienda es muy fina, el agua permanece demasiado tiempo en contacto con el café, extrayendo compuestos amargos y astringentes (sobre extracción).</w:t>
+        <w:t>Sin embargo, no todos los compuestos se disuelven a la misma velocidad. Los ácidos y la cafeína son muy solubles y se liberan rápidamente; los azúcares y las melanoidinas lo hacen más lentamente. Si la molienda es muy gruesa, el agua pasa rápidamente y extrae solo los compuestos más solubles, resultando en una taza ácida y aguada (</w:t>
+      </w:r>
+      <w:proofErr w:type="spellStart"/>
+      <w:r>
+        <w:rPr>
+          <w:lang w:val="es-419" w:eastAsia="es-CO"/>
+        </w:rPr>
+        <w:t>subextracción</w:t>
+      </w:r>
+      <w:proofErr w:type="spellEnd"/>
+      <w:r>
+        <w:rPr>
+          <w:lang w:val="es-419" w:eastAsia="es-CO"/>
+        </w:rPr>
+        <w:t>). Si la molienda es muy fina, el agua permanece demasiado tiempo en contacto con el café, extrayendo compuestos amargos y astringentes (sobre extracción).</w:t>
       </w:r>
     </w:p>
     <w:p>
@@ -5215,7 +5749,6 @@
         </w:rPr>
         <w:t xml:space="preserve">Medición en cafetería: se puede usar un analizador manual de tamices como el </w:t>
       </w:r>
-      <w:proofErr w:type="spellStart"/>
       <w:r>
         <w:rPr>
           <w:rStyle w:val="Extranjerismo"/>
@@ -5223,12 +5756,26 @@
         </w:rPr>
         <w:t>Kruve</w:t>
       </w:r>
-      <w:proofErr w:type="spellEnd"/>
-      <w:r>
-        <w:rPr>
-          <w:lang w:val="es-419" w:eastAsia="es-CO"/>
-        </w:rPr>
-        <w:t>. Para ajustes rápidos, basta con observar el flujo de la extracción (en espresso, tiempo de 20-30 s; en filtro, tiempo de goteo de 2-4 min).</w:t>
+      <w:r>
+        <w:rPr>
+          <w:lang w:val="es-419" w:eastAsia="es-CO"/>
+        </w:rPr>
+        <w:t>. Para ajustes rápidos, basta con observar el flujo de la extracción (en</w:t>
+      </w:r>
+      <w:r>
+        <w:t xml:space="preserve"> </w:t>
+      </w:r>
+      <w:r>
+        <w:rPr>
+          <w:rStyle w:val="Extranjerismo"/>
+        </w:rPr>
+        <w:t>espresso</w:t>
+      </w:r>
+      <w:r>
+        <w:rPr>
+          <w:lang w:val="es-419" w:eastAsia="es-CO"/>
+        </w:rPr>
+        <w:t>, tiempo de 20-30 s; en filtro, tiempo de goteo de 2-4 min).</w:t>
       </w:r>
     </w:p>
     <w:p>
@@ -5261,7 +5808,15 @@
           <w:lang w:val="es-419" w:eastAsia="es-CO"/>
         </w:rPr>
         <w:lastRenderedPageBreak/>
-        <w:t>Tipos de molinos y su incidencia en la consistencia</w:t>
+        <w:t>Tipos de molinos y su incidencia</w:t>
+      </w:r>
+      <w:r>
+        <w:rPr>
+          <w:b/>
+          <w:bCs/>
+          <w:lang w:val="es-419" w:eastAsia="es-CO"/>
+        </w:rPr>
+        <w:t xml:space="preserve"> en la consistencia</w:t>
       </w:r>
     </w:p>
     <w:p>
@@ -5320,9 +5875,17 @@
       </w:pPr>
       <w:r>
         <w:rPr>
-          <w:lang w:val="es-419" w:eastAsia="es-CO"/>
-        </w:rPr>
-        <w:t xml:space="preserve">Molienda extremadamente heterogénea: </w:t>
+          <w:b/>
+          <w:bCs/>
+          <w:lang w:val="es-419" w:eastAsia="es-CO"/>
+        </w:rPr>
+        <w:t>Molienda extremadamente heterogénea</w:t>
+      </w:r>
+      <w:r>
+        <w:rPr>
+          <w:lang w:val="es-419" w:eastAsia="es-CO"/>
+        </w:rPr>
+        <w:t xml:space="preserve">: </w:t>
       </w:r>
       <w:r>
         <w:rPr>
@@ -5350,9 +5913,17 @@
       </w:pPr>
       <w:r>
         <w:rPr>
-          <w:lang w:val="es-419" w:eastAsia="es-CO"/>
-        </w:rPr>
-        <w:t xml:space="preserve">Sobrecalentamiento del café: </w:t>
+          <w:b/>
+          <w:bCs/>
+          <w:lang w:val="es-419" w:eastAsia="es-CO"/>
+        </w:rPr>
+        <w:t>Sobrecalentamiento del café</w:t>
+      </w:r>
+      <w:r>
+        <w:rPr>
+          <w:lang w:val="es-419" w:eastAsia="es-CO"/>
+        </w:rPr>
+        <w:t xml:space="preserve">: </w:t>
       </w:r>
       <w:r>
         <w:rPr>
@@ -5380,9 +5951,17 @@
       </w:pPr>
       <w:r>
         <w:rPr>
-          <w:lang w:val="es-419" w:eastAsia="es-CO"/>
-        </w:rPr>
-        <w:t>Oxidación acelerada: al generar mucho polvo, la superficie de contacto con el oxígeno aumenta drásticamente, haciendo que el café pierda su frescura en cuestión de minutos.</w:t>
+          <w:b/>
+          <w:bCs/>
+          <w:lang w:val="es-419" w:eastAsia="es-CO"/>
+        </w:rPr>
+        <w:t>Oxidación acelerada</w:t>
+      </w:r>
+      <w:r>
+        <w:rPr>
+          <w:lang w:val="es-419" w:eastAsia="es-CO"/>
+        </w:rPr>
+        <w:t>: al generar mucho polvo, la superficie de contacto con el oxígeno aumenta drásticamente, haciendo que el café pierda su frescura en cuestión de minutos.</w:t>
       </w:r>
     </w:p>
     <w:p>
@@ -5442,9 +6021,17 @@
       </w:pPr>
       <w:r>
         <w:rPr>
-          <w:lang w:val="es-419" w:eastAsia="es-CO"/>
-        </w:rPr>
-        <w:t>Velocidad de giro: entre 900 y 1.400 rpm (más rápida que los cónicos, pero menor que las cuchillas).</w:t>
+          <w:b/>
+          <w:bCs/>
+          <w:lang w:val="es-419" w:eastAsia="es-CO"/>
+        </w:rPr>
+        <w:t>Velocidad de giro</w:t>
+      </w:r>
+      <w:r>
+        <w:rPr>
+          <w:lang w:val="es-419" w:eastAsia="es-CO"/>
+        </w:rPr>
+        <w:t>: entre 900 y 1.400 rpm (más rápida que los cónicos, pero menor que las cuchillas).</w:t>
       </w:r>
     </w:p>
     <w:p>
@@ -5460,9 +6047,17 @@
       </w:pPr>
       <w:r>
         <w:rPr>
-          <w:lang w:val="es-419" w:eastAsia="es-CO"/>
-        </w:rPr>
-        <w:t>Ajuste de molienda: mediante un anillo roscado que modifica la separación entre discos (desde 0,1 mm hasta 2 mm).</w:t>
+          <w:b/>
+          <w:bCs/>
+          <w:lang w:val="es-419" w:eastAsia="es-CO"/>
+        </w:rPr>
+        <w:t>Ajuste de molienda</w:t>
+      </w:r>
+      <w:r>
+        <w:rPr>
+          <w:lang w:val="es-419" w:eastAsia="es-CO"/>
+        </w:rPr>
+        <w:t>: mediante un anillo roscado que modifica la separación entre discos (desde 0,1 mm hasta 2 mm).</w:t>
       </w:r>
     </w:p>
     <w:p>
@@ -5478,9 +6073,17 @@
       </w:pPr>
       <w:r>
         <w:rPr>
-          <w:lang w:val="es-419" w:eastAsia="es-CO"/>
-        </w:rPr>
-        <w:t xml:space="preserve">Uniformidad: </w:t>
+          <w:b/>
+          <w:bCs/>
+          <w:lang w:val="es-419" w:eastAsia="es-CO"/>
+        </w:rPr>
+        <w:t>Uniformidad</w:t>
+      </w:r>
+      <w:r>
+        <w:rPr>
+          <w:lang w:val="es-419" w:eastAsia="es-CO"/>
+        </w:rPr>
+        <w:t xml:space="preserve">: </w:t>
       </w:r>
       <w:r>
         <w:rPr>
@@ -5492,7 +6095,22 @@
         <w:rPr>
           <w:lang w:val="es-419" w:eastAsia="es-CO"/>
         </w:rPr>
-        <w:t>edia. La distribución de partículas es aceptable para métodos filtrados, pero produce una cantidad moderada de finos que pueden causar algo de amargor en espresso.</w:t>
+        <w:t>edia. La distribución de partículas es aceptable para métodos filtrados, pero produce una cantidad moderada de finos que pueden causar algo de amargor en</w:t>
+      </w:r>
+      <w:r>
+        <w:t xml:space="preserve"> </w:t>
+      </w:r>
+      <w:r>
+        <w:rPr>
+          <w:rStyle w:val="Extranjerismo"/>
+        </w:rPr>
+        <w:t>espresso</w:t>
+      </w:r>
+      <w:r>
+        <w:rPr>
+          <w:lang w:val="es-419" w:eastAsia="es-CO"/>
+        </w:rPr>
+        <w:t>.</w:t>
       </w:r>
     </w:p>
     <w:p>
@@ -5508,9 +6126,17 @@
       </w:pPr>
       <w:r>
         <w:rPr>
-          <w:lang w:val="es-419" w:eastAsia="es-CO"/>
-        </w:rPr>
-        <w:t xml:space="preserve">Generación de calor: </w:t>
+          <w:b/>
+          <w:bCs/>
+          <w:lang w:val="es-419" w:eastAsia="es-CO"/>
+        </w:rPr>
+        <w:t>Generación de calor</w:t>
+      </w:r>
+      <w:r>
+        <w:rPr>
+          <w:lang w:val="es-419" w:eastAsia="es-CO"/>
+        </w:rPr>
+        <w:t xml:space="preserve">: </w:t>
       </w:r>
       <w:r>
         <w:rPr>
@@ -5538,9 +6164,17 @@
       </w:pPr>
       <w:r>
         <w:rPr>
-          <w:lang w:val="es-419" w:eastAsia="es-CO"/>
-        </w:rPr>
-        <w:t xml:space="preserve">Mantenimiento: </w:t>
+          <w:b/>
+          <w:bCs/>
+          <w:lang w:val="es-419" w:eastAsia="es-CO"/>
+        </w:rPr>
+        <w:t>Mantenimiento</w:t>
+      </w:r>
+      <w:r>
+        <w:rPr>
+          <w:lang w:val="es-419" w:eastAsia="es-CO"/>
+        </w:rPr>
+        <w:t xml:space="preserve">: </w:t>
       </w:r>
       <w:r>
         <w:rPr>
@@ -5563,16 +6197,42 @@
       </w:pPr>
       <w:r>
         <w:rPr>
-          <w:lang w:val="es-419" w:eastAsia="es-CO"/>
-        </w:rPr>
-        <w:t xml:space="preserve">Aplicación recomendada: uso doméstico o en cafeterías de muy bajo volumen (menos de 2 kg/día) para métodos de filtro (V60, Chemex, prensa francesa). No son </w:t>
+          <w:b/>
+          <w:bCs/>
+          <w:lang w:val="es-419" w:eastAsia="es-CO"/>
+        </w:rPr>
+        <w:t>Aplicación recomendada</w:t>
+      </w:r>
+      <w:r>
+        <w:rPr>
+          <w:lang w:val="es-419" w:eastAsia="es-CO"/>
+        </w:rPr>
+        <w:t xml:space="preserve">: uso doméstico o en cafeterías de muy bajo volumen (menos de 2 kg/día) para métodos de filtro (V60, Chemex, prensa francesa). No son </w:t>
       </w:r>
       <w:r>
         <w:rPr>
           <w:lang w:val="es-419" w:eastAsia="es-CO"/>
         </w:rPr>
         <w:lastRenderedPageBreak/>
-        <w:t>ideales para espresso por la falta de precisión en los ajustes finos y la presencia de finos.</w:t>
+        <w:t xml:space="preserve">ideales para </w:t>
+      </w:r>
+      <w:r>
+        <w:rPr>
+          <w:rStyle w:val="Extranjerismo"/>
+        </w:rPr>
+        <w:t>espresso</w:t>
+      </w:r>
+      <w:r>
+        <w:rPr>
+          <w:lang w:val="es-419" w:eastAsia="es-CO"/>
+        </w:rPr>
+        <w:t xml:space="preserve"> </w:t>
+      </w:r>
+      <w:r>
+        <w:rPr>
+          <w:lang w:val="es-419" w:eastAsia="es-CO"/>
+        </w:rPr>
+        <w:t>por la falta de precisión en los ajustes finos y la presencia de finos.</w:t>
       </w:r>
     </w:p>
     <w:p>
@@ -5586,7 +6246,35 @@
         <w:rPr>
           <w:lang w:val="es-419" w:eastAsia="es-CO"/>
         </w:rPr>
-        <w:t xml:space="preserve">Ejemplo Molino Eureka Mignon Manuale véase. </w:t>
+        <w:t xml:space="preserve">Ejemplo Molino Eureka </w:t>
+      </w:r>
+      <w:proofErr w:type="spellStart"/>
+      <w:r>
+        <w:rPr>
+          <w:lang w:val="es-419" w:eastAsia="es-CO"/>
+        </w:rPr>
+        <w:t>Mignon</w:t>
+      </w:r>
+      <w:proofErr w:type="spellEnd"/>
+      <w:r>
+        <w:rPr>
+          <w:lang w:val="es-419" w:eastAsia="es-CO"/>
+        </w:rPr>
+        <w:t xml:space="preserve"> </w:t>
+      </w:r>
+      <w:proofErr w:type="spellStart"/>
+      <w:r>
+        <w:rPr>
+          <w:lang w:val="es-419" w:eastAsia="es-CO"/>
+        </w:rPr>
+        <w:t>Manuale</w:t>
+      </w:r>
+      <w:proofErr w:type="spellEnd"/>
+      <w:r>
+        <w:rPr>
+          <w:lang w:val="es-419" w:eastAsia="es-CO"/>
+        </w:rPr>
+        <w:t xml:space="preserve"> véase. </w:t>
       </w:r>
       <w:hyperlink r:id="rId13" w:history="1">
         <w:r>
@@ -5673,9 +6361,17 @@
       </w:pPr>
       <w:r>
         <w:rPr>
-          <w:lang w:val="es-419" w:eastAsia="es-CO"/>
-        </w:rPr>
-        <w:t>Velocidad de giro reducida: entre 400 y 600 rpm, lo que minimiza el calentamiento por fricción. La temperatura del café molido rara vez supera los 35 °C.</w:t>
+          <w:b/>
+          <w:bCs/>
+          <w:lang w:val="es-419" w:eastAsia="es-CO"/>
+        </w:rPr>
+        <w:t>Velocidad de giro reducida</w:t>
+      </w:r>
+      <w:r>
+        <w:rPr>
+          <w:lang w:val="es-419" w:eastAsia="es-CO"/>
+        </w:rPr>
+        <w:t>: entre 400 y 600 rpm, lo que minimiza el calentamiento por fricción. La temperatura del café molido rara vez supera los 35 °C.</w:t>
       </w:r>
     </w:p>
     <w:p>
@@ -5691,9 +6387,17 @@
       </w:pPr>
       <w:r>
         <w:rPr>
-          <w:lang w:val="es-419" w:eastAsia="es-CO"/>
-        </w:rPr>
-        <w:t xml:space="preserve">Distribución de partículas muy estrecha: </w:t>
+          <w:b/>
+          <w:bCs/>
+          <w:lang w:val="es-419" w:eastAsia="es-CO"/>
+        </w:rPr>
+        <w:t>Distribución de partículas muy estrecha</w:t>
+      </w:r>
+      <w:r>
+        <w:rPr>
+          <w:lang w:val="es-419" w:eastAsia="es-CO"/>
+        </w:rPr>
+        <w:t xml:space="preserve">: </w:t>
       </w:r>
       <w:r>
         <w:rPr>
@@ -5721,9 +6425,35 @@
       </w:pPr>
       <w:r>
         <w:rPr>
-          <w:lang w:val="es-419" w:eastAsia="es-CO"/>
-        </w:rPr>
-        <w:t xml:space="preserve">Amplio rango de ajuste: desde 100 micras para espresso turco hasta más de 1.200 micras para </w:t>
+          <w:b/>
+          <w:bCs/>
+          <w:lang w:val="es-419" w:eastAsia="es-CO"/>
+        </w:rPr>
+        <w:t>Amplio rango de ajuste</w:t>
+      </w:r>
+      <w:r>
+        <w:rPr>
+          <w:lang w:val="es-419" w:eastAsia="es-CO"/>
+        </w:rPr>
+        <w:t xml:space="preserve">: desde 100 micras para </w:t>
+      </w:r>
+      <w:r>
+        <w:rPr>
+          <w:rStyle w:val="Extranjerismo"/>
+        </w:rPr>
+        <w:t>espresso</w:t>
+      </w:r>
+      <w:r>
+        <w:rPr>
+          <w:lang w:val="es-419" w:eastAsia="es-CO"/>
+        </w:rPr>
+        <w:t xml:space="preserve"> </w:t>
+      </w:r>
+      <w:r>
+        <w:rPr>
+          <w:lang w:val="es-419" w:eastAsia="es-CO"/>
+        </w:rPr>
+        <w:t xml:space="preserve">turco hasta más de 1.200 micras para </w:t>
       </w:r>
       <w:proofErr w:type="spellStart"/>
       <w:r>
@@ -5754,7 +6484,19 @@
         <w:rPr>
           <w:lang w:val="es-419" w:eastAsia="es-CO"/>
         </w:rPr>
-        <w:t>. el ajuste es micrométrico, permitiendo cambios de apenas 5-10 micras.</w:t>
+        <w:t xml:space="preserve">. </w:t>
+      </w:r>
+      <w:r>
+        <w:rPr>
+          <w:lang w:val="es-419" w:eastAsia="es-CO"/>
+        </w:rPr>
+        <w:t>E</w:t>
+      </w:r>
+      <w:r>
+        <w:rPr>
+          <w:lang w:val="es-419" w:eastAsia="es-CO"/>
+        </w:rPr>
+        <w:t>l ajuste es micrométrico, permitiendo cambios de apenas 5-10 micras.</w:t>
       </w:r>
     </w:p>
     <w:p>
@@ -5770,10 +6512,18 @@
       </w:pPr>
       <w:r>
         <w:rPr>
+          <w:b/>
+          <w:bCs/>
           <w:lang w:val="es-419" w:eastAsia="es-CO"/>
         </w:rPr>
         <w:lastRenderedPageBreak/>
-        <w:t xml:space="preserve">Menor generación de estática: </w:t>
+        <w:t>Menor generación de estática</w:t>
+      </w:r>
+      <w:r>
+        <w:rPr>
+          <w:lang w:val="es-419" w:eastAsia="es-CO"/>
+        </w:rPr>
+        <w:t xml:space="preserve">: </w:t>
       </w:r>
       <w:r>
         <w:rPr>
@@ -5801,22 +6551,70 @@
       </w:pPr>
       <w:r>
         <w:rPr>
-          <w:lang w:val="es-419" w:eastAsia="es-CO"/>
-        </w:rPr>
-        <w:t>Durabilidad: las fresas cónicas de acero templado o titanio pueden durar entre 800 y 1.500 kg de café molido, dependiendo del fabricante y del mantenimiento.</w:t>
-      </w:r>
-    </w:p>
-    <w:p>
-      <w:pPr>
-        <w:rPr>
-          <w:lang w:val="es-419" w:eastAsia="es-CO"/>
-        </w:rPr>
-      </w:pPr>
-      <w:r>
-        <w:rPr>
-          <w:lang w:val="es-419" w:eastAsia="es-CO"/>
-        </w:rPr>
-        <w:t xml:space="preserve">Aplicación recomendada: todo tipo de métodos, especialmente espresso y aeropress. Son indispensables en cafeterías de especialidad, tostadores y laboratorios de control de calidad. </w:t>
+          <w:b/>
+          <w:bCs/>
+          <w:lang w:val="es-419" w:eastAsia="es-CO"/>
+        </w:rPr>
+        <w:t>Durabilidad</w:t>
+      </w:r>
+      <w:r>
+        <w:rPr>
+          <w:lang w:val="es-419" w:eastAsia="es-CO"/>
+        </w:rPr>
+        <w:t>: las fresas cónicas de acero templado o titanio pueden durar entre 800 y 1.500 kg de café molido, dependiendo del fabricante y del mantenimiento.</w:t>
+      </w:r>
+    </w:p>
+    <w:p>
+      <w:pPr>
+        <w:rPr>
+          <w:lang w:val="es-419" w:eastAsia="es-CO"/>
+        </w:rPr>
+      </w:pPr>
+      <w:r>
+        <w:rPr>
+          <w:b/>
+          <w:bCs/>
+          <w:lang w:val="es-419" w:eastAsia="es-CO"/>
+        </w:rPr>
+        <w:t>Aplicación recomendada</w:t>
+      </w:r>
+      <w:r>
+        <w:rPr>
+          <w:lang w:val="es-419" w:eastAsia="es-CO"/>
+        </w:rPr>
+        <w:t xml:space="preserve">: todo tipo de métodos, especialmente </w:t>
+      </w:r>
+      <w:r>
+        <w:rPr>
+          <w:rStyle w:val="Extranjerismo"/>
+        </w:rPr>
+        <w:t>espresso</w:t>
+      </w:r>
+      <w:r>
+        <w:rPr>
+          <w:lang w:val="es-419" w:eastAsia="es-CO"/>
+        </w:rPr>
+        <w:t xml:space="preserve"> </w:t>
+      </w:r>
+      <w:r>
+        <w:rPr>
+          <w:lang w:val="es-419" w:eastAsia="es-CO"/>
+        </w:rPr>
+        <w:t xml:space="preserve">y </w:t>
+      </w:r>
+      <w:proofErr w:type="spellStart"/>
+      <w:r>
+        <w:rPr>
+          <w:rStyle w:val="Extranjerismo"/>
+        </w:rPr>
+        <w:t>aeropress</w:t>
+      </w:r>
+      <w:proofErr w:type="spellEnd"/>
+      <w:r>
+        <w:rPr>
+          <w:lang w:val="es-419" w:eastAsia="es-CO"/>
+        </w:rPr>
+        <w:t xml:space="preserve">. Son indispensables en cafeterías de especialidad, tostadores y laboratorios de control de calidad. </w:t>
       </w:r>
     </w:p>
     <w:p>
@@ -5866,23 +6664,7 @@
             <w:rStyle w:val="Hipervnculo"/>
             <w:szCs w:val="28"/>
           </w:rPr>
-          <w:t xml:space="preserve">Molino </w:t>
-        </w:r>
-        <w:proofErr w:type="spellStart"/>
-        <w:r>
-          <w:rPr>
-            <w:rStyle w:val="Hipervnculo"/>
-            <w:szCs w:val="28"/>
-          </w:rPr>
-          <w:t>Mazzer</w:t>
-        </w:r>
-        <w:proofErr w:type="spellEnd"/>
-        <w:r>
-          <w:rPr>
-            <w:rStyle w:val="Hipervnculo"/>
-            <w:szCs w:val="28"/>
-          </w:rPr>
-          <w:t xml:space="preserve"> </w:t>
+          <w:t xml:space="preserve">Molino Mazzer </w:t>
         </w:r>
         <w:proofErr w:type="spellStart"/>
         <w:r>
@@ -5928,7 +6710,25 @@
         <w:rPr>
           <w:lang w:val="es-419" w:eastAsia="es-CO"/>
         </w:rPr>
-        <w:t xml:space="preserve">Explore el siguiente recurso audiovisual para fortalecer sus conocimientos sobre los molinos de café. Preste atención a los diferentes sistemas de dosificación, sus características y la importancia del mantenimiento para garantizar una molienda precisa y un espresso de alta calidad.: </w:t>
+        <w:t xml:space="preserve">Explore el siguiente recurso audiovisual para fortalecer sus conocimientos sobre los molinos de café. Preste atención a los diferentes sistemas de dosificación, sus características y la importancia del mantenimiento para garantizar una molienda precisa y un </w:t>
+      </w:r>
+      <w:r>
+        <w:rPr>
+          <w:rStyle w:val="Extranjerismo"/>
+        </w:rPr>
+        <w:t>espresso</w:t>
+      </w:r>
+      <w:r>
+        <w:rPr>
+          <w:lang w:val="es-419" w:eastAsia="es-CO"/>
+        </w:rPr>
+        <w:t xml:space="preserve"> </w:t>
+      </w:r>
+      <w:r>
+        <w:rPr>
+          <w:lang w:val="es-419" w:eastAsia="es-CO"/>
+        </w:rPr>
+        <w:t>de alta calidad.</w:t>
       </w:r>
       <w:r>
         <w:rPr>
@@ -6443,7 +7243,22 @@
         <w:rPr>
           <w:lang w:val="es-419" w:eastAsia="es-CO"/>
         </w:rPr>
-        <w:t>Aplicación ideal: espresso, laboratorio, alta producción</w:t>
+        <w:t>Aplicación ideal:</w:t>
+      </w:r>
+      <w:r>
+        <w:t xml:space="preserve"> </w:t>
+      </w:r>
+      <w:r>
+        <w:rPr>
+          <w:rStyle w:val="Extranjerismo"/>
+        </w:rPr>
+        <w:t>espresso</w:t>
+      </w:r>
+      <w:r>
+        <w:rPr>
+          <w:lang w:val="es-419" w:eastAsia="es-CO"/>
+        </w:rPr>
+        <w:t>, laboratorio, alta producción</w:t>
       </w:r>
       <w:r>
         <w:rPr>
@@ -6596,8 +7411,14 @@
           <w:p>
             <w:pPr>
               <w:pStyle w:val="TextoTablas"/>
-            </w:pPr>
-            <w:r>
+              <w:rPr>
+                <w:rStyle w:val="Extranjerismo"/>
+              </w:rPr>
+            </w:pPr>
+            <w:r>
+              <w:rPr>
+                <w:rStyle w:val="Extranjerismo"/>
+              </w:rPr>
               <w:t>Espresso</w:t>
             </w:r>
           </w:p>
@@ -6800,81 +7621,46 @@
     <w:p>
       <w:pPr>
         <w:rPr>
-          <w:b/>
-          <w:bCs/>
-          <w:lang w:val="es-419" w:eastAsia="es-CO"/>
-        </w:rPr>
-      </w:pPr>
-      <w:r>
-        <w:rPr>
-          <w:b/>
-          <w:bCs/>
+          <w:lang w:val="es-419" w:eastAsia="es-CO"/>
+        </w:rPr>
+      </w:pPr>
+      <w:r>
+        <w:rPr>
           <w:lang w:val="es-419" w:eastAsia="es-CO"/>
         </w:rPr>
         <w:lastRenderedPageBreak/>
-        <w:t>Calibración del molino</w:t>
-      </w:r>
-    </w:p>
-    <w:p>
-      <w:pPr>
-        <w:pStyle w:val="Prrafodelista"/>
-        <w:numPr>
-          <w:ilvl w:val="0"/>
-          <w:numId w:val="17"/>
-        </w:numPr>
-        <w:rPr>
-          <w:lang w:val="es-419" w:eastAsia="es-CO"/>
-        </w:rPr>
-      </w:pPr>
-      <w:r>
-        <w:rPr>
-          <w:lang w:val="es-419" w:eastAsia="es-CO"/>
-        </w:rPr>
-        <w:t>Diagnostico visual del espresso: si el café sale en menos de 20 s (rápido, ácido) es molienda gruesa. Si tarda más de 35 s (lento, amargo) es molienda fina.</w:t>
-      </w:r>
-    </w:p>
-    <w:p>
-      <w:pPr>
-        <w:pStyle w:val="Prrafodelista"/>
-        <w:numPr>
-          <w:ilvl w:val="0"/>
-          <w:numId w:val="17"/>
-        </w:numPr>
-        <w:rPr>
-          <w:lang w:val="es-419" w:eastAsia="es-CO"/>
-        </w:rPr>
-      </w:pPr>
-      <w:r>
-        <w:rPr>
-          <w:lang w:val="es-419" w:eastAsia="es-CO"/>
-        </w:rPr>
-        <w:t>Ajuste paso a paso: se gira el anillo de ajuste 1-2 puntos a la vez. Purgar 2 dosis después de cada cambio.</w:t>
-      </w:r>
-    </w:p>
-    <w:p>
-      <w:pPr>
-        <w:pStyle w:val="Prrafodelista"/>
-        <w:numPr>
-          <w:ilvl w:val="0"/>
-          <w:numId w:val="17"/>
-        </w:numPr>
-        <w:rPr>
-          <w:lang w:val="es-419" w:eastAsia="es-CO"/>
-        </w:rPr>
-      </w:pPr>
-      <w:r>
-        <w:rPr>
-          <w:lang w:val="es-419" w:eastAsia="es-CO"/>
-        </w:rPr>
-        <w:t>Verificación final: el flujo debe ser estable (cola de ratón). Tiempo ideal: 20-30 s. Peso de salida: 1:2 (ej. 18g café → 36g bebida).</w:t>
-      </w:r>
-    </w:p>
-    <w:p>
-      <w:pPr>
-        <w:rPr>
-          <w:lang w:val="es-419" w:eastAsia="es-CO"/>
-        </w:rPr>
-      </w:pPr>
+        <w:t xml:space="preserve">Explore el siguiente video y fortalezca sus conocimientos sobre la calibración del molino y los parámetros del </w:t>
+      </w:r>
+      <w:proofErr w:type="spellStart"/>
+      <w:r>
+        <w:rPr>
+          <w:rStyle w:val="Extranjerismo"/>
+          <w:lang w:val="es-419" w:eastAsia="es-CO"/>
+        </w:rPr>
+        <w:t>espresso</w:t>
+      </w:r>
+      <w:proofErr w:type="spellEnd"/>
+      <w:r>
+        <w:rPr>
+          <w:lang w:val="es-419" w:eastAsia="es-CO"/>
+        </w:rPr>
+        <w:t>. Preste especial atención a los factores que intervienen en la extracción y a las recomendaciones para lograr resultados consistentes en cada preparación:</w:t>
+      </w:r>
+      <w:r>
+        <w:rPr>
+          <w:lang w:val="es-419" w:eastAsia="es-CO"/>
+        </w:rPr>
+        <w:t xml:space="preserve"> </w:t>
+      </w:r>
+      <w:hyperlink r:id="rId16" w:history="1">
+        <w:r>
+          <w:rPr>
+            <w:rStyle w:val="Hipervnculo"/>
+            <w:lang w:val="es-419" w:eastAsia="es-CO"/>
+          </w:rPr>
+          <w:t>https://www.youtube.com/watch?v=8FxCpLcC47c</w:t>
+        </w:r>
+      </w:hyperlink>
     </w:p>
     <w:p>
       <w:pPr>
@@ -6895,7 +7681,7 @@
       <w:pPr>
         <w:pStyle w:val="Ttulo1"/>
       </w:pPr>
-      <w:bookmarkStart w:id="5" w:name="_Toc235013942"/>
+      <w:bookmarkStart w:id="5" w:name="_Toc236299520"/>
       <w:r>
         <w:lastRenderedPageBreak/>
         <w:t>Maquinaria y equipos para la preparación de café</w:t>
@@ -6912,37 +7698,92 @@
         <w:rPr>
           <w:lang w:val="es-419" w:eastAsia="es-CO"/>
         </w:rPr>
-        <w:t>La máquina de espresso y el molino son las herramientas centrales del barista. Su correcto funcionamiento, limpieza y mantenimiento son condiciones indispensables para obtener una bebida de calidad consistente. Este capítulo describe los componentes principales de estos equipos, los tipos de máquinas según su caldera y grado de automatización, así como las rutinas de limpieza diaria, semanal y periódica que garantizan la inocuidad y la vida útil de los equipos.</w:t>
-      </w:r>
-    </w:p>
-    <w:p>
-      <w:pPr>
-        <w:rPr>
-          <w:b/>
-          <w:bCs/>
-          <w:lang w:val="es-419" w:eastAsia="es-CO"/>
-        </w:rPr>
-      </w:pPr>
-      <w:r>
-        <w:rPr>
-          <w:b/>
-          <w:bCs/>
-          <w:lang w:val="es-419" w:eastAsia="es-CO"/>
-        </w:rPr>
-        <w:t>Máquina de espresso: componentes y funcionamiento</w:t>
-      </w:r>
-    </w:p>
-    <w:p>
-      <w:pPr>
-        <w:rPr>
-          <w:lang w:val="es-419" w:eastAsia="es-CO"/>
-        </w:rPr>
-      </w:pPr>
-      <w:r>
-        <w:rPr>
-          <w:lang w:val="es-419" w:eastAsia="es-CO"/>
-        </w:rPr>
-        <w:t>La máquina de espresso profesional se compone de:</w:t>
+        <w:t xml:space="preserve">La máquina de </w:t>
+      </w:r>
+      <w:r>
+        <w:rPr>
+          <w:rStyle w:val="Extranjerismo"/>
+        </w:rPr>
+        <w:t>espresso</w:t>
+      </w:r>
+      <w:r>
+        <w:rPr>
+          <w:lang w:val="es-419" w:eastAsia="es-CO"/>
+        </w:rPr>
+        <w:t xml:space="preserve"> </w:t>
+      </w:r>
+      <w:r>
+        <w:rPr>
+          <w:lang w:val="es-419" w:eastAsia="es-CO"/>
+        </w:rPr>
+        <w:t>y el molino son las herramientas centrales del barista. Su correcto funcionamiento, limpieza y mantenimiento son condiciones indispensables para obtener una bebida de calidad consistente. Este capítulo describe los componentes principales de estos equipos, los tipos de máquinas según su caldera y grado de automatización, así como las rutinas de limpieza diaria, semanal y periódica que garantizan la inocuidad y la vida útil de los equipos.</w:t>
+      </w:r>
+    </w:p>
+    <w:p>
+      <w:pPr>
+        <w:rPr>
+          <w:b/>
+          <w:bCs/>
+          <w:lang w:val="es-419" w:eastAsia="es-CO"/>
+        </w:rPr>
+      </w:pPr>
+      <w:r>
+        <w:rPr>
+          <w:b/>
+          <w:bCs/>
+          <w:lang w:val="es-419" w:eastAsia="es-CO"/>
+        </w:rPr>
+        <w:t>Máquina de</w:t>
+      </w:r>
+      <w:r>
+        <w:t xml:space="preserve"> </w:t>
+      </w:r>
+      <w:r>
+        <w:rPr>
+          <w:rStyle w:val="Extranjerismo"/>
+          <w:b/>
+          <w:bCs/>
+        </w:rPr>
+        <w:t>espresso</w:t>
+      </w:r>
+      <w:r>
+        <w:rPr>
+          <w:b/>
+          <w:bCs/>
+          <w:lang w:val="es-419" w:eastAsia="es-CO"/>
+        </w:rPr>
+        <w:t>: componentes y funcionamiento</w:t>
+      </w:r>
+    </w:p>
+    <w:p>
+      <w:pPr>
+        <w:rPr>
+          <w:lang w:val="es-419" w:eastAsia="es-CO"/>
+        </w:rPr>
+      </w:pPr>
+      <w:r>
+        <w:rPr>
+          <w:lang w:val="es-419" w:eastAsia="es-CO"/>
+        </w:rPr>
+        <w:t xml:space="preserve">La máquina de </w:t>
+      </w:r>
+      <w:r>
+        <w:rPr>
+          <w:rStyle w:val="Extranjerismo"/>
+        </w:rPr>
+        <w:t>espresso</w:t>
+      </w:r>
+      <w:r>
+        <w:rPr>
+          <w:lang w:val="es-419" w:eastAsia="es-CO"/>
+        </w:rPr>
+        <w:t xml:space="preserve"> </w:t>
+      </w:r>
+      <w:r>
+        <w:rPr>
+          <w:lang w:val="es-419" w:eastAsia="es-CO"/>
+        </w:rPr>
+        <w:t>profesional se compone de:</w:t>
       </w:r>
     </w:p>
     <w:p>
@@ -6958,9 +7799,29 @@
       </w:pPr>
       <w:r>
         <w:rPr>
-          <w:lang w:val="es-419" w:eastAsia="es-CO"/>
-        </w:rPr>
-        <w:t>Caldera o intercambiador de calor: calienta el agua y genera vapor. Las máquinas de doble caldera permiten extraer espresso y vaporizar leche simultáneamente.</w:t>
+          <w:b/>
+          <w:bCs/>
+          <w:lang w:val="es-419" w:eastAsia="es-CO"/>
+        </w:rPr>
+        <w:t>Caldera o intercambiador de calor</w:t>
+      </w:r>
+      <w:r>
+        <w:rPr>
+          <w:lang w:val="es-419" w:eastAsia="es-CO"/>
+        </w:rPr>
+        <w:t xml:space="preserve">: calienta el agua y genera vapor. Las máquinas de doble caldera permiten extraer </w:t>
+      </w:r>
+      <w:r>
+        <w:rPr>
+          <w:rStyle w:val="Extranjerismo"/>
+        </w:rPr>
+        <w:t>espresso</w:t>
+      </w:r>
+      <w:r>
+        <w:rPr>
+          <w:lang w:val="es-419" w:eastAsia="es-CO"/>
+        </w:rPr>
+        <w:t xml:space="preserve"> y vaporizar leche simultáneamente.</w:t>
       </w:r>
     </w:p>
     <w:p>
@@ -6976,9 +7837,17 @@
       </w:pPr>
       <w:r>
         <w:rPr>
-          <w:lang w:val="es-419" w:eastAsia="es-CO"/>
-        </w:rPr>
-        <w:t>Bomba (rotativa o vibratoria): genera la presión de 9 bares. Las bombas rotativas son más silenciosas y duraderas.</w:t>
+          <w:b/>
+          <w:bCs/>
+          <w:lang w:val="es-419" w:eastAsia="es-CO"/>
+        </w:rPr>
+        <w:t>Bomba (rotativa o vibratoria)</w:t>
+      </w:r>
+      <w:r>
+        <w:rPr>
+          <w:lang w:val="es-419" w:eastAsia="es-CO"/>
+        </w:rPr>
+        <w:t>: genera la presión de 9 bares. Las bombas rotativas son más silenciosas y duraderas.</w:t>
       </w:r>
     </w:p>
     <w:p>
@@ -6994,9 +7863,17 @@
       </w:pPr>
       <w:r>
         <w:rPr>
-          <w:lang w:val="es-419" w:eastAsia="es-CO"/>
-        </w:rPr>
-        <w:t>Grupo porta filtro: conjunto que incluye el porta filtro, la cesta, el difusor y la junta. En grupos de calidad, la temperatura se mantiene estable mediante sistemas termostáticos o de circulación de agua.</w:t>
+          <w:b/>
+          <w:bCs/>
+          <w:lang w:val="es-419" w:eastAsia="es-CO"/>
+        </w:rPr>
+        <w:t>Grupo porta filtro</w:t>
+      </w:r>
+      <w:r>
+        <w:rPr>
+          <w:lang w:val="es-419" w:eastAsia="es-CO"/>
+        </w:rPr>
+        <w:t>: conjunto que incluye el porta filtro, la cesta, el difusor y la junta. En grupos de calidad, la temperatura se mantiene estable mediante sistemas termostáticos o de circulación de agua.</w:t>
       </w:r>
     </w:p>
     <w:p>
@@ -7012,9 +7889,17 @@
       </w:pPr>
       <w:r>
         <w:rPr>
-          <w:lang w:val="es-419" w:eastAsia="es-CO"/>
-        </w:rPr>
-        <w:t xml:space="preserve">Manómetros: </w:t>
+          <w:b/>
+          <w:bCs/>
+          <w:lang w:val="es-419" w:eastAsia="es-CO"/>
+        </w:rPr>
+        <w:t>Manómetros</w:t>
+      </w:r>
+      <w:r>
+        <w:rPr>
+          <w:lang w:val="es-419" w:eastAsia="es-CO"/>
+        </w:rPr>
+        <w:t xml:space="preserve">: </w:t>
       </w:r>
       <w:r>
         <w:rPr>
@@ -7042,28 +7927,47 @@
       </w:pPr>
       <w:r>
         <w:rPr>
-          <w:lang w:val="es-419" w:eastAsia="es-CO"/>
-        </w:rPr>
-        <w:t>Lanza de vapor y lanza de agua caliente.</w:t>
-      </w:r>
-    </w:p>
-    <w:p>
-      <w:pPr>
-        <w:rPr>
-          <w:lang w:val="es-419" w:eastAsia="es-CO"/>
-        </w:rPr>
-      </w:pPr>
-      <w:r>
-        <w:rPr>
-          <w:lang w:val="es-419" w:eastAsia="es-CO"/>
-        </w:rPr>
-        <w:t>Componentes</w:t>
-      </w:r>
-      <w:r>
-        <w:rPr>
-          <w:lang w:val="es-419" w:eastAsia="es-CO"/>
-        </w:rPr>
-        <w:t xml:space="preserve"> internos de máquina de espresso</w:t>
+          <w:b/>
+          <w:bCs/>
+          <w:lang w:val="es-419" w:eastAsia="es-CO"/>
+        </w:rPr>
+        <w:t>Lanza de vapor y lanza de agua caliente</w:t>
+      </w:r>
+      <w:r>
+        <w:rPr>
+          <w:lang w:val="es-419" w:eastAsia="es-CO"/>
+        </w:rPr>
+        <w:t>: p</w:t>
+      </w:r>
+      <w:r>
+        <w:rPr>
+          <w:lang w:val="es-419" w:eastAsia="es-CO"/>
+        </w:rPr>
+        <w:t>ermite generar vapor para texturizar la leche y suministrar agua caliente para la preparación de bebidas e infusiones.</w:t>
+      </w:r>
+    </w:p>
+    <w:p>
+      <w:pPr>
+        <w:rPr>
+          <w:b/>
+          <w:bCs/>
+          <w:lang w:val="es-419" w:eastAsia="es-CO"/>
+        </w:rPr>
+      </w:pPr>
+      <w:r>
+        <w:rPr>
+          <w:b/>
+          <w:bCs/>
+          <w:lang w:val="es-419" w:eastAsia="es-CO"/>
+        </w:rPr>
+        <w:lastRenderedPageBreak/>
+        <w:t xml:space="preserve">Componentes internos de máquina de </w:t>
+      </w:r>
+      <w:r>
+        <w:rPr>
+          <w:rStyle w:val="Extranjerismo"/>
+        </w:rPr>
+        <w:t>espresso</w:t>
       </w:r>
     </w:p>
     <w:p>
@@ -7071,7 +7975,7 @@
         <w:pStyle w:val="Prrafodelista"/>
         <w:numPr>
           <w:ilvl w:val="0"/>
-          <w:numId w:val="19"/>
+          <w:numId w:val="45"/>
         </w:numPr>
         <w:rPr>
           <w:lang w:val="es-419" w:eastAsia="es-CO"/>
@@ -7095,7 +7999,7 @@
         <w:pStyle w:val="Prrafodelista"/>
         <w:numPr>
           <w:ilvl w:val="0"/>
-          <w:numId w:val="19"/>
+          <w:numId w:val="45"/>
         </w:numPr>
         <w:rPr>
           <w:lang w:val="es-419" w:eastAsia="es-CO"/>
@@ -7105,7 +8009,6 @@
         <w:rPr>
           <w:lang w:val="es-419" w:eastAsia="es-CO"/>
         </w:rPr>
-        <w:lastRenderedPageBreak/>
         <w:t>Bomba</w:t>
       </w:r>
       <w:r>
@@ -7120,7 +8023,7 @@
         <w:pStyle w:val="Prrafodelista"/>
         <w:numPr>
           <w:ilvl w:val="0"/>
-          <w:numId w:val="19"/>
+          <w:numId w:val="45"/>
         </w:numPr>
         <w:rPr>
           <w:lang w:val="es-419" w:eastAsia="es-CO"/>
@@ -7144,7 +8047,7 @@
         <w:pStyle w:val="Prrafodelista"/>
         <w:numPr>
           <w:ilvl w:val="0"/>
-          <w:numId w:val="19"/>
+          <w:numId w:val="45"/>
         </w:numPr>
         <w:rPr>
           <w:lang w:val="es-419" w:eastAsia="es-CO"/>
@@ -7168,7 +8071,7 @@
         <w:pStyle w:val="Prrafodelista"/>
         <w:numPr>
           <w:ilvl w:val="0"/>
-          <w:numId w:val="19"/>
+          <w:numId w:val="45"/>
         </w:numPr>
         <w:rPr>
           <w:lang w:val="es-419" w:eastAsia="es-CO"/>
@@ -7192,7 +8095,7 @@
         <w:pStyle w:val="Prrafodelista"/>
         <w:numPr>
           <w:ilvl w:val="0"/>
-          <w:numId w:val="19"/>
+          <w:numId w:val="45"/>
         </w:numPr>
         <w:rPr>
           <w:lang w:val="es-419" w:eastAsia="es-CO"/>
@@ -7216,7 +8119,7 @@
         <w:pStyle w:val="Prrafodelista"/>
         <w:numPr>
           <w:ilvl w:val="0"/>
-          <w:numId w:val="19"/>
+          <w:numId w:val="45"/>
         </w:numPr>
         <w:rPr>
           <w:lang w:val="es-419" w:eastAsia="es-CO"/>
@@ -7246,7 +8149,7 @@
         <w:pStyle w:val="Prrafodelista"/>
         <w:numPr>
           <w:ilvl w:val="0"/>
-          <w:numId w:val="19"/>
+          <w:numId w:val="45"/>
         </w:numPr>
         <w:rPr>
           <w:lang w:val="es-419" w:eastAsia="es-CO"/>
@@ -7270,7 +8173,7 @@
         <w:pStyle w:val="Prrafodelista"/>
         <w:numPr>
           <w:ilvl w:val="0"/>
-          <w:numId w:val="19"/>
+          <w:numId w:val="45"/>
         </w:numPr>
         <w:rPr>
           <w:lang w:val="es-419" w:eastAsia="es-CO"/>
@@ -7294,7 +8197,7 @@
         <w:pStyle w:val="Prrafodelista"/>
         <w:numPr>
           <w:ilvl w:val="0"/>
-          <w:numId w:val="19"/>
+          <w:numId w:val="45"/>
         </w:numPr>
         <w:rPr>
           <w:lang w:val="es-419" w:eastAsia="es-CO"/>
@@ -7446,18 +8349,34 @@
     </w:p>
     <w:p>
       <w:pPr>
-        <w:rPr>
-          <w:b/>
-          <w:bCs/>
-          <w:lang w:val="es-419" w:eastAsia="es-CO"/>
-        </w:rPr>
-      </w:pPr>
-      <w:r>
-        <w:rPr>
-          <w:b/>
-          <w:bCs/>
-          <w:lang w:val="es-419" w:eastAsia="es-CO"/>
-        </w:rPr>
+        <w:spacing w:before="0" w:after="160" w:line="259" w:lineRule="auto"/>
+        <w:ind w:firstLine="0"/>
+        <w:rPr>
+          <w:lang w:val="es-419" w:eastAsia="es-CO"/>
+        </w:rPr>
+      </w:pPr>
+      <w:r>
+        <w:rPr>
+          <w:lang w:val="es-419" w:eastAsia="es-CO"/>
+        </w:rPr>
+        <w:br w:type="page"/>
+      </w:r>
+    </w:p>
+    <w:p>
+      <w:pPr>
+        <w:rPr>
+          <w:b/>
+          <w:bCs/>
+          <w:lang w:val="es-419" w:eastAsia="es-CO"/>
+        </w:rPr>
+      </w:pPr>
+      <w:r>
+        <w:rPr>
+          <w:b/>
+          <w:bCs/>
+          <w:lang w:val="es-419" w:eastAsia="es-CO"/>
+        </w:rPr>
+        <w:lastRenderedPageBreak/>
         <w:t>Métodos alternativos: equipos y utensilios</w:t>
       </w:r>
     </w:p>
@@ -7471,7 +8390,22 @@
         <w:rPr>
           <w:lang w:val="es-419" w:eastAsia="es-CO"/>
         </w:rPr>
-        <w:t>Además de la máquina de espresso, una cafetería completa debe ofrecer métodos alternativos. Cada uno requiere su equipo específico y su técnica:</w:t>
+        <w:t>Además de la máquina de</w:t>
+      </w:r>
+      <w:r>
+        <w:t xml:space="preserve"> </w:t>
+      </w:r>
+      <w:r>
+        <w:rPr>
+          <w:rStyle w:val="Extranjerismo"/>
+        </w:rPr>
+        <w:t>espresso</w:t>
+      </w:r>
+      <w:r>
+        <w:rPr>
+          <w:lang w:val="es-419" w:eastAsia="es-CO"/>
+        </w:rPr>
+        <w:t>, una cafetería completa debe ofrecer métodos alternativos. Cada uno requiere su equipo específico y su técnica:</w:t>
       </w:r>
     </w:p>
     <w:p>
@@ -7489,15 +8423,18 @@
       <w:r>
         <w:rPr>
           <w:rStyle w:val="Extranjerismo"/>
-          <w:lang w:val="es-419" w:eastAsia="es-CO"/>
-        </w:rPr>
-        <w:lastRenderedPageBreak/>
+          <w:b/>
+          <w:bCs/>
+          <w:lang w:val="es-419" w:eastAsia="es-CO"/>
+        </w:rPr>
         <w:t>Pour</w:t>
       </w:r>
       <w:proofErr w:type="spellEnd"/>
       <w:r>
         <w:rPr>
           <w:rStyle w:val="Extranjerismo"/>
+          <w:b/>
+          <w:bCs/>
           <w:lang w:val="es-419" w:eastAsia="es-CO"/>
         </w:rPr>
         <w:t xml:space="preserve"> </w:t>
@@ -7506,6 +8443,8 @@
       <w:r>
         <w:rPr>
           <w:rStyle w:val="Extranjerismo"/>
+          <w:b/>
+          <w:bCs/>
           <w:lang w:val="es-419" w:eastAsia="es-CO"/>
         </w:rPr>
         <w:t>over</w:t>
@@ -7513,23 +8452,35 @@
       <w:proofErr w:type="spellEnd"/>
       <w:r>
         <w:rPr>
-          <w:lang w:val="es-419" w:eastAsia="es-CO"/>
-        </w:rPr>
-        <w:t xml:space="preserve"> (V60, </w:t>
+          <w:b/>
+          <w:bCs/>
+          <w:lang w:val="es-419" w:eastAsia="es-CO"/>
+        </w:rPr>
+        <w:t xml:space="preserve"> (V60, Chemex, </w:t>
       </w:r>
       <w:proofErr w:type="spellStart"/>
       <w:r>
         <w:rPr>
-          <w:lang w:val="es-419" w:eastAsia="es-CO"/>
-        </w:rPr>
-        <w:t>Chemex</w:t>
+          <w:b/>
+          <w:bCs/>
+          <w:lang w:val="es-419" w:eastAsia="es-CO"/>
+        </w:rPr>
+        <w:t>Kalita</w:t>
       </w:r>
       <w:proofErr w:type="spellEnd"/>
       <w:r>
         <w:rPr>
-          <w:lang w:val="es-419" w:eastAsia="es-CO"/>
-        </w:rPr>
-        <w:t>, Kalita Wave): cono, filtros de papel (blanqueados o sin blanquear), tetera de cuello de cisne, jarra de vidrio.</w:t>
+          <w:b/>
+          <w:bCs/>
+          <w:lang w:val="es-419" w:eastAsia="es-CO"/>
+        </w:rPr>
+        <w:t xml:space="preserve"> Wave)</w:t>
+      </w:r>
+      <w:r>
+        <w:rPr>
+          <w:lang w:val="es-419" w:eastAsia="es-CO"/>
+        </w:rPr>
+        <w:t>: cono, filtros de papel (blanqueados o sin blanquear), tetera de cuello de cisne, jarra de vidrio.</w:t>
       </w:r>
     </w:p>
     <w:p>
@@ -7545,9 +8496,17 @@
       </w:pPr>
       <w:r>
         <w:rPr>
-          <w:lang w:val="es-419" w:eastAsia="es-CO"/>
-        </w:rPr>
-        <w:t>Prensa francesa: cilindro de vidrio o acero, émbolo con malla, tapa.</w:t>
+          <w:b/>
+          <w:bCs/>
+          <w:lang w:val="es-419" w:eastAsia="es-CO"/>
+        </w:rPr>
+        <w:t>Prensa francesa</w:t>
+      </w:r>
+      <w:r>
+        <w:rPr>
+          <w:lang w:val="es-419" w:eastAsia="es-CO"/>
+        </w:rPr>
+        <w:t>: cilindro de vidrio o acero, émbolo con malla, tapa.</w:t>
       </w:r>
     </w:p>
     <w:p>
@@ -7563,9 +8522,17 @@
       </w:pPr>
       <w:r>
         <w:rPr>
-          <w:lang w:val="es-419" w:eastAsia="es-CO"/>
-        </w:rPr>
-        <w:t>Aeropress: cilindro de plástico, pistón, filtros de papel o metálico.</w:t>
+          <w:b/>
+          <w:bCs/>
+          <w:lang w:val="es-419" w:eastAsia="es-CO"/>
+        </w:rPr>
+        <w:t>Aeropress</w:t>
+      </w:r>
+      <w:r>
+        <w:rPr>
+          <w:lang w:val="es-419" w:eastAsia="es-CO"/>
+        </w:rPr>
+        <w:t>: cilindro de plástico, pistón, filtros de papel o metálico.</w:t>
       </w:r>
     </w:p>
     <w:p>
@@ -7581,9 +8548,17 @@
       </w:pPr>
       <w:r>
         <w:rPr>
-          <w:lang w:val="es-419" w:eastAsia="es-CO"/>
-        </w:rPr>
-        <w:t>Sifón japonés: matraz inferior (agua), matraz superior (café), filtro de tela o vidrio, fuente de calor.</w:t>
+          <w:b/>
+          <w:bCs/>
+          <w:lang w:val="es-419" w:eastAsia="es-CO"/>
+        </w:rPr>
+        <w:t>Sifón japonés</w:t>
+      </w:r>
+      <w:r>
+        <w:rPr>
+          <w:lang w:val="es-419" w:eastAsia="es-CO"/>
+        </w:rPr>
+        <w:t>: matraz inferior (agua), matraz superior (café), filtro de tela o vidrio, fuente de calor.</w:t>
       </w:r>
     </w:p>
     <w:p>
@@ -7599,9 +8574,17 @@
       </w:pPr>
       <w:r>
         <w:rPr>
-          <w:lang w:val="es-419" w:eastAsia="es-CO"/>
-        </w:rPr>
-        <w:t>Cafetera moka (greca): cuerpo inferior, cesta, cuerpo superior; generalmente de aluminio.</w:t>
+          <w:b/>
+          <w:bCs/>
+          <w:lang w:val="es-419" w:eastAsia="es-CO"/>
+        </w:rPr>
+        <w:t>Cafetera moka (greca)</w:t>
+      </w:r>
+      <w:r>
+        <w:rPr>
+          <w:lang w:val="es-419" w:eastAsia="es-CO"/>
+        </w:rPr>
+        <w:t>: cuerpo inferior, cesta, cuerpo superior; generalmente de aluminio.</w:t>
       </w:r>
     </w:p>
     <w:p>
@@ -7661,21 +8644,21 @@
         <w:rPr>
           <w:lang w:val="es-419" w:eastAsia="es-CO"/>
         </w:rPr>
-        <w:t xml:space="preserve"> (V60, </w:t>
+        <w:t xml:space="preserve"> (V60, Chemex, </w:t>
       </w:r>
       <w:proofErr w:type="spellStart"/>
       <w:r>
         <w:rPr>
           <w:lang w:val="es-419" w:eastAsia="es-CO"/>
         </w:rPr>
-        <w:t>Chemex</w:t>
+        <w:t>Kalita</w:t>
       </w:r>
       <w:proofErr w:type="spellEnd"/>
       <w:r>
         <w:rPr>
           <w:lang w:val="es-419" w:eastAsia="es-CO"/>
         </w:rPr>
-        <w:t>, Kalita Wave).</w:t>
+        <w:t xml:space="preserve"> Wave).</w:t>
       </w:r>
     </w:p>
     <w:p>
@@ -7791,21 +8774,6 @@
           <w:lang w:val="es-419" w:eastAsia="es-CO"/>
         </w:rPr>
         <w:t>La falta de limpieza es una de las causas principales de sabores indeseables (rancios, amargos, metálicos) y de fallos técnicos. Se debe establecer un plan de mantenimiento.</w:t>
-      </w:r>
-    </w:p>
-    <w:p>
-      <w:pPr>
-        <w:spacing w:before="0" w:after="160" w:line="259" w:lineRule="auto"/>
-        <w:ind w:firstLine="0"/>
-        <w:rPr>
-          <w:lang w:val="es-419" w:eastAsia="es-CO"/>
-        </w:rPr>
-      </w:pPr>
-      <w:r>
-        <w:rPr>
-          <w:lang w:val="es-419" w:eastAsia="es-CO"/>
-        </w:rPr>
-        <w:br w:type="page"/>
       </w:r>
     </w:p>
     <w:p>
@@ -8071,7 +9039,13 @@
               <w:pStyle w:val="TextoTablas"/>
             </w:pPr>
             <w:r>
-              <w:t>Máquina de espresso</w:t>
+              <w:t xml:space="preserve">Máquina de </w:t>
+            </w:r>
+            <w:r>
+              <w:rPr>
+                <w:rStyle w:val="Extranjerismo"/>
+              </w:rPr>
+              <w:t>espresso</w:t>
             </w:r>
           </w:p>
         </w:tc>
@@ -8134,7 +9108,13 @@
               <w:pStyle w:val="TextoTablas"/>
             </w:pPr>
             <w:r>
-              <w:t>Máquina de espresso</w:t>
+              <w:t xml:space="preserve">Máquina de </w:t>
+            </w:r>
+            <w:r>
+              <w:rPr>
+                <w:rStyle w:val="Extranjerismo"/>
+              </w:rPr>
+              <w:t>espresso</w:t>
             </w:r>
           </w:p>
         </w:tc>
@@ -8423,11 +9403,15 @@
     <w:p>
       <w:pPr>
         <w:rPr>
-          <w:lang w:val="es-419" w:eastAsia="es-CO"/>
-        </w:rPr>
-      </w:pPr>
-      <w:r>
-        <w:rPr>
+          <w:b/>
+          <w:bCs/>
+          <w:lang w:val="es-419" w:eastAsia="es-CO"/>
+        </w:rPr>
+      </w:pPr>
+      <w:r>
+        <w:rPr>
+          <w:b/>
+          <w:bCs/>
           <w:lang w:val="es-419" w:eastAsia="es-CO"/>
         </w:rPr>
         <w:t xml:space="preserve">Procedimiento de </w:t>
@@ -8436,6 +9420,8 @@
       <w:r>
         <w:rPr>
           <w:rStyle w:val="Extranjerismo"/>
+          <w:b/>
+          <w:bCs/>
           <w:lang w:val="es-419" w:eastAsia="es-CO"/>
         </w:rPr>
         <w:t>backflush</w:t>
@@ -8443,9 +9429,11 @@
       <w:proofErr w:type="spellEnd"/>
       <w:r>
         <w:rPr>
-          <w:lang w:val="es-419" w:eastAsia="es-CO"/>
-        </w:rPr>
-        <w:t xml:space="preserve"> con detergente:</w:t>
+          <w:b/>
+          <w:bCs/>
+          <w:lang w:val="es-419" w:eastAsia="es-CO"/>
+        </w:rPr>
+        <w:t xml:space="preserve"> con detergente</w:t>
       </w:r>
     </w:p>
     <w:p>
@@ -8481,21 +9469,7 @@
         <w:rPr>
           <w:lang w:val="es-419" w:eastAsia="es-CO"/>
         </w:rPr>
-        <w:t>Agregar 1-2 g de detergente especial (</w:t>
-      </w:r>
-      <w:proofErr w:type="spellStart"/>
-      <w:r>
-        <w:rPr>
-          <w:lang w:val="es-419" w:eastAsia="es-CO"/>
-        </w:rPr>
-        <w:t>cafiza</w:t>
-      </w:r>
-      <w:proofErr w:type="spellEnd"/>
-      <w:r>
-        <w:rPr>
-          <w:lang w:val="es-419" w:eastAsia="es-CO"/>
-        </w:rPr>
-        <w:t>) sobre el disco.</w:t>
+        <w:t>Agregar 1-2 g de detergente especial (cafiza) sobre el disco.</w:t>
       </w:r>
     </w:p>
     <w:p>
@@ -8588,7 +9562,7 @@
       <w:pPr>
         <w:pStyle w:val="Ttulo1"/>
       </w:pPr>
-      <w:bookmarkStart w:id="6" w:name="_Toc235013943"/>
+      <w:bookmarkStart w:id="6" w:name="_Toc236299521"/>
       <w:r>
         <w:lastRenderedPageBreak/>
         <w:t>Métodos de extracción de café</w:t>
@@ -8608,16 +9582,19 @@
         <w:t>Cada método de extracción –</w:t>
       </w:r>
       <w:r>
-        <w:rPr>
-          <w:lang w:val="es-419" w:eastAsia="es-CO"/>
-        </w:rPr>
         <w:t xml:space="preserve"> </w:t>
       </w:r>
       <w:r>
         <w:rPr>
-          <w:lang w:val="es-419" w:eastAsia="es-CO"/>
-        </w:rPr>
-        <w:t>espresso, goteo, inmersión, vacío, presión manual</w:t>
+          <w:rStyle w:val="Extranjerismo"/>
+        </w:rPr>
+        <w:t>espresso</w:t>
+      </w:r>
+      <w:r>
+        <w:rPr>
+          <w:lang w:val="es-419" w:eastAsia="es-CO"/>
+        </w:rPr>
+        <w:t>, goteo, inmersión, vacío, presión manual</w:t>
       </w:r>
       <w:r>
         <w:rPr>
@@ -8685,11 +9662,29 @@
         <w:rPr>
           <w:lang w:val="es-419" w:eastAsia="es-CO"/>
         </w:rPr>
-        <w:t xml:space="preserve"> en una prensa francesa, donde el cuerpo pesado y los aceites pueden opacar esas sutilezas. En cambio, un café con notas de chocolate y nueces, de cuerpo medio, puede ser excelente tanto en espresso como en Aeropress, e incluso en una cafetera </w:t>
+        <w:t xml:space="preserve"> en una prensa francesa, donde el cuerpo pesado y los aceites pueden opacar esas sutilezas. En cambio, un café con notas de chocolate y nueces, de cuerpo medio, puede ser excelente tanto en </w:t>
       </w:r>
       <w:r>
         <w:rPr>
           <w:rStyle w:val="Extranjerismo"/>
+        </w:rPr>
+        <w:t>espresso</w:t>
+      </w:r>
+      <w:r>
+        <w:rPr>
+          <w:lang w:val="es-419" w:eastAsia="es-CO"/>
+        </w:rPr>
+        <w:t xml:space="preserve"> </w:t>
+      </w:r>
+      <w:r>
+        <w:rPr>
+          <w:lang w:val="es-419" w:eastAsia="es-CO"/>
+        </w:rPr>
+        <w:t xml:space="preserve">como en Aeropress, e incluso en una cafetera </w:t>
+      </w:r>
+      <w:r>
+        <w:rPr>
+          <w:rStyle w:val="Extranjerismo"/>
           <w:lang w:val="es-419" w:eastAsia="es-CO"/>
         </w:rPr>
         <w:t>moka</w:t>
@@ -8711,61 +9706,152 @@
         <w:rPr>
           <w:lang w:val="es-419" w:eastAsia="es-CO"/>
         </w:rPr>
-        <w:t xml:space="preserve">El tiempo de contacto entre el agua y el café es el factor discriminante fundamental: los métodos de contacto breve (espresso, de 20 a 30 segundos) requieren molienda fina y presión para extraer con eficiencia; los de contacto prolongado (prensa francesa, de cuatro a cinco minutos) requieren molienda gruesa para evitar la sobre extracción de compuestos amargos. Además, la presión aplicada modifica la emulsión de aceites: el espresso con nueve bares de presión crea la crema característica, rica en compuestos hidrofóbicos que aportan sensación en boca. El barista debe dominar no solo los procedimientos, sino los principios físicos y químicos que hay detrás, para poder innovar y adaptarse a distintos cafés y preferencias del consumidor. Esta </w:t>
+        <w:t>El tiempo de contacto entre el agua y el café es el factor discriminante fundamental: los métodos de contacto breve (</w:t>
+      </w:r>
+      <w:r>
+        <w:rPr>
+          <w:rStyle w:val="Extranjerismo"/>
+        </w:rPr>
+        <w:t>espresso</w:t>
+      </w:r>
+      <w:r>
+        <w:rPr>
+          <w:lang w:val="es-419" w:eastAsia="es-CO"/>
+        </w:rPr>
+        <w:t xml:space="preserve">, de 20 a 30 segundos) requieren molienda fina y presión para extraer con eficiencia; los de contacto prolongado (prensa francesa, de cuatro a cinco minutos) requieren molienda gruesa para evitar la sobre extracción de compuestos amargos. Además, la presión aplicada modifica la emulsión de aceites: el </w:t>
+      </w:r>
+      <w:r>
+        <w:rPr>
+          <w:rStyle w:val="Extranjerismo"/>
+        </w:rPr>
+        <w:t>espresso</w:t>
+      </w:r>
+      <w:r>
+        <w:rPr>
+          <w:lang w:val="es-419" w:eastAsia="es-CO"/>
+        </w:rPr>
+        <w:t xml:space="preserve"> </w:t>
+      </w:r>
+      <w:r>
+        <w:rPr>
+          <w:lang w:val="es-419" w:eastAsia="es-CO"/>
+        </w:rPr>
+        <w:t xml:space="preserve">con nueve bares de presión crea la crema característica, rica en compuestos hidrofóbicos que aportan sensación en boca. El barista debe dominar no solo los procedimientos, sino los principios físicos y químicos que hay detrás, para poder innovar y adaptarse a distintos cafés y preferencias del </w:t>
       </w:r>
       <w:r>
         <w:rPr>
           <w:lang w:val="es-419" w:eastAsia="es-CO"/>
         </w:rPr>
         <w:lastRenderedPageBreak/>
-        <w:t>comprensión también le permitirá ajustar variables como la temperatura y la turbulencia según el método elegido, garantizando así la consistencia en el servicio.</w:t>
-      </w:r>
-    </w:p>
-    <w:p>
-      <w:pPr>
-        <w:rPr>
-          <w:b/>
-          <w:bCs/>
-          <w:lang w:val="es-419" w:eastAsia="es-CO"/>
-        </w:rPr>
-      </w:pPr>
-      <w:r>
-        <w:rPr>
-          <w:b/>
-          <w:bCs/>
-          <w:lang w:val="es-419" w:eastAsia="es-CO"/>
-        </w:rPr>
-        <w:t>Método espresso: fundamentos, variables y procedimiento</w:t>
-      </w:r>
-    </w:p>
-    <w:p>
-      <w:pPr>
-        <w:rPr>
-          <w:lang w:val="es-419" w:eastAsia="es-CO"/>
-        </w:rPr>
-      </w:pPr>
-      <w:r>
-        <w:rPr>
-          <w:lang w:val="es-419" w:eastAsia="es-CO"/>
-        </w:rPr>
-        <w:t>El espresso es la base de la mayoría de las bebidas de cafetería. Se define como una bebida de 25-35 ml obtenida al forzar agua caliente a 9 bares a través de una cama de 7-9 g de café molido fino, compactada, durante 20-30 segundos. La crema (espuma de color avellana) es su sello distintivo.</w:t>
-      </w:r>
-    </w:p>
-    <w:p>
-      <w:pPr>
-        <w:rPr>
-          <w:b/>
-          <w:bCs/>
-          <w:lang w:val="es-419" w:eastAsia="es-CO"/>
-        </w:rPr>
-      </w:pPr>
-      <w:r>
-        <w:rPr>
-          <w:b/>
-          <w:bCs/>
-          <w:lang w:val="es-419" w:eastAsia="es-CO"/>
-        </w:rPr>
-        <w:t>Procedimiento paso a paso (espresso doble, 18 g de café, 36 g de bebida):</w:t>
+        <w:t>consumidor. Esta comprensión también le permitirá ajustar variables como la temperatura y la turbulencia según el método elegido, garantizando así la consistencia en el servicio.</w:t>
+      </w:r>
+    </w:p>
+    <w:p>
+      <w:pPr>
+        <w:rPr>
+          <w:b/>
+          <w:bCs/>
+          <w:lang w:val="es-419" w:eastAsia="es-CO"/>
+        </w:rPr>
+      </w:pPr>
+      <w:r>
+        <w:rPr>
+          <w:b/>
+          <w:bCs/>
+          <w:lang w:val="es-419" w:eastAsia="es-CO"/>
+        </w:rPr>
+        <w:t>Método</w:t>
+      </w:r>
+      <w:r>
+        <w:t xml:space="preserve"> </w:t>
+      </w:r>
+      <w:r>
+        <w:rPr>
+          <w:rStyle w:val="Extranjerismo"/>
+          <w:b/>
+          <w:bCs/>
+        </w:rPr>
+        <w:t>espresso</w:t>
+      </w:r>
+      <w:r>
+        <w:rPr>
+          <w:b/>
+          <w:bCs/>
+          <w:lang w:val="es-419" w:eastAsia="es-CO"/>
+        </w:rPr>
+        <w:t>: fundamentos, variables y procedimiento</w:t>
+      </w:r>
+    </w:p>
+    <w:p>
+      <w:pPr>
+        <w:rPr>
+          <w:lang w:val="es-419" w:eastAsia="es-CO"/>
+        </w:rPr>
+      </w:pPr>
+      <w:r>
+        <w:rPr>
+          <w:lang w:val="es-419" w:eastAsia="es-CO"/>
+        </w:rPr>
+        <w:t xml:space="preserve">El </w:t>
+      </w:r>
+      <w:r>
+        <w:rPr>
+          <w:rStyle w:val="Extranjerismo"/>
+        </w:rPr>
+        <w:t>espresso</w:t>
+      </w:r>
+      <w:r>
+        <w:rPr>
+          <w:lang w:val="es-419" w:eastAsia="es-CO"/>
+        </w:rPr>
+        <w:t xml:space="preserve"> </w:t>
+      </w:r>
+      <w:r>
+        <w:rPr>
+          <w:lang w:val="es-419" w:eastAsia="es-CO"/>
+        </w:rPr>
+        <w:t>es la base de la mayoría de las bebidas de cafetería. Se define como una bebida de 25-35 ml obtenida al forzar agua caliente a 9 bares a través de una cama de 7-9 g de café molido fino, compactada, durante 20-30 segundos. La crema (espuma de color avellana) es su sello distintivo.</w:t>
+      </w:r>
+    </w:p>
+    <w:p>
+      <w:pPr>
+        <w:rPr>
+          <w:b/>
+          <w:bCs/>
+          <w:lang w:val="es-419" w:eastAsia="es-CO"/>
+        </w:rPr>
+      </w:pPr>
+      <w:r>
+        <w:rPr>
+          <w:b/>
+          <w:bCs/>
+          <w:lang w:val="es-419" w:eastAsia="es-CO"/>
+        </w:rPr>
+        <w:t>Procedimiento paso a paso (</w:t>
+      </w:r>
+      <w:r>
+        <w:rPr>
+          <w:rStyle w:val="Extranjerismo"/>
+          <w:b/>
+          <w:bCs/>
+        </w:rPr>
+        <w:t>espresso</w:t>
+      </w:r>
+      <w:r>
+        <w:rPr>
+          <w:b/>
+          <w:bCs/>
+          <w:lang w:val="es-419" w:eastAsia="es-CO"/>
+        </w:rPr>
+        <w:t xml:space="preserve"> </w:t>
+      </w:r>
+      <w:r>
+        <w:rPr>
+          <w:b/>
+          <w:bCs/>
+          <w:lang w:val="es-419" w:eastAsia="es-CO"/>
+        </w:rPr>
+        <w:t>doble, 18 g de café, 36 g de bebida):</w:t>
       </w:r>
     </w:p>
     <w:p>
@@ -8781,9 +9867,17 @@
       </w:pPr>
       <w:r>
         <w:rPr>
-          <w:lang w:val="es-419" w:eastAsia="es-CO"/>
-        </w:rPr>
-        <w:t xml:space="preserve">Precalentamiento: encienda la máquina 20-30 minutos antes. </w:t>
+          <w:b/>
+          <w:bCs/>
+          <w:lang w:val="es-419" w:eastAsia="es-CO"/>
+        </w:rPr>
+        <w:t>Precalentamiento</w:t>
+      </w:r>
+      <w:r>
+        <w:rPr>
+          <w:lang w:val="es-419" w:eastAsia="es-CO"/>
+        </w:rPr>
+        <w:t xml:space="preserve">: encienda la máquina 20-30 minutos antes. </w:t>
       </w:r>
       <w:proofErr w:type="spellStart"/>
       <w:r>
@@ -8813,9 +9907,17 @@
       </w:pPr>
       <w:r>
         <w:rPr>
-          <w:lang w:val="es-419" w:eastAsia="es-CO"/>
-        </w:rPr>
-        <w:t>Moler y dosar: muela la cantidad exacta (use balanza) en el portafiltro. Nivele la superficie con el dedo o con un distribuidor.</w:t>
+          <w:b/>
+          <w:bCs/>
+          <w:lang w:val="es-419" w:eastAsia="es-CO"/>
+        </w:rPr>
+        <w:t>Moler y dosar</w:t>
+      </w:r>
+      <w:r>
+        <w:rPr>
+          <w:lang w:val="es-419" w:eastAsia="es-CO"/>
+        </w:rPr>
+        <w:t>: muela la cantidad exacta (use balanza) en el portafiltro. Nivele la superficie con el dedo o con un distribuidor.</w:t>
       </w:r>
     </w:p>
     <w:p>
@@ -8831,9 +9933,17 @@
       </w:pPr>
       <w:r>
         <w:rPr>
-          <w:lang w:val="es-419" w:eastAsia="es-CO"/>
-        </w:rPr>
-        <w:t>Apisonar (tampeo): aplique presión vertical de unos 10-15 kg. La superficie debe quedar plana y nivelada, sin inclinaciones.</w:t>
+          <w:b/>
+          <w:bCs/>
+          <w:lang w:val="es-419" w:eastAsia="es-CO"/>
+        </w:rPr>
+        <w:t>Apisonar (tampeo)</w:t>
+      </w:r>
+      <w:r>
+        <w:rPr>
+          <w:lang w:val="es-419" w:eastAsia="es-CO"/>
+        </w:rPr>
+        <w:t>: aplique presión vertical de unos 10-15 kg. La superficie debe quedar plana y nivelada, sin inclinaciones.</w:t>
       </w:r>
     </w:p>
     <w:p>
@@ -8849,9 +9959,17 @@
       </w:pPr>
       <w:r>
         <w:rPr>
-          <w:lang w:val="es-419" w:eastAsia="es-CO"/>
-        </w:rPr>
-        <w:t>Purgar el grupo: deje correr agua 1-2 segundos antes de insertar el portafiltro para eliminar posos residuales y estabilizar la temperatura.</w:t>
+          <w:b/>
+          <w:bCs/>
+          <w:lang w:val="es-419" w:eastAsia="es-CO"/>
+        </w:rPr>
+        <w:t>Purgar el grupo</w:t>
+      </w:r>
+      <w:r>
+        <w:rPr>
+          <w:lang w:val="es-419" w:eastAsia="es-CO"/>
+        </w:rPr>
+        <w:t>: deje correr agua 1-2 segundos antes de insertar el portafiltro para eliminar posos residuales y estabilizar la temperatura.</w:t>
       </w:r>
     </w:p>
     <w:p>
@@ -8867,11 +9985,18 @@
       </w:pPr>
       <w:r>
         <w:rPr>
-          <w:lang w:val="es-419" w:eastAsia="es-CO"/>
-        </w:rPr>
-        <w:t>Extraer: inicie la bomba. Las primeras gotas deben aparecer entre 4-6 segundos. El flujo debe ser constante, como "cola de ratón". Detenga la extracción cuando alcance los 36 g (en balanza) o al observar aclaramiento de la crema (</w:t>
-      </w:r>
-      <w:proofErr w:type="spellStart"/>
+          <w:b/>
+          <w:bCs/>
+          <w:lang w:val="es-419" w:eastAsia="es-CO"/>
+        </w:rPr>
+        <w:t>Extraer</w:t>
+      </w:r>
+      <w:r>
+        <w:rPr>
+          <w:lang w:val="es-419" w:eastAsia="es-CO"/>
+        </w:rPr>
+        <w:t>: inicie la bomba. Las primeras gotas deben aparecer entre 4-6 segundos. El flujo debe ser constante, como "cola de ratón". Detenga la extracción cuando alcance los 36 g (en balanza) o al observar aclaramiento de la crema (</w:t>
+      </w:r>
       <w:r>
         <w:rPr>
           <w:rStyle w:val="Extranjerismo"/>
@@ -8879,7 +10004,6 @@
         </w:rPr>
         <w:t>blonde</w:t>
       </w:r>
-      <w:proofErr w:type="spellEnd"/>
       <w:r>
         <w:rPr>
           <w:lang w:val="es-419" w:eastAsia="es-CO"/>
@@ -8900,9 +10024,17 @@
       </w:pPr>
       <w:r>
         <w:rPr>
-          <w:lang w:val="es-419" w:eastAsia="es-CO"/>
-        </w:rPr>
-        <w:t>Servir: inmediatamente en taza precalentada.</w:t>
+          <w:b/>
+          <w:bCs/>
+          <w:lang w:val="es-419" w:eastAsia="es-CO"/>
+        </w:rPr>
+        <w:t>Servir</w:t>
+      </w:r>
+      <w:r>
+        <w:rPr>
+          <w:lang w:val="es-419" w:eastAsia="es-CO"/>
+        </w:rPr>
+        <w:t>: inmediatamente en taza precalentada.</w:t>
       </w:r>
     </w:p>
     <w:p>
@@ -8917,7 +10049,13 @@
           <w:lang w:val="es-419" w:eastAsia="es-CO"/>
         </w:rPr>
         <w:lastRenderedPageBreak/>
-        <w:t>Diagnóstico de errores en espresso</w:t>
+        <w:t xml:space="preserve">Diagnóstico de errores en </w:t>
+      </w:r>
+      <w:r>
+        <w:rPr>
+          <w:rStyle w:val="Extranjerismo"/>
+        </w:rPr>
+        <w:t>espresso</w:t>
       </w:r>
     </w:p>
     <w:tbl>
@@ -9147,8 +10285,13 @@
               <w:pStyle w:val="TextoTablas"/>
             </w:pPr>
             <w:r>
-              <w:t>Ajustar molienda y dosis; usar café reposado 5-10 días post-tostón</w:t>
-            </w:r>
+              <w:t xml:space="preserve">Ajustar molienda y dosis; usar café reposado 5-10 días </w:t>
+            </w:r>
+            <w:proofErr w:type="spellStart"/>
+            <w:r>
+              <w:t>post-tostón</w:t>
+            </w:r>
+            <w:proofErr w:type="spellEnd"/>
           </w:p>
         </w:tc>
       </w:tr>
@@ -9263,18 +10406,8 @@
           <w:bCs/>
           <w:lang w:val="es-419" w:eastAsia="es-CO"/>
         </w:rPr>
-        <w:t xml:space="preserve">): V60, </w:t>
-      </w:r>
-      <w:proofErr w:type="spellStart"/>
-      <w:r>
-        <w:rPr>
-          <w:b/>
-          <w:bCs/>
-          <w:lang w:val="es-419" w:eastAsia="es-CO"/>
-        </w:rPr>
-        <w:t>Chemex</w:t>
-      </w:r>
-      <w:proofErr w:type="spellEnd"/>
+        <w:t>): V60, Chemex</w:t>
+      </w:r>
       <w:r>
         <w:rPr>
           <w:b/>
@@ -9369,17 +10502,16 @@
     </w:p>
     <w:p>
       <w:pPr>
-        <w:pStyle w:val="Prrafodelista"/>
-        <w:numPr>
-          <w:ilvl w:val="0"/>
-          <w:numId w:val="24"/>
-        </w:numPr>
-        <w:rPr>
-          <w:lang w:val="es-419" w:eastAsia="es-CO"/>
-        </w:rPr>
-      </w:pPr>
-      <w:r>
-        <w:rPr>
+        <w:rPr>
+          <w:b/>
+          <w:bCs/>
+          <w:lang w:val="es-419" w:eastAsia="es-CO"/>
+        </w:rPr>
+      </w:pPr>
+      <w:r>
+        <w:rPr>
+          <w:b/>
+          <w:bCs/>
           <w:lang w:val="es-419" w:eastAsia="es-CO"/>
         </w:rPr>
         <w:t>Procedimiento:</w:t>
@@ -9588,7 +10720,7 @@
         <w:pStyle w:val="Prrafodelista"/>
         <w:numPr>
           <w:ilvl w:val="0"/>
-          <w:numId w:val="27"/>
+          <w:numId w:val="46"/>
         </w:numPr>
         <w:rPr>
           <w:lang w:val="es-419" w:eastAsia="es-CO"/>
@@ -9620,7 +10752,7 @@
         <w:pStyle w:val="Prrafodelista"/>
         <w:numPr>
           <w:ilvl w:val="0"/>
-          <w:numId w:val="27"/>
+          <w:numId w:val="46"/>
         </w:numPr>
         <w:rPr>
           <w:lang w:val="es-419" w:eastAsia="es-CO"/>
@@ -9638,7 +10770,7 @@
         <w:pStyle w:val="Prrafodelista"/>
         <w:numPr>
           <w:ilvl w:val="0"/>
-          <w:numId w:val="27"/>
+          <w:numId w:val="46"/>
         </w:numPr>
         <w:rPr>
           <w:lang w:val="es-419" w:eastAsia="es-CO"/>
@@ -9653,20 +10785,23 @@
     </w:p>
     <w:p>
       <w:pPr>
-        <w:pStyle w:val="Prrafodelista"/>
-        <w:numPr>
-          <w:ilvl w:val="0"/>
-          <w:numId w:val="27"/>
-        </w:numPr>
-        <w:rPr>
-          <w:lang w:val="es-419" w:eastAsia="es-CO"/>
-        </w:rPr>
-      </w:pPr>
-      <w:r>
-        <w:rPr>
-          <w:lang w:val="es-419" w:eastAsia="es-CO"/>
-        </w:rPr>
-        <w:t>Procedimiento:</w:t>
+        <w:rPr>
+          <w:lang w:val="es-419" w:eastAsia="es-CO"/>
+        </w:rPr>
+      </w:pPr>
+      <w:r>
+        <w:rPr>
+          <w:b/>
+          <w:bCs/>
+          <w:lang w:val="es-419" w:eastAsia="es-CO"/>
+        </w:rPr>
+        <w:t>Procedimiento</w:t>
+      </w:r>
+      <w:r>
+        <w:rPr>
+          <w:lang w:val="es-419" w:eastAsia="es-CO"/>
+        </w:rPr>
+        <w:t>:</w:t>
       </w:r>
     </w:p>
     <w:p>
@@ -9806,7 +10941,7 @@
         <w:rPr>
           <w:lang w:val="es-419" w:eastAsia="es-CO"/>
         </w:rPr>
-        <w:t>Técnica invertida (por ejemplo, receta del campeón mundial):</w:t>
+        <w:t>Técnica invertida (por ejemplo, receta del campeón mundial)</w:t>
       </w:r>
     </w:p>
     <w:p>
@@ -9866,23 +11001,6 @@
     <w:p>
       <w:pPr>
         <w:rPr>
-          <w:b/>
-          <w:bCs/>
-          <w:lang w:val="es-419" w:eastAsia="es-CO"/>
-        </w:rPr>
-      </w:pPr>
-      <w:r>
-        <w:rPr>
-          <w:b/>
-          <w:bCs/>
-          <w:lang w:val="es-419" w:eastAsia="es-CO"/>
-        </w:rPr>
-        <w:t>Sifón japonés: extracción por vacío</w:t>
-      </w:r>
-    </w:p>
-    <w:p>
-      <w:pPr>
-        <w:rPr>
           <w:lang w:val="es-419" w:eastAsia="es-CO"/>
         </w:rPr>
       </w:pPr>
@@ -10032,16 +11150,26 @@
         <w:rPr>
           <w:lang w:val="es-419" w:eastAsia="es-CO"/>
         </w:rPr>
-        <w:t>Molienda: media-fina (más gruesa que espresso).</w:t>
-      </w:r>
-    </w:p>
-    <w:p>
-      <w:pPr>
-        <w:pStyle w:val="Prrafodelista"/>
-        <w:numPr>
-          <w:ilvl w:val="0"/>
-          <w:numId w:val="31"/>
-        </w:numPr>
+        <w:t>Molienda: media-fina (más gruesa que</w:t>
+      </w:r>
+      <w:r>
+        <w:t xml:space="preserve"> </w:t>
+      </w:r>
+      <w:r>
+        <w:rPr>
+          <w:rStyle w:val="Extranjerismo"/>
+        </w:rPr>
+        <w:t>espresso</w:t>
+      </w:r>
+      <w:r>
+        <w:rPr>
+          <w:lang w:val="es-419" w:eastAsia="es-CO"/>
+        </w:rPr>
+        <w:t>).</w:t>
+      </w:r>
+    </w:p>
+    <w:p>
+      <w:pPr>
         <w:rPr>
           <w:lang w:val="es-419" w:eastAsia="es-CO"/>
         </w:rPr>
@@ -10086,7 +11214,6 @@
         <w:rPr>
           <w:lang w:val="es-419" w:eastAsia="es-CO"/>
         </w:rPr>
-        <w:lastRenderedPageBreak/>
         <w:t>Llenar la cesta sin compactar el café.</w:t>
       </w:r>
     </w:p>
@@ -10105,6 +11232,7 @@
         <w:rPr>
           <w:lang w:val="es-419" w:eastAsia="es-CO"/>
         </w:rPr>
+        <w:lastRenderedPageBreak/>
         <w:t>Enroscar la cámara superior y colocar a fuego medio.</w:t>
       </w:r>
     </w:p>
@@ -10266,8 +11394,14 @@
           <w:p>
             <w:pPr>
               <w:pStyle w:val="TextoTablas"/>
-            </w:pPr>
-            <w:r>
+              <w:rPr>
+                <w:rStyle w:val="Extranjerismo"/>
+              </w:rPr>
+            </w:pPr>
+            <w:r>
+              <w:rPr>
+                <w:rStyle w:val="Extranjerismo"/>
+              </w:rPr>
               <w:t>Espresso</w:t>
             </w:r>
           </w:p>
@@ -10825,7 +11959,13 @@
               <w:pStyle w:val="TextoTablas"/>
             </w:pPr>
             <w:r>
-              <w:t>Concentrado, similar a espresso</w:t>
+              <w:t xml:space="preserve">Concentrado, similar a </w:t>
+            </w:r>
+            <w:r>
+              <w:rPr>
+                <w:rStyle w:val="Extranjerismo"/>
+              </w:rPr>
+              <w:t>espresso</w:t>
             </w:r>
           </w:p>
         </w:tc>
@@ -10854,26 +11994,20 @@
         <w:rPr>
           <w:lang w:val="es-419" w:eastAsia="es-CO"/>
         </w:rPr>
-        <w:t xml:space="preserve">La tabla comparativa de métodos sirve como guía de referencia rápida para el barista, pero es importante recordar que los valores presentados son puntos de partida. La temperatura del agua debe ajustarse según el tueste: tuestes oscuros requieren </w:t>
-      </w:r>
+        <w:t xml:space="preserve">La tabla comparativa de métodos sirve como guía de referencia rápida para el barista, pero es importante recordar que los valores presentados son puntos de partida. La temperatura del agua debe ajustarse según el tueste: tuestes oscuros requieren temperaturas más bajas (90-92 °C) para no extraer amargores, mientras que tuestes claros se benefician de temperaturas más altas (94-96 °C). </w:t>
+      </w:r>
+    </w:p>
+    <w:p>
+      <w:pPr>
+        <w:rPr>
+          <w:lang w:val="es-419" w:eastAsia="es-CO"/>
+        </w:rPr>
+      </w:pPr>
       <w:r>
         <w:rPr>
           <w:lang w:val="es-419" w:eastAsia="es-CO"/>
         </w:rPr>
         <w:lastRenderedPageBreak/>
-        <w:t xml:space="preserve">temperaturas más bajas (90-92 °C) para no extraer amargores, mientras que tuestes claros se benefician de temperaturas más altas (94-96 °C). </w:t>
-      </w:r>
-    </w:p>
-    <w:p>
-      <w:pPr>
-        <w:rPr>
-          <w:lang w:val="es-419" w:eastAsia="es-CO"/>
-        </w:rPr>
-      </w:pPr>
-      <w:r>
-        <w:rPr>
-          <w:lang w:val="es-419" w:eastAsia="es-CO"/>
-        </w:rPr>
         <w:t>Del mismo modo, la molienda debe afinarse ligeramente si el café es muy fresco (con alta emisión de CO₂) para compensar la resistencia al flujo. El barista experimentado desarrolla un criterio propio basado en la observación constante del flujo, el color de la crema y la duración de la extracción. La tabla comparativa debe interpretarse como una herramienta de aprendizaje y no como un dogma inmutable.</w:t>
       </w:r>
     </w:p>
@@ -10896,7 +12030,7 @@
       <w:pPr>
         <w:pStyle w:val="Ttulo1"/>
       </w:pPr>
-      <w:bookmarkStart w:id="7" w:name="_Toc235013944"/>
+      <w:bookmarkStart w:id="7" w:name="_Toc236299522"/>
       <w:r>
         <w:lastRenderedPageBreak/>
         <w:t xml:space="preserve">Cremado de leche y arte </w:t>
@@ -11502,14 +12636,9 @@
             <w:r>
               <w:t xml:space="preserve">Sin </w:t>
             </w:r>
-            <w:proofErr w:type="spellStart"/>
-            <w:r>
-              <w:rPr>
-                <w:rStyle w:val="Extranjerismo"/>
-              </w:rPr>
+            <w:r>
               <w:t>vórtice</w:t>
             </w:r>
-            <w:proofErr w:type="spellEnd"/>
           </w:p>
         </w:tc>
         <w:tc>
@@ -11701,14 +12830,12 @@
         </w:rPr>
         <w:t xml:space="preserve">, de </w:t>
       </w:r>
-      <w:proofErr w:type="spellStart"/>
-      <w:r>
-        <w:rPr>
-          <w:lang w:val="es-419" w:eastAsia="es-CO"/>
+      <w:r>
+        <w:rPr>
+          <w:rStyle w:val="Extranjerismo"/>
         </w:rPr>
         <w:t>Espresso</w:t>
       </w:r>
-      <w:proofErr w:type="spellEnd"/>
       <w:r>
         <w:rPr>
           <w:lang w:val="es-419" w:eastAsia="es-CO"/>
@@ -11764,6 +12891,7 @@
       <w:proofErr w:type="spellStart"/>
       <w:r>
         <w:rPr>
+          <w:rStyle w:val="Extranjerismo"/>
           <w:lang w:val="es-419" w:eastAsia="es-CO"/>
         </w:rPr>
         <w:t>latte</w:t>
@@ -11778,6 +12906,7 @@
       <w:proofErr w:type="spellStart"/>
       <w:r>
         <w:rPr>
+          <w:rStyle w:val="Extranjerismo"/>
           <w:lang w:val="es-419" w:eastAsia="es-CO"/>
         </w:rPr>
         <w:t>rosetta</w:t>
@@ -11796,7 +12925,7 @@
           <w:lang w:val="es-419" w:eastAsia="es-CO"/>
         </w:rPr>
       </w:pPr>
-      <w:hyperlink r:id="rId16" w:history="1">
+      <w:hyperlink r:id="rId17" w:history="1">
         <w:r>
           <w:rPr>
             <w:rStyle w:val="Hipervnculo"/>
@@ -11818,7 +12947,7 @@
         </w:rPr>
         <w:t xml:space="preserve"> </w:t>
       </w:r>
-      <w:hyperlink r:id="rId17" w:history="1">
+      <w:hyperlink r:id="rId18" w:history="1">
         <w:r>
           <w:rPr>
             <w:rStyle w:val="Hipervnculo"/>
@@ -11841,7 +12970,7 @@
       <w:pPr>
         <w:pStyle w:val="Ttulo1"/>
       </w:pPr>
-      <w:bookmarkStart w:id="8" w:name="_Toc235013945"/>
+      <w:bookmarkStart w:id="8" w:name="_Toc236299523"/>
       <w:r>
         <w:lastRenderedPageBreak/>
         <w:t>Conservación de atributos sensoriales</w:t>
@@ -11971,6 +13100,8 @@
       </w:pPr>
       <w:r>
         <w:rPr>
+          <w:b/>
+          <w:bCs/>
           <w:lang w:val="es-419" w:eastAsia="es-CO"/>
         </w:rPr>
         <w:t>Estudio de Cenicafé</w:t>
@@ -12003,15 +13134,11 @@
     <w:p>
       <w:pPr>
         <w:rPr>
-          <w:b/>
-          <w:bCs/>
-          <w:lang w:val="es-419" w:eastAsia="es-CO"/>
-        </w:rPr>
-      </w:pPr>
-      <w:r>
-        <w:rPr>
-          <w:b/>
-          <w:bCs/>
+          <w:lang w:val="es-419" w:eastAsia="es-CO"/>
+        </w:rPr>
+      </w:pPr>
+      <w:r>
+        <w:rPr>
           <w:lang w:val="es-419" w:eastAsia="es-CO"/>
         </w:rPr>
         <w:t>Recomendaciones prácticas:</w:t>
@@ -12354,10 +13481,6 @@
     </w:p>
     <w:p>
       <w:r>
-        <w:rPr>
-          <w:b/>
-          <w:bCs/>
-        </w:rPr>
         <w:t>Regla de los 15</w:t>
       </w:r>
       <w:r>
@@ -12408,7 +13531,7 @@
           <w:u w:val="single"/>
         </w:rPr>
       </w:pPr>
-      <w:bookmarkStart w:id="9" w:name="_Toc235013946"/>
+      <w:bookmarkStart w:id="9" w:name="_Toc236299524"/>
       <w:r>
         <w:lastRenderedPageBreak/>
         <w:t>Síntesis</w:t>
@@ -12459,9 +13582,24 @@
           <w:noProof/>
           <w:lang w:eastAsia="es-CO"/>
         </w:rPr>
-        <w:t xml:space="preserve">Se abordó la importancia crítica del agua en la extracción, sus parámetros de calidad (TDS, pH, dureza, alcalinidad), los métodos de tratamiento y las proporciones óptimas café-agua. Luego se profundizó en la molienda: granulometría, tipos de molinos (cuchillas, discos planos, fresas cónicas) y el ajuste diario según el método de preparación. Se describieron los componentes de la máquina de espresso, los molinos a demanda, los equipos para métodos alternativos (V60, Chemex, prensa francesa, Aeropress, sifón, </w:t>
-      </w:r>
-      <w:proofErr w:type="spellStart"/>
+        <w:t>Se abordó la importancia crítica del agua en la extracción, sus parámetros de calidad (TDS, pH, dureza, alcalinidad), los métodos de tratamiento y las proporciones óptimas café-agua. Luego se profundizó en la molienda: granulometría, tipos de molinos (cuchillas, discos planos, fresas cónicas) y el ajuste diario según el método de preparación. Se describieron los componentes de la máquina de</w:t>
+      </w:r>
+      <w:r>
+        <w:t xml:space="preserve"> </w:t>
+      </w:r>
+      <w:r>
+        <w:rPr>
+          <w:rStyle w:val="Extranjerismo"/>
+        </w:rPr>
+        <w:t>espresso</w:t>
+      </w:r>
+      <w:r>
+        <w:rPr>
+          <w:noProof/>
+          <w:lang w:eastAsia="es-CO"/>
+        </w:rPr>
+        <w:t xml:space="preserve">, los molinos a demanda, los equipos para métodos alternativos (V60, Chemex, prensa francesa, Aeropress, sifón, </w:t>
+      </w:r>
       <w:r>
         <w:rPr>
           <w:rStyle w:val="Extranjerismo"/>
@@ -12469,7 +13607,6 @@
         </w:rPr>
         <w:t>moka</w:t>
       </w:r>
-      <w:proofErr w:type="spellEnd"/>
       <w:r>
         <w:rPr>
           <w:noProof/>
@@ -12504,7 +13641,20 @@
           <w:noProof/>
           <w:lang w:eastAsia="es-CO"/>
         </w:rPr>
-        <w:t xml:space="preserve">Posteriormente, se explicaron los métodos de extracción (espresso, vertido manual, inmersión, vacío, presión manual) con sus parámetros característicos y una tabla comparativa. Se detalló la técnica del cremado de leche (estiramiento, texturizado, microespuma, temperatura) y las figuras elementales del arte </w:t>
+        <w:t>Posteriormente, se explicaron los métodos de extracción (</w:t>
+      </w:r>
+      <w:r>
+        <w:rPr>
+          <w:rStyle w:val="Extranjerismo"/>
+        </w:rPr>
+        <w:t>espresso</w:t>
+      </w:r>
+      <w:r>
+        <w:rPr>
+          <w:noProof/>
+          <w:lang w:eastAsia="es-CO"/>
+        </w:rPr>
+        <w:t xml:space="preserve">, vertido manual, inmersión, vacío, presión manual) con sus parámetros característicos y una tabla comparativa. Se detalló la técnica del cremado de leche (estiramiento, texturizado, microespuma, temperatura) y las figuras elementales del arte </w:t>
       </w:r>
       <w:r>
         <w:rPr>
@@ -12531,26 +13681,7 @@
     </w:p>
     <w:p>
       <w:pPr>
-        <w:pStyle w:val="Textocomentario"/>
-      </w:pPr>
-      <w:r>
-        <w:rPr>
-          <w:highlight w:val="yellow"/>
-        </w:rPr>
-        <w:t>TEXTO ALTERNATIVO</w:t>
-      </w:r>
-      <w:r>
-        <w:t>:</w:t>
-      </w:r>
-    </w:p>
-    <w:p>
-      <w:pPr>
-        <w:pStyle w:val="Textocomentario"/>
-      </w:pPr>
-    </w:p>
-    <w:p>
-      <w:pPr>
-        <w:ind w:firstLine="0"/>
+        <w:jc w:val="center"/>
         <w:rPr>
           <w:noProof/>
           <w:lang w:eastAsia="es-CO"/>
@@ -12558,76 +13689,65 @@
       </w:pPr>
       <w:r>
         <w:rPr>
-          <w:color w:val="000000"/>
-        </w:rPr>
-        <w:t xml:space="preserve">Este componente formativo, Fundamentos y métodos de preparación del café, proporciona las bases conceptuales, históricas y técnicas para que el aprendiz desarrolle la capacidad de preparar bebidas de café mediante métodos </w:t>
-      </w:r>
-      <w:proofErr w:type="spellStart"/>
-      <w:r>
-        <w:rPr>
-          <w:color w:val="000000"/>
-        </w:rPr>
-        <w:t>espresso</w:t>
-      </w:r>
-      <w:proofErr w:type="spellEnd"/>
-      <w:r>
-        <w:rPr>
-          <w:color w:val="000000"/>
-        </w:rPr>
-        <w:t xml:space="preserve"> y alternativos bajo estrictos estándares de calidad sensorial. Su recorrido formativo inicia con la botánica, las variedades colombianas (Castillo, Caturra, Colombia) y los procesos de beneficio (lavado, natural, </w:t>
-      </w:r>
-      <w:r>
-        <w:rPr>
-          <w:rStyle w:val="Extranjerismo"/>
-        </w:rPr>
-        <w:t>honey</w:t>
-      </w:r>
-      <w:r>
-        <w:rPr>
-          <w:color w:val="000000"/>
-        </w:rPr>
-        <w:t xml:space="preserve">), se adentra en la calidad del agua (TDS, pH, dureza, alcalinidad), la molienda (granulometría, tipos de molinos, calibración), la operación y mantenimiento de maquinaria (máquina de </w:t>
-      </w:r>
-      <w:proofErr w:type="spellStart"/>
-      <w:r>
-        <w:rPr>
-          <w:color w:val="000000"/>
-        </w:rPr>
-        <w:t>espresso</w:t>
-      </w:r>
-      <w:proofErr w:type="spellEnd"/>
-      <w:r>
-        <w:rPr>
-          <w:color w:val="000000"/>
-        </w:rPr>
-        <w:t xml:space="preserve">, métodos alternativos), y finaliza con los métodos de extracción, el cremado de leche, el arte </w:t>
-      </w:r>
-      <w:r>
-        <w:rPr>
-          <w:rStyle w:val="Extranjerismo"/>
-        </w:rPr>
-        <w:t>latte</w:t>
-      </w:r>
-      <w:r>
-        <w:rPr>
-          <w:color w:val="000000"/>
-        </w:rPr>
-        <w:t xml:space="preserve"> y los principios de conservación, conformando un sistema de conocimiento integral. Su apropiación es el cimiento sobre el cual se construye la aplicación práctica de la técnica para garantizar los atributos sensoriales como pilar fundamental de la preparación profesional del café.</w:t>
-      </w:r>
-    </w:p>
-    <w:p>
-      <w:pPr>
-        <w:rPr>
           <w:noProof/>
           <w:lang w:eastAsia="es-CO"/>
         </w:rPr>
+        <w:drawing>
+          <wp:inline distT="0" distB="0" distL="0" distR="0" wp14:anchorId="7A646318" wp14:editId="3D66B18D">
+            <wp:extent cx="5564341" cy="5043730"/>
+            <wp:effectExtent l="0" t="0" r="0" b="5080"/>
+            <wp:docPr id="1066216041" name="Gráfico 5" descr="Este componente formativo, Fundamentos y métodos de preparación del café, proporciona las bases conceptuales, históricas y técnicas para que el aprendiz desarrolle la capacidad de preparar bebidas de café mediante métodos espresso y alternativos bajo estrictos estándares de calidad sensorial. Su recorrido formativo inicia con la botánica, las variedades colombianas (Castillo, Caturra, Colombia) y los procesos de beneficio (lavado, natural, honey), se adentra en la calidad del agua (TDS, pH, dureza, alcalinidad), la molienda (granulometría, tipos de molinos, calibración), la operación y mantenimiento de maquinaria (máquina de espresso, métodos alternativos), y finaliza con los métodos de extracción, el cremado de leche, el arte latte y los principios de conservación, conformando un sistema de conocimiento integral. Su apropiación es el cimiento sobre el cual se construye la aplicación práctica de la técnica para garantizar los atributos sensoriales como pilar fundamental de la preparación profesional del café."/>
+            <wp:cNvGraphicFramePr>
+              <a:graphicFrameLocks xmlns:a="http://schemas.openxmlformats.org/drawingml/2006/main" noChangeAspect="1"/>
+            </wp:cNvGraphicFramePr>
+            <a:graphic xmlns:a="http://schemas.openxmlformats.org/drawingml/2006/main">
+              <a:graphicData uri="http://schemas.openxmlformats.org/drawingml/2006/picture">
+                <pic:pic xmlns:pic="http://schemas.openxmlformats.org/drawingml/2006/picture">
+                  <pic:nvPicPr>
+                    <pic:cNvPr id="1066216041" name="Gráfico 5" descr="Este componente formativo, Fundamentos y métodos de preparación del café, proporciona las bases conceptuales, históricas y técnicas para que el aprendiz desarrolle la capacidad de preparar bebidas de café mediante métodos espresso y alternativos bajo estrictos estándares de calidad sensorial. Su recorrido formativo inicia con la botánica, las variedades colombianas (Castillo, Caturra, Colombia) y los procesos de beneficio (lavado, natural, honey), se adentra en la calidad del agua (TDS, pH, dureza, alcalinidad), la molienda (granulometría, tipos de molinos, calibración), la operación y mantenimiento de maquinaria (máquina de espresso, métodos alternativos), y finaliza con los métodos de extracción, el cremado de leche, el arte latte y los principios de conservación, conformando un sistema de conocimiento integral. Su apropiación es el cimiento sobre el cual se construye la aplicación práctica de la técnica para garantizar los atributos sensoriales como pilar fundamental de la preparación profesional del café."/>
+                    <pic:cNvPicPr/>
+                  </pic:nvPicPr>
+                  <pic:blipFill>
+                    <a:blip r:embed="rId19">
+                      <a:extLst>
+                        <a:ext uri="{96DAC541-7B7A-43D3-8B79-37D633B846F1}">
+                          <asvg:svgBlip xmlns:asvg="http://schemas.microsoft.com/office/drawing/2016/SVG/main" r:embed="rId20"/>
+                        </a:ext>
+                      </a:extLst>
+                    </a:blip>
+                    <a:stretch>
+                      <a:fillRect/>
+                    </a:stretch>
+                  </pic:blipFill>
+                  <pic:spPr>
+                    <a:xfrm>
+                      <a:off x="0" y="0"/>
+                      <a:ext cx="5569398" cy="5048314"/>
+                    </a:xfrm>
+                    <a:prstGeom prst="rect">
+                      <a:avLst/>
+                    </a:prstGeom>
+                  </pic:spPr>
+                </pic:pic>
+              </a:graphicData>
+            </a:graphic>
+          </wp:inline>
+        </w:drawing>
+      </w:r>
+    </w:p>
+    <w:p>
+      <w:pPr>
+        <w:rPr>
+          <w:noProof/>
+          <w:lang w:eastAsia="es-CO"/>
+        </w:rPr>
       </w:pPr>
     </w:p>
     <w:p>
       <w:pPr>
         <w:pStyle w:val="Titulosgenerales"/>
       </w:pPr>
-      <w:bookmarkStart w:id="10" w:name="_Toc235013947"/>
+      <w:bookmarkStart w:id="10" w:name="_Toc236299525"/>
       <w:r>
         <w:lastRenderedPageBreak/>
         <w:t>Glosario</w:t>
@@ -12643,7 +13763,13 @@
         <w:t>Acidez (café):</w:t>
       </w:r>
       <w:r>
-        <w:t xml:space="preserve"> atributo sensorial positivo que percibe viveza o brillo, a menudo con notas frutales. no confundir con acidez estomacal.</w:t>
+        <w:t xml:space="preserve"> atributo sensorial positivo que percibe viveza o brillo, a menudo con notas frutales. </w:t>
+      </w:r>
+      <w:r>
+        <w:t>N</w:t>
+      </w:r>
+      <w:r>
+        <w:t>o confundir con acidez estomacal.</w:t>
       </w:r>
     </w:p>
     <w:p>
@@ -12718,21 +13844,12 @@
       </w:r>
     </w:p>
     <w:p>
-      <w:proofErr w:type="spellStart"/>
-      <w:r>
-        <w:rPr>
-          <w:b/>
-          <w:bCs/>
-        </w:rPr>
-        <w:t>Chemex</w:t>
-      </w:r>
-      <w:proofErr w:type="spellEnd"/>
-      <w:r>
-        <w:rPr>
-          <w:b/>
-          <w:bCs/>
-        </w:rPr>
-        <w:t>:</w:t>
+      <w:r>
+        <w:rPr>
+          <w:b/>
+          <w:bCs/>
+        </w:rPr>
+        <w:t>Chemex:</w:t>
       </w:r>
       <w:r>
         <w:t xml:space="preserve"> jarra de vidrio con filtro grueso para método de goteo.</w:t>
@@ -12744,10 +13861,40 @@
           <w:b/>
           <w:bCs/>
         </w:rPr>
-        <w:t>Crema (del espresso):</w:t>
-      </w:r>
-      <w:r>
-        <w:t xml:space="preserve"> capa de espuma de color avellana que corona un espresso bien extraído.</w:t>
+        <w:t>Crema (del</w:t>
+      </w:r>
+      <w:r>
+        <w:t xml:space="preserve"> </w:t>
+      </w:r>
+      <w:r>
+        <w:rPr>
+          <w:rStyle w:val="Extranjerismo"/>
+          <w:b/>
+          <w:bCs/>
+        </w:rPr>
+        <w:t>espresso</w:t>
+      </w:r>
+      <w:r>
+        <w:rPr>
+          <w:b/>
+          <w:bCs/>
+        </w:rPr>
+        <w:t>):</w:t>
+      </w:r>
+      <w:r>
+        <w:t xml:space="preserve"> capa de espuma de color avellana que corona un </w:t>
+      </w:r>
+      <w:r>
+        <w:rPr>
+          <w:rStyle w:val="Extranjerismo"/>
+        </w:rPr>
+        <w:t>espresso</w:t>
+      </w:r>
+      <w:r>
+        <w:t xml:space="preserve"> </w:t>
+      </w:r>
+      <w:r>
+        <w:t>bien extraído.</w:t>
       </w:r>
     </w:p>
     <w:p>
@@ -12777,6 +13924,7 @@
     <w:p>
       <w:r>
         <w:rPr>
+          <w:rStyle w:val="Extranjerismo"/>
           <w:b/>
           <w:bCs/>
         </w:rPr>
@@ -13027,7 +14175,7 @@
       <w:pPr>
         <w:pStyle w:val="Titulosgenerales"/>
       </w:pPr>
-      <w:bookmarkStart w:id="11" w:name="_Toc235013948"/>
+      <w:bookmarkStart w:id="11" w:name="_Toc236299526"/>
       <w:r>
         <w:lastRenderedPageBreak/>
         <w:t>Referencias bibliográficas</w:t>
@@ -13041,7 +14189,7 @@
       <w:r>
         <w:t xml:space="preserve">Cenicafé. (2012). Manual del cafetero colombiano: Investigación y tecnología para la sostenibilidad de la caficultura (Vol. 1). Centro Nacional de Investigaciones de Café. </w:t>
       </w:r>
-      <w:hyperlink r:id="rId18" w:history="1">
+      <w:hyperlink r:id="rId21" w:history="1">
         <w:r>
           <w:rPr>
             <w:rStyle w:val="Hipervnculo"/>
@@ -13054,7 +14202,7 @@
       <w:r>
         <w:t xml:space="preserve"> Cenicafé. (2016). Variedad Castillo®: preguntas frecuentes (Avances Técnicos No. 426). Centro Nacional de Investigaciones de Café. </w:t>
       </w:r>
-      <w:hyperlink r:id="rId19" w:history="1">
+      <w:hyperlink r:id="rId22" w:history="1">
         <w:r>
           <w:rPr>
             <w:rStyle w:val="Hipervnculo"/>
@@ -13067,7 +14215,7 @@
       <w:r>
         <w:t xml:space="preserve"> Cenicafé. (2021). Estructura del fruto del café. Centro Nacional de Investigaciones de Café. </w:t>
       </w:r>
-      <w:hyperlink r:id="rId20" w:history="1">
+      <w:hyperlink r:id="rId23" w:history="1">
         <w:r>
           <w:rPr>
             <w:rStyle w:val="Hipervnculo"/>
@@ -13090,7 +14238,7 @@
       <w:r>
         <w:t xml:space="preserve">Farfán V., F. F., &amp; Solarte P., C. R. (2008). Efecto de la cobertura arbórea y vegetal muerta sobre la producción de café en una localidad de la zona cafetera sur de Colombia. Cenicafé, 59(2), 155-164. </w:t>
       </w:r>
-      <w:hyperlink r:id="rId21" w:history="1">
+      <w:hyperlink r:id="rId24" w:history="1">
         <w:r>
           <w:rPr>
             <w:rStyle w:val="Hipervnculo"/>
@@ -13110,7 +14258,7 @@
         <w:lastRenderedPageBreak/>
         <w:t xml:space="preserve">Federación Nacional de Cafeteros de Colombia. (2017). 90 años, vivir el café y sembrar el futuro. Federación Nacional de Cafeteros. </w:t>
       </w:r>
-      <w:hyperlink r:id="rId22" w:history="1">
+      <w:hyperlink r:id="rId25" w:history="1">
         <w:r>
           <w:rPr>
             <w:rStyle w:val="Hipervnculo"/>
@@ -13123,7 +14271,7 @@
       <w:r>
         <w:t xml:space="preserve">Ministerio de la Protección Social. (2007). Decreto 1575 de 2007, por el cual se establece el sistema para la protección y control de la calidad del agua para consumo humano. Diario Oficial No. 46.684. </w:t>
       </w:r>
-      <w:hyperlink r:id="rId23" w:history="1">
+      <w:hyperlink r:id="rId26" w:history="1">
         <w:r>
           <w:rPr>
             <w:rStyle w:val="Hipervnculo"/>
@@ -13136,7 +14284,7 @@
       <w:r>
         <w:t xml:space="preserve"> Puerta, G. I. (2015). La inocuidad y calidad del café requiere de agua potable para su beneficio y preparación de la bebida. Centro Nacional de Investigaciones de Café. </w:t>
       </w:r>
-      <w:hyperlink r:id="rId24" w:history="1">
+      <w:hyperlink r:id="rId27" w:history="1">
         <w:r>
           <w:rPr>
             <w:rStyle w:val="Hipervnculo"/>
@@ -13149,7 +14297,7 @@
       <w:r>
         <w:t xml:space="preserve"> Ramos, M. M., &amp; Castaño, J. J. (2004). Almacenamiento de café tostado y molido en atmósfera de nitrógeno y gas carbónico. Cenicafé, 55(1), 5-15. </w:t>
       </w:r>
-      <w:hyperlink r:id="rId25" w:history="1">
+      <w:hyperlink r:id="rId28" w:history="1">
         <w:r>
           <w:rPr>
             <w:rStyle w:val="Hipervnculo"/>
@@ -13180,7 +14328,7 @@
       <w:pPr>
         <w:pStyle w:val="Titulosgenerales"/>
       </w:pPr>
-      <w:bookmarkStart w:id="12" w:name="_Toc235013949"/>
+      <w:bookmarkStart w:id="12" w:name="_Toc236299527"/>
       <w:r>
         <w:lastRenderedPageBreak/>
         <w:t>Créditos</w:t>
@@ -13313,7 +14461,7 @@
               <w:rPr>
                 <w:lang w:val="es-CO"/>
               </w:rPr>
-              <w:t>Responsable Nacional Ecosistema de Recursos Educativos Digitales (RED) - Profesional 06</w:t>
+              <w:t>Profesional G06. Responsable Ecosistema Virtual de Recursos Educativos Digitales</w:t>
             </w:r>
           </w:p>
         </w:tc>
@@ -13893,20 +15041,71 @@
                 <w:lang w:val="es-CO"/>
               </w:rPr>
             </w:pPr>
-            <w:proofErr w:type="spellStart"/>
+            <w:r>
+              <w:rPr>
+                <w:lang w:val="es-CO"/>
+              </w:rPr>
+              <w:t xml:space="preserve">Karine Isabel Ospino Fritz  </w:t>
+            </w:r>
+          </w:p>
+        </w:tc>
+        <w:tc>
+          <w:tcPr>
+            <w:tcW w:w="3261" w:type="dxa"/>
+          </w:tcPr>
+          <w:p>
+            <w:pPr>
+              <w:pStyle w:val="TextoTablas"/>
+              <w:rPr>
+                <w:lang w:val="es-CO"/>
+              </w:rPr>
+            </w:pPr>
+            <w:r>
+              <w:rPr>
+                <w:lang w:val="es-CO"/>
+              </w:rPr>
+              <w:t>Validador y vinculador de recursos educativos digitales</w:t>
+            </w:r>
+          </w:p>
+        </w:tc>
+        <w:tc>
+          <w:tcPr>
+            <w:tcW w:w="3969" w:type="dxa"/>
+          </w:tcPr>
+          <w:p>
+            <w:pPr>
+              <w:pStyle w:val="TextoTablas"/>
+              <w:rPr>
+                <w:lang w:val="es-CO"/>
+              </w:rPr>
+            </w:pPr>
+            <w:r>
+              <w:rPr>
+                <w:lang w:val="es-CO"/>
+              </w:rPr>
+              <w:t>Centro de Comercio y Servicios – Regional Atlántico</w:t>
+            </w:r>
+          </w:p>
+        </w:tc>
+      </w:tr>
+      <w:tr>
+        <w:tc>
+          <w:tcPr>
+            <w:tcW w:w="2830" w:type="dxa"/>
+          </w:tcPr>
+          <w:p>
+            <w:pPr>
+              <w:pStyle w:val="TextoTablas"/>
+              <w:rPr>
+                <w:lang w:val="es-CO"/>
+              </w:rPr>
+            </w:pPr>
             <w:r>
               <w:rPr>
                 <w:lang w:val="es-CO"/>
               </w:rPr>
               <w:lastRenderedPageBreak/>
-              <w:t>Karine</w:t>
-            </w:r>
-            <w:proofErr w:type="spellEnd"/>
-            <w:r>
-              <w:rPr>
-                <w:lang w:val="es-CO"/>
-              </w:rPr>
-              <w:t xml:space="preserve"> Isabel Ospino Fritz  </w:t>
+              <w:t>Jonathan Adié Villafañe</w:t>
             </w:r>
           </w:p>
         </w:tc>
@@ -13949,65 +15148,6 @@
           </w:p>
         </w:tc>
       </w:tr>
-      <w:tr>
-        <w:tc>
-          <w:tcPr>
-            <w:tcW w:w="2830" w:type="dxa"/>
-          </w:tcPr>
-          <w:p>
-            <w:pPr>
-              <w:pStyle w:val="TextoTablas"/>
-              <w:rPr>
-                <w:lang w:val="es-CO"/>
-              </w:rPr>
-            </w:pPr>
-            <w:r>
-              <w:rPr>
-                <w:lang w:val="es-CO"/>
-              </w:rPr>
-              <w:t>Jonathan Adié Villafañe</w:t>
-            </w:r>
-          </w:p>
-        </w:tc>
-        <w:tc>
-          <w:tcPr>
-            <w:tcW w:w="3261" w:type="dxa"/>
-          </w:tcPr>
-          <w:p>
-            <w:pPr>
-              <w:pStyle w:val="TextoTablas"/>
-              <w:rPr>
-                <w:lang w:val="es-CO"/>
-              </w:rPr>
-            </w:pPr>
-            <w:r>
-              <w:rPr>
-                <w:lang w:val="es-CO"/>
-              </w:rPr>
-              <w:t>Validador y vinculador de recursos educativos digitales</w:t>
-            </w:r>
-          </w:p>
-        </w:tc>
-        <w:tc>
-          <w:tcPr>
-            <w:tcW w:w="3969" w:type="dxa"/>
-          </w:tcPr>
-          <w:p>
-            <w:pPr>
-              <w:pStyle w:val="TextoTablas"/>
-              <w:rPr>
-                <w:lang w:val="es-CO"/>
-              </w:rPr>
-            </w:pPr>
-            <w:r>
-              <w:rPr>
-                <w:lang w:val="es-CO"/>
-              </w:rPr>
-              <w:t>Centro de Comercio y Servicios – Regional Atlántico</w:t>
-            </w:r>
-          </w:p>
-        </w:tc>
-      </w:tr>
     </w:tbl>
     <w:p>
       <w:pPr>
@@ -14017,8 +15157,8 @@
       </w:pPr>
     </w:p>
     <w:sectPr>
-      <w:headerReference w:type="default" r:id="rId26"/>
-      <w:footerReference w:type="default" r:id="rId27"/>
+      <w:headerReference w:type="default" r:id="rId29"/>
+      <w:footerReference w:type="default" r:id="rId30"/>
       <w:pgSz w:w="12240" w:h="15840"/>
       <w:pgMar w:top="1701" w:right="1134" w:bottom="1134" w:left="1134" w:header="709" w:footer="737" w:gutter="0"/>
       <w:pgNumType w:start="1"/>
@@ -14242,6 +15382,119 @@
     </w:lvl>
   </w:abstractNum>
   <w:abstractNum w:abstractNumId="1" w15:restartNumberingAfterBreak="0">
+    <w:nsid w:val="079D52DC"/>
+    <w:multiLevelType w:val="hybridMultilevel"/>
+    <w:tmpl w:val="0CAA55B6"/>
+    <w:lvl w:ilvl="0" w:tplc="240A0015">
+      <w:start w:val="1"/>
+      <w:numFmt w:val="upperLetter"/>
+      <w:lvlText w:val="%1."/>
+      <w:lvlJc w:val="left"/>
+      <w:pPr>
+        <w:ind w:left="1429" w:hanging="360"/>
+      </w:pPr>
+      <w:rPr>
+        <w:rFonts w:hint="default"/>
+      </w:rPr>
+    </w:lvl>
+    <w:lvl w:ilvl="1" w:tplc="FFFFFFFF" w:tentative="1">
+      <w:start w:val="1"/>
+      <w:numFmt w:val="bullet"/>
+      <w:lvlText w:val="o"/>
+      <w:lvlJc w:val="left"/>
+      <w:pPr>
+        <w:ind w:left="2149" w:hanging="360"/>
+      </w:pPr>
+      <w:rPr>
+        <w:rFonts w:ascii="Courier New" w:hAnsi="Courier New" w:cs="Courier New" w:hint="default"/>
+      </w:rPr>
+    </w:lvl>
+    <w:lvl w:ilvl="2" w:tplc="FFFFFFFF" w:tentative="1">
+      <w:start w:val="1"/>
+      <w:numFmt w:val="bullet"/>
+      <w:lvlText w:val=""/>
+      <w:lvlJc w:val="left"/>
+      <w:pPr>
+        <w:ind w:left="2869" w:hanging="360"/>
+      </w:pPr>
+      <w:rPr>
+        <w:rFonts w:ascii="Wingdings" w:hAnsi="Wingdings" w:hint="default"/>
+      </w:rPr>
+    </w:lvl>
+    <w:lvl w:ilvl="3" w:tplc="FFFFFFFF" w:tentative="1">
+      <w:start w:val="1"/>
+      <w:numFmt w:val="bullet"/>
+      <w:lvlText w:val=""/>
+      <w:lvlJc w:val="left"/>
+      <w:pPr>
+        <w:ind w:left="3589" w:hanging="360"/>
+      </w:pPr>
+      <w:rPr>
+        <w:rFonts w:ascii="Symbol" w:hAnsi="Symbol" w:hint="default"/>
+      </w:rPr>
+    </w:lvl>
+    <w:lvl w:ilvl="4" w:tplc="FFFFFFFF" w:tentative="1">
+      <w:start w:val="1"/>
+      <w:numFmt w:val="bullet"/>
+      <w:lvlText w:val="o"/>
+      <w:lvlJc w:val="left"/>
+      <w:pPr>
+        <w:ind w:left="4309" w:hanging="360"/>
+      </w:pPr>
+      <w:rPr>
+        <w:rFonts w:ascii="Courier New" w:hAnsi="Courier New" w:cs="Courier New" w:hint="default"/>
+      </w:rPr>
+    </w:lvl>
+    <w:lvl w:ilvl="5" w:tplc="FFFFFFFF" w:tentative="1">
+      <w:start w:val="1"/>
+      <w:numFmt w:val="bullet"/>
+      <w:lvlText w:val=""/>
+      <w:lvlJc w:val="left"/>
+      <w:pPr>
+        <w:ind w:left="5029" w:hanging="360"/>
+      </w:pPr>
+      <w:rPr>
+        <w:rFonts w:ascii="Wingdings" w:hAnsi="Wingdings" w:hint="default"/>
+      </w:rPr>
+    </w:lvl>
+    <w:lvl w:ilvl="6" w:tplc="FFFFFFFF" w:tentative="1">
+      <w:start w:val="1"/>
+      <w:numFmt w:val="bullet"/>
+      <w:lvlText w:val=""/>
+      <w:lvlJc w:val="left"/>
+      <w:pPr>
+        <w:ind w:left="5749" w:hanging="360"/>
+      </w:pPr>
+      <w:rPr>
+        <w:rFonts w:ascii="Symbol" w:hAnsi="Symbol" w:hint="default"/>
+      </w:rPr>
+    </w:lvl>
+    <w:lvl w:ilvl="7" w:tplc="FFFFFFFF" w:tentative="1">
+      <w:start w:val="1"/>
+      <w:numFmt w:val="bullet"/>
+      <w:lvlText w:val="o"/>
+      <w:lvlJc w:val="left"/>
+      <w:pPr>
+        <w:ind w:left="6469" w:hanging="360"/>
+      </w:pPr>
+      <w:rPr>
+        <w:rFonts w:ascii="Courier New" w:hAnsi="Courier New" w:cs="Courier New" w:hint="default"/>
+      </w:rPr>
+    </w:lvl>
+    <w:lvl w:ilvl="8" w:tplc="FFFFFFFF" w:tentative="1">
+      <w:start w:val="1"/>
+      <w:numFmt w:val="bullet"/>
+      <w:lvlText w:val=""/>
+      <w:lvlJc w:val="left"/>
+      <w:pPr>
+        <w:ind w:left="7189" w:hanging="360"/>
+      </w:pPr>
+      <w:rPr>
+        <w:rFonts w:ascii="Wingdings" w:hAnsi="Wingdings" w:hint="default"/>
+      </w:rPr>
+    </w:lvl>
+  </w:abstractNum>
+  <w:abstractNum w:abstractNumId="2" w15:restartNumberingAfterBreak="0">
     <w:nsid w:val="0AE63B64"/>
     <w:multiLevelType w:val="hybridMultilevel"/>
     <w:tmpl w:val="393653F4"/>
@@ -14354,7 +15607,7 @@
       </w:rPr>
     </w:lvl>
   </w:abstractNum>
-  <w:abstractNum w:abstractNumId="2" w15:restartNumberingAfterBreak="0">
+  <w:abstractNum w:abstractNumId="3" w15:restartNumberingAfterBreak="0">
     <w:nsid w:val="0C4555FF"/>
     <w:multiLevelType w:val="hybridMultilevel"/>
     <w:tmpl w:val="BFFA5272"/>
@@ -14467,7 +15720,7 @@
       </w:rPr>
     </w:lvl>
   </w:abstractNum>
-  <w:abstractNum w:abstractNumId="3" w15:restartNumberingAfterBreak="0">
+  <w:abstractNum w:abstractNumId="4" w15:restartNumberingAfterBreak="0">
     <w:nsid w:val="0D036A9C"/>
     <w:multiLevelType w:val="hybridMultilevel"/>
     <w:tmpl w:val="5120A06E"/>
@@ -14553,7 +15806,120 @@
       </w:pPr>
     </w:lvl>
   </w:abstractNum>
-  <w:abstractNum w:abstractNumId="4" w15:restartNumberingAfterBreak="0">
+  <w:abstractNum w:abstractNumId="5" w15:restartNumberingAfterBreak="0">
+    <w:nsid w:val="0FFF667D"/>
+    <w:multiLevelType w:val="hybridMultilevel"/>
+    <w:tmpl w:val="104EEAF0"/>
+    <w:lvl w:ilvl="0" w:tplc="240A0001">
+      <w:start w:val="1"/>
+      <w:numFmt w:val="bullet"/>
+      <w:lvlText w:val=""/>
+      <w:lvlJc w:val="left"/>
+      <w:pPr>
+        <w:ind w:left="1429" w:hanging="360"/>
+      </w:pPr>
+      <w:rPr>
+        <w:rFonts w:ascii="Symbol" w:hAnsi="Symbol" w:hint="default"/>
+      </w:rPr>
+    </w:lvl>
+    <w:lvl w:ilvl="1" w:tplc="240A0003" w:tentative="1">
+      <w:start w:val="1"/>
+      <w:numFmt w:val="bullet"/>
+      <w:lvlText w:val="o"/>
+      <w:lvlJc w:val="left"/>
+      <w:pPr>
+        <w:ind w:left="2149" w:hanging="360"/>
+      </w:pPr>
+      <w:rPr>
+        <w:rFonts w:ascii="Courier New" w:hAnsi="Courier New" w:cs="Courier New" w:hint="default"/>
+      </w:rPr>
+    </w:lvl>
+    <w:lvl w:ilvl="2" w:tplc="240A0005" w:tentative="1">
+      <w:start w:val="1"/>
+      <w:numFmt w:val="bullet"/>
+      <w:lvlText w:val=""/>
+      <w:lvlJc w:val="left"/>
+      <w:pPr>
+        <w:ind w:left="2869" w:hanging="360"/>
+      </w:pPr>
+      <w:rPr>
+        <w:rFonts w:ascii="Wingdings" w:hAnsi="Wingdings" w:hint="default"/>
+      </w:rPr>
+    </w:lvl>
+    <w:lvl w:ilvl="3" w:tplc="240A0001" w:tentative="1">
+      <w:start w:val="1"/>
+      <w:numFmt w:val="bullet"/>
+      <w:lvlText w:val=""/>
+      <w:lvlJc w:val="left"/>
+      <w:pPr>
+        <w:ind w:left="3589" w:hanging="360"/>
+      </w:pPr>
+      <w:rPr>
+        <w:rFonts w:ascii="Symbol" w:hAnsi="Symbol" w:hint="default"/>
+      </w:rPr>
+    </w:lvl>
+    <w:lvl w:ilvl="4" w:tplc="240A0003" w:tentative="1">
+      <w:start w:val="1"/>
+      <w:numFmt w:val="bullet"/>
+      <w:lvlText w:val="o"/>
+      <w:lvlJc w:val="left"/>
+      <w:pPr>
+        <w:ind w:left="4309" w:hanging="360"/>
+      </w:pPr>
+      <w:rPr>
+        <w:rFonts w:ascii="Courier New" w:hAnsi="Courier New" w:cs="Courier New" w:hint="default"/>
+      </w:rPr>
+    </w:lvl>
+    <w:lvl w:ilvl="5" w:tplc="240A0005" w:tentative="1">
+      <w:start w:val="1"/>
+      <w:numFmt w:val="bullet"/>
+      <w:lvlText w:val=""/>
+      <w:lvlJc w:val="left"/>
+      <w:pPr>
+        <w:ind w:left="5029" w:hanging="360"/>
+      </w:pPr>
+      <w:rPr>
+        <w:rFonts w:ascii="Wingdings" w:hAnsi="Wingdings" w:hint="default"/>
+      </w:rPr>
+    </w:lvl>
+    <w:lvl w:ilvl="6" w:tplc="240A0001" w:tentative="1">
+      <w:start w:val="1"/>
+      <w:numFmt w:val="bullet"/>
+      <w:lvlText w:val=""/>
+      <w:lvlJc w:val="left"/>
+      <w:pPr>
+        <w:ind w:left="5749" w:hanging="360"/>
+      </w:pPr>
+      <w:rPr>
+        <w:rFonts w:ascii="Symbol" w:hAnsi="Symbol" w:hint="default"/>
+      </w:rPr>
+    </w:lvl>
+    <w:lvl w:ilvl="7" w:tplc="240A0003" w:tentative="1">
+      <w:start w:val="1"/>
+      <w:numFmt w:val="bullet"/>
+      <w:lvlText w:val="o"/>
+      <w:lvlJc w:val="left"/>
+      <w:pPr>
+        <w:ind w:left="6469" w:hanging="360"/>
+      </w:pPr>
+      <w:rPr>
+        <w:rFonts w:ascii="Courier New" w:hAnsi="Courier New" w:cs="Courier New" w:hint="default"/>
+      </w:rPr>
+    </w:lvl>
+    <w:lvl w:ilvl="8" w:tplc="240A0005" w:tentative="1">
+      <w:start w:val="1"/>
+      <w:numFmt w:val="bullet"/>
+      <w:lvlText w:val=""/>
+      <w:lvlJc w:val="left"/>
+      <w:pPr>
+        <w:ind w:left="7189" w:hanging="360"/>
+      </w:pPr>
+      <w:rPr>
+        <w:rFonts w:ascii="Wingdings" w:hAnsi="Wingdings" w:hint="default"/>
+      </w:rPr>
+    </w:lvl>
+  </w:abstractNum>
+  <w:abstractNum w:abstractNumId="6" w15:restartNumberingAfterBreak="0">
     <w:nsid w:val="13AF4A8A"/>
     <w:multiLevelType w:val="hybridMultilevel"/>
     <w:tmpl w:val="ABB4C8B2"/>
@@ -14666,7 +16032,7 @@
       </w:rPr>
     </w:lvl>
   </w:abstractNum>
-  <w:abstractNum w:abstractNumId="5" w15:restartNumberingAfterBreak="0">
+  <w:abstractNum w:abstractNumId="7" w15:restartNumberingAfterBreak="0">
     <w:nsid w:val="16377BC1"/>
     <w:multiLevelType w:val="hybridMultilevel"/>
     <w:tmpl w:val="0108DDD6"/>
@@ -14779,7 +16145,7 @@
       </w:rPr>
     </w:lvl>
   </w:abstractNum>
-  <w:abstractNum w:abstractNumId="6" w15:restartNumberingAfterBreak="0">
+  <w:abstractNum w:abstractNumId="8" w15:restartNumberingAfterBreak="0">
     <w:nsid w:val="1B566F27"/>
     <w:multiLevelType w:val="hybridMultilevel"/>
     <w:tmpl w:val="0D8E7C2E"/>
@@ -14892,7 +16258,7 @@
       </w:rPr>
     </w:lvl>
   </w:abstractNum>
-  <w:abstractNum w:abstractNumId="7" w15:restartNumberingAfterBreak="0">
+  <w:abstractNum w:abstractNumId="9" w15:restartNumberingAfterBreak="0">
     <w:nsid w:val="1D4E01E7"/>
     <w:multiLevelType w:val="hybridMultilevel"/>
     <w:tmpl w:val="5BA4080A"/>
@@ -15005,7 +16371,7 @@
       </w:rPr>
     </w:lvl>
   </w:abstractNum>
-  <w:abstractNum w:abstractNumId="8" w15:restartNumberingAfterBreak="0">
+  <w:abstractNum w:abstractNumId="10" w15:restartNumberingAfterBreak="0">
     <w:nsid w:val="1F4E342E"/>
     <w:multiLevelType w:val="hybridMultilevel"/>
     <w:tmpl w:val="2D08EE16"/>
@@ -15091,7 +16457,7 @@
       </w:pPr>
     </w:lvl>
   </w:abstractNum>
-  <w:abstractNum w:abstractNumId="9" w15:restartNumberingAfterBreak="0">
+  <w:abstractNum w:abstractNumId="11" w15:restartNumberingAfterBreak="0">
     <w:nsid w:val="1FFA5FB1"/>
     <w:multiLevelType w:val="hybridMultilevel"/>
     <w:tmpl w:val="A99C6928"/>
@@ -15204,7 +16570,7 @@
       </w:rPr>
     </w:lvl>
   </w:abstractNum>
-  <w:abstractNum w:abstractNumId="10" w15:restartNumberingAfterBreak="0">
+  <w:abstractNum w:abstractNumId="12" w15:restartNumberingAfterBreak="0">
     <w:nsid w:val="222A68D6"/>
     <w:multiLevelType w:val="hybridMultilevel"/>
     <w:tmpl w:val="310AC06A"/>
@@ -15317,7 +16683,7 @@
       </w:rPr>
     </w:lvl>
   </w:abstractNum>
-  <w:abstractNum w:abstractNumId="11" w15:restartNumberingAfterBreak="0">
+  <w:abstractNum w:abstractNumId="13" w15:restartNumberingAfterBreak="0">
     <w:nsid w:val="228A4865"/>
     <w:multiLevelType w:val="hybridMultilevel"/>
     <w:tmpl w:val="3A12544C"/>
@@ -15430,7 +16796,7 @@
       </w:rPr>
     </w:lvl>
   </w:abstractNum>
-  <w:abstractNum w:abstractNumId="12" w15:restartNumberingAfterBreak="0">
+  <w:abstractNum w:abstractNumId="14" w15:restartNumberingAfterBreak="0">
     <w:nsid w:val="26CD5247"/>
     <w:multiLevelType w:val="hybridMultilevel"/>
     <w:tmpl w:val="58DE8EAE"/>
@@ -15543,13 +16909,14 @@
       </w:rPr>
     </w:lvl>
   </w:abstractNum>
-  <w:abstractNum w:abstractNumId="13" w15:restartNumberingAfterBreak="0">
+  <w:abstractNum w:abstractNumId="15" w15:restartNumberingAfterBreak="0">
     <w:nsid w:val="27412B07"/>
     <w:multiLevelType w:val="hybridMultilevel"/>
-    <w:tmpl w:val="9FDADF5E"/>
-    <w:lvl w:ilvl="0" w:tplc="DB503248">
+    <w:tmpl w:val="A84A9D20"/>
+    <w:lvl w:ilvl="0" w:tplc="79DC716E">
       <w:start w:val="1"/>
       <w:numFmt w:val="decimal"/>
+      <w:pStyle w:val="Figura"/>
       <w:lvlText w:val="Figura %1."/>
       <w:lvlJc w:val="left"/>
       <w:pPr>
@@ -15633,7 +17000,7 @@
       </w:pPr>
     </w:lvl>
   </w:abstractNum>
-  <w:abstractNum w:abstractNumId="14" w15:restartNumberingAfterBreak="0">
+  <w:abstractNum w:abstractNumId="16" w15:restartNumberingAfterBreak="0">
     <w:nsid w:val="27CC7ADB"/>
     <w:multiLevelType w:val="hybridMultilevel"/>
     <w:tmpl w:val="FA70311C"/>
@@ -15746,7 +17113,7 @@
       </w:rPr>
     </w:lvl>
   </w:abstractNum>
-  <w:abstractNum w:abstractNumId="15" w15:restartNumberingAfterBreak="0">
+  <w:abstractNum w:abstractNumId="17" w15:restartNumberingAfterBreak="0">
     <w:nsid w:val="2B145F49"/>
     <w:multiLevelType w:val="hybridMultilevel"/>
     <w:tmpl w:val="63D6764E"/>
@@ -15832,7 +17199,7 @@
       </w:pPr>
     </w:lvl>
   </w:abstractNum>
-  <w:abstractNum w:abstractNumId="16" w15:restartNumberingAfterBreak="0">
+  <w:abstractNum w:abstractNumId="18" w15:restartNumberingAfterBreak="0">
     <w:nsid w:val="2BAC0F61"/>
     <w:multiLevelType w:val="hybridMultilevel"/>
     <w:tmpl w:val="4A44A574"/>
@@ -15918,7 +17285,7 @@
       </w:pPr>
     </w:lvl>
   </w:abstractNum>
-  <w:abstractNum w:abstractNumId="17" w15:restartNumberingAfterBreak="0">
+  <w:abstractNum w:abstractNumId="19" w15:restartNumberingAfterBreak="0">
     <w:nsid w:val="2EAD6873"/>
     <w:multiLevelType w:val="hybridMultilevel"/>
     <w:tmpl w:val="B70A6BD4"/>
@@ -16031,7 +17398,7 @@
       </w:rPr>
     </w:lvl>
   </w:abstractNum>
-  <w:abstractNum w:abstractNumId="18" w15:restartNumberingAfterBreak="0">
+  <w:abstractNum w:abstractNumId="20" w15:restartNumberingAfterBreak="0">
     <w:nsid w:val="311935F3"/>
     <w:multiLevelType w:val="hybridMultilevel"/>
     <w:tmpl w:val="B2DC28D2"/>
@@ -16117,7 +17484,7 @@
       </w:pPr>
     </w:lvl>
   </w:abstractNum>
-  <w:abstractNum w:abstractNumId="19" w15:restartNumberingAfterBreak="0">
+  <w:abstractNum w:abstractNumId="21" w15:restartNumberingAfterBreak="0">
     <w:nsid w:val="368E176E"/>
     <w:multiLevelType w:val="hybridMultilevel"/>
     <w:tmpl w:val="BDF054FE"/>
@@ -16211,7 +17578,7 @@
       </w:pPr>
     </w:lvl>
   </w:abstractNum>
-  <w:abstractNum w:abstractNumId="20" w15:restartNumberingAfterBreak="0">
+  <w:abstractNum w:abstractNumId="22" w15:restartNumberingAfterBreak="0">
     <w:nsid w:val="3C4863A6"/>
     <w:multiLevelType w:val="hybridMultilevel"/>
     <w:tmpl w:val="512ECC7C"/>
@@ -16324,7 +17691,7 @@
       </w:rPr>
     </w:lvl>
   </w:abstractNum>
-  <w:abstractNum w:abstractNumId="21" w15:restartNumberingAfterBreak="0">
+  <w:abstractNum w:abstractNumId="23" w15:restartNumberingAfterBreak="0">
     <w:nsid w:val="3C9C78AC"/>
     <w:multiLevelType w:val="hybridMultilevel"/>
     <w:tmpl w:val="7B1A0C2C"/>
@@ -16437,7 +17804,7 @@
       </w:rPr>
     </w:lvl>
   </w:abstractNum>
-  <w:abstractNum w:abstractNumId="22" w15:restartNumberingAfterBreak="0">
+  <w:abstractNum w:abstractNumId="24" w15:restartNumberingAfterBreak="0">
     <w:nsid w:val="3DD95BD1"/>
     <w:multiLevelType w:val="hybridMultilevel"/>
     <w:tmpl w:val="71869946"/>
@@ -16550,7 +17917,7 @@
       </w:rPr>
     </w:lvl>
   </w:abstractNum>
-  <w:abstractNum w:abstractNumId="23" w15:restartNumberingAfterBreak="0">
+  <w:abstractNum w:abstractNumId="25" w15:restartNumberingAfterBreak="0">
     <w:nsid w:val="3DDF6562"/>
     <w:multiLevelType w:val="multilevel"/>
     <w:tmpl w:val="6C7AF928"/>
@@ -16671,7 +18038,7 @@
       </w:rPr>
     </w:lvl>
   </w:abstractNum>
-  <w:abstractNum w:abstractNumId="24" w15:restartNumberingAfterBreak="0">
+  <w:abstractNum w:abstractNumId="26" w15:restartNumberingAfterBreak="0">
     <w:nsid w:val="3E0A49AB"/>
     <w:multiLevelType w:val="hybridMultilevel"/>
     <w:tmpl w:val="BD1EE28A"/>
@@ -16784,7 +18151,120 @@
       </w:rPr>
     </w:lvl>
   </w:abstractNum>
-  <w:abstractNum w:abstractNumId="25" w15:restartNumberingAfterBreak="0">
+  <w:abstractNum w:abstractNumId="27" w15:restartNumberingAfterBreak="0">
+    <w:nsid w:val="43FB3B0D"/>
+    <w:multiLevelType w:val="hybridMultilevel"/>
+    <w:tmpl w:val="8AE60AEC"/>
+    <w:lvl w:ilvl="0" w:tplc="240A0001">
+      <w:start w:val="1"/>
+      <w:numFmt w:val="bullet"/>
+      <w:lvlText w:val=""/>
+      <w:lvlJc w:val="left"/>
+      <w:pPr>
+        <w:ind w:left="1429" w:hanging="360"/>
+      </w:pPr>
+      <w:rPr>
+        <w:rFonts w:ascii="Symbol" w:hAnsi="Symbol" w:hint="default"/>
+      </w:rPr>
+    </w:lvl>
+    <w:lvl w:ilvl="1" w:tplc="240A0003" w:tentative="1">
+      <w:start w:val="1"/>
+      <w:numFmt w:val="bullet"/>
+      <w:lvlText w:val="o"/>
+      <w:lvlJc w:val="left"/>
+      <w:pPr>
+        <w:ind w:left="2149" w:hanging="360"/>
+      </w:pPr>
+      <w:rPr>
+        <w:rFonts w:ascii="Courier New" w:hAnsi="Courier New" w:cs="Courier New" w:hint="default"/>
+      </w:rPr>
+    </w:lvl>
+    <w:lvl w:ilvl="2" w:tplc="240A0005" w:tentative="1">
+      <w:start w:val="1"/>
+      <w:numFmt w:val="bullet"/>
+      <w:lvlText w:val=""/>
+      <w:lvlJc w:val="left"/>
+      <w:pPr>
+        <w:ind w:left="2869" w:hanging="360"/>
+      </w:pPr>
+      <w:rPr>
+        <w:rFonts w:ascii="Wingdings" w:hAnsi="Wingdings" w:hint="default"/>
+      </w:rPr>
+    </w:lvl>
+    <w:lvl w:ilvl="3" w:tplc="240A0001" w:tentative="1">
+      <w:start w:val="1"/>
+      <w:numFmt w:val="bullet"/>
+      <w:lvlText w:val=""/>
+      <w:lvlJc w:val="left"/>
+      <w:pPr>
+        <w:ind w:left="3589" w:hanging="360"/>
+      </w:pPr>
+      <w:rPr>
+        <w:rFonts w:ascii="Symbol" w:hAnsi="Symbol" w:hint="default"/>
+      </w:rPr>
+    </w:lvl>
+    <w:lvl w:ilvl="4" w:tplc="240A0003" w:tentative="1">
+      <w:start w:val="1"/>
+      <w:numFmt w:val="bullet"/>
+      <w:lvlText w:val="o"/>
+      <w:lvlJc w:val="left"/>
+      <w:pPr>
+        <w:ind w:left="4309" w:hanging="360"/>
+      </w:pPr>
+      <w:rPr>
+        <w:rFonts w:ascii="Courier New" w:hAnsi="Courier New" w:cs="Courier New" w:hint="default"/>
+      </w:rPr>
+    </w:lvl>
+    <w:lvl w:ilvl="5" w:tplc="240A0005" w:tentative="1">
+      <w:start w:val="1"/>
+      <w:numFmt w:val="bullet"/>
+      <w:lvlText w:val=""/>
+      <w:lvlJc w:val="left"/>
+      <w:pPr>
+        <w:ind w:left="5029" w:hanging="360"/>
+      </w:pPr>
+      <w:rPr>
+        <w:rFonts w:ascii="Wingdings" w:hAnsi="Wingdings" w:hint="default"/>
+      </w:rPr>
+    </w:lvl>
+    <w:lvl w:ilvl="6" w:tplc="240A0001" w:tentative="1">
+      <w:start w:val="1"/>
+      <w:numFmt w:val="bullet"/>
+      <w:lvlText w:val=""/>
+      <w:lvlJc w:val="left"/>
+      <w:pPr>
+        <w:ind w:left="5749" w:hanging="360"/>
+      </w:pPr>
+      <w:rPr>
+        <w:rFonts w:ascii="Symbol" w:hAnsi="Symbol" w:hint="default"/>
+      </w:rPr>
+    </w:lvl>
+    <w:lvl w:ilvl="7" w:tplc="240A0003" w:tentative="1">
+      <w:start w:val="1"/>
+      <w:numFmt w:val="bullet"/>
+      <w:lvlText w:val="o"/>
+      <w:lvlJc w:val="left"/>
+      <w:pPr>
+        <w:ind w:left="6469" w:hanging="360"/>
+      </w:pPr>
+      <w:rPr>
+        <w:rFonts w:ascii="Courier New" w:hAnsi="Courier New" w:cs="Courier New" w:hint="default"/>
+      </w:rPr>
+    </w:lvl>
+    <w:lvl w:ilvl="8" w:tplc="240A0005" w:tentative="1">
+      <w:start w:val="1"/>
+      <w:numFmt w:val="bullet"/>
+      <w:lvlText w:val=""/>
+      <w:lvlJc w:val="left"/>
+      <w:pPr>
+        <w:ind w:left="7189" w:hanging="360"/>
+      </w:pPr>
+      <w:rPr>
+        <w:rFonts w:ascii="Wingdings" w:hAnsi="Wingdings" w:hint="default"/>
+      </w:rPr>
+    </w:lvl>
+  </w:abstractNum>
+  <w:abstractNum w:abstractNumId="28" w15:restartNumberingAfterBreak="0">
     <w:nsid w:val="4C1E5E95"/>
     <w:multiLevelType w:val="hybridMultilevel"/>
     <w:tmpl w:val="ADB0B02A"/>
@@ -16897,7 +18377,7 @@
       </w:rPr>
     </w:lvl>
   </w:abstractNum>
-  <w:abstractNum w:abstractNumId="26" w15:restartNumberingAfterBreak="0">
+  <w:abstractNum w:abstractNumId="29" w15:restartNumberingAfterBreak="0">
     <w:nsid w:val="4EBE1EF6"/>
     <w:multiLevelType w:val="hybridMultilevel"/>
     <w:tmpl w:val="AF3C2E24"/>
@@ -16988,7 +18468,7 @@
       </w:pPr>
     </w:lvl>
   </w:abstractNum>
-  <w:abstractNum w:abstractNumId="27" w15:restartNumberingAfterBreak="0">
+  <w:abstractNum w:abstractNumId="30" w15:restartNumberingAfterBreak="0">
     <w:nsid w:val="55A276D0"/>
     <w:multiLevelType w:val="hybridMultilevel"/>
     <w:tmpl w:val="696E1AA6"/>
@@ -17101,7 +18581,7 @@
       </w:rPr>
     </w:lvl>
   </w:abstractNum>
-  <w:abstractNum w:abstractNumId="28" w15:restartNumberingAfterBreak="0">
+  <w:abstractNum w:abstractNumId="31" w15:restartNumberingAfterBreak="0">
     <w:nsid w:val="5BAB6FE1"/>
     <w:multiLevelType w:val="hybridMultilevel"/>
     <w:tmpl w:val="A95CCBBA"/>
@@ -17214,7 +18694,7 @@
       </w:rPr>
     </w:lvl>
   </w:abstractNum>
-  <w:abstractNum w:abstractNumId="29" w15:restartNumberingAfterBreak="0">
+  <w:abstractNum w:abstractNumId="32" w15:restartNumberingAfterBreak="0">
     <w:nsid w:val="5D5B2906"/>
     <w:multiLevelType w:val="hybridMultilevel"/>
     <w:tmpl w:val="23BC4438"/>
@@ -17327,7 +18807,7 @@
       </w:rPr>
     </w:lvl>
   </w:abstractNum>
-  <w:abstractNum w:abstractNumId="30" w15:restartNumberingAfterBreak="0">
+  <w:abstractNum w:abstractNumId="33" w15:restartNumberingAfterBreak="0">
     <w:nsid w:val="5EC4517A"/>
     <w:multiLevelType w:val="hybridMultilevel"/>
     <w:tmpl w:val="11FC33F4"/>
@@ -17440,7 +18920,7 @@
       </w:rPr>
     </w:lvl>
   </w:abstractNum>
-  <w:abstractNum w:abstractNumId="31" w15:restartNumberingAfterBreak="0">
+  <w:abstractNum w:abstractNumId="34" w15:restartNumberingAfterBreak="0">
     <w:nsid w:val="60ED311E"/>
     <w:multiLevelType w:val="hybridMultilevel"/>
     <w:tmpl w:val="F2B23B74"/>
@@ -17553,7 +19033,7 @@
       </w:rPr>
     </w:lvl>
   </w:abstractNum>
-  <w:abstractNum w:abstractNumId="32" w15:restartNumberingAfterBreak="0">
+  <w:abstractNum w:abstractNumId="35" w15:restartNumberingAfterBreak="0">
     <w:nsid w:val="653570F5"/>
     <w:multiLevelType w:val="hybridMultilevel"/>
     <w:tmpl w:val="9214A5A2"/>
@@ -17666,7 +19146,7 @@
       </w:rPr>
     </w:lvl>
   </w:abstractNum>
-  <w:abstractNum w:abstractNumId="33" w15:restartNumberingAfterBreak="0">
+  <w:abstractNum w:abstractNumId="36" w15:restartNumberingAfterBreak="0">
     <w:nsid w:val="6D5D652B"/>
     <w:multiLevelType w:val="hybridMultilevel"/>
     <w:tmpl w:val="E42E6A32"/>
@@ -17779,7 +19259,120 @@
       </w:rPr>
     </w:lvl>
   </w:abstractNum>
-  <w:abstractNum w:abstractNumId="34" w15:restartNumberingAfterBreak="0">
+  <w:abstractNum w:abstractNumId="37" w15:restartNumberingAfterBreak="0">
+    <w:nsid w:val="70D57839"/>
+    <w:multiLevelType w:val="hybridMultilevel"/>
+    <w:tmpl w:val="D6D68218"/>
+    <w:lvl w:ilvl="0" w:tplc="240A0003">
+      <w:start w:val="1"/>
+      <w:numFmt w:val="bullet"/>
+      <w:lvlText w:val="o"/>
+      <w:lvlJc w:val="left"/>
+      <w:pPr>
+        <w:ind w:left="1429" w:hanging="360"/>
+      </w:pPr>
+      <w:rPr>
+        <w:rFonts w:ascii="Courier New" w:hAnsi="Courier New" w:cs="Courier New" w:hint="default"/>
+      </w:rPr>
+    </w:lvl>
+    <w:lvl w:ilvl="1" w:tplc="240A0003" w:tentative="1">
+      <w:start w:val="1"/>
+      <w:numFmt w:val="bullet"/>
+      <w:lvlText w:val="o"/>
+      <w:lvlJc w:val="left"/>
+      <w:pPr>
+        <w:ind w:left="2149" w:hanging="360"/>
+      </w:pPr>
+      <w:rPr>
+        <w:rFonts w:ascii="Courier New" w:hAnsi="Courier New" w:cs="Courier New" w:hint="default"/>
+      </w:rPr>
+    </w:lvl>
+    <w:lvl w:ilvl="2" w:tplc="240A0005" w:tentative="1">
+      <w:start w:val="1"/>
+      <w:numFmt w:val="bullet"/>
+      <w:lvlText w:val=""/>
+      <w:lvlJc w:val="left"/>
+      <w:pPr>
+        <w:ind w:left="2869" w:hanging="360"/>
+      </w:pPr>
+      <w:rPr>
+        <w:rFonts w:ascii="Wingdings" w:hAnsi="Wingdings" w:hint="default"/>
+      </w:rPr>
+    </w:lvl>
+    <w:lvl w:ilvl="3" w:tplc="240A0001" w:tentative="1">
+      <w:start w:val="1"/>
+      <w:numFmt w:val="bullet"/>
+      <w:lvlText w:val=""/>
+      <w:lvlJc w:val="left"/>
+      <w:pPr>
+        <w:ind w:left="3589" w:hanging="360"/>
+      </w:pPr>
+      <w:rPr>
+        <w:rFonts w:ascii="Symbol" w:hAnsi="Symbol" w:hint="default"/>
+      </w:rPr>
+    </w:lvl>
+    <w:lvl w:ilvl="4" w:tplc="240A0003" w:tentative="1">
+      <w:start w:val="1"/>
+      <w:numFmt w:val="bullet"/>
+      <w:lvlText w:val="o"/>
+      <w:lvlJc w:val="left"/>
+      <w:pPr>
+        <w:ind w:left="4309" w:hanging="360"/>
+      </w:pPr>
+      <w:rPr>
+        <w:rFonts w:ascii="Courier New" w:hAnsi="Courier New" w:cs="Courier New" w:hint="default"/>
+      </w:rPr>
+    </w:lvl>
+    <w:lvl w:ilvl="5" w:tplc="240A0005" w:tentative="1">
+      <w:start w:val="1"/>
+      <w:numFmt w:val="bullet"/>
+      <w:lvlText w:val=""/>
+      <w:lvlJc w:val="left"/>
+      <w:pPr>
+        <w:ind w:left="5029" w:hanging="360"/>
+      </w:pPr>
+      <w:rPr>
+        <w:rFonts w:ascii="Wingdings" w:hAnsi="Wingdings" w:hint="default"/>
+      </w:rPr>
+    </w:lvl>
+    <w:lvl w:ilvl="6" w:tplc="240A0001" w:tentative="1">
+      <w:start w:val="1"/>
+      <w:numFmt w:val="bullet"/>
+      <w:lvlText w:val=""/>
+      <w:lvlJc w:val="left"/>
+      <w:pPr>
+        <w:ind w:left="5749" w:hanging="360"/>
+      </w:pPr>
+      <w:rPr>
+        <w:rFonts w:ascii="Symbol" w:hAnsi="Symbol" w:hint="default"/>
+      </w:rPr>
+    </w:lvl>
+    <w:lvl w:ilvl="7" w:tplc="240A0003" w:tentative="1">
+      <w:start w:val="1"/>
+      <w:numFmt w:val="bullet"/>
+      <w:lvlText w:val="o"/>
+      <w:lvlJc w:val="left"/>
+      <w:pPr>
+        <w:ind w:left="6469" w:hanging="360"/>
+      </w:pPr>
+      <w:rPr>
+        <w:rFonts w:ascii="Courier New" w:hAnsi="Courier New" w:cs="Courier New" w:hint="default"/>
+      </w:rPr>
+    </w:lvl>
+    <w:lvl w:ilvl="8" w:tplc="240A0005" w:tentative="1">
+      <w:start w:val="1"/>
+      <w:numFmt w:val="bullet"/>
+      <w:lvlText w:val=""/>
+      <w:lvlJc w:val="left"/>
+      <w:pPr>
+        <w:ind w:left="7189" w:hanging="360"/>
+      </w:pPr>
+      <w:rPr>
+        <w:rFonts w:ascii="Wingdings" w:hAnsi="Wingdings" w:hint="default"/>
+      </w:rPr>
+    </w:lvl>
+  </w:abstractNum>
+  <w:abstractNum w:abstractNumId="38" w15:restartNumberingAfterBreak="0">
     <w:nsid w:val="71867587"/>
     <w:multiLevelType w:val="hybridMultilevel"/>
     <w:tmpl w:val="FF8E7210"/>
@@ -17892,7 +19485,7 @@
       </w:rPr>
     </w:lvl>
   </w:abstractNum>
-  <w:abstractNum w:abstractNumId="35" w15:restartNumberingAfterBreak="0">
+  <w:abstractNum w:abstractNumId="39" w15:restartNumberingAfterBreak="0">
     <w:nsid w:val="719F385A"/>
     <w:multiLevelType w:val="hybridMultilevel"/>
     <w:tmpl w:val="31B68F4A"/>
@@ -18005,7 +19598,120 @@
       </w:rPr>
     </w:lvl>
   </w:abstractNum>
-  <w:abstractNum w:abstractNumId="36" w15:restartNumberingAfterBreak="0">
+  <w:abstractNum w:abstractNumId="40" w15:restartNumberingAfterBreak="0">
+    <w:nsid w:val="72B145F4"/>
+    <w:multiLevelType w:val="hybridMultilevel"/>
+    <w:tmpl w:val="D1D0C120"/>
+    <w:lvl w:ilvl="0" w:tplc="240A0001">
+      <w:start w:val="1"/>
+      <w:numFmt w:val="bullet"/>
+      <w:lvlText w:val=""/>
+      <w:lvlJc w:val="left"/>
+      <w:pPr>
+        <w:ind w:left="1429" w:hanging="360"/>
+      </w:pPr>
+      <w:rPr>
+        <w:rFonts w:ascii="Symbol" w:hAnsi="Symbol" w:hint="default"/>
+      </w:rPr>
+    </w:lvl>
+    <w:lvl w:ilvl="1" w:tplc="240A0003" w:tentative="1">
+      <w:start w:val="1"/>
+      <w:numFmt w:val="bullet"/>
+      <w:lvlText w:val="o"/>
+      <w:lvlJc w:val="left"/>
+      <w:pPr>
+        <w:ind w:left="2149" w:hanging="360"/>
+      </w:pPr>
+      <w:rPr>
+        <w:rFonts w:ascii="Courier New" w:hAnsi="Courier New" w:cs="Courier New" w:hint="default"/>
+      </w:rPr>
+    </w:lvl>
+    <w:lvl w:ilvl="2" w:tplc="240A0005" w:tentative="1">
+      <w:start w:val="1"/>
+      <w:numFmt w:val="bullet"/>
+      <w:lvlText w:val=""/>
+      <w:lvlJc w:val="left"/>
+      <w:pPr>
+        <w:ind w:left="2869" w:hanging="360"/>
+      </w:pPr>
+      <w:rPr>
+        <w:rFonts w:ascii="Wingdings" w:hAnsi="Wingdings" w:hint="default"/>
+      </w:rPr>
+    </w:lvl>
+    <w:lvl w:ilvl="3" w:tplc="240A0001" w:tentative="1">
+      <w:start w:val="1"/>
+      <w:numFmt w:val="bullet"/>
+      <w:lvlText w:val=""/>
+      <w:lvlJc w:val="left"/>
+      <w:pPr>
+        <w:ind w:left="3589" w:hanging="360"/>
+      </w:pPr>
+      <w:rPr>
+        <w:rFonts w:ascii="Symbol" w:hAnsi="Symbol" w:hint="default"/>
+      </w:rPr>
+    </w:lvl>
+    <w:lvl w:ilvl="4" w:tplc="240A0003" w:tentative="1">
+      <w:start w:val="1"/>
+      <w:numFmt w:val="bullet"/>
+      <w:lvlText w:val="o"/>
+      <w:lvlJc w:val="left"/>
+      <w:pPr>
+        <w:ind w:left="4309" w:hanging="360"/>
+      </w:pPr>
+      <w:rPr>
+        <w:rFonts w:ascii="Courier New" w:hAnsi="Courier New" w:cs="Courier New" w:hint="default"/>
+      </w:rPr>
+    </w:lvl>
+    <w:lvl w:ilvl="5" w:tplc="240A0005" w:tentative="1">
+      <w:start w:val="1"/>
+      <w:numFmt w:val="bullet"/>
+      <w:lvlText w:val=""/>
+      <w:lvlJc w:val="left"/>
+      <w:pPr>
+        <w:ind w:left="5029" w:hanging="360"/>
+      </w:pPr>
+      <w:rPr>
+        <w:rFonts w:ascii="Wingdings" w:hAnsi="Wingdings" w:hint="default"/>
+      </w:rPr>
+    </w:lvl>
+    <w:lvl w:ilvl="6" w:tplc="240A0001" w:tentative="1">
+      <w:start w:val="1"/>
+      <w:numFmt w:val="bullet"/>
+      <w:lvlText w:val=""/>
+      <w:lvlJc w:val="left"/>
+      <w:pPr>
+        <w:ind w:left="5749" w:hanging="360"/>
+      </w:pPr>
+      <w:rPr>
+        <w:rFonts w:ascii="Symbol" w:hAnsi="Symbol" w:hint="default"/>
+      </w:rPr>
+    </w:lvl>
+    <w:lvl w:ilvl="7" w:tplc="240A0003" w:tentative="1">
+      <w:start w:val="1"/>
+      <w:numFmt w:val="bullet"/>
+      <w:lvlText w:val="o"/>
+      <w:lvlJc w:val="left"/>
+      <w:pPr>
+        <w:ind w:left="6469" w:hanging="360"/>
+      </w:pPr>
+      <w:rPr>
+        <w:rFonts w:ascii="Courier New" w:hAnsi="Courier New" w:cs="Courier New" w:hint="default"/>
+      </w:rPr>
+    </w:lvl>
+    <w:lvl w:ilvl="8" w:tplc="240A0005" w:tentative="1">
+      <w:start w:val="1"/>
+      <w:numFmt w:val="bullet"/>
+      <w:lvlText w:val=""/>
+      <w:lvlJc w:val="left"/>
+      <w:pPr>
+        <w:ind w:left="7189" w:hanging="360"/>
+      </w:pPr>
+      <w:rPr>
+        <w:rFonts w:ascii="Wingdings" w:hAnsi="Wingdings" w:hint="default"/>
+      </w:rPr>
+    </w:lvl>
+  </w:abstractNum>
+  <w:abstractNum w:abstractNumId="41" w15:restartNumberingAfterBreak="0">
     <w:nsid w:val="740370FD"/>
     <w:multiLevelType w:val="hybridMultilevel"/>
     <w:tmpl w:val="E6BEA7E6"/>
@@ -18118,7 +19824,7 @@
       </w:rPr>
     </w:lvl>
   </w:abstractNum>
-  <w:abstractNum w:abstractNumId="37" w15:restartNumberingAfterBreak="0">
+  <w:abstractNum w:abstractNumId="42" w15:restartNumberingAfterBreak="0">
     <w:nsid w:val="759C3368"/>
     <w:multiLevelType w:val="hybridMultilevel"/>
     <w:tmpl w:val="442EE504"/>
@@ -18231,7 +19937,7 @@
       </w:rPr>
     </w:lvl>
   </w:abstractNum>
-  <w:abstractNum w:abstractNumId="38" w15:restartNumberingAfterBreak="0">
+  <w:abstractNum w:abstractNumId="43" w15:restartNumberingAfterBreak="0">
     <w:nsid w:val="764E61C7"/>
     <w:multiLevelType w:val="hybridMultilevel"/>
     <w:tmpl w:val="92D8D7D4"/>
@@ -18344,7 +20050,7 @@
       </w:rPr>
     </w:lvl>
   </w:abstractNum>
-  <w:abstractNum w:abstractNumId="39" w15:restartNumberingAfterBreak="0">
+  <w:abstractNum w:abstractNumId="44" w15:restartNumberingAfterBreak="0">
     <w:nsid w:val="784A7AF6"/>
     <w:multiLevelType w:val="hybridMultilevel"/>
     <w:tmpl w:val="E2A8D4FC"/>
@@ -18457,7 +20163,7 @@
       </w:rPr>
     </w:lvl>
   </w:abstractNum>
-  <w:abstractNum w:abstractNumId="40" w15:restartNumberingAfterBreak="0">
+  <w:abstractNum w:abstractNumId="45" w15:restartNumberingAfterBreak="0">
     <w:nsid w:val="7B210586"/>
     <w:multiLevelType w:val="hybridMultilevel"/>
     <w:tmpl w:val="1B8291DC"/>
@@ -18547,124 +20253,139 @@
     <w:abstractNumId w:val="0"/>
   </w:num>
   <w:num w:numId="2">
+    <w:abstractNumId w:val="15"/>
+  </w:num>
+  <w:num w:numId="3">
+    <w:abstractNumId w:val="29"/>
+  </w:num>
+  <w:num w:numId="4">
+    <w:abstractNumId w:val="21"/>
+  </w:num>
+  <w:num w:numId="5">
+    <w:abstractNumId w:val="25"/>
+  </w:num>
+  <w:num w:numId="6">
+    <w:abstractNumId w:val="34"/>
+  </w:num>
+  <w:num w:numId="7">
+    <w:abstractNumId w:val="28"/>
+  </w:num>
+  <w:num w:numId="8">
+    <w:abstractNumId w:val="30"/>
+  </w:num>
+  <w:num w:numId="9">
+    <w:abstractNumId w:val="41"/>
+  </w:num>
+  <w:num w:numId="10">
+    <w:abstractNumId w:val="39"/>
+  </w:num>
+  <w:num w:numId="11">
+    <w:abstractNumId w:val="23"/>
+  </w:num>
+  <w:num w:numId="12">
+    <w:abstractNumId w:val="24"/>
+  </w:num>
+  <w:num w:numId="13">
+    <w:abstractNumId w:val="14"/>
+  </w:num>
+  <w:num w:numId="14">
+    <w:abstractNumId w:val="38"/>
+  </w:num>
+  <w:num w:numId="15">
+    <w:abstractNumId w:val="16"/>
+  </w:num>
+  <w:num w:numId="16">
+    <w:abstractNumId w:val="35"/>
+  </w:num>
+  <w:num w:numId="17">
+    <w:abstractNumId w:val="19"/>
+  </w:num>
+  <w:num w:numId="18">
+    <w:abstractNumId w:val="44"/>
+  </w:num>
+  <w:num w:numId="19">
+    <w:abstractNumId w:val="32"/>
+  </w:num>
+  <w:num w:numId="20">
     <w:abstractNumId w:val="13"/>
   </w:num>
-  <w:num w:numId="3">
+  <w:num w:numId="21">
+    <w:abstractNumId w:val="22"/>
+  </w:num>
+  <w:num w:numId="22">
+    <w:abstractNumId w:val="18"/>
+  </w:num>
+  <w:num w:numId="23">
+    <w:abstractNumId w:val="45"/>
+  </w:num>
+  <w:num w:numId="24">
+    <w:abstractNumId w:val="6"/>
+  </w:num>
+  <w:num w:numId="25">
+    <w:abstractNumId w:val="4"/>
+  </w:num>
+  <w:num w:numId="26">
+    <w:abstractNumId w:val="43"/>
+  </w:num>
+  <w:num w:numId="27">
+    <w:abstractNumId w:val="36"/>
+  </w:num>
+  <w:num w:numId="28">
+    <w:abstractNumId w:val="20"/>
+  </w:num>
+  <w:num w:numId="29">
+    <w:abstractNumId w:val="3"/>
+  </w:num>
+  <w:num w:numId="30">
+    <w:abstractNumId w:val="17"/>
+  </w:num>
+  <w:num w:numId="31">
+    <w:abstractNumId w:val="9"/>
+  </w:num>
+  <w:num w:numId="32">
+    <w:abstractNumId w:val="10"/>
+  </w:num>
+  <w:num w:numId="33">
+    <w:abstractNumId w:val="12"/>
+  </w:num>
+  <w:num w:numId="34">
+    <w:abstractNumId w:val="8"/>
+  </w:num>
+  <w:num w:numId="35">
+    <w:abstractNumId w:val="42"/>
+  </w:num>
+  <w:num w:numId="36">
+    <w:abstractNumId w:val="11"/>
+  </w:num>
+  <w:num w:numId="37">
+    <w:abstractNumId w:val="33"/>
+  </w:num>
+  <w:num w:numId="38">
+    <w:abstractNumId w:val="2"/>
+  </w:num>
+  <w:num w:numId="39">
+    <w:abstractNumId w:val="7"/>
+  </w:num>
+  <w:num w:numId="40">
     <w:abstractNumId w:val="26"/>
   </w:num>
-  <w:num w:numId="4">
-    <w:abstractNumId w:val="19"/>
-  </w:num>
-  <w:num w:numId="5">
-    <w:abstractNumId w:val="23"/>
-  </w:num>
-  <w:num w:numId="6">
+  <w:num w:numId="41">
     <w:abstractNumId w:val="31"/>
   </w:num>
-  <w:num w:numId="7">
-    <w:abstractNumId w:val="25"/>
+  <w:num w:numId="42">
+    <w:abstractNumId w:val="5"/>
   </w:num>
-  <w:num w:numId="8">
+  <w:num w:numId="43">
+    <w:abstractNumId w:val="40"/>
+  </w:num>
+  <w:num w:numId="44">
     <w:abstractNumId w:val="27"/>
   </w:num>
-  <w:num w:numId="9">
-    <w:abstractNumId w:val="36"/>
-  </w:num>
-  <w:num w:numId="10">
-    <w:abstractNumId w:val="35"/>
-  </w:num>
-  <w:num w:numId="11">
-    <w:abstractNumId w:val="21"/>
-  </w:num>
-  <w:num w:numId="12">
-    <w:abstractNumId w:val="22"/>
-  </w:num>
-  <w:num w:numId="13">
-    <w:abstractNumId w:val="12"/>
-  </w:num>
-  <w:num w:numId="14">
-    <w:abstractNumId w:val="34"/>
-  </w:num>
-  <w:num w:numId="15">
-    <w:abstractNumId w:val="14"/>
-  </w:num>
-  <w:num w:numId="16">
-    <w:abstractNumId w:val="32"/>
-  </w:num>
-  <w:num w:numId="17">
-    <w:abstractNumId w:val="17"/>
-  </w:num>
-  <w:num w:numId="18">
-    <w:abstractNumId w:val="39"/>
-  </w:num>
-  <w:num w:numId="19">
-    <w:abstractNumId w:val="29"/>
-  </w:num>
-  <w:num w:numId="20">
-    <w:abstractNumId w:val="11"/>
-  </w:num>
-  <w:num w:numId="21">
-    <w:abstractNumId w:val="20"/>
-  </w:num>
-  <w:num w:numId="22">
-    <w:abstractNumId w:val="16"/>
-  </w:num>
-  <w:num w:numId="23">
-    <w:abstractNumId w:val="40"/>
-  </w:num>
-  <w:num w:numId="24">
-    <w:abstractNumId w:val="4"/>
-  </w:num>
-  <w:num w:numId="25">
-    <w:abstractNumId w:val="3"/>
-  </w:num>
-  <w:num w:numId="26">
-    <w:abstractNumId w:val="38"/>
-  </w:num>
-  <w:num w:numId="27">
-    <w:abstractNumId w:val="33"/>
-  </w:num>
-  <w:num w:numId="28">
-    <w:abstractNumId w:val="18"/>
-  </w:num>
-  <w:num w:numId="29">
-    <w:abstractNumId w:val="2"/>
-  </w:num>
-  <w:num w:numId="30">
-    <w:abstractNumId w:val="15"/>
-  </w:num>
-  <w:num w:numId="31">
-    <w:abstractNumId w:val="7"/>
-  </w:num>
-  <w:num w:numId="32">
-    <w:abstractNumId w:val="8"/>
-  </w:num>
-  <w:num w:numId="33">
-    <w:abstractNumId w:val="10"/>
-  </w:num>
-  <w:num w:numId="34">
-    <w:abstractNumId w:val="6"/>
-  </w:num>
-  <w:num w:numId="35">
-    <w:abstractNumId w:val="37"/>
-  </w:num>
-  <w:num w:numId="36">
-    <w:abstractNumId w:val="9"/>
-  </w:num>
-  <w:num w:numId="37">
-    <w:abstractNumId w:val="30"/>
-  </w:num>
-  <w:num w:numId="38">
+  <w:num w:numId="45">
     <w:abstractNumId w:val="1"/>
   </w:num>
-  <w:num w:numId="39">
-    <w:abstractNumId w:val="5"/>
-  </w:num>
-  <w:num w:numId="40">
-    <w:abstractNumId w:val="24"/>
-  </w:num>
-  <w:num w:numId="41">
-    <w:abstractNumId w:val="28"/>
+  <w:num w:numId="46">
+    <w:abstractNumId w:val="37"/>
   </w:num>
   <w:numIdMacAtCleanup w:val="40"/>
 </w:numbering>
@@ -19376,8 +21097,11 @@
     <w:link w:val="FiguraCar"/>
     <w:autoRedefine/>
     <w:qFormat/>
-    <w:rsid w:val="000D37FA"/>
+    <w:rsid w:val="00FB183D"/>
     <w:pPr>
+      <w:numPr>
+        <w:numId w:val="2"/>
+      </w:numPr>
       <w:tabs>
         <w:tab w:val="left" w:pos="1134"/>
       </w:tabs>
@@ -19385,8 +21109,6 @@
     </w:pPr>
     <w:rPr>
       <w:rFonts w:ascii="Calibri" w:hAnsi="Calibri" w:cs="Times New Roman (Cuerpo en alfa"/>
-      <w:b/>
-      <w:bCs/>
       <w:color w:val="000000" w:themeColor="text1"/>
       <w:kern w:val="0"/>
       <w:szCs w:val="24"/>
@@ -19398,11 +21120,9 @@
     <w:name w:val="Figura Car"/>
     <w:basedOn w:val="Fuentedeprrafopredeter"/>
     <w:link w:val="Figura"/>
-    <w:rsid w:val="000D37FA"/>
+    <w:rsid w:val="00FB183D"/>
     <w:rPr>
       <w:rFonts w:ascii="Calibri" w:hAnsi="Calibri" w:cs="Times New Roman (Cuerpo en alfa"/>
-      <w:b/>
-      <w:bCs/>
       <w:color w:val="000000" w:themeColor="text1"/>
       <w:kern w:val="0"/>
       <w:sz w:val="28"/>
@@ -20457,7 +22177,14 @@
 </file>
 
 <file path=customXml/item2.xml><?xml version="1.0" encoding="utf-8"?>
-<b:Sources xmlns:b="http://schemas.openxmlformats.org/officeDocument/2006/bibliography" xmlns="http://schemas.openxmlformats.org/officeDocument/2006/bibliography" SelectedStyle="\APASixthEditionOfficeOnline.xsl" StyleName="APA" Version="6"/>
+<p:properties xmlns:p="http://schemas.microsoft.com/office/2006/metadata/properties" xmlns:xsi="http://www.w3.org/2001/XMLSchema-instance" xmlns:pc="http://schemas.microsoft.com/office/infopath/2007/PartnerControls">
+  <documentManagement>
+    <TaxCatchAll xmlns="67a0edcd-0de5-43ed-8c27-e32f38a00c91" xsi:nil="true"/>
+    <lcf76f155ced4ddcb4097134ff3c332f xmlns="42760c81-fd8e-4d59-8953-7cdb9f38b14f">
+      <Terms xmlns="http://schemas.microsoft.com/office/infopath/2007/PartnerControls"/>
+    </lcf76f155ced4ddcb4097134ff3c332f>
+  </documentManagement>
+</p:properties>
 </file>
 
 <file path=customXml/item3.xml><?xml version="1.0" encoding="utf-8"?>
@@ -20662,14 +22389,7 @@
 </file>
 
 <file path=customXml/item4.xml><?xml version="1.0" encoding="utf-8"?>
-<p:properties xmlns:p="http://schemas.microsoft.com/office/2006/metadata/properties" xmlns:xsi="http://www.w3.org/2001/XMLSchema-instance" xmlns:pc="http://schemas.microsoft.com/office/infopath/2007/PartnerControls">
-  <documentManagement>
-    <TaxCatchAll xmlns="67a0edcd-0de5-43ed-8c27-e32f38a00c91" xsi:nil="true"/>
-    <lcf76f155ced4ddcb4097134ff3c332f xmlns="42760c81-fd8e-4d59-8953-7cdb9f38b14f">
-      <Terms xmlns="http://schemas.microsoft.com/office/infopath/2007/PartnerControls"/>
-    </lcf76f155ced4ddcb4097134ff3c332f>
-  </documentManagement>
-</p:properties>
+<b:Sources xmlns:b="http://schemas.openxmlformats.org/officeDocument/2006/bibliography" xmlns="http://schemas.openxmlformats.org/officeDocument/2006/bibliography" SelectedStyle="\APASixthEditionOfficeOnline.xsl" StyleName="APA" Version="6"/>
 </file>
 
 <file path=customXml/itemProps1.xml><?xml version="1.0" encoding="utf-8"?>
@@ -20681,24 +22401,39 @@
 </file>
 
 <file path=customXml/itemProps2.xml><?xml version="1.0" encoding="utf-8"?>
+<ds:datastoreItem xmlns:ds="http://schemas.openxmlformats.org/officeDocument/2006/customXml" ds:itemID="{1279454D-02BE-4A9C-A117-DCD1573E2608}">
+  <ds:schemaRefs>
+    <ds:schemaRef ds:uri="http://schemas.microsoft.com/office/2006/metadata/properties"/>
+    <ds:schemaRef ds:uri="http://schemas.microsoft.com/office/infopath/2007/PartnerControls"/>
+    <ds:schemaRef ds:uri="67a0edcd-0de5-43ed-8c27-e32f38a00c91"/>
+    <ds:schemaRef ds:uri="42760c81-fd8e-4d59-8953-7cdb9f38b14f"/>
+  </ds:schemaRefs>
+</ds:datastoreItem>
+</file>
+
+<file path=customXml/itemProps3.xml><?xml version="1.0" encoding="utf-8"?>
+<ds:datastoreItem xmlns:ds="http://schemas.openxmlformats.org/officeDocument/2006/customXml" ds:itemID="{6747B8CC-3E3E-40F9-A555-F2325CBCBF9A}">
+  <ds:schemaRefs>
+    <ds:schemaRef ds:uri="http://schemas.microsoft.com/office/2006/metadata/contentType"/>
+    <ds:schemaRef ds:uri="http://schemas.microsoft.com/office/2006/metadata/properties/metaAttributes"/>
+    <ds:schemaRef ds:uri="http://www.w3.org/2001/XMLSchema"/>
+    <ds:schemaRef ds:uri="http://schemas.microsoft.com/office/2006/metadata/properties"/>
+    <ds:schemaRef ds:uri="42760c81-fd8e-4d59-8953-7cdb9f38b14f"/>
+    <ds:schemaRef ds:uri="67a0edcd-0de5-43ed-8c27-e32f38a00c91"/>
+    <ds:schemaRef ds:uri="http://schemas.microsoft.com/office/2006/documentManagement/types"/>
+    <ds:schemaRef ds:uri="http://schemas.microsoft.com/office/infopath/2007/PartnerControls"/>
+    <ds:schemaRef ds:uri="http://schemas.openxmlformats.org/package/2006/metadata/core-properties"/>
+    <ds:schemaRef ds:uri="http://purl.org/dc/elements/1.1/"/>
+    <ds:schemaRef ds:uri="http://purl.org/dc/terms/"/>
+    <ds:schemaRef ds:uri="http://schemas.microsoft.com/internal/obd"/>
+  </ds:schemaRefs>
+</ds:datastoreItem>
+</file>
+
+<file path=customXml/itemProps4.xml><?xml version="1.0" encoding="utf-8"?>
 <ds:datastoreItem xmlns:ds="http://schemas.openxmlformats.org/officeDocument/2006/customXml" ds:itemID="{EAE431FD-7059-4C09-804B-C9D69EB7B213}">
   <ds:schemaRefs>
     <ds:schemaRef ds:uri="http://schemas.openxmlformats.org/officeDocument/2006/bibliography"/>
   </ds:schemaRefs>
 </ds:datastoreItem>
-</file>
-
-<file path=customXml/itemProps3.xml><?xml version="1.0" encoding="utf-8"?>
-<ds:datastoreItem xmlns:ds="http://schemas.openxmlformats.org/officeDocument/2006/customXml" ds:itemID="{6747B8CC-3E3E-40F9-A555-F2325CBCBF9A}"/>
-</file>
-
-<file path=customXml/itemProps4.xml><?xml version="1.0" encoding="utf-8"?>
-<ds:datastoreItem xmlns:ds="http://schemas.openxmlformats.org/officeDocument/2006/customXml" ds:itemID="{1279454D-02BE-4A9C-A117-DCD1573E2608}">
-  <ds:schemaRefs>
-    <ds:schemaRef ds:uri="http://schemas.microsoft.com/office/2006/metadata/properties"/>
-    <ds:schemaRef ds:uri="http://schemas.microsoft.com/office/infopath/2007/PartnerControls"/>
-    <ds:schemaRef ds:uri="13c90a0b-73bc-4dc0-be5f-28d77b615beb"/>
-    <ds:schemaRef ds:uri="13c93bba-48ce-428c-bfe5-88b42c19b028"/>
-  </ds:schemaRefs>
-</ds:datastoreItem>
 </file>
--- a/fuentes/63560006_CFA01_DU.docx
+++ b/fuentes/63560006_CFA01_DU.docx
@@ -205,7 +205,7 @@
               </wp:anchor>
             </w:drawing>
           </mc:Choice>
-          <mc:Fallback xmlns:w16sdtfl="http://schemas.microsoft.com/office/word/2024/wordml/sdtformatlock" xmlns:w16du="http://schemas.microsoft.com/office/word/2023/wordml/word16du" xmlns:w16cei="http://schemas.microsoft.com/office/word/2026/wordml/cei" xmlns:oel="http://schemas.microsoft.com/office/2019/extlst">
+          <mc:Fallback xmlns:oel="http://schemas.microsoft.com/office/2019/extlst" xmlns:w16cei="http://schemas.microsoft.com/office/word/2026/wordml/cei" xmlns:w16du="http://schemas.microsoft.com/office/word/2023/wordml/word16du" xmlns:w16sdtfl="http://schemas.microsoft.com/office/word/2024/wordml/sdtformatlock">
             <w:pict>
               <v:rect w14:anchorId="4C256C62" id="Rectángulo 3" o:spid="_x0000_s1026" alt="&quot;&quot;" style="position:absolute;margin-left:-55.95pt;margin-top:26.4pt;width:613.85pt;height:164.25pt;z-index:-251655168;visibility:visible;mso-wrap-style:square;mso-height-percent:0;mso-wrap-distance-left:9pt;mso-wrap-distance-top:0;mso-wrap-distance-right:9pt;mso-wrap-distance-bottom:0;mso-position-horizontal:absolute;mso-position-horizontal-relative:text;mso-position-vertical:absolute;mso-position-vertical-relative:text;mso-height-percent:0;mso-height-relative:margin;v-text-anchor:middle" o:gfxdata="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" fillcolor="#00314d" stroked="f" strokeweight="1pt"/>
             </w:pict>
@@ -586,7 +586,7 @@
           <w:r>
             <w:fldChar w:fldCharType="separate"/>
           </w:r>
-          <w:hyperlink w:anchor="_Toc236299516" w:history="1">
+          <w:hyperlink w:anchor="_Toc238043410" w:history="1">
             <w:r>
               <w:rPr>
                 <w:rStyle w:val="Hipervnculo"/>
@@ -613,7 +613,7 @@
                 <w:noProof/>
                 <w:webHidden/>
               </w:rPr>
-              <w:instrText xml:space="preserve"> PAGEREF _Toc236299516 \h </w:instrText>
+              <w:instrText xml:space="preserve"> PAGEREF _Toc238043410 \h </w:instrText>
             </w:r>
             <w:r>
               <w:rPr>
@@ -659,7 +659,7 @@
               <w14:ligatures w14:val="none"/>
             </w:rPr>
           </w:pPr>
-          <w:hyperlink w:anchor="_Toc236299517" w:history="1">
+          <w:hyperlink w:anchor="_Toc238043411" w:history="1">
             <w:r>
               <w:rPr>
                 <w:rStyle w:val="Hipervnculo"/>
@@ -686,7 +686,7 @@
                 <w:noProof/>
                 <w:webHidden/>
               </w:rPr>
-              <w:instrText xml:space="preserve"> PAGEREF _Toc236299517 \h </w:instrText>
+              <w:instrText xml:space="preserve"> PAGEREF _Toc238043411 \h </w:instrText>
             </w:r>
             <w:r>
               <w:rPr>
@@ -732,7 +732,7 @@
               <w14:ligatures w14:val="none"/>
             </w:rPr>
           </w:pPr>
-          <w:hyperlink w:anchor="_Toc236299518" w:history="1">
+          <w:hyperlink w:anchor="_Toc238043412" w:history="1">
             <w:r>
               <w:rPr>
                 <w:rStyle w:val="Hipervnculo"/>
@@ -759,7 +759,7 @@
                 <w:noProof/>
                 <w:webHidden/>
               </w:rPr>
-              <w:instrText xml:space="preserve"> PAGEREF _Toc236299518 \h </w:instrText>
+              <w:instrText xml:space="preserve"> PAGEREF _Toc238043412 \h </w:instrText>
             </w:r>
             <w:r>
               <w:rPr>
@@ -805,7 +805,7 @@
               <w14:ligatures w14:val="none"/>
             </w:rPr>
           </w:pPr>
-          <w:hyperlink w:anchor="_Toc236299519" w:history="1">
+          <w:hyperlink w:anchor="_Toc238043413" w:history="1">
             <w:r>
               <w:rPr>
                 <w:rStyle w:val="Hipervnculo"/>
@@ -832,7 +832,7 @@
                 <w:noProof/>
                 <w:webHidden/>
               </w:rPr>
-              <w:instrText xml:space="preserve"> PAGEREF _Toc236299519 \h </w:instrText>
+              <w:instrText xml:space="preserve"> PAGEREF _Toc238043413 \h </w:instrText>
             </w:r>
             <w:r>
               <w:rPr>
@@ -878,7 +878,7 @@
               <w14:ligatures w14:val="none"/>
             </w:rPr>
           </w:pPr>
-          <w:hyperlink w:anchor="_Toc236299520" w:history="1">
+          <w:hyperlink w:anchor="_Toc238043414" w:history="1">
             <w:r>
               <w:rPr>
                 <w:rStyle w:val="Hipervnculo"/>
@@ -905,7 +905,7 @@
                 <w:noProof/>
                 <w:webHidden/>
               </w:rPr>
-              <w:instrText xml:space="preserve"> PAGEREF _Toc236299520 \h </w:instrText>
+              <w:instrText xml:space="preserve"> PAGEREF _Toc238043414 \h </w:instrText>
             </w:r>
             <w:r>
               <w:rPr>
@@ -951,7 +951,7 @@
               <w14:ligatures w14:val="none"/>
             </w:rPr>
           </w:pPr>
-          <w:hyperlink w:anchor="_Toc236299521" w:history="1">
+          <w:hyperlink w:anchor="_Toc238043415" w:history="1">
             <w:r>
               <w:rPr>
                 <w:rStyle w:val="Hipervnculo"/>
@@ -978,7 +978,7 @@
                 <w:noProof/>
                 <w:webHidden/>
               </w:rPr>
-              <w:instrText xml:space="preserve"> PAGEREF _Toc236299521 \h </w:instrText>
+              <w:instrText xml:space="preserve"> PAGEREF _Toc238043415 \h </w:instrText>
             </w:r>
             <w:r>
               <w:rPr>
@@ -1024,7 +1024,7 @@
               <w14:ligatures w14:val="none"/>
             </w:rPr>
           </w:pPr>
-          <w:hyperlink w:anchor="_Toc236299522" w:history="1">
+          <w:hyperlink w:anchor="_Toc238043416" w:history="1">
             <w:r>
               <w:rPr>
                 <w:rStyle w:val="Hipervnculo"/>
@@ -1060,7 +1060,7 @@
                 <w:noProof/>
                 <w:webHidden/>
               </w:rPr>
-              <w:instrText xml:space="preserve"> PAGEREF _Toc236299522 \h </w:instrText>
+              <w:instrText xml:space="preserve"> PAGEREF _Toc238043416 \h </w:instrText>
             </w:r>
             <w:r>
               <w:rPr>
@@ -1106,7 +1106,7 @@
               <w14:ligatures w14:val="none"/>
             </w:rPr>
           </w:pPr>
-          <w:hyperlink w:anchor="_Toc236299523" w:history="1">
+          <w:hyperlink w:anchor="_Toc238043417" w:history="1">
             <w:r>
               <w:rPr>
                 <w:rStyle w:val="Hipervnculo"/>
@@ -1133,7 +1133,7 @@
                 <w:noProof/>
                 <w:webHidden/>
               </w:rPr>
-              <w:instrText xml:space="preserve"> PAGEREF _Toc236299523 \h </w:instrText>
+              <w:instrText xml:space="preserve"> PAGEREF _Toc238043417 \h </w:instrText>
             </w:r>
             <w:r>
               <w:rPr>
@@ -1179,7 +1179,7 @@
               <w14:ligatures w14:val="none"/>
             </w:rPr>
           </w:pPr>
-          <w:hyperlink w:anchor="_Toc236299524" w:history="1">
+          <w:hyperlink w:anchor="_Toc238043418" w:history="1">
             <w:r>
               <w:rPr>
                 <w:rStyle w:val="Hipervnculo"/>
@@ -1206,7 +1206,7 @@
                 <w:noProof/>
                 <w:webHidden/>
               </w:rPr>
-              <w:instrText xml:space="preserve"> PAGEREF _Toc236299524 \h </w:instrText>
+              <w:instrText xml:space="preserve"> PAGEREF _Toc238043418 \h </w:instrText>
             </w:r>
             <w:r>
               <w:rPr>
@@ -1252,7 +1252,7 @@
               <w14:ligatures w14:val="none"/>
             </w:rPr>
           </w:pPr>
-          <w:hyperlink w:anchor="_Toc236299525" w:history="1">
+          <w:hyperlink w:anchor="_Toc238043419" w:history="1">
             <w:r>
               <w:rPr>
                 <w:rStyle w:val="Hipervnculo"/>
@@ -1279,7 +1279,7 @@
                 <w:noProof/>
                 <w:webHidden/>
               </w:rPr>
-              <w:instrText xml:space="preserve"> PAGEREF _Toc236299525 \h </w:instrText>
+              <w:instrText xml:space="preserve"> PAGEREF _Toc238043419 \h </w:instrText>
             </w:r>
             <w:r>
               <w:rPr>
@@ -1325,7 +1325,7 @@
               <w14:ligatures w14:val="none"/>
             </w:rPr>
           </w:pPr>
-          <w:hyperlink w:anchor="_Toc236299526" w:history="1">
+          <w:hyperlink w:anchor="_Toc238043420" w:history="1">
             <w:r>
               <w:rPr>
                 <w:rStyle w:val="Hipervnculo"/>
@@ -1352,7 +1352,7 @@
                 <w:noProof/>
                 <w:webHidden/>
               </w:rPr>
-              <w:instrText xml:space="preserve"> PAGEREF _Toc236299526 \h </w:instrText>
+              <w:instrText xml:space="preserve"> PAGEREF _Toc238043420 \h </w:instrText>
             </w:r>
             <w:r>
               <w:rPr>
@@ -1398,7 +1398,7 @@
               <w14:ligatures w14:val="none"/>
             </w:rPr>
           </w:pPr>
-          <w:hyperlink w:anchor="_Toc236299527" w:history="1">
+          <w:hyperlink w:anchor="_Toc238043421" w:history="1">
             <w:r>
               <w:rPr>
                 <w:rStyle w:val="Hipervnculo"/>
@@ -1425,7 +1425,7 @@
                 <w:noProof/>
                 <w:webHidden/>
               </w:rPr>
-              <w:instrText xml:space="preserve"> PAGEREF _Toc236299527 \h </w:instrText>
+              <w:instrText xml:space="preserve"> PAGEREF _Toc238043421 \h </w:instrText>
             </w:r>
             <w:r>
               <w:rPr>
@@ -1473,7 +1473,7 @@
       <w:pPr>
         <w:pStyle w:val="Titulosgenerales"/>
       </w:pPr>
-      <w:bookmarkStart w:id="0" w:name="_Toc236299516"/>
+      <w:bookmarkStart w:id="0" w:name="_Toc238043410"/>
       <w:r>
         <w:lastRenderedPageBreak/>
         <w:t>Introducción</w:t>
@@ -1482,73 +1482,26 @@
     </w:p>
     <w:p>
       <w:r>
-        <w:t xml:space="preserve">La preparación de una taza de café de excepcional calidad es el punto de llegada de una compleja cadena de valor que involucra cerca de 560.000 familias cafeteras colombianas, distribuidas en más de 500 municipios del país. Colombia, reconocida mundialmente por la producción de cafés suaves lavados de alta calidad, cuenta con una institucionalidad sólida representada por la Federación Nacional de Cafeteros (FNC), fundada en 1927, y el </w:t>
-      </w:r>
-      <w:r>
-        <w:t>C</w:t>
-      </w:r>
-      <w:r>
-        <w:t xml:space="preserve">entro </w:t>
-      </w:r>
-      <w:r>
-        <w:t>N</w:t>
-      </w:r>
-      <w:r>
-        <w:t xml:space="preserve">acional de </w:t>
-      </w:r>
-      <w:r>
-        <w:t>I</w:t>
-      </w:r>
-      <w:r>
-        <w:t xml:space="preserve">nvestigaciones de </w:t>
-      </w:r>
-      <w:r>
-        <w:t>C</w:t>
-      </w:r>
-      <w:r>
-        <w:t>afé (Cenicafé), creado en 1938, que han dedicado décadas a la investigación científica para mejorar la productividad y la calidad del grano. El presente componente formativo, Fundamentos y métodos de preparación del café, se ha diseñado con base en los avances técnicos generados por estas instituciones y en las prácticas estandarizadas por la industria nacional, con el propósito de desarrollar en el aprendiz las competencias necesarias para preparar bebidas de café que preserven y exalten los atributos sensoriales cuidadosamente desarrollados desde la semilla hasta la taza.</w:t>
-      </w:r>
-    </w:p>
-    <w:p>
-      <w:r>
-        <w:t xml:space="preserve">Para alcanzar este objetivo, el componente se estructura en torno a siete ejes temáticos fundamentales. Inicia con el estudio de la botánica y la historia del café, con énfasis en el contexto colombiano, y los procesos de transformación del grano desde la cosecha hasta el beneficio. A continuación, aborda la calidad del agua, un componente que representa hasta el 98 % del volumen de una taza de café filtrado y cuyas características fisicoquímicas determinan en gran medida el éxito de la extracción. Luego se adentra en los fundamentos de la molienda, reconociendo que la distribución del tamaño de partícula es uno de los factores más críticos para lograr una extracción </w:t>
-      </w:r>
-      <w:r>
-        <w:lastRenderedPageBreak/>
-        <w:t>balanceada. Posteriormente, se describen los equipos utilizados en la preparación, desde la máquina de</w:t>
-      </w:r>
-      <w:r>
-        <w:t xml:space="preserve"> </w:t>
-      </w:r>
-      <w:r>
-        <w:rPr>
-          <w:rStyle w:val="Extranjerismo"/>
-        </w:rPr>
-        <w:t>espresso</w:t>
-      </w:r>
-      <w:r>
-        <w:t xml:space="preserve"> </w:t>
-      </w:r>
-      <w:r>
-        <w:t xml:space="preserve">hasta los métodos alternativos, haciendo énfasis en las rutinas de mantenimiento y limpieza que garantizan la inocuidad y la vida útil de los equipos. </w:t>
-      </w:r>
-    </w:p>
-    <w:p>
-      <w:r>
-        <w:t>Los capítulos centrales se dedican a los diferentes métodos de extracción y a la técnica del cremado de leche, pilares del oficio del barista. Finalmente, se abordan los principios de conservación del café y la importancia de la trazabilidad y la frescura.</w:t>
+        <w:t>La preparación de una taza de café de calidad es el resultado de un proceso que inicia mucho antes de la extracción. Desde el cultivo y la cosecha hasta el beneficio y la tostión, cada etapa influye en las características sensoriales de la bebida. En Colombia, este proceso ha sido fortalecido por el trabajo de la Federación Nacional de Cafeteros y Cenicafé, instituciones que han impulsado el desarrollo técnico y científico del sector cafetero.</w:t>
+      </w:r>
+    </w:p>
+    <w:p>
+      <w:r>
+        <w:t>Este componente formativo tiene como propósito desarrollar en el aprendiz los conocimientos y habilidades necesarios para comprender los fundamentos de la preparación del café y aplicar métodos de extracción que permitan resaltar sus atributos de aroma, sabor y calidad. Para ello, integra principios técnicos, buenas prácticas y procedimientos ampliamente utilizados en la industria cafetera.</w:t>
+      </w:r>
+    </w:p>
+    <w:p>
+      <w:r>
+        <w:t>A lo largo de siete capítulos se abordarán temas relacionados con la historia y botánica del café, la calidad del agua, la molienda, los equipos de preparación, los principales métodos de extracción, el cremado de leche y las estrategias para la conservación del café. Estos conocimientos proporcionarán las bases para realizar preparaciones estandarizadas, garantizar la calidad de las bebidas y ofrecer una experiencia acorde con los estándares del servicio profesional.</w:t>
       </w:r>
     </w:p>
     <w:p>
       <w:pPr>
         <w:pStyle w:val="Video"/>
       </w:pPr>
-      <w:proofErr w:type="spellStart"/>
-      <w:proofErr w:type="gramStart"/>
       <w:r>
         <w:t>p.xxxxxxxx</w:t>
       </w:r>
-      <w:proofErr w:type="spellEnd"/>
-      <w:proofErr w:type="gramEnd"/>
     </w:p>
     <w:p/>
     <w:p/>
@@ -1564,13 +1517,6 @@
         </w:rPr>
         <w:t>Enlace de reproducción del video</w:t>
       </w:r>
-    </w:p>
-    <w:p/>
-    <w:p>
-      <w:pPr>
-        <w:spacing w:before="0" w:after="160" w:line="259" w:lineRule="auto"/>
-        <w:ind w:firstLine="0"/>
-      </w:pPr>
     </w:p>
     <w:tbl>
       <w:tblPr>
@@ -1587,7 +1533,7 @@
         </w:trPr>
         <w:tc>
           <w:tcPr>
-            <w:tcW w:w="9972" w:type="dxa"/>
+            <w:tcW w:w="9962" w:type="dxa"/>
           </w:tcPr>
           <w:p>
             <w:pPr>
@@ -1599,17 +1545,164 @@
               </w:rPr>
               <w:t xml:space="preserve">Transcripción del video. </w:t>
             </w:r>
+            <w:r>
+              <w:rPr>
+                <w:b/>
+              </w:rPr>
+              <w:t>Calibración del molino y parámetros del</w:t>
+            </w:r>
+            <w:r>
+              <w:rPr>
+                <w:b/>
+                <w:bCs/>
+              </w:rPr>
+              <w:t xml:space="preserve"> </w:t>
+            </w:r>
+            <w:r>
+              <w:rPr>
+                <w:rStyle w:val="Extranjerismo"/>
+                <w:b/>
+                <w:bCs/>
+              </w:rPr>
+              <w:t>espresso</w:t>
+            </w:r>
+            <w:r>
+              <w:rPr>
+                <w:rStyle w:val="Extranjerismo"/>
+                <w:b/>
+                <w:bCs/>
+              </w:rPr>
+              <w:t>.</w:t>
+            </w:r>
           </w:p>
         </w:tc>
       </w:tr>
       <w:tr>
         <w:tc>
           <w:tcPr>
-            <w:tcW w:w="9972" w:type="dxa"/>
-          </w:tcPr>
-          <w:p>
-            <w:r>
-              <w:t xml:space="preserve">¡Bienvenidos!  </w:t>
+            <w:tcW w:w="9962" w:type="dxa"/>
+          </w:tcPr>
+          <w:p>
+            <w:r>
+              <w:t xml:space="preserve">La calibración diaria del molino es el paso más importante para lograr un </w:t>
+            </w:r>
+            <w:r>
+              <w:rPr>
+                <w:rStyle w:val="Extranjerismo"/>
+              </w:rPr>
+              <w:t>espresso</w:t>
+            </w:r>
+            <w:r>
+              <w:t xml:space="preserve"> consistente. Si la molienda es incorrecta, ningún otro ajuste salvará la taza.</w:t>
+            </w:r>
+          </w:p>
+          <w:p>
+            <w:r>
+              <w:t xml:space="preserve">Si su </w:t>
+            </w:r>
+            <w:r>
+              <w:rPr>
+                <w:rStyle w:val="Extranjerismo"/>
+              </w:rPr>
+              <w:t>espresso</w:t>
+            </w:r>
+            <w:r>
+              <w:t xml:space="preserve"> sale en menos de 20 segundos, el flujo es rápido, la crema es pálida y el sabor es ácido, su molienda es demasiado gruesa.</w:t>
+            </w:r>
+          </w:p>
+          <w:p>
+            <w:r>
+              <w:t>Si el café tarda más de 35 segundos, gotea lentamente, la crema es muy oscura y el sabor es amargo, su molienda es demasiado fina.</w:t>
+            </w:r>
+          </w:p>
+          <w:p>
+            <w:r>
+              <w:t xml:space="preserve">Para corregir, gire el anillo de ajuste uno o dos puntos a la vez. Si necesita más fino, gire en sentido de las manecillas del reloj; si necesita más grueso, en sentido contrario. </w:t>
+            </w:r>
+          </w:p>
+          <w:p>
+            <w:r>
+              <w:t>Después de cada ajuste debe purgar al menos dos dosis de café, porque el café retenido en las fresas mantiene la molienda anterior.</w:t>
+            </w:r>
+          </w:p>
+          <w:p>
+            <w:r>
+              <w:t>Una extracción ideal comienza a gotear entre 4 y 6 segundos después de accionar la bomba</w:t>
+            </w:r>
+            <w:r>
+              <w:t>; e</w:t>
+            </w:r>
+            <w:r>
+              <w:t>l flujo debe ser constante, como una cola de ratón, y detenerse entre 25 a 30 segundos.</w:t>
+            </w:r>
+          </w:p>
+          <w:p>
+            <w:r>
+              <w:t xml:space="preserve">El peso final de la bebida debe ser el doble del café molido. Por ejemplo, 18 gramos de café producen 36 gramos de </w:t>
+            </w:r>
+            <w:r>
+              <w:rPr>
+                <w:rStyle w:val="Extranjerismo"/>
+              </w:rPr>
+              <w:t>espresso</w:t>
+            </w:r>
+            <w:r>
+              <w:t>, aproximadamente 30 mililitros.</w:t>
+            </w:r>
+          </w:p>
+          <w:p>
+            <w:r>
+              <w:lastRenderedPageBreak/>
+              <w:t>La crema debe ser de color avellana con vetas atigradas y persistir al menos un minuto. Una crema muy clara indica subextracción; una muy oscura indica sobreextracción.</w:t>
+            </w:r>
+          </w:p>
+          <w:p>
+            <w:r>
+              <w:t>Recuerde los tres pasos:</w:t>
+            </w:r>
+          </w:p>
+          <w:p>
+            <w:r>
+              <w:t>Uno, d</w:t>
+            </w:r>
+            <w:r>
+              <w:t>iagnóstico visual del flujo y la crema.</w:t>
+            </w:r>
+          </w:p>
+          <w:p>
+            <w:r>
+              <w:t>Dos, a</w:t>
+            </w:r>
+            <w:r>
+              <w:t>juste del anillo de molienda.</w:t>
+            </w:r>
+          </w:p>
+          <w:p>
+            <w:r>
+              <w:t>Tres, v</w:t>
+            </w:r>
+            <w:r>
+              <w:t>erificación con balanza y cronómetro.</w:t>
+            </w:r>
+          </w:p>
+          <w:p>
+            <w:r>
+              <w:t xml:space="preserve">Al dominar la calibración diaria, usted asegura que cada </w:t>
+            </w:r>
+            <w:r>
+              <w:rPr>
+                <w:rStyle w:val="Extranjerismo"/>
+              </w:rPr>
+              <w:t>espresso</w:t>
+            </w:r>
+            <w:r>
+              <w:t xml:space="preserve"> sea una obra de arte reproducible</w:t>
+            </w:r>
+            <w:r>
+              <w:t>, p</w:t>
+            </w:r>
+            <w:r>
+              <w:t>ractique y registre sus ajustes.</w:t>
             </w:r>
           </w:p>
           <w:p/>
@@ -1622,6 +1715,7 @@
         <w:ind w:firstLine="0"/>
       </w:pPr>
       <w:r>
+        <w:lastRenderedPageBreak/>
         <w:br w:type="page"/>
       </w:r>
     </w:p>
@@ -1629,7 +1723,7 @@
       <w:pPr>
         <w:pStyle w:val="Ttulo1"/>
       </w:pPr>
-      <w:bookmarkStart w:id="1" w:name="_Toc236299517"/>
+      <w:bookmarkStart w:id="1" w:name="_Toc238043411"/>
       <w:r>
         <w:lastRenderedPageBreak/>
         <w:t>El café: botánica, historia y transformación</w:t>
@@ -1781,13 +1875,15 @@
       </w:pPr>
       <w:r>
         <w:rPr>
+          <w:b/>
+          <w:bCs/>
           <w:noProof/>
         </w:rPr>
         <w:drawing>
-          <wp:inline distT="0" distB="0" distL="0" distR="0" wp14:anchorId="6FF0E9A2" wp14:editId="643A8F39">
-            <wp:extent cx="5400000" cy="4197293"/>
-            <wp:effectExtent l="0" t="0" r="0" b="0"/>
-            <wp:docPr id="1881213191" name="Imagen 3" descr="Diagrama del fruto del café descompuesto en sus diferentes capas para mostrar su estructura anatómica. De izquierda a derecha se observa el fruto completo abierto y, de manera secuencial, la cáscara y pulpa (exocarpio y mesocarpio), el mucílago, el pergamino (endocarpio), la película de plata (tegumento) y la semilla o grano verde. Cada componente está señalado mediante líneas y etiquetas que indican su nombre y, cuando corresponde, su función: protección para la cáscara, pulpa y película de plata, nutrición para el pergamino y la ubicación de la semilla en el centro del fruto. "/>
+          <wp:inline distT="0" distB="0" distL="0" distR="0" wp14:anchorId="34D84615" wp14:editId="51BD33E7">
+            <wp:extent cx="4680000" cy="3636000"/>
+            <wp:effectExtent l="0" t="0" r="6350" b="3175"/>
+            <wp:docPr id="1" name="Imagen 1" descr="Diagrama del fruto del café descompuesto en sus diferentes capas para mostrar su estructura anatómica. De izquierda a derecha se observa el fruto completo abierto y, de manera secuencial, la cáscara y pulpa (exocarpio y mesocarpio), el mucílago, el pergamino (endocarpio), la película de plata (tegumento) y la semilla o grano verde. Cada componente está señalado mediante líneas y etiquetas que indican su nombre y, cuando corresponde, su función: protección para la cáscara, pulpa y película de plata, nutrición para el pergamino y la ubicación de la semilla en el centro del fruto. "/>
             <wp:cNvGraphicFramePr>
               <a:graphicFrameLocks xmlns:a="http://schemas.openxmlformats.org/drawingml/2006/main" noChangeAspect="1"/>
             </wp:cNvGraphicFramePr>
@@ -1795,10 +1891,8 @@
               <a:graphicData uri="http://schemas.openxmlformats.org/drawingml/2006/picture">
                 <pic:pic xmlns:pic="http://schemas.openxmlformats.org/drawingml/2006/picture">
                   <pic:nvPicPr>
-                    <pic:cNvPr id="1881213191" name="Imagen 3" descr="Diagrama del fruto del café descompuesto en sus diferentes capas para mostrar su estructura anatómica. De izquierda a derecha se observa el fruto completo abierto y, de manera secuencial, la cáscara y pulpa (exocarpio y mesocarpio), el mucílago, el pergamino (endocarpio), la película de plata (tegumento) y la semilla o grano verde. Cada componente está señalado mediante líneas y etiquetas que indican su nombre y, cuando corresponde, su función: protección para la cáscara, pulpa y película de plata, nutrición para el pergamino y la ubicación de la semilla en el centro del fruto. "/>
-                    <pic:cNvPicPr>
-                      <a:picLocks noChangeAspect="1" noChangeArrowheads="1"/>
-                    </pic:cNvPicPr>
+                    <pic:cNvPr id="1" name="Imagen 1" descr="Diagrama del fruto del café descompuesto en sus diferentes capas para mostrar su estructura anatómica. De izquierda a derecha se observa el fruto completo abierto y, de manera secuencial, la cáscara y pulpa (exocarpio y mesocarpio), el mucílago, el pergamino (endocarpio), la película de plata (tegumento) y la semilla o grano verde. Cada componente está señalado mediante líneas y etiquetas que indican su nombre y, cuando corresponde, su función: protección para la cáscara, pulpa y película de plata, nutrición para el pergamino y la ubicación de la semilla en el centro del fruto. "/>
+                    <pic:cNvPicPr/>
                   </pic:nvPicPr>
                   <pic:blipFill>
                     <a:blip r:embed="rId12">
@@ -1808,23 +1902,18 @@
                         </a:ext>
                       </a:extLst>
                     </a:blip>
-                    <a:srcRect/>
                     <a:stretch>
                       <a:fillRect/>
                     </a:stretch>
                   </pic:blipFill>
-                  <pic:spPr bwMode="auto">
+                  <pic:spPr>
                     <a:xfrm>
                       <a:off x="0" y="0"/>
-                      <a:ext cx="5400000" cy="4197293"/>
+                      <a:ext cx="4680000" cy="3636000"/>
                     </a:xfrm>
                     <a:prstGeom prst="rect">
                       <a:avLst/>
                     </a:prstGeom>
-                    <a:noFill/>
-                    <a:ln>
-                      <a:noFill/>
-                    </a:ln>
                   </pic:spPr>
                 </pic:pic>
               </a:graphicData>
@@ -1855,21 +1944,33 @@
     </w:p>
     <w:p>
       <w:r>
-        <w:t xml:space="preserve">Desde sus orígenes en las mesetas de Etiopía, donde la leyenda atribuye su descubrimiento al pastor Kaldi, el café se propagó hacia la península arábiga, donde los árabes comenzaron su cultivo y comercialización. A Europa llegó en el siglo XVII a través de los mercaderes venecianos, y de allí se extendió a las colonias americanas. Sin </w:t>
-      </w:r>
+        <w:t>Desde sus orígenes en las mesetas de Etiopía, donde la leyenda atribuye su descubrimiento al pastor Kaldi, el café se propagó hacia la península arábiga, donde los árabes comenzaron su cultivo y comercialización. A Europa llegó en el siglo XVII a través de los mercaderes venecianos, y de allí se extendió a las colonias americanas. Sin embargo, es en Colombia donde el café adquirió una dimensión social y económica única.</w:t>
+      </w:r>
+    </w:p>
+    <w:p>
       <w:r>
         <w:lastRenderedPageBreak/>
-        <w:t>embargo, es en Colombia donde el café adquirió una dimensión social y económica única.</w:t>
-      </w:r>
-    </w:p>
-    <w:p>
-      <w:r>
         <w:t>La introducción del café al territorio nacional se remonta al siglo XVIII, posiblemente a través de los jesuitas que lo llevaron a las misiones del oriente del país. El primer registro fehaciente de cultivo con fines comerciales data de 1835 en la región de los Santanderes. La expansión del cultivo hacia Antioquia y el Viejo Caldas transformó la economía nacional y consolidó una estructura de producción basada en la pequeña propiedad familiar, que hoy caracteriza al sector: el 96 % de los caficultores colombianos cultivan en áreas inferiores a cinco hectáreas.</w:t>
       </w:r>
     </w:p>
     <w:p>
       <w:r>
         <w:t>Un hito fundamental fue la creación de la Federación Nacional de Cafeteros de Colombia en 1927, una entidad gremial que ha representado los intereses de los productores, administra el Fondo Nacional del Café y ha liderado la promoción del grano a nivel mundial a través del exitoso personaje de Juan Valdez.</w:t>
+      </w:r>
+    </w:p>
+    <w:p>
+      <w:pPr>
+        <w:rPr>
+          <w:b/>
+          <w:bCs/>
+        </w:rPr>
+      </w:pPr>
+      <w:r>
+        <w:rPr>
+          <w:b/>
+          <w:bCs/>
+        </w:rPr>
+        <w:t>Línea de tiempo de la historia del café en Colombia</w:t>
       </w:r>
     </w:p>
     <w:p>
@@ -2181,36 +2282,36 @@
           <w:bCs/>
           <w:lang w:eastAsia="es-CO"/>
         </w:rPr>
+        <w:t>2000s</w:t>
+      </w:r>
+      <w:r>
+        <w:rPr>
+          <w:lang w:eastAsia="es-CO"/>
+        </w:rPr>
+        <w:t>. I</w:t>
+      </w:r>
+      <w:r>
+        <w:rPr>
+          <w:lang w:eastAsia="es-CO"/>
+        </w:rPr>
+        <w:t>mplementación de programas de certificación de cafés especiales.</w:t>
+      </w:r>
+    </w:p>
+    <w:p>
+      <w:pPr>
+        <w:rPr>
+          <w:b/>
+          <w:bCs/>
+          <w:lang w:eastAsia="es-CO"/>
+        </w:rPr>
+      </w:pPr>
+      <w:r>
+        <w:rPr>
+          <w:b/>
+          <w:bCs/>
+          <w:lang w:eastAsia="es-CO"/>
+        </w:rPr>
         <w:lastRenderedPageBreak/>
-        <w:t>2000s</w:t>
-      </w:r>
-      <w:r>
-        <w:rPr>
-          <w:lang w:eastAsia="es-CO"/>
-        </w:rPr>
-        <w:t>. I</w:t>
-      </w:r>
-      <w:r>
-        <w:rPr>
-          <w:lang w:eastAsia="es-CO"/>
-        </w:rPr>
-        <w:t>mplementación de programas de certificación de cafés especiales.</w:t>
-      </w:r>
-    </w:p>
-    <w:p>
-      <w:pPr>
-        <w:rPr>
-          <w:b/>
-          <w:bCs/>
-          <w:lang w:eastAsia="es-CO"/>
-        </w:rPr>
-      </w:pPr>
-      <w:r>
-        <w:rPr>
-          <w:b/>
-          <w:bCs/>
-          <w:lang w:eastAsia="es-CO"/>
-        </w:rPr>
         <w:t>Procesos de transformación: del grano a la taza</w:t>
       </w:r>
     </w:p>
@@ -2330,6 +2431,21 @@
           <w:lang w:eastAsia="es-CO"/>
         </w:rPr>
       </w:pPr>
+    </w:p>
+    <w:p>
+      <w:pPr>
+        <w:spacing w:before="0" w:after="160" w:line="259" w:lineRule="auto"/>
+        <w:ind w:firstLine="0"/>
+        <w:rPr>
+          <w:lang w:eastAsia="es-CO"/>
+        </w:rPr>
+      </w:pPr>
+      <w:r>
+        <w:rPr>
+          <w:lang w:eastAsia="es-CO"/>
+        </w:rPr>
+        <w:br w:type="page"/>
+      </w:r>
     </w:p>
     <w:p>
       <w:pPr>
@@ -2604,15 +2720,7 @@
     </w:p>
     <w:p>
       <w:r>
-        <w:t>El beneficio lavado, predominante en Colombia, merece una descripción más pormenorizada por su impacto directo en la calidad final del grano. La etapa de despulpado debe realizarse como máximo doce horas después de la cosecha para evitar fermentaciones no deseadas que generarían defectos en taza. Durante la fermentación, que puede durar según la temperatura ambiente entre catorce y veinticuatro horas, las levaduras y bacterias presentes de forma natural descomponen los azúcares del mucílago, produciendo compuestos precursores del aroma y facilitando que el lavado posterior elimine completamente la capa gelatinosa. Un retraso en la fermentación más allá del punto óptimo ocasiona los defectos conocidos como “vinagre” o “fermento”, sabores que arruinan la taza y se consideran faltas graves en la cata. Por eso Cenicafé desarrolló el “</w:t>
-      </w:r>
-      <w:proofErr w:type="spellStart"/>
-      <w:r>
-        <w:t>fermaestro</w:t>
-      </w:r>
-      <w:proofErr w:type="spellEnd"/>
-      <w:r>
-        <w:t>”, un sencillo dispositivo que indica con precisión el momento de finalización de la fermentación.</w:t>
+        <w:t>El beneficio lavado, predominante en Colombia, merece una descripción más pormenorizada por su impacto directo en la calidad final del grano. La etapa de despulpado debe realizarse como máximo doce horas después de la cosecha para evitar fermentaciones no deseadas que generarían defectos en taza. Durante la fermentación, que puede durar según la temperatura ambiente entre catorce y veinticuatro horas, las levaduras y bacterias presentes de forma natural descomponen los azúcares del mucílago, produciendo compuestos precursores del aroma y facilitando que el lavado posterior elimine completamente la capa gelatinosa. Un retraso en la fermentación más allá del punto óptimo ocasiona los defectos conocidos como “vinagre” o “fermento”, sabores que arruinan la taza y se consideran faltas graves en la cata. Por eso Cenicafé desarrolló el “fermaestro”, un sencillo dispositivo que indica con precisión el momento de finalización de la fermentación.</w:t>
       </w:r>
     </w:p>
     <w:p>
@@ -2699,25 +2807,21 @@
       <w:r>
         <w:t xml:space="preserve">Aunque existen más de 100 especies de </w:t>
       </w:r>
-      <w:proofErr w:type="spellStart"/>
       <w:r>
         <w:rPr>
           <w:rStyle w:val="Extranjerismo"/>
         </w:rPr>
         <w:t>coffea</w:t>
       </w:r>
-      <w:proofErr w:type="spellEnd"/>
       <w:r>
         <w:t xml:space="preserve">, Colombia ha centrado históricamente su producción en una sola: </w:t>
       </w:r>
-      <w:proofErr w:type="spellStart"/>
       <w:r>
         <w:rPr>
           <w:rStyle w:val="Extranjerismo"/>
         </w:rPr>
         <w:t>coffea</w:t>
       </w:r>
-      <w:proofErr w:type="spellEnd"/>
       <w:r>
         <w:t xml:space="preserve"> arábica, reconocida por su superior </w:t>
       </w:r>
@@ -2748,28 +2852,12 @@
       <w:r>
         <w:t>Dentro de la especie arábica, el trabajo de mejoramiento genético de Cenicafé ha sido fundamental para dotar a los cafetales colombianos de variedades altamente productivas y resistentes a la roya del cafeto (</w:t>
       </w:r>
-      <w:proofErr w:type="spellStart"/>
       <w:r>
         <w:rPr>
           <w:rStyle w:val="Extranjerismo"/>
         </w:rPr>
-        <w:t>hemileia</w:t>
-      </w:r>
-      <w:proofErr w:type="spellEnd"/>
-      <w:r>
-        <w:rPr>
-          <w:rStyle w:val="Extranjerismo"/>
-        </w:rPr>
-        <w:t xml:space="preserve"> </w:t>
-      </w:r>
-      <w:proofErr w:type="spellStart"/>
-      <w:r>
-        <w:rPr>
-          <w:rStyle w:val="Extranjerismo"/>
-        </w:rPr>
-        <w:t>vastatrix</w:t>
-      </w:r>
-      <w:proofErr w:type="spellEnd"/>
+        <w:t>hemileia vastatrix</w:t>
+      </w:r>
       <w:r>
         <w:t>). Las principales variedades en Colombia son:</w:t>
       </w:r>
@@ -2858,10 +2946,21 @@
     </w:p>
     <w:p>
       <w:pPr>
+        <w:pStyle w:val="Prrafodelista"/>
+        <w:ind w:left="1429" w:firstLine="0"/>
+      </w:pPr>
+    </w:p>
+    <w:p>
+      <w:pPr>
+        <w:pStyle w:val="Prrafodelista"/>
+        <w:ind w:left="1429" w:firstLine="0"/>
+      </w:pPr>
+    </w:p>
+    <w:p>
+      <w:pPr>
         <w:pStyle w:val="Tabla"/>
       </w:pPr>
       <w:r>
-        <w:lastRenderedPageBreak/>
         <w:t xml:space="preserve">Comparación entre </w:t>
       </w:r>
       <w:r>
@@ -2973,15 +3072,7 @@
               <w:pStyle w:val="TextoTablas"/>
             </w:pPr>
             <w:r>
-              <w:t xml:space="preserve">1.000 – 2.000 m </w:t>
-            </w:r>
-            <w:proofErr w:type="spellStart"/>
-            <w:r>
-              <w:t>s.n.m</w:t>
-            </w:r>
-            <w:proofErr w:type="spellEnd"/>
-            <w:r>
-              <w:t>.</w:t>
+              <w:t>1.000 – 2.000 m s.n.m.</w:t>
             </w:r>
           </w:p>
         </w:tc>
@@ -2994,15 +3085,7 @@
               <w:pStyle w:val="TextoTablas"/>
             </w:pPr>
             <w:r>
-              <w:t xml:space="preserve">0 – 800 m </w:t>
-            </w:r>
-            <w:proofErr w:type="spellStart"/>
-            <w:r>
-              <w:t>s.n.m</w:t>
-            </w:r>
-            <w:proofErr w:type="spellEnd"/>
-            <w:r>
-              <w:t>.</w:t>
+              <w:t>0 – 800 m s.n.m.</w:t>
             </w:r>
           </w:p>
         </w:tc>
@@ -3234,89 +3317,56 @@
       <w:r>
         <w:t>astillo. En 2016 se lanzó la variedad Cenicafé 1, de porte alto y muy buena calidad potencial, que se ha sembrado especialmente en zonas tradicionales donde la roya es un problema recurrente y se requiere un manejo agronómico intensivo. Además de la resistencia a la roya (</w:t>
       </w:r>
-      <w:proofErr w:type="spellStart"/>
       <w:r>
         <w:rPr>
           <w:rStyle w:val="Extranjerismo"/>
         </w:rPr>
-        <w:t>hemileia</w:t>
-      </w:r>
-      <w:proofErr w:type="spellEnd"/>
+        <w:t>hemileia vastatrix</w:t>
+      </w:r>
+      <w:r>
+        <w:t>), estas variedades presentan tolerancia a otras enfermedades como la mancha de hierro (</w:t>
+      </w:r>
       <w:r>
         <w:rPr>
           <w:rStyle w:val="Extranjerismo"/>
         </w:rPr>
+        <w:t>cercospora coffeicola</w:t>
+      </w:r>
+      <w:r>
+        <w:t xml:space="preserve">) y una arquitectura que facilita el control biológico de la broca. </w:t>
+      </w:r>
+    </w:p>
+    <w:p>
+      <w:r>
+        <w:t xml:space="preserve">Es fundamental que el barista entienda la relación entre la variedad y la preparación: un café Castillo cultivado a 1.800 metros de altitud en el Huila puede exhibir notas de caramelo, frutos rojos y acidez media-alta, ideal para métodos filtrados </w:t>
+      </w:r>
+      <w:r>
+        <w:lastRenderedPageBreak/>
+        <w:t xml:space="preserve">(V60 o Chemex), mientras que un Caturra de 1.200 metros en Santander tendrá cuerpo más ligero, acidez baja y notas de chocolate, que se presta muy bien para mezclas de </w:t>
+      </w:r>
+      <w:r>
+        <w:rPr>
+          <w:rStyle w:val="Extranjerismo"/>
+        </w:rPr>
+        <w:t>espresso</w:t>
+      </w:r>
+      <w:r>
         <w:t xml:space="preserve"> </w:t>
       </w:r>
-      <w:proofErr w:type="spellStart"/>
+      <w:r>
+        <w:t xml:space="preserve">o </w:t>
+      </w:r>
+      <w:r>
+        <w:t xml:space="preserve">para bebidas con leche. Los catadores de la FNC han documentado que la variedad Castillo, cuando se cosecha en el punto óptimo y se beneficia adecuadamente, puede alcanzar puntajes superiores a 85 puntos en la escala de la </w:t>
+      </w:r>
       <w:r>
         <w:rPr>
           <w:rStyle w:val="Extranjerismo"/>
         </w:rPr>
-        <w:t>vastatrix</w:t>
-      </w:r>
-      <w:proofErr w:type="spellEnd"/>
-      <w:r>
-        <w:t>), estas variedades presentan tolerancia a otras enfermedades como la mancha de hierro (</w:t>
-      </w:r>
-      <w:proofErr w:type="spellStart"/>
-      <w:r>
-        <w:rPr>
-          <w:rStyle w:val="Extranjerismo"/>
-        </w:rPr>
-        <w:t>cercospora</w:t>
-      </w:r>
-      <w:proofErr w:type="spellEnd"/>
-      <w:r>
-        <w:rPr>
-          <w:rStyle w:val="Extranjerismo"/>
-        </w:rPr>
-        <w:t xml:space="preserve"> </w:t>
-      </w:r>
-      <w:proofErr w:type="spellStart"/>
-      <w:r>
-        <w:rPr>
-          <w:rStyle w:val="Extranjerismo"/>
-        </w:rPr>
-        <w:t>coffeicola</w:t>
-      </w:r>
-      <w:proofErr w:type="spellEnd"/>
-      <w:r>
-        <w:t xml:space="preserve">) y una arquitectura que facilita el control biológico de la broca. </w:t>
-      </w:r>
-    </w:p>
-    <w:p>
-      <w:r>
-        <w:t xml:space="preserve">Es fundamental que el barista entienda la relación entre la variedad y la preparación: un café Castillo cultivado a 1.800 metros de altitud en el Huila puede exhibir notas de caramelo, frutos rojos y acidez media-alta, ideal para métodos filtrados (V60 o Chemex), mientras que un Caturra de 1.200 metros en Santander tendrá cuerpo más ligero, acidez baja y notas de chocolate, que se presta muy bien para mezclas de </w:t>
-      </w:r>
-      <w:r>
-        <w:rPr>
-          <w:rStyle w:val="Extranjerismo"/>
-        </w:rPr>
-        <w:lastRenderedPageBreak/>
-        <w:t>espresso</w:t>
-      </w:r>
-      <w:r>
-        <w:t xml:space="preserve"> </w:t>
-      </w:r>
-      <w:r>
-        <w:t xml:space="preserve">para bebidas con leche. Los catadores de la FNC han documentado que la variedad Castillo, cuando se cosecha en el punto óptimo y se beneficia adecuadamente, puede alcanzar puntajes superiores a 85 puntos en la escala de la Specialty </w:t>
-      </w:r>
-      <w:proofErr w:type="spellStart"/>
-      <w:r>
-        <w:t>Coffee</w:t>
-      </w:r>
-      <w:proofErr w:type="spellEnd"/>
-      <w:r>
-        <w:t xml:space="preserve"> </w:t>
-      </w:r>
-      <w:proofErr w:type="spellStart"/>
-      <w:r>
-        <w:t>Association</w:t>
-      </w:r>
-      <w:proofErr w:type="spellEnd"/>
-      <w:r>
-        <w:t>, lo que la sitúa dentro de la categoría de café especial. Por ello, en cafeterías de especialidad es común que el barista ajuste la molienda y la proporción agua-café según la variedad y el origen. Conocer las características varietales permite al barista tomar decisiones informadas y comunicar al consumidor el origen del café.</w:t>
+        <w:t>Specialty Coffee Association,</w:t>
+      </w:r>
+      <w:r>
+        <w:t xml:space="preserve"> lo que la sitúa dentro de la categoría de café especial. Por ello, en cafeterías de especialidad es común que el barista ajuste la molienda y la proporción agua-café según la variedad y el origen. Conocer las características varietales permite al barista tomar decisiones informadas y comunicar al consumidor el origen del café.</w:t>
       </w:r>
     </w:p>
     <w:p>
@@ -3352,7 +3402,7 @@
       <w:pPr>
         <w:pStyle w:val="Ttulo1"/>
       </w:pPr>
-      <w:bookmarkStart w:id="2" w:name="_Toc236299518"/>
+      <w:bookmarkStart w:id="2" w:name="_Toc238043412"/>
       <w:r>
         <w:lastRenderedPageBreak/>
         <w:t>El agua en la preparación del café</w:t>
@@ -3453,14 +3503,26 @@
         <w:rPr>
           <w:lang w:val="es-419" w:eastAsia="es-CO"/>
         </w:rPr>
-        <w:t xml:space="preserve">La Specialty Coffee Association (SCA) ha establecido parámetros ampliamente aceptados, los cuales pueden ser adaptados a las condiciones del agua en Colombia. El </w:t>
+        <w:t xml:space="preserve">La </w:t>
+      </w:r>
+      <w:r>
+        <w:rPr>
+          <w:rStyle w:val="Extranjerismo"/>
+        </w:rPr>
+        <w:t>Specialty Coffee Association</w:t>
+      </w:r>
+      <w:r>
+        <w:rPr>
+          <w:lang w:val="es-419" w:eastAsia="es-CO"/>
+        </w:rPr>
+        <w:t xml:space="preserve"> (SCA) ha establecido parámetros ampliamente aceptados, los cuales pueden ser adaptados a las condiciones del agua en </w:t>
       </w:r>
       <w:r>
         <w:rPr>
           <w:lang w:val="es-419" w:eastAsia="es-CO"/>
         </w:rPr>
         <w:lastRenderedPageBreak/>
-        <w:t>Decreto 1575 de 2007 del Ministerio de la Protección Social define las características del agua potable, pero estas no siempre coinciden con los parámetros óptimos para la extracción del café.</w:t>
+        <w:t>Colombia. El Decreto 1575 de 2007 del Ministerio de la Protección Social define las características del agua potable, pero estas no siempre coinciden con los parámetros óptimos para la extracción del café.</w:t>
       </w:r>
     </w:p>
     <w:p>
@@ -3670,15 +3732,7 @@
               <w:pStyle w:val="TextoTablas"/>
             </w:pPr>
             <w:r>
-              <w:t xml:space="preserve">Dureza total (como </w:t>
-            </w:r>
-            <w:proofErr w:type="spellStart"/>
-            <w:r>
-              <w:t>CaCO</w:t>
-            </w:r>
-            <w:proofErr w:type="spellEnd"/>
-            <w:r>
-              <w:t>₃)</w:t>
+              <w:t>Dureza total (como CaCO₃)</w:t>
             </w:r>
           </w:p>
         </w:tc>
@@ -3789,15 +3843,7 @@
               <w:pStyle w:val="TextoTablas"/>
             </w:pPr>
             <w:r>
-              <w:t>Sodio (</w:t>
-            </w:r>
-            <w:proofErr w:type="spellStart"/>
-            <w:r>
-              <w:t>Na</w:t>
-            </w:r>
-            <w:proofErr w:type="spellEnd"/>
-            <w:r>
-              <w:t>⁺)</w:t>
+              <w:t>Sodio (Na⁺)</w:t>
             </w:r>
           </w:p>
         </w:tc>
@@ -4478,6 +4524,23 @@
     </w:p>
     <w:p>
       <w:pPr>
+        <w:rPr>
+          <w:b/>
+          <w:bCs/>
+          <w:lang w:val="es-419" w:eastAsia="es-CO"/>
+        </w:rPr>
+      </w:pPr>
+      <w:r>
+        <w:rPr>
+          <w:b/>
+          <w:bCs/>
+          <w:lang w:val="es-419" w:eastAsia="es-CO"/>
+        </w:rPr>
+        <w:t>Esquema de tratamiento de agua para cafetería</w:t>
+      </w:r>
+    </w:p>
+    <w:p>
+      <w:pPr>
         <w:pStyle w:val="Prrafodelista"/>
         <w:numPr>
           <w:ilvl w:val="0"/>
@@ -4634,6 +4697,14 @@
     </w:p>
     <w:p>
       <w:pPr>
+        <w:ind w:left="707"/>
+        <w:rPr>
+          <w:lang w:val="es-419" w:eastAsia="es-CO"/>
+        </w:rPr>
+      </w:pPr>
+    </w:p>
+    <w:p>
+      <w:pPr>
         <w:pStyle w:val="Prrafodelista"/>
         <w:numPr>
           <w:ilvl w:val="0"/>
@@ -4651,6 +4722,7 @@
           <w:bCs/>
           <w:lang w:val="es-419" w:eastAsia="es-CO"/>
         </w:rPr>
+        <w:lastRenderedPageBreak/>
         <w:t>Filtro de carbón activado</w:t>
       </w:r>
     </w:p>
@@ -4689,7 +4761,6 @@
           <w:bCs/>
           <w:lang w:val="es-419" w:eastAsia="es-CO"/>
         </w:rPr>
-        <w:lastRenderedPageBreak/>
         <w:t>Mantenimiento</w:t>
       </w:r>
       <w:r>
@@ -4854,7 +4925,6 @@
         </w:rPr>
         <w:t xml:space="preserve">: realizar limpieza diaria (portafiltro, lanza). </w:t>
       </w:r>
-      <w:proofErr w:type="spellStart"/>
       <w:r>
         <w:rPr>
           <w:rStyle w:val="Extranjerismo"/>
@@ -4862,7 +4932,6 @@
         </w:rPr>
         <w:t>Backflush</w:t>
       </w:r>
-      <w:proofErr w:type="spellEnd"/>
       <w:r>
         <w:rPr>
           <w:lang w:val="es-419" w:eastAsia="es-CO"/>
@@ -5059,31 +5128,14 @@
             <w:pPr>
               <w:pStyle w:val="TextoTablas"/>
             </w:pPr>
-            <w:proofErr w:type="spellStart"/>
             <w:r>
               <w:rPr>
                 <w:rStyle w:val="Extranjerismo"/>
                 <w:lang w:val="es-419"/>
               </w:rPr>
-              <w:t>Pour</w:t>
-            </w:r>
-            <w:proofErr w:type="spellEnd"/>
-            <w:r>
-              <w:rPr>
-                <w:rStyle w:val="Extranjerismo"/>
-                <w:lang w:val="es-419"/>
-              </w:rPr>
-              <w:t xml:space="preserve"> </w:t>
-            </w:r>
-            <w:proofErr w:type="spellStart"/>
-            <w:r>
-              <w:rPr>
-                <w:rStyle w:val="Extranjerismo"/>
-                <w:lang w:val="es-419"/>
-              </w:rPr>
-              <w:t>over</w:t>
-            </w:r>
-            <w:proofErr w:type="spellEnd"/>
+              <w:lastRenderedPageBreak/>
+              <w:t>Pour over</w:t>
+            </w:r>
             <w:r>
               <w:t xml:space="preserve"> (V60/Chemex)</w:t>
             </w:r>
@@ -5129,7 +5181,6 @@
               <w:pStyle w:val="TextoTablas"/>
             </w:pPr>
             <w:r>
-              <w:lastRenderedPageBreak/>
               <w:t>Prensa francesa</w:t>
             </w:r>
           </w:p>
@@ -5269,7 +5320,7 @@
       <w:pPr>
         <w:pStyle w:val="Ttulo1"/>
       </w:pPr>
-      <w:bookmarkStart w:id="3" w:name="_Toc236299519"/>
+      <w:bookmarkStart w:id="3" w:name="_Toc238043413"/>
       <w:r>
         <w:lastRenderedPageBreak/>
         <w:t>La molienda del café</w:t>
@@ -5329,21 +5380,7 @@
         <w:rPr>
           <w:lang w:val="es-419" w:eastAsia="es-CO"/>
         </w:rPr>
-        <w:t>Sin embargo, no todos los compuestos se disuelven a la misma velocidad. Los ácidos y la cafeína son muy solubles y se liberan rápidamente; los azúcares y las melanoidinas lo hacen más lentamente. Si la molienda es muy gruesa, el agua pasa rápidamente y extrae solo los compuestos más solubles, resultando en una taza ácida y aguada (</w:t>
-      </w:r>
-      <w:proofErr w:type="spellStart"/>
-      <w:r>
-        <w:rPr>
-          <w:lang w:val="es-419" w:eastAsia="es-CO"/>
-        </w:rPr>
-        <w:t>subextracción</w:t>
-      </w:r>
-      <w:proofErr w:type="spellEnd"/>
-      <w:r>
-        <w:rPr>
-          <w:lang w:val="es-419" w:eastAsia="es-CO"/>
-        </w:rPr>
-        <w:t>). Si la molienda es muy fina, el agua permanece demasiado tiempo en contacto con el café, extrayendo compuestos amargos y astringentes (sobre extracción).</w:t>
+        <w:t>Sin embargo, no todos los compuestos se disuelven a la misma velocidad. Los ácidos y la cafeína son muy solubles y se liberan rápidamente; los azúcares y las melanoidinas lo hacen más lentamente. Si la molienda es muy gruesa, el agua pasa rápidamente y extrae solo los compuestos más solubles, resultando en una taza ácida y aguada (subextracción). Si la molienda es muy fina, el agua permanece demasiado tiempo en contacto con el café, extrayendo compuestos amargos y astringentes (sobre extracción).</w:t>
       </w:r>
     </w:p>
     <w:p>
@@ -5436,15 +5473,7 @@
               <w:pStyle w:val="TextoTablas"/>
             </w:pPr>
             <w:r>
-              <w:t>Rango (</w:t>
-            </w:r>
-            <w:proofErr w:type="spellStart"/>
-            <w:r>
-              <w:t>μm</w:t>
-            </w:r>
-            <w:proofErr w:type="spellEnd"/>
-            <w:r>
-              <w:t>)</w:t>
+              <w:t>Rango (μm)</w:t>
             </w:r>
           </w:p>
         </w:tc>
@@ -6246,35 +6275,7 @@
         <w:rPr>
           <w:lang w:val="es-419" w:eastAsia="es-CO"/>
         </w:rPr>
-        <w:t xml:space="preserve">Ejemplo Molino Eureka </w:t>
-      </w:r>
-      <w:proofErr w:type="spellStart"/>
-      <w:r>
-        <w:rPr>
-          <w:lang w:val="es-419" w:eastAsia="es-CO"/>
-        </w:rPr>
-        <w:t>Mignon</w:t>
-      </w:r>
-      <w:proofErr w:type="spellEnd"/>
-      <w:r>
-        <w:rPr>
-          <w:lang w:val="es-419" w:eastAsia="es-CO"/>
-        </w:rPr>
-        <w:t xml:space="preserve"> </w:t>
-      </w:r>
-      <w:proofErr w:type="spellStart"/>
-      <w:r>
-        <w:rPr>
-          <w:lang w:val="es-419" w:eastAsia="es-CO"/>
-        </w:rPr>
-        <w:t>Manuale</w:t>
-      </w:r>
-      <w:proofErr w:type="spellEnd"/>
-      <w:r>
-        <w:rPr>
-          <w:lang w:val="es-419" w:eastAsia="es-CO"/>
-        </w:rPr>
-        <w:t xml:space="preserve"> véase. </w:t>
+        <w:t xml:space="preserve">Ejemplo Molino Eureka Mignon Manuale véase. </w:t>
       </w:r>
       <w:hyperlink r:id="rId13" w:history="1">
         <w:r>
@@ -6282,39 +6283,7 @@
             <w:rStyle w:val="Hipervnculo"/>
             <w:szCs w:val="28"/>
           </w:rPr>
-          <w:t xml:space="preserve">Molino Eureka </w:t>
-        </w:r>
-        <w:proofErr w:type="spellStart"/>
-        <w:r>
-          <w:rPr>
-            <w:rStyle w:val="Hipervnculo"/>
-            <w:szCs w:val="28"/>
-          </w:rPr>
-          <w:t>Mignon</w:t>
-        </w:r>
-        <w:proofErr w:type="spellEnd"/>
-        <w:r>
-          <w:rPr>
-            <w:rStyle w:val="Hipervnculo"/>
-            <w:szCs w:val="28"/>
-          </w:rPr>
-          <w:t xml:space="preserve"> </w:t>
-        </w:r>
-        <w:proofErr w:type="spellStart"/>
-        <w:r>
-          <w:rPr>
-            <w:rStyle w:val="Hipervnculo"/>
-            <w:szCs w:val="28"/>
-          </w:rPr>
-          <w:t>Manuale</w:t>
-        </w:r>
-        <w:proofErr w:type="spellEnd"/>
-        <w:r>
-          <w:rPr>
-            <w:rStyle w:val="Hipervnculo"/>
-            <w:szCs w:val="28"/>
-          </w:rPr>
-          <w:t xml:space="preserve"> Color Negro - Homecenter.com.co</w:t>
+          <w:t>Molino Eureka Mignon Manuale Color Negro - Homecenter.com.co</w:t>
         </w:r>
       </w:hyperlink>
     </w:p>
@@ -6455,31 +6424,13 @@
         </w:rPr>
         <w:t xml:space="preserve">turco hasta más de 1.200 micras para </w:t>
       </w:r>
-      <w:proofErr w:type="spellStart"/>
       <w:r>
         <w:rPr>
           <w:rStyle w:val="Extranjerismo"/>
           <w:lang w:val="es-419" w:eastAsia="es-CO"/>
         </w:rPr>
-        <w:t>cold</w:t>
-      </w:r>
-      <w:proofErr w:type="spellEnd"/>
-      <w:r>
-        <w:rPr>
-          <w:rStyle w:val="Extranjerismo"/>
-          <w:lang w:val="es-419" w:eastAsia="es-CO"/>
-        </w:rPr>
-        <w:t xml:space="preserve"> </w:t>
-      </w:r>
-      <w:proofErr w:type="spellStart"/>
-      <w:r>
-        <w:rPr>
-          <w:rStyle w:val="Extranjerismo"/>
-          <w:lang w:val="es-419" w:eastAsia="es-CO"/>
-        </w:rPr>
-        <w:t>brew</w:t>
-      </w:r>
-      <w:proofErr w:type="spellEnd"/>
+        <w:t>cold brew</w:t>
+      </w:r>
       <w:r>
         <w:rPr>
           <w:lang w:val="es-419" w:eastAsia="es-CO"/>
@@ -6602,14 +6553,12 @@
         </w:rPr>
         <w:t xml:space="preserve">y </w:t>
       </w:r>
-      <w:proofErr w:type="spellStart"/>
       <w:r>
         <w:rPr>
           <w:rStyle w:val="Extranjerismo"/>
         </w:rPr>
         <w:t>aeropress</w:t>
       </w:r>
-      <w:proofErr w:type="spellEnd"/>
       <w:r>
         <w:rPr>
           <w:lang w:val="es-419" w:eastAsia="es-CO"/>
@@ -6628,35 +6577,7 @@
         <w:rPr>
           <w:lang w:val="es-419" w:eastAsia="es-CO"/>
         </w:rPr>
-        <w:t xml:space="preserve">Ejemplos </w:t>
-      </w:r>
-      <w:proofErr w:type="spellStart"/>
-      <w:r>
-        <w:rPr>
-          <w:lang w:val="es-419" w:eastAsia="es-CO"/>
-        </w:rPr>
-        <w:t>Mazzer</w:t>
-      </w:r>
-      <w:proofErr w:type="spellEnd"/>
-      <w:r>
-        <w:rPr>
-          <w:lang w:val="es-419" w:eastAsia="es-CO"/>
-        </w:rPr>
-        <w:t xml:space="preserve"> </w:t>
-      </w:r>
-      <w:proofErr w:type="spellStart"/>
-      <w:r>
-        <w:rPr>
-          <w:lang w:val="es-419" w:eastAsia="es-CO"/>
-        </w:rPr>
-        <w:t>Kold</w:t>
-      </w:r>
-      <w:proofErr w:type="spellEnd"/>
-      <w:r>
-        <w:rPr>
-          <w:lang w:val="es-419" w:eastAsia="es-CO"/>
-        </w:rPr>
-        <w:t xml:space="preserve"> S, a continuación:  </w:t>
+        <w:t xml:space="preserve">Ejemplos Mazzer Kold S, a continuación:  </w:t>
       </w:r>
       <w:hyperlink r:id="rId14" w:history="1">
         <w:r>
@@ -6664,39 +6585,7 @@
             <w:rStyle w:val="Hipervnculo"/>
             <w:szCs w:val="28"/>
           </w:rPr>
-          <w:t xml:space="preserve">Molino Mazzer </w:t>
-        </w:r>
-        <w:proofErr w:type="spellStart"/>
-        <w:r>
-          <w:rPr>
-            <w:rStyle w:val="Hipervnculo"/>
-            <w:szCs w:val="28"/>
-          </w:rPr>
-          <w:t>Kold</w:t>
-        </w:r>
-        <w:proofErr w:type="spellEnd"/>
-        <w:r>
-          <w:rPr>
-            <w:rStyle w:val="Hipervnculo"/>
-            <w:szCs w:val="28"/>
-          </w:rPr>
-          <w:t xml:space="preserve"> S – </w:t>
-        </w:r>
-        <w:proofErr w:type="spellStart"/>
-        <w:r>
-          <w:rPr>
-            <w:rStyle w:val="Hipervnculo"/>
-            <w:szCs w:val="28"/>
-          </w:rPr>
-          <w:t>Almanegra</w:t>
-        </w:r>
-        <w:proofErr w:type="spellEnd"/>
-        <w:r>
-          <w:rPr>
-            <w:rStyle w:val="Hipervnculo"/>
-            <w:szCs w:val="28"/>
-          </w:rPr>
-          <w:t xml:space="preserve"> Café</w:t>
+          <w:t>Molino Mazzer Kold S – Almanegra Café</w:t>
         </w:r>
       </w:hyperlink>
     </w:p>
@@ -7432,15 +7321,7 @@
               <w:pStyle w:val="TextoTablas"/>
             </w:pPr>
             <w:r>
-              <w:t xml:space="preserve">Fina (200-400 </w:t>
-            </w:r>
-            <w:proofErr w:type="spellStart"/>
-            <w:r>
-              <w:t>μm</w:t>
-            </w:r>
-            <w:proofErr w:type="spellEnd"/>
-            <w:r>
-              <w:t>).</w:t>
+              <w:t>Fina (200-400 μm).</w:t>
             </w:r>
           </w:p>
         </w:tc>
@@ -7500,15 +7381,7 @@
               <w:pStyle w:val="TextoTablas"/>
             </w:pPr>
             <w:r>
-              <w:t xml:space="preserve">Media-fina (400-700 </w:t>
-            </w:r>
-            <w:proofErr w:type="spellStart"/>
-            <w:r>
-              <w:t>μm</w:t>
-            </w:r>
-            <w:proofErr w:type="spellEnd"/>
-            <w:r>
-              <w:t>).</w:t>
+              <w:t>Media-fina (400-700 μm).</w:t>
             </w:r>
           </w:p>
         </w:tc>
@@ -7565,15 +7438,7 @@
               <w:pStyle w:val="TextoTablas"/>
             </w:pPr>
             <w:r>
-              <w:t xml:space="preserve">Gruesa (900-1200 </w:t>
-            </w:r>
-            <w:proofErr w:type="spellStart"/>
-            <w:r>
-              <w:t>μm</w:t>
-            </w:r>
-            <w:proofErr w:type="spellEnd"/>
-            <w:r>
-              <w:t>).</w:t>
+              <w:t>Gruesa (900-1200 μm).</w:t>
             </w:r>
           </w:p>
         </w:tc>
@@ -7631,7 +7496,6 @@
         <w:lastRenderedPageBreak/>
         <w:t xml:space="preserve">Explore el siguiente video y fortalezca sus conocimientos sobre la calibración del molino y los parámetros del </w:t>
       </w:r>
-      <w:proofErr w:type="spellStart"/>
       <w:r>
         <w:rPr>
           <w:rStyle w:val="Extranjerismo"/>
@@ -7639,7 +7503,6 @@
         </w:rPr>
         <w:t>espresso</w:t>
       </w:r>
-      <w:proofErr w:type="spellEnd"/>
       <w:r>
         <w:rPr>
           <w:lang w:val="es-419" w:eastAsia="es-CO"/>
@@ -7681,7 +7544,7 @@
       <w:pPr>
         <w:pStyle w:val="Ttulo1"/>
       </w:pPr>
-      <w:bookmarkStart w:id="5" w:name="_Toc236299520"/>
+      <w:bookmarkStart w:id="5" w:name="_Toc238043414"/>
       <w:r>
         <w:lastRenderedPageBreak/>
         <w:t>Maquinaria y equipos para la preparación de café</w:t>
@@ -8281,7 +8144,6 @@
         </w:rPr>
         <w:t>Molinos a demanda (</w:t>
       </w:r>
-      <w:proofErr w:type="spellStart"/>
       <w:r>
         <w:rPr>
           <w:rStyle w:val="Extranjerismo"/>
@@ -8289,49 +8151,8 @@
           <w:bCs/>
           <w:lang w:val="es-419" w:eastAsia="es-CO"/>
         </w:rPr>
-        <w:t>on</w:t>
-      </w:r>
-      <w:proofErr w:type="spellEnd"/>
-      <w:r>
-        <w:rPr>
-          <w:rStyle w:val="Extranjerismo"/>
-          <w:b/>
-          <w:bCs/>
-          <w:lang w:val="es-419" w:eastAsia="es-CO"/>
-        </w:rPr>
-        <w:t xml:space="preserve"> </w:t>
-      </w:r>
-      <w:proofErr w:type="spellStart"/>
-      <w:r>
-        <w:rPr>
-          <w:rStyle w:val="Extranjerismo"/>
-          <w:b/>
-          <w:bCs/>
-          <w:lang w:val="es-419" w:eastAsia="es-CO"/>
-        </w:rPr>
-        <w:t>demand</w:t>
-      </w:r>
-      <w:proofErr w:type="spellEnd"/>
-      <w:r>
-        <w:rPr>
-          <w:rStyle w:val="Extranjerismo"/>
-          <w:b/>
-          <w:bCs/>
-          <w:lang w:val="es-419" w:eastAsia="es-CO"/>
-        </w:rPr>
-        <w:t xml:space="preserve"> / </w:t>
-      </w:r>
-      <w:proofErr w:type="spellStart"/>
-      <w:r>
-        <w:rPr>
-          <w:rStyle w:val="Extranjerismo"/>
-          <w:b/>
-          <w:bCs/>
-          <w:lang w:val="es-419" w:eastAsia="es-CO"/>
-        </w:rPr>
-        <w:t>grind-by-weight</w:t>
-      </w:r>
-      <w:proofErr w:type="spellEnd"/>
+        <w:t>on demand / grind-by-weight</w:t>
+      </w:r>
       <w:r>
         <w:rPr>
           <w:b/>
@@ -8419,7 +8240,6 @@
           <w:lang w:val="es-419" w:eastAsia="es-CO"/>
         </w:rPr>
       </w:pPr>
-      <w:proofErr w:type="spellStart"/>
       <w:r>
         <w:rPr>
           <w:rStyle w:val="Extranjerismo"/>
@@ -8427,54 +8247,15 @@
           <w:bCs/>
           <w:lang w:val="es-419" w:eastAsia="es-CO"/>
         </w:rPr>
-        <w:t>Pour</w:t>
-      </w:r>
-      <w:proofErr w:type="spellEnd"/>
-      <w:r>
-        <w:rPr>
-          <w:rStyle w:val="Extranjerismo"/>
-          <w:b/>
-          <w:bCs/>
-          <w:lang w:val="es-419" w:eastAsia="es-CO"/>
-        </w:rPr>
-        <w:t xml:space="preserve"> </w:t>
-      </w:r>
-      <w:proofErr w:type="spellStart"/>
-      <w:r>
-        <w:rPr>
-          <w:rStyle w:val="Extranjerismo"/>
-          <w:b/>
-          <w:bCs/>
-          <w:lang w:val="es-419" w:eastAsia="es-CO"/>
-        </w:rPr>
-        <w:t>over</w:t>
-      </w:r>
-      <w:proofErr w:type="spellEnd"/>
-      <w:r>
-        <w:rPr>
-          <w:b/>
-          <w:bCs/>
-          <w:lang w:val="es-419" w:eastAsia="es-CO"/>
-        </w:rPr>
-        <w:t xml:space="preserve"> (V60, Chemex, </w:t>
-      </w:r>
-      <w:proofErr w:type="spellStart"/>
-      <w:r>
-        <w:rPr>
-          <w:b/>
-          <w:bCs/>
-          <w:lang w:val="es-419" w:eastAsia="es-CO"/>
-        </w:rPr>
-        <w:t>Kalita</w:t>
-      </w:r>
-      <w:proofErr w:type="spellEnd"/>
-      <w:r>
-        <w:rPr>
-          <w:b/>
-          <w:bCs/>
-          <w:lang w:val="es-419" w:eastAsia="es-CO"/>
-        </w:rPr>
-        <w:t xml:space="preserve"> Wave)</w:t>
+        <w:t>Pour over</w:t>
+      </w:r>
+      <w:r>
+        <w:rPr>
+          <w:b/>
+          <w:bCs/>
+          <w:lang w:val="es-419" w:eastAsia="es-CO"/>
+        </w:rPr>
+        <w:t xml:space="preserve"> (V60, Chemex, Kalita Wave)</w:t>
       </w:r>
       <w:r>
         <w:rPr>
@@ -8615,50 +8396,18 @@
           <w:lang w:val="es-419" w:eastAsia="es-CO"/>
         </w:rPr>
       </w:pPr>
-      <w:proofErr w:type="spellStart"/>
       <w:r>
         <w:rPr>
           <w:rStyle w:val="Extranjerismo"/>
           <w:lang w:val="es-419" w:eastAsia="es-CO"/>
         </w:rPr>
-        <w:t>Pour</w:t>
-      </w:r>
-      <w:proofErr w:type="spellEnd"/>
-      <w:r>
-        <w:rPr>
-          <w:rStyle w:val="Extranjerismo"/>
-          <w:lang w:val="es-419" w:eastAsia="es-CO"/>
-        </w:rPr>
-        <w:t xml:space="preserve"> </w:t>
-      </w:r>
-      <w:proofErr w:type="spellStart"/>
-      <w:r>
-        <w:rPr>
-          <w:rStyle w:val="Extranjerismo"/>
-          <w:lang w:val="es-419" w:eastAsia="es-CO"/>
-        </w:rPr>
-        <w:t>over</w:t>
-      </w:r>
-      <w:proofErr w:type="spellEnd"/>
-      <w:r>
-        <w:rPr>
-          <w:lang w:val="es-419" w:eastAsia="es-CO"/>
-        </w:rPr>
-        <w:t xml:space="preserve"> (V60, Chemex, </w:t>
-      </w:r>
-      <w:proofErr w:type="spellStart"/>
-      <w:r>
-        <w:rPr>
-          <w:lang w:val="es-419" w:eastAsia="es-CO"/>
-        </w:rPr>
-        <w:t>Kalita</w:t>
-      </w:r>
-      <w:proofErr w:type="spellEnd"/>
-      <w:r>
-        <w:rPr>
-          <w:lang w:val="es-419" w:eastAsia="es-CO"/>
-        </w:rPr>
-        <w:t xml:space="preserve"> Wave).</w:t>
+        <w:t>Pour over</w:t>
+      </w:r>
+      <w:r>
+        <w:rPr>
+          <w:lang w:val="es-419" w:eastAsia="es-CO"/>
+        </w:rPr>
+        <w:t xml:space="preserve"> (V60, Chemex, Kalita Wave).</w:t>
       </w:r>
     </w:p>
     <w:p>
@@ -8941,7 +8690,15 @@
               <w:pStyle w:val="TextoTablas"/>
             </w:pPr>
             <w:r>
-              <w:t>Purgar agua</w:t>
+              <w:t>Purgar a</w:t>
+            </w:r>
+          </w:p>
+          <w:p>
+            <w:pPr>
+              <w:pStyle w:val="TextoTablas"/>
+            </w:pPr>
+            <w:r>
+              <w:t>gua</w:t>
             </w:r>
           </w:p>
         </w:tc>
@@ -9231,7 +8988,7 @@
               <w:pStyle w:val="TextoTablas"/>
             </w:pPr>
             <w:r>
-              <w:t>Filtros de agua</w:t>
+              <w:t>Molino</w:t>
             </w:r>
           </w:p>
         </w:tc>
@@ -9244,7 +9001,7 @@
               <w:pStyle w:val="TextoTablas"/>
             </w:pPr>
             <w:r>
-              <w:t>Reemplazo</w:t>
+              <w:t>Calibración de molienda</w:t>
             </w:r>
           </w:p>
         </w:tc>
@@ -9257,7 +9014,7 @@
               <w:pStyle w:val="TextoTablas"/>
             </w:pPr>
             <w:r>
-              <w:t>Según fabricante (3-12 meses)</w:t>
+              <w:t>Diario (antes del servicio)</w:t>
             </w:r>
           </w:p>
         </w:tc>
@@ -9270,7 +9027,7 @@
               <w:pStyle w:val="TextoTablas"/>
             </w:pPr>
             <w:r>
-              <w:t>Mantener calidad del agua</w:t>
+              <w:t>Ajustar según humedad y temperatura</w:t>
             </w:r>
           </w:p>
         </w:tc>
@@ -9285,7 +9042,7 @@
               <w:pStyle w:val="TextoTablas"/>
             </w:pPr>
             <w:r>
-              <w:t>Juntas y empaques</w:t>
+              <w:t>Filtros de agua</w:t>
             </w:r>
           </w:p>
         </w:tc>
@@ -9298,7 +9055,7 @@
               <w:pStyle w:val="TextoTablas"/>
             </w:pPr>
             <w:r>
-              <w:t>Inspección</w:t>
+              <w:t>Reemplazo</w:t>
             </w:r>
           </w:p>
         </w:tc>
@@ -9311,7 +9068,7 @@
               <w:pStyle w:val="TextoTablas"/>
             </w:pPr>
             <w:r>
-              <w:t>Mensual</w:t>
+              <w:t>Según fabricante (3-12 meses)</w:t>
             </w:r>
           </w:p>
         </w:tc>
@@ -9324,7 +9081,7 @@
               <w:pStyle w:val="TextoTablas"/>
             </w:pPr>
             <w:r>
-              <w:t>Reemplazar si hay fugas</w:t>
+              <w:t>Mantener calidad del agua</w:t>
             </w:r>
           </w:p>
         </w:tc>
@@ -9342,6 +9099,60 @@
               <w:pStyle w:val="TextoTablas"/>
             </w:pPr>
             <w:r>
+              <w:t>Juntas y empaques</w:t>
+            </w:r>
+          </w:p>
+        </w:tc>
+        <w:tc>
+          <w:tcPr>
+            <w:tcW w:w="2406" w:type="dxa"/>
+          </w:tcPr>
+          <w:p>
+            <w:pPr>
+              <w:pStyle w:val="TextoTablas"/>
+            </w:pPr>
+            <w:r>
+              <w:t>Inspección</w:t>
+            </w:r>
+          </w:p>
+        </w:tc>
+        <w:tc>
+          <w:tcPr>
+            <w:tcW w:w="2692" w:type="dxa"/>
+          </w:tcPr>
+          <w:p>
+            <w:pPr>
+              <w:pStyle w:val="TextoTablas"/>
+            </w:pPr>
+            <w:r>
+              <w:t>Mensual</w:t>
+            </w:r>
+          </w:p>
+        </w:tc>
+        <w:tc>
+          <w:tcPr>
+            <w:tcW w:w="2733" w:type="dxa"/>
+          </w:tcPr>
+          <w:p>
+            <w:pPr>
+              <w:pStyle w:val="TextoTablas"/>
+            </w:pPr>
+            <w:r>
+              <w:t>Reemplazar si hay fugas</w:t>
+            </w:r>
+          </w:p>
+        </w:tc>
+      </w:tr>
+      <w:tr>
+        <w:tc>
+          <w:tcPr>
+            <w:tcW w:w="2131" w:type="dxa"/>
+          </w:tcPr>
+          <w:p>
+            <w:pPr>
+              <w:pStyle w:val="TextoTablas"/>
+            </w:pPr>
+            <w:r>
               <w:t>Fresas del molino</w:t>
             </w:r>
           </w:p>
@@ -9416,7 +9227,6 @@
         </w:rPr>
         <w:t xml:space="preserve">Procedimiento de </w:t>
       </w:r>
-      <w:proofErr w:type="spellStart"/>
       <w:r>
         <w:rPr>
           <w:rStyle w:val="Extranjerismo"/>
@@ -9426,7 +9236,6 @@
         </w:rPr>
         <w:t>backflush</w:t>
       </w:r>
-      <w:proofErr w:type="spellEnd"/>
       <w:r>
         <w:rPr>
           <w:b/>
@@ -9434,6 +9243,14 @@
           <w:lang w:val="es-419" w:eastAsia="es-CO"/>
         </w:rPr>
         <w:t xml:space="preserve"> con detergente</w:t>
+      </w:r>
+      <w:r>
+        <w:rPr>
+          <w:b/>
+          <w:bCs/>
+          <w:lang w:val="es-419" w:eastAsia="es-CO"/>
+        </w:rPr>
+        <w:t>:</w:t>
       </w:r>
     </w:p>
     <w:p>
@@ -9441,7 +9258,7 @@
         <w:pStyle w:val="Prrafodelista"/>
         <w:numPr>
           <w:ilvl w:val="0"/>
-          <w:numId w:val="22"/>
+          <w:numId w:val="47"/>
         </w:numPr>
         <w:rPr>
           <w:lang w:val="es-419" w:eastAsia="es-CO"/>
@@ -9459,7 +9276,7 @@
         <w:pStyle w:val="Prrafodelista"/>
         <w:numPr>
           <w:ilvl w:val="0"/>
-          <w:numId w:val="22"/>
+          <w:numId w:val="47"/>
         </w:numPr>
         <w:rPr>
           <w:lang w:val="es-419" w:eastAsia="es-CO"/>
@@ -9469,6 +9286,7 @@
         <w:rPr>
           <w:lang w:val="es-419" w:eastAsia="es-CO"/>
         </w:rPr>
+        <w:lastRenderedPageBreak/>
         <w:t>Agregar 1-2 g de detergente especial (cafiza) sobre el disco.</w:t>
       </w:r>
     </w:p>
@@ -9477,7 +9295,7 @@
         <w:pStyle w:val="Prrafodelista"/>
         <w:numPr>
           <w:ilvl w:val="0"/>
-          <w:numId w:val="22"/>
+          <w:numId w:val="47"/>
         </w:numPr>
         <w:rPr>
           <w:lang w:val="es-419" w:eastAsia="es-CO"/>
@@ -9495,7 +9313,7 @@
         <w:pStyle w:val="Prrafodelista"/>
         <w:numPr>
           <w:ilvl w:val="0"/>
-          <w:numId w:val="22"/>
+          <w:numId w:val="47"/>
         </w:numPr>
         <w:rPr>
           <w:lang w:val="es-419" w:eastAsia="es-CO"/>
@@ -9505,7 +9323,6 @@
         <w:rPr>
           <w:lang w:val="es-419" w:eastAsia="es-CO"/>
         </w:rPr>
-        <w:lastRenderedPageBreak/>
         <w:t>Esperar 10 s. Repetir 5 veces.</w:t>
       </w:r>
     </w:p>
@@ -9514,7 +9331,7 @@
         <w:pStyle w:val="Prrafodelista"/>
         <w:numPr>
           <w:ilvl w:val="0"/>
-          <w:numId w:val="22"/>
+          <w:numId w:val="47"/>
         </w:numPr>
         <w:rPr>
           <w:lang w:val="es-419" w:eastAsia="es-CO"/>
@@ -9526,7 +9343,6 @@
         </w:rPr>
         <w:t xml:space="preserve">Retirar el portafiltro, enjuagar y realizar 3 ciclos de </w:t>
       </w:r>
-      <w:proofErr w:type="spellStart"/>
       <w:r>
         <w:rPr>
           <w:rStyle w:val="Extranjerismo"/>
@@ -9534,7 +9350,6 @@
         </w:rPr>
         <w:t>backflush</w:t>
       </w:r>
-      <w:proofErr w:type="spellEnd"/>
       <w:r>
         <w:rPr>
           <w:lang w:val="es-419" w:eastAsia="es-CO"/>
@@ -9562,7 +9377,7 @@
       <w:pPr>
         <w:pStyle w:val="Ttulo1"/>
       </w:pPr>
-      <w:bookmarkStart w:id="6" w:name="_Toc236299521"/>
+      <w:bookmarkStart w:id="6" w:name="_Toc238043415"/>
       <w:r>
         <w:lastRenderedPageBreak/>
         <w:t>Métodos de extracción de café</w:t>
@@ -9621,31 +9436,13 @@
         </w:rPr>
         <w:t>La elección del método de extracción no es arbitraria; cada método resalta atributos diferentes de un mismo lote de café. Por ejemplo, un café con notas florales y cítricas brillará más en un método de vertido (</w:t>
       </w:r>
-      <w:proofErr w:type="spellStart"/>
       <w:r>
         <w:rPr>
           <w:rStyle w:val="Extranjerismo"/>
           <w:lang w:val="es-419" w:eastAsia="es-CO"/>
         </w:rPr>
-        <w:t>pour</w:t>
-      </w:r>
-      <w:proofErr w:type="spellEnd"/>
-      <w:r>
-        <w:rPr>
-          <w:rStyle w:val="Extranjerismo"/>
-          <w:lang w:val="es-419" w:eastAsia="es-CO"/>
-        </w:rPr>
-        <w:t xml:space="preserve"> </w:t>
-      </w:r>
-      <w:proofErr w:type="spellStart"/>
-      <w:r>
-        <w:rPr>
-          <w:rStyle w:val="Extranjerismo"/>
-          <w:lang w:val="es-419" w:eastAsia="es-CO"/>
-        </w:rPr>
-        <w:t>over</w:t>
-      </w:r>
-      <w:proofErr w:type="spellEnd"/>
+        <w:t>pour over</w:t>
+      </w:r>
       <w:r>
         <w:rPr>
           <w:lang w:val="es-419" w:eastAsia="es-CO"/>
@@ -9877,21 +9674,7 @@
         <w:rPr>
           <w:lang w:val="es-419" w:eastAsia="es-CO"/>
         </w:rPr>
-        <w:t xml:space="preserve">: encienda la máquina 20-30 minutos antes. </w:t>
-      </w:r>
-      <w:proofErr w:type="spellStart"/>
-      <w:r>
-        <w:rPr>
-          <w:lang w:val="es-419" w:eastAsia="es-CO"/>
-        </w:rPr>
-        <w:t>Purge</w:t>
-      </w:r>
-      <w:proofErr w:type="spellEnd"/>
-      <w:r>
-        <w:rPr>
-          <w:lang w:val="es-419" w:eastAsia="es-CO"/>
-        </w:rPr>
-        <w:t xml:space="preserve"> el grupo durante 2-3 segundos.</w:t>
+        <w:t>: encienda la máquina 20-30 minutos antes. Purge el grupo durante 2-3 segundos.</w:t>
       </w:r>
     </w:p>
     <w:p>
@@ -10285,13 +10068,8 @@
               <w:pStyle w:val="TextoTablas"/>
             </w:pPr>
             <w:r>
-              <w:t xml:space="preserve">Ajustar molienda y dosis; usar café reposado 5-10 días </w:t>
-            </w:r>
-            <w:proofErr w:type="spellStart"/>
-            <w:r>
-              <w:t>post-tostón</w:t>
-            </w:r>
-            <w:proofErr w:type="spellEnd"/>
+              <w:t>Ajustar molienda y dosis; usar café reposado 5-10 días post-tostón</w:t>
+            </w:r>
           </w:p>
         </w:tc>
       </w:tr>
@@ -10369,7 +10147,6 @@
         </w:rPr>
         <w:t>Métodos de goteo (</w:t>
       </w:r>
-      <w:proofErr w:type="spellStart"/>
       <w:r>
         <w:rPr>
           <w:rStyle w:val="Extranjerismo"/>
@@ -10377,29 +10154,8 @@
           <w:bCs/>
           <w:lang w:val="es-419" w:eastAsia="es-CO"/>
         </w:rPr>
-        <w:t>pour</w:t>
-      </w:r>
-      <w:proofErr w:type="spellEnd"/>
-      <w:r>
-        <w:rPr>
-          <w:rStyle w:val="Extranjerismo"/>
-          <w:b/>
-          <w:bCs/>
-          <w:lang w:val="es-419" w:eastAsia="es-CO"/>
-        </w:rPr>
-        <w:t xml:space="preserve"> </w:t>
-      </w:r>
-      <w:proofErr w:type="spellStart"/>
-      <w:r>
-        <w:rPr>
-          <w:rStyle w:val="Extranjerismo"/>
-          <w:b/>
-          <w:bCs/>
-          <w:lang w:val="es-419" w:eastAsia="es-CO"/>
-        </w:rPr>
-        <w:t>over</w:t>
-      </w:r>
-      <w:proofErr w:type="spellEnd"/>
+        <w:t>pour over</w:t>
+      </w:r>
       <w:r>
         <w:rPr>
           <w:b/>
@@ -10447,21 +10203,7 @@
         <w:rPr>
           <w:lang w:val="es-419" w:eastAsia="es-CO"/>
         </w:rPr>
-        <w:t xml:space="preserve">Molienda: media-fina (500-700 </w:t>
-      </w:r>
-      <w:proofErr w:type="spellStart"/>
-      <w:r>
-        <w:rPr>
-          <w:lang w:val="es-419" w:eastAsia="es-CO"/>
-        </w:rPr>
-        <w:t>μm</w:t>
-      </w:r>
-      <w:proofErr w:type="spellEnd"/>
-      <w:r>
-        <w:rPr>
-          <w:lang w:val="es-419" w:eastAsia="es-CO"/>
-        </w:rPr>
-        <w:t>, similar a azúcar morena).</w:t>
+        <w:t>Molienda: media-fina (500-700 μm, similar a azúcar morena).</w:t>
       </w:r>
     </w:p>
     <w:p>
@@ -10564,21 +10306,12 @@
           <w:lang w:val="es-419" w:eastAsia="es-CO"/>
         </w:rPr>
       </w:pPr>
-      <w:proofErr w:type="spellStart"/>
-      <w:r>
-        <w:rPr>
-          <w:lang w:val="es-419" w:eastAsia="es-CO"/>
-        </w:rPr>
-        <w:t>Preinfusión</w:t>
-      </w:r>
-      <w:proofErr w:type="spellEnd"/>
-      <w:r>
-        <w:rPr>
-          <w:lang w:val="es-419" w:eastAsia="es-CO"/>
-        </w:rPr>
-        <w:t xml:space="preserve"> (</w:t>
-      </w:r>
-      <w:proofErr w:type="spellStart"/>
+      <w:r>
+        <w:rPr>
+          <w:lang w:val="es-419" w:eastAsia="es-CO"/>
+        </w:rPr>
+        <w:t>Preinfusión (</w:t>
+      </w:r>
       <w:r>
         <w:rPr>
           <w:rStyle w:val="Extranjerismo"/>
@@ -10586,7 +10319,6 @@
         </w:rPr>
         <w:t>bloom</w:t>
       </w:r>
-      <w:proofErr w:type="spellEnd"/>
       <w:r>
         <w:rPr>
           <w:lang w:val="es-419" w:eastAsia="es-CO"/>
@@ -10663,21 +10395,7 @@
         <w:rPr>
           <w:lang w:val="es-419" w:eastAsia="es-CO"/>
         </w:rPr>
-        <w:t xml:space="preserve">Similar a V60, pero con filtro más grueso y molienda ligeramente más gruesa (media: 700-900 </w:t>
-      </w:r>
-      <w:proofErr w:type="spellStart"/>
-      <w:r>
-        <w:rPr>
-          <w:lang w:val="es-419" w:eastAsia="es-CO"/>
-        </w:rPr>
-        <w:t>μm</w:t>
-      </w:r>
-      <w:proofErr w:type="spellEnd"/>
-      <w:r>
-        <w:rPr>
-          <w:lang w:val="es-419" w:eastAsia="es-CO"/>
-        </w:rPr>
-        <w:t>).</w:t>
+        <w:t>Similar a V60, pero con filtro más grueso y molienda ligeramente más gruesa (media: 700-900 μm).</w:t>
       </w:r>
     </w:p>
     <w:p>
@@ -10730,21 +10448,7 @@
         <w:rPr>
           <w:lang w:val="es-419" w:eastAsia="es-CO"/>
         </w:rPr>
-        <w:t xml:space="preserve">Molienda: gruesa (1000-1200 </w:t>
-      </w:r>
-      <w:proofErr w:type="spellStart"/>
-      <w:r>
-        <w:rPr>
-          <w:lang w:val="es-419" w:eastAsia="es-CO"/>
-        </w:rPr>
-        <w:t>μm</w:t>
-      </w:r>
-      <w:proofErr w:type="spellEnd"/>
-      <w:r>
-        <w:rPr>
-          <w:lang w:val="es-419" w:eastAsia="es-CO"/>
-        </w:rPr>
-        <w:t>, como pan rallado).</w:t>
+        <w:t>Molienda: gruesa (1000-1200 μm, como pan rallado).</w:t>
       </w:r>
     </w:p>
     <w:p>
@@ -12030,7 +11734,7 @@
       <w:pPr>
         <w:pStyle w:val="Ttulo1"/>
       </w:pPr>
-      <w:bookmarkStart w:id="7" w:name="_Toc236299522"/>
+      <w:bookmarkStart w:id="7" w:name="_Toc238043416"/>
       <w:r>
         <w:lastRenderedPageBreak/>
         <w:t xml:space="preserve">Cremado de leche y arte </w:t>
@@ -12055,7 +11759,6 @@
         </w:rPr>
         <w:t xml:space="preserve">El cremado de leche es una de las habilidades más visibles del barista. No solo añade textura y dulzura a las bebidas con leche (capuchino, </w:t>
       </w:r>
-      <w:proofErr w:type="spellStart"/>
       <w:r>
         <w:rPr>
           <w:rStyle w:val="Extranjerismo"/>
@@ -12063,7 +11766,6 @@
         </w:rPr>
         <w:t>latte</w:t>
       </w:r>
-      <w:proofErr w:type="spellEnd"/>
       <w:r>
         <w:rPr>
           <w:lang w:val="es-419" w:eastAsia="es-CO"/>
@@ -12075,32 +11777,21 @@
           <w:rStyle w:val="Extranjerismo"/>
           <w:lang w:val="es-419" w:eastAsia="es-CO"/>
         </w:rPr>
-        <w:t xml:space="preserve">flat </w:t>
-      </w:r>
-      <w:proofErr w:type="spellStart"/>
+        <w:t>flat white</w:t>
+      </w:r>
+      <w:r>
+        <w:rPr>
+          <w:lang w:val="es-419" w:eastAsia="es-CO"/>
+        </w:rPr>
+        <w:t xml:space="preserve">), sino que también permite la creación de arte </w:t>
+      </w:r>
       <w:r>
         <w:rPr>
           <w:rStyle w:val="Extranjerismo"/>
           <w:lang w:val="es-419" w:eastAsia="es-CO"/>
         </w:rPr>
-        <w:t>white</w:t>
-      </w:r>
-      <w:proofErr w:type="spellEnd"/>
-      <w:r>
-        <w:rPr>
-          <w:lang w:val="es-419" w:eastAsia="es-CO"/>
-        </w:rPr>
-        <w:t xml:space="preserve">), sino que también permite la creación de arte </w:t>
-      </w:r>
-      <w:proofErr w:type="spellStart"/>
-      <w:r>
-        <w:rPr>
-          <w:rStyle w:val="Extranjerismo"/>
-          <w:lang w:val="es-419" w:eastAsia="es-CO"/>
-        </w:rPr>
         <w:t>latte</w:t>
       </w:r>
-      <w:proofErr w:type="spellEnd"/>
       <w:r>
         <w:rPr>
           <w:lang w:val="es-419" w:eastAsia="es-CO"/>
@@ -12342,7 +12033,6 @@
         </w:rPr>
         <w:t>Fase de estiramiento (</w:t>
       </w:r>
-      <w:proofErr w:type="spellStart"/>
       <w:r>
         <w:rPr>
           <w:rStyle w:val="Extranjerismo"/>
@@ -12350,7 +12040,6 @@
         </w:rPr>
         <w:t>stretch</w:t>
       </w:r>
-      <w:proofErr w:type="spellEnd"/>
       <w:r>
         <w:rPr>
           <w:lang w:val="es-419" w:eastAsia="es-CO"/>
@@ -12740,7 +12429,6 @@
         </w:rPr>
         <w:t xml:space="preserve">Vertido básico y figuras elementales del arte </w:t>
       </w:r>
-      <w:proofErr w:type="spellStart"/>
       <w:r>
         <w:rPr>
           <w:rStyle w:val="Extranjerismo"/>
@@ -12750,7 +12438,6 @@
         </w:rPr>
         <w:t>latte</w:t>
       </w:r>
-      <w:proofErr w:type="spellEnd"/>
     </w:p>
     <w:p>
       <w:pPr>
@@ -12764,7 +12451,6 @@
         </w:rPr>
         <w:t xml:space="preserve">El arte </w:t>
       </w:r>
-      <w:proofErr w:type="spellStart"/>
       <w:r>
         <w:rPr>
           <w:rStyle w:val="Extranjerismo"/>
@@ -12772,63 +12458,37 @@
         </w:rPr>
         <w:t>latte</w:t>
       </w:r>
-      <w:proofErr w:type="spellEnd"/>
       <w:r>
         <w:rPr>
           <w:lang w:val="es-419" w:eastAsia="es-CO"/>
         </w:rPr>
         <w:t xml:space="preserve">, o </w:t>
       </w:r>
-      <w:proofErr w:type="spellStart"/>
       <w:r>
         <w:rPr>
           <w:rStyle w:val="Extranjerismo"/>
           <w:lang w:val="es-419" w:eastAsia="es-CO"/>
         </w:rPr>
+        <w:t>latte art</w:t>
+      </w:r>
+      <w:r>
+        <w:rPr>
+          <w:lang w:val="es-419" w:eastAsia="es-CO"/>
+        </w:rPr>
+        <w:t xml:space="preserve">, no es un adorno superficial, sino la culminación visible de una técnica de cremado perfecta y la prueba de que la leche ha sido texturizada con precisión. Lejos de ser un simple "dibujo", cada figura refleja la correcta emulsión de la leche y la maestría en el manejo de la jarra. Aunque se debate su origen exacto, el arte </w:t>
+      </w:r>
+      <w:r>
+        <w:rPr>
+          <w:rStyle w:val="Extranjerismo"/>
+          <w:lang w:val="es-419" w:eastAsia="es-CO"/>
+        </w:rPr>
         <w:t>latte</w:t>
       </w:r>
-      <w:proofErr w:type="spellEnd"/>
-      <w:r>
-        <w:rPr>
-          <w:rStyle w:val="Extranjerismo"/>
-          <w:lang w:val="es-419" w:eastAsia="es-CO"/>
-        </w:rPr>
-        <w:t xml:space="preserve"> art</w:t>
-      </w:r>
-      <w:r>
-        <w:rPr>
-          <w:lang w:val="es-419" w:eastAsia="es-CO"/>
-        </w:rPr>
-        <w:t xml:space="preserve">, no es un adorno superficial, sino la culminación visible de una técnica de cremado perfecta y la prueba de que la leche ha sido texturizada con precisión. Lejos de ser un simple "dibujo", cada figura refleja la correcta emulsión de la leche y la maestría en el manejo de la jarra. Aunque se debate su origen exacto, el arte </w:t>
-      </w:r>
-      <w:proofErr w:type="spellStart"/>
-      <w:r>
-        <w:rPr>
-          <w:rStyle w:val="Extranjerismo"/>
-          <w:lang w:val="es-419" w:eastAsia="es-CO"/>
-        </w:rPr>
-        <w:t>latte</w:t>
-      </w:r>
-      <w:proofErr w:type="spellEnd"/>
-      <w:r>
-        <w:rPr>
-          <w:lang w:val="es-419" w:eastAsia="es-CO"/>
-        </w:rPr>
-        <w:t xml:space="preserve"> moderno nació en la cultura del café de especialidad de Estados Unidos a finales de los años ochenta. Baristas como David </w:t>
-      </w:r>
-      <w:proofErr w:type="spellStart"/>
-      <w:r>
-        <w:rPr>
-          <w:lang w:val="es-419" w:eastAsia="es-CO"/>
-        </w:rPr>
-        <w:t>Schomer</w:t>
-      </w:r>
-      <w:proofErr w:type="spellEnd"/>
-      <w:r>
-        <w:rPr>
-          <w:lang w:val="es-419" w:eastAsia="es-CO"/>
-        </w:rPr>
-        <w:t xml:space="preserve">, de </w:t>
+      <w:r>
+        <w:rPr>
+          <w:lang w:val="es-419" w:eastAsia="es-CO"/>
+        </w:rPr>
+        <w:t xml:space="preserve"> moderno nació en la cultura del café de especialidad de Estados Unidos a finales de los años ochenta. Baristas como David Schomer, de </w:t>
       </w:r>
       <w:r>
         <w:rPr>
@@ -12888,7 +12548,6 @@
         </w:rPr>
         <w:t xml:space="preserve">Explore los siguientes videos y descubra cómo realizar los diseños más representativos del arte </w:t>
       </w:r>
-      <w:proofErr w:type="spellStart"/>
       <w:r>
         <w:rPr>
           <w:rStyle w:val="Extranjerismo"/>
@@ -12896,14 +12555,12 @@
         </w:rPr>
         <w:t>latte</w:t>
       </w:r>
-      <w:proofErr w:type="spellEnd"/>
       <w:r>
         <w:rPr>
           <w:lang w:val="es-419" w:eastAsia="es-CO"/>
         </w:rPr>
         <w:t xml:space="preserve">: el corazón y la </w:t>
       </w:r>
-      <w:proofErr w:type="spellStart"/>
       <w:r>
         <w:rPr>
           <w:rStyle w:val="Extranjerismo"/>
@@ -12911,7 +12568,6 @@
         </w:rPr>
         <w:t>rosetta</w:t>
       </w:r>
-      <w:proofErr w:type="spellEnd"/>
       <w:r>
         <w:rPr>
           <w:lang w:val="es-419" w:eastAsia="es-CO"/>
@@ -12970,7 +12626,7 @@
       <w:pPr>
         <w:pStyle w:val="Ttulo1"/>
       </w:pPr>
-      <w:bookmarkStart w:id="8" w:name="_Toc236299523"/>
+      <w:bookmarkStart w:id="8" w:name="_Toc238043417"/>
       <w:r>
         <w:lastRenderedPageBreak/>
         <w:t>Conservación de atributos sensoriales</w:t>
@@ -13411,7 +13067,13 @@
               <w:pStyle w:val="TextoTablas"/>
             </w:pPr>
             <w:r>
-              <w:t>Envase hermético, oscuro, T ambiente</w:t>
+              <w:t>Envase hermético, oscuro, T</w:t>
+            </w:r>
+            <w:r>
+              <w:t>emperatura</w:t>
+            </w:r>
+            <w:r>
+              <w:t xml:space="preserve"> ambiente</w:t>
             </w:r>
           </w:p>
         </w:tc>
@@ -13531,7 +13193,7 @@
           <w:u w:val="single"/>
         </w:rPr>
       </w:pPr>
-      <w:bookmarkStart w:id="9" w:name="_Toc236299524"/>
+      <w:bookmarkStart w:id="9" w:name="_Toc238043418"/>
       <w:r>
         <w:lastRenderedPageBreak/>
         <w:t>Síntesis</w:t>
@@ -13747,7 +13409,7 @@
       <w:pPr>
         <w:pStyle w:val="Titulosgenerales"/>
       </w:pPr>
-      <w:bookmarkStart w:id="10" w:name="_Toc236299525"/>
+      <w:bookmarkStart w:id="10" w:name="_Toc238043419"/>
       <w:r>
         <w:lastRenderedPageBreak/>
         <w:t>Glosario</w:t>
@@ -13795,14 +13457,12 @@
       <w:r>
         <w:t>: especie de café (</w:t>
       </w:r>
-      <w:proofErr w:type="spellStart"/>
       <w:r>
         <w:rPr>
           <w:rStyle w:val="Extranjerismo"/>
         </w:rPr>
         <w:t>coffea</w:t>
       </w:r>
-      <w:proofErr w:type="spellEnd"/>
       <w:r>
         <w:t xml:space="preserve"> arábica) valorada por su calidad sensorial superior. es la única especie cultivada en Colombia.</w:t>
       </w:r>
@@ -14063,25 +13723,21 @@
       <w:r>
         <w:t>especie de café (</w:t>
       </w:r>
-      <w:proofErr w:type="spellStart"/>
       <w:r>
         <w:rPr>
           <w:rStyle w:val="Extranjerismo"/>
         </w:rPr>
         <w:t>coffea</w:t>
       </w:r>
-      <w:proofErr w:type="spellEnd"/>
       <w:r>
         <w:t xml:space="preserve"> </w:t>
       </w:r>
-      <w:proofErr w:type="spellStart"/>
       <w:r>
         <w:rPr>
           <w:rStyle w:val="Extranjerismo"/>
         </w:rPr>
         <w:t>canephora</w:t>
       </w:r>
-      <w:proofErr w:type="spellEnd"/>
       <w:r>
         <w:t>) con mayor cafeína, cuerpo pesado y menor calidad sensorial.</w:t>
       </w:r>
@@ -14100,28 +13756,12 @@
       <w:r>
         <w:t>enfermedad fúngica (</w:t>
       </w:r>
-      <w:proofErr w:type="spellStart"/>
       <w:r>
         <w:rPr>
           <w:rStyle w:val="Extranjerismo"/>
         </w:rPr>
-        <w:t>hemileia</w:t>
-      </w:r>
-      <w:proofErr w:type="spellEnd"/>
-      <w:r>
-        <w:rPr>
-          <w:rStyle w:val="Extranjerismo"/>
-        </w:rPr>
-        <w:t xml:space="preserve"> </w:t>
-      </w:r>
-      <w:proofErr w:type="spellStart"/>
-      <w:r>
-        <w:rPr>
-          <w:rStyle w:val="Extranjerismo"/>
-        </w:rPr>
-        <w:t>vastatrix</w:t>
-      </w:r>
-      <w:proofErr w:type="spellEnd"/>
+        <w:t>hemileia vastatrix</w:t>
+      </w:r>
       <w:r>
         <w:t>) que ataca las hojas. Cenicafé ha desarrollado variedades resistentes.</w:t>
       </w:r>
@@ -14175,7 +13815,7 @@
       <w:pPr>
         <w:pStyle w:val="Titulosgenerales"/>
       </w:pPr>
-      <w:bookmarkStart w:id="11" w:name="_Toc236299526"/>
+      <w:bookmarkStart w:id="11" w:name="_Toc238043420"/>
       <w:r>
         <w:lastRenderedPageBreak/>
         <w:t>Referencias bibliográficas</w:t>
@@ -14200,7 +13840,7 @@
     </w:p>
     <w:p>
       <w:r>
-        <w:t xml:space="preserve"> Cenicafé. (2016). Variedad Castillo®: preguntas frecuentes (Avances Técnicos No. 426). Centro Nacional de Investigaciones de Café. </w:t>
+        <w:t xml:space="preserve">Cenicafé. (2016). Variedad Castillo®: preguntas frecuentes (Avances Técnicos No. 426). Centro Nacional de Investigaciones de Café. </w:t>
       </w:r>
       <w:hyperlink r:id="rId22" w:history="1">
         <w:r>
@@ -14213,7 +13853,7 @@
     </w:p>
     <w:p>
       <w:r>
-        <w:t xml:space="preserve"> Cenicafé. (2021). Estructura del fruto del café. Centro Nacional de Investigaciones de Café. </w:t>
+        <w:t xml:space="preserve">Cenicafé. (2021). Estructura del fruto del café. Centro Nacional de Investigaciones de Café. </w:t>
       </w:r>
       <w:hyperlink r:id="rId23" w:history="1">
         <w:r>
@@ -14223,10 +13863,13 @@
           <w:t>https://biblioteca.cenicafe.org/bitstream/10778/4321/1/cenbook-0026_08.pdf</w:t>
         </w:r>
       </w:hyperlink>
-    </w:p>
-    <w:p>
-      <w:r>
-        <w:t xml:space="preserve"> Cortina, H. A. (2013). Variedad Castillo®: preguntas frecuentes. Centro Nacional de Investigaciones de Café. </w:t>
+      <w:r>
+        <w:t xml:space="preserve"> </w:t>
+      </w:r>
+    </w:p>
+    <w:p>
+      <w:r>
+        <w:t xml:space="preserve">Cortina, H. A. (2013). Variedad Castillo®: preguntas frecuentes. Centro Nacional de Investigaciones de Café. </w:t>
       </w:r>
     </w:p>
     <w:p>
@@ -14249,13 +13892,6 @@
     </w:p>
     <w:p>
       <w:r>
-        <w:t xml:space="preserve"> </w:t>
-      </w:r>
-    </w:p>
-    <w:p/>
-    <w:p>
-      <w:r>
-        <w:lastRenderedPageBreak/>
         <w:t xml:space="preserve">Federación Nacional de Cafeteros de Colombia. (2017). 90 años, vivir el café y sembrar el futuro. Federación Nacional de Cafeteros. </w:t>
       </w:r>
       <w:hyperlink r:id="rId25" w:history="1">
@@ -14269,6 +13905,7 @@
     </w:p>
     <w:p>
       <w:r>
+        <w:lastRenderedPageBreak/>
         <w:t xml:space="preserve">Ministerio de la Protección Social. (2007). Decreto 1575 de 2007, por el cual se establece el sistema para la protección y control de la calidad del agua para consumo humano. Diario Oficial No. 46.684. </w:t>
       </w:r>
       <w:hyperlink r:id="rId26" w:history="1">
@@ -14282,7 +13919,7 @@
     </w:p>
     <w:p>
       <w:r>
-        <w:t xml:space="preserve"> Puerta, G. I. (2015). La inocuidad y calidad del café requiere de agua potable para su beneficio y preparación de la bebida. Centro Nacional de Investigaciones de Café. </w:t>
+        <w:t xml:space="preserve">Puerta, G. I. (2015). La inocuidad y calidad del café requiere de agua potable para su beneficio y preparación de la bebida. Centro Nacional de Investigaciones de Café. </w:t>
       </w:r>
       <w:hyperlink r:id="rId27" w:history="1">
         <w:r>
@@ -14295,7 +13932,7 @@
     </w:p>
     <w:p>
       <w:r>
-        <w:t xml:space="preserve"> Ramos, M. M., &amp; Castaño, J. J. (2004). Almacenamiento de café tostado y molido en atmósfera de nitrógeno y gas carbónico. Cenicafé, 55(1), 5-15. </w:t>
+        <w:t xml:space="preserve">Ramos, M. M., &amp; Castaño, J. J. (2004). Almacenamiento de café tostado y molido en atmósfera de nitrógeno y gas carbónico. Cenicafé, 55(1), 5-15. </w:t>
       </w:r>
       <w:hyperlink r:id="rId28" w:history="1">
         <w:r>
@@ -14306,11 +13943,7 @@
         </w:r>
       </w:hyperlink>
     </w:p>
-    <w:p>
-      <w:r>
-        <w:t xml:space="preserve"> </w:t>
-      </w:r>
-    </w:p>
+    <w:p/>
     <w:p/>
     <w:p>
       <w:r>
@@ -14328,7 +13961,7 @@
       <w:pPr>
         <w:pStyle w:val="Titulosgenerales"/>
       </w:pPr>
-      <w:bookmarkStart w:id="12" w:name="_Toc236299527"/>
+      <w:bookmarkStart w:id="12" w:name="_Toc238043421"/>
       <w:r>
         <w:lastRenderedPageBreak/>
         <w:t>Créditos</w:t>
@@ -14769,17 +14402,8 @@
                 <w:rStyle w:val="Extranjerismo"/>
                 <w:lang w:val="es-CO"/>
               </w:rPr>
-              <w:t xml:space="preserve">full </w:t>
-            </w:r>
-            <w:proofErr w:type="spellStart"/>
-            <w:r>
-              <w:rPr>
-                <w:rStyle w:val="Extranjerismo"/>
-                <w:lang w:val="es-CO"/>
-              </w:rPr>
-              <w:t>stack</w:t>
-            </w:r>
-            <w:proofErr w:type="spellEnd"/>
+              <w:t>full stack</w:t>
+            </w:r>
           </w:p>
         </w:tc>
         <w:tc>
@@ -15495,6 +15119,92 @@
     </w:lvl>
   </w:abstractNum>
   <w:abstractNum w:abstractNumId="2" w15:restartNumberingAfterBreak="0">
+    <w:nsid w:val="0A830189"/>
+    <w:multiLevelType w:val="hybridMultilevel"/>
+    <w:tmpl w:val="25963068"/>
+    <w:lvl w:ilvl="0" w:tplc="240A000F">
+      <w:start w:val="1"/>
+      <w:numFmt w:val="decimal"/>
+      <w:lvlText w:val="%1."/>
+      <w:lvlJc w:val="left"/>
+      <w:pPr>
+        <w:ind w:left="1429" w:hanging="360"/>
+      </w:pPr>
+    </w:lvl>
+    <w:lvl w:ilvl="1" w:tplc="240A0019" w:tentative="1">
+      <w:start w:val="1"/>
+      <w:numFmt w:val="lowerLetter"/>
+      <w:lvlText w:val="%2."/>
+      <w:lvlJc w:val="left"/>
+      <w:pPr>
+        <w:ind w:left="2149" w:hanging="360"/>
+      </w:pPr>
+    </w:lvl>
+    <w:lvl w:ilvl="2" w:tplc="240A001B" w:tentative="1">
+      <w:start w:val="1"/>
+      <w:numFmt w:val="lowerRoman"/>
+      <w:lvlText w:val="%3."/>
+      <w:lvlJc w:val="right"/>
+      <w:pPr>
+        <w:ind w:left="2869" w:hanging="180"/>
+      </w:pPr>
+    </w:lvl>
+    <w:lvl w:ilvl="3" w:tplc="240A000F" w:tentative="1">
+      <w:start w:val="1"/>
+      <w:numFmt w:val="decimal"/>
+      <w:lvlText w:val="%4."/>
+      <w:lvlJc w:val="left"/>
+      <w:pPr>
+        <w:ind w:left="3589" w:hanging="360"/>
+      </w:pPr>
+    </w:lvl>
+    <w:lvl w:ilvl="4" w:tplc="240A0019" w:tentative="1">
+      <w:start w:val="1"/>
+      <w:numFmt w:val="lowerLetter"/>
+      <w:lvlText w:val="%5."/>
+      <w:lvlJc w:val="left"/>
+      <w:pPr>
+        <w:ind w:left="4309" w:hanging="360"/>
+      </w:pPr>
+    </w:lvl>
+    <w:lvl w:ilvl="5" w:tplc="240A001B" w:tentative="1">
+      <w:start w:val="1"/>
+      <w:numFmt w:val="lowerRoman"/>
+      <w:lvlText w:val="%6."/>
+      <w:lvlJc w:val="right"/>
+      <w:pPr>
+        <w:ind w:left="5029" w:hanging="180"/>
+      </w:pPr>
+    </w:lvl>
+    <w:lvl w:ilvl="6" w:tplc="240A000F" w:tentative="1">
+      <w:start w:val="1"/>
+      <w:numFmt w:val="decimal"/>
+      <w:lvlText w:val="%7."/>
+      <w:lvlJc w:val="left"/>
+      <w:pPr>
+        <w:ind w:left="5749" w:hanging="360"/>
+      </w:pPr>
+    </w:lvl>
+    <w:lvl w:ilvl="7" w:tplc="240A0019" w:tentative="1">
+      <w:start w:val="1"/>
+      <w:numFmt w:val="lowerLetter"/>
+      <w:lvlText w:val="%8."/>
+      <w:lvlJc w:val="left"/>
+      <w:pPr>
+        <w:ind w:left="6469" w:hanging="360"/>
+      </w:pPr>
+    </w:lvl>
+    <w:lvl w:ilvl="8" w:tplc="240A001B" w:tentative="1">
+      <w:start w:val="1"/>
+      <w:numFmt w:val="lowerRoman"/>
+      <w:lvlText w:val="%9."/>
+      <w:lvlJc w:val="right"/>
+      <w:pPr>
+        <w:ind w:left="7189" w:hanging="180"/>
+      </w:pPr>
+    </w:lvl>
+  </w:abstractNum>
+  <w:abstractNum w:abstractNumId="3" w15:restartNumberingAfterBreak="0">
     <w:nsid w:val="0AE63B64"/>
     <w:multiLevelType w:val="hybridMultilevel"/>
     <w:tmpl w:val="393653F4"/>
@@ -15607,7 +15317,7 @@
       </w:rPr>
     </w:lvl>
   </w:abstractNum>
-  <w:abstractNum w:abstractNumId="3" w15:restartNumberingAfterBreak="0">
+  <w:abstractNum w:abstractNumId="4" w15:restartNumberingAfterBreak="0">
     <w:nsid w:val="0C4555FF"/>
     <w:multiLevelType w:val="hybridMultilevel"/>
     <w:tmpl w:val="BFFA5272"/>
@@ -15720,7 +15430,7 @@
       </w:rPr>
     </w:lvl>
   </w:abstractNum>
-  <w:abstractNum w:abstractNumId="4" w15:restartNumberingAfterBreak="0">
+  <w:abstractNum w:abstractNumId="5" w15:restartNumberingAfterBreak="0">
     <w:nsid w:val="0D036A9C"/>
     <w:multiLevelType w:val="hybridMultilevel"/>
     <w:tmpl w:val="5120A06E"/>
@@ -15806,7 +15516,7 @@
       </w:pPr>
     </w:lvl>
   </w:abstractNum>
-  <w:abstractNum w:abstractNumId="5" w15:restartNumberingAfterBreak="0">
+  <w:abstractNum w:abstractNumId="6" w15:restartNumberingAfterBreak="0">
     <w:nsid w:val="0FFF667D"/>
     <w:multiLevelType w:val="hybridMultilevel"/>
     <w:tmpl w:val="104EEAF0"/>
@@ -15919,7 +15629,7 @@
       </w:rPr>
     </w:lvl>
   </w:abstractNum>
-  <w:abstractNum w:abstractNumId="6" w15:restartNumberingAfterBreak="0">
+  <w:abstractNum w:abstractNumId="7" w15:restartNumberingAfterBreak="0">
     <w:nsid w:val="13AF4A8A"/>
     <w:multiLevelType w:val="hybridMultilevel"/>
     <w:tmpl w:val="ABB4C8B2"/>
@@ -16032,7 +15742,7 @@
       </w:rPr>
     </w:lvl>
   </w:abstractNum>
-  <w:abstractNum w:abstractNumId="7" w15:restartNumberingAfterBreak="0">
+  <w:abstractNum w:abstractNumId="8" w15:restartNumberingAfterBreak="0">
     <w:nsid w:val="16377BC1"/>
     <w:multiLevelType w:val="hybridMultilevel"/>
     <w:tmpl w:val="0108DDD6"/>
@@ -16145,7 +15855,7 @@
       </w:rPr>
     </w:lvl>
   </w:abstractNum>
-  <w:abstractNum w:abstractNumId="8" w15:restartNumberingAfterBreak="0">
+  <w:abstractNum w:abstractNumId="9" w15:restartNumberingAfterBreak="0">
     <w:nsid w:val="1B566F27"/>
     <w:multiLevelType w:val="hybridMultilevel"/>
     <w:tmpl w:val="0D8E7C2E"/>
@@ -16258,7 +15968,7 @@
       </w:rPr>
     </w:lvl>
   </w:abstractNum>
-  <w:abstractNum w:abstractNumId="9" w15:restartNumberingAfterBreak="0">
+  <w:abstractNum w:abstractNumId="10" w15:restartNumberingAfterBreak="0">
     <w:nsid w:val="1D4E01E7"/>
     <w:multiLevelType w:val="hybridMultilevel"/>
     <w:tmpl w:val="5BA4080A"/>
@@ -16371,7 +16081,7 @@
       </w:rPr>
     </w:lvl>
   </w:abstractNum>
-  <w:abstractNum w:abstractNumId="10" w15:restartNumberingAfterBreak="0">
+  <w:abstractNum w:abstractNumId="11" w15:restartNumberingAfterBreak="0">
     <w:nsid w:val="1F4E342E"/>
     <w:multiLevelType w:val="hybridMultilevel"/>
     <w:tmpl w:val="2D08EE16"/>
@@ -16457,7 +16167,7 @@
       </w:pPr>
     </w:lvl>
   </w:abstractNum>
-  <w:abstractNum w:abstractNumId="11" w15:restartNumberingAfterBreak="0">
+  <w:abstractNum w:abstractNumId="12" w15:restartNumberingAfterBreak="0">
     <w:nsid w:val="1FFA5FB1"/>
     <w:multiLevelType w:val="hybridMultilevel"/>
     <w:tmpl w:val="A99C6928"/>
@@ -16570,7 +16280,7 @@
       </w:rPr>
     </w:lvl>
   </w:abstractNum>
-  <w:abstractNum w:abstractNumId="12" w15:restartNumberingAfterBreak="0">
+  <w:abstractNum w:abstractNumId="13" w15:restartNumberingAfterBreak="0">
     <w:nsid w:val="222A68D6"/>
     <w:multiLevelType w:val="hybridMultilevel"/>
     <w:tmpl w:val="310AC06A"/>
@@ -16683,7 +16393,7 @@
       </w:rPr>
     </w:lvl>
   </w:abstractNum>
-  <w:abstractNum w:abstractNumId="13" w15:restartNumberingAfterBreak="0">
+  <w:abstractNum w:abstractNumId="14" w15:restartNumberingAfterBreak="0">
     <w:nsid w:val="228A4865"/>
     <w:multiLevelType w:val="hybridMultilevel"/>
     <w:tmpl w:val="3A12544C"/>
@@ -16796,7 +16506,7 @@
       </w:rPr>
     </w:lvl>
   </w:abstractNum>
-  <w:abstractNum w:abstractNumId="14" w15:restartNumberingAfterBreak="0">
+  <w:abstractNum w:abstractNumId="15" w15:restartNumberingAfterBreak="0">
     <w:nsid w:val="26CD5247"/>
     <w:multiLevelType w:val="hybridMultilevel"/>
     <w:tmpl w:val="58DE8EAE"/>
@@ -16909,7 +16619,7 @@
       </w:rPr>
     </w:lvl>
   </w:abstractNum>
-  <w:abstractNum w:abstractNumId="15" w15:restartNumberingAfterBreak="0">
+  <w:abstractNum w:abstractNumId="16" w15:restartNumberingAfterBreak="0">
     <w:nsid w:val="27412B07"/>
     <w:multiLevelType w:val="hybridMultilevel"/>
     <w:tmpl w:val="A84A9D20"/>
@@ -17000,7 +16710,7 @@
       </w:pPr>
     </w:lvl>
   </w:abstractNum>
-  <w:abstractNum w:abstractNumId="16" w15:restartNumberingAfterBreak="0">
+  <w:abstractNum w:abstractNumId="17" w15:restartNumberingAfterBreak="0">
     <w:nsid w:val="27CC7ADB"/>
     <w:multiLevelType w:val="hybridMultilevel"/>
     <w:tmpl w:val="FA70311C"/>
@@ -17113,7 +16823,7 @@
       </w:rPr>
     </w:lvl>
   </w:abstractNum>
-  <w:abstractNum w:abstractNumId="17" w15:restartNumberingAfterBreak="0">
+  <w:abstractNum w:abstractNumId="18" w15:restartNumberingAfterBreak="0">
     <w:nsid w:val="2B145F49"/>
     <w:multiLevelType w:val="hybridMultilevel"/>
     <w:tmpl w:val="63D6764E"/>
@@ -17199,7 +16909,7 @@
       </w:pPr>
     </w:lvl>
   </w:abstractNum>
-  <w:abstractNum w:abstractNumId="18" w15:restartNumberingAfterBreak="0">
+  <w:abstractNum w:abstractNumId="19" w15:restartNumberingAfterBreak="0">
     <w:nsid w:val="2BAC0F61"/>
     <w:multiLevelType w:val="hybridMultilevel"/>
     <w:tmpl w:val="4A44A574"/>
@@ -17285,7 +16995,7 @@
       </w:pPr>
     </w:lvl>
   </w:abstractNum>
-  <w:abstractNum w:abstractNumId="19" w15:restartNumberingAfterBreak="0">
+  <w:abstractNum w:abstractNumId="20" w15:restartNumberingAfterBreak="0">
     <w:nsid w:val="2EAD6873"/>
     <w:multiLevelType w:val="hybridMultilevel"/>
     <w:tmpl w:val="B70A6BD4"/>
@@ -17398,7 +17108,7 @@
       </w:rPr>
     </w:lvl>
   </w:abstractNum>
-  <w:abstractNum w:abstractNumId="20" w15:restartNumberingAfterBreak="0">
+  <w:abstractNum w:abstractNumId="21" w15:restartNumberingAfterBreak="0">
     <w:nsid w:val="311935F3"/>
     <w:multiLevelType w:val="hybridMultilevel"/>
     <w:tmpl w:val="B2DC28D2"/>
@@ -17484,7 +17194,7 @@
       </w:pPr>
     </w:lvl>
   </w:abstractNum>
-  <w:abstractNum w:abstractNumId="21" w15:restartNumberingAfterBreak="0">
+  <w:abstractNum w:abstractNumId="22" w15:restartNumberingAfterBreak="0">
     <w:nsid w:val="368E176E"/>
     <w:multiLevelType w:val="hybridMultilevel"/>
     <w:tmpl w:val="BDF054FE"/>
@@ -17578,7 +17288,7 @@
       </w:pPr>
     </w:lvl>
   </w:abstractNum>
-  <w:abstractNum w:abstractNumId="22" w15:restartNumberingAfterBreak="0">
+  <w:abstractNum w:abstractNumId="23" w15:restartNumberingAfterBreak="0">
     <w:nsid w:val="3C4863A6"/>
     <w:multiLevelType w:val="hybridMultilevel"/>
     <w:tmpl w:val="512ECC7C"/>
@@ -17691,7 +17401,7 @@
       </w:rPr>
     </w:lvl>
   </w:abstractNum>
-  <w:abstractNum w:abstractNumId="23" w15:restartNumberingAfterBreak="0">
+  <w:abstractNum w:abstractNumId="24" w15:restartNumberingAfterBreak="0">
     <w:nsid w:val="3C9C78AC"/>
     <w:multiLevelType w:val="hybridMultilevel"/>
     <w:tmpl w:val="7B1A0C2C"/>
@@ -17804,7 +17514,7 @@
       </w:rPr>
     </w:lvl>
   </w:abstractNum>
-  <w:abstractNum w:abstractNumId="24" w15:restartNumberingAfterBreak="0">
+  <w:abstractNum w:abstractNumId="25" w15:restartNumberingAfterBreak="0">
     <w:nsid w:val="3DD95BD1"/>
     <w:multiLevelType w:val="hybridMultilevel"/>
     <w:tmpl w:val="71869946"/>
@@ -17917,7 +17627,7 @@
       </w:rPr>
     </w:lvl>
   </w:abstractNum>
-  <w:abstractNum w:abstractNumId="25" w15:restartNumberingAfterBreak="0">
+  <w:abstractNum w:abstractNumId="26" w15:restartNumberingAfterBreak="0">
     <w:nsid w:val="3DDF6562"/>
     <w:multiLevelType w:val="multilevel"/>
     <w:tmpl w:val="6C7AF928"/>
@@ -18038,7 +17748,7 @@
       </w:rPr>
     </w:lvl>
   </w:abstractNum>
-  <w:abstractNum w:abstractNumId="26" w15:restartNumberingAfterBreak="0">
+  <w:abstractNum w:abstractNumId="27" w15:restartNumberingAfterBreak="0">
     <w:nsid w:val="3E0A49AB"/>
     <w:multiLevelType w:val="hybridMultilevel"/>
     <w:tmpl w:val="BD1EE28A"/>
@@ -18151,7 +17861,7 @@
       </w:rPr>
     </w:lvl>
   </w:abstractNum>
-  <w:abstractNum w:abstractNumId="27" w15:restartNumberingAfterBreak="0">
+  <w:abstractNum w:abstractNumId="28" w15:restartNumberingAfterBreak="0">
     <w:nsid w:val="43FB3B0D"/>
     <w:multiLevelType w:val="hybridMultilevel"/>
     <w:tmpl w:val="8AE60AEC"/>
@@ -18264,7 +17974,7 @@
       </w:rPr>
     </w:lvl>
   </w:abstractNum>
-  <w:abstractNum w:abstractNumId="28" w15:restartNumberingAfterBreak="0">
+  <w:abstractNum w:abstractNumId="29" w15:restartNumberingAfterBreak="0">
     <w:nsid w:val="4C1E5E95"/>
     <w:multiLevelType w:val="hybridMultilevel"/>
     <w:tmpl w:val="ADB0B02A"/>
@@ -18377,7 +18087,7 @@
       </w:rPr>
     </w:lvl>
   </w:abstractNum>
-  <w:abstractNum w:abstractNumId="29" w15:restartNumberingAfterBreak="0">
+  <w:abstractNum w:abstractNumId="30" w15:restartNumberingAfterBreak="0">
     <w:nsid w:val="4EBE1EF6"/>
     <w:multiLevelType w:val="hybridMultilevel"/>
     <w:tmpl w:val="AF3C2E24"/>
@@ -18468,7 +18178,7 @@
       </w:pPr>
     </w:lvl>
   </w:abstractNum>
-  <w:abstractNum w:abstractNumId="30" w15:restartNumberingAfterBreak="0">
+  <w:abstractNum w:abstractNumId="31" w15:restartNumberingAfterBreak="0">
     <w:nsid w:val="55A276D0"/>
     <w:multiLevelType w:val="hybridMultilevel"/>
     <w:tmpl w:val="696E1AA6"/>
@@ -18581,7 +18291,7 @@
       </w:rPr>
     </w:lvl>
   </w:abstractNum>
-  <w:abstractNum w:abstractNumId="31" w15:restartNumberingAfterBreak="0">
+  <w:abstractNum w:abstractNumId="32" w15:restartNumberingAfterBreak="0">
     <w:nsid w:val="5BAB6FE1"/>
     <w:multiLevelType w:val="hybridMultilevel"/>
     <w:tmpl w:val="A95CCBBA"/>
@@ -18694,7 +18404,7 @@
       </w:rPr>
     </w:lvl>
   </w:abstractNum>
-  <w:abstractNum w:abstractNumId="32" w15:restartNumberingAfterBreak="0">
+  <w:abstractNum w:abstractNumId="33" w15:restartNumberingAfterBreak="0">
     <w:nsid w:val="5D5B2906"/>
     <w:multiLevelType w:val="hybridMultilevel"/>
     <w:tmpl w:val="23BC4438"/>
@@ -18807,7 +18517,7 @@
       </w:rPr>
     </w:lvl>
   </w:abstractNum>
-  <w:abstractNum w:abstractNumId="33" w15:restartNumberingAfterBreak="0">
+  <w:abstractNum w:abstractNumId="34" w15:restartNumberingAfterBreak="0">
     <w:nsid w:val="5EC4517A"/>
     <w:multiLevelType w:val="hybridMultilevel"/>
     <w:tmpl w:val="11FC33F4"/>
@@ -18920,7 +18630,7 @@
       </w:rPr>
     </w:lvl>
   </w:abstractNum>
-  <w:abstractNum w:abstractNumId="34" w15:restartNumberingAfterBreak="0">
+  <w:abstractNum w:abstractNumId="35" w15:restartNumberingAfterBreak="0">
     <w:nsid w:val="60ED311E"/>
     <w:multiLevelType w:val="hybridMultilevel"/>
     <w:tmpl w:val="F2B23B74"/>
@@ -19033,7 +18743,7 @@
       </w:rPr>
     </w:lvl>
   </w:abstractNum>
-  <w:abstractNum w:abstractNumId="35" w15:restartNumberingAfterBreak="0">
+  <w:abstractNum w:abstractNumId="36" w15:restartNumberingAfterBreak="0">
     <w:nsid w:val="653570F5"/>
     <w:multiLevelType w:val="hybridMultilevel"/>
     <w:tmpl w:val="9214A5A2"/>
@@ -19146,7 +18856,7 @@
       </w:rPr>
     </w:lvl>
   </w:abstractNum>
-  <w:abstractNum w:abstractNumId="36" w15:restartNumberingAfterBreak="0">
+  <w:abstractNum w:abstractNumId="37" w15:restartNumberingAfterBreak="0">
     <w:nsid w:val="6D5D652B"/>
     <w:multiLevelType w:val="hybridMultilevel"/>
     <w:tmpl w:val="E42E6A32"/>
@@ -19259,7 +18969,7 @@
       </w:rPr>
     </w:lvl>
   </w:abstractNum>
-  <w:abstractNum w:abstractNumId="37" w15:restartNumberingAfterBreak="0">
+  <w:abstractNum w:abstractNumId="38" w15:restartNumberingAfterBreak="0">
     <w:nsid w:val="70D57839"/>
     <w:multiLevelType w:val="hybridMultilevel"/>
     <w:tmpl w:val="D6D68218"/>
@@ -19372,7 +19082,7 @@
       </w:rPr>
     </w:lvl>
   </w:abstractNum>
-  <w:abstractNum w:abstractNumId="38" w15:restartNumberingAfterBreak="0">
+  <w:abstractNum w:abstractNumId="39" w15:restartNumberingAfterBreak="0">
     <w:nsid w:val="71867587"/>
     <w:multiLevelType w:val="hybridMultilevel"/>
     <w:tmpl w:val="FF8E7210"/>
@@ -19485,7 +19195,7 @@
       </w:rPr>
     </w:lvl>
   </w:abstractNum>
-  <w:abstractNum w:abstractNumId="39" w15:restartNumberingAfterBreak="0">
+  <w:abstractNum w:abstractNumId="40" w15:restartNumberingAfterBreak="0">
     <w:nsid w:val="719F385A"/>
     <w:multiLevelType w:val="hybridMultilevel"/>
     <w:tmpl w:val="31B68F4A"/>
@@ -19598,7 +19308,7 @@
       </w:rPr>
     </w:lvl>
   </w:abstractNum>
-  <w:abstractNum w:abstractNumId="40" w15:restartNumberingAfterBreak="0">
+  <w:abstractNum w:abstractNumId="41" w15:restartNumberingAfterBreak="0">
     <w:nsid w:val="72B145F4"/>
     <w:multiLevelType w:val="hybridMultilevel"/>
     <w:tmpl w:val="D1D0C120"/>
@@ -19711,7 +19421,7 @@
       </w:rPr>
     </w:lvl>
   </w:abstractNum>
-  <w:abstractNum w:abstractNumId="41" w15:restartNumberingAfterBreak="0">
+  <w:abstractNum w:abstractNumId="42" w15:restartNumberingAfterBreak="0">
     <w:nsid w:val="740370FD"/>
     <w:multiLevelType w:val="hybridMultilevel"/>
     <w:tmpl w:val="E6BEA7E6"/>
@@ -19824,7 +19534,7 @@
       </w:rPr>
     </w:lvl>
   </w:abstractNum>
-  <w:abstractNum w:abstractNumId="42" w15:restartNumberingAfterBreak="0">
+  <w:abstractNum w:abstractNumId="43" w15:restartNumberingAfterBreak="0">
     <w:nsid w:val="759C3368"/>
     <w:multiLevelType w:val="hybridMultilevel"/>
     <w:tmpl w:val="442EE504"/>
@@ -19937,7 +19647,7 @@
       </w:rPr>
     </w:lvl>
   </w:abstractNum>
-  <w:abstractNum w:abstractNumId="43" w15:restartNumberingAfterBreak="0">
+  <w:abstractNum w:abstractNumId="44" w15:restartNumberingAfterBreak="0">
     <w:nsid w:val="764E61C7"/>
     <w:multiLevelType w:val="hybridMultilevel"/>
     <w:tmpl w:val="92D8D7D4"/>
@@ -20050,7 +19760,7 @@
       </w:rPr>
     </w:lvl>
   </w:abstractNum>
-  <w:abstractNum w:abstractNumId="44" w15:restartNumberingAfterBreak="0">
+  <w:abstractNum w:abstractNumId="45" w15:restartNumberingAfterBreak="0">
     <w:nsid w:val="784A7AF6"/>
     <w:multiLevelType w:val="hybridMultilevel"/>
     <w:tmpl w:val="E2A8D4FC"/>
@@ -20163,7 +19873,7 @@
       </w:rPr>
     </w:lvl>
   </w:abstractNum>
-  <w:abstractNum w:abstractNumId="45" w15:restartNumberingAfterBreak="0">
+  <w:abstractNum w:abstractNumId="46" w15:restartNumberingAfterBreak="0">
     <w:nsid w:val="7B210586"/>
     <w:multiLevelType w:val="hybridMultilevel"/>
     <w:tmpl w:val="1B8291DC"/>
@@ -20253,139 +19963,142 @@
     <w:abstractNumId w:val="0"/>
   </w:num>
   <w:num w:numId="2">
+    <w:abstractNumId w:val="16"/>
+  </w:num>
+  <w:num w:numId="3">
+    <w:abstractNumId w:val="30"/>
+  </w:num>
+  <w:num w:numId="4">
+    <w:abstractNumId w:val="22"/>
+  </w:num>
+  <w:num w:numId="5">
+    <w:abstractNumId w:val="26"/>
+  </w:num>
+  <w:num w:numId="6">
+    <w:abstractNumId w:val="35"/>
+  </w:num>
+  <w:num w:numId="7">
+    <w:abstractNumId w:val="29"/>
+  </w:num>
+  <w:num w:numId="8">
+    <w:abstractNumId w:val="31"/>
+  </w:num>
+  <w:num w:numId="9">
+    <w:abstractNumId w:val="42"/>
+  </w:num>
+  <w:num w:numId="10">
+    <w:abstractNumId w:val="40"/>
+  </w:num>
+  <w:num w:numId="11">
+    <w:abstractNumId w:val="24"/>
+  </w:num>
+  <w:num w:numId="12">
+    <w:abstractNumId w:val="25"/>
+  </w:num>
+  <w:num w:numId="13">
     <w:abstractNumId w:val="15"/>
   </w:num>
-  <w:num w:numId="3">
-    <w:abstractNumId w:val="29"/>
+  <w:num w:numId="14">
+    <w:abstractNumId w:val="39"/>
   </w:num>
-  <w:num w:numId="4">
+  <w:num w:numId="15">
+    <w:abstractNumId w:val="17"/>
+  </w:num>
+  <w:num w:numId="16">
+    <w:abstractNumId w:val="36"/>
+  </w:num>
+  <w:num w:numId="17">
+    <w:abstractNumId w:val="20"/>
+  </w:num>
+  <w:num w:numId="18">
+    <w:abstractNumId w:val="45"/>
+  </w:num>
+  <w:num w:numId="19">
+    <w:abstractNumId w:val="33"/>
+  </w:num>
+  <w:num w:numId="20">
+    <w:abstractNumId w:val="14"/>
+  </w:num>
+  <w:num w:numId="21">
+    <w:abstractNumId w:val="23"/>
+  </w:num>
+  <w:num w:numId="22">
+    <w:abstractNumId w:val="19"/>
+  </w:num>
+  <w:num w:numId="23">
+    <w:abstractNumId w:val="46"/>
+  </w:num>
+  <w:num w:numId="24">
+    <w:abstractNumId w:val="7"/>
+  </w:num>
+  <w:num w:numId="25">
+    <w:abstractNumId w:val="5"/>
+  </w:num>
+  <w:num w:numId="26">
+    <w:abstractNumId w:val="44"/>
+  </w:num>
+  <w:num w:numId="27">
+    <w:abstractNumId w:val="37"/>
+  </w:num>
+  <w:num w:numId="28">
     <w:abstractNumId w:val="21"/>
   </w:num>
-  <w:num w:numId="5">
-    <w:abstractNumId w:val="25"/>
+  <w:num w:numId="29">
+    <w:abstractNumId w:val="4"/>
   </w:num>
-  <w:num w:numId="6">
+  <w:num w:numId="30">
+    <w:abstractNumId w:val="18"/>
+  </w:num>
+  <w:num w:numId="31">
+    <w:abstractNumId w:val="10"/>
+  </w:num>
+  <w:num w:numId="32">
+    <w:abstractNumId w:val="11"/>
+  </w:num>
+  <w:num w:numId="33">
+    <w:abstractNumId w:val="13"/>
+  </w:num>
+  <w:num w:numId="34">
+    <w:abstractNumId w:val="9"/>
+  </w:num>
+  <w:num w:numId="35">
+    <w:abstractNumId w:val="43"/>
+  </w:num>
+  <w:num w:numId="36">
+    <w:abstractNumId w:val="12"/>
+  </w:num>
+  <w:num w:numId="37">
     <w:abstractNumId w:val="34"/>
   </w:num>
-  <w:num w:numId="7">
-    <w:abstractNumId w:val="28"/>
+  <w:num w:numId="38">
+    <w:abstractNumId w:val="3"/>
   </w:num>
-  <w:num w:numId="8">
-    <w:abstractNumId w:val="30"/>
+  <w:num w:numId="39">
+    <w:abstractNumId w:val="8"/>
   </w:num>
-  <w:num w:numId="9">
+  <w:num w:numId="40">
+    <w:abstractNumId w:val="27"/>
+  </w:num>
+  <w:num w:numId="41">
+    <w:abstractNumId w:val="32"/>
+  </w:num>
+  <w:num w:numId="42">
+    <w:abstractNumId w:val="6"/>
+  </w:num>
+  <w:num w:numId="43">
     <w:abstractNumId w:val="41"/>
   </w:num>
-  <w:num w:numId="10">
-    <w:abstractNumId w:val="39"/>
-  </w:num>
-  <w:num w:numId="11">
-    <w:abstractNumId w:val="23"/>
-  </w:num>
-  <w:num w:numId="12">
-    <w:abstractNumId w:val="24"/>
-  </w:num>
-  <w:num w:numId="13">
-    <w:abstractNumId w:val="14"/>
-  </w:num>
-  <w:num w:numId="14">
-    <w:abstractNumId w:val="38"/>
-  </w:num>
-  <w:num w:numId="15">
-    <w:abstractNumId w:val="16"/>
-  </w:num>
-  <w:num w:numId="16">
-    <w:abstractNumId w:val="35"/>
-  </w:num>
-  <w:num w:numId="17">
-    <w:abstractNumId w:val="19"/>
-  </w:num>
-  <w:num w:numId="18">
-    <w:abstractNumId w:val="44"/>
-  </w:num>
-  <w:num w:numId="19">
-    <w:abstractNumId w:val="32"/>
-  </w:num>
-  <w:num w:numId="20">
-    <w:abstractNumId w:val="13"/>
-  </w:num>
-  <w:num w:numId="21">
-    <w:abstractNumId w:val="22"/>
-  </w:num>
-  <w:num w:numId="22">
-    <w:abstractNumId w:val="18"/>
-  </w:num>
-  <w:num w:numId="23">
-    <w:abstractNumId w:val="45"/>
-  </w:num>
-  <w:num w:numId="24">
-    <w:abstractNumId w:val="6"/>
-  </w:num>
-  <w:num w:numId="25">
-    <w:abstractNumId w:val="4"/>
-  </w:num>
-  <w:num w:numId="26">
-    <w:abstractNumId w:val="43"/>
-  </w:num>
-  <w:num w:numId="27">
-    <w:abstractNumId w:val="36"/>
-  </w:num>
-  <w:num w:numId="28">
-    <w:abstractNumId w:val="20"/>
-  </w:num>
-  <w:num w:numId="29">
-    <w:abstractNumId w:val="3"/>
-  </w:num>
-  <w:num w:numId="30">
-    <w:abstractNumId w:val="17"/>
-  </w:num>
-  <w:num w:numId="31">
-    <w:abstractNumId w:val="9"/>
-  </w:num>
-  <w:num w:numId="32">
-    <w:abstractNumId w:val="10"/>
-  </w:num>
-  <w:num w:numId="33">
-    <w:abstractNumId w:val="12"/>
-  </w:num>
-  <w:num w:numId="34">
-    <w:abstractNumId w:val="8"/>
-  </w:num>
-  <w:num w:numId="35">
-    <w:abstractNumId w:val="42"/>
-  </w:num>
-  <w:num w:numId="36">
-    <w:abstractNumId w:val="11"/>
-  </w:num>
-  <w:num w:numId="37">
-    <w:abstractNumId w:val="33"/>
-  </w:num>
-  <w:num w:numId="38">
-    <w:abstractNumId w:val="2"/>
-  </w:num>
-  <w:num w:numId="39">
-    <w:abstractNumId w:val="7"/>
-  </w:num>
-  <w:num w:numId="40">
-    <w:abstractNumId w:val="26"/>
-  </w:num>
-  <w:num w:numId="41">
-    <w:abstractNumId w:val="31"/>
-  </w:num>
-  <w:num w:numId="42">
-    <w:abstractNumId w:val="5"/>
-  </w:num>
-  <w:num w:numId="43">
-    <w:abstractNumId w:val="40"/>
-  </w:num>
   <w:num w:numId="44">
-    <w:abstractNumId w:val="27"/>
+    <w:abstractNumId w:val="28"/>
   </w:num>
   <w:num w:numId="45">
     <w:abstractNumId w:val="1"/>
   </w:num>
   <w:num w:numId="46">
-    <w:abstractNumId w:val="37"/>
+    <w:abstractNumId w:val="38"/>
+  </w:num>
+  <w:num w:numId="47">
+    <w:abstractNumId w:val="2"/>
   </w:num>
   <w:numIdMacAtCleanup w:val="40"/>
 </w:numbering>
@@ -22177,14 +21890,7 @@
 </file>
 
 <file path=customXml/item2.xml><?xml version="1.0" encoding="utf-8"?>
-<p:properties xmlns:p="http://schemas.microsoft.com/office/2006/metadata/properties" xmlns:xsi="http://www.w3.org/2001/XMLSchema-instance" xmlns:pc="http://schemas.microsoft.com/office/infopath/2007/PartnerControls">
-  <documentManagement>
-    <TaxCatchAll xmlns="67a0edcd-0de5-43ed-8c27-e32f38a00c91" xsi:nil="true"/>
-    <lcf76f155ced4ddcb4097134ff3c332f xmlns="42760c81-fd8e-4d59-8953-7cdb9f38b14f">
-      <Terms xmlns="http://schemas.microsoft.com/office/infopath/2007/PartnerControls"/>
-    </lcf76f155ced4ddcb4097134ff3c332f>
-  </documentManagement>
-</p:properties>
+<b:Sources xmlns:b="http://schemas.openxmlformats.org/officeDocument/2006/bibliography" xmlns="http://schemas.openxmlformats.org/officeDocument/2006/bibliography" SelectedStyle="\APASixthEditionOfficeOnline.xsl" StyleName="APA" Version="6"/>
 </file>
 
 <file path=customXml/item3.xml><?xml version="1.0" encoding="utf-8"?>
@@ -22389,7 +22095,14 @@
 </file>
 
 <file path=customXml/item4.xml><?xml version="1.0" encoding="utf-8"?>
-<b:Sources xmlns:b="http://schemas.openxmlformats.org/officeDocument/2006/bibliography" xmlns="http://schemas.openxmlformats.org/officeDocument/2006/bibliography" SelectedStyle="\APASixthEditionOfficeOnline.xsl" StyleName="APA" Version="6"/>
+<p:properties xmlns:p="http://schemas.microsoft.com/office/2006/metadata/properties" xmlns:xsi="http://www.w3.org/2001/XMLSchema-instance" xmlns:pc="http://schemas.microsoft.com/office/infopath/2007/PartnerControls">
+  <documentManagement>
+    <TaxCatchAll xmlns="67a0edcd-0de5-43ed-8c27-e32f38a00c91" xsi:nil="true"/>
+    <lcf76f155ced4ddcb4097134ff3c332f xmlns="42760c81-fd8e-4d59-8953-7cdb9f38b14f">
+      <Terms xmlns="http://schemas.microsoft.com/office/infopath/2007/PartnerControls"/>
+    </lcf76f155ced4ddcb4097134ff3c332f>
+  </documentManagement>
+</p:properties>
 </file>
 
 <file path=customXml/itemProps1.xml><?xml version="1.0" encoding="utf-8"?>
@@ -22401,12 +22114,9 @@
 </file>
 
 <file path=customXml/itemProps2.xml><?xml version="1.0" encoding="utf-8"?>
-<ds:datastoreItem xmlns:ds="http://schemas.openxmlformats.org/officeDocument/2006/customXml" ds:itemID="{1279454D-02BE-4A9C-A117-DCD1573E2608}">
+<ds:datastoreItem xmlns:ds="http://schemas.openxmlformats.org/officeDocument/2006/customXml" ds:itemID="{EAE431FD-7059-4C09-804B-C9D69EB7B213}">
   <ds:schemaRefs>
-    <ds:schemaRef ds:uri="http://schemas.microsoft.com/office/2006/metadata/properties"/>
-    <ds:schemaRef ds:uri="http://schemas.microsoft.com/office/infopath/2007/PartnerControls"/>
-    <ds:schemaRef ds:uri="67a0edcd-0de5-43ed-8c27-e32f38a00c91"/>
-    <ds:schemaRef ds:uri="42760c81-fd8e-4d59-8953-7cdb9f38b14f"/>
+    <ds:schemaRef ds:uri="http://schemas.openxmlformats.org/officeDocument/2006/bibliography"/>
   </ds:schemaRefs>
 </ds:datastoreItem>
 </file>
@@ -22431,9 +22141,12 @@
 </file>
 
 <file path=customXml/itemProps4.xml><?xml version="1.0" encoding="utf-8"?>
-<ds:datastoreItem xmlns:ds="http://schemas.openxmlformats.org/officeDocument/2006/customXml" ds:itemID="{EAE431FD-7059-4C09-804B-C9D69EB7B213}">
+<ds:datastoreItem xmlns:ds="http://schemas.openxmlformats.org/officeDocument/2006/customXml" ds:itemID="{1279454D-02BE-4A9C-A117-DCD1573E2608}">
   <ds:schemaRefs>
-    <ds:schemaRef ds:uri="http://schemas.openxmlformats.org/officeDocument/2006/bibliography"/>
+    <ds:schemaRef ds:uri="http://schemas.microsoft.com/office/2006/metadata/properties"/>
+    <ds:schemaRef ds:uri="http://schemas.microsoft.com/office/infopath/2007/PartnerControls"/>
+    <ds:schemaRef ds:uri="67a0edcd-0de5-43ed-8c27-e32f38a00c91"/>
+    <ds:schemaRef ds:uri="42760c81-fd8e-4d59-8953-7cdb9f38b14f"/>
   </ds:schemaRefs>
 </ds:datastoreItem>
 </file>
--- a/fuentes/63560006_CFA01_DU.docx
+++ b/fuentes/63560006_CFA01_DU.docx
@@ -586,7 +586,7 @@
           <w:r>
             <w:fldChar w:fldCharType="separate"/>
           </w:r>
-          <w:hyperlink w:anchor="_Toc238043410" w:history="1">
+          <w:hyperlink w:anchor="_Toc238140510" w:history="1">
             <w:r>
               <w:rPr>
                 <w:rStyle w:val="Hipervnculo"/>
@@ -613,7 +613,7 @@
                 <w:noProof/>
                 <w:webHidden/>
               </w:rPr>
-              <w:instrText xml:space="preserve"> PAGEREF _Toc238043410 \h </w:instrText>
+              <w:instrText xml:space="preserve"> PAGEREF _Toc238140510 \h </w:instrText>
             </w:r>
             <w:r>
               <w:rPr>
@@ -659,7 +659,7 @@
               <w14:ligatures w14:val="none"/>
             </w:rPr>
           </w:pPr>
-          <w:hyperlink w:anchor="_Toc238043411" w:history="1">
+          <w:hyperlink w:anchor="_Toc238140511" w:history="1">
             <w:r>
               <w:rPr>
                 <w:rStyle w:val="Hipervnculo"/>
@@ -686,7 +686,7 @@
                 <w:noProof/>
                 <w:webHidden/>
               </w:rPr>
-              <w:instrText xml:space="preserve"> PAGEREF _Toc238043411 \h </w:instrText>
+              <w:instrText xml:space="preserve"> PAGEREF _Toc238140511 \h </w:instrText>
             </w:r>
             <w:r>
               <w:rPr>
@@ -706,7 +706,7 @@
                 <w:noProof/>
                 <w:webHidden/>
               </w:rPr>
-              <w:t>5</w:t>
+              <w:t>6</w:t>
             </w:r>
             <w:r>
               <w:rPr>
@@ -732,7 +732,7 @@
               <w14:ligatures w14:val="none"/>
             </w:rPr>
           </w:pPr>
-          <w:hyperlink w:anchor="_Toc238043412" w:history="1">
+          <w:hyperlink w:anchor="_Toc238140512" w:history="1">
             <w:r>
               <w:rPr>
                 <w:rStyle w:val="Hipervnculo"/>
@@ -759,7 +759,7 @@
                 <w:noProof/>
                 <w:webHidden/>
               </w:rPr>
-              <w:instrText xml:space="preserve"> PAGEREF _Toc238043412 \h </w:instrText>
+              <w:instrText xml:space="preserve"> PAGEREF _Toc238140512 \h </w:instrText>
             </w:r>
             <w:r>
               <w:rPr>
@@ -779,7 +779,7 @@
                 <w:noProof/>
                 <w:webHidden/>
               </w:rPr>
-              <w:t>15</w:t>
+              <w:t>16</w:t>
             </w:r>
             <w:r>
               <w:rPr>
@@ -805,7 +805,7 @@
               <w14:ligatures w14:val="none"/>
             </w:rPr>
           </w:pPr>
-          <w:hyperlink w:anchor="_Toc238043413" w:history="1">
+          <w:hyperlink w:anchor="_Toc238140513" w:history="1">
             <w:r>
               <w:rPr>
                 <w:rStyle w:val="Hipervnculo"/>
@@ -832,7 +832,7 @@
                 <w:noProof/>
                 <w:webHidden/>
               </w:rPr>
-              <w:instrText xml:space="preserve"> PAGEREF _Toc238043413 \h </w:instrText>
+              <w:instrText xml:space="preserve"> PAGEREF _Toc238140513 \h </w:instrText>
             </w:r>
             <w:r>
               <w:rPr>
@@ -852,7 +852,7 @@
                 <w:noProof/>
                 <w:webHidden/>
               </w:rPr>
-              <w:t>21</w:t>
+              <w:t>22</w:t>
             </w:r>
             <w:r>
               <w:rPr>
@@ -878,7 +878,7 @@
               <w14:ligatures w14:val="none"/>
             </w:rPr>
           </w:pPr>
-          <w:hyperlink w:anchor="_Toc238043414" w:history="1">
+          <w:hyperlink w:anchor="_Toc238140514" w:history="1">
             <w:r>
               <w:rPr>
                 <w:rStyle w:val="Hipervnculo"/>
@@ -905,7 +905,7 @@
                 <w:noProof/>
                 <w:webHidden/>
               </w:rPr>
-              <w:instrText xml:space="preserve"> PAGEREF _Toc238043414 \h </w:instrText>
+              <w:instrText xml:space="preserve"> PAGEREF _Toc238140514 \h </w:instrText>
             </w:r>
             <w:r>
               <w:rPr>
@@ -925,7 +925,7 @@
                 <w:noProof/>
                 <w:webHidden/>
               </w:rPr>
-              <w:t>30</w:t>
+              <w:t>31</w:t>
             </w:r>
             <w:r>
               <w:rPr>
@@ -951,7 +951,7 @@
               <w14:ligatures w14:val="none"/>
             </w:rPr>
           </w:pPr>
-          <w:hyperlink w:anchor="_Toc238043415" w:history="1">
+          <w:hyperlink w:anchor="_Toc238140515" w:history="1">
             <w:r>
               <w:rPr>
                 <w:rStyle w:val="Hipervnculo"/>
@@ -978,7 +978,7 @@
                 <w:noProof/>
                 <w:webHidden/>
               </w:rPr>
-              <w:instrText xml:space="preserve"> PAGEREF _Toc238043415 \h </w:instrText>
+              <w:instrText xml:space="preserve"> PAGEREF _Toc238140515 \h </w:instrText>
             </w:r>
             <w:r>
               <w:rPr>
@@ -998,7 +998,7 @@
                 <w:noProof/>
                 <w:webHidden/>
               </w:rPr>
-              <w:t>35</w:t>
+              <w:t>36</w:t>
             </w:r>
             <w:r>
               <w:rPr>
@@ -1024,22 +1024,19 @@
               <w14:ligatures w14:val="none"/>
             </w:rPr>
           </w:pPr>
-          <w:hyperlink w:anchor="_Toc238043416" w:history="1">
+          <w:hyperlink w:anchor="_Toc238140516" w:history="1">
             <w:r>
               <w:rPr>
                 <w:rStyle w:val="Hipervnculo"/>
                 <w:noProof/>
               </w:rPr>
-              <w:t xml:space="preserve">6. Cremado de leche y arte </w:t>
+              <w:t xml:space="preserve">6. Cremado de leche y </w:t>
             </w:r>
             <w:r>
               <w:rPr>
-                <w:rStyle w:val="Hipervnculo"/>
-                <w:noProof/>
-                <w:spacing w:val="20"/>
-                <w:lang w:val="en-US"/>
+                <w:rStyle w:val="Extranjerismo"/>
               </w:rPr>
-              <w:t>latte</w:t>
+              <w:t>arte latte</w:t>
             </w:r>
             <w:r>
               <w:rPr>
@@ -1060,7 +1057,7 @@
                 <w:noProof/>
                 <w:webHidden/>
               </w:rPr>
-              <w:instrText xml:space="preserve"> PAGEREF _Toc238043416 \h </w:instrText>
+              <w:instrText xml:space="preserve"> PAGEREF _Toc238140516 \h </w:instrText>
             </w:r>
             <w:r>
               <w:rPr>
@@ -1080,7 +1077,7 @@
                 <w:noProof/>
                 <w:webHidden/>
               </w:rPr>
-              <w:t>42</w:t>
+              <w:t>43</w:t>
             </w:r>
             <w:r>
               <w:rPr>
@@ -1106,7 +1103,7 @@
               <w14:ligatures w14:val="none"/>
             </w:rPr>
           </w:pPr>
-          <w:hyperlink w:anchor="_Toc238043417" w:history="1">
+          <w:hyperlink w:anchor="_Toc238140517" w:history="1">
             <w:r>
               <w:rPr>
                 <w:rStyle w:val="Hipervnculo"/>
@@ -1133,7 +1130,7 @@
                 <w:noProof/>
                 <w:webHidden/>
               </w:rPr>
-              <w:instrText xml:space="preserve"> PAGEREF _Toc238043417 \h </w:instrText>
+              <w:instrText xml:space="preserve"> PAGEREF _Toc238140517 \h </w:instrText>
             </w:r>
             <w:r>
               <w:rPr>
@@ -1153,7 +1150,7 @@
                 <w:noProof/>
                 <w:webHidden/>
               </w:rPr>
-              <w:t>46</w:t>
+              <w:t>47</w:t>
             </w:r>
             <w:r>
               <w:rPr>
@@ -1179,7 +1176,7 @@
               <w14:ligatures w14:val="none"/>
             </w:rPr>
           </w:pPr>
-          <w:hyperlink w:anchor="_Toc238043418" w:history="1">
+          <w:hyperlink w:anchor="_Toc238140518" w:history="1">
             <w:r>
               <w:rPr>
                 <w:rStyle w:val="Hipervnculo"/>
@@ -1206,7 +1203,7 @@
                 <w:noProof/>
                 <w:webHidden/>
               </w:rPr>
-              <w:instrText xml:space="preserve"> PAGEREF _Toc238043418 \h </w:instrText>
+              <w:instrText xml:space="preserve"> PAGEREF _Toc238140518 \h </w:instrText>
             </w:r>
             <w:r>
               <w:rPr>
@@ -1226,7 +1223,7 @@
                 <w:noProof/>
                 <w:webHidden/>
               </w:rPr>
-              <w:t>49</w:t>
+              <w:t>50</w:t>
             </w:r>
             <w:r>
               <w:rPr>
@@ -1252,7 +1249,7 @@
               <w14:ligatures w14:val="none"/>
             </w:rPr>
           </w:pPr>
-          <w:hyperlink w:anchor="_Toc238043419" w:history="1">
+          <w:hyperlink w:anchor="_Toc238140519" w:history="1">
             <w:r>
               <w:rPr>
                 <w:rStyle w:val="Hipervnculo"/>
@@ -1279,7 +1276,7 @@
                 <w:noProof/>
                 <w:webHidden/>
               </w:rPr>
-              <w:instrText xml:space="preserve"> PAGEREF _Toc238043419 \h </w:instrText>
+              <w:instrText xml:space="preserve"> PAGEREF _Toc238140519 \h </w:instrText>
             </w:r>
             <w:r>
               <w:rPr>
@@ -1299,7 +1296,7 @@
                 <w:noProof/>
                 <w:webHidden/>
               </w:rPr>
-              <w:t>51</w:t>
+              <w:t>52</w:t>
             </w:r>
             <w:r>
               <w:rPr>
@@ -1325,7 +1322,7 @@
               <w14:ligatures w14:val="none"/>
             </w:rPr>
           </w:pPr>
-          <w:hyperlink w:anchor="_Toc238043420" w:history="1">
+          <w:hyperlink w:anchor="_Toc238140520" w:history="1">
             <w:r>
               <w:rPr>
                 <w:rStyle w:val="Hipervnculo"/>
@@ -1352,7 +1349,7 @@
                 <w:noProof/>
                 <w:webHidden/>
               </w:rPr>
-              <w:instrText xml:space="preserve"> PAGEREF _Toc238043420 \h </w:instrText>
+              <w:instrText xml:space="preserve"> PAGEREF _Toc238140520 \h </w:instrText>
             </w:r>
             <w:r>
               <w:rPr>
@@ -1372,7 +1369,7 @@
                 <w:noProof/>
                 <w:webHidden/>
               </w:rPr>
-              <w:t>53</w:t>
+              <w:t>54</w:t>
             </w:r>
             <w:r>
               <w:rPr>
@@ -1398,7 +1395,7 @@
               <w14:ligatures w14:val="none"/>
             </w:rPr>
           </w:pPr>
-          <w:hyperlink w:anchor="_Toc238043421" w:history="1">
+          <w:hyperlink w:anchor="_Toc238140521" w:history="1">
             <w:r>
               <w:rPr>
                 <w:rStyle w:val="Hipervnculo"/>
@@ -1425,7 +1422,7 @@
                 <w:noProof/>
                 <w:webHidden/>
               </w:rPr>
-              <w:instrText xml:space="preserve"> PAGEREF _Toc238043421 \h </w:instrText>
+              <w:instrText xml:space="preserve"> PAGEREF _Toc238140521 \h </w:instrText>
             </w:r>
             <w:r>
               <w:rPr>
@@ -1445,7 +1442,7 @@
                 <w:noProof/>
                 <w:webHidden/>
               </w:rPr>
-              <w:t>55</w:t>
+              <w:t>56</w:t>
             </w:r>
             <w:r>
               <w:rPr>
@@ -1473,7 +1470,7 @@
       <w:pPr>
         <w:pStyle w:val="Titulosgenerales"/>
       </w:pPr>
-      <w:bookmarkStart w:id="0" w:name="_Toc238043410"/>
+      <w:bookmarkStart w:id="0" w:name="_Toc238140510"/>
       <w:r>
         <w:lastRenderedPageBreak/>
         <w:t>Introducción</w:t>
@@ -1497,26 +1494,109 @@
     </w:p>
     <w:p>
       <w:pPr>
+        <w:spacing w:before="0" w:after="160" w:line="259" w:lineRule="auto"/>
+        <w:ind w:firstLine="0"/>
+      </w:pPr>
+      <w:r>
+        <w:br w:type="page"/>
+      </w:r>
+    </w:p>
+    <w:p>
+      <w:pPr>
         <w:pStyle w:val="Video"/>
       </w:pPr>
       <w:r>
-        <w:t>p.xxxxxxxx</w:t>
-      </w:r>
-    </w:p>
-    <w:p/>
-    <w:p/>
-    <w:p/>
+        <w:lastRenderedPageBreak/>
+        <w:t xml:space="preserve">Calibración del molino y parámetros del </w:t>
+      </w:r>
+      <w:r>
+        <w:rPr>
+          <w:rStyle w:val="Extranjerismo"/>
+        </w:rPr>
+        <w:t>espresso</w:t>
+      </w:r>
+    </w:p>
+    <w:p>
+      <w:pPr>
+        <w:jc w:val="center"/>
+      </w:pPr>
+      <w:r>
+        <w:rPr>
+          <w:noProof/>
+        </w:rPr>
+        <w:drawing>
+          <wp:inline distT="0" distB="0" distL="0" distR="0" wp14:anchorId="6329C43C" wp14:editId="1539B99A">
+            <wp:extent cx="4680000" cy="2437200"/>
+            <wp:effectExtent l="0" t="0" r="6350" b="1270"/>
+            <wp:docPr id="3" name="Imagen 3">
+              <a:extLst xmlns:a="http://schemas.openxmlformats.org/drawingml/2006/main">
+                <a:ext uri="{C183D7F6-B498-43B3-948B-1728B52AA6E4}">
+                  <adec:decorative xmlns:adec="http://schemas.microsoft.com/office/drawing/2017/decorative" val="1"/>
+                </a:ext>
+              </a:extLst>
+            </wp:docPr>
+            <wp:cNvGraphicFramePr>
+              <a:graphicFrameLocks xmlns:a="http://schemas.openxmlformats.org/drawingml/2006/main" noChangeAspect="1"/>
+            </wp:cNvGraphicFramePr>
+            <a:graphic xmlns:a="http://schemas.openxmlformats.org/drawingml/2006/main">
+              <a:graphicData uri="http://schemas.openxmlformats.org/drawingml/2006/picture">
+                <pic:pic xmlns:pic="http://schemas.openxmlformats.org/drawingml/2006/picture">
+                  <pic:nvPicPr>
+                    <pic:cNvPr id="3" name="Imagen 3">
+                      <a:extLst>
+                        <a:ext uri="{C183D7F6-B498-43B3-948B-1728B52AA6E4}">
+                          <adec:decorative xmlns:adec="http://schemas.microsoft.com/office/drawing/2017/decorative" val="1"/>
+                        </a:ext>
+                      </a:extLst>
+                    </pic:cNvPr>
+                    <pic:cNvPicPr>
+                      <a:picLocks noChangeAspect="1" noChangeArrowheads="1"/>
+                    </pic:cNvPicPr>
+                  </pic:nvPicPr>
+                  <pic:blipFill>
+                    <a:blip r:embed="rId12" cstate="print">
+                      <a:extLst>
+                        <a:ext uri="{28A0092B-C50C-407E-A947-70E740481C1C}">
+                          <a14:useLocalDpi xmlns:a14="http://schemas.microsoft.com/office/drawing/2010/main" val="0"/>
+                        </a:ext>
+                      </a:extLst>
+                    </a:blip>
+                    <a:srcRect/>
+                    <a:stretch>
+                      <a:fillRect/>
+                    </a:stretch>
+                  </pic:blipFill>
+                  <pic:spPr bwMode="auto">
+                    <a:xfrm>
+                      <a:off x="0" y="0"/>
+                      <a:ext cx="4680000" cy="2437200"/>
+                    </a:xfrm>
+                    <a:prstGeom prst="rect">
+                      <a:avLst/>
+                    </a:prstGeom>
+                    <a:noFill/>
+                  </pic:spPr>
+                </pic:pic>
+              </a:graphicData>
+            </a:graphic>
+          </wp:inline>
+        </w:drawing>
+      </w:r>
+    </w:p>
     <w:p>
       <w:pPr>
         <w:ind w:firstLine="0"/>
         <w:jc w:val="center"/>
       </w:pPr>
-      <w:r>
-        <w:rPr>
-          <w:b/>
-        </w:rPr>
-        <w:t>Enlace de reproducción del video</w:t>
-      </w:r>
+      <w:hyperlink r:id="rId13" w:history="1">
+        <w:r>
+          <w:rPr>
+            <w:rStyle w:val="Hipervnculo"/>
+            <w:b/>
+          </w:rPr>
+          <w:t>Enlace de reproducción del video</w:t>
+        </w:r>
+      </w:hyperlink>
     </w:p>
     <w:tbl>
       <w:tblPr>
@@ -1622,6 +1702,7 @@
           </w:p>
           <w:p>
             <w:r>
+              <w:lastRenderedPageBreak/>
               <w:t>Después de cada ajuste debe purgar al menos dos dosis de café, porque el café retenido en las fresas mantiene la molienda anterior.</w:t>
             </w:r>
           </w:p>
@@ -1652,7 +1733,6 @@
           </w:p>
           <w:p>
             <w:r>
-              <w:lastRenderedPageBreak/>
               <w:t>La crema debe ser de color avellana con vetas atigradas y persistir al menos un minuto. Una crema muy clara indica subextracción; una muy oscura indica sobreextracción.</w:t>
             </w:r>
           </w:p>
@@ -1715,7 +1795,6 @@
         <w:ind w:firstLine="0"/>
       </w:pPr>
       <w:r>
-        <w:lastRenderedPageBreak/>
         <w:br w:type="page"/>
       </w:r>
     </w:p>
@@ -1723,7 +1802,7 @@
       <w:pPr>
         <w:pStyle w:val="Ttulo1"/>
       </w:pPr>
-      <w:bookmarkStart w:id="1" w:name="_Toc238043411"/>
+      <w:bookmarkStart w:id="1" w:name="_Toc238140511"/>
       <w:r>
         <w:lastRenderedPageBreak/>
         <w:t>El café: botánica, historia y transformación</w:t>
@@ -1895,7 +1974,7 @@
                     <pic:cNvPicPr/>
                   </pic:nvPicPr>
                   <pic:blipFill>
-                    <a:blip r:embed="rId12">
+                    <a:blip r:embed="rId14">
                       <a:extLst>
                         <a:ext uri="{28A0092B-C50C-407E-A947-70E740481C1C}">
                           <a14:useLocalDpi xmlns:a14="http://schemas.microsoft.com/office/drawing/2010/main" val="0"/>
@@ -2946,21 +3025,10 @@
     </w:p>
     <w:p>
       <w:pPr>
-        <w:pStyle w:val="Prrafodelista"/>
-        <w:ind w:left="1429" w:firstLine="0"/>
-      </w:pPr>
-    </w:p>
-    <w:p>
-      <w:pPr>
-        <w:pStyle w:val="Prrafodelista"/>
-        <w:ind w:left="1429" w:firstLine="0"/>
-      </w:pPr>
-    </w:p>
-    <w:p>
-      <w:pPr>
         <w:pStyle w:val="Tabla"/>
       </w:pPr>
       <w:r>
+        <w:lastRenderedPageBreak/>
         <w:t xml:space="preserve">Comparación entre </w:t>
       </w:r>
       <w:r>
@@ -3338,16 +3406,13 @@
     </w:p>
     <w:p>
       <w:r>
-        <w:t xml:space="preserve">Es fundamental que el barista entienda la relación entre la variedad y la preparación: un café Castillo cultivado a 1.800 metros de altitud en el Huila puede exhibir notas de caramelo, frutos rojos y acidez media-alta, ideal para métodos filtrados </w:t>
-      </w:r>
-      <w:r>
+        <w:t xml:space="preserve">Es fundamental que el barista entienda la relación entre la variedad y la preparación: un café Castillo cultivado a 1.800 metros de altitud en el Huila puede exhibir notas de caramelo, frutos rojos y acidez media-alta, ideal para métodos filtrados (V60 o Chemex), mientras que un Caturra de 1.200 metros en Santander tendrá cuerpo más ligero, acidez baja y notas de chocolate, que se presta muy bien para mezclas de </w:t>
+      </w:r>
+      <w:r>
+        <w:rPr>
+          <w:rStyle w:val="Extranjerismo"/>
+        </w:rPr>
         <w:lastRenderedPageBreak/>
-        <w:t xml:space="preserve">(V60 o Chemex), mientras que un Caturra de 1.200 metros en Santander tendrá cuerpo más ligero, acidez baja y notas de chocolate, que se presta muy bien para mezclas de </w:t>
-      </w:r>
-      <w:r>
-        <w:rPr>
-          <w:rStyle w:val="Extranjerismo"/>
-        </w:rPr>
         <w:t>espresso</w:t>
       </w:r>
       <w:r>
@@ -3402,7 +3467,7 @@
       <w:pPr>
         <w:pStyle w:val="Ttulo1"/>
       </w:pPr>
-      <w:bookmarkStart w:id="2" w:name="_Toc238043412"/>
+      <w:bookmarkStart w:id="2" w:name="_Toc238140512"/>
       <w:r>
         <w:lastRenderedPageBreak/>
         <w:t>El agua en la preparación del café</w:t>
@@ -5320,7 +5385,7 @@
       <w:pPr>
         <w:pStyle w:val="Ttulo1"/>
       </w:pPr>
-      <w:bookmarkStart w:id="3" w:name="_Toc238043413"/>
+      <w:bookmarkStart w:id="3" w:name="_Toc238140513"/>
       <w:r>
         <w:lastRenderedPageBreak/>
         <w:t>La molienda del café</w:t>
@@ -6277,7 +6342,7 @@
         </w:rPr>
         <w:t xml:space="preserve">Ejemplo Molino Eureka Mignon Manuale véase. </w:t>
       </w:r>
-      <w:hyperlink r:id="rId13" w:history="1">
+      <w:hyperlink r:id="rId15" w:history="1">
         <w:r>
           <w:rPr>
             <w:rStyle w:val="Hipervnculo"/>
@@ -6579,7 +6644,7 @@
         </w:rPr>
         <w:t xml:space="preserve">Ejemplos Mazzer Kold S, a continuación:  </w:t>
       </w:r>
-      <w:hyperlink r:id="rId14" w:history="1">
+      <w:hyperlink r:id="rId16" w:history="1">
         <w:r>
           <w:rPr>
             <w:rStyle w:val="Hipervnculo"/>
@@ -6625,7 +6690,7 @@
         </w:rPr>
         <w:t xml:space="preserve"> </w:t>
       </w:r>
-      <w:hyperlink r:id="rId15" w:history="1">
+      <w:hyperlink r:id="rId17" w:history="1">
         <w:r>
           <w:rPr>
             <w:rStyle w:val="Hipervnculo"/>
@@ -7515,7 +7580,7 @@
         </w:rPr>
         <w:t xml:space="preserve"> </w:t>
       </w:r>
-      <w:hyperlink r:id="rId16" w:history="1">
+      <w:hyperlink r:id="rId18" w:history="1">
         <w:r>
           <w:rPr>
             <w:rStyle w:val="Hipervnculo"/>
@@ -7544,7 +7609,7 @@
       <w:pPr>
         <w:pStyle w:val="Ttulo1"/>
       </w:pPr>
-      <w:bookmarkStart w:id="5" w:name="_Toc238043414"/>
+      <w:bookmarkStart w:id="5" w:name="_Toc238140514"/>
       <w:r>
         <w:lastRenderedPageBreak/>
         <w:t>Maquinaria y equipos para la preparación de café</w:t>
@@ -7838,7 +7903,7 @@
         <w:pStyle w:val="Prrafodelista"/>
         <w:numPr>
           <w:ilvl w:val="0"/>
-          <w:numId w:val="45"/>
+          <w:numId w:val="48"/>
         </w:numPr>
         <w:rPr>
           <w:lang w:val="es-419" w:eastAsia="es-CO"/>
@@ -7862,7 +7927,7 @@
         <w:pStyle w:val="Prrafodelista"/>
         <w:numPr>
           <w:ilvl w:val="0"/>
-          <w:numId w:val="45"/>
+          <w:numId w:val="48"/>
         </w:numPr>
         <w:rPr>
           <w:lang w:val="es-419" w:eastAsia="es-CO"/>
@@ -7886,7 +7951,7 @@
         <w:pStyle w:val="Prrafodelista"/>
         <w:numPr>
           <w:ilvl w:val="0"/>
-          <w:numId w:val="45"/>
+          <w:numId w:val="48"/>
         </w:numPr>
         <w:rPr>
           <w:lang w:val="es-419" w:eastAsia="es-CO"/>
@@ -7910,7 +7975,7 @@
         <w:pStyle w:val="Prrafodelista"/>
         <w:numPr>
           <w:ilvl w:val="0"/>
-          <w:numId w:val="45"/>
+          <w:numId w:val="48"/>
         </w:numPr>
         <w:rPr>
           <w:lang w:val="es-419" w:eastAsia="es-CO"/>
@@ -7934,7 +7999,7 @@
         <w:pStyle w:val="Prrafodelista"/>
         <w:numPr>
           <w:ilvl w:val="0"/>
-          <w:numId w:val="45"/>
+          <w:numId w:val="48"/>
         </w:numPr>
         <w:rPr>
           <w:lang w:val="es-419" w:eastAsia="es-CO"/>
@@ -7958,7 +8023,7 @@
         <w:pStyle w:val="Prrafodelista"/>
         <w:numPr>
           <w:ilvl w:val="0"/>
-          <w:numId w:val="45"/>
+          <w:numId w:val="48"/>
         </w:numPr>
         <w:rPr>
           <w:lang w:val="es-419" w:eastAsia="es-CO"/>
@@ -7982,7 +8047,7 @@
         <w:pStyle w:val="Prrafodelista"/>
         <w:numPr>
           <w:ilvl w:val="0"/>
-          <w:numId w:val="45"/>
+          <w:numId w:val="48"/>
         </w:numPr>
         <w:rPr>
           <w:lang w:val="es-419" w:eastAsia="es-CO"/>
@@ -8012,7 +8077,7 @@
         <w:pStyle w:val="Prrafodelista"/>
         <w:numPr>
           <w:ilvl w:val="0"/>
-          <w:numId w:val="45"/>
+          <w:numId w:val="48"/>
         </w:numPr>
         <w:rPr>
           <w:lang w:val="es-419" w:eastAsia="es-CO"/>
@@ -8036,7 +8101,7 @@
         <w:pStyle w:val="Prrafodelista"/>
         <w:numPr>
           <w:ilvl w:val="0"/>
-          <w:numId w:val="45"/>
+          <w:numId w:val="48"/>
         </w:numPr>
         <w:rPr>
           <w:lang w:val="es-419" w:eastAsia="es-CO"/>
@@ -8060,7 +8125,7 @@
         <w:pStyle w:val="Prrafodelista"/>
         <w:numPr>
           <w:ilvl w:val="0"/>
-          <w:numId w:val="45"/>
+          <w:numId w:val="48"/>
         </w:numPr>
         <w:rPr>
           <w:lang w:val="es-419" w:eastAsia="es-CO"/>
@@ -9213,18 +9278,34 @@
     </w:p>
     <w:p>
       <w:pPr>
-        <w:rPr>
-          <w:b/>
-          <w:bCs/>
-          <w:lang w:val="es-419" w:eastAsia="es-CO"/>
-        </w:rPr>
-      </w:pPr>
-      <w:r>
-        <w:rPr>
-          <w:b/>
-          <w:bCs/>
-          <w:lang w:val="es-419" w:eastAsia="es-CO"/>
-        </w:rPr>
+        <w:spacing w:before="0" w:after="160" w:line="259" w:lineRule="auto"/>
+        <w:ind w:firstLine="0"/>
+        <w:rPr>
+          <w:lang w:val="es-419" w:eastAsia="es-CO"/>
+        </w:rPr>
+      </w:pPr>
+      <w:r>
+        <w:rPr>
+          <w:lang w:val="es-419" w:eastAsia="es-CO"/>
+        </w:rPr>
+        <w:br w:type="page"/>
+      </w:r>
+    </w:p>
+    <w:p>
+      <w:pPr>
+        <w:rPr>
+          <w:b/>
+          <w:bCs/>
+          <w:lang w:val="es-419" w:eastAsia="es-CO"/>
+        </w:rPr>
+      </w:pPr>
+      <w:r>
+        <w:rPr>
+          <w:b/>
+          <w:bCs/>
+          <w:lang w:val="es-419" w:eastAsia="es-CO"/>
+        </w:rPr>
+        <w:lastRenderedPageBreak/>
         <w:t xml:space="preserve">Procedimiento de </w:t>
       </w:r>
       <w:r>
@@ -9268,6 +9349,18 @@
         <w:rPr>
           <w:lang w:val="es-419" w:eastAsia="es-CO"/>
         </w:rPr>
+        <w:t>Preparar el portafiltro</w:t>
+      </w:r>
+      <w:r>
+        <w:rPr>
+          <w:lang w:val="es-419" w:eastAsia="es-CO"/>
+        </w:rPr>
+        <w:t xml:space="preserve">. </w:t>
+      </w:r>
+      <w:r>
+        <w:rPr>
+          <w:lang w:val="es-419" w:eastAsia="es-CO"/>
+        </w:rPr>
         <w:t>Retirar la cesta del portafiltro y colocar el disco ciego.</w:t>
       </w:r>
     </w:p>
@@ -9286,7 +9379,18 @@
         <w:rPr>
           <w:lang w:val="es-419" w:eastAsia="es-CO"/>
         </w:rPr>
-        <w:lastRenderedPageBreak/>
+        <w:t>Agregar el detergente</w:t>
+      </w:r>
+      <w:r>
+        <w:rPr>
+          <w:lang w:val="es-419" w:eastAsia="es-CO"/>
+        </w:rPr>
+        <w:t xml:space="preserve">. </w:t>
+      </w:r>
+      <w:r>
+        <w:rPr>
+          <w:lang w:val="es-419" w:eastAsia="es-CO"/>
+        </w:rPr>
         <w:t>Agregar 1-2 g de detergente especial (cafiza) sobre el disco.</w:t>
       </w:r>
     </w:p>
@@ -9305,6 +9409,25 @@
         <w:rPr>
           <w:lang w:val="es-419" w:eastAsia="es-CO"/>
         </w:rPr>
+        <w:t xml:space="preserve">Iniciar el </w:t>
+      </w:r>
+      <w:r>
+        <w:rPr>
+          <w:rStyle w:val="Extranjerismo"/>
+          <w:lang w:val="es-419" w:eastAsia="es-CO"/>
+        </w:rPr>
+        <w:t>backflush</w:t>
+      </w:r>
+      <w:r>
+        <w:rPr>
+          <w:lang w:val="es-419" w:eastAsia="es-CO"/>
+        </w:rPr>
+        <w:t xml:space="preserve">. </w:t>
+      </w:r>
+      <w:r>
+        <w:rPr>
+          <w:lang w:val="es-419" w:eastAsia="es-CO"/>
+        </w:rPr>
         <w:t>Insertar el portafiltro y accionar la bomba durante 10 s.</w:t>
       </w:r>
     </w:p>
@@ -9323,6 +9446,18 @@
         <w:rPr>
           <w:lang w:val="es-419" w:eastAsia="es-CO"/>
         </w:rPr>
+        <w:t>Repetir el ciclo</w:t>
+      </w:r>
+      <w:r>
+        <w:rPr>
+          <w:lang w:val="es-419" w:eastAsia="es-CO"/>
+        </w:rPr>
+        <w:t xml:space="preserve">. </w:t>
+      </w:r>
+      <w:r>
+        <w:rPr>
+          <w:lang w:val="es-419" w:eastAsia="es-CO"/>
+        </w:rPr>
         <w:t>Esperar 10 s. Repetir 5 veces.</w:t>
       </w:r>
     </w:p>
@@ -9341,7 +9476,33 @@
         <w:rPr>
           <w:lang w:val="es-419" w:eastAsia="es-CO"/>
         </w:rPr>
-        <w:t xml:space="preserve">Retirar el portafiltro, enjuagar y realizar 3 ciclos de </w:t>
+        <w:t xml:space="preserve">Enjuague </w:t>
+      </w:r>
+      <w:proofErr w:type="gramStart"/>
+      <w:r>
+        <w:rPr>
+          <w:lang w:val="es-419" w:eastAsia="es-CO"/>
+        </w:rPr>
+        <w:t>final</w:t>
+      </w:r>
+      <w:r>
+        <w:rPr>
+          <w:lang w:val="es-419" w:eastAsia="es-CO"/>
+        </w:rPr>
+        <w:t>.</w:t>
+      </w:r>
+      <w:r>
+        <w:rPr>
+          <w:lang w:val="es-419" w:eastAsia="es-CO"/>
+        </w:rPr>
+        <w:t>Retirar</w:t>
+      </w:r>
+      <w:proofErr w:type="gramEnd"/>
+      <w:r>
+        <w:rPr>
+          <w:lang w:val="es-419" w:eastAsia="es-CO"/>
+        </w:rPr>
+        <w:t xml:space="preserve"> el portafiltro, enjuagar y realizar 3 ciclos de </w:t>
       </w:r>
       <w:r>
         <w:rPr>
@@ -9377,7 +9538,7 @@
       <w:pPr>
         <w:pStyle w:val="Ttulo1"/>
       </w:pPr>
-      <w:bookmarkStart w:id="6" w:name="_Toc238043415"/>
+      <w:bookmarkStart w:id="6" w:name="_Toc238140515"/>
       <w:r>
         <w:lastRenderedPageBreak/>
         <w:t>Métodos de extracción de café</w:t>
@@ -9656,7 +9817,7 @@
         <w:pStyle w:val="Prrafodelista"/>
         <w:numPr>
           <w:ilvl w:val="0"/>
-          <w:numId w:val="23"/>
+          <w:numId w:val="49"/>
         </w:numPr>
         <w:rPr>
           <w:lang w:val="es-419" w:eastAsia="es-CO"/>
@@ -9682,7 +9843,7 @@
         <w:pStyle w:val="Prrafodelista"/>
         <w:numPr>
           <w:ilvl w:val="0"/>
-          <w:numId w:val="23"/>
+          <w:numId w:val="49"/>
         </w:numPr>
         <w:rPr>
           <w:lang w:val="es-419" w:eastAsia="es-CO"/>
@@ -9708,7 +9869,7 @@
         <w:pStyle w:val="Prrafodelista"/>
         <w:numPr>
           <w:ilvl w:val="0"/>
-          <w:numId w:val="23"/>
+          <w:numId w:val="49"/>
         </w:numPr>
         <w:rPr>
           <w:lang w:val="es-419" w:eastAsia="es-CO"/>
@@ -9734,7 +9895,7 @@
         <w:pStyle w:val="Prrafodelista"/>
         <w:numPr>
           <w:ilvl w:val="0"/>
-          <w:numId w:val="23"/>
+          <w:numId w:val="49"/>
         </w:numPr>
         <w:rPr>
           <w:lang w:val="es-419" w:eastAsia="es-CO"/>
@@ -9760,7 +9921,7 @@
         <w:pStyle w:val="Prrafodelista"/>
         <w:numPr>
           <w:ilvl w:val="0"/>
-          <w:numId w:val="23"/>
+          <w:numId w:val="49"/>
         </w:numPr>
         <w:rPr>
           <w:lang w:val="es-419" w:eastAsia="es-CO"/>
@@ -9799,7 +9960,7 @@
         <w:pStyle w:val="Prrafodelista"/>
         <w:numPr>
           <w:ilvl w:val="0"/>
-          <w:numId w:val="23"/>
+          <w:numId w:val="49"/>
         </w:numPr>
         <w:rPr>
           <w:lang w:val="es-419" w:eastAsia="es-CO"/>
@@ -9811,6 +9972,7 @@
           <w:bCs/>
           <w:lang w:val="es-419" w:eastAsia="es-CO"/>
         </w:rPr>
+        <w:lastRenderedPageBreak/>
         <w:t>Servir</w:t>
       </w:r>
       <w:r>
@@ -9831,7 +9993,6 @@
         <w:rPr>
           <w:lang w:val="es-419" w:eastAsia="es-CO"/>
         </w:rPr>
-        <w:lastRenderedPageBreak/>
         <w:t xml:space="preserve">Diagnóstico de errores en </w:t>
       </w:r>
       <w:r>
@@ -10310,6 +10471,7 @@
         <w:rPr>
           <w:lang w:val="es-419" w:eastAsia="es-CO"/>
         </w:rPr>
+        <w:lastRenderedPageBreak/>
         <w:t>Preinfusión (</w:t>
       </w:r>
       <w:r>
@@ -10341,7 +10503,6 @@
         <w:rPr>
           <w:lang w:val="es-419" w:eastAsia="es-CO"/>
         </w:rPr>
-        <w:lastRenderedPageBreak/>
         <w:t>Vertido principal: verter lentamente hasta 250 g, manteniendo el nivel de agua. Realizar movimientos en espiral.</w:t>
       </w:r>
     </w:p>
@@ -10601,17 +10762,25 @@
     <w:p>
       <w:pPr>
         <w:rPr>
-          <w:b/>
-          <w:bCs/>
-          <w:lang w:val="es-419" w:eastAsia="es-CO"/>
-        </w:rPr>
-      </w:pPr>
-      <w:r>
-        <w:rPr>
-          <w:b/>
-          <w:bCs/>
-          <w:lang w:val="es-419" w:eastAsia="es-CO"/>
-        </w:rPr>
+          <w:lang w:val="es-419" w:eastAsia="es-CO"/>
+        </w:rPr>
+      </w:pPr>
+    </w:p>
+    <w:p>
+      <w:pPr>
+        <w:rPr>
+          <w:b/>
+          <w:bCs/>
+          <w:lang w:val="es-419" w:eastAsia="es-CO"/>
+        </w:rPr>
+      </w:pPr>
+      <w:r>
+        <w:rPr>
+          <w:b/>
+          <w:bCs/>
+          <w:lang w:val="es-419" w:eastAsia="es-CO"/>
+        </w:rPr>
+        <w:lastRenderedPageBreak/>
         <w:t>Aeropress: versatilidad y control de variables</w:t>
       </w:r>
     </w:p>
@@ -10625,14 +10794,7 @@
         <w:rPr>
           <w:lang w:val="es-419" w:eastAsia="es-CO"/>
         </w:rPr>
-        <w:t xml:space="preserve">Permite dos técnicas principales: la tradicional (con el cilindro sobre la taza) y la invertida (para mayor tiempo de contacto). Se recomienda molienda media-fina a fina </w:t>
-      </w:r>
-      <w:r>
-        <w:rPr>
-          <w:lang w:val="es-419" w:eastAsia="es-CO"/>
-        </w:rPr>
-        <w:lastRenderedPageBreak/>
-        <w:t>(según receta), relación 1:12 a 1:16, temperatura 85-96 °C. Tiempo de inmersión: 1-2 minutos.</w:t>
+        <w:t>Permite dos técnicas principales: la tradicional (con el cilindro sobre la taza) y la invertida (para mayor tiempo de contacto). Se recomienda molienda media-fina a fina (según receta), relación 1:12 a 1:16, temperatura 85-96 °C. Tiempo de inmersión: 1-2 minutos.</w:t>
       </w:r>
     </w:p>
     <w:p>
@@ -10882,6 +11044,7 @@
         <w:rPr>
           <w:lang w:val="es-419" w:eastAsia="es-CO"/>
         </w:rPr>
+        <w:lastRenderedPageBreak/>
         <w:t>Procedimiento:</w:t>
       </w:r>
     </w:p>
@@ -10936,7 +11099,6 @@
         <w:rPr>
           <w:lang w:val="es-419" w:eastAsia="es-CO"/>
         </w:rPr>
-        <w:lastRenderedPageBreak/>
         <w:t>Enroscar la cámara superior y colocar a fuego medio.</w:t>
       </w:r>
     </w:p>
@@ -11698,6 +11860,7 @@
         <w:rPr>
           <w:lang w:val="es-419" w:eastAsia="es-CO"/>
         </w:rPr>
+        <w:lastRenderedPageBreak/>
         <w:t xml:space="preserve">La tabla comparativa de métodos sirve como guía de referencia rápida para el barista, pero es importante recordar que los valores presentados son puntos de partida. La temperatura del agua debe ajustarse según el tueste: tuestes oscuros requieren temperaturas más bajas (90-92 °C) para no extraer amargores, mientras que tuestes claros se benefician de temperaturas más altas (94-96 °C). </w:t>
       </w:r>
     </w:p>
@@ -11711,7 +11874,6 @@
         <w:rPr>
           <w:lang w:val="es-419" w:eastAsia="es-CO"/>
         </w:rPr>
-        <w:lastRenderedPageBreak/>
         <w:t>Del mismo modo, la molienda debe afinarse ligeramente si el café es muy fresco (con alta emisión de CO₂) para compensar la resistencia al flujo. El barista experimentado desarrolla un criterio propio basado en la observación constante del flujo, el color de la crema y la duración de la extracción. La tabla comparativa debe interpretarse como una herramienta de aprendizaje y no como un dogma inmutable.</w:t>
       </w:r>
     </w:p>
@@ -11734,7 +11896,7 @@
       <w:pPr>
         <w:pStyle w:val="Ttulo1"/>
       </w:pPr>
-      <w:bookmarkStart w:id="7" w:name="_Toc238043416"/>
+      <w:bookmarkStart w:id="7" w:name="_Toc238140516"/>
       <w:r>
         <w:lastRenderedPageBreak/>
         <w:t xml:space="preserve">Cremado de leche y arte </w:t>
@@ -12581,7 +12743,7 @@
           <w:lang w:val="es-419" w:eastAsia="es-CO"/>
         </w:rPr>
       </w:pPr>
-      <w:hyperlink r:id="rId17" w:history="1">
+      <w:hyperlink r:id="rId19" w:history="1">
         <w:r>
           <w:rPr>
             <w:rStyle w:val="Hipervnculo"/>
@@ -12603,7 +12765,7 @@
         </w:rPr>
         <w:t xml:space="preserve"> </w:t>
       </w:r>
-      <w:hyperlink r:id="rId18" w:history="1">
+      <w:hyperlink r:id="rId20" w:history="1">
         <w:r>
           <w:rPr>
             <w:rStyle w:val="Hipervnculo"/>
@@ -12626,7 +12788,7 @@
       <w:pPr>
         <w:pStyle w:val="Ttulo1"/>
       </w:pPr>
-      <w:bookmarkStart w:id="8" w:name="_Toc238043417"/>
+      <w:bookmarkStart w:id="8" w:name="_Toc238140517"/>
       <w:r>
         <w:lastRenderedPageBreak/>
         <w:t>Conservación de atributos sensoriales</w:t>
@@ -13193,7 +13355,7 @@
           <w:u w:val="single"/>
         </w:rPr>
       </w:pPr>
-      <w:bookmarkStart w:id="9" w:name="_Toc238043418"/>
+      <w:bookmarkStart w:id="9" w:name="_Toc238140518"/>
       <w:r>
         <w:lastRenderedPageBreak/>
         <w:t>Síntesis</w:t>
@@ -13343,7 +13505,6 @@
     </w:p>
     <w:p>
       <w:pPr>
-        <w:jc w:val="center"/>
         <w:rPr>
           <w:noProof/>
           <w:lang w:eastAsia="es-CO"/>
@@ -13370,10 +13531,10 @@
                     <pic:cNvPicPr/>
                   </pic:nvPicPr>
                   <pic:blipFill>
-                    <a:blip r:embed="rId19">
+                    <a:blip r:embed="rId21">
                       <a:extLst>
                         <a:ext uri="{96DAC541-7B7A-43D3-8B79-37D633B846F1}">
-                          <asvg:svgBlip xmlns:asvg="http://schemas.microsoft.com/office/drawing/2016/SVG/main" r:embed="rId20"/>
+                          <asvg:svgBlip xmlns:asvg="http://schemas.microsoft.com/office/drawing/2016/SVG/main" r:embed="rId22"/>
                         </a:ext>
                       </a:extLst>
                     </a:blip>
@@ -13409,7 +13570,7 @@
       <w:pPr>
         <w:pStyle w:val="Titulosgenerales"/>
       </w:pPr>
-      <w:bookmarkStart w:id="10" w:name="_Toc238043419"/>
+      <w:bookmarkStart w:id="10" w:name="_Toc238140519"/>
       <w:r>
         <w:lastRenderedPageBreak/>
         <w:t>Glosario</w:t>
@@ -13815,7 +13976,7 @@
       <w:pPr>
         <w:pStyle w:val="Titulosgenerales"/>
       </w:pPr>
-      <w:bookmarkStart w:id="11" w:name="_Toc238043420"/>
+      <w:bookmarkStart w:id="11" w:name="_Toc238140520"/>
       <w:r>
         <w:lastRenderedPageBreak/>
         <w:t>Referencias bibliográficas</w:t>
@@ -13828,32 +13989,6 @@
     <w:p>
       <w:r>
         <w:t xml:space="preserve">Cenicafé. (2012). Manual del cafetero colombiano: Investigación y tecnología para la sostenibilidad de la caficultura (Vol. 1). Centro Nacional de Investigaciones de Café. </w:t>
-      </w:r>
-      <w:hyperlink r:id="rId21" w:history="1">
-        <w:r>
-          <w:rPr>
-            <w:rStyle w:val="Hipervnculo"/>
-          </w:rPr>
-          <w:t>https://biblioteca.cenicafe.org/bitstream/10778/4321/1/cenbook-0026_08.pdf</w:t>
-        </w:r>
-      </w:hyperlink>
-    </w:p>
-    <w:p>
-      <w:r>
-        <w:t xml:space="preserve">Cenicafé. (2016). Variedad Castillo®: preguntas frecuentes (Avances Técnicos No. 426). Centro Nacional de Investigaciones de Café. </w:t>
-      </w:r>
-      <w:hyperlink r:id="rId22" w:history="1">
-        <w:r>
-          <w:rPr>
-            <w:rStyle w:val="Hipervnculo"/>
-          </w:rPr>
-          <w:t>https://biblioteca.cenicafe.org/bitstream/10778/410/1/avt0426.pdf</w:t>
-        </w:r>
-      </w:hyperlink>
-    </w:p>
-    <w:p>
-      <w:r>
-        <w:t xml:space="preserve">Cenicafé. (2021). Estructura del fruto del café. Centro Nacional de Investigaciones de Café. </w:t>
       </w:r>
       <w:hyperlink r:id="rId23" w:history="1">
         <w:r>
@@ -13863,6 +13998,32 @@
           <w:t>https://biblioteca.cenicafe.org/bitstream/10778/4321/1/cenbook-0026_08.pdf</w:t>
         </w:r>
       </w:hyperlink>
+    </w:p>
+    <w:p>
+      <w:r>
+        <w:t xml:space="preserve">Cenicafé. (2016). Variedad Castillo®: preguntas frecuentes (Avances Técnicos No. 426). Centro Nacional de Investigaciones de Café. </w:t>
+      </w:r>
+      <w:hyperlink r:id="rId24" w:history="1">
+        <w:r>
+          <w:rPr>
+            <w:rStyle w:val="Hipervnculo"/>
+          </w:rPr>
+          <w:t>https://biblioteca.cenicafe.org/bitstream/10778/410/1/avt0426.pdf</w:t>
+        </w:r>
+      </w:hyperlink>
+    </w:p>
+    <w:p>
+      <w:r>
+        <w:t xml:space="preserve">Cenicafé. (2021). Estructura del fruto del café. Centro Nacional de Investigaciones de Café. </w:t>
+      </w:r>
+      <w:hyperlink r:id="rId25" w:history="1">
+        <w:r>
+          <w:rPr>
+            <w:rStyle w:val="Hipervnculo"/>
+          </w:rPr>
+          <w:t>https://biblioteca.cenicafe.org/bitstream/10778/4321/1/cenbook-0026_08.pdf</w:t>
+        </w:r>
+      </w:hyperlink>
       <w:r>
         <w:t xml:space="preserve"> </w:t>
       </w:r>
@@ -13881,7 +14042,7 @@
       <w:r>
         <w:t xml:space="preserve">Farfán V., F. F., &amp; Solarte P., C. R. (2008). Efecto de la cobertura arbórea y vegetal muerta sobre la producción de café en una localidad de la zona cafetera sur de Colombia. Cenicafé, 59(2), 155-164. </w:t>
       </w:r>
-      <w:hyperlink r:id="rId24" w:history="1">
+      <w:hyperlink r:id="rId26" w:history="1">
         <w:r>
           <w:rPr>
             <w:rStyle w:val="Hipervnculo"/>
@@ -13894,7 +14055,7 @@
       <w:r>
         <w:t xml:space="preserve">Federación Nacional de Cafeteros de Colombia. (2017). 90 años, vivir el café y sembrar el futuro. Federación Nacional de Cafeteros. </w:t>
       </w:r>
-      <w:hyperlink r:id="rId25" w:history="1">
+      <w:hyperlink r:id="rId27" w:history="1">
         <w:r>
           <w:rPr>
             <w:rStyle w:val="Hipervnculo"/>
@@ -13908,7 +14069,7 @@
         <w:lastRenderedPageBreak/>
         <w:t xml:space="preserve">Ministerio de la Protección Social. (2007). Decreto 1575 de 2007, por el cual se establece el sistema para la protección y control de la calidad del agua para consumo humano. Diario Oficial No. 46.684. </w:t>
       </w:r>
-      <w:hyperlink r:id="rId26" w:history="1">
+      <w:hyperlink r:id="rId28" w:history="1">
         <w:r>
           <w:rPr>
             <w:rStyle w:val="Hipervnculo"/>
@@ -13921,7 +14082,7 @@
       <w:r>
         <w:t xml:space="preserve">Puerta, G. I. (2015). La inocuidad y calidad del café requiere de agua potable para su beneficio y preparación de la bebida. Centro Nacional de Investigaciones de Café. </w:t>
       </w:r>
-      <w:hyperlink r:id="rId27" w:history="1">
+      <w:hyperlink r:id="rId29" w:history="1">
         <w:r>
           <w:rPr>
             <w:rStyle w:val="Hipervnculo"/>
@@ -13934,7 +14095,7 @@
       <w:r>
         <w:t xml:space="preserve">Ramos, M. M., &amp; Castaño, J. J. (2004). Almacenamiento de café tostado y molido en atmósfera de nitrógeno y gas carbónico. Cenicafé, 55(1), 5-15. </w:t>
       </w:r>
-      <w:hyperlink r:id="rId28" w:history="1">
+      <w:hyperlink r:id="rId30" w:history="1">
         <w:r>
           <w:rPr>
             <w:rStyle w:val="Hipervnculo"/>
@@ -13961,7 +14122,7 @@
       <w:pPr>
         <w:pStyle w:val="Titulosgenerales"/>
       </w:pPr>
-      <w:bookmarkStart w:id="12" w:name="_Toc238043421"/>
+      <w:bookmarkStart w:id="12" w:name="_Toc238140521"/>
       <w:r>
         <w:lastRenderedPageBreak/>
         <w:t>Créditos</w:t>
@@ -14781,8 +14942,8 @@
       </w:pPr>
     </w:p>
     <w:sectPr>
-      <w:headerReference w:type="default" r:id="rId29"/>
-      <w:footerReference w:type="default" r:id="rId30"/>
+      <w:headerReference w:type="default" r:id="rId31"/>
+      <w:footerReference w:type="default" r:id="rId32"/>
       <w:pgSz w:w="12240" w:h="15840"/>
       <w:pgMar w:top="1701" w:right="1134" w:bottom="1134" w:left="1134" w:header="709" w:footer="737" w:gutter="0"/>
       <w:pgNumType w:start="1"/>
@@ -15119,6 +15280,95 @@
     </w:lvl>
   </w:abstractNum>
   <w:abstractNum w:abstractNumId="2" w15:restartNumberingAfterBreak="0">
+    <w:nsid w:val="089C752C"/>
+    <w:multiLevelType w:val="hybridMultilevel"/>
+    <w:tmpl w:val="D9448BFE"/>
+    <w:lvl w:ilvl="0" w:tplc="240A0001">
+      <w:start w:val="1"/>
+      <w:numFmt w:val="bullet"/>
+      <w:lvlText w:val=""/>
+      <w:lvlJc w:val="left"/>
+      <w:pPr>
+        <w:ind w:left="1429" w:hanging="360"/>
+      </w:pPr>
+      <w:rPr>
+        <w:rFonts w:ascii="Symbol" w:hAnsi="Symbol" w:hint="default"/>
+      </w:rPr>
+    </w:lvl>
+    <w:lvl w:ilvl="1" w:tplc="240A0019" w:tentative="1">
+      <w:start w:val="1"/>
+      <w:numFmt w:val="lowerLetter"/>
+      <w:lvlText w:val="%2."/>
+      <w:lvlJc w:val="left"/>
+      <w:pPr>
+        <w:ind w:left="2149" w:hanging="360"/>
+      </w:pPr>
+    </w:lvl>
+    <w:lvl w:ilvl="2" w:tplc="240A001B" w:tentative="1">
+      <w:start w:val="1"/>
+      <w:numFmt w:val="lowerRoman"/>
+      <w:lvlText w:val="%3."/>
+      <w:lvlJc w:val="right"/>
+      <w:pPr>
+        <w:ind w:left="2869" w:hanging="180"/>
+      </w:pPr>
+    </w:lvl>
+    <w:lvl w:ilvl="3" w:tplc="240A000F" w:tentative="1">
+      <w:start w:val="1"/>
+      <w:numFmt w:val="decimal"/>
+      <w:lvlText w:val="%4."/>
+      <w:lvlJc w:val="left"/>
+      <w:pPr>
+        <w:ind w:left="3589" w:hanging="360"/>
+      </w:pPr>
+    </w:lvl>
+    <w:lvl w:ilvl="4" w:tplc="240A0019" w:tentative="1">
+      <w:start w:val="1"/>
+      <w:numFmt w:val="lowerLetter"/>
+      <w:lvlText w:val="%5."/>
+      <w:lvlJc w:val="left"/>
+      <w:pPr>
+        <w:ind w:left="4309" w:hanging="360"/>
+      </w:pPr>
+    </w:lvl>
+    <w:lvl w:ilvl="5" w:tplc="240A001B" w:tentative="1">
+      <w:start w:val="1"/>
+      <w:numFmt w:val="lowerRoman"/>
+      <w:lvlText w:val="%6."/>
+      <w:lvlJc w:val="right"/>
+      <w:pPr>
+        <w:ind w:left="5029" w:hanging="180"/>
+      </w:pPr>
+    </w:lvl>
+    <w:lvl w:ilvl="6" w:tplc="240A000F" w:tentative="1">
+      <w:start w:val="1"/>
+      <w:numFmt w:val="decimal"/>
+      <w:lvlText w:val="%7."/>
+      <w:lvlJc w:val="left"/>
+      <w:pPr>
+        <w:ind w:left="5749" w:hanging="360"/>
+      </w:pPr>
+    </w:lvl>
+    <w:lvl w:ilvl="7" w:tplc="240A0019" w:tentative="1">
+      <w:start w:val="1"/>
+      <w:numFmt w:val="lowerLetter"/>
+      <w:lvlText w:val="%8."/>
+      <w:lvlJc w:val="left"/>
+      <w:pPr>
+        <w:ind w:left="6469" w:hanging="360"/>
+      </w:pPr>
+    </w:lvl>
+    <w:lvl w:ilvl="8" w:tplc="240A001B" w:tentative="1">
+      <w:start w:val="1"/>
+      <w:numFmt w:val="lowerRoman"/>
+      <w:lvlText w:val="%9."/>
+      <w:lvlJc w:val="right"/>
+      <w:pPr>
+        <w:ind w:left="7189" w:hanging="180"/>
+      </w:pPr>
+    </w:lvl>
+  </w:abstractNum>
+  <w:abstractNum w:abstractNumId="3" w15:restartNumberingAfterBreak="0">
     <w:nsid w:val="0A830189"/>
     <w:multiLevelType w:val="hybridMultilevel"/>
     <w:tmpl w:val="25963068"/>
@@ -15204,7 +15454,7 @@
       </w:pPr>
     </w:lvl>
   </w:abstractNum>
-  <w:abstractNum w:abstractNumId="3" w15:restartNumberingAfterBreak="0">
+  <w:abstractNum w:abstractNumId="4" w15:restartNumberingAfterBreak="0">
     <w:nsid w:val="0AE63B64"/>
     <w:multiLevelType w:val="hybridMultilevel"/>
     <w:tmpl w:val="393653F4"/>
@@ -15317,7 +15567,7 @@
       </w:rPr>
     </w:lvl>
   </w:abstractNum>
-  <w:abstractNum w:abstractNumId="4" w15:restartNumberingAfterBreak="0">
+  <w:abstractNum w:abstractNumId="5" w15:restartNumberingAfterBreak="0">
     <w:nsid w:val="0C4555FF"/>
     <w:multiLevelType w:val="hybridMultilevel"/>
     <w:tmpl w:val="BFFA5272"/>
@@ -15430,7 +15680,7 @@
       </w:rPr>
     </w:lvl>
   </w:abstractNum>
-  <w:abstractNum w:abstractNumId="5" w15:restartNumberingAfterBreak="0">
+  <w:abstractNum w:abstractNumId="6" w15:restartNumberingAfterBreak="0">
     <w:nsid w:val="0D036A9C"/>
     <w:multiLevelType w:val="hybridMultilevel"/>
     <w:tmpl w:val="5120A06E"/>
@@ -15516,7 +15766,7 @@
       </w:pPr>
     </w:lvl>
   </w:abstractNum>
-  <w:abstractNum w:abstractNumId="6" w15:restartNumberingAfterBreak="0">
+  <w:abstractNum w:abstractNumId="7" w15:restartNumberingAfterBreak="0">
     <w:nsid w:val="0FFF667D"/>
     <w:multiLevelType w:val="hybridMultilevel"/>
     <w:tmpl w:val="104EEAF0"/>
@@ -15629,7 +15879,7 @@
       </w:rPr>
     </w:lvl>
   </w:abstractNum>
-  <w:abstractNum w:abstractNumId="7" w15:restartNumberingAfterBreak="0">
+  <w:abstractNum w:abstractNumId="8" w15:restartNumberingAfterBreak="0">
     <w:nsid w:val="13AF4A8A"/>
     <w:multiLevelType w:val="hybridMultilevel"/>
     <w:tmpl w:val="ABB4C8B2"/>
@@ -15742,7 +15992,7 @@
       </w:rPr>
     </w:lvl>
   </w:abstractNum>
-  <w:abstractNum w:abstractNumId="8" w15:restartNumberingAfterBreak="0">
+  <w:abstractNum w:abstractNumId="9" w15:restartNumberingAfterBreak="0">
     <w:nsid w:val="16377BC1"/>
     <w:multiLevelType w:val="hybridMultilevel"/>
     <w:tmpl w:val="0108DDD6"/>
@@ -15855,7 +16105,7 @@
       </w:rPr>
     </w:lvl>
   </w:abstractNum>
-  <w:abstractNum w:abstractNumId="9" w15:restartNumberingAfterBreak="0">
+  <w:abstractNum w:abstractNumId="10" w15:restartNumberingAfterBreak="0">
     <w:nsid w:val="1B566F27"/>
     <w:multiLevelType w:val="hybridMultilevel"/>
     <w:tmpl w:val="0D8E7C2E"/>
@@ -15968,7 +16218,7 @@
       </w:rPr>
     </w:lvl>
   </w:abstractNum>
-  <w:abstractNum w:abstractNumId="10" w15:restartNumberingAfterBreak="0">
+  <w:abstractNum w:abstractNumId="11" w15:restartNumberingAfterBreak="0">
     <w:nsid w:val="1D4E01E7"/>
     <w:multiLevelType w:val="hybridMultilevel"/>
     <w:tmpl w:val="5BA4080A"/>
@@ -16081,7 +16331,7 @@
       </w:rPr>
     </w:lvl>
   </w:abstractNum>
-  <w:abstractNum w:abstractNumId="11" w15:restartNumberingAfterBreak="0">
+  <w:abstractNum w:abstractNumId="12" w15:restartNumberingAfterBreak="0">
     <w:nsid w:val="1F4E342E"/>
     <w:multiLevelType w:val="hybridMultilevel"/>
     <w:tmpl w:val="2D08EE16"/>
@@ -16167,7 +16417,7 @@
       </w:pPr>
     </w:lvl>
   </w:abstractNum>
-  <w:abstractNum w:abstractNumId="12" w15:restartNumberingAfterBreak="0">
+  <w:abstractNum w:abstractNumId="13" w15:restartNumberingAfterBreak="0">
     <w:nsid w:val="1FFA5FB1"/>
     <w:multiLevelType w:val="hybridMultilevel"/>
     <w:tmpl w:val="A99C6928"/>
@@ -16280,7 +16530,7 @@
       </w:rPr>
     </w:lvl>
   </w:abstractNum>
-  <w:abstractNum w:abstractNumId="13" w15:restartNumberingAfterBreak="0">
+  <w:abstractNum w:abstractNumId="14" w15:restartNumberingAfterBreak="0">
     <w:nsid w:val="222A68D6"/>
     <w:multiLevelType w:val="hybridMultilevel"/>
     <w:tmpl w:val="310AC06A"/>
@@ -16393,7 +16643,7 @@
       </w:rPr>
     </w:lvl>
   </w:abstractNum>
-  <w:abstractNum w:abstractNumId="14" w15:restartNumberingAfterBreak="0">
+  <w:abstractNum w:abstractNumId="15" w15:restartNumberingAfterBreak="0">
     <w:nsid w:val="228A4865"/>
     <w:multiLevelType w:val="hybridMultilevel"/>
     <w:tmpl w:val="3A12544C"/>
@@ -16506,7 +16756,7 @@
       </w:rPr>
     </w:lvl>
   </w:abstractNum>
-  <w:abstractNum w:abstractNumId="15" w15:restartNumberingAfterBreak="0">
+  <w:abstractNum w:abstractNumId="16" w15:restartNumberingAfterBreak="0">
     <w:nsid w:val="26CD5247"/>
     <w:multiLevelType w:val="hybridMultilevel"/>
     <w:tmpl w:val="58DE8EAE"/>
@@ -16619,7 +16869,7 @@
       </w:rPr>
     </w:lvl>
   </w:abstractNum>
-  <w:abstractNum w:abstractNumId="16" w15:restartNumberingAfterBreak="0">
+  <w:abstractNum w:abstractNumId="17" w15:restartNumberingAfterBreak="0">
     <w:nsid w:val="27412B07"/>
     <w:multiLevelType w:val="hybridMultilevel"/>
     <w:tmpl w:val="A84A9D20"/>
@@ -16710,7 +16960,7 @@
       </w:pPr>
     </w:lvl>
   </w:abstractNum>
-  <w:abstractNum w:abstractNumId="17" w15:restartNumberingAfterBreak="0">
+  <w:abstractNum w:abstractNumId="18" w15:restartNumberingAfterBreak="0">
     <w:nsid w:val="27CC7ADB"/>
     <w:multiLevelType w:val="hybridMultilevel"/>
     <w:tmpl w:val="FA70311C"/>
@@ -16823,7 +17073,7 @@
       </w:rPr>
     </w:lvl>
   </w:abstractNum>
-  <w:abstractNum w:abstractNumId="18" w15:restartNumberingAfterBreak="0">
+  <w:abstractNum w:abstractNumId="19" w15:restartNumberingAfterBreak="0">
     <w:nsid w:val="2B145F49"/>
     <w:multiLevelType w:val="hybridMultilevel"/>
     <w:tmpl w:val="63D6764E"/>
@@ -16909,7 +17159,7 @@
       </w:pPr>
     </w:lvl>
   </w:abstractNum>
-  <w:abstractNum w:abstractNumId="19" w15:restartNumberingAfterBreak="0">
+  <w:abstractNum w:abstractNumId="20" w15:restartNumberingAfterBreak="0">
     <w:nsid w:val="2BAC0F61"/>
     <w:multiLevelType w:val="hybridMultilevel"/>
     <w:tmpl w:val="4A44A574"/>
@@ -16995,7 +17245,7 @@
       </w:pPr>
     </w:lvl>
   </w:abstractNum>
-  <w:abstractNum w:abstractNumId="20" w15:restartNumberingAfterBreak="0">
+  <w:abstractNum w:abstractNumId="21" w15:restartNumberingAfterBreak="0">
     <w:nsid w:val="2EAD6873"/>
     <w:multiLevelType w:val="hybridMultilevel"/>
     <w:tmpl w:val="B70A6BD4"/>
@@ -17108,7 +17358,7 @@
       </w:rPr>
     </w:lvl>
   </w:abstractNum>
-  <w:abstractNum w:abstractNumId="21" w15:restartNumberingAfterBreak="0">
+  <w:abstractNum w:abstractNumId="22" w15:restartNumberingAfterBreak="0">
     <w:nsid w:val="311935F3"/>
     <w:multiLevelType w:val="hybridMultilevel"/>
     <w:tmpl w:val="B2DC28D2"/>
@@ -17194,7 +17444,7 @@
       </w:pPr>
     </w:lvl>
   </w:abstractNum>
-  <w:abstractNum w:abstractNumId="22" w15:restartNumberingAfterBreak="0">
+  <w:abstractNum w:abstractNumId="23" w15:restartNumberingAfterBreak="0">
     <w:nsid w:val="368E176E"/>
     <w:multiLevelType w:val="hybridMultilevel"/>
     <w:tmpl w:val="BDF054FE"/>
@@ -17288,7 +17538,7 @@
       </w:pPr>
     </w:lvl>
   </w:abstractNum>
-  <w:abstractNum w:abstractNumId="23" w15:restartNumberingAfterBreak="0">
+  <w:abstractNum w:abstractNumId="24" w15:restartNumberingAfterBreak="0">
     <w:nsid w:val="3C4863A6"/>
     <w:multiLevelType w:val="hybridMultilevel"/>
     <w:tmpl w:val="512ECC7C"/>
@@ -17401,7 +17651,7 @@
       </w:rPr>
     </w:lvl>
   </w:abstractNum>
-  <w:abstractNum w:abstractNumId="24" w15:restartNumberingAfterBreak="0">
+  <w:abstractNum w:abstractNumId="25" w15:restartNumberingAfterBreak="0">
     <w:nsid w:val="3C9C78AC"/>
     <w:multiLevelType w:val="hybridMultilevel"/>
     <w:tmpl w:val="7B1A0C2C"/>
@@ -17514,7 +17764,7 @@
       </w:rPr>
     </w:lvl>
   </w:abstractNum>
-  <w:abstractNum w:abstractNumId="25" w15:restartNumberingAfterBreak="0">
+  <w:abstractNum w:abstractNumId="26" w15:restartNumberingAfterBreak="0">
     <w:nsid w:val="3DD95BD1"/>
     <w:multiLevelType w:val="hybridMultilevel"/>
     <w:tmpl w:val="71869946"/>
@@ -17627,7 +17877,7 @@
       </w:rPr>
     </w:lvl>
   </w:abstractNum>
-  <w:abstractNum w:abstractNumId="26" w15:restartNumberingAfterBreak="0">
+  <w:abstractNum w:abstractNumId="27" w15:restartNumberingAfterBreak="0">
     <w:nsid w:val="3DDF6562"/>
     <w:multiLevelType w:val="multilevel"/>
     <w:tmpl w:val="6C7AF928"/>
@@ -17748,7 +17998,7 @@
       </w:rPr>
     </w:lvl>
   </w:abstractNum>
-  <w:abstractNum w:abstractNumId="27" w15:restartNumberingAfterBreak="0">
+  <w:abstractNum w:abstractNumId="28" w15:restartNumberingAfterBreak="0">
     <w:nsid w:val="3E0A49AB"/>
     <w:multiLevelType w:val="hybridMultilevel"/>
     <w:tmpl w:val="BD1EE28A"/>
@@ -17861,7 +18111,7 @@
       </w:rPr>
     </w:lvl>
   </w:abstractNum>
-  <w:abstractNum w:abstractNumId="28" w15:restartNumberingAfterBreak="0">
+  <w:abstractNum w:abstractNumId="29" w15:restartNumberingAfterBreak="0">
     <w:nsid w:val="43FB3B0D"/>
     <w:multiLevelType w:val="hybridMultilevel"/>
     <w:tmpl w:val="8AE60AEC"/>
@@ -17974,7 +18224,7 @@
       </w:rPr>
     </w:lvl>
   </w:abstractNum>
-  <w:abstractNum w:abstractNumId="29" w15:restartNumberingAfterBreak="0">
+  <w:abstractNum w:abstractNumId="30" w15:restartNumberingAfterBreak="0">
     <w:nsid w:val="4C1E5E95"/>
     <w:multiLevelType w:val="hybridMultilevel"/>
     <w:tmpl w:val="ADB0B02A"/>
@@ -18087,7 +18337,7 @@
       </w:rPr>
     </w:lvl>
   </w:abstractNum>
-  <w:abstractNum w:abstractNumId="30" w15:restartNumberingAfterBreak="0">
+  <w:abstractNum w:abstractNumId="31" w15:restartNumberingAfterBreak="0">
     <w:nsid w:val="4EBE1EF6"/>
     <w:multiLevelType w:val="hybridMultilevel"/>
     <w:tmpl w:val="AF3C2E24"/>
@@ -18178,7 +18428,120 @@
       </w:pPr>
     </w:lvl>
   </w:abstractNum>
-  <w:abstractNum w:abstractNumId="31" w15:restartNumberingAfterBreak="0">
+  <w:abstractNum w:abstractNumId="32" w15:restartNumberingAfterBreak="0">
+    <w:nsid w:val="4EC47B56"/>
+    <w:multiLevelType w:val="hybridMultilevel"/>
+    <w:tmpl w:val="CF24106C"/>
+    <w:lvl w:ilvl="0" w:tplc="240A000F">
+      <w:start w:val="1"/>
+      <w:numFmt w:val="decimal"/>
+      <w:lvlText w:val="%1."/>
+      <w:lvlJc w:val="left"/>
+      <w:pPr>
+        <w:ind w:left="1429" w:hanging="360"/>
+      </w:pPr>
+      <w:rPr>
+        <w:rFonts w:hint="default"/>
+      </w:rPr>
+    </w:lvl>
+    <w:lvl w:ilvl="1" w:tplc="FFFFFFFF" w:tentative="1">
+      <w:start w:val="1"/>
+      <w:numFmt w:val="bullet"/>
+      <w:lvlText w:val="o"/>
+      <w:lvlJc w:val="left"/>
+      <w:pPr>
+        <w:ind w:left="2149" w:hanging="360"/>
+      </w:pPr>
+      <w:rPr>
+        <w:rFonts w:ascii="Courier New" w:hAnsi="Courier New" w:cs="Courier New" w:hint="default"/>
+      </w:rPr>
+    </w:lvl>
+    <w:lvl w:ilvl="2" w:tplc="FFFFFFFF" w:tentative="1">
+      <w:start w:val="1"/>
+      <w:numFmt w:val="bullet"/>
+      <w:lvlText w:val=""/>
+      <w:lvlJc w:val="left"/>
+      <w:pPr>
+        <w:ind w:left="2869" w:hanging="360"/>
+      </w:pPr>
+      <w:rPr>
+        <w:rFonts w:ascii="Wingdings" w:hAnsi="Wingdings" w:hint="default"/>
+      </w:rPr>
+    </w:lvl>
+    <w:lvl w:ilvl="3" w:tplc="FFFFFFFF" w:tentative="1">
+      <w:start w:val="1"/>
+      <w:numFmt w:val="bullet"/>
+      <w:lvlText w:val=""/>
+      <w:lvlJc w:val="left"/>
+      <w:pPr>
+        <w:ind w:left="3589" w:hanging="360"/>
+      </w:pPr>
+      <w:rPr>
+        <w:rFonts w:ascii="Symbol" w:hAnsi="Symbol" w:hint="default"/>
+      </w:rPr>
+    </w:lvl>
+    <w:lvl w:ilvl="4" w:tplc="FFFFFFFF" w:tentative="1">
+      <w:start w:val="1"/>
+      <w:numFmt w:val="bullet"/>
+      <w:lvlText w:val="o"/>
+      <w:lvlJc w:val="left"/>
+      <w:pPr>
+        <w:ind w:left="4309" w:hanging="360"/>
+      </w:pPr>
+      <w:rPr>
+        <w:rFonts w:ascii="Courier New" w:hAnsi="Courier New" w:cs="Courier New" w:hint="default"/>
+      </w:rPr>
+    </w:lvl>
+    <w:lvl w:ilvl="5" w:tplc="FFFFFFFF" w:tentative="1">
+      <w:start w:val="1"/>
+      <w:numFmt w:val="bullet"/>
+      <w:lvlText w:val=""/>
+      <w:lvlJc w:val="left"/>
+      <w:pPr>
+        <w:ind w:left="5029" w:hanging="360"/>
+      </w:pPr>
+      <w:rPr>
+        <w:rFonts w:ascii="Wingdings" w:hAnsi="Wingdings" w:hint="default"/>
+      </w:rPr>
+    </w:lvl>
+    <w:lvl w:ilvl="6" w:tplc="FFFFFFFF" w:tentative="1">
+      <w:start w:val="1"/>
+      <w:numFmt w:val="bullet"/>
+      <w:lvlText w:val=""/>
+      <w:lvlJc w:val="left"/>
+      <w:pPr>
+        <w:ind w:left="5749" w:hanging="360"/>
+      </w:pPr>
+      <w:rPr>
+        <w:rFonts w:ascii="Symbol" w:hAnsi="Symbol" w:hint="default"/>
+      </w:rPr>
+    </w:lvl>
+    <w:lvl w:ilvl="7" w:tplc="FFFFFFFF" w:tentative="1">
+      <w:start w:val="1"/>
+      <w:numFmt w:val="bullet"/>
+      <w:lvlText w:val="o"/>
+      <w:lvlJc w:val="left"/>
+      <w:pPr>
+        <w:ind w:left="6469" w:hanging="360"/>
+      </w:pPr>
+      <w:rPr>
+        <w:rFonts w:ascii="Courier New" w:hAnsi="Courier New" w:cs="Courier New" w:hint="default"/>
+      </w:rPr>
+    </w:lvl>
+    <w:lvl w:ilvl="8" w:tplc="FFFFFFFF" w:tentative="1">
+      <w:start w:val="1"/>
+      <w:numFmt w:val="bullet"/>
+      <w:lvlText w:val=""/>
+      <w:lvlJc w:val="left"/>
+      <w:pPr>
+        <w:ind w:left="7189" w:hanging="360"/>
+      </w:pPr>
+      <w:rPr>
+        <w:rFonts w:ascii="Wingdings" w:hAnsi="Wingdings" w:hint="default"/>
+      </w:rPr>
+    </w:lvl>
+  </w:abstractNum>
+  <w:abstractNum w:abstractNumId="33" w15:restartNumberingAfterBreak="0">
     <w:nsid w:val="55A276D0"/>
     <w:multiLevelType w:val="hybridMultilevel"/>
     <w:tmpl w:val="696E1AA6"/>
@@ -18291,7 +18654,7 @@
       </w:rPr>
     </w:lvl>
   </w:abstractNum>
-  <w:abstractNum w:abstractNumId="32" w15:restartNumberingAfterBreak="0">
+  <w:abstractNum w:abstractNumId="34" w15:restartNumberingAfterBreak="0">
     <w:nsid w:val="5BAB6FE1"/>
     <w:multiLevelType w:val="hybridMultilevel"/>
     <w:tmpl w:val="A95CCBBA"/>
@@ -18404,7 +18767,7 @@
       </w:rPr>
     </w:lvl>
   </w:abstractNum>
-  <w:abstractNum w:abstractNumId="33" w15:restartNumberingAfterBreak="0">
+  <w:abstractNum w:abstractNumId="35" w15:restartNumberingAfterBreak="0">
     <w:nsid w:val="5D5B2906"/>
     <w:multiLevelType w:val="hybridMultilevel"/>
     <w:tmpl w:val="23BC4438"/>
@@ -18517,7 +18880,7 @@
       </w:rPr>
     </w:lvl>
   </w:abstractNum>
-  <w:abstractNum w:abstractNumId="34" w15:restartNumberingAfterBreak="0">
+  <w:abstractNum w:abstractNumId="36" w15:restartNumberingAfterBreak="0">
     <w:nsid w:val="5EC4517A"/>
     <w:multiLevelType w:val="hybridMultilevel"/>
     <w:tmpl w:val="11FC33F4"/>
@@ -18630,7 +18993,7 @@
       </w:rPr>
     </w:lvl>
   </w:abstractNum>
-  <w:abstractNum w:abstractNumId="35" w15:restartNumberingAfterBreak="0">
+  <w:abstractNum w:abstractNumId="37" w15:restartNumberingAfterBreak="0">
     <w:nsid w:val="60ED311E"/>
     <w:multiLevelType w:val="hybridMultilevel"/>
     <w:tmpl w:val="F2B23B74"/>
@@ -18743,7 +19106,7 @@
       </w:rPr>
     </w:lvl>
   </w:abstractNum>
-  <w:abstractNum w:abstractNumId="36" w15:restartNumberingAfterBreak="0">
+  <w:abstractNum w:abstractNumId="38" w15:restartNumberingAfterBreak="0">
     <w:nsid w:val="653570F5"/>
     <w:multiLevelType w:val="hybridMultilevel"/>
     <w:tmpl w:val="9214A5A2"/>
@@ -18856,7 +19219,7 @@
       </w:rPr>
     </w:lvl>
   </w:abstractNum>
-  <w:abstractNum w:abstractNumId="37" w15:restartNumberingAfterBreak="0">
+  <w:abstractNum w:abstractNumId="39" w15:restartNumberingAfterBreak="0">
     <w:nsid w:val="6D5D652B"/>
     <w:multiLevelType w:val="hybridMultilevel"/>
     <w:tmpl w:val="E42E6A32"/>
@@ -18969,7 +19332,7 @@
       </w:rPr>
     </w:lvl>
   </w:abstractNum>
-  <w:abstractNum w:abstractNumId="38" w15:restartNumberingAfterBreak="0">
+  <w:abstractNum w:abstractNumId="40" w15:restartNumberingAfterBreak="0">
     <w:nsid w:val="70D57839"/>
     <w:multiLevelType w:val="hybridMultilevel"/>
     <w:tmpl w:val="D6D68218"/>
@@ -19082,7 +19445,7 @@
       </w:rPr>
     </w:lvl>
   </w:abstractNum>
-  <w:abstractNum w:abstractNumId="39" w15:restartNumberingAfterBreak="0">
+  <w:abstractNum w:abstractNumId="41" w15:restartNumberingAfterBreak="0">
     <w:nsid w:val="71867587"/>
     <w:multiLevelType w:val="hybridMultilevel"/>
     <w:tmpl w:val="FF8E7210"/>
@@ -19195,7 +19558,7 @@
       </w:rPr>
     </w:lvl>
   </w:abstractNum>
-  <w:abstractNum w:abstractNumId="40" w15:restartNumberingAfterBreak="0">
+  <w:abstractNum w:abstractNumId="42" w15:restartNumberingAfterBreak="0">
     <w:nsid w:val="719F385A"/>
     <w:multiLevelType w:val="hybridMultilevel"/>
     <w:tmpl w:val="31B68F4A"/>
@@ -19308,7 +19671,7 @@
       </w:rPr>
     </w:lvl>
   </w:abstractNum>
-  <w:abstractNum w:abstractNumId="41" w15:restartNumberingAfterBreak="0">
+  <w:abstractNum w:abstractNumId="43" w15:restartNumberingAfterBreak="0">
     <w:nsid w:val="72B145F4"/>
     <w:multiLevelType w:val="hybridMultilevel"/>
     <w:tmpl w:val="D1D0C120"/>
@@ -19421,7 +19784,7 @@
       </w:rPr>
     </w:lvl>
   </w:abstractNum>
-  <w:abstractNum w:abstractNumId="42" w15:restartNumberingAfterBreak="0">
+  <w:abstractNum w:abstractNumId="44" w15:restartNumberingAfterBreak="0">
     <w:nsid w:val="740370FD"/>
     <w:multiLevelType w:val="hybridMultilevel"/>
     <w:tmpl w:val="E6BEA7E6"/>
@@ -19534,7 +19897,7 @@
       </w:rPr>
     </w:lvl>
   </w:abstractNum>
-  <w:abstractNum w:abstractNumId="43" w15:restartNumberingAfterBreak="0">
+  <w:abstractNum w:abstractNumId="45" w15:restartNumberingAfterBreak="0">
     <w:nsid w:val="759C3368"/>
     <w:multiLevelType w:val="hybridMultilevel"/>
     <w:tmpl w:val="442EE504"/>
@@ -19647,7 +20010,7 @@
       </w:rPr>
     </w:lvl>
   </w:abstractNum>
-  <w:abstractNum w:abstractNumId="44" w15:restartNumberingAfterBreak="0">
+  <w:abstractNum w:abstractNumId="46" w15:restartNumberingAfterBreak="0">
     <w:nsid w:val="764E61C7"/>
     <w:multiLevelType w:val="hybridMultilevel"/>
     <w:tmpl w:val="92D8D7D4"/>
@@ -19760,7 +20123,7 @@
       </w:rPr>
     </w:lvl>
   </w:abstractNum>
-  <w:abstractNum w:abstractNumId="45" w15:restartNumberingAfterBreak="0">
+  <w:abstractNum w:abstractNumId="47" w15:restartNumberingAfterBreak="0">
     <w:nsid w:val="784A7AF6"/>
     <w:multiLevelType w:val="hybridMultilevel"/>
     <w:tmpl w:val="E2A8D4FC"/>
@@ -19873,7 +20236,7 @@
       </w:rPr>
     </w:lvl>
   </w:abstractNum>
-  <w:abstractNum w:abstractNumId="46" w15:restartNumberingAfterBreak="0">
+  <w:abstractNum w:abstractNumId="48" w15:restartNumberingAfterBreak="0">
     <w:nsid w:val="7B210586"/>
     <w:multiLevelType w:val="hybridMultilevel"/>
     <w:tmpl w:val="1B8291DC"/>
@@ -19963,141 +20326,147 @@
     <w:abstractNumId w:val="0"/>
   </w:num>
   <w:num w:numId="2">
+    <w:abstractNumId w:val="17"/>
+  </w:num>
+  <w:num w:numId="3">
+    <w:abstractNumId w:val="31"/>
+  </w:num>
+  <w:num w:numId="4">
+    <w:abstractNumId w:val="23"/>
+  </w:num>
+  <w:num w:numId="5">
+    <w:abstractNumId w:val="27"/>
+  </w:num>
+  <w:num w:numId="6">
+    <w:abstractNumId w:val="37"/>
+  </w:num>
+  <w:num w:numId="7">
+    <w:abstractNumId w:val="30"/>
+  </w:num>
+  <w:num w:numId="8">
+    <w:abstractNumId w:val="33"/>
+  </w:num>
+  <w:num w:numId="9">
+    <w:abstractNumId w:val="44"/>
+  </w:num>
+  <w:num w:numId="10">
+    <w:abstractNumId w:val="42"/>
+  </w:num>
+  <w:num w:numId="11">
+    <w:abstractNumId w:val="25"/>
+  </w:num>
+  <w:num w:numId="12">
+    <w:abstractNumId w:val="26"/>
+  </w:num>
+  <w:num w:numId="13">
     <w:abstractNumId w:val="16"/>
   </w:num>
-  <w:num w:numId="3">
-    <w:abstractNumId w:val="30"/>
+  <w:num w:numId="14">
+    <w:abstractNumId w:val="41"/>
   </w:num>
-  <w:num w:numId="4">
+  <w:num w:numId="15">
+    <w:abstractNumId w:val="18"/>
+  </w:num>
+  <w:num w:numId="16">
+    <w:abstractNumId w:val="38"/>
+  </w:num>
+  <w:num w:numId="17">
+    <w:abstractNumId w:val="21"/>
+  </w:num>
+  <w:num w:numId="18">
+    <w:abstractNumId w:val="47"/>
+  </w:num>
+  <w:num w:numId="19">
+    <w:abstractNumId w:val="35"/>
+  </w:num>
+  <w:num w:numId="20">
+    <w:abstractNumId w:val="15"/>
+  </w:num>
+  <w:num w:numId="21">
+    <w:abstractNumId w:val="24"/>
+  </w:num>
+  <w:num w:numId="22">
+    <w:abstractNumId w:val="20"/>
+  </w:num>
+  <w:num w:numId="23">
+    <w:abstractNumId w:val="48"/>
+  </w:num>
+  <w:num w:numId="24">
+    <w:abstractNumId w:val="8"/>
+  </w:num>
+  <w:num w:numId="25">
+    <w:abstractNumId w:val="6"/>
+  </w:num>
+  <w:num w:numId="26">
+    <w:abstractNumId w:val="46"/>
+  </w:num>
+  <w:num w:numId="27">
+    <w:abstractNumId w:val="39"/>
+  </w:num>
+  <w:num w:numId="28">
     <w:abstractNumId w:val="22"/>
   </w:num>
-  <w:num w:numId="5">
-    <w:abstractNumId w:val="26"/>
+  <w:num w:numId="29">
+    <w:abstractNumId w:val="5"/>
   </w:num>
-  <w:num w:numId="6">
-    <w:abstractNumId w:val="35"/>
+  <w:num w:numId="30">
+    <w:abstractNumId w:val="19"/>
   </w:num>
-  <w:num w:numId="7">
-    <w:abstractNumId w:val="29"/>
+  <w:num w:numId="31">
+    <w:abstractNumId w:val="11"/>
   </w:num>
-  <w:num w:numId="8">
-    <w:abstractNumId w:val="31"/>
+  <w:num w:numId="32">
+    <w:abstractNumId w:val="12"/>
   </w:num>
-  <w:num w:numId="9">
-    <w:abstractNumId w:val="42"/>
+  <w:num w:numId="33">
+    <w:abstractNumId w:val="14"/>
   </w:num>
-  <w:num w:numId="10">
-    <w:abstractNumId w:val="40"/>
+  <w:num w:numId="34">
+    <w:abstractNumId w:val="10"/>
   </w:num>
-  <w:num w:numId="11">
-    <w:abstractNumId w:val="24"/>
+  <w:num w:numId="35">
+    <w:abstractNumId w:val="45"/>
   </w:num>
-  <w:num w:numId="12">
-    <w:abstractNumId w:val="25"/>
+  <w:num w:numId="36">
+    <w:abstractNumId w:val="13"/>
   </w:num>
-  <w:num w:numId="13">
-    <w:abstractNumId w:val="15"/>
-  </w:num>
-  <w:num w:numId="14">
-    <w:abstractNumId w:val="39"/>
-  </w:num>
-  <w:num w:numId="15">
-    <w:abstractNumId w:val="17"/>
-  </w:num>
-  <w:num w:numId="16">
+  <w:num w:numId="37">
     <w:abstractNumId w:val="36"/>
   </w:num>
-  <w:num w:numId="17">
-    <w:abstractNumId w:val="20"/>
+  <w:num w:numId="38">
+    <w:abstractNumId w:val="4"/>
   </w:num>
-  <w:num w:numId="18">
-    <w:abstractNumId w:val="45"/>
+  <w:num w:numId="39">
+    <w:abstractNumId w:val="9"/>
   </w:num>
-  <w:num w:numId="19">
-    <w:abstractNumId w:val="33"/>
+  <w:num w:numId="40">
+    <w:abstractNumId w:val="28"/>
   </w:num>
-  <w:num w:numId="20">
-    <w:abstractNumId w:val="14"/>
+  <w:num w:numId="41">
+    <w:abstractNumId w:val="34"/>
   </w:num>
-  <w:num w:numId="21">
-    <w:abstractNumId w:val="23"/>
-  </w:num>
-  <w:num w:numId="22">
-    <w:abstractNumId w:val="19"/>
-  </w:num>
-  <w:num w:numId="23">
-    <w:abstractNumId w:val="46"/>
-  </w:num>
-  <w:num w:numId="24">
+  <w:num w:numId="42">
     <w:abstractNumId w:val="7"/>
   </w:num>
-  <w:num w:numId="25">
-    <w:abstractNumId w:val="5"/>
-  </w:num>
-  <w:num w:numId="26">
-    <w:abstractNumId w:val="44"/>
-  </w:num>
-  <w:num w:numId="27">
-    <w:abstractNumId w:val="37"/>
-  </w:num>
-  <w:num w:numId="28">
-    <w:abstractNumId w:val="21"/>
-  </w:num>
-  <w:num w:numId="29">
-    <w:abstractNumId w:val="4"/>
-  </w:num>
-  <w:num w:numId="30">
-    <w:abstractNumId w:val="18"/>
-  </w:num>
-  <w:num w:numId="31">
-    <w:abstractNumId w:val="10"/>
-  </w:num>
-  <w:num w:numId="32">
-    <w:abstractNumId w:val="11"/>
-  </w:num>
-  <w:num w:numId="33">
-    <w:abstractNumId w:val="13"/>
-  </w:num>
-  <w:num w:numId="34">
-    <w:abstractNumId w:val="9"/>
-  </w:num>
-  <w:num w:numId="35">
+  <w:num w:numId="43">
     <w:abstractNumId w:val="43"/>
   </w:num>
-  <w:num w:numId="36">
-    <w:abstractNumId w:val="12"/>
-  </w:num>
-  <w:num w:numId="37">
-    <w:abstractNumId w:val="34"/>
-  </w:num>
-  <w:num w:numId="38">
-    <w:abstractNumId w:val="3"/>
-  </w:num>
-  <w:num w:numId="39">
-    <w:abstractNumId w:val="8"/>
-  </w:num>
-  <w:num w:numId="40">
-    <w:abstractNumId w:val="27"/>
-  </w:num>
-  <w:num w:numId="41">
-    <w:abstractNumId w:val="32"/>
-  </w:num>
-  <w:num w:numId="42">
-    <w:abstractNumId w:val="6"/>
-  </w:num>
-  <w:num w:numId="43">
-    <w:abstractNumId w:val="41"/>
-  </w:num>
   <w:num w:numId="44">
-    <w:abstractNumId w:val="28"/>
+    <w:abstractNumId w:val="29"/>
   </w:num>
   <w:num w:numId="45">
     <w:abstractNumId w:val="1"/>
   </w:num>
   <w:num w:numId="46">
-    <w:abstractNumId w:val="38"/>
+    <w:abstractNumId w:val="40"/>
   </w:num>
   <w:num w:numId="47">
+    <w:abstractNumId w:val="3"/>
+  </w:num>
+  <w:num w:numId="48">
+    <w:abstractNumId w:val="32"/>
+  </w:num>
+  <w:num w:numId="49">
     <w:abstractNumId w:val="2"/>
   </w:num>
   <w:numIdMacAtCleanup w:val="40"/>

--- a/fuentes/63560006_CFA01_DU.docx
+++ b/fuentes/63560006_CFA01_DU.docx
@@ -1708,13 +1708,7 @@
           </w:p>
           <w:p>
             <w:r>
-              <w:t>Una extracción ideal comienza a gotear entre 4 y 6 segundos después de accionar la bomba</w:t>
-            </w:r>
-            <w:r>
-              <w:t>; e</w:t>
-            </w:r>
-            <w:r>
-              <w:t>l flujo debe ser constante, como una cola de ratón, y detenerse entre 25 a 30 segundos.</w:t>
+              <w:t>Una extracción ideal comienza a gotear entre 4 y 6 segundos después de accionar la bomba; el flujo debe ser constante, como una cola de ratón, y detenerse entre 25 a 30 segundos.</w:t>
             </w:r>
           </w:p>
           <w:p>
@@ -1743,26 +1737,17 @@
           </w:p>
           <w:p>
             <w:r>
-              <w:t>Uno, d</w:t>
-            </w:r>
-            <w:r>
-              <w:t>iagnóstico visual del flujo y la crema.</w:t>
-            </w:r>
-          </w:p>
-          <w:p>
-            <w:r>
-              <w:t>Dos, a</w:t>
-            </w:r>
-            <w:r>
-              <w:t>juste del anillo de molienda.</w:t>
-            </w:r>
-          </w:p>
-          <w:p>
-            <w:r>
-              <w:t>Tres, v</w:t>
-            </w:r>
-            <w:r>
-              <w:t>erificación con balanza y cronómetro.</w:t>
+              <w:t>Uno, diagnóstico visual del flujo y la crema.</w:t>
+            </w:r>
+          </w:p>
+          <w:p>
+            <w:r>
+              <w:t>Dos, ajuste del anillo de molienda.</w:t>
+            </w:r>
+          </w:p>
+          <w:p>
+            <w:r>
+              <w:t>Tres, verificación con balanza y cronómetro.</w:t>
             </w:r>
           </w:p>
           <w:p>
@@ -1776,13 +1761,7 @@
               <w:t>espresso</w:t>
             </w:r>
             <w:r>
-              <w:t xml:space="preserve"> sea una obra de arte reproducible</w:t>
-            </w:r>
-            <w:r>
-              <w:t>, p</w:t>
-            </w:r>
-            <w:r>
-              <w:t>ractique y registre sus ajustes.</w:t>
+              <w:t xml:space="preserve"> sea una obra de arte reproducible, practique y registre sus ajustes.</w:t>
             </w:r>
           </w:p>
           <w:p/>
@@ -1795,6 +1774,7 @@
         <w:ind w:firstLine="0"/>
       </w:pPr>
       <w:r>
+        <w:lastRenderedPageBreak/>
         <w:br w:type="page"/>
       </w:r>
     </w:p>
@@ -8447,133 +8427,6 @@
           <w:bCs/>
           <w:lang w:val="es-419" w:eastAsia="es-CO"/>
         </w:rPr>
-        <w:t>Equipos y utensilios alternativos para la elaboración del café:</w:t>
-      </w:r>
-    </w:p>
-    <w:p>
-      <w:pPr>
-        <w:pStyle w:val="Prrafodelista"/>
-        <w:numPr>
-          <w:ilvl w:val="0"/>
-          <w:numId w:val="21"/>
-        </w:numPr>
-        <w:rPr>
-          <w:lang w:val="es-419" w:eastAsia="es-CO"/>
-        </w:rPr>
-      </w:pPr>
-      <w:r>
-        <w:rPr>
-          <w:rStyle w:val="Extranjerismo"/>
-          <w:lang w:val="es-419" w:eastAsia="es-CO"/>
-        </w:rPr>
-        <w:t>Pour over</w:t>
-      </w:r>
-      <w:r>
-        <w:rPr>
-          <w:lang w:val="es-419" w:eastAsia="es-CO"/>
-        </w:rPr>
-        <w:t xml:space="preserve"> (V60, Chemex, Kalita Wave).</w:t>
-      </w:r>
-    </w:p>
-    <w:p>
-      <w:pPr>
-        <w:pStyle w:val="Prrafodelista"/>
-        <w:numPr>
-          <w:ilvl w:val="0"/>
-          <w:numId w:val="21"/>
-        </w:numPr>
-        <w:rPr>
-          <w:lang w:val="es-419" w:eastAsia="es-CO"/>
-        </w:rPr>
-      </w:pPr>
-      <w:r>
-        <w:rPr>
-          <w:lang w:val="es-419" w:eastAsia="es-CO"/>
-        </w:rPr>
-        <w:t>Prensa francesa.</w:t>
-      </w:r>
-    </w:p>
-    <w:p>
-      <w:pPr>
-        <w:pStyle w:val="Prrafodelista"/>
-        <w:numPr>
-          <w:ilvl w:val="0"/>
-          <w:numId w:val="21"/>
-        </w:numPr>
-        <w:rPr>
-          <w:lang w:val="es-419" w:eastAsia="es-CO"/>
-        </w:rPr>
-      </w:pPr>
-      <w:r>
-        <w:rPr>
-          <w:lang w:val="es-419" w:eastAsia="es-CO"/>
-        </w:rPr>
-        <w:t>Aeropress.</w:t>
-      </w:r>
-    </w:p>
-    <w:p>
-      <w:pPr>
-        <w:pStyle w:val="Prrafodelista"/>
-        <w:numPr>
-          <w:ilvl w:val="0"/>
-          <w:numId w:val="21"/>
-        </w:numPr>
-        <w:rPr>
-          <w:lang w:val="es-419" w:eastAsia="es-CO"/>
-        </w:rPr>
-      </w:pPr>
-      <w:r>
-        <w:rPr>
-          <w:lang w:val="es-419" w:eastAsia="es-CO"/>
-        </w:rPr>
-        <w:t>Sifón japonés.</w:t>
-      </w:r>
-    </w:p>
-    <w:p>
-      <w:pPr>
-        <w:pStyle w:val="Prrafodelista"/>
-        <w:numPr>
-          <w:ilvl w:val="0"/>
-          <w:numId w:val="21"/>
-        </w:numPr>
-        <w:rPr>
-          <w:lang w:val="es-419" w:eastAsia="es-CO"/>
-        </w:rPr>
-      </w:pPr>
-      <w:r>
-        <w:rPr>
-          <w:lang w:val="es-419" w:eastAsia="es-CO"/>
-        </w:rPr>
-        <w:t xml:space="preserve">Cafetera </w:t>
-      </w:r>
-      <w:r>
-        <w:rPr>
-          <w:rStyle w:val="Extranjerismo"/>
-          <w:lang w:val="es-419" w:eastAsia="es-CO"/>
-        </w:rPr>
-        <w:t>moka</w:t>
-      </w:r>
-      <w:r>
-        <w:rPr>
-          <w:lang w:val="es-419" w:eastAsia="es-CO"/>
-        </w:rPr>
-        <w:t xml:space="preserve"> (greca).</w:t>
-      </w:r>
-    </w:p>
-    <w:p>
-      <w:pPr>
-        <w:rPr>
-          <w:b/>
-          <w:bCs/>
-          <w:lang w:val="es-419" w:eastAsia="es-CO"/>
-        </w:rPr>
-      </w:pPr>
-      <w:r>
-        <w:rPr>
-          <w:b/>
-          <w:bCs/>
-          <w:lang w:val="es-419" w:eastAsia="es-CO"/>
-        </w:rPr>
         <w:t>Mantenimiento básico y rutinas de limpieza</w:t>
       </w:r>
     </w:p>
@@ -8601,7 +8454,6 @@
         <w:rPr>
           <w:lang w:val="es-419" w:eastAsia="es-CO"/>
         </w:rPr>
-        <w:lastRenderedPageBreak/>
         <w:t>Rutina de mantenimiento de equipos</w:t>
       </w:r>
     </w:p>
@@ -8807,6 +8659,7 @@
               <w:pStyle w:val="TextoTablas"/>
             </w:pPr>
             <w:r>
+              <w:lastRenderedPageBreak/>
               <w:t>Lanza de vapor</w:t>
             </w:r>
           </w:p>
@@ -9278,34 +9131,18 @@
     </w:p>
     <w:p>
       <w:pPr>
-        <w:spacing w:before="0" w:after="160" w:line="259" w:lineRule="auto"/>
-        <w:ind w:firstLine="0"/>
-        <w:rPr>
-          <w:lang w:val="es-419" w:eastAsia="es-CO"/>
-        </w:rPr>
-      </w:pPr>
-      <w:r>
-        <w:rPr>
-          <w:lang w:val="es-419" w:eastAsia="es-CO"/>
-        </w:rPr>
-        <w:br w:type="page"/>
-      </w:r>
-    </w:p>
-    <w:p>
-      <w:pPr>
-        <w:rPr>
-          <w:b/>
-          <w:bCs/>
-          <w:lang w:val="es-419" w:eastAsia="es-CO"/>
-        </w:rPr>
-      </w:pPr>
-      <w:r>
-        <w:rPr>
-          <w:b/>
-          <w:bCs/>
-          <w:lang w:val="es-419" w:eastAsia="es-CO"/>
-        </w:rPr>
-        <w:lastRenderedPageBreak/>
+        <w:rPr>
+          <w:b/>
+          <w:bCs/>
+          <w:lang w:val="es-419" w:eastAsia="es-CO"/>
+        </w:rPr>
+      </w:pPr>
+      <w:r>
+        <w:rPr>
+          <w:b/>
+          <w:bCs/>
+          <w:lang w:val="es-419" w:eastAsia="es-CO"/>
+        </w:rPr>
         <w:t xml:space="preserve">Procedimiento de </w:t>
       </w:r>
       <w:r>
@@ -9446,6 +9283,7 @@
         <w:rPr>
           <w:lang w:val="es-419" w:eastAsia="es-CO"/>
         </w:rPr>
+        <w:lastRenderedPageBreak/>
         <w:t>Repetir el ciclo</w:t>
       </w:r>
       <w:r>
@@ -9476,14 +9314,7 @@
         <w:rPr>
           <w:lang w:val="es-419" w:eastAsia="es-CO"/>
         </w:rPr>
-        <w:t xml:space="preserve">Enjuague </w:t>
-      </w:r>
-      <w:proofErr w:type="gramStart"/>
-      <w:r>
-        <w:rPr>
-          <w:lang w:val="es-419" w:eastAsia="es-CO"/>
-        </w:rPr>
-        <w:t>final</w:t>
+        <w:t>Enjuague final</w:t>
       </w:r>
       <w:r>
         <w:rPr>
@@ -9495,14 +9326,7 @@
         <w:rPr>
           <w:lang w:val="es-419" w:eastAsia="es-CO"/>
         </w:rPr>
-        <w:t>Retirar</w:t>
-      </w:r>
-      <w:proofErr w:type="gramEnd"/>
-      <w:r>
-        <w:rPr>
-          <w:lang w:val="es-419" w:eastAsia="es-CO"/>
-        </w:rPr>
-        <w:t xml:space="preserve"> el portafiltro, enjuagar y realizar 3 ciclos de </w:t>
+        <w:t xml:space="preserve">Retirar el portafiltro, enjuagar y realizar 3 ciclos de </w:t>
       </w:r>
       <w:r>
         <w:rPr>
@@ -14376,7 +14200,19 @@
               <w:rPr>
                 <w:lang w:val="es-CO"/>
               </w:rPr>
-              <w:t>Experto temático</w:t>
+              <w:t>Expert</w:t>
+            </w:r>
+            <w:r>
+              <w:rPr>
+                <w:lang w:val="es-CO"/>
+              </w:rPr>
+              <w:t>a</w:t>
+            </w:r>
+            <w:r>
+              <w:rPr>
+                <w:lang w:val="es-CO"/>
+              </w:rPr>
+              <w:t xml:space="preserve"> temático</w:t>
             </w:r>
           </w:p>
         </w:tc>
@@ -14728,7 +14564,19 @@
               <w:rPr>
                 <w:lang w:val="es-CO"/>
               </w:rPr>
-              <w:t>Evaluador de contenidos inclusivos y accesibles</w:t>
+              <w:t>Evaluador</w:t>
+            </w:r>
+            <w:r>
+              <w:rPr>
+                <w:lang w:val="es-CO"/>
+              </w:rPr>
+              <w:t>a</w:t>
+            </w:r>
+            <w:r>
+              <w:rPr>
+                <w:lang w:val="es-CO"/>
+              </w:rPr>
+              <w:t xml:space="preserve"> de contenidos inclusivos y accesibles</w:t>
             </w:r>
           </w:p>
         </w:tc>
@@ -14787,7 +14635,19 @@
               <w:rPr>
                 <w:lang w:val="es-CO"/>
               </w:rPr>
-              <w:t>Evaluador de contenidos inclusivos y accesibles</w:t>
+              <w:t>Evaluador</w:t>
+            </w:r>
+            <w:r>
+              <w:rPr>
+                <w:lang w:val="es-CO"/>
+              </w:rPr>
+              <w:t>a</w:t>
+            </w:r>
+            <w:r>
+              <w:rPr>
+                <w:lang w:val="es-CO"/>
+              </w:rPr>
+              <w:t xml:space="preserve"> de contenidos inclusivos y accesibles</w:t>
             </w:r>
           </w:p>
         </w:tc>
@@ -14849,7 +14709,31 @@
               <w:rPr>
                 <w:lang w:val="es-CO"/>
               </w:rPr>
-              <w:t>Validador y vinculador de recursos educativos digitales</w:t>
+              <w:t>Validador</w:t>
+            </w:r>
+            <w:r>
+              <w:rPr>
+                <w:lang w:val="es-CO"/>
+              </w:rPr>
+              <w:t>a</w:t>
+            </w:r>
+            <w:r>
+              <w:rPr>
+                <w:lang w:val="es-CO"/>
+              </w:rPr>
+              <w:t xml:space="preserve"> y vinculador</w:t>
+            </w:r>
+            <w:r>
+              <w:rPr>
+                <w:lang w:val="es-CO"/>
+              </w:rPr>
+              <w:t>a</w:t>
+            </w:r>
+            <w:r>
+              <w:rPr>
+                <w:lang w:val="es-CO"/>
+              </w:rPr>
+              <w:t xml:space="preserve"> de recursos educativos digitales</w:t>
             </w:r>
           </w:p>
         </w:tc>

--- a/fuentes/63560006_CFA01_DU.docx
+++ b/fuentes/63560006_CFA01_DU.docx
@@ -205,7 +205,7 @@
               </wp:anchor>
             </w:drawing>
           </mc:Choice>
-          <mc:Fallback xmlns:oel="http://schemas.microsoft.com/office/2019/extlst" xmlns:w16cei="http://schemas.microsoft.com/office/word/2026/wordml/cei" xmlns:w16du="http://schemas.microsoft.com/office/word/2023/wordml/word16du" xmlns:w16sdtfl="http://schemas.microsoft.com/office/word/2024/wordml/sdtformatlock">
+          <mc:Fallback xmlns:w16sdtfl="http://schemas.microsoft.com/office/word/2024/wordml/sdtformatlock" xmlns:w16du="http://schemas.microsoft.com/office/word/2023/wordml/word16du" xmlns:w16cei="http://schemas.microsoft.com/office/word/2026/wordml/cei" xmlns:oel="http://schemas.microsoft.com/office/2019/extlst">
             <w:pict>
               <v:rect w14:anchorId="4C256C62" id="Rectángulo 3" o:spid="_x0000_s1026" alt="&quot;&quot;" style="position:absolute;margin-left:-55.95pt;margin-top:26.4pt;width:613.85pt;height:164.25pt;z-index:-251655168;visibility:visible;mso-wrap-style:square;mso-height-percent:0;mso-wrap-distance-left:9pt;mso-wrap-distance-top:0;mso-wrap-distance-right:9pt;mso-wrap-distance-bottom:0;mso-position-horizontal:absolute;mso-position-horizontal-relative:text;mso-position-vertical:absolute;mso-position-vertical-relative:text;mso-height-percent:0;mso-height-relative:margin;v-text-anchor:middle" o:gfxdata="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" fillcolor="#00314d" stroked="f" strokeweight="1pt"/>
             </w:pict>
@@ -1479,7 +1479,15 @@
     </w:p>
     <w:p>
       <w:r>
-        <w:t>La preparación de una taza de café de calidad es el resultado de un proceso que inicia mucho antes de la extracción. Desde el cultivo y la cosecha hasta el beneficio y la tostión, cada etapa influye en las características sensoriales de la bebida. En Colombia, este proceso ha sido fortalecido por el trabajo de la Federación Nacional de Cafeteros y Cenicafé, instituciones que han impulsado el desarrollo técnico y científico del sector cafetero.</w:t>
+        <w:t xml:space="preserve">La preparación de una taza de café de calidad es el resultado de un proceso que inicia mucho antes de la extracción. Desde el cultivo y la cosecha hasta el beneficio y la </w:t>
+      </w:r>
+      <w:proofErr w:type="spellStart"/>
+      <w:r>
+        <w:t>tostión</w:t>
+      </w:r>
+      <w:proofErr w:type="spellEnd"/>
+      <w:r>
+        <w:t>, cada etapa influye en las características sensoriales de la bebida. En Colombia, este proceso ha sido fortalecido por el trabajo de la Federación Nacional de Cafeteros y Cenicafé, instituciones que han impulsado el desarrollo técnico y científico del sector cafetero.</w:t>
       </w:r>
     </w:p>
     <w:p>
@@ -1727,7 +1735,23 @@
           </w:p>
           <w:p>
             <w:r>
-              <w:t>La crema debe ser de color avellana con vetas atigradas y persistir al menos un minuto. Una crema muy clara indica subextracción; una muy oscura indica sobreextracción.</w:t>
+              <w:t xml:space="preserve">La crema debe ser de color avellana con vetas atigradas y persistir al menos un minuto. Una crema muy clara indica </w:t>
+            </w:r>
+            <w:proofErr w:type="spellStart"/>
+            <w:r>
+              <w:t>subextracción</w:t>
+            </w:r>
+            <w:proofErr w:type="spellEnd"/>
+            <w:r>
+              <w:t xml:space="preserve">; una muy oscura indica </w:t>
+            </w:r>
+            <w:proofErr w:type="spellStart"/>
+            <w:r>
+              <w:t>sobreextracción</w:t>
+            </w:r>
+            <w:proofErr w:type="spellEnd"/>
+            <w:r>
+              <w:t>.</w:t>
             </w:r>
           </w:p>
           <w:p>
@@ -2003,7 +2027,15 @@
     </w:p>
     <w:p>
       <w:r>
-        <w:t>Desde sus orígenes en las mesetas de Etiopía, donde la leyenda atribuye su descubrimiento al pastor Kaldi, el café se propagó hacia la península arábiga, donde los árabes comenzaron su cultivo y comercialización. A Europa llegó en el siglo XVII a través de los mercaderes venecianos, y de allí se extendió a las colonias americanas. Sin embargo, es en Colombia donde el café adquirió una dimensión social y económica única.</w:t>
+        <w:t xml:space="preserve">Desde sus orígenes en las mesetas de Etiopía, donde la leyenda atribuye su descubrimiento al pastor </w:t>
+      </w:r>
+      <w:proofErr w:type="spellStart"/>
+      <w:r>
+        <w:t>Kaldi</w:t>
+      </w:r>
+      <w:proofErr w:type="spellEnd"/>
+      <w:r>
+        <w:t>, el café se propagó hacia la península arábiga, donde los árabes comenzaron su cultivo y comercialización. A Europa llegó en el siglo XVII a través de los mercaderes venecianos, y de allí se extendió a las colonias americanas. Sin embargo, es en Colombia donde el café adquirió una dimensión social y económica única.</w:t>
       </w:r>
     </w:p>
     <w:p>
@@ -2710,6 +2742,7 @@
                 <w:rStyle w:val="Extranjerismo"/>
               </w:rPr>
             </w:pPr>
+            <w:proofErr w:type="spellStart"/>
             <w:r>
               <w:rPr>
                 <w:rStyle w:val="Extranjerismo"/>
@@ -2717,6 +2750,7 @@
               </w:rPr>
               <w:t>Honey</w:t>
             </w:r>
+            <w:proofErr w:type="spellEnd"/>
           </w:p>
         </w:tc>
         <w:tc>
@@ -2779,7 +2813,15 @@
     </w:p>
     <w:p>
       <w:r>
-        <w:t>El beneficio lavado, predominante en Colombia, merece una descripción más pormenorizada por su impacto directo en la calidad final del grano. La etapa de despulpado debe realizarse como máximo doce horas después de la cosecha para evitar fermentaciones no deseadas que generarían defectos en taza. Durante la fermentación, que puede durar según la temperatura ambiente entre catorce y veinticuatro horas, las levaduras y bacterias presentes de forma natural descomponen los azúcares del mucílago, produciendo compuestos precursores del aroma y facilitando que el lavado posterior elimine completamente la capa gelatinosa. Un retraso en la fermentación más allá del punto óptimo ocasiona los defectos conocidos como “vinagre” o “fermento”, sabores que arruinan la taza y se consideran faltas graves en la cata. Por eso Cenicafé desarrolló el “fermaestro”, un sencillo dispositivo que indica con precisión el momento de finalización de la fermentación.</w:t>
+        <w:t>El beneficio lavado, predominante en Colombia, merece una descripción más pormenorizada por su impacto directo en la calidad final del grano. La etapa de despulpado debe realizarse como máximo doce horas después de la cosecha para evitar fermentaciones no deseadas que generarían defectos en taza. Durante la fermentación, que puede durar según la temperatura ambiente entre catorce y veinticuatro horas, las levaduras y bacterias presentes de forma natural descomponen los azúcares del mucílago, produciendo compuestos precursores del aroma y facilitando que el lavado posterior elimine completamente la capa gelatinosa. Un retraso en la fermentación más allá del punto óptimo ocasiona los defectos conocidos como “vinagre” o “fermento”, sabores que arruinan la taza y se consideran faltas graves en la cata. Por eso Cenicafé desarrolló el “</w:t>
+      </w:r>
+      <w:proofErr w:type="spellStart"/>
+      <w:r>
+        <w:t>fermaestro</w:t>
+      </w:r>
+      <w:proofErr w:type="spellEnd"/>
+      <w:r>
+        <w:t>”, un sencillo dispositivo que indica con precisión el momento de finalización de la fermentación.</w:t>
       </w:r>
     </w:p>
     <w:p>
@@ -2823,7 +2865,15 @@
         <w:t>Beneficio natural</w:t>
       </w:r>
       <w:r>
-        <w:t>: más común en Brasil y Etiopía. Ahorra agua, pero requiere clima seco y supervisión constante. Exalta la frutosidad del grano.</w:t>
+        <w:t xml:space="preserve">: más común en Brasil y Etiopía. Ahorra agua, pero requiere clima seco y supervisión constante. Exalta la </w:t>
+      </w:r>
+      <w:proofErr w:type="spellStart"/>
+      <w:r>
+        <w:t>frutosidad</w:t>
+      </w:r>
+      <w:proofErr w:type="spellEnd"/>
+      <w:r>
+        <w:t xml:space="preserve"> del grano.</w:t>
       </w:r>
     </w:p>
     <w:p>
@@ -2866,21 +2916,25 @@
       <w:r>
         <w:t xml:space="preserve">Aunque existen más de 100 especies de </w:t>
       </w:r>
+      <w:proofErr w:type="spellStart"/>
       <w:r>
         <w:rPr>
           <w:rStyle w:val="Extranjerismo"/>
         </w:rPr>
         <w:t>coffea</w:t>
       </w:r>
+      <w:proofErr w:type="spellEnd"/>
       <w:r>
         <w:t xml:space="preserve">, Colombia ha centrado históricamente su producción en una sola: </w:t>
       </w:r>
+      <w:proofErr w:type="spellStart"/>
       <w:r>
         <w:rPr>
           <w:rStyle w:val="Extranjerismo"/>
         </w:rPr>
         <w:t>coffea</w:t>
       </w:r>
+      <w:proofErr w:type="spellEnd"/>
       <w:r>
         <w:t xml:space="preserve"> arábica, reconocida por su superior </w:t>
       </w:r>
@@ -2897,12 +2951,14 @@
       <w:r>
         <w:t xml:space="preserve"> </w:t>
       </w:r>
+      <w:proofErr w:type="spellStart"/>
       <w:r>
         <w:rPr>
           <w:rStyle w:val="Extranjerismo"/>
         </w:rPr>
         <w:t>canephora</w:t>
       </w:r>
+      <w:proofErr w:type="spellEnd"/>
       <w:r>
         <w:t xml:space="preserve"> (robusta), que contiene hasta el doble de cafeína y presenta notas terrosas y amargas, la arábica se caracteriza por su aroma complejo, su acidez equilibrada y su cuerpo suave. Su demanda en el mercado es significativamente mayor.</w:t>
       </w:r>
@@ -2911,12 +2967,28 @@
       <w:r>
         <w:t>Dentro de la especie arábica, el trabajo de mejoramiento genético de Cenicafé ha sido fundamental para dotar a los cafetales colombianos de variedades altamente productivas y resistentes a la roya del cafeto (</w:t>
       </w:r>
+      <w:proofErr w:type="spellStart"/>
       <w:r>
         <w:rPr>
           <w:rStyle w:val="Extranjerismo"/>
         </w:rPr>
-        <w:t>hemileia vastatrix</w:t>
-      </w:r>
+        <w:t>hemileia</w:t>
+      </w:r>
+      <w:proofErr w:type="spellEnd"/>
+      <w:r>
+        <w:rPr>
+          <w:rStyle w:val="Extranjerismo"/>
+        </w:rPr>
+        <w:t xml:space="preserve"> </w:t>
+      </w:r>
+      <w:proofErr w:type="spellStart"/>
+      <w:r>
+        <w:rPr>
+          <w:rStyle w:val="Extranjerismo"/>
+        </w:rPr>
+        <w:t>vastatrix</w:t>
+      </w:r>
+      <w:proofErr w:type="spellEnd"/>
       <w:r>
         <w:t>). Las principales variedades en Colombia son:</w:t>
       </w:r>
@@ -3029,12 +3101,14 @@
       <w:r>
         <w:t xml:space="preserve"> </w:t>
       </w:r>
+      <w:proofErr w:type="spellStart"/>
       <w:r>
         <w:rPr>
           <w:rStyle w:val="Extranjerismo"/>
         </w:rPr>
         <w:t>canephora</w:t>
       </w:r>
+      <w:proofErr w:type="spellEnd"/>
       <w:r>
         <w:t xml:space="preserve"> (Robusta)</w:t>
       </w:r>
@@ -3120,7 +3194,15 @@
               <w:pStyle w:val="TextoTablas"/>
             </w:pPr>
             <w:r>
-              <w:t>1.000 – 2.000 m s.n.m.</w:t>
+              <w:t xml:space="preserve">1.000 – 2.000 m </w:t>
+            </w:r>
+            <w:proofErr w:type="spellStart"/>
+            <w:r>
+              <w:t>s.n.m</w:t>
+            </w:r>
+            <w:proofErr w:type="spellEnd"/>
+            <w:r>
+              <w:t>.</w:t>
             </w:r>
           </w:p>
         </w:tc>
@@ -3133,7 +3215,15 @@
               <w:pStyle w:val="TextoTablas"/>
             </w:pPr>
             <w:r>
-              <w:t>0 – 800 m s.n.m.</w:t>
+              <w:t xml:space="preserve">0 – 800 m </w:t>
+            </w:r>
+            <w:proofErr w:type="spellStart"/>
+            <w:r>
+              <w:t>s.n.m</w:t>
+            </w:r>
+            <w:proofErr w:type="spellEnd"/>
+            <w:r>
+              <w:t>.</w:t>
             </w:r>
           </w:p>
         </w:tc>
@@ -3365,28 +3455,68 @@
       <w:r>
         <w:t>astillo. En 2016 se lanzó la variedad Cenicafé 1, de porte alto y muy buena calidad potencial, que se ha sembrado especialmente en zonas tradicionales donde la roya es un problema recurrente y se requiere un manejo agronómico intensivo. Además de la resistencia a la roya (</w:t>
       </w:r>
+      <w:proofErr w:type="spellStart"/>
       <w:r>
         <w:rPr>
           <w:rStyle w:val="Extranjerismo"/>
         </w:rPr>
-        <w:t>hemileia vastatrix</w:t>
-      </w:r>
+        <w:t>hemileia</w:t>
+      </w:r>
+      <w:proofErr w:type="spellEnd"/>
+      <w:r>
+        <w:rPr>
+          <w:rStyle w:val="Extranjerismo"/>
+        </w:rPr>
+        <w:t xml:space="preserve"> </w:t>
+      </w:r>
+      <w:proofErr w:type="spellStart"/>
+      <w:r>
+        <w:rPr>
+          <w:rStyle w:val="Extranjerismo"/>
+        </w:rPr>
+        <w:t>vastatrix</w:t>
+      </w:r>
+      <w:proofErr w:type="spellEnd"/>
       <w:r>
         <w:t>), estas variedades presentan tolerancia a otras enfermedades como la mancha de hierro (</w:t>
       </w:r>
+      <w:proofErr w:type="spellStart"/>
       <w:r>
         <w:rPr>
           <w:rStyle w:val="Extranjerismo"/>
         </w:rPr>
-        <w:t>cercospora coffeicola</w:t>
-      </w:r>
+        <w:t>cercospora</w:t>
+      </w:r>
+      <w:proofErr w:type="spellEnd"/>
+      <w:r>
+        <w:rPr>
+          <w:rStyle w:val="Extranjerismo"/>
+        </w:rPr>
+        <w:t xml:space="preserve"> </w:t>
+      </w:r>
+      <w:proofErr w:type="spellStart"/>
+      <w:r>
+        <w:rPr>
+          <w:rStyle w:val="Extranjerismo"/>
+        </w:rPr>
+        <w:t>coffeicola</w:t>
+      </w:r>
+      <w:proofErr w:type="spellEnd"/>
       <w:r>
         <w:t xml:space="preserve">) y una arquitectura que facilita el control biológico de la broca. </w:t>
       </w:r>
     </w:p>
     <w:p>
       <w:r>
-        <w:t xml:space="preserve">Es fundamental que el barista entienda la relación entre la variedad y la preparación: un café Castillo cultivado a 1.800 metros de altitud en el Huila puede exhibir notas de caramelo, frutos rojos y acidez media-alta, ideal para métodos filtrados (V60 o Chemex), mientras que un Caturra de 1.200 metros en Santander tendrá cuerpo más ligero, acidez baja y notas de chocolate, que se presta muy bien para mezclas de </w:t>
+        <w:t xml:space="preserve">Es fundamental que el barista entienda la relación entre la variedad y la preparación: un café Castillo cultivado a 1.800 metros de altitud en el Huila puede exhibir notas de caramelo, frutos rojos y acidez media-alta, ideal para métodos filtrados (V60 o </w:t>
+      </w:r>
+      <w:proofErr w:type="spellStart"/>
+      <w:r>
+        <w:t>Chemex</w:t>
+      </w:r>
+      <w:proofErr w:type="spellEnd"/>
+      <w:r>
+        <w:t xml:space="preserve">), mientras que un Caturra de 1.200 metros en Santander tendrá cuerpo más ligero, acidez baja y notas de chocolate, que se presta muy bien para mezclas de </w:t>
       </w:r>
       <w:r>
         <w:rPr>
@@ -3777,7 +3907,15 @@
               <w:pStyle w:val="TextoTablas"/>
             </w:pPr>
             <w:r>
-              <w:t>Dureza total (como CaCO₃)</w:t>
+              <w:t xml:space="preserve">Dureza total (como </w:t>
+            </w:r>
+            <w:proofErr w:type="spellStart"/>
+            <w:r>
+              <w:t>CaCO</w:t>
+            </w:r>
+            <w:proofErr w:type="spellEnd"/>
+            <w:r>
+              <w:t>₃)</w:t>
             </w:r>
           </w:p>
         </w:tc>
@@ -3888,7 +4026,15 @@
               <w:pStyle w:val="TextoTablas"/>
             </w:pPr>
             <w:r>
-              <w:t>Sodio (Na⁺)</w:t>
+              <w:t>Sodio (</w:t>
+            </w:r>
+            <w:proofErr w:type="spellStart"/>
+            <w:r>
+              <w:t>Na</w:t>
+            </w:r>
+            <w:proofErr w:type="spellEnd"/>
+            <w:r>
+              <w:t>⁺)</w:t>
             </w:r>
           </w:p>
         </w:tc>
@@ -4105,7 +4251,21 @@
         <w:rPr>
           <w:lang w:val="es-419" w:eastAsia="es-CO"/>
         </w:rPr>
-        <w:t>: añadidos para desinfección, generan sabores a "medicina" y pueden reaccionar con compuestos del café produciendo clorofenoles.</w:t>
+        <w:t xml:space="preserve">: añadidos para desinfección, generan sabores a "medicina" y pueden reaccionar con compuestos del café produciendo </w:t>
+      </w:r>
+      <w:proofErr w:type="spellStart"/>
+      <w:r>
+        <w:rPr>
+          <w:lang w:val="es-419" w:eastAsia="es-CO"/>
+        </w:rPr>
+        <w:t>clorofenoles</w:t>
+      </w:r>
+      <w:proofErr w:type="spellEnd"/>
+      <w:r>
+        <w:rPr>
+          <w:lang w:val="es-419" w:eastAsia="es-CO"/>
+        </w:rPr>
+        <w:t>.</w:t>
       </w:r>
     </w:p>
     <w:p>
@@ -4491,7 +4651,15 @@
               <w:pStyle w:val="TextoTablas"/>
             </w:pPr>
             <w:r>
-              <w:t>Requiere remineralización; alto</w:t>
+              <w:t xml:space="preserve">Requiere </w:t>
+            </w:r>
+            <w:proofErr w:type="spellStart"/>
+            <w:r>
+              <w:t>remineralización</w:t>
+            </w:r>
+            <w:proofErr w:type="spellEnd"/>
+            <w:r>
+              <w:t>; alto</w:t>
             </w:r>
           </w:p>
         </w:tc>
@@ -4508,8 +4676,13 @@
             <w:pPr>
               <w:pStyle w:val="TextoTablas"/>
             </w:pPr>
-            <w:r>
-              <w:t>Remineralización (post-OI)</w:t>
+            <w:proofErr w:type="spellStart"/>
+            <w:r>
+              <w:t>Remineralización</w:t>
+            </w:r>
+            <w:proofErr w:type="spellEnd"/>
+            <w:r>
+              <w:t> (post-OI)</w:t>
             </w:r>
           </w:p>
         </w:tc>
@@ -4968,8 +5141,23 @@
         <w:rPr>
           <w:lang w:val="es-419" w:eastAsia="es-CO"/>
         </w:rPr>
-        <w:t xml:space="preserve">: realizar limpieza diaria (portafiltro, lanza). </w:t>
-      </w:r>
+        <w:t>: realizar limpieza diaria (</w:t>
+      </w:r>
+      <w:proofErr w:type="spellStart"/>
+      <w:r>
+        <w:rPr>
+          <w:lang w:val="es-419" w:eastAsia="es-CO"/>
+        </w:rPr>
+        <w:t>portafiltro</w:t>
+      </w:r>
+      <w:proofErr w:type="spellEnd"/>
+      <w:r>
+        <w:rPr>
+          <w:lang w:val="es-419" w:eastAsia="es-CO"/>
+        </w:rPr>
+        <w:t xml:space="preserve">, lanza). </w:t>
+      </w:r>
+      <w:proofErr w:type="spellStart"/>
       <w:r>
         <w:rPr>
           <w:rStyle w:val="Extranjerismo"/>
@@ -4977,6 +5165,7 @@
         </w:rPr>
         <w:t>Backflush</w:t>
       </w:r>
+      <w:proofErr w:type="spellEnd"/>
       <w:r>
         <w:rPr>
           <w:lang w:val="es-419" w:eastAsia="es-CO"/>
@@ -5173,16 +5362,42 @@
             <w:pPr>
               <w:pStyle w:val="TextoTablas"/>
             </w:pPr>
+            <w:proofErr w:type="spellStart"/>
             <w:r>
               <w:rPr>
                 <w:rStyle w:val="Extranjerismo"/>
                 <w:lang w:val="es-419"/>
               </w:rPr>
               <w:lastRenderedPageBreak/>
-              <w:t>Pour over</w:t>
-            </w:r>
-            <w:r>
-              <w:t xml:space="preserve"> (V60/Chemex)</w:t>
+              <w:t>Pour</w:t>
+            </w:r>
+            <w:proofErr w:type="spellEnd"/>
+            <w:r>
+              <w:rPr>
+                <w:rStyle w:val="Extranjerismo"/>
+                <w:lang w:val="es-419"/>
+              </w:rPr>
+              <w:t xml:space="preserve"> </w:t>
+            </w:r>
+            <w:proofErr w:type="spellStart"/>
+            <w:r>
+              <w:rPr>
+                <w:rStyle w:val="Extranjerismo"/>
+                <w:lang w:val="es-419"/>
+              </w:rPr>
+              <w:t>over</w:t>
+            </w:r>
+            <w:proofErr w:type="spellEnd"/>
+            <w:r>
+              <w:t xml:space="preserve"> (V60/</w:t>
+            </w:r>
+            <w:proofErr w:type="spellStart"/>
+            <w:r>
+              <w:t>Chemex</w:t>
+            </w:r>
+            <w:proofErr w:type="spellEnd"/>
+            <w:r>
+              <w:t>)</w:t>
             </w:r>
           </w:p>
         </w:tc>
@@ -5266,9 +5481,11 @@
             <w:pPr>
               <w:pStyle w:val="TextoTablas"/>
             </w:pPr>
+            <w:proofErr w:type="spellStart"/>
             <w:r>
               <w:t>Aeropress</w:t>
             </w:r>
+            <w:proofErr w:type="spellEnd"/>
           </w:p>
         </w:tc>
         <w:tc>
@@ -5425,7 +5642,21 @@
         <w:rPr>
           <w:lang w:val="es-419" w:eastAsia="es-CO"/>
         </w:rPr>
-        <w:t>Sin embargo, no todos los compuestos se disuelven a la misma velocidad. Los ácidos y la cafeína son muy solubles y se liberan rápidamente; los azúcares y las melanoidinas lo hacen más lentamente. Si la molienda es muy gruesa, el agua pasa rápidamente y extrae solo los compuestos más solubles, resultando en una taza ácida y aguada (subextracción). Si la molienda es muy fina, el agua permanece demasiado tiempo en contacto con el café, extrayendo compuestos amargos y astringentes (sobre extracción).</w:t>
+        <w:t>Sin embargo, no todos los compuestos se disuelven a la misma velocidad. Los ácidos y la cafeína son muy solubles y se liberan rápidamente; los azúcares y las melanoidinas lo hacen más lentamente. Si la molienda es muy gruesa, el agua pasa rápidamente y extrae solo los compuestos más solubles, resultando en una taza ácida y aguada (</w:t>
+      </w:r>
+      <w:proofErr w:type="spellStart"/>
+      <w:r>
+        <w:rPr>
+          <w:lang w:val="es-419" w:eastAsia="es-CO"/>
+        </w:rPr>
+        <w:t>subextracción</w:t>
+      </w:r>
+      <w:proofErr w:type="spellEnd"/>
+      <w:r>
+        <w:rPr>
+          <w:lang w:val="es-419" w:eastAsia="es-CO"/>
+        </w:rPr>
+        <w:t>). Si la molienda es muy fina, el agua permanece demasiado tiempo en contacto con el café, extrayendo compuestos amargos y astringentes (sobre extracción).</w:t>
       </w:r>
     </w:p>
     <w:p>
@@ -5518,7 +5749,15 @@
               <w:pStyle w:val="TextoTablas"/>
             </w:pPr>
             <w:r>
-              <w:t>Rango (μm)</w:t>
+              <w:t>Rango (</w:t>
+            </w:r>
+            <w:proofErr w:type="spellStart"/>
+            <w:r>
+              <w:t>μm</w:t>
+            </w:r>
+            <w:proofErr w:type="spellEnd"/>
+            <w:r>
+              <w:t>)</w:t>
             </w:r>
           </w:p>
         </w:tc>
@@ -5823,6 +6062,7 @@
         </w:rPr>
         <w:t xml:space="preserve">Medición en cafetería: se puede usar un analizador manual de tamices como el </w:t>
       </w:r>
+      <w:proofErr w:type="spellStart"/>
       <w:r>
         <w:rPr>
           <w:rStyle w:val="Extranjerismo"/>
@@ -5830,6 +6070,7 @@
         </w:rPr>
         <w:t>Kruve</w:t>
       </w:r>
+      <w:proofErr w:type="spellEnd"/>
       <w:r>
         <w:rPr>
           <w:lang w:val="es-419" w:eastAsia="es-CO"/>
@@ -6281,7 +6522,21 @@
         <w:rPr>
           <w:lang w:val="es-419" w:eastAsia="es-CO"/>
         </w:rPr>
-        <w:t xml:space="preserve">: uso doméstico o en cafeterías de muy bajo volumen (menos de 2 kg/día) para métodos de filtro (V60, Chemex, prensa francesa). No son </w:t>
+        <w:t xml:space="preserve">: uso doméstico o en cafeterías de muy bajo volumen (menos de 2 kg/día) para métodos de filtro (V60, </w:t>
+      </w:r>
+      <w:proofErr w:type="spellStart"/>
+      <w:r>
+        <w:rPr>
+          <w:lang w:val="es-419" w:eastAsia="es-CO"/>
+        </w:rPr>
+        <w:t>Chemex</w:t>
+      </w:r>
+      <w:proofErr w:type="spellEnd"/>
+      <w:r>
+        <w:rPr>
+          <w:lang w:val="es-419" w:eastAsia="es-CO"/>
+        </w:rPr>
+        <w:t xml:space="preserve">, prensa francesa). No son </w:t>
       </w:r>
       <w:r>
         <w:rPr>
@@ -6320,7 +6575,35 @@
         <w:rPr>
           <w:lang w:val="es-419" w:eastAsia="es-CO"/>
         </w:rPr>
-        <w:t xml:space="preserve">Ejemplo Molino Eureka Mignon Manuale véase. </w:t>
+        <w:t xml:space="preserve">Ejemplo Molino Eureka </w:t>
+      </w:r>
+      <w:proofErr w:type="spellStart"/>
+      <w:r>
+        <w:rPr>
+          <w:lang w:val="es-419" w:eastAsia="es-CO"/>
+        </w:rPr>
+        <w:t>Mignon</w:t>
+      </w:r>
+      <w:proofErr w:type="spellEnd"/>
+      <w:r>
+        <w:rPr>
+          <w:lang w:val="es-419" w:eastAsia="es-CO"/>
+        </w:rPr>
+        <w:t xml:space="preserve"> </w:t>
+      </w:r>
+      <w:proofErr w:type="spellStart"/>
+      <w:r>
+        <w:rPr>
+          <w:lang w:val="es-419" w:eastAsia="es-CO"/>
+        </w:rPr>
+        <w:t>Manuale</w:t>
+      </w:r>
+      <w:proofErr w:type="spellEnd"/>
+      <w:r>
+        <w:rPr>
+          <w:lang w:val="es-419" w:eastAsia="es-CO"/>
+        </w:rPr>
+        <w:t xml:space="preserve"> véase. </w:t>
       </w:r>
       <w:hyperlink r:id="rId15" w:history="1">
         <w:r>
@@ -6328,7 +6611,39 @@
             <w:rStyle w:val="Hipervnculo"/>
             <w:szCs w:val="28"/>
           </w:rPr>
-          <w:t>Molino Eureka Mignon Manuale Color Negro - Homecenter.com.co</w:t>
+          <w:t xml:space="preserve">Molino Eureka </w:t>
+        </w:r>
+        <w:proofErr w:type="spellStart"/>
+        <w:r>
+          <w:rPr>
+            <w:rStyle w:val="Hipervnculo"/>
+            <w:szCs w:val="28"/>
+          </w:rPr>
+          <w:t>Mignon</w:t>
+        </w:r>
+        <w:proofErr w:type="spellEnd"/>
+        <w:r>
+          <w:rPr>
+            <w:rStyle w:val="Hipervnculo"/>
+            <w:szCs w:val="28"/>
+          </w:rPr>
+          <w:t xml:space="preserve"> </w:t>
+        </w:r>
+        <w:proofErr w:type="spellStart"/>
+        <w:r>
+          <w:rPr>
+            <w:rStyle w:val="Hipervnculo"/>
+            <w:szCs w:val="28"/>
+          </w:rPr>
+          <w:t>Manuale</w:t>
+        </w:r>
+        <w:proofErr w:type="spellEnd"/>
+        <w:r>
+          <w:rPr>
+            <w:rStyle w:val="Hipervnculo"/>
+            <w:szCs w:val="28"/>
+          </w:rPr>
+          <w:t xml:space="preserve"> Color Negro - Homecenter.com.co</w:t>
         </w:r>
       </w:hyperlink>
     </w:p>
@@ -6469,13 +6784,31 @@
         </w:rPr>
         <w:t xml:space="preserve">turco hasta más de 1.200 micras para </w:t>
       </w:r>
+      <w:proofErr w:type="spellStart"/>
       <w:r>
         <w:rPr>
           <w:rStyle w:val="Extranjerismo"/>
           <w:lang w:val="es-419" w:eastAsia="es-CO"/>
         </w:rPr>
-        <w:t>cold brew</w:t>
-      </w:r>
+        <w:t>cold</w:t>
+      </w:r>
+      <w:proofErr w:type="spellEnd"/>
+      <w:r>
+        <w:rPr>
+          <w:rStyle w:val="Extranjerismo"/>
+          <w:lang w:val="es-419" w:eastAsia="es-CO"/>
+        </w:rPr>
+        <w:t xml:space="preserve"> </w:t>
+      </w:r>
+      <w:proofErr w:type="spellStart"/>
+      <w:r>
+        <w:rPr>
+          <w:rStyle w:val="Extranjerismo"/>
+          <w:lang w:val="es-419" w:eastAsia="es-CO"/>
+        </w:rPr>
+        <w:t>brew</w:t>
+      </w:r>
+      <w:proofErr w:type="spellEnd"/>
       <w:r>
         <w:rPr>
           <w:lang w:val="es-419" w:eastAsia="es-CO"/>
@@ -6598,12 +6931,14 @@
         </w:rPr>
         <w:t xml:space="preserve">y </w:t>
       </w:r>
+      <w:proofErr w:type="spellStart"/>
       <w:r>
         <w:rPr>
           <w:rStyle w:val="Extranjerismo"/>
         </w:rPr>
         <w:t>aeropress</w:t>
       </w:r>
+      <w:proofErr w:type="spellEnd"/>
       <w:r>
         <w:rPr>
           <w:lang w:val="es-419" w:eastAsia="es-CO"/>
@@ -6622,7 +6957,35 @@
         <w:rPr>
           <w:lang w:val="es-419" w:eastAsia="es-CO"/>
         </w:rPr>
-        <w:t xml:space="preserve">Ejemplos Mazzer Kold S, a continuación:  </w:t>
+        <w:t xml:space="preserve">Ejemplos </w:t>
+      </w:r>
+      <w:proofErr w:type="spellStart"/>
+      <w:r>
+        <w:rPr>
+          <w:lang w:val="es-419" w:eastAsia="es-CO"/>
+        </w:rPr>
+        <w:t>Mazzer</w:t>
+      </w:r>
+      <w:proofErr w:type="spellEnd"/>
+      <w:r>
+        <w:rPr>
+          <w:lang w:val="es-419" w:eastAsia="es-CO"/>
+        </w:rPr>
+        <w:t xml:space="preserve"> </w:t>
+      </w:r>
+      <w:proofErr w:type="spellStart"/>
+      <w:r>
+        <w:rPr>
+          <w:lang w:val="es-419" w:eastAsia="es-CO"/>
+        </w:rPr>
+        <w:t>Kold</w:t>
+      </w:r>
+      <w:proofErr w:type="spellEnd"/>
+      <w:r>
+        <w:rPr>
+          <w:lang w:val="es-419" w:eastAsia="es-CO"/>
+        </w:rPr>
+        <w:t xml:space="preserve"> S, a continuación:  </w:t>
       </w:r>
       <w:hyperlink r:id="rId16" w:history="1">
         <w:r>
@@ -6630,7 +6993,55 @@
             <w:rStyle w:val="Hipervnculo"/>
             <w:szCs w:val="28"/>
           </w:rPr>
-          <w:t>Molino Mazzer Kold S – Almanegra Café</w:t>
+          <w:t xml:space="preserve">Molino </w:t>
+        </w:r>
+        <w:proofErr w:type="spellStart"/>
+        <w:r>
+          <w:rPr>
+            <w:rStyle w:val="Hipervnculo"/>
+            <w:szCs w:val="28"/>
+          </w:rPr>
+          <w:t>Mazzer</w:t>
+        </w:r>
+        <w:proofErr w:type="spellEnd"/>
+        <w:r>
+          <w:rPr>
+            <w:rStyle w:val="Hipervnculo"/>
+            <w:szCs w:val="28"/>
+          </w:rPr>
+          <w:t xml:space="preserve"> </w:t>
+        </w:r>
+        <w:proofErr w:type="spellStart"/>
+        <w:r>
+          <w:rPr>
+            <w:rStyle w:val="Hipervnculo"/>
+            <w:szCs w:val="28"/>
+          </w:rPr>
+          <w:t>Kold</w:t>
+        </w:r>
+        <w:proofErr w:type="spellEnd"/>
+        <w:r>
+          <w:rPr>
+            <w:rStyle w:val="Hipervnculo"/>
+            <w:szCs w:val="28"/>
+          </w:rPr>
+          <w:t xml:space="preserve"> S – </w:t>
+        </w:r>
+        <w:proofErr w:type="spellStart"/>
+        <w:r>
+          <w:rPr>
+            <w:rStyle w:val="Hipervnculo"/>
+            <w:szCs w:val="28"/>
+          </w:rPr>
+          <w:t>Almanegra</w:t>
+        </w:r>
+        <w:proofErr w:type="spellEnd"/>
+        <w:r>
+          <w:rPr>
+            <w:rStyle w:val="Hipervnculo"/>
+            <w:szCs w:val="28"/>
+          </w:rPr>
+          <w:t xml:space="preserve"> Café</w:t>
         </w:r>
       </w:hyperlink>
     </w:p>
@@ -7366,7 +7777,15 @@
               <w:pStyle w:val="TextoTablas"/>
             </w:pPr>
             <w:r>
-              <w:t>Fina (200-400 μm).</w:t>
+              <w:t xml:space="preserve">Fina (200-400 </w:t>
+            </w:r>
+            <w:proofErr w:type="spellStart"/>
+            <w:r>
+              <w:t>μm</w:t>
+            </w:r>
+            <w:proofErr w:type="spellEnd"/>
+            <w:r>
+              <w:t>).</w:t>
             </w:r>
           </w:p>
         </w:tc>
@@ -7426,7 +7845,15 @@
               <w:pStyle w:val="TextoTablas"/>
             </w:pPr>
             <w:r>
-              <w:t>Media-fina (400-700 μm).</w:t>
+              <w:t xml:space="preserve">Media-fina (400-700 </w:t>
+            </w:r>
+            <w:proofErr w:type="spellStart"/>
+            <w:r>
+              <w:t>μm</w:t>
+            </w:r>
+            <w:proofErr w:type="spellEnd"/>
+            <w:r>
+              <w:t>).</w:t>
             </w:r>
           </w:p>
         </w:tc>
@@ -7483,7 +7910,15 @@
               <w:pStyle w:val="TextoTablas"/>
             </w:pPr>
             <w:r>
-              <w:t>Gruesa (900-1200 μm).</w:t>
+              <w:t xml:space="preserve">Gruesa (900-1200 </w:t>
+            </w:r>
+            <w:proofErr w:type="spellStart"/>
+            <w:r>
+              <w:t>μm</w:t>
+            </w:r>
+            <w:proofErr w:type="spellEnd"/>
+            <w:r>
+              <w:t>).</w:t>
             </w:r>
           </w:p>
         </w:tc>
@@ -7541,6 +7976,7 @@
         <w:lastRenderedPageBreak/>
         <w:t xml:space="preserve">Explore el siguiente video y fortalezca sus conocimientos sobre la calibración del molino y los parámetros del </w:t>
       </w:r>
+      <w:proofErr w:type="spellStart"/>
       <w:r>
         <w:rPr>
           <w:rStyle w:val="Extranjerismo"/>
@@ -7548,6 +7984,7 @@
         </w:rPr>
         <w:t>espresso</w:t>
       </w:r>
+      <w:proofErr w:type="spellEnd"/>
       <w:r>
         <w:rPr>
           <w:lang w:val="es-419" w:eastAsia="es-CO"/>
@@ -7989,8 +8426,16 @@
         <w:rPr>
           <w:lang w:val="es-419" w:eastAsia="es-CO"/>
         </w:rPr>
-        <w:t>Grupo portafiltro</w:t>
-      </w:r>
+        <w:t xml:space="preserve">Grupo </w:t>
+      </w:r>
+      <w:proofErr w:type="spellStart"/>
+      <w:r>
+        <w:rPr>
+          <w:lang w:val="es-419" w:eastAsia="es-CO"/>
+        </w:rPr>
+        <w:t>portafiltro</w:t>
+      </w:r>
+      <w:proofErr w:type="spellEnd"/>
       <w:r>
         <w:rPr>
           <w:lang w:val="es-419" w:eastAsia="es-CO"/>
@@ -8189,6 +8634,7 @@
         </w:rPr>
         <w:t>Molinos a demanda (</w:t>
       </w:r>
+      <w:proofErr w:type="spellStart"/>
       <w:r>
         <w:rPr>
           <w:rStyle w:val="Extranjerismo"/>
@@ -8196,8 +8642,49 @@
           <w:bCs/>
           <w:lang w:val="es-419" w:eastAsia="es-CO"/>
         </w:rPr>
-        <w:t>on demand / grind-by-weight</w:t>
-      </w:r>
+        <w:t>on</w:t>
+      </w:r>
+      <w:proofErr w:type="spellEnd"/>
+      <w:r>
+        <w:rPr>
+          <w:rStyle w:val="Extranjerismo"/>
+          <w:b/>
+          <w:bCs/>
+          <w:lang w:val="es-419" w:eastAsia="es-CO"/>
+        </w:rPr>
+        <w:t xml:space="preserve"> </w:t>
+      </w:r>
+      <w:proofErr w:type="spellStart"/>
+      <w:r>
+        <w:rPr>
+          <w:rStyle w:val="Extranjerismo"/>
+          <w:b/>
+          <w:bCs/>
+          <w:lang w:val="es-419" w:eastAsia="es-CO"/>
+        </w:rPr>
+        <w:t>demand</w:t>
+      </w:r>
+      <w:proofErr w:type="spellEnd"/>
+      <w:r>
+        <w:rPr>
+          <w:rStyle w:val="Extranjerismo"/>
+          <w:b/>
+          <w:bCs/>
+          <w:lang w:val="es-419" w:eastAsia="es-CO"/>
+        </w:rPr>
+        <w:t xml:space="preserve"> / </w:t>
+      </w:r>
+      <w:proofErr w:type="spellStart"/>
+      <w:r>
+        <w:rPr>
+          <w:rStyle w:val="Extranjerismo"/>
+          <w:b/>
+          <w:bCs/>
+          <w:lang w:val="es-419" w:eastAsia="es-CO"/>
+        </w:rPr>
+        <w:t>grind-by-weight</w:t>
+      </w:r>
+      <w:proofErr w:type="spellEnd"/>
       <w:r>
         <w:rPr>
           <w:b/>
@@ -8285,6 +8772,7 @@
           <w:lang w:val="es-419" w:eastAsia="es-CO"/>
         </w:rPr>
       </w:pPr>
+      <w:proofErr w:type="spellStart"/>
       <w:r>
         <w:rPr>
           <w:rStyle w:val="Extranjerismo"/>
@@ -8292,15 +8780,72 @@
           <w:bCs/>
           <w:lang w:val="es-419" w:eastAsia="es-CO"/>
         </w:rPr>
-        <w:t>Pour over</w:t>
-      </w:r>
-      <w:r>
-        <w:rPr>
-          <w:b/>
-          <w:bCs/>
-          <w:lang w:val="es-419" w:eastAsia="es-CO"/>
-        </w:rPr>
-        <w:t xml:space="preserve"> (V60, Chemex, Kalita Wave)</w:t>
+        <w:t>Pour</w:t>
+      </w:r>
+      <w:proofErr w:type="spellEnd"/>
+      <w:r>
+        <w:rPr>
+          <w:rStyle w:val="Extranjerismo"/>
+          <w:b/>
+          <w:bCs/>
+          <w:lang w:val="es-419" w:eastAsia="es-CO"/>
+        </w:rPr>
+        <w:t xml:space="preserve"> </w:t>
+      </w:r>
+      <w:proofErr w:type="spellStart"/>
+      <w:r>
+        <w:rPr>
+          <w:rStyle w:val="Extranjerismo"/>
+          <w:b/>
+          <w:bCs/>
+          <w:lang w:val="es-419" w:eastAsia="es-CO"/>
+        </w:rPr>
+        <w:t>over</w:t>
+      </w:r>
+      <w:proofErr w:type="spellEnd"/>
+      <w:r>
+        <w:rPr>
+          <w:b/>
+          <w:bCs/>
+          <w:lang w:val="es-419" w:eastAsia="es-CO"/>
+        </w:rPr>
+        <w:t xml:space="preserve"> (V60, </w:t>
+      </w:r>
+      <w:proofErr w:type="spellStart"/>
+      <w:r>
+        <w:rPr>
+          <w:b/>
+          <w:bCs/>
+          <w:lang w:val="es-419" w:eastAsia="es-CO"/>
+        </w:rPr>
+        <w:t>Chemex</w:t>
+      </w:r>
+      <w:proofErr w:type="spellEnd"/>
+      <w:r>
+        <w:rPr>
+          <w:b/>
+          <w:bCs/>
+          <w:lang w:val="es-419" w:eastAsia="es-CO"/>
+        </w:rPr>
+        <w:t xml:space="preserve">, </w:t>
+      </w:r>
+      <w:proofErr w:type="spellStart"/>
+      <w:r>
+        <w:rPr>
+          <w:b/>
+          <w:bCs/>
+          <w:lang w:val="es-419" w:eastAsia="es-CO"/>
+        </w:rPr>
+        <w:t>Kalita</w:t>
+      </w:r>
+      <w:proofErr w:type="spellEnd"/>
+      <w:r>
+        <w:rPr>
+          <w:b/>
+          <w:bCs/>
+          <w:lang w:val="es-419" w:eastAsia="es-CO"/>
+        </w:rPr>
+        <w:t xml:space="preserve"> Wave)</w:t>
       </w:r>
       <w:r>
         <w:rPr>
@@ -8346,6 +8891,7 @@
           <w:lang w:val="es-419" w:eastAsia="es-CO"/>
         </w:rPr>
       </w:pPr>
+      <w:proofErr w:type="spellStart"/>
       <w:r>
         <w:rPr>
           <w:b/>
@@ -8354,6 +8900,7 @@
         </w:rPr>
         <w:t>Aeropress</w:t>
       </w:r>
+      <w:proofErr w:type="spellEnd"/>
       <w:r>
         <w:rPr>
           <w:lang w:val="es-419" w:eastAsia="es-CO"/>
@@ -8539,8 +9086,13 @@
             <w:pPr>
               <w:pStyle w:val="TextoTablas"/>
             </w:pPr>
-            <w:r>
-              <w:t>Portafiltro y cesta</w:t>
+            <w:proofErr w:type="spellStart"/>
+            <w:r>
+              <w:t>Portafiltro</w:t>
+            </w:r>
+            <w:proofErr w:type="spellEnd"/>
+            <w:r>
+              <w:t xml:space="preserve"> y cesta</w:t>
             </w:r>
           </w:p>
         </w:tc>
@@ -9145,6 +9697,7 @@
         </w:rPr>
         <w:t xml:space="preserve">Procedimiento de </w:t>
       </w:r>
+      <w:proofErr w:type="spellStart"/>
       <w:r>
         <w:rPr>
           <w:rStyle w:val="Extranjerismo"/>
@@ -9154,6 +9707,7 @@
         </w:rPr>
         <w:t>backflush</w:t>
       </w:r>
+      <w:proofErr w:type="spellEnd"/>
       <w:r>
         <w:rPr>
           <w:b/>
@@ -9186,8 +9740,16 @@
         <w:rPr>
           <w:lang w:val="es-419" w:eastAsia="es-CO"/>
         </w:rPr>
-        <w:t>Preparar el portafiltro</w:t>
-      </w:r>
+        <w:t xml:space="preserve">Preparar el </w:t>
+      </w:r>
+      <w:proofErr w:type="spellStart"/>
+      <w:r>
+        <w:rPr>
+          <w:lang w:val="es-419" w:eastAsia="es-CO"/>
+        </w:rPr>
+        <w:t>portafiltro</w:t>
+      </w:r>
+      <w:proofErr w:type="spellEnd"/>
       <w:r>
         <w:rPr>
           <w:lang w:val="es-419" w:eastAsia="es-CO"/>
@@ -9198,7 +9760,21 @@
         <w:rPr>
           <w:lang w:val="es-419" w:eastAsia="es-CO"/>
         </w:rPr>
-        <w:t>Retirar la cesta del portafiltro y colocar el disco ciego.</w:t>
+        <w:t xml:space="preserve">Retirar la cesta del </w:t>
+      </w:r>
+      <w:proofErr w:type="spellStart"/>
+      <w:r>
+        <w:rPr>
+          <w:lang w:val="es-419" w:eastAsia="es-CO"/>
+        </w:rPr>
+        <w:t>portafiltro</w:t>
+      </w:r>
+      <w:proofErr w:type="spellEnd"/>
+      <w:r>
+        <w:rPr>
+          <w:lang w:val="es-419" w:eastAsia="es-CO"/>
+        </w:rPr>
+        <w:t xml:space="preserve"> y colocar el disco ciego.</w:t>
       </w:r>
     </w:p>
     <w:p>
@@ -9228,7 +9804,21 @@
         <w:rPr>
           <w:lang w:val="es-419" w:eastAsia="es-CO"/>
         </w:rPr>
-        <w:t>Agregar 1-2 g de detergente especial (cafiza) sobre el disco.</w:t>
+        <w:t>Agregar 1-2 g de detergente especial (</w:t>
+      </w:r>
+      <w:proofErr w:type="spellStart"/>
+      <w:r>
+        <w:rPr>
+          <w:lang w:val="es-419" w:eastAsia="es-CO"/>
+        </w:rPr>
+        <w:t>cafiza</w:t>
+      </w:r>
+      <w:proofErr w:type="spellEnd"/>
+      <w:r>
+        <w:rPr>
+          <w:lang w:val="es-419" w:eastAsia="es-CO"/>
+        </w:rPr>
+        <w:t>) sobre el disco.</w:t>
       </w:r>
     </w:p>
     <w:p>
@@ -9248,6 +9838,7 @@
         </w:rPr>
         <w:t xml:space="preserve">Iniciar el </w:t>
       </w:r>
+      <w:proofErr w:type="spellStart"/>
       <w:r>
         <w:rPr>
           <w:rStyle w:val="Extranjerismo"/>
@@ -9255,6 +9846,7 @@
         </w:rPr>
         <w:t>backflush</w:t>
       </w:r>
+      <w:proofErr w:type="spellEnd"/>
       <w:r>
         <w:rPr>
           <w:lang w:val="es-419" w:eastAsia="es-CO"/>
@@ -9265,7 +9857,21 @@
         <w:rPr>
           <w:lang w:val="es-419" w:eastAsia="es-CO"/>
         </w:rPr>
-        <w:t>Insertar el portafiltro y accionar la bomba durante 10 s.</w:t>
+        <w:t xml:space="preserve">Insertar el </w:t>
+      </w:r>
+      <w:proofErr w:type="spellStart"/>
+      <w:r>
+        <w:rPr>
+          <w:lang w:val="es-419" w:eastAsia="es-CO"/>
+        </w:rPr>
+        <w:t>portafiltro</w:t>
+      </w:r>
+      <w:proofErr w:type="spellEnd"/>
+      <w:r>
+        <w:rPr>
+          <w:lang w:val="es-419" w:eastAsia="es-CO"/>
+        </w:rPr>
+        <w:t xml:space="preserve"> y accionar la bomba durante 10 s.</w:t>
       </w:r>
     </w:p>
     <w:p>
@@ -9314,7 +9920,15 @@
         <w:rPr>
           <w:lang w:val="es-419" w:eastAsia="es-CO"/>
         </w:rPr>
-        <w:t>Enjuague final</w:t>
+        <w:t xml:space="preserve">Enjuague </w:t>
+      </w:r>
+      <w:proofErr w:type="spellStart"/>
+      <w:proofErr w:type="gramStart"/>
+      <w:r>
+        <w:rPr>
+          <w:lang w:val="es-419" w:eastAsia="es-CO"/>
+        </w:rPr>
+        <w:t>final</w:t>
       </w:r>
       <w:r>
         <w:rPr>
@@ -9326,8 +9940,31 @@
         <w:rPr>
           <w:lang w:val="es-419" w:eastAsia="es-CO"/>
         </w:rPr>
-        <w:t xml:space="preserve">Retirar el portafiltro, enjuagar y realizar 3 ciclos de </w:t>
-      </w:r>
+        <w:t>Retirar</w:t>
+      </w:r>
+      <w:proofErr w:type="spellEnd"/>
+      <w:proofErr w:type="gramEnd"/>
+      <w:r>
+        <w:rPr>
+          <w:lang w:val="es-419" w:eastAsia="es-CO"/>
+        </w:rPr>
+        <w:t xml:space="preserve"> el </w:t>
+      </w:r>
+      <w:proofErr w:type="spellStart"/>
+      <w:r>
+        <w:rPr>
+          <w:lang w:val="es-419" w:eastAsia="es-CO"/>
+        </w:rPr>
+        <w:t>portafiltro</w:t>
+      </w:r>
+      <w:proofErr w:type="spellEnd"/>
+      <w:r>
+        <w:rPr>
+          <w:lang w:val="es-419" w:eastAsia="es-CO"/>
+        </w:rPr>
+        <w:t xml:space="preserve">, enjuagar y realizar 3 ciclos de </w:t>
+      </w:r>
+      <w:proofErr w:type="spellStart"/>
       <w:r>
         <w:rPr>
           <w:rStyle w:val="Extranjerismo"/>
@@ -9335,6 +9972,7 @@
         </w:rPr>
         <w:t>backflush</w:t>
       </w:r>
+      <w:proofErr w:type="spellEnd"/>
       <w:r>
         <w:rPr>
           <w:lang w:val="es-419" w:eastAsia="es-CO"/>
@@ -9421,13 +10059,31 @@
         </w:rPr>
         <w:t>La elección del método de extracción no es arbitraria; cada método resalta atributos diferentes de un mismo lote de café. Por ejemplo, un café con notas florales y cítricas brillará más en un método de vertido (</w:t>
       </w:r>
+      <w:proofErr w:type="spellStart"/>
       <w:r>
         <w:rPr>
           <w:rStyle w:val="Extranjerismo"/>
           <w:lang w:val="es-419" w:eastAsia="es-CO"/>
         </w:rPr>
-        <w:t>pour over</w:t>
-      </w:r>
+        <w:t>pour</w:t>
+      </w:r>
+      <w:proofErr w:type="spellEnd"/>
+      <w:r>
+        <w:rPr>
+          <w:rStyle w:val="Extranjerismo"/>
+          <w:lang w:val="es-419" w:eastAsia="es-CO"/>
+        </w:rPr>
+        <w:t xml:space="preserve"> </w:t>
+      </w:r>
+      <w:proofErr w:type="spellStart"/>
+      <w:r>
+        <w:rPr>
+          <w:rStyle w:val="Extranjerismo"/>
+          <w:lang w:val="es-419" w:eastAsia="es-CO"/>
+        </w:rPr>
+        <w:t>over</w:t>
+      </w:r>
+      <w:proofErr w:type="spellEnd"/>
       <w:r>
         <w:rPr>
           <w:lang w:val="es-419" w:eastAsia="es-CO"/>
@@ -9462,7 +10118,21 @@
         <w:rPr>
           <w:lang w:val="es-419" w:eastAsia="es-CO"/>
         </w:rPr>
-        <w:t xml:space="preserve">como en Aeropress, e incluso en una cafetera </w:t>
+        <w:t xml:space="preserve">como en </w:t>
+      </w:r>
+      <w:proofErr w:type="spellStart"/>
+      <w:r>
+        <w:rPr>
+          <w:lang w:val="es-419" w:eastAsia="es-CO"/>
+        </w:rPr>
+        <w:t>Aeropress</w:t>
+      </w:r>
+      <w:proofErr w:type="spellEnd"/>
+      <w:r>
+        <w:rPr>
+          <w:lang w:val="es-419" w:eastAsia="es-CO"/>
+        </w:rPr>
+        <w:t xml:space="preserve">, e incluso en una cafetera </w:t>
       </w:r>
       <w:r>
         <w:rPr>
@@ -9659,7 +10329,21 @@
         <w:rPr>
           <w:lang w:val="es-419" w:eastAsia="es-CO"/>
         </w:rPr>
-        <w:t>: encienda la máquina 20-30 minutos antes. Purge el grupo durante 2-3 segundos.</w:t>
+        <w:t xml:space="preserve">: encienda la máquina 20-30 minutos antes. </w:t>
+      </w:r>
+      <w:proofErr w:type="spellStart"/>
+      <w:r>
+        <w:rPr>
+          <w:lang w:val="es-419" w:eastAsia="es-CO"/>
+        </w:rPr>
+        <w:t>Purge</w:t>
+      </w:r>
+      <w:proofErr w:type="spellEnd"/>
+      <w:r>
+        <w:rPr>
+          <w:lang w:val="es-419" w:eastAsia="es-CO"/>
+        </w:rPr>
+        <w:t xml:space="preserve"> el grupo durante 2-3 segundos.</w:t>
       </w:r>
     </w:p>
     <w:p>
@@ -9679,13 +10363,37 @@
           <w:bCs/>
           <w:lang w:val="es-419" w:eastAsia="es-CO"/>
         </w:rPr>
-        <w:t>Moler y dosar</w:t>
-      </w:r>
-      <w:r>
-        <w:rPr>
-          <w:lang w:val="es-419" w:eastAsia="es-CO"/>
-        </w:rPr>
-        <w:t>: muela la cantidad exacta (use balanza) en el portafiltro. Nivele la superficie con el dedo o con un distribuidor.</w:t>
+        <w:t xml:space="preserve">Moler y </w:t>
+      </w:r>
+      <w:proofErr w:type="spellStart"/>
+      <w:r>
+        <w:rPr>
+          <w:b/>
+          <w:bCs/>
+          <w:lang w:val="es-419" w:eastAsia="es-CO"/>
+        </w:rPr>
+        <w:t>dosar</w:t>
+      </w:r>
+      <w:proofErr w:type="spellEnd"/>
+      <w:r>
+        <w:rPr>
+          <w:lang w:val="es-419" w:eastAsia="es-CO"/>
+        </w:rPr>
+        <w:t xml:space="preserve">: muela la cantidad exacta (use balanza) en el </w:t>
+      </w:r>
+      <w:proofErr w:type="spellStart"/>
+      <w:r>
+        <w:rPr>
+          <w:lang w:val="es-419" w:eastAsia="es-CO"/>
+        </w:rPr>
+        <w:t>portafiltro</w:t>
+      </w:r>
+      <w:proofErr w:type="spellEnd"/>
+      <w:r>
+        <w:rPr>
+          <w:lang w:val="es-419" w:eastAsia="es-CO"/>
+        </w:rPr>
+        <w:t>. Nivele la superficie con el dedo o con un distribuidor.</w:t>
       </w:r>
     </w:p>
     <w:p>
@@ -9705,7 +10413,25 @@
           <w:bCs/>
           <w:lang w:val="es-419" w:eastAsia="es-CO"/>
         </w:rPr>
-        <w:t>Apisonar (tampeo)</w:t>
+        <w:t>Apisonar (</w:t>
+      </w:r>
+      <w:proofErr w:type="spellStart"/>
+      <w:r>
+        <w:rPr>
+          <w:b/>
+          <w:bCs/>
+          <w:lang w:val="es-419" w:eastAsia="es-CO"/>
+        </w:rPr>
+        <w:t>tampeo</w:t>
+      </w:r>
+      <w:proofErr w:type="spellEnd"/>
+      <w:r>
+        <w:rPr>
+          <w:b/>
+          <w:bCs/>
+          <w:lang w:val="es-419" w:eastAsia="es-CO"/>
+        </w:rPr>
+        <w:t>)</w:t>
       </w:r>
       <w:r>
         <w:rPr>
@@ -9737,7 +10463,21 @@
         <w:rPr>
           <w:lang w:val="es-419" w:eastAsia="es-CO"/>
         </w:rPr>
-        <w:t>: deje correr agua 1-2 segundos antes de insertar el portafiltro para eliminar posos residuales y estabilizar la temperatura.</w:t>
+        <w:t xml:space="preserve">: deje correr agua 1-2 segundos antes de insertar el </w:t>
+      </w:r>
+      <w:proofErr w:type="spellStart"/>
+      <w:r>
+        <w:rPr>
+          <w:lang w:val="es-419" w:eastAsia="es-CO"/>
+        </w:rPr>
+        <w:t>portafiltro</w:t>
+      </w:r>
+      <w:proofErr w:type="spellEnd"/>
+      <w:r>
+        <w:rPr>
+          <w:lang w:val="es-419" w:eastAsia="es-CO"/>
+        </w:rPr>
+        <w:t xml:space="preserve"> para eliminar posos residuales y estabilizar la temperatura.</w:t>
       </w:r>
     </w:p>
     <w:p>
@@ -9765,6 +10505,7 @@
         </w:rPr>
         <w:t>: inicie la bomba. Las primeras gotas deben aparecer entre 4-6 segundos. El flujo debe ser constante, como "cola de ratón". Detenga la extracción cuando alcance los 36 g (en balanza) o al observar aclaramiento de la crema (</w:t>
       </w:r>
+      <w:proofErr w:type="spellStart"/>
       <w:r>
         <w:rPr>
           <w:rStyle w:val="Extranjerismo"/>
@@ -9772,6 +10513,7 @@
         </w:rPr>
         <w:t>blonde</w:t>
       </w:r>
+      <w:proofErr w:type="spellEnd"/>
       <w:r>
         <w:rPr>
           <w:lang w:val="es-419" w:eastAsia="es-CO"/>
@@ -10053,8 +10795,13 @@
               <w:pStyle w:val="TextoTablas"/>
             </w:pPr>
             <w:r>
-              <w:t>Ajustar molienda y dosis; usar café reposado 5-10 días post-tostón</w:t>
-            </w:r>
+              <w:t xml:space="preserve">Ajustar molienda y dosis; usar café reposado 5-10 días </w:t>
+            </w:r>
+            <w:proofErr w:type="spellStart"/>
+            <w:r>
+              <w:t>post-tostón</w:t>
+            </w:r>
+            <w:proofErr w:type="spellEnd"/>
           </w:p>
         </w:tc>
       </w:tr>
@@ -10132,6 +10879,7 @@
         </w:rPr>
         <w:t>Métodos de goteo (</w:t>
       </w:r>
+      <w:proofErr w:type="spellStart"/>
       <w:r>
         <w:rPr>
           <w:rStyle w:val="Extranjerismo"/>
@@ -10139,38 +10887,87 @@
           <w:bCs/>
           <w:lang w:val="es-419" w:eastAsia="es-CO"/>
         </w:rPr>
-        <w:t>pour over</w:t>
-      </w:r>
-      <w:r>
-        <w:rPr>
-          <w:b/>
-          <w:bCs/>
-          <w:lang w:val="es-419" w:eastAsia="es-CO"/>
-        </w:rPr>
-        <w:t>): V60, Chemex</w:t>
-      </w:r>
-      <w:r>
-        <w:rPr>
+        <w:t>pour</w:t>
+      </w:r>
+      <w:proofErr w:type="spellEnd"/>
+      <w:r>
+        <w:rPr>
+          <w:rStyle w:val="Extranjerismo"/>
           <w:b/>
           <w:bCs/>
           <w:lang w:val="es-419" w:eastAsia="es-CO"/>
         </w:rPr>
         <w:t xml:space="preserve"> </w:t>
       </w:r>
-    </w:p>
-    <w:p>
-      <w:pPr>
-        <w:rPr>
-          <w:lang w:val="es-419" w:eastAsia="es-CO"/>
-        </w:rPr>
-      </w:pPr>
-      <w:r>
-        <w:rPr>
-          <w:b/>
-          <w:bCs/>
-          <w:lang w:val="es-419" w:eastAsia="es-CO"/>
-        </w:rPr>
-        <w:t>V60 (Hario):</w:t>
+      <w:proofErr w:type="spellStart"/>
+      <w:r>
+        <w:rPr>
+          <w:rStyle w:val="Extranjerismo"/>
+          <w:b/>
+          <w:bCs/>
+          <w:lang w:val="es-419" w:eastAsia="es-CO"/>
+        </w:rPr>
+        <w:t>over</w:t>
+      </w:r>
+      <w:proofErr w:type="spellEnd"/>
+      <w:r>
+        <w:rPr>
+          <w:b/>
+          <w:bCs/>
+          <w:lang w:val="es-419" w:eastAsia="es-CO"/>
+        </w:rPr>
+        <w:t xml:space="preserve">): V60, </w:t>
+      </w:r>
+      <w:proofErr w:type="spellStart"/>
+      <w:r>
+        <w:rPr>
+          <w:b/>
+          <w:bCs/>
+          <w:lang w:val="es-419" w:eastAsia="es-CO"/>
+        </w:rPr>
+        <w:t>Chemex</w:t>
+      </w:r>
+      <w:proofErr w:type="spellEnd"/>
+      <w:r>
+        <w:rPr>
+          <w:b/>
+          <w:bCs/>
+          <w:lang w:val="es-419" w:eastAsia="es-CO"/>
+        </w:rPr>
+        <w:t xml:space="preserve"> </w:t>
+      </w:r>
+    </w:p>
+    <w:p>
+      <w:pPr>
+        <w:rPr>
+          <w:lang w:val="es-419" w:eastAsia="es-CO"/>
+        </w:rPr>
+      </w:pPr>
+      <w:r>
+        <w:rPr>
+          <w:b/>
+          <w:bCs/>
+          <w:lang w:val="es-419" w:eastAsia="es-CO"/>
+        </w:rPr>
+        <w:t>V60 (</w:t>
+      </w:r>
+      <w:proofErr w:type="spellStart"/>
+      <w:r>
+        <w:rPr>
+          <w:b/>
+          <w:bCs/>
+          <w:lang w:val="es-419" w:eastAsia="es-CO"/>
+        </w:rPr>
+        <w:t>Hario</w:t>
+      </w:r>
+      <w:proofErr w:type="spellEnd"/>
+      <w:r>
+        <w:rPr>
+          <w:b/>
+          <w:bCs/>
+          <w:lang w:val="es-419" w:eastAsia="es-CO"/>
+        </w:rPr>
+        <w:t>):</w:t>
       </w:r>
     </w:p>
     <w:p>
@@ -10188,7 +10985,21 @@
         <w:rPr>
           <w:lang w:val="es-419" w:eastAsia="es-CO"/>
         </w:rPr>
-        <w:t>Molienda: media-fina (500-700 μm, similar a azúcar morena).</w:t>
+        <w:t xml:space="preserve">Molienda: media-fina (500-700 </w:t>
+      </w:r>
+      <w:proofErr w:type="spellStart"/>
+      <w:r>
+        <w:rPr>
+          <w:lang w:val="es-419" w:eastAsia="es-CO"/>
+        </w:rPr>
+        <w:t>μm</w:t>
+      </w:r>
+      <w:proofErr w:type="spellEnd"/>
+      <w:r>
+        <w:rPr>
+          <w:lang w:val="es-419" w:eastAsia="es-CO"/>
+        </w:rPr>
+        <w:t>, similar a azúcar morena).</w:t>
       </w:r>
     </w:p>
     <w:p>
@@ -10291,13 +11102,22 @@
           <w:lang w:val="es-419" w:eastAsia="es-CO"/>
         </w:rPr>
       </w:pPr>
+      <w:proofErr w:type="spellStart"/>
       <w:r>
         <w:rPr>
           <w:lang w:val="es-419" w:eastAsia="es-CO"/>
         </w:rPr>
         <w:lastRenderedPageBreak/>
-        <w:t>Preinfusión (</w:t>
-      </w:r>
+        <w:t>Preinfusión</w:t>
+      </w:r>
+      <w:proofErr w:type="spellEnd"/>
+      <w:r>
+        <w:rPr>
+          <w:lang w:val="es-419" w:eastAsia="es-CO"/>
+        </w:rPr>
+        <w:t xml:space="preserve"> (</w:t>
+      </w:r>
+      <w:proofErr w:type="spellStart"/>
       <w:r>
         <w:rPr>
           <w:rStyle w:val="Extranjerismo"/>
@@ -10305,6 +11125,7 @@
         </w:rPr>
         <w:t>bloom</w:t>
       </w:r>
+      <w:proofErr w:type="spellEnd"/>
       <w:r>
         <w:rPr>
           <w:lang w:val="es-419" w:eastAsia="es-CO"/>
@@ -10356,13 +11177,23 @@
           <w:lang w:val="es-419" w:eastAsia="es-CO"/>
         </w:rPr>
       </w:pPr>
-      <w:r>
-        <w:rPr>
-          <w:b/>
-          <w:bCs/>
-          <w:lang w:val="es-419" w:eastAsia="es-CO"/>
-        </w:rPr>
-        <w:t>Chemex:</w:t>
+      <w:proofErr w:type="spellStart"/>
+      <w:r>
+        <w:rPr>
+          <w:b/>
+          <w:bCs/>
+          <w:lang w:val="es-419" w:eastAsia="es-CO"/>
+        </w:rPr>
+        <w:t>Chemex</w:t>
+      </w:r>
+      <w:proofErr w:type="spellEnd"/>
+      <w:r>
+        <w:rPr>
+          <w:b/>
+          <w:bCs/>
+          <w:lang w:val="es-419" w:eastAsia="es-CO"/>
+        </w:rPr>
+        <w:t>:</w:t>
       </w:r>
     </w:p>
     <w:p>
@@ -10380,7 +11211,21 @@
         <w:rPr>
           <w:lang w:val="es-419" w:eastAsia="es-CO"/>
         </w:rPr>
-        <w:t>Similar a V60, pero con filtro más grueso y molienda ligeramente más gruesa (media: 700-900 μm).</w:t>
+        <w:t xml:space="preserve">Similar a V60, pero con filtro más grueso y molienda ligeramente más gruesa (media: 700-900 </w:t>
+      </w:r>
+      <w:proofErr w:type="spellStart"/>
+      <w:r>
+        <w:rPr>
+          <w:lang w:val="es-419" w:eastAsia="es-CO"/>
+        </w:rPr>
+        <w:t>μm</w:t>
+      </w:r>
+      <w:proofErr w:type="spellEnd"/>
+      <w:r>
+        <w:rPr>
+          <w:lang w:val="es-419" w:eastAsia="es-CO"/>
+        </w:rPr>
+        <w:t>).</w:t>
       </w:r>
     </w:p>
     <w:p>
@@ -10433,7 +11278,21 @@
         <w:rPr>
           <w:lang w:val="es-419" w:eastAsia="es-CO"/>
         </w:rPr>
-        <w:t>Molienda: gruesa (1000-1200 μm, como pan rallado).</w:t>
+        <w:t xml:space="preserve">Molienda: gruesa (1000-1200 </w:t>
+      </w:r>
+      <w:proofErr w:type="spellStart"/>
+      <w:r>
+        <w:rPr>
+          <w:lang w:val="es-419" w:eastAsia="es-CO"/>
+        </w:rPr>
+        <w:t>μm</w:t>
+      </w:r>
+      <w:proofErr w:type="spellEnd"/>
+      <w:r>
+        <w:rPr>
+          <w:lang w:val="es-419" w:eastAsia="es-CO"/>
+        </w:rPr>
+        <w:t>, como pan rallado).</w:t>
       </w:r>
     </w:p>
     <w:p>
@@ -10598,6 +11457,7 @@
           <w:lang w:val="es-419" w:eastAsia="es-CO"/>
         </w:rPr>
       </w:pPr>
+      <w:proofErr w:type="spellStart"/>
       <w:r>
         <w:rPr>
           <w:b/>
@@ -10605,7 +11465,16 @@
           <w:lang w:val="es-419" w:eastAsia="es-CO"/>
         </w:rPr>
         <w:lastRenderedPageBreak/>
-        <w:t>Aeropress: versatilidad y control de variables</w:t>
+        <w:t>Aeropress</w:t>
+      </w:r>
+      <w:proofErr w:type="spellEnd"/>
+      <w:r>
+        <w:rPr>
+          <w:b/>
+          <w:bCs/>
+          <w:lang w:val="es-419" w:eastAsia="es-CO"/>
+        </w:rPr>
+        <w:t>: versatilidad y control de variables</w:t>
       </w:r>
     </w:p>
     <w:p>
@@ -11254,9 +12123,11 @@
             <w:pPr>
               <w:pStyle w:val="TextoTablas"/>
             </w:pPr>
+            <w:proofErr w:type="spellStart"/>
             <w:r>
               <w:t>Chemex</w:t>
             </w:r>
+            <w:proofErr w:type="spellEnd"/>
           </w:p>
         </w:tc>
         <w:tc>
@@ -11417,9 +12288,11 @@
             <w:pPr>
               <w:pStyle w:val="TextoTablas"/>
             </w:pPr>
+            <w:proofErr w:type="spellStart"/>
             <w:r>
               <w:t>Aeropress</w:t>
             </w:r>
+            <w:proofErr w:type="spellEnd"/>
           </w:p>
         </w:tc>
         <w:tc>
@@ -11745,6 +12618,7 @@
         </w:rPr>
         <w:t xml:space="preserve">El cremado de leche es una de las habilidades más visibles del barista. No solo añade textura y dulzura a las bebidas con leche (capuchino, </w:t>
       </w:r>
+      <w:proofErr w:type="spellStart"/>
       <w:r>
         <w:rPr>
           <w:rStyle w:val="Extranjerismo"/>
@@ -11752,6 +12626,7 @@
         </w:rPr>
         <w:t>latte</w:t>
       </w:r>
+      <w:proofErr w:type="spellEnd"/>
       <w:r>
         <w:rPr>
           <w:lang w:val="es-419" w:eastAsia="es-CO"/>
@@ -11763,14 +12638,24 @@
           <w:rStyle w:val="Extranjerismo"/>
           <w:lang w:val="es-419" w:eastAsia="es-CO"/>
         </w:rPr>
-        <w:t>flat white</w:t>
-      </w:r>
+        <w:t xml:space="preserve">flat </w:t>
+      </w:r>
+      <w:proofErr w:type="spellStart"/>
+      <w:r>
+        <w:rPr>
+          <w:rStyle w:val="Extranjerismo"/>
+          <w:lang w:val="es-419" w:eastAsia="es-CO"/>
+        </w:rPr>
+        <w:t>white</w:t>
+      </w:r>
+      <w:proofErr w:type="spellEnd"/>
       <w:r>
         <w:rPr>
           <w:lang w:val="es-419" w:eastAsia="es-CO"/>
         </w:rPr>
         <w:t xml:space="preserve">), sino que también permite la creación de arte </w:t>
       </w:r>
+      <w:proofErr w:type="spellStart"/>
       <w:r>
         <w:rPr>
           <w:rStyle w:val="Extranjerismo"/>
@@ -11778,6 +12663,7 @@
         </w:rPr>
         <w:t>latte</w:t>
       </w:r>
+      <w:proofErr w:type="spellEnd"/>
       <w:r>
         <w:rPr>
           <w:lang w:val="es-419" w:eastAsia="es-CO"/>
@@ -12019,6 +12905,7 @@
         </w:rPr>
         <w:t>Fase de estiramiento (</w:t>
       </w:r>
+      <w:proofErr w:type="spellStart"/>
       <w:r>
         <w:rPr>
           <w:rStyle w:val="Extranjerismo"/>
@@ -12026,6 +12913,7 @@
         </w:rPr>
         <w:t>stretch</w:t>
       </w:r>
+      <w:proofErr w:type="spellEnd"/>
       <w:r>
         <w:rPr>
           <w:lang w:val="es-419" w:eastAsia="es-CO"/>
@@ -12415,6 +13303,7 @@
         </w:rPr>
         <w:t xml:space="preserve">Vertido básico y figuras elementales del arte </w:t>
       </w:r>
+      <w:proofErr w:type="spellStart"/>
       <w:r>
         <w:rPr>
           <w:rStyle w:val="Extranjerismo"/>
@@ -12424,6 +13313,7 @@
         </w:rPr>
         <w:t>latte</w:t>
       </w:r>
+      <w:proofErr w:type="spellEnd"/>
     </w:p>
     <w:p>
       <w:pPr>
@@ -12437,6 +13327,7 @@
         </w:rPr>
         <w:t xml:space="preserve">El arte </w:t>
       </w:r>
+      <w:proofErr w:type="spellStart"/>
       <w:r>
         <w:rPr>
           <w:rStyle w:val="Extranjerismo"/>
@@ -12444,18 +13335,28 @@
         </w:rPr>
         <w:t>latte</w:t>
       </w:r>
+      <w:proofErr w:type="spellEnd"/>
       <w:r>
         <w:rPr>
           <w:lang w:val="es-419" w:eastAsia="es-CO"/>
         </w:rPr>
         <w:t xml:space="preserve">, o </w:t>
       </w:r>
+      <w:proofErr w:type="spellStart"/>
       <w:r>
         <w:rPr>
           <w:rStyle w:val="Extranjerismo"/>
           <w:lang w:val="es-419" w:eastAsia="es-CO"/>
         </w:rPr>
-        <w:t>latte art</w:t>
+        <w:t>latte</w:t>
+      </w:r>
+      <w:proofErr w:type="spellEnd"/>
+      <w:r>
+        <w:rPr>
+          <w:rStyle w:val="Extranjerismo"/>
+          <w:lang w:val="es-419" w:eastAsia="es-CO"/>
+        </w:rPr>
+        <w:t xml:space="preserve"> art</w:t>
       </w:r>
       <w:r>
         <w:rPr>
@@ -12463,6 +13364,7 @@
         </w:rPr>
         <w:t xml:space="preserve">, no es un adorno superficial, sino la culminación visible de una técnica de cremado perfecta y la prueba de que la leche ha sido texturizada con precisión. Lejos de ser un simple "dibujo", cada figura refleja la correcta emulsión de la leche y la maestría en el manejo de la jarra. Aunque se debate su origen exacto, el arte </w:t>
       </w:r>
+      <w:proofErr w:type="spellStart"/>
       <w:r>
         <w:rPr>
           <w:rStyle w:val="Extranjerismo"/>
@@ -12470,11 +13372,26 @@
         </w:rPr>
         <w:t>latte</w:t>
       </w:r>
-      <w:r>
-        <w:rPr>
-          <w:lang w:val="es-419" w:eastAsia="es-CO"/>
-        </w:rPr>
-        <w:t xml:space="preserve"> moderno nació en la cultura del café de especialidad de Estados Unidos a finales de los años ochenta. Baristas como David Schomer, de </w:t>
+      <w:proofErr w:type="spellEnd"/>
+      <w:r>
+        <w:rPr>
+          <w:lang w:val="es-419" w:eastAsia="es-CO"/>
+        </w:rPr>
+        <w:t xml:space="preserve"> moderno nació en la cultura del café de especialidad de Estados Unidos a finales de los años ochenta. Baristas como David </w:t>
+      </w:r>
+      <w:proofErr w:type="spellStart"/>
+      <w:r>
+        <w:rPr>
+          <w:lang w:val="es-419" w:eastAsia="es-CO"/>
+        </w:rPr>
+        <w:t>Schomer</w:t>
+      </w:r>
+      <w:proofErr w:type="spellEnd"/>
+      <w:r>
+        <w:rPr>
+          <w:lang w:val="es-419" w:eastAsia="es-CO"/>
+        </w:rPr>
+        <w:t xml:space="preserve">, de </w:t>
       </w:r>
       <w:r>
         <w:rPr>
@@ -12499,7 +13416,21 @@
         <w:rPr>
           <w:lang w:val="es-419" w:eastAsia="es-CO"/>
         </w:rPr>
-        <w:t xml:space="preserve">El corazón es la primera figura que un barista debe dominar. Su ejecución no depende de movimientos complejos, sino de un control absoluto del caudal y la altura del vertido. Se requiere una leche con microespuma sedosa y brillante. Su nombre no es casual: su forma redonda y simétrica representa la perfección del punto de vertido y la estabilidad de la emulsión. En la cultura del café, un corazón bien definido es el sello de un barista que ha interiorizado los fundamentos del cremado. Para lograrlo, se vierte desde altura media hasta llenar dos tercios de la taza, luego se acerca la jarra a la </w:t>
+        <w:t xml:space="preserve">El corazón es la primera figura que un barista debe dominar. Su ejecución no depende de movimientos complejos, sino de un control absoluto del caudal y la altura del vertido. Se requiere una leche con </w:t>
+      </w:r>
+      <w:proofErr w:type="spellStart"/>
+      <w:r>
+        <w:rPr>
+          <w:lang w:val="es-419" w:eastAsia="es-CO"/>
+        </w:rPr>
+        <w:t>microespuma</w:t>
+      </w:r>
+      <w:proofErr w:type="spellEnd"/>
+      <w:r>
+        <w:rPr>
+          <w:lang w:val="es-419" w:eastAsia="es-CO"/>
+        </w:rPr>
+        <w:t xml:space="preserve"> sedosa y brillante. Su nombre no es casual: su forma redonda y simétrica representa la perfección del punto de vertido y la estabilidad de la emulsión. En la cultura del café, un corazón bien definido es el sello de un barista que ha interiorizado los fundamentos del cremado. Para lograrlo, se vierte desde altura media hasta llenar dos tercios de la taza, luego se acerca la jarra a la </w:t>
       </w:r>
       <w:r>
         <w:rPr>
@@ -12534,6 +13465,7 @@
         </w:rPr>
         <w:t xml:space="preserve">Explore los siguientes videos y descubra cómo realizar los diseños más representativos del arte </w:t>
       </w:r>
+      <w:proofErr w:type="spellStart"/>
       <w:r>
         <w:rPr>
           <w:rStyle w:val="Extranjerismo"/>
@@ -12541,12 +13473,14 @@
         </w:rPr>
         <w:t>latte</w:t>
       </w:r>
+      <w:proofErr w:type="spellEnd"/>
       <w:r>
         <w:rPr>
           <w:lang w:val="es-419" w:eastAsia="es-CO"/>
         </w:rPr>
         <w:t xml:space="preserve">: el corazón y la </w:t>
       </w:r>
+      <w:proofErr w:type="spellStart"/>
       <w:r>
         <w:rPr>
           <w:rStyle w:val="Extranjerismo"/>
@@ -12554,6 +13488,7 @@
         </w:rPr>
         <w:t>rosetta</w:t>
       </w:r>
+      <w:proofErr w:type="spellEnd"/>
       <w:r>
         <w:rPr>
           <w:lang w:val="es-419" w:eastAsia="es-CO"/>
@@ -12629,7 +13564,21 @@
         <w:rPr>
           <w:lang w:val="es-419" w:eastAsia="es-CO"/>
         </w:rPr>
-        <w:t>Un grano de café tostado es un producto perecedero. Los compuestos que le dan sabor y aroma son volátiles y se degradan rápidamente en contacto con oxígeno, luz, calor y humedad. El barista no solo debe saber preparar café, sino también almacenarlo correctamente para preservar su frescura. Este capítulo describe los factores de deterioro, los mejores métodos de almacenamiento según las investigaciones de Cenicafé y la importancia de conocer la trazabilidad y la fecha de tostión.</w:t>
+        <w:t xml:space="preserve">Un grano de café tostado es un producto perecedero. Los compuestos que le dan sabor y aroma son volátiles y se degradan rápidamente en contacto con oxígeno, luz, calor y humedad. El barista no solo debe saber preparar café, sino también almacenarlo correctamente para preservar su frescura. Este capítulo describe los factores de deterioro, los mejores métodos de almacenamiento según las investigaciones de Cenicafé y la importancia de conocer la trazabilidad y la fecha de </w:t>
+      </w:r>
+      <w:proofErr w:type="spellStart"/>
+      <w:r>
+        <w:rPr>
+          <w:lang w:val="es-419" w:eastAsia="es-CO"/>
+        </w:rPr>
+        <w:t>tostión</w:t>
+      </w:r>
+      <w:proofErr w:type="spellEnd"/>
+      <w:r>
+        <w:rPr>
+          <w:lang w:val="es-419" w:eastAsia="es-CO"/>
+        </w:rPr>
+        <w:t>.</w:t>
       </w:r>
     </w:p>
     <w:p>
@@ -12898,7 +13847,35 @@
         <w:rPr>
           <w:lang w:val="es-419" w:eastAsia="es-CO"/>
         </w:rPr>
-        <w:t>La trazabilidad permite saber el origen del café (finca, región, fecha de cosecha, fecha de tostión). El barista debe registrar la fecha de tostión de cada lote y aplicar el principio PEPS (primero en entrar, primero en salir). Un café se considera "fresco" hasta 30 días después del tostado, aunque el pico de sabor suele estar entre los días 5 y 20.</w:t>
+        <w:t xml:space="preserve">La trazabilidad permite saber el origen del café (finca, región, fecha de cosecha, fecha de </w:t>
+      </w:r>
+      <w:proofErr w:type="spellStart"/>
+      <w:r>
+        <w:rPr>
+          <w:lang w:val="es-419" w:eastAsia="es-CO"/>
+        </w:rPr>
+        <w:t>tostión</w:t>
+      </w:r>
+      <w:proofErr w:type="spellEnd"/>
+      <w:r>
+        <w:rPr>
+          <w:lang w:val="es-419" w:eastAsia="es-CO"/>
+        </w:rPr>
+        <w:t xml:space="preserve">). El barista debe registrar la fecha de </w:t>
+      </w:r>
+      <w:proofErr w:type="spellStart"/>
+      <w:r>
+        <w:rPr>
+          <w:lang w:val="es-419" w:eastAsia="es-CO"/>
+        </w:rPr>
+        <w:t>tostión</w:t>
+      </w:r>
+      <w:proofErr w:type="spellEnd"/>
+      <w:r>
+        <w:rPr>
+          <w:lang w:val="es-419" w:eastAsia="es-CO"/>
+        </w:rPr>
+        <w:t xml:space="preserve"> de cada lote y aplicar el principio PEPS (primero en entrar, primero en salir). Un café se considera "fresco" hasta 30 días después del tostado, aunque el pico de sabor suele estar entre los días 5 y 20.</w:t>
       </w:r>
     </w:p>
     <w:p>
@@ -13248,6 +14225,7 @@
         </w:rPr>
         <w:t xml:space="preserve">, los molinos a demanda, los equipos para métodos alternativos (V60, Chemex, prensa francesa, Aeropress, sifón, </w:t>
       </w:r>
+      <w:proofErr w:type="spellStart"/>
       <w:r>
         <w:rPr>
           <w:rStyle w:val="Extranjerismo"/>
@@ -13255,6 +14233,7 @@
         </w:rPr>
         <w:t>moka</w:t>
       </w:r>
+      <w:proofErr w:type="spellEnd"/>
       <w:r>
         <w:rPr>
           <w:noProof/>
@@ -13420,12 +14399,21 @@
       </w:r>
     </w:p>
     <w:p>
-      <w:r>
-        <w:rPr>
-          <w:b/>
-          <w:bCs/>
-        </w:rPr>
-        <w:t>Aeropress:</w:t>
+      <w:proofErr w:type="spellStart"/>
+      <w:r>
+        <w:rPr>
+          <w:b/>
+          <w:bCs/>
+        </w:rPr>
+        <w:t>Aeropress</w:t>
+      </w:r>
+      <w:proofErr w:type="spellEnd"/>
+      <w:r>
+        <w:rPr>
+          <w:b/>
+          <w:bCs/>
+        </w:rPr>
+        <w:t>:</w:t>
       </w:r>
       <w:r>
         <w:t xml:space="preserve"> método de preparación que combina inmersión y presión manual, de alta versatilidad.</w:t>
@@ -13442,12 +14430,14 @@
       <w:r>
         <w:t>: especie de café (</w:t>
       </w:r>
+      <w:proofErr w:type="spellStart"/>
       <w:r>
         <w:rPr>
           <w:rStyle w:val="Extranjerismo"/>
         </w:rPr>
         <w:t>coffea</w:t>
       </w:r>
+      <w:proofErr w:type="spellEnd"/>
       <w:r>
         <w:t xml:space="preserve"> arábica) valorada por su calidad sensorial superior. es la única especie cultivada en Colombia.</w:t>
       </w:r>
@@ -13489,12 +14479,21 @@
       </w:r>
     </w:p>
     <w:p>
-      <w:r>
-        <w:rPr>
-          <w:b/>
-          <w:bCs/>
-        </w:rPr>
-        <w:t>Chemex:</w:t>
+      <w:proofErr w:type="spellStart"/>
+      <w:r>
+        <w:rPr>
+          <w:b/>
+          <w:bCs/>
+        </w:rPr>
+        <w:t>Chemex</w:t>
+      </w:r>
+      <w:proofErr w:type="spellEnd"/>
+      <w:r>
+        <w:rPr>
+          <w:b/>
+          <w:bCs/>
+        </w:rPr>
+        <w:t>:</w:t>
       </w:r>
       <w:r>
         <w:t xml:space="preserve"> jarra de vidrio con filtro grueso para método de goteo.</w:t>
@@ -13551,7 +14550,15 @@
         <w:t>Cremado de leche</w:t>
       </w:r>
       <w:r>
-        <w:t>: proceso de incorporar burbujas de aire a la leche mediante vapor para crear microespuma.</w:t>
+        <w:t xml:space="preserve">: proceso de incorporar burbujas de aire a la leche mediante vapor para crear </w:t>
+      </w:r>
+      <w:proofErr w:type="spellStart"/>
+      <w:r>
+        <w:t>microespuma</w:t>
+      </w:r>
+      <w:proofErr w:type="spellEnd"/>
+      <w:r>
+        <w:t>.</w:t>
       </w:r>
     </w:p>
     <w:p>
@@ -13627,6 +14634,7 @@
       </w:r>
     </w:p>
     <w:p>
+      <w:proofErr w:type="spellStart"/>
       <w:r>
         <w:rPr>
           <w:b/>
@@ -13634,6 +14642,7 @@
         </w:rPr>
         <w:t>Microespuma</w:t>
       </w:r>
+      <w:proofErr w:type="spellEnd"/>
       <w:r>
         <w:t xml:space="preserve">: </w:t>
       </w:r>
@@ -13708,21 +14717,25 @@
       <w:r>
         <w:t>especie de café (</w:t>
       </w:r>
+      <w:proofErr w:type="spellStart"/>
       <w:r>
         <w:rPr>
           <w:rStyle w:val="Extranjerismo"/>
         </w:rPr>
         <w:t>coffea</w:t>
       </w:r>
+      <w:proofErr w:type="spellEnd"/>
       <w:r>
         <w:t xml:space="preserve"> </w:t>
       </w:r>
+      <w:proofErr w:type="spellStart"/>
       <w:r>
         <w:rPr>
           <w:rStyle w:val="Extranjerismo"/>
         </w:rPr>
         <w:t>canephora</w:t>
       </w:r>
+      <w:proofErr w:type="spellEnd"/>
       <w:r>
         <w:t>) con mayor cafeína, cuerpo pesado y menor calidad sensorial.</w:t>
       </w:r>
@@ -13741,12 +14754,28 @@
       <w:r>
         <w:t>enfermedad fúngica (</w:t>
       </w:r>
+      <w:proofErr w:type="spellStart"/>
       <w:r>
         <w:rPr>
           <w:rStyle w:val="Extranjerismo"/>
         </w:rPr>
-        <w:t>hemileia vastatrix</w:t>
-      </w:r>
+        <w:t>hemileia</w:t>
+      </w:r>
+      <w:proofErr w:type="spellEnd"/>
+      <w:r>
+        <w:rPr>
+          <w:rStyle w:val="Extranjerismo"/>
+        </w:rPr>
+        <w:t xml:space="preserve"> </w:t>
+      </w:r>
+      <w:proofErr w:type="spellStart"/>
+      <w:r>
+        <w:rPr>
+          <w:rStyle w:val="Extranjerismo"/>
+        </w:rPr>
+        <w:t>vastatrix</w:t>
+      </w:r>
+      <w:proofErr w:type="spellEnd"/>
       <w:r>
         <w:t>) que ataca las hojas. Cenicafé ha desarrollado variedades resistentes.</w:t>
       </w:r>
@@ -14212,7 +15241,13 @@
               <w:rPr>
                 <w:lang w:val="es-CO"/>
               </w:rPr>
-              <w:t xml:space="preserve"> temático</w:t>
+              <w:t xml:space="preserve"> temátic</w:t>
+            </w:r>
+            <w:r>
+              <w:rPr>
+                <w:lang w:val="es-CO"/>
+              </w:rPr>
+              <w:t>a</w:t>
             </w:r>
           </w:p>
         </w:tc>
@@ -14399,8 +15434,17 @@
                 <w:rStyle w:val="Extranjerismo"/>
                 <w:lang w:val="es-CO"/>
               </w:rPr>
-              <w:t>full stack</w:t>
-            </w:r>
+              <w:t xml:space="preserve">full </w:t>
+            </w:r>
+            <w:proofErr w:type="spellStart"/>
+            <w:r>
+              <w:rPr>
+                <w:rStyle w:val="Extranjerismo"/>
+                <w:lang w:val="es-CO"/>
+              </w:rPr>
+              <w:t>stack</w:t>
+            </w:r>
+            <w:proofErr w:type="spellEnd"/>
           </w:p>
         </w:tc>
         <w:tc>
@@ -14686,11 +15730,19 @@
                 <w:lang w:val="es-CO"/>
               </w:rPr>
             </w:pPr>
+            <w:proofErr w:type="spellStart"/>
             <w:r>
               <w:rPr>
                 <w:lang w:val="es-CO"/>
               </w:rPr>
-              <w:t xml:space="preserve">Karine Isabel Ospino Fritz  </w:t>
+              <w:t>Karine</w:t>
+            </w:r>
+            <w:proofErr w:type="spellEnd"/>
+            <w:r>
+              <w:rPr>
+                <w:lang w:val="es-CO"/>
+              </w:rPr>
+              <w:t xml:space="preserve"> Isabel Ospino Fritz  </w:t>
             </w:r>
           </w:p>
         </w:tc>
@@ -22134,6 +23186,10 @@
 </file>
 
 <file path=customXml/item1.xml><?xml version="1.0" encoding="utf-8"?>
+<b:Sources xmlns:b="http://schemas.openxmlformats.org/officeDocument/2006/bibliography" xmlns="http://schemas.openxmlformats.org/officeDocument/2006/bibliography" SelectedStyle="\APASixthEditionOfficeOnline.xsl" StyleName="APA" Version="6"/>
+</file>
+
+<file path=customXml/item2.xml><?xml version="1.0" encoding="utf-8"?>
 <?mso-contentType ?>
 <FormTemplates xmlns="http://schemas.microsoft.com/sharepoint/v3/contenttype/forms">
   <Display>DocumentLibraryForm</Display>
@@ -22142,11 +23198,18 @@
 </FormTemplates>
 </file>
 
-<file path=customXml/item2.xml><?xml version="1.0" encoding="utf-8"?>
-<b:Sources xmlns:b="http://schemas.openxmlformats.org/officeDocument/2006/bibliography" xmlns="http://schemas.openxmlformats.org/officeDocument/2006/bibliography" SelectedStyle="\APASixthEditionOfficeOnline.xsl" StyleName="APA" Version="6"/>
+<file path=customXml/item3.xml><?xml version="1.0" encoding="utf-8"?>
+<p:properties xmlns:p="http://schemas.microsoft.com/office/2006/metadata/properties" xmlns:xsi="http://www.w3.org/2001/XMLSchema-instance" xmlns:pc="http://schemas.microsoft.com/office/infopath/2007/PartnerControls">
+  <documentManagement>
+    <TaxCatchAll xmlns="67a0edcd-0de5-43ed-8c27-e32f38a00c91" xsi:nil="true"/>
+    <lcf76f155ced4ddcb4097134ff3c332f xmlns="42760c81-fd8e-4d59-8953-7cdb9f38b14f">
+      <Terms xmlns="http://schemas.microsoft.com/office/infopath/2007/PartnerControls"/>
+    </lcf76f155ced4ddcb4097134ff3c332f>
+  </documentManagement>
+</p:properties>
 </file>
 
-<file path=customXml/item3.xml><?xml version="1.0" encoding="utf-8"?>
+<file path=customXml/item4.xml><?xml version="1.0" encoding="utf-8"?>
 <ct:contentTypeSchema xmlns:ct="http://schemas.microsoft.com/office/2006/metadata/contentType" xmlns:ma="http://schemas.microsoft.com/office/2006/metadata/properties/metaAttributes" ct:_="" ma:_="" ma:contentTypeName="Documento" ma:contentTypeID="0x01010005252A1EF3BD024F856B47B579AB5244" ma:contentTypeVersion="12" ma:contentTypeDescription="Crear nuevo documento." ma:contentTypeScope="" ma:versionID="32d0e18b85ac20c34eab62df21c0cf58">
   <xsd:schema xmlns:xsd="http://www.w3.org/2001/XMLSchema" xmlns:xs="http://www.w3.org/2001/XMLSchema" xmlns:p="http://schemas.microsoft.com/office/2006/metadata/properties" xmlns:ns2="42760c81-fd8e-4d59-8953-7cdb9f38b14f" xmlns:ns3="67a0edcd-0de5-43ed-8c27-e32f38a00c91" targetNamespace="http://schemas.microsoft.com/office/2006/metadata/properties" ma:root="true" ma:fieldsID="cc2c149e99f10870fd5bc3964e5386d3" ns2:_="" ns3:_="">
     <xsd:import namespace="42760c81-fd8e-4d59-8953-7cdb9f38b14f"/>
@@ -22347,18 +23410,15 @@
 </ct:contentTypeSchema>
 </file>
 
-<file path=customXml/item4.xml><?xml version="1.0" encoding="utf-8"?>
-<p:properties xmlns:p="http://schemas.microsoft.com/office/2006/metadata/properties" xmlns:xsi="http://www.w3.org/2001/XMLSchema-instance" xmlns:pc="http://schemas.microsoft.com/office/infopath/2007/PartnerControls">
-  <documentManagement>
-    <TaxCatchAll xmlns="67a0edcd-0de5-43ed-8c27-e32f38a00c91" xsi:nil="true"/>
-    <lcf76f155ced4ddcb4097134ff3c332f xmlns="42760c81-fd8e-4d59-8953-7cdb9f38b14f">
-      <Terms xmlns="http://schemas.microsoft.com/office/infopath/2007/PartnerControls"/>
-    </lcf76f155ced4ddcb4097134ff3c332f>
-  </documentManagement>
-</p:properties>
+<file path=customXml/itemProps1.xml><?xml version="1.0" encoding="utf-8"?>
+<ds:datastoreItem xmlns:ds="http://schemas.openxmlformats.org/officeDocument/2006/customXml" ds:itemID="{EAE431FD-7059-4C09-804B-C9D69EB7B213}">
+  <ds:schemaRefs>
+    <ds:schemaRef ds:uri="http://schemas.openxmlformats.org/officeDocument/2006/bibliography"/>
+  </ds:schemaRefs>
+</ds:datastoreItem>
 </file>
 
-<file path=customXml/itemProps1.xml><?xml version="1.0" encoding="utf-8"?>
+<file path=customXml/itemProps2.xml><?xml version="1.0" encoding="utf-8"?>
 <ds:datastoreItem xmlns:ds="http://schemas.openxmlformats.org/officeDocument/2006/customXml" ds:itemID="{10663269-2064-4804-8290-36D4A57F5557}">
   <ds:schemaRefs>
     <ds:schemaRef ds:uri="http://schemas.microsoft.com/sharepoint/v3/contenttype/forms"/>
@@ -22366,15 +23426,18 @@
 </ds:datastoreItem>
 </file>
 
-<file path=customXml/itemProps2.xml><?xml version="1.0" encoding="utf-8"?>
-<ds:datastoreItem xmlns:ds="http://schemas.openxmlformats.org/officeDocument/2006/customXml" ds:itemID="{EAE431FD-7059-4C09-804B-C9D69EB7B213}">
+<file path=customXml/itemProps3.xml><?xml version="1.0" encoding="utf-8"?>
+<ds:datastoreItem xmlns:ds="http://schemas.openxmlformats.org/officeDocument/2006/customXml" ds:itemID="{1279454D-02BE-4A9C-A117-DCD1573E2608}">
   <ds:schemaRefs>
-    <ds:schemaRef ds:uri="http://schemas.openxmlformats.org/officeDocument/2006/bibliography"/>
+    <ds:schemaRef ds:uri="http://schemas.microsoft.com/office/2006/metadata/properties"/>
+    <ds:schemaRef ds:uri="http://schemas.microsoft.com/office/infopath/2007/PartnerControls"/>
+    <ds:schemaRef ds:uri="67a0edcd-0de5-43ed-8c27-e32f38a00c91"/>
+    <ds:schemaRef ds:uri="42760c81-fd8e-4d59-8953-7cdb9f38b14f"/>
   </ds:schemaRefs>
 </ds:datastoreItem>
 </file>
 
-<file path=customXml/itemProps3.xml><?xml version="1.0" encoding="utf-8"?>
+<file path=customXml/itemProps4.xml><?xml version="1.0" encoding="utf-8"?>
 <ds:datastoreItem xmlns:ds="http://schemas.openxmlformats.org/officeDocument/2006/customXml" ds:itemID="{6747B8CC-3E3E-40F9-A555-F2325CBCBF9A}">
   <ds:schemaRefs>
     <ds:schemaRef ds:uri="http://schemas.microsoft.com/office/2006/metadata/contentType"/>
@@ -22391,15 +23454,4 @@
     <ds:schemaRef ds:uri="http://schemas.microsoft.com/internal/obd"/>
   </ds:schemaRefs>
 </ds:datastoreItem>
-</file>
-
-<file path=customXml/itemProps4.xml><?xml version="1.0" encoding="utf-8"?>
-<ds:datastoreItem xmlns:ds="http://schemas.openxmlformats.org/officeDocument/2006/customXml" ds:itemID="{1279454D-02BE-4A9C-A117-DCD1573E2608}">
-  <ds:schemaRefs>
-    <ds:schemaRef ds:uri="http://schemas.microsoft.com/office/2006/metadata/properties"/>
-    <ds:schemaRef ds:uri="http://schemas.microsoft.com/office/infopath/2007/PartnerControls"/>
-    <ds:schemaRef ds:uri="67a0edcd-0de5-43ed-8c27-e32f38a00c91"/>
-    <ds:schemaRef ds:uri="42760c81-fd8e-4d59-8953-7cdb9f38b14f"/>
-  </ds:schemaRefs>
-</ds:datastoreItem>
 </file>
--- a/fuentes/63560006_CFA01_DU.docx
+++ b/fuentes/63560006_CFA01_DU.docx
@@ -205,7 +205,7 @@
               </wp:anchor>
             </w:drawing>
           </mc:Choice>
-          <mc:Fallback xmlns:w16sdtfl="http://schemas.microsoft.com/office/word/2024/wordml/sdtformatlock" xmlns:w16du="http://schemas.microsoft.com/office/word/2023/wordml/word16du" xmlns:w16cei="http://schemas.microsoft.com/office/word/2026/wordml/cei" xmlns:oel="http://schemas.microsoft.com/office/2019/extlst">
+          <mc:Fallback xmlns:oel="http://schemas.microsoft.com/office/2019/extlst" xmlns:w16cei="http://schemas.microsoft.com/office/word/2026/wordml/cei" xmlns:w16du="http://schemas.microsoft.com/office/word/2023/wordml/word16du" xmlns:w16sdtfl="http://schemas.microsoft.com/office/word/2024/wordml/sdtformatlock">
             <w:pict>
               <v:rect w14:anchorId="4C256C62" id="Rectángulo 3" o:spid="_x0000_s1026" alt="&quot;&quot;" style="position:absolute;margin-left:-55.95pt;margin-top:26.4pt;width:613.85pt;height:164.25pt;z-index:-251655168;visibility:visible;mso-wrap-style:square;mso-height-percent:0;mso-wrap-distance-left:9pt;mso-wrap-distance-top:0;mso-wrap-distance-right:9pt;mso-wrap-distance-bottom:0;mso-position-horizontal:absolute;mso-position-horizontal-relative:text;mso-position-vertical:absolute;mso-position-vertical-relative:text;mso-height-percent:0;mso-height-relative:margin;v-text-anchor:middle" o:gfxdata="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" fillcolor="#00314d" stroked="f" strokeweight="1pt"/>
             </w:pict>
@@ -492,7 +492,18 @@
           <w:kern w:val="0"/>
           <w14:ligatures w14:val="none"/>
         </w:rPr>
-        <w:t>juli</w:t>
+        <w:t>J</w:t>
+      </w:r>
+      <w:r>
+        <w:rPr>
+          <w:rFonts w:ascii="Calibri" w:hAnsi="Calibri"/>
+          <w:b/>
+          <w:bCs/>
+          <w:color w:val="000000" w:themeColor="text1"/>
+          <w:kern w:val="0"/>
+          <w14:ligatures w14:val="none"/>
+        </w:rPr>
+        <w:t>uli</w:t>
       </w:r>
       <w:r>
         <w:rPr>
@@ -586,7 +597,7 @@
           <w:r>
             <w:fldChar w:fldCharType="separate"/>
           </w:r>
-          <w:hyperlink w:anchor="_Toc238140510" w:history="1">
+          <w:hyperlink w:anchor="_Toc238882143" w:history="1">
             <w:r>
               <w:rPr>
                 <w:rStyle w:val="Hipervnculo"/>
@@ -613,7 +624,7 @@
                 <w:noProof/>
                 <w:webHidden/>
               </w:rPr>
-              <w:instrText xml:space="preserve"> PAGEREF _Toc238140510 \h </w:instrText>
+              <w:instrText xml:space="preserve"> PAGEREF _Toc238882143 \h </w:instrText>
             </w:r>
             <w:r>
               <w:rPr>
@@ -659,7 +670,7 @@
               <w14:ligatures w14:val="none"/>
             </w:rPr>
           </w:pPr>
-          <w:hyperlink w:anchor="_Toc238140511" w:history="1">
+          <w:hyperlink w:anchor="_Toc238882144" w:history="1">
             <w:r>
               <w:rPr>
                 <w:rStyle w:val="Hipervnculo"/>
@@ -686,7 +697,7 @@
                 <w:noProof/>
                 <w:webHidden/>
               </w:rPr>
-              <w:instrText xml:space="preserve"> PAGEREF _Toc238140511 \h </w:instrText>
+              <w:instrText xml:space="preserve"> PAGEREF _Toc238882144 \h </w:instrText>
             </w:r>
             <w:r>
               <w:rPr>
@@ -732,7 +743,7 @@
               <w14:ligatures w14:val="none"/>
             </w:rPr>
           </w:pPr>
-          <w:hyperlink w:anchor="_Toc238140512" w:history="1">
+          <w:hyperlink w:anchor="_Toc238882145" w:history="1">
             <w:r>
               <w:rPr>
                 <w:rStyle w:val="Hipervnculo"/>
@@ -759,7 +770,7 @@
                 <w:noProof/>
                 <w:webHidden/>
               </w:rPr>
-              <w:instrText xml:space="preserve"> PAGEREF _Toc238140512 \h </w:instrText>
+              <w:instrText xml:space="preserve"> PAGEREF _Toc238882145 \h </w:instrText>
             </w:r>
             <w:r>
               <w:rPr>
@@ -805,7 +816,7 @@
               <w14:ligatures w14:val="none"/>
             </w:rPr>
           </w:pPr>
-          <w:hyperlink w:anchor="_Toc238140513" w:history="1">
+          <w:hyperlink w:anchor="_Toc238882146" w:history="1">
             <w:r>
               <w:rPr>
                 <w:rStyle w:val="Hipervnculo"/>
@@ -832,7 +843,7 @@
                 <w:noProof/>
                 <w:webHidden/>
               </w:rPr>
-              <w:instrText xml:space="preserve"> PAGEREF _Toc238140513 \h </w:instrText>
+              <w:instrText xml:space="preserve"> PAGEREF _Toc238882146 \h </w:instrText>
             </w:r>
             <w:r>
               <w:rPr>
@@ -878,7 +889,7 @@
               <w14:ligatures w14:val="none"/>
             </w:rPr>
           </w:pPr>
-          <w:hyperlink w:anchor="_Toc238140514" w:history="1">
+          <w:hyperlink w:anchor="_Toc238882147" w:history="1">
             <w:r>
               <w:rPr>
                 <w:rStyle w:val="Hipervnculo"/>
@@ -905,7 +916,7 @@
                 <w:noProof/>
                 <w:webHidden/>
               </w:rPr>
-              <w:instrText xml:space="preserve"> PAGEREF _Toc238140514 \h </w:instrText>
+              <w:instrText xml:space="preserve"> PAGEREF _Toc238882147 \h </w:instrText>
             </w:r>
             <w:r>
               <w:rPr>
@@ -951,7 +962,7 @@
               <w14:ligatures w14:val="none"/>
             </w:rPr>
           </w:pPr>
-          <w:hyperlink w:anchor="_Toc238140515" w:history="1">
+          <w:hyperlink w:anchor="_Toc238882148" w:history="1">
             <w:r>
               <w:rPr>
                 <w:rStyle w:val="Hipervnculo"/>
@@ -978,7 +989,7 @@
                 <w:noProof/>
                 <w:webHidden/>
               </w:rPr>
-              <w:instrText xml:space="preserve"> PAGEREF _Toc238140515 \h </w:instrText>
+              <w:instrText xml:space="preserve"> PAGEREF _Toc238882148 \h </w:instrText>
             </w:r>
             <w:r>
               <w:rPr>
@@ -1024,7 +1035,7 @@
               <w14:ligatures w14:val="none"/>
             </w:rPr>
           </w:pPr>
-          <w:hyperlink w:anchor="_Toc238140516" w:history="1">
+          <w:hyperlink w:anchor="_Toc238882149" w:history="1">
             <w:r>
               <w:rPr>
                 <w:rStyle w:val="Hipervnculo"/>
@@ -1057,7 +1068,7 @@
                 <w:noProof/>
                 <w:webHidden/>
               </w:rPr>
-              <w:instrText xml:space="preserve"> PAGEREF _Toc238140516 \h </w:instrText>
+              <w:instrText xml:space="preserve"> PAGEREF _Toc238882149 \h </w:instrText>
             </w:r>
             <w:r>
               <w:rPr>
@@ -1103,7 +1114,7 @@
               <w14:ligatures w14:val="none"/>
             </w:rPr>
           </w:pPr>
-          <w:hyperlink w:anchor="_Toc238140517" w:history="1">
+          <w:hyperlink w:anchor="_Toc238882150" w:history="1">
             <w:r>
               <w:rPr>
                 <w:rStyle w:val="Hipervnculo"/>
@@ -1130,7 +1141,7 @@
                 <w:noProof/>
                 <w:webHidden/>
               </w:rPr>
-              <w:instrText xml:space="preserve"> PAGEREF _Toc238140517 \h </w:instrText>
+              <w:instrText xml:space="preserve"> PAGEREF _Toc238882150 \h </w:instrText>
             </w:r>
             <w:r>
               <w:rPr>
@@ -1176,7 +1187,7 @@
               <w14:ligatures w14:val="none"/>
             </w:rPr>
           </w:pPr>
-          <w:hyperlink w:anchor="_Toc238140518" w:history="1">
+          <w:hyperlink w:anchor="_Toc238882151" w:history="1">
             <w:r>
               <w:rPr>
                 <w:rStyle w:val="Hipervnculo"/>
@@ -1203,7 +1214,7 @@
                 <w:noProof/>
                 <w:webHidden/>
               </w:rPr>
-              <w:instrText xml:space="preserve"> PAGEREF _Toc238140518 \h </w:instrText>
+              <w:instrText xml:space="preserve"> PAGEREF _Toc238882151 \h </w:instrText>
             </w:r>
             <w:r>
               <w:rPr>
@@ -1249,7 +1260,7 @@
               <w14:ligatures w14:val="none"/>
             </w:rPr>
           </w:pPr>
-          <w:hyperlink w:anchor="_Toc238140519" w:history="1">
+          <w:hyperlink w:anchor="_Toc238882152" w:history="1">
             <w:r>
               <w:rPr>
                 <w:rStyle w:val="Hipervnculo"/>
@@ -1276,7 +1287,7 @@
                 <w:noProof/>
                 <w:webHidden/>
               </w:rPr>
-              <w:instrText xml:space="preserve"> PAGEREF _Toc238140519 \h </w:instrText>
+              <w:instrText xml:space="preserve"> PAGEREF _Toc238882152 \h </w:instrText>
             </w:r>
             <w:r>
               <w:rPr>
@@ -1322,7 +1333,7 @@
               <w14:ligatures w14:val="none"/>
             </w:rPr>
           </w:pPr>
-          <w:hyperlink w:anchor="_Toc238140520" w:history="1">
+          <w:hyperlink w:anchor="_Toc238882153" w:history="1">
             <w:r>
               <w:rPr>
                 <w:rStyle w:val="Hipervnculo"/>
@@ -1349,7 +1360,7 @@
                 <w:noProof/>
                 <w:webHidden/>
               </w:rPr>
-              <w:instrText xml:space="preserve"> PAGEREF _Toc238140520 \h </w:instrText>
+              <w:instrText xml:space="preserve"> PAGEREF _Toc238882153 \h </w:instrText>
             </w:r>
             <w:r>
               <w:rPr>
@@ -1395,7 +1406,7 @@
               <w14:ligatures w14:val="none"/>
             </w:rPr>
           </w:pPr>
-          <w:hyperlink w:anchor="_Toc238140521" w:history="1">
+          <w:hyperlink w:anchor="_Toc238882154" w:history="1">
             <w:r>
               <w:rPr>
                 <w:rStyle w:val="Hipervnculo"/>
@@ -1422,7 +1433,7 @@
                 <w:noProof/>
                 <w:webHidden/>
               </w:rPr>
-              <w:instrText xml:space="preserve"> PAGEREF _Toc238140521 \h </w:instrText>
+              <w:instrText xml:space="preserve"> PAGEREF _Toc238882154 \h </w:instrText>
             </w:r>
             <w:r>
               <w:rPr>
@@ -1470,7 +1481,7 @@
       <w:pPr>
         <w:pStyle w:val="Titulosgenerales"/>
       </w:pPr>
-      <w:bookmarkStart w:id="0" w:name="_Toc238140510"/>
+      <w:bookmarkStart w:id="0" w:name="_Toc238882143"/>
       <w:r>
         <w:lastRenderedPageBreak/>
         <w:t>Introducción</w:t>
@@ -1479,15 +1490,7 @@
     </w:p>
     <w:p>
       <w:r>
-        <w:t xml:space="preserve">La preparación de una taza de café de calidad es el resultado de un proceso que inicia mucho antes de la extracción. Desde el cultivo y la cosecha hasta el beneficio y la </w:t>
-      </w:r>
-      <w:proofErr w:type="spellStart"/>
-      <w:r>
-        <w:t>tostión</w:t>
-      </w:r>
-      <w:proofErr w:type="spellEnd"/>
-      <w:r>
-        <w:t>, cada etapa influye en las características sensoriales de la bebida. En Colombia, este proceso ha sido fortalecido por el trabajo de la Federación Nacional de Cafeteros y Cenicafé, instituciones que han impulsado el desarrollo técnico y científico del sector cafetero.</w:t>
+        <w:t>La preparación de una taza de café de calidad es el resultado de un proceso que inicia mucho antes de la extracción. Desde el cultivo y la cosecha hasta el beneficio y la tostión, cada etapa influye en las características sensoriales de la bebida. En Colombia, este proceso ha sido fortalecido por el trabajo de la Federación Nacional de Cafeteros y Cenicafé, instituciones que han impulsado el desarrollo técnico y científico del sector cafetero.</w:t>
       </w:r>
     </w:p>
     <w:p>
@@ -1533,7 +1536,7 @@
           <w:noProof/>
         </w:rPr>
         <w:drawing>
-          <wp:inline distT="0" distB="0" distL="0" distR="0" wp14:anchorId="6329C43C" wp14:editId="1539B99A">
+          <wp:inline distT="0" distB="0" distL="0" distR="0" wp14:anchorId="6329C43C" wp14:editId="19D9FAB4">
             <wp:extent cx="4680000" cy="2437200"/>
             <wp:effectExtent l="0" t="0" r="6350" b="1270"/>
             <wp:docPr id="3" name="Imagen 3">
@@ -1735,23 +1738,7 @@
           </w:p>
           <w:p>
             <w:r>
-              <w:t xml:space="preserve">La crema debe ser de color avellana con vetas atigradas y persistir al menos un minuto. Una crema muy clara indica </w:t>
-            </w:r>
-            <w:proofErr w:type="spellStart"/>
-            <w:r>
-              <w:t>subextracción</w:t>
-            </w:r>
-            <w:proofErr w:type="spellEnd"/>
-            <w:r>
-              <w:t xml:space="preserve">; una muy oscura indica </w:t>
-            </w:r>
-            <w:proofErr w:type="spellStart"/>
-            <w:r>
-              <w:t>sobreextracción</w:t>
-            </w:r>
-            <w:proofErr w:type="spellEnd"/>
-            <w:r>
-              <w:t>.</w:t>
+              <w:t>La crema debe ser de color avellana con vetas atigradas y persistir al menos un minuto. Una crema muy clara indica subextracción; una muy oscura indica sobreextracción.</w:t>
             </w:r>
           </w:p>
           <w:p>
@@ -1806,7 +1793,7 @@
       <w:pPr>
         <w:pStyle w:val="Ttulo1"/>
       </w:pPr>
-      <w:bookmarkStart w:id="1" w:name="_Toc238140511"/>
+      <w:bookmarkStart w:id="1" w:name="_Toc238882144"/>
       <w:r>
         <w:lastRenderedPageBreak/>
         <w:t>El café: botánica, historia y transformación</w:t>
@@ -1963,7 +1950,7 @@
           <w:noProof/>
         </w:rPr>
         <w:drawing>
-          <wp:inline distT="0" distB="0" distL="0" distR="0" wp14:anchorId="34D84615" wp14:editId="51BD33E7">
+          <wp:inline distT="0" distB="0" distL="0" distR="0" wp14:anchorId="34D84615" wp14:editId="4E0C5EA7">
             <wp:extent cx="4680000" cy="3636000"/>
             <wp:effectExtent l="0" t="0" r="6350" b="3175"/>
             <wp:docPr id="1" name="Imagen 1" descr="Diagrama del fruto del café descompuesto en sus diferentes capas para mostrar su estructura anatómica. De izquierda a derecha se observa el fruto completo abierto y, de manera secuencial, la cáscara y pulpa (exocarpio y mesocarpio), el mucílago, el pergamino (endocarpio), la película de plata (tegumento) y la semilla o grano verde. Cada componente está señalado mediante líneas y etiquetas que indican su nombre y, cuando corresponde, su función: protección para la cáscara, pulpa y película de plata, nutrición para el pergamino y la ubicación de la semilla en el centro del fruto. "/>
@@ -2006,6 +1993,9 @@
       </w:r>
     </w:p>
     <w:p>
+      <w:pPr>
+        <w:ind w:left="707"/>
+      </w:pPr>
       <w:r>
         <w:t>Nota. SENA, (2026).</w:t>
       </w:r>
@@ -2027,15 +2017,7 @@
     </w:p>
     <w:p>
       <w:r>
-        <w:t xml:space="preserve">Desde sus orígenes en las mesetas de Etiopía, donde la leyenda atribuye su descubrimiento al pastor </w:t>
-      </w:r>
-      <w:proofErr w:type="spellStart"/>
-      <w:r>
-        <w:t>Kaldi</w:t>
-      </w:r>
-      <w:proofErr w:type="spellEnd"/>
-      <w:r>
-        <w:t>, el café se propagó hacia la península arábiga, donde los árabes comenzaron su cultivo y comercialización. A Europa llegó en el siglo XVII a través de los mercaderes venecianos, y de allí se extendió a las colonias americanas. Sin embargo, es en Colombia donde el café adquirió una dimensión social y económica única.</w:t>
+        <w:t>Desde sus orígenes en las mesetas de Etiopía, donde la leyenda atribuye su descubrimiento al pastor Kaldi, el café se propagó hacia la península arábiga, donde los árabes comenzaron su cultivo y comercialización. A Europa llegó en el siglo XVII a través de los mercaderes venecianos, y de allí se extendió a las colonias americanas. Sin embargo, es en Colombia donde el café adquirió una dimensión social y económica única.</w:t>
       </w:r>
     </w:p>
     <w:p>
@@ -2069,7 +2051,7 @@
         <w:pStyle w:val="Prrafodelista"/>
         <w:numPr>
           <w:ilvl w:val="0"/>
-          <w:numId w:val="42"/>
+          <w:numId w:val="29"/>
         </w:numPr>
         <w:rPr>
           <w:lang w:eastAsia="es-CO"/>
@@ -2101,7 +2083,7 @@
         <w:pStyle w:val="Prrafodelista"/>
         <w:numPr>
           <w:ilvl w:val="0"/>
-          <w:numId w:val="42"/>
+          <w:numId w:val="29"/>
         </w:numPr>
         <w:rPr>
           <w:lang w:eastAsia="es-CO"/>
@@ -2121,7 +2103,7 @@
           <w:bCs/>
           <w:lang w:eastAsia="es-CO"/>
         </w:rPr>
-        <w:t>–</w:t>
+        <w:t>-</w:t>
       </w:r>
       <w:r>
         <w:rPr>
@@ -2151,7 +2133,7 @@
         <w:pStyle w:val="Prrafodelista"/>
         <w:numPr>
           <w:ilvl w:val="0"/>
-          <w:numId w:val="42"/>
+          <w:numId w:val="29"/>
         </w:numPr>
         <w:rPr>
           <w:lang w:eastAsia="es-CO"/>
@@ -2171,7 +2153,7 @@
           <w:bCs/>
           <w:lang w:eastAsia="es-CO"/>
         </w:rPr>
-        <w:t>–</w:t>
+        <w:t>-</w:t>
       </w:r>
       <w:r>
         <w:rPr>
@@ -2199,7 +2181,7 @@
         <w:pStyle w:val="Prrafodelista"/>
         <w:numPr>
           <w:ilvl w:val="0"/>
-          <w:numId w:val="42"/>
+          <w:numId w:val="29"/>
         </w:numPr>
         <w:rPr>
           <w:lang w:eastAsia="es-CO"/>
@@ -2243,7 +2225,7 @@
         <w:pStyle w:val="Prrafodelista"/>
         <w:numPr>
           <w:ilvl w:val="0"/>
-          <w:numId w:val="42"/>
+          <w:numId w:val="29"/>
         </w:numPr>
         <w:rPr>
           <w:lang w:eastAsia="es-CO"/>
@@ -2281,7 +2263,7 @@
         <w:pStyle w:val="Prrafodelista"/>
         <w:numPr>
           <w:ilvl w:val="0"/>
-          <w:numId w:val="42"/>
+          <w:numId w:val="29"/>
         </w:numPr>
         <w:rPr>
           <w:lang w:eastAsia="es-CO"/>
@@ -2301,7 +2283,7 @@
           <w:bCs/>
           <w:lang w:eastAsia="es-CO"/>
         </w:rPr>
-        <w:t>–</w:t>
+        <w:t>-</w:t>
       </w:r>
       <w:r>
         <w:rPr>
@@ -2329,7 +2311,7 @@
         <w:pStyle w:val="Prrafodelista"/>
         <w:numPr>
           <w:ilvl w:val="0"/>
-          <w:numId w:val="42"/>
+          <w:numId w:val="29"/>
         </w:numPr>
         <w:rPr>
           <w:lang w:eastAsia="es-CO"/>
@@ -2361,7 +2343,7 @@
         <w:pStyle w:val="Prrafodelista"/>
         <w:numPr>
           <w:ilvl w:val="0"/>
-          <w:numId w:val="42"/>
+          <w:numId w:val="29"/>
         </w:numPr>
         <w:rPr>
           <w:lang w:eastAsia="es-CO"/>
@@ -2557,7 +2539,7 @@
         <w:gridCol w:w="1816"/>
         <w:gridCol w:w="2306"/>
         <w:gridCol w:w="2920"/>
-        <w:gridCol w:w="2920"/>
+        <w:gridCol w:w="2734"/>
       </w:tblGrid>
       <w:tr>
         <w:trPr>
@@ -2604,7 +2586,7 @@
         </w:tc>
         <w:tc>
           <w:tcPr>
-            <w:tcW w:w="2920" w:type="dxa"/>
+            <w:tcW w:w="2734" w:type="dxa"/>
           </w:tcPr>
           <w:p>
             <w:pPr>
@@ -2661,7 +2643,7 @@
         </w:tc>
         <w:tc>
           <w:tcPr>
-            <w:tcW w:w="2920" w:type="dxa"/>
+            <w:tcW w:w="2734" w:type="dxa"/>
           </w:tcPr>
           <w:p>
             <w:pPr>
@@ -2715,7 +2697,7 @@
         </w:tc>
         <w:tc>
           <w:tcPr>
-            <w:tcW w:w="2920" w:type="dxa"/>
+            <w:tcW w:w="2734" w:type="dxa"/>
           </w:tcPr>
           <w:p>
             <w:pPr>
@@ -2781,7 +2763,7 @@
         </w:tc>
         <w:tc>
           <w:tcPr>
-            <w:tcW w:w="2920" w:type="dxa"/>
+            <w:tcW w:w="2734" w:type="dxa"/>
           </w:tcPr>
           <w:p>
             <w:pPr>
@@ -2813,15 +2795,7 @@
     </w:p>
     <w:p>
       <w:r>
-        <w:t>El beneficio lavado, predominante en Colombia, merece una descripción más pormenorizada por su impacto directo en la calidad final del grano. La etapa de despulpado debe realizarse como máximo doce horas después de la cosecha para evitar fermentaciones no deseadas que generarían defectos en taza. Durante la fermentación, que puede durar según la temperatura ambiente entre catorce y veinticuatro horas, las levaduras y bacterias presentes de forma natural descomponen los azúcares del mucílago, produciendo compuestos precursores del aroma y facilitando que el lavado posterior elimine completamente la capa gelatinosa. Un retraso en la fermentación más allá del punto óptimo ocasiona los defectos conocidos como “vinagre” o “fermento”, sabores que arruinan la taza y se consideran faltas graves en la cata. Por eso Cenicafé desarrolló el “</w:t>
-      </w:r>
-      <w:proofErr w:type="spellStart"/>
-      <w:r>
-        <w:t>fermaestro</w:t>
-      </w:r>
-      <w:proofErr w:type="spellEnd"/>
-      <w:r>
-        <w:t>”, un sencillo dispositivo que indica con precisión el momento de finalización de la fermentación.</w:t>
+        <w:t>El beneficio lavado, predominante en Colombia, merece una descripción más pormenorizada por su impacto directo en la calidad final del grano. La etapa de despulpado debe realizarse como máximo doce horas después de la cosecha para evitar fermentaciones no deseadas que generarían defectos en taza. Durante la fermentación, que puede durar según la temperatura ambiente entre catorce y veinticuatro horas, las levaduras y bacterias presentes de forma natural descomponen los azúcares del mucílago, produciendo compuestos precursores del aroma y facilitando que el lavado posterior elimine completamente la capa gelatinosa. Un retraso en la fermentación más allá del punto óptimo ocasiona los defectos conocidos como “vinagre” o “fermento”, sabores que arruinan la taza y se consideran faltas graves en la cata. Por eso Cenicafé desarrolló el “fermaestro”, un sencillo dispositivo que indica con precisión el momento de finalización de la fermentación.</w:t>
       </w:r>
     </w:p>
     <w:p>
@@ -2835,7 +2809,7 @@
         <w:pStyle w:val="Prrafodelista"/>
         <w:numPr>
           <w:ilvl w:val="0"/>
-          <w:numId w:val="43"/>
+          <w:numId w:val="30"/>
         </w:numPr>
       </w:pPr>
       <w:r>
@@ -2854,7 +2828,7 @@
         <w:pStyle w:val="Prrafodelista"/>
         <w:numPr>
           <w:ilvl w:val="0"/>
-          <w:numId w:val="43"/>
+          <w:numId w:val="30"/>
         </w:numPr>
       </w:pPr>
       <w:r>
@@ -2865,15 +2839,7 @@
         <w:t>Beneficio natural</w:t>
       </w:r>
       <w:r>
-        <w:t xml:space="preserve">: más común en Brasil y Etiopía. Ahorra agua, pero requiere clima seco y supervisión constante. Exalta la </w:t>
-      </w:r>
-      <w:proofErr w:type="spellStart"/>
-      <w:r>
-        <w:t>frutosidad</w:t>
-      </w:r>
-      <w:proofErr w:type="spellEnd"/>
-      <w:r>
-        <w:t xml:space="preserve"> del grano.</w:t>
+        <w:t>: más común en Brasil y Etiopía. Ahorra agua, pero requiere clima seco y supervisión constante. Exalta la frutosidad del grano.</w:t>
       </w:r>
     </w:p>
     <w:p>
@@ -2881,7 +2847,7 @@
         <w:pStyle w:val="Prrafodelista"/>
         <w:numPr>
           <w:ilvl w:val="0"/>
-          <w:numId w:val="43"/>
+          <w:numId w:val="30"/>
         </w:numPr>
       </w:pPr>
       <w:r>
@@ -3116,13 +3082,13 @@
     <w:tbl>
       <w:tblPr>
         <w:tblStyle w:val="SENA"/>
-        <w:tblW w:w="0" w:type="auto"/>
+        <w:tblW w:w="9918" w:type="dxa"/>
         <w:tblLook w:val="04A0" w:firstRow="1" w:lastRow="0" w:firstColumn="1" w:lastColumn="0" w:noHBand="0" w:noVBand="1"/>
       </w:tblPr>
       <w:tblGrid>
         <w:gridCol w:w="2830"/>
         <w:gridCol w:w="3119"/>
-        <w:gridCol w:w="3118"/>
+        <w:gridCol w:w="3969"/>
       </w:tblGrid>
       <w:tr>
         <w:trPr>
@@ -3156,7 +3122,7 @@
         </w:tc>
         <w:tc>
           <w:tcPr>
-            <w:tcW w:w="3118" w:type="dxa"/>
+            <w:tcW w:w="3969" w:type="dxa"/>
           </w:tcPr>
           <w:p>
             <w:pPr>
@@ -3208,7 +3174,7 @@
         </w:tc>
         <w:tc>
           <w:tcPr>
-            <w:tcW w:w="3118" w:type="dxa"/>
+            <w:tcW w:w="3969" w:type="dxa"/>
           </w:tcPr>
           <w:p>
             <w:pPr>
@@ -3257,7 +3223,7 @@
         </w:tc>
         <w:tc>
           <w:tcPr>
-            <w:tcW w:w="3118" w:type="dxa"/>
+            <w:tcW w:w="3969" w:type="dxa"/>
           </w:tcPr>
           <w:p>
             <w:pPr>
@@ -3301,7 +3267,7 @@
         </w:tc>
         <w:tc>
           <w:tcPr>
-            <w:tcW w:w="3118" w:type="dxa"/>
+            <w:tcW w:w="3969" w:type="dxa"/>
           </w:tcPr>
           <w:p>
             <w:pPr>
@@ -3342,7 +3308,7 @@
         </w:tc>
         <w:tc>
           <w:tcPr>
-            <w:tcW w:w="3118" w:type="dxa"/>
+            <w:tcW w:w="3969" w:type="dxa"/>
           </w:tcPr>
           <w:p>
             <w:pPr>
@@ -3386,7 +3352,7 @@
         </w:tc>
         <w:tc>
           <w:tcPr>
-            <w:tcW w:w="3118" w:type="dxa"/>
+            <w:tcW w:w="3969" w:type="dxa"/>
           </w:tcPr>
           <w:p>
             <w:pPr>
@@ -3427,7 +3393,7 @@
         </w:tc>
         <w:tc>
           <w:tcPr>
-            <w:tcW w:w="3118" w:type="dxa"/>
+            <w:tcW w:w="3969" w:type="dxa"/>
           </w:tcPr>
           <w:p>
             <w:pPr>
@@ -3577,7 +3543,7 @@
       <w:pPr>
         <w:pStyle w:val="Ttulo1"/>
       </w:pPr>
-      <w:bookmarkStart w:id="2" w:name="_Toc238140512"/>
+      <w:bookmarkStart w:id="2" w:name="_Toc238882145"/>
       <w:r>
         <w:lastRenderedPageBreak/>
         <w:t>El agua en la preparación del café</w:t>
@@ -4651,15 +4617,10 @@
               <w:pStyle w:val="TextoTablas"/>
             </w:pPr>
             <w:r>
-              <w:t xml:space="preserve">Requiere </w:t>
-            </w:r>
-            <w:proofErr w:type="spellStart"/>
-            <w:r>
-              <w:t>remineralización</w:t>
-            </w:r>
-            <w:proofErr w:type="spellEnd"/>
-            <w:r>
-              <w:t>; alto</w:t>
+              <w:t>Requiere remineralización; alto</w:t>
+            </w:r>
+            <w:r>
+              <w:t xml:space="preserve"> costo</w:t>
             </w:r>
           </w:p>
         </w:tc>
@@ -4676,13 +4637,8 @@
             <w:pPr>
               <w:pStyle w:val="TextoTablas"/>
             </w:pPr>
-            <w:proofErr w:type="spellStart"/>
-            <w:r>
-              <w:t>Remineralización</w:t>
-            </w:r>
-            <w:proofErr w:type="spellEnd"/>
-            <w:r>
-              <w:t> (post-OI)</w:t>
+            <w:r>
+              <w:t>Remineralización (post-OI)</w:t>
             </w:r>
           </w:p>
         </w:tc>
@@ -4762,7 +4718,7 @@
         <w:pStyle w:val="Prrafodelista"/>
         <w:numPr>
           <w:ilvl w:val="0"/>
-          <w:numId w:val="44"/>
+          <w:numId w:val="31"/>
         </w:numPr>
         <w:rPr>
           <w:b/>
@@ -4852,7 +4808,7 @@
         <w:pStyle w:val="Prrafodelista"/>
         <w:numPr>
           <w:ilvl w:val="0"/>
-          <w:numId w:val="44"/>
+          <w:numId w:val="31"/>
         </w:numPr>
         <w:rPr>
           <w:b/>
@@ -4893,7 +4849,7 @@
     </w:p>
     <w:p>
       <w:pPr>
-        <w:ind w:left="707"/>
+        <w:ind w:left="1416" w:firstLine="0"/>
         <w:rPr>
           <w:lang w:val="es-419" w:eastAsia="es-CO"/>
         </w:rPr>
@@ -4926,7 +4882,7 @@
         <w:pStyle w:val="Prrafodelista"/>
         <w:numPr>
           <w:ilvl w:val="0"/>
-          <w:numId w:val="44"/>
+          <w:numId w:val="31"/>
         </w:numPr>
         <w:rPr>
           <w:b/>
@@ -4993,7 +4949,7 @@
         <w:pStyle w:val="Prrafodelista"/>
         <w:numPr>
           <w:ilvl w:val="0"/>
-          <w:numId w:val="44"/>
+          <w:numId w:val="31"/>
         </w:numPr>
         <w:rPr>
           <w:b/>
@@ -5059,7 +5015,7 @@
         <w:pStyle w:val="Prrafodelista"/>
         <w:numPr>
           <w:ilvl w:val="0"/>
-          <w:numId w:val="44"/>
+          <w:numId w:val="31"/>
         </w:numPr>
         <w:rPr>
           <w:b/>
@@ -5141,21 +5097,7 @@
         <w:rPr>
           <w:lang w:val="es-419" w:eastAsia="es-CO"/>
         </w:rPr>
-        <w:t>: realizar limpieza diaria (</w:t>
-      </w:r>
-      <w:proofErr w:type="spellStart"/>
-      <w:r>
-        <w:rPr>
-          <w:lang w:val="es-419" w:eastAsia="es-CO"/>
-        </w:rPr>
-        <w:t>portafiltro</w:t>
-      </w:r>
-      <w:proofErr w:type="spellEnd"/>
-      <w:r>
-        <w:rPr>
-          <w:lang w:val="es-419" w:eastAsia="es-CO"/>
-        </w:rPr>
-        <w:t xml:space="preserve">, lanza). </w:t>
+        <w:t xml:space="preserve">: realizar limpieza diaria (portafiltro, lanza). </w:t>
       </w:r>
       <w:proofErr w:type="spellStart"/>
       <w:r>
@@ -5247,13 +5189,13 @@
     <w:tbl>
       <w:tblPr>
         <w:tblStyle w:val="SENA"/>
-        <w:tblW w:w="0" w:type="auto"/>
+        <w:tblW w:w="10060" w:type="dxa"/>
         <w:tblLook w:val="04A0" w:firstRow="1" w:lastRow="0" w:firstColumn="1" w:lastColumn="0" w:noHBand="0" w:noVBand="1"/>
       </w:tblPr>
       <w:tblGrid>
         <w:gridCol w:w="2547"/>
         <w:gridCol w:w="3118"/>
-        <w:gridCol w:w="3402"/>
+        <w:gridCol w:w="4395"/>
       </w:tblGrid>
       <w:tr>
         <w:trPr>
@@ -5288,7 +5230,7 @@
         </w:tc>
         <w:tc>
           <w:tcPr>
-            <w:tcW w:w="3402" w:type="dxa"/>
+            <w:tcW w:w="4395" w:type="dxa"/>
           </w:tcPr>
           <w:p>
             <w:pPr>
@@ -5341,7 +5283,7 @@
         </w:tc>
         <w:tc>
           <w:tcPr>
-            <w:tcW w:w="3402" w:type="dxa"/>
+            <w:tcW w:w="4395" w:type="dxa"/>
           </w:tcPr>
           <w:p>
             <w:pPr>
@@ -5416,7 +5358,7 @@
         </w:tc>
         <w:tc>
           <w:tcPr>
-            <w:tcW w:w="3402" w:type="dxa"/>
+            <w:tcW w:w="4395" w:type="dxa"/>
           </w:tcPr>
           <w:p>
             <w:pPr>
@@ -5460,7 +5402,7 @@
         </w:tc>
         <w:tc>
           <w:tcPr>
-            <w:tcW w:w="3402" w:type="dxa"/>
+            <w:tcW w:w="4395" w:type="dxa"/>
           </w:tcPr>
           <w:p>
             <w:pPr>
@@ -5481,11 +5423,9 @@
             <w:pPr>
               <w:pStyle w:val="TextoTablas"/>
             </w:pPr>
-            <w:proofErr w:type="spellStart"/>
             <w:r>
               <w:t>Aeropress</w:t>
             </w:r>
-            <w:proofErr w:type="spellEnd"/>
           </w:p>
         </w:tc>
         <w:tc>
@@ -5503,7 +5443,7 @@
         </w:tc>
         <w:tc>
           <w:tcPr>
-            <w:tcW w:w="3402" w:type="dxa"/>
+            <w:tcW w:w="4395" w:type="dxa"/>
           </w:tcPr>
           <w:p>
             <w:pPr>
@@ -5582,7 +5522,7 @@
       <w:pPr>
         <w:pStyle w:val="Ttulo1"/>
       </w:pPr>
-      <w:bookmarkStart w:id="3" w:name="_Toc238140513"/>
+      <w:bookmarkStart w:id="3" w:name="_Toc238882146"/>
       <w:r>
         <w:lastRenderedPageBreak/>
         <w:t>La molienda del café</w:t>
@@ -5714,13 +5654,13 @@
     <w:tbl>
       <w:tblPr>
         <w:tblStyle w:val="SENA"/>
-        <w:tblW w:w="0" w:type="auto"/>
+        <w:tblW w:w="10060" w:type="dxa"/>
         <w:tblLook w:val="04A0" w:firstRow="1" w:lastRow="0" w:firstColumn="1" w:lastColumn="0" w:noHBand="0" w:noVBand="1"/>
       </w:tblPr>
       <w:tblGrid>
         <w:gridCol w:w="2547"/>
         <w:gridCol w:w="3118"/>
-        <w:gridCol w:w="3402"/>
+        <w:gridCol w:w="4395"/>
       </w:tblGrid>
       <w:tr>
         <w:trPr>
@@ -5763,7 +5703,7 @@
         </w:tc>
         <w:tc>
           <w:tcPr>
-            <w:tcW w:w="3402" w:type="dxa"/>
+            <w:tcW w:w="4395" w:type="dxa"/>
           </w:tcPr>
           <w:p>
             <w:pPr>
@@ -5807,7 +5747,7 @@
         </w:tc>
         <w:tc>
           <w:tcPr>
-            <w:tcW w:w="3402" w:type="dxa"/>
+            <w:tcW w:w="4395" w:type="dxa"/>
           </w:tcPr>
           <w:p>
             <w:pPr>
@@ -5848,7 +5788,7 @@
         </w:tc>
         <w:tc>
           <w:tcPr>
-            <w:tcW w:w="3402" w:type="dxa"/>
+            <w:tcW w:w="4395" w:type="dxa"/>
           </w:tcPr>
           <w:p>
             <w:pPr>
@@ -5892,7 +5832,7 @@
         </w:tc>
         <w:tc>
           <w:tcPr>
-            <w:tcW w:w="3402" w:type="dxa"/>
+            <w:tcW w:w="4395" w:type="dxa"/>
           </w:tcPr>
           <w:p>
             <w:pPr>
@@ -5933,7 +5873,7 @@
         </w:tc>
         <w:tc>
           <w:tcPr>
-            <w:tcW w:w="3402" w:type="dxa"/>
+            <w:tcW w:w="4395" w:type="dxa"/>
           </w:tcPr>
           <w:p>
             <w:pPr>
@@ -5977,7 +5917,7 @@
         </w:tc>
         <w:tc>
           <w:tcPr>
-            <w:tcW w:w="3402" w:type="dxa"/>
+            <w:tcW w:w="4395" w:type="dxa"/>
           </w:tcPr>
           <w:p>
             <w:pPr>
@@ -6018,7 +5958,7 @@
         </w:tc>
         <w:tc>
           <w:tcPr>
-            <w:tcW w:w="3402" w:type="dxa"/>
+            <w:tcW w:w="4395" w:type="dxa"/>
           </w:tcPr>
           <w:p>
             <w:pPr>
@@ -6182,7 +6122,7 @@
         <w:pStyle w:val="Prrafodelista"/>
         <w:numPr>
           <w:ilvl w:val="0"/>
-          <w:numId w:val="14"/>
+          <w:numId w:val="10"/>
         </w:numPr>
         <w:rPr>
           <w:lang w:val="es-419" w:eastAsia="es-CO"/>
@@ -6220,7 +6160,7 @@
         <w:pStyle w:val="Prrafodelista"/>
         <w:numPr>
           <w:ilvl w:val="0"/>
-          <w:numId w:val="14"/>
+          <w:numId w:val="10"/>
         </w:numPr>
         <w:rPr>
           <w:lang w:val="es-419" w:eastAsia="es-CO"/>
@@ -6258,7 +6198,7 @@
         <w:pStyle w:val="Prrafodelista"/>
         <w:numPr>
           <w:ilvl w:val="0"/>
-          <w:numId w:val="14"/>
+          <w:numId w:val="10"/>
         </w:numPr>
         <w:rPr>
           <w:lang w:val="es-419" w:eastAsia="es-CO"/>
@@ -6328,7 +6268,7 @@
         <w:pStyle w:val="Prrafodelista"/>
         <w:numPr>
           <w:ilvl w:val="0"/>
-          <w:numId w:val="15"/>
+          <w:numId w:val="11"/>
         </w:numPr>
         <w:rPr>
           <w:lang w:val="es-419" w:eastAsia="es-CO"/>
@@ -6354,7 +6294,7 @@
         <w:pStyle w:val="Prrafodelista"/>
         <w:numPr>
           <w:ilvl w:val="0"/>
-          <w:numId w:val="15"/>
+          <w:numId w:val="11"/>
         </w:numPr>
         <w:rPr>
           <w:lang w:val="es-419" w:eastAsia="es-CO"/>
@@ -6380,7 +6320,7 @@
         <w:pStyle w:val="Prrafodelista"/>
         <w:numPr>
           <w:ilvl w:val="0"/>
-          <w:numId w:val="15"/>
+          <w:numId w:val="11"/>
         </w:numPr>
         <w:rPr>
           <w:lang w:val="es-419" w:eastAsia="es-CO"/>
@@ -6433,7 +6373,7 @@
         <w:pStyle w:val="Prrafodelista"/>
         <w:numPr>
           <w:ilvl w:val="0"/>
-          <w:numId w:val="15"/>
+          <w:numId w:val="11"/>
         </w:numPr>
         <w:rPr>
           <w:lang w:val="es-419" w:eastAsia="es-CO"/>
@@ -6471,7 +6411,7 @@
         <w:pStyle w:val="Prrafodelista"/>
         <w:numPr>
           <w:ilvl w:val="0"/>
-          <w:numId w:val="15"/>
+          <w:numId w:val="11"/>
         </w:numPr>
         <w:rPr>
           <w:lang w:val="es-419" w:eastAsia="es-CO"/>
@@ -6682,7 +6622,7 @@
         <w:pStyle w:val="Prrafodelista"/>
         <w:numPr>
           <w:ilvl w:val="0"/>
-          <w:numId w:val="16"/>
+          <w:numId w:val="12"/>
         </w:numPr>
         <w:rPr>
           <w:lang w:val="es-419" w:eastAsia="es-CO"/>
@@ -6708,7 +6648,7 @@
         <w:pStyle w:val="Prrafodelista"/>
         <w:numPr>
           <w:ilvl w:val="0"/>
-          <w:numId w:val="16"/>
+          <w:numId w:val="12"/>
         </w:numPr>
         <w:rPr>
           <w:lang w:val="es-419" w:eastAsia="es-CO"/>
@@ -6746,7 +6686,7 @@
         <w:pStyle w:val="Prrafodelista"/>
         <w:numPr>
           <w:ilvl w:val="0"/>
-          <w:numId w:val="16"/>
+          <w:numId w:val="12"/>
         </w:numPr>
         <w:rPr>
           <w:lang w:val="es-419" w:eastAsia="es-CO"/>
@@ -6833,7 +6773,7 @@
         <w:pStyle w:val="Prrafodelista"/>
         <w:numPr>
           <w:ilvl w:val="0"/>
-          <w:numId w:val="16"/>
+          <w:numId w:val="12"/>
         </w:numPr>
         <w:rPr>
           <w:lang w:val="es-419" w:eastAsia="es-CO"/>
@@ -6872,7 +6812,7 @@
         <w:pStyle w:val="Prrafodelista"/>
         <w:numPr>
           <w:ilvl w:val="0"/>
-          <w:numId w:val="16"/>
+          <w:numId w:val="12"/>
         </w:numPr>
         <w:rPr>
           <w:lang w:val="es-419" w:eastAsia="es-CO"/>
@@ -7121,7 +7061,7 @@
         <w:pStyle w:val="Prrafodelista"/>
         <w:numPr>
           <w:ilvl w:val="0"/>
-          <w:numId w:val="17"/>
+          <w:numId w:val="13"/>
         </w:numPr>
         <w:rPr>
           <w:b/>
@@ -7140,6 +7080,7 @@
     </w:p>
     <w:p>
       <w:pPr>
+        <w:ind w:left="707"/>
         <w:rPr>
           <w:lang w:val="es-419" w:eastAsia="es-CO"/>
         </w:rPr>
@@ -7153,6 +7094,7 @@
     </w:p>
     <w:p>
       <w:pPr>
+        <w:ind w:left="1415" w:firstLine="1"/>
         <w:rPr>
           <w:lang w:val="es-419" w:eastAsia="es-CO"/>
         </w:rPr>
@@ -7166,6 +7108,7 @@
     </w:p>
     <w:p>
       <w:pPr>
+        <w:ind w:left="706"/>
         <w:rPr>
           <w:lang w:val="es-419" w:eastAsia="es-CO"/>
         </w:rPr>
@@ -7179,6 +7122,7 @@
     </w:p>
     <w:p>
       <w:pPr>
+        <w:ind w:left="706"/>
         <w:rPr>
           <w:lang w:val="es-419" w:eastAsia="es-CO"/>
         </w:rPr>
@@ -7199,6 +7143,7 @@
     </w:p>
     <w:p>
       <w:pPr>
+        <w:ind w:left="706"/>
         <w:rPr>
           <w:lang w:val="es-419" w:eastAsia="es-CO"/>
         </w:rPr>
@@ -7212,6 +7157,7 @@
     </w:p>
     <w:p>
       <w:pPr>
+        <w:ind w:left="706"/>
         <w:rPr>
           <w:lang w:val="es-419" w:eastAsia="es-CO"/>
         </w:rPr>
@@ -7225,6 +7171,7 @@
     </w:p>
     <w:p>
       <w:pPr>
+        <w:ind w:left="706"/>
         <w:rPr>
           <w:lang w:val="es-419" w:eastAsia="es-CO"/>
         </w:rPr>
@@ -7244,6 +7191,7 @@
     </w:p>
     <w:p>
       <w:pPr>
+        <w:ind w:left="706"/>
         <w:rPr>
           <w:lang w:val="es-419" w:eastAsia="es-CO"/>
         </w:rPr>
@@ -7260,7 +7208,7 @@
         <w:pStyle w:val="Prrafodelista"/>
         <w:numPr>
           <w:ilvl w:val="0"/>
-          <w:numId w:val="17"/>
+          <w:numId w:val="13"/>
         </w:numPr>
         <w:rPr>
           <w:b/>
@@ -7279,6 +7227,7 @@
     </w:p>
     <w:p>
       <w:pPr>
+        <w:ind w:left="707"/>
         <w:rPr>
           <w:lang w:val="es-419" w:eastAsia="es-CO"/>
         </w:rPr>
@@ -7298,6 +7247,7 @@
     </w:p>
     <w:p>
       <w:pPr>
+        <w:ind w:left="707"/>
         <w:rPr>
           <w:lang w:val="es-419" w:eastAsia="es-CO"/>
         </w:rPr>
@@ -7317,6 +7267,7 @@
     </w:p>
     <w:p>
       <w:pPr>
+        <w:ind w:left="707"/>
         <w:rPr>
           <w:lang w:val="es-419" w:eastAsia="es-CO"/>
         </w:rPr>
@@ -7336,6 +7287,7 @@
     </w:p>
     <w:p>
       <w:pPr>
+        <w:ind w:left="707"/>
         <w:rPr>
           <w:lang w:val="es-419" w:eastAsia="es-CO"/>
         </w:rPr>
@@ -7355,6 +7307,7 @@
     </w:p>
     <w:p>
       <w:pPr>
+        <w:ind w:left="707"/>
         <w:rPr>
           <w:lang w:val="es-419" w:eastAsia="es-CO"/>
         </w:rPr>
@@ -7374,6 +7327,7 @@
     </w:p>
     <w:p>
       <w:pPr>
+        <w:ind w:left="707"/>
         <w:rPr>
           <w:lang w:val="es-419" w:eastAsia="es-CO"/>
         </w:rPr>
@@ -7393,6 +7347,7 @@
     </w:p>
     <w:p>
       <w:pPr>
+        <w:ind w:left="707"/>
         <w:rPr>
           <w:lang w:val="es-419" w:eastAsia="es-CO"/>
         </w:rPr>
@@ -7424,6 +7379,7 @@
     </w:p>
     <w:p>
       <w:pPr>
+        <w:ind w:left="707"/>
         <w:rPr>
           <w:lang w:val="es-419" w:eastAsia="es-CO"/>
         </w:rPr>
@@ -7446,7 +7402,7 @@
         <w:pStyle w:val="Prrafodelista"/>
         <w:numPr>
           <w:ilvl w:val="0"/>
-          <w:numId w:val="17"/>
+          <w:numId w:val="13"/>
         </w:numPr>
         <w:rPr>
           <w:b/>
@@ -7465,6 +7421,7 @@
     </w:p>
     <w:p>
       <w:pPr>
+        <w:ind w:left="707"/>
         <w:rPr>
           <w:lang w:val="es-419" w:eastAsia="es-CO"/>
         </w:rPr>
@@ -7484,6 +7441,7 @@
     </w:p>
     <w:p>
       <w:pPr>
+        <w:ind w:left="707"/>
         <w:rPr>
           <w:lang w:val="es-419" w:eastAsia="es-CO"/>
         </w:rPr>
@@ -7503,6 +7461,7 @@
     </w:p>
     <w:p>
       <w:pPr>
+        <w:ind w:left="707"/>
         <w:rPr>
           <w:lang w:val="es-419" w:eastAsia="es-CO"/>
         </w:rPr>
@@ -7523,6 +7482,7 @@
     </w:p>
     <w:p>
       <w:pPr>
+        <w:ind w:left="707"/>
         <w:rPr>
           <w:lang w:val="es-419" w:eastAsia="es-CO"/>
         </w:rPr>
@@ -7542,6 +7502,7 @@
     </w:p>
     <w:p>
       <w:pPr>
+        <w:ind w:left="707"/>
         <w:rPr>
           <w:lang w:val="es-419" w:eastAsia="es-CO"/>
         </w:rPr>
@@ -7561,6 +7522,7 @@
     </w:p>
     <w:p>
       <w:pPr>
+        <w:ind w:left="707"/>
         <w:rPr>
           <w:lang w:val="es-419" w:eastAsia="es-CO"/>
         </w:rPr>
@@ -7580,6 +7542,7 @@
     </w:p>
     <w:p>
       <w:pPr>
+        <w:ind w:left="707"/>
         <w:rPr>
           <w:lang w:val="es-419" w:eastAsia="es-CO"/>
         </w:rPr>
@@ -7614,6 +7577,7 @@
     </w:p>
     <w:p>
       <w:pPr>
+        <w:ind w:left="707"/>
         <w:rPr>
           <w:lang w:val="es-419" w:eastAsia="es-CO"/>
         </w:rPr>
@@ -7785,7 +7749,7 @@
             </w:r>
             <w:proofErr w:type="spellEnd"/>
             <w:r>
-              <w:t>).</w:t>
+              <w:t>)</w:t>
             </w:r>
           </w:p>
         </w:tc>
@@ -7798,7 +7762,7 @@
               <w:pStyle w:val="TextoTablas"/>
             </w:pPr>
             <w:r>
-              <w:t>Flujo muy rápido (&lt; 20 s), poca crema, sabor ácido.</w:t>
+              <w:t>Flujo muy rápido (&lt; 20 s), poca crema, sabor ácido</w:t>
             </w:r>
           </w:p>
         </w:tc>
@@ -7811,7 +7775,7 @@
               <w:pStyle w:val="TextoTablas"/>
             </w:pPr>
             <w:r>
-              <w:t>Flujo gotea (&gt; 35 s), crema oscura, sabor amargo.</w:t>
+              <w:t>Flujo gotea (&gt; 35 s), crema oscura, sabor amargo</w:t>
             </w:r>
           </w:p>
         </w:tc>
@@ -7853,7 +7817,7 @@
             </w:r>
             <w:proofErr w:type="spellEnd"/>
             <w:r>
-              <w:t>).</w:t>
+              <w:t>)</w:t>
             </w:r>
           </w:p>
         </w:tc>
@@ -7866,7 +7830,7 @@
               <w:pStyle w:val="TextoTablas"/>
             </w:pPr>
             <w:r>
-              <w:t>Tiempo de goteo &lt; 2 min, sabor aguado.</w:t>
+              <w:t>Tiempo de goteo &lt; 2 min, sabor aguado</w:t>
             </w:r>
           </w:p>
         </w:tc>
@@ -7879,7 +7843,7 @@
               <w:pStyle w:val="TextoTablas"/>
             </w:pPr>
             <w:r>
-              <w:t>Tiempo &gt; 4 min, sabor astringente.</w:t>
+              <w:t>Tiempo &gt; 4 min, sabor astringente</w:t>
             </w:r>
           </w:p>
         </w:tc>
@@ -7918,7 +7882,7 @@
             </w:r>
             <w:proofErr w:type="spellEnd"/>
             <w:r>
-              <w:t>).</w:t>
+              <w:t>)</w:t>
             </w:r>
           </w:p>
         </w:tc>
@@ -7931,7 +7895,7 @@
               <w:pStyle w:val="TextoTablas"/>
             </w:pPr>
             <w:r>
-              <w:t>Bebida débil, sin cuerpo.</w:t>
+              <w:t>Bebida débil, sin cuerpo</w:t>
             </w:r>
           </w:p>
         </w:tc>
@@ -7944,7 +7908,7 @@
               <w:pStyle w:val="TextoTablas"/>
             </w:pPr>
             <w:r>
-              <w:t>Muchos sedimentos en la taza, sabor amargo.</w:t>
+              <w:t>Muchos sedimentos en la taza, sabor amargo</w:t>
             </w:r>
           </w:p>
         </w:tc>
@@ -8026,7 +7990,7 @@
       <w:pPr>
         <w:pStyle w:val="Ttulo1"/>
       </w:pPr>
-      <w:bookmarkStart w:id="5" w:name="_Toc238140514"/>
+      <w:bookmarkStart w:id="5" w:name="_Toc238882147"/>
       <w:r>
         <w:lastRenderedPageBreak/>
         <w:t>Maquinaria y equipos para la preparación de café</w:t>
@@ -8136,7 +8100,7 @@
         <w:pStyle w:val="Prrafodelista"/>
         <w:numPr>
           <w:ilvl w:val="0"/>
-          <w:numId w:val="18"/>
+          <w:numId w:val="14"/>
         </w:numPr>
         <w:rPr>
           <w:lang w:val="es-419" w:eastAsia="es-CO"/>
@@ -8174,7 +8138,7 @@
         <w:pStyle w:val="Prrafodelista"/>
         <w:numPr>
           <w:ilvl w:val="0"/>
-          <w:numId w:val="18"/>
+          <w:numId w:val="14"/>
         </w:numPr>
         <w:rPr>
           <w:lang w:val="es-419" w:eastAsia="es-CO"/>
@@ -8200,7 +8164,7 @@
         <w:pStyle w:val="Prrafodelista"/>
         <w:numPr>
           <w:ilvl w:val="0"/>
-          <w:numId w:val="18"/>
+          <w:numId w:val="14"/>
         </w:numPr>
         <w:rPr>
           <w:lang w:val="es-419" w:eastAsia="es-CO"/>
@@ -8226,7 +8190,7 @@
         <w:pStyle w:val="Prrafodelista"/>
         <w:numPr>
           <w:ilvl w:val="0"/>
-          <w:numId w:val="18"/>
+          <w:numId w:val="14"/>
         </w:numPr>
         <w:rPr>
           <w:lang w:val="es-419" w:eastAsia="es-CO"/>
@@ -8264,7 +8228,7 @@
         <w:pStyle w:val="Prrafodelista"/>
         <w:numPr>
           <w:ilvl w:val="0"/>
-          <w:numId w:val="18"/>
+          <w:numId w:val="14"/>
         </w:numPr>
         <w:rPr>
           <w:lang w:val="es-419" w:eastAsia="es-CO"/>
@@ -8311,6 +8275,8 @@
       <w:r>
         <w:rPr>
           <w:rStyle w:val="Extranjerismo"/>
+          <w:b/>
+          <w:bCs/>
         </w:rPr>
         <w:t>espresso</w:t>
       </w:r>
@@ -8320,7 +8286,7 @@
         <w:pStyle w:val="Prrafodelista"/>
         <w:numPr>
           <w:ilvl w:val="0"/>
-          <w:numId w:val="48"/>
+          <w:numId w:val="34"/>
         </w:numPr>
         <w:rPr>
           <w:lang w:val="es-419" w:eastAsia="es-CO"/>
@@ -8344,7 +8310,7 @@
         <w:pStyle w:val="Prrafodelista"/>
         <w:numPr>
           <w:ilvl w:val="0"/>
-          <w:numId w:val="48"/>
+          <w:numId w:val="34"/>
         </w:numPr>
         <w:rPr>
           <w:lang w:val="es-419" w:eastAsia="es-CO"/>
@@ -8368,7 +8334,7 @@
         <w:pStyle w:val="Prrafodelista"/>
         <w:numPr>
           <w:ilvl w:val="0"/>
-          <w:numId w:val="48"/>
+          <w:numId w:val="34"/>
         </w:numPr>
         <w:rPr>
           <w:lang w:val="es-419" w:eastAsia="es-CO"/>
@@ -8392,7 +8358,7 @@
         <w:pStyle w:val="Prrafodelista"/>
         <w:numPr>
           <w:ilvl w:val="0"/>
-          <w:numId w:val="48"/>
+          <w:numId w:val="34"/>
         </w:numPr>
         <w:rPr>
           <w:lang w:val="es-419" w:eastAsia="es-CO"/>
@@ -8416,7 +8382,7 @@
         <w:pStyle w:val="Prrafodelista"/>
         <w:numPr>
           <w:ilvl w:val="0"/>
-          <w:numId w:val="48"/>
+          <w:numId w:val="34"/>
         </w:numPr>
         <w:rPr>
           <w:lang w:val="es-419" w:eastAsia="es-CO"/>
@@ -8426,16 +8392,8 @@
         <w:rPr>
           <w:lang w:val="es-419" w:eastAsia="es-CO"/>
         </w:rPr>
-        <w:t xml:space="preserve">Grupo </w:t>
-      </w:r>
-      <w:proofErr w:type="spellStart"/>
-      <w:r>
-        <w:rPr>
-          <w:lang w:val="es-419" w:eastAsia="es-CO"/>
-        </w:rPr>
-        <w:t>portafiltro</w:t>
-      </w:r>
-      <w:proofErr w:type="spellEnd"/>
+        <w:t>Grupo portafiltro</w:t>
+      </w:r>
       <w:r>
         <w:rPr>
           <w:lang w:val="es-419" w:eastAsia="es-CO"/>
@@ -8448,7 +8406,7 @@
         <w:pStyle w:val="Prrafodelista"/>
         <w:numPr>
           <w:ilvl w:val="0"/>
-          <w:numId w:val="48"/>
+          <w:numId w:val="34"/>
         </w:numPr>
         <w:rPr>
           <w:lang w:val="es-419" w:eastAsia="es-CO"/>
@@ -8472,7 +8430,7 @@
         <w:pStyle w:val="Prrafodelista"/>
         <w:numPr>
           <w:ilvl w:val="0"/>
-          <w:numId w:val="48"/>
+          <w:numId w:val="34"/>
         </w:numPr>
         <w:rPr>
           <w:lang w:val="es-419" w:eastAsia="es-CO"/>
@@ -8502,7 +8460,7 @@
         <w:pStyle w:val="Prrafodelista"/>
         <w:numPr>
           <w:ilvl w:val="0"/>
-          <w:numId w:val="48"/>
+          <w:numId w:val="34"/>
         </w:numPr>
         <w:rPr>
           <w:lang w:val="es-419" w:eastAsia="es-CO"/>
@@ -8526,7 +8484,7 @@
         <w:pStyle w:val="Prrafodelista"/>
         <w:numPr>
           <w:ilvl w:val="0"/>
-          <w:numId w:val="48"/>
+          <w:numId w:val="34"/>
         </w:numPr>
         <w:rPr>
           <w:lang w:val="es-419" w:eastAsia="es-CO"/>
@@ -8550,7 +8508,7 @@
         <w:pStyle w:val="Prrafodelista"/>
         <w:numPr>
           <w:ilvl w:val="0"/>
-          <w:numId w:val="48"/>
+          <w:numId w:val="34"/>
         </w:numPr>
         <w:rPr>
           <w:lang w:val="es-419" w:eastAsia="es-CO"/>
@@ -8766,7 +8724,7 @@
         <w:pStyle w:val="Prrafodelista"/>
         <w:numPr>
           <w:ilvl w:val="0"/>
-          <w:numId w:val="20"/>
+          <w:numId w:val="15"/>
         </w:numPr>
         <w:rPr>
           <w:lang w:val="es-419" w:eastAsia="es-CO"/>
@@ -8859,7 +8817,7 @@
         <w:pStyle w:val="Prrafodelista"/>
         <w:numPr>
           <w:ilvl w:val="0"/>
-          <w:numId w:val="20"/>
+          <w:numId w:val="15"/>
         </w:numPr>
         <w:rPr>
           <w:lang w:val="es-419" w:eastAsia="es-CO"/>
@@ -8885,13 +8843,12 @@
         <w:pStyle w:val="Prrafodelista"/>
         <w:numPr>
           <w:ilvl w:val="0"/>
-          <w:numId w:val="20"/>
+          <w:numId w:val="15"/>
         </w:numPr>
         <w:rPr>
           <w:lang w:val="es-419" w:eastAsia="es-CO"/>
         </w:rPr>
       </w:pPr>
-      <w:proofErr w:type="spellStart"/>
       <w:r>
         <w:rPr>
           <w:b/>
@@ -8900,7 +8857,6 @@
         </w:rPr>
         <w:t>Aeropress</w:t>
       </w:r>
-      <w:proofErr w:type="spellEnd"/>
       <w:r>
         <w:rPr>
           <w:lang w:val="es-419" w:eastAsia="es-CO"/>
@@ -8913,7 +8869,7 @@
         <w:pStyle w:val="Prrafodelista"/>
         <w:numPr>
           <w:ilvl w:val="0"/>
-          <w:numId w:val="20"/>
+          <w:numId w:val="15"/>
         </w:numPr>
         <w:rPr>
           <w:lang w:val="es-419" w:eastAsia="es-CO"/>
@@ -8939,7 +8895,7 @@
         <w:pStyle w:val="Prrafodelista"/>
         <w:numPr>
           <w:ilvl w:val="0"/>
-          <w:numId w:val="20"/>
+          <w:numId w:val="15"/>
         </w:numPr>
         <w:rPr>
           <w:lang w:val="es-419" w:eastAsia="es-CO"/>
@@ -9086,13 +9042,8 @@
             <w:pPr>
               <w:pStyle w:val="TextoTablas"/>
             </w:pPr>
-            <w:proofErr w:type="spellStart"/>
-            <w:r>
-              <w:t>Portafiltro</w:t>
-            </w:r>
-            <w:proofErr w:type="spellEnd"/>
-            <w:r>
-              <w:t xml:space="preserve"> y cesta</w:t>
+            <w:r>
+              <w:t>Portafiltro y cesta</w:t>
             </w:r>
           </w:p>
         </w:tc>
@@ -9159,15 +9110,7 @@
               <w:pStyle w:val="TextoTablas"/>
             </w:pPr>
             <w:r>
-              <w:t>Purgar a</w:t>
-            </w:r>
-          </w:p>
-          <w:p>
-            <w:pPr>
-              <w:pStyle w:val="TextoTablas"/>
-            </w:pPr>
-            <w:r>
-              <w:t>gua</w:t>
+              <w:t>Purgar agua</w:t>
             </w:r>
           </w:p>
         </w:tc>
@@ -9730,7 +9673,7 @@
         <w:pStyle w:val="Prrafodelista"/>
         <w:numPr>
           <w:ilvl w:val="0"/>
-          <w:numId w:val="47"/>
+          <w:numId w:val="35"/>
         </w:numPr>
         <w:rPr>
           <w:lang w:val="es-419" w:eastAsia="es-CO"/>
@@ -9740,41 +9683,28 @@
         <w:rPr>
           <w:lang w:val="es-419" w:eastAsia="es-CO"/>
         </w:rPr>
-        <w:t xml:space="preserve">Preparar el </w:t>
-      </w:r>
-      <w:proofErr w:type="spellStart"/>
-      <w:r>
-        <w:rPr>
-          <w:lang w:val="es-419" w:eastAsia="es-CO"/>
-        </w:rPr>
-        <w:t>portafiltro</w:t>
-      </w:r>
-      <w:proofErr w:type="spellEnd"/>
+        <w:t>Preparar el portafiltro</w:t>
+      </w:r>
       <w:r>
         <w:rPr>
           <w:lang w:val="es-419" w:eastAsia="es-CO"/>
         </w:rPr>
         <w:t xml:space="preserve">. </w:t>
       </w:r>
-      <w:r>
-        <w:rPr>
-          <w:lang w:val="es-419" w:eastAsia="es-CO"/>
-        </w:rPr>
-        <w:t xml:space="preserve">Retirar la cesta del </w:t>
-      </w:r>
-      <w:proofErr w:type="spellStart"/>
-      <w:r>
-        <w:rPr>
-          <w:lang w:val="es-419" w:eastAsia="es-CO"/>
-        </w:rPr>
-        <w:t>portafiltro</w:t>
-      </w:r>
-      <w:proofErr w:type="spellEnd"/>
-      <w:r>
-        <w:rPr>
-          <w:lang w:val="es-419" w:eastAsia="es-CO"/>
-        </w:rPr>
-        <w:t xml:space="preserve"> y colocar el disco ciego.</w:t>
+    </w:p>
+    <w:p>
+      <w:pPr>
+        <w:pStyle w:val="Prrafodelista"/>
+        <w:ind w:left="1429" w:firstLine="0"/>
+        <w:rPr>
+          <w:lang w:val="es-419" w:eastAsia="es-CO"/>
+        </w:rPr>
+      </w:pPr>
+      <w:r>
+        <w:rPr>
+          <w:lang w:val="es-419" w:eastAsia="es-CO"/>
+        </w:rPr>
+        <w:t>Retirar la cesta del portafiltro y colocar el disco ciego.</w:t>
       </w:r>
     </w:p>
     <w:p>
@@ -9782,7 +9712,7 @@
         <w:pStyle w:val="Prrafodelista"/>
         <w:numPr>
           <w:ilvl w:val="0"/>
-          <w:numId w:val="47"/>
+          <w:numId w:val="35"/>
         </w:numPr>
         <w:rPr>
           <w:lang w:val="es-419" w:eastAsia="es-CO"/>
@@ -9800,6 +9730,15 @@
         </w:rPr>
         <w:t xml:space="preserve">. </w:t>
       </w:r>
+    </w:p>
+    <w:p>
+      <w:pPr>
+        <w:pStyle w:val="Prrafodelista"/>
+        <w:ind w:left="1429" w:firstLine="0"/>
+        <w:rPr>
+          <w:lang w:val="es-419" w:eastAsia="es-CO"/>
+        </w:rPr>
+      </w:pPr>
       <w:r>
         <w:rPr>
           <w:lang w:val="es-419" w:eastAsia="es-CO"/>
@@ -9826,7 +9765,7 @@
         <w:pStyle w:val="Prrafodelista"/>
         <w:numPr>
           <w:ilvl w:val="0"/>
-          <w:numId w:val="47"/>
+          <w:numId w:val="35"/>
         </w:numPr>
         <w:rPr>
           <w:lang w:val="es-419" w:eastAsia="es-CO"/>
@@ -9853,25 +9792,20 @@
         </w:rPr>
         <w:t xml:space="preserve">. </w:t>
       </w:r>
-      <w:r>
-        <w:rPr>
-          <w:lang w:val="es-419" w:eastAsia="es-CO"/>
-        </w:rPr>
-        <w:t xml:space="preserve">Insertar el </w:t>
-      </w:r>
-      <w:proofErr w:type="spellStart"/>
-      <w:r>
-        <w:rPr>
-          <w:lang w:val="es-419" w:eastAsia="es-CO"/>
-        </w:rPr>
-        <w:t>portafiltro</w:t>
-      </w:r>
-      <w:proofErr w:type="spellEnd"/>
-      <w:r>
-        <w:rPr>
-          <w:lang w:val="es-419" w:eastAsia="es-CO"/>
-        </w:rPr>
-        <w:t xml:space="preserve"> y accionar la bomba durante 10 s.</w:t>
+    </w:p>
+    <w:p>
+      <w:pPr>
+        <w:pStyle w:val="Prrafodelista"/>
+        <w:ind w:left="1429" w:firstLine="0"/>
+        <w:rPr>
+          <w:lang w:val="es-419" w:eastAsia="es-CO"/>
+        </w:rPr>
+      </w:pPr>
+      <w:r>
+        <w:rPr>
+          <w:lang w:val="es-419" w:eastAsia="es-CO"/>
+        </w:rPr>
+        <w:t>Insertar el portafiltro y accionar la bomba durante 10 s.</w:t>
       </w:r>
     </w:p>
     <w:p>
@@ -9879,7 +9813,7 @@
         <w:pStyle w:val="Prrafodelista"/>
         <w:numPr>
           <w:ilvl w:val="0"/>
-          <w:numId w:val="47"/>
+          <w:numId w:val="35"/>
         </w:numPr>
         <w:rPr>
           <w:lang w:val="es-419" w:eastAsia="es-CO"/>
@@ -9898,6 +9832,15 @@
         </w:rPr>
         <w:t xml:space="preserve">. </w:t>
       </w:r>
+    </w:p>
+    <w:p>
+      <w:pPr>
+        <w:pStyle w:val="Prrafodelista"/>
+        <w:ind w:left="1429" w:firstLine="0"/>
+        <w:rPr>
+          <w:lang w:val="es-419" w:eastAsia="es-CO"/>
+        </w:rPr>
+      </w:pPr>
       <w:r>
         <w:rPr>
           <w:lang w:val="es-419" w:eastAsia="es-CO"/>
@@ -9910,7 +9853,7 @@
         <w:pStyle w:val="Prrafodelista"/>
         <w:numPr>
           <w:ilvl w:val="0"/>
-          <w:numId w:val="47"/>
+          <w:numId w:val="35"/>
         </w:numPr>
         <w:rPr>
           <w:lang w:val="es-419" w:eastAsia="es-CO"/>
@@ -9920,15 +9863,7 @@
         <w:rPr>
           <w:lang w:val="es-419" w:eastAsia="es-CO"/>
         </w:rPr>
-        <w:t xml:space="preserve">Enjuague </w:t>
-      </w:r>
-      <w:proofErr w:type="spellStart"/>
-      <w:proofErr w:type="gramStart"/>
-      <w:r>
-        <w:rPr>
-          <w:lang w:val="es-419" w:eastAsia="es-CO"/>
-        </w:rPr>
-        <w:t>final</w:t>
+        <w:t>Enjuague final</w:t>
       </w:r>
       <w:r>
         <w:rPr>
@@ -9936,33 +9871,20 @@
         </w:rPr>
         <w:t>.</w:t>
       </w:r>
-      <w:r>
-        <w:rPr>
-          <w:lang w:val="es-419" w:eastAsia="es-CO"/>
-        </w:rPr>
-        <w:t>Retirar</w:t>
-      </w:r>
-      <w:proofErr w:type="spellEnd"/>
-      <w:proofErr w:type="gramEnd"/>
-      <w:r>
-        <w:rPr>
-          <w:lang w:val="es-419" w:eastAsia="es-CO"/>
-        </w:rPr>
-        <w:t xml:space="preserve"> el </w:t>
-      </w:r>
-      <w:proofErr w:type="spellStart"/>
-      <w:r>
-        <w:rPr>
-          <w:lang w:val="es-419" w:eastAsia="es-CO"/>
-        </w:rPr>
-        <w:t>portafiltro</w:t>
-      </w:r>
-      <w:proofErr w:type="spellEnd"/>
-      <w:r>
-        <w:rPr>
-          <w:lang w:val="es-419" w:eastAsia="es-CO"/>
-        </w:rPr>
-        <w:t xml:space="preserve">, enjuagar y realizar 3 ciclos de </w:t>
+    </w:p>
+    <w:p>
+      <w:pPr>
+        <w:pStyle w:val="Prrafodelista"/>
+        <w:ind w:left="1429" w:firstLine="0"/>
+        <w:rPr>
+          <w:lang w:val="es-419" w:eastAsia="es-CO"/>
+        </w:rPr>
+      </w:pPr>
+      <w:r>
+        <w:rPr>
+          <w:lang w:val="es-419" w:eastAsia="es-CO"/>
+        </w:rPr>
+        <w:t xml:space="preserve">Retirar el portafiltro, enjuagar y realizar 3 ciclos de </w:t>
       </w:r>
       <w:proofErr w:type="spellStart"/>
       <w:r>
@@ -10000,7 +9922,7 @@
       <w:pPr>
         <w:pStyle w:val="Ttulo1"/>
       </w:pPr>
-      <w:bookmarkStart w:id="6" w:name="_Toc238140515"/>
+      <w:bookmarkStart w:id="6" w:name="_Toc238882148"/>
       <w:r>
         <w:lastRenderedPageBreak/>
         <w:t>Métodos de extracción de café</w:t>
@@ -10044,7 +9966,13 @@
         <w:rPr>
           <w:lang w:val="es-419" w:eastAsia="es-CO"/>
         </w:rPr>
-        <w:t>– ofrece un perfil sensorial diferente y exige un dominio de variables específicas: molienda, temperatura, proporción agua-café, tiempo de contacto, turbulencia y tipo de filtro. Este capítulo presenta en detalle los procedimientos estandarizados para los métodos más utilizados en Colombia, incluyendo consejos para la resolución de problemas comunes y tablas comparativas que sirve como guía rápida.</w:t>
+        <w:t>-</w:t>
+      </w:r>
+      <w:r>
+        <w:rPr>
+          <w:lang w:val="es-419" w:eastAsia="es-CO"/>
+        </w:rPr>
+        <w:t xml:space="preserve"> ofrece un perfil sensorial diferente y exige un dominio de variables específicas: molienda, temperatura, proporción agua-café, tiempo de contacto, turbulencia y tipo de filtro. Este capítulo presenta en detalle los procedimientos estandarizados para los métodos más utilizados en Colombia, incluyendo consejos para la resolución de problemas comunes y tablas comparativas que sirve como guía rápida.</w:t>
       </w:r>
     </w:p>
     <w:p>
@@ -10118,21 +10046,7 @@
         <w:rPr>
           <w:lang w:val="es-419" w:eastAsia="es-CO"/>
         </w:rPr>
-        <w:t xml:space="preserve">como en </w:t>
-      </w:r>
-      <w:proofErr w:type="spellStart"/>
-      <w:r>
-        <w:rPr>
-          <w:lang w:val="es-419" w:eastAsia="es-CO"/>
-        </w:rPr>
-        <w:t>Aeropress</w:t>
-      </w:r>
-      <w:proofErr w:type="spellEnd"/>
-      <w:r>
-        <w:rPr>
-          <w:lang w:val="es-419" w:eastAsia="es-CO"/>
-        </w:rPr>
-        <w:t xml:space="preserve">, e incluso en una cafetera </w:t>
+        <w:t xml:space="preserve">como en Aeropress, e incluso en una cafetera </w:t>
       </w:r>
       <w:r>
         <w:rPr>
@@ -10311,7 +10225,7 @@
         <w:pStyle w:val="Prrafodelista"/>
         <w:numPr>
           <w:ilvl w:val="0"/>
-          <w:numId w:val="49"/>
+          <w:numId w:val="33"/>
         </w:numPr>
         <w:rPr>
           <w:lang w:val="es-419" w:eastAsia="es-CO"/>
@@ -10351,7 +10265,7 @@
         <w:pStyle w:val="Prrafodelista"/>
         <w:numPr>
           <w:ilvl w:val="0"/>
-          <w:numId w:val="49"/>
+          <w:numId w:val="33"/>
         </w:numPr>
         <w:rPr>
           <w:lang w:val="es-419" w:eastAsia="es-CO"/>
@@ -10379,21 +10293,7 @@
         <w:rPr>
           <w:lang w:val="es-419" w:eastAsia="es-CO"/>
         </w:rPr>
-        <w:t xml:space="preserve">: muela la cantidad exacta (use balanza) en el </w:t>
-      </w:r>
-      <w:proofErr w:type="spellStart"/>
-      <w:r>
-        <w:rPr>
-          <w:lang w:val="es-419" w:eastAsia="es-CO"/>
-        </w:rPr>
-        <w:t>portafiltro</w:t>
-      </w:r>
-      <w:proofErr w:type="spellEnd"/>
-      <w:r>
-        <w:rPr>
-          <w:lang w:val="es-419" w:eastAsia="es-CO"/>
-        </w:rPr>
-        <w:t>. Nivele la superficie con el dedo o con un distribuidor.</w:t>
+        <w:t>: muela la cantidad exacta (use balanza) en el portafiltro. Nivele la superficie con el dedo o con un distribuidor.</w:t>
       </w:r>
     </w:p>
     <w:p>
@@ -10401,7 +10301,7 @@
         <w:pStyle w:val="Prrafodelista"/>
         <w:numPr>
           <w:ilvl w:val="0"/>
-          <w:numId w:val="49"/>
+          <w:numId w:val="33"/>
         </w:numPr>
         <w:rPr>
           <w:lang w:val="es-419" w:eastAsia="es-CO"/>
@@ -10445,7 +10345,7 @@
         <w:pStyle w:val="Prrafodelista"/>
         <w:numPr>
           <w:ilvl w:val="0"/>
-          <w:numId w:val="49"/>
+          <w:numId w:val="33"/>
         </w:numPr>
         <w:rPr>
           <w:lang w:val="es-419" w:eastAsia="es-CO"/>
@@ -10463,21 +10363,7 @@
         <w:rPr>
           <w:lang w:val="es-419" w:eastAsia="es-CO"/>
         </w:rPr>
-        <w:t xml:space="preserve">: deje correr agua 1-2 segundos antes de insertar el </w:t>
-      </w:r>
-      <w:proofErr w:type="spellStart"/>
-      <w:r>
-        <w:rPr>
-          <w:lang w:val="es-419" w:eastAsia="es-CO"/>
-        </w:rPr>
-        <w:t>portafiltro</w:t>
-      </w:r>
-      <w:proofErr w:type="spellEnd"/>
-      <w:r>
-        <w:rPr>
-          <w:lang w:val="es-419" w:eastAsia="es-CO"/>
-        </w:rPr>
-        <w:t xml:space="preserve"> para eliminar posos residuales y estabilizar la temperatura.</w:t>
+        <w:t>: deje correr agua 1-2 segundos antes de insertar el portafiltro para eliminar posos residuales y estabilizar la temperatura.</w:t>
       </w:r>
     </w:p>
     <w:p>
@@ -10485,7 +10371,7 @@
         <w:pStyle w:val="Prrafodelista"/>
         <w:numPr>
           <w:ilvl w:val="0"/>
-          <w:numId w:val="49"/>
+          <w:numId w:val="33"/>
         </w:numPr>
         <w:rPr>
           <w:lang w:val="es-419" w:eastAsia="es-CO"/>
@@ -10526,7 +10412,7 @@
         <w:pStyle w:val="Prrafodelista"/>
         <w:numPr>
           <w:ilvl w:val="0"/>
-          <w:numId w:val="49"/>
+          <w:numId w:val="33"/>
         </w:numPr>
         <w:rPr>
           <w:lang w:val="es-419" w:eastAsia="es-CO"/>
@@ -10571,13 +10457,13 @@
     <w:tbl>
       <w:tblPr>
         <w:tblStyle w:val="SENA"/>
-        <w:tblW w:w="0" w:type="auto"/>
+        <w:tblW w:w="10060" w:type="dxa"/>
         <w:tblLook w:val="04A0" w:firstRow="1" w:lastRow="0" w:firstColumn="1" w:lastColumn="0" w:noHBand="0" w:noVBand="1"/>
       </w:tblPr>
       <w:tblGrid>
         <w:gridCol w:w="2830"/>
         <w:gridCol w:w="2977"/>
-        <w:gridCol w:w="3260"/>
+        <w:gridCol w:w="4253"/>
       </w:tblGrid>
       <w:tr>
         <w:trPr>
@@ -10612,7 +10498,7 @@
         </w:tc>
         <w:tc>
           <w:tcPr>
-            <w:tcW w:w="3260" w:type="dxa"/>
+            <w:tcW w:w="4253" w:type="dxa"/>
           </w:tcPr>
           <w:p>
             <w:pPr>
@@ -10656,7 +10542,7 @@
         </w:tc>
         <w:tc>
           <w:tcPr>
-            <w:tcW w:w="3260" w:type="dxa"/>
+            <w:tcW w:w="4253" w:type="dxa"/>
           </w:tcPr>
           <w:p>
             <w:pPr>
@@ -10697,7 +10583,7 @@
         </w:tc>
         <w:tc>
           <w:tcPr>
-            <w:tcW w:w="3260" w:type="dxa"/>
+            <w:tcW w:w="4253" w:type="dxa"/>
           </w:tcPr>
           <w:p>
             <w:pPr>
@@ -10747,7 +10633,7 @@
         </w:tc>
         <w:tc>
           <w:tcPr>
-            <w:tcW w:w="3260" w:type="dxa"/>
+            <w:tcW w:w="4253" w:type="dxa"/>
           </w:tcPr>
           <w:p>
             <w:pPr>
@@ -10788,7 +10674,7 @@
         </w:tc>
         <w:tc>
           <w:tcPr>
-            <w:tcW w:w="3260" w:type="dxa"/>
+            <w:tcW w:w="4253" w:type="dxa"/>
           </w:tcPr>
           <w:p>
             <w:pPr>
@@ -10837,7 +10723,7 @@
         </w:tc>
         <w:tc>
           <w:tcPr>
-            <w:tcW w:w="3260" w:type="dxa"/>
+            <w:tcW w:w="4253" w:type="dxa"/>
           </w:tcPr>
           <w:p>
             <w:pPr>
@@ -10975,7 +10861,7 @@
         <w:pStyle w:val="Prrafodelista"/>
         <w:numPr>
           <w:ilvl w:val="0"/>
-          <w:numId w:val="24"/>
+          <w:numId w:val="16"/>
         </w:numPr>
         <w:rPr>
           <w:lang w:val="es-419" w:eastAsia="es-CO"/>
@@ -11007,7 +10893,7 @@
         <w:pStyle w:val="Prrafodelista"/>
         <w:numPr>
           <w:ilvl w:val="0"/>
-          <w:numId w:val="24"/>
+          <w:numId w:val="16"/>
         </w:numPr>
         <w:rPr>
           <w:lang w:val="es-419" w:eastAsia="es-CO"/>
@@ -11025,7 +10911,7 @@
         <w:pStyle w:val="Prrafodelista"/>
         <w:numPr>
           <w:ilvl w:val="0"/>
-          <w:numId w:val="24"/>
+          <w:numId w:val="16"/>
         </w:numPr>
         <w:rPr>
           <w:lang w:val="es-419" w:eastAsia="es-CO"/>
@@ -11060,7 +10946,7 @@
         <w:pStyle w:val="Prrafodelista"/>
         <w:numPr>
           <w:ilvl w:val="0"/>
-          <w:numId w:val="25"/>
+          <w:numId w:val="17"/>
         </w:numPr>
         <w:rPr>
           <w:lang w:val="es-419" w:eastAsia="es-CO"/>
@@ -11078,7 +10964,7 @@
         <w:pStyle w:val="Prrafodelista"/>
         <w:numPr>
           <w:ilvl w:val="0"/>
-          <w:numId w:val="25"/>
+          <w:numId w:val="17"/>
         </w:numPr>
         <w:rPr>
           <w:lang w:val="es-419" w:eastAsia="es-CO"/>
@@ -11096,7 +10982,7 @@
         <w:pStyle w:val="Prrafodelista"/>
         <w:numPr>
           <w:ilvl w:val="0"/>
-          <w:numId w:val="25"/>
+          <w:numId w:val="17"/>
         </w:numPr>
         <w:rPr>
           <w:lang w:val="es-419" w:eastAsia="es-CO"/>
@@ -11138,7 +11024,7 @@
         <w:pStyle w:val="Prrafodelista"/>
         <w:numPr>
           <w:ilvl w:val="0"/>
-          <w:numId w:val="25"/>
+          <w:numId w:val="17"/>
         </w:numPr>
         <w:rPr>
           <w:lang w:val="es-419" w:eastAsia="es-CO"/>
@@ -11156,7 +11042,7 @@
         <w:pStyle w:val="Prrafodelista"/>
         <w:numPr>
           <w:ilvl w:val="0"/>
-          <w:numId w:val="25"/>
+          <w:numId w:val="17"/>
         </w:numPr>
         <w:rPr>
           <w:lang w:val="es-419" w:eastAsia="es-CO"/>
@@ -11201,7 +11087,7 @@
         <w:pStyle w:val="Prrafodelista"/>
         <w:numPr>
           <w:ilvl w:val="0"/>
-          <w:numId w:val="26"/>
+          <w:numId w:val="18"/>
         </w:numPr>
         <w:rPr>
           <w:lang w:val="es-419" w:eastAsia="es-CO"/>
@@ -11233,7 +11119,7 @@
         <w:pStyle w:val="Prrafodelista"/>
         <w:numPr>
           <w:ilvl w:val="0"/>
-          <w:numId w:val="26"/>
+          <w:numId w:val="18"/>
         </w:numPr>
         <w:rPr>
           <w:lang w:val="es-419" w:eastAsia="es-CO"/>
@@ -11261,484 +11147,6 @@
           <w:lang w:val="es-419" w:eastAsia="es-CO"/>
         </w:rPr>
         <w:t>Método de inmersión: prensa francesa</w:t>
-      </w:r>
-    </w:p>
-    <w:p>
-      <w:pPr>
-        <w:pStyle w:val="Prrafodelista"/>
-        <w:numPr>
-          <w:ilvl w:val="0"/>
-          <w:numId w:val="46"/>
-        </w:numPr>
-        <w:rPr>
-          <w:lang w:val="es-419" w:eastAsia="es-CO"/>
-        </w:rPr>
-      </w:pPr>
-      <w:r>
-        <w:rPr>
-          <w:lang w:val="es-419" w:eastAsia="es-CO"/>
-        </w:rPr>
-        <w:t xml:space="preserve">Molienda: gruesa (1000-1200 </w:t>
-      </w:r>
-      <w:proofErr w:type="spellStart"/>
-      <w:r>
-        <w:rPr>
-          <w:lang w:val="es-419" w:eastAsia="es-CO"/>
-        </w:rPr>
-        <w:t>μm</w:t>
-      </w:r>
-      <w:proofErr w:type="spellEnd"/>
-      <w:r>
-        <w:rPr>
-          <w:lang w:val="es-419" w:eastAsia="es-CO"/>
-        </w:rPr>
-        <w:t>, como pan rallado).</w:t>
-      </w:r>
-    </w:p>
-    <w:p>
-      <w:pPr>
-        <w:pStyle w:val="Prrafodelista"/>
-        <w:numPr>
-          <w:ilvl w:val="0"/>
-          <w:numId w:val="46"/>
-        </w:numPr>
-        <w:rPr>
-          <w:lang w:val="es-419" w:eastAsia="es-CO"/>
-        </w:rPr>
-      </w:pPr>
-      <w:r>
-        <w:rPr>
-          <w:lang w:val="es-419" w:eastAsia="es-CO"/>
-        </w:rPr>
-        <w:t>Relación: 1:15 o 1:16.</w:t>
-      </w:r>
-    </w:p>
-    <w:p>
-      <w:pPr>
-        <w:pStyle w:val="Prrafodelista"/>
-        <w:numPr>
-          <w:ilvl w:val="0"/>
-          <w:numId w:val="46"/>
-        </w:numPr>
-        <w:rPr>
-          <w:lang w:val="es-419" w:eastAsia="es-CO"/>
-        </w:rPr>
-      </w:pPr>
-      <w:r>
-        <w:rPr>
-          <w:lang w:val="es-419" w:eastAsia="es-CO"/>
-        </w:rPr>
-        <w:t>Temperatura: 93-95 °C.</w:t>
-      </w:r>
-    </w:p>
-    <w:p>
-      <w:pPr>
-        <w:rPr>
-          <w:lang w:val="es-419" w:eastAsia="es-CO"/>
-        </w:rPr>
-      </w:pPr>
-      <w:r>
-        <w:rPr>
-          <w:b/>
-          <w:bCs/>
-          <w:lang w:val="es-419" w:eastAsia="es-CO"/>
-        </w:rPr>
-        <w:t>Procedimiento</w:t>
-      </w:r>
-      <w:r>
-        <w:rPr>
-          <w:lang w:val="es-419" w:eastAsia="es-CO"/>
-        </w:rPr>
-        <w:t>:</w:t>
-      </w:r>
-    </w:p>
-    <w:p>
-      <w:pPr>
-        <w:pStyle w:val="Prrafodelista"/>
-        <w:numPr>
-          <w:ilvl w:val="0"/>
-          <w:numId w:val="28"/>
-        </w:numPr>
-        <w:rPr>
-          <w:lang w:val="es-419" w:eastAsia="es-CO"/>
-        </w:rPr>
-      </w:pPr>
-      <w:r>
-        <w:rPr>
-          <w:lang w:val="es-419" w:eastAsia="es-CO"/>
-        </w:rPr>
-        <w:t>Precalentar la prensa.</w:t>
-      </w:r>
-    </w:p>
-    <w:p>
-      <w:pPr>
-        <w:pStyle w:val="Prrafodelista"/>
-        <w:numPr>
-          <w:ilvl w:val="0"/>
-          <w:numId w:val="28"/>
-        </w:numPr>
-        <w:rPr>
-          <w:lang w:val="es-419" w:eastAsia="es-CO"/>
-        </w:rPr>
-      </w:pPr>
-      <w:r>
-        <w:rPr>
-          <w:lang w:val="es-419" w:eastAsia="es-CO"/>
-        </w:rPr>
-        <w:t>Agregar 18 g de café.</w:t>
-      </w:r>
-    </w:p>
-    <w:p>
-      <w:pPr>
-        <w:pStyle w:val="Prrafodelista"/>
-        <w:numPr>
-          <w:ilvl w:val="0"/>
-          <w:numId w:val="28"/>
-        </w:numPr>
-        <w:rPr>
-          <w:lang w:val="es-419" w:eastAsia="es-CO"/>
-        </w:rPr>
-      </w:pPr>
-      <w:r>
-        <w:rPr>
-          <w:lang w:val="es-419" w:eastAsia="es-CO"/>
-        </w:rPr>
-        <w:t>Verter 300 g de agua, remover para asegurar humectación total.</w:t>
-      </w:r>
-    </w:p>
-    <w:p>
-      <w:pPr>
-        <w:pStyle w:val="Prrafodelista"/>
-        <w:numPr>
-          <w:ilvl w:val="0"/>
-          <w:numId w:val="28"/>
-        </w:numPr>
-        <w:rPr>
-          <w:lang w:val="es-419" w:eastAsia="es-CO"/>
-        </w:rPr>
-      </w:pPr>
-      <w:r>
-        <w:rPr>
-          <w:lang w:val="es-419" w:eastAsia="es-CO"/>
-        </w:rPr>
-        <w:t>Colocar el émbolo sin presionar, tapar y dejar reposar 4 minutos.</w:t>
-      </w:r>
-    </w:p>
-    <w:p>
-      <w:pPr>
-        <w:pStyle w:val="Prrafodelista"/>
-        <w:numPr>
-          <w:ilvl w:val="0"/>
-          <w:numId w:val="28"/>
-        </w:numPr>
-        <w:rPr>
-          <w:lang w:val="es-419" w:eastAsia="es-CO"/>
-        </w:rPr>
-      </w:pPr>
-      <w:r>
-        <w:rPr>
-          <w:lang w:val="es-419" w:eastAsia="es-CO"/>
-        </w:rPr>
-        <w:t>Presionar el émbolo lentamente y servir inmediatamente.</w:t>
-      </w:r>
-    </w:p>
-    <w:p>
-      <w:pPr>
-        <w:rPr>
-          <w:lang w:val="es-419" w:eastAsia="es-CO"/>
-        </w:rPr>
-      </w:pPr>
-    </w:p>
-    <w:p>
-      <w:pPr>
-        <w:rPr>
-          <w:b/>
-          <w:bCs/>
-          <w:lang w:val="es-419" w:eastAsia="es-CO"/>
-        </w:rPr>
-      </w:pPr>
-      <w:proofErr w:type="spellStart"/>
-      <w:r>
-        <w:rPr>
-          <w:b/>
-          <w:bCs/>
-          <w:lang w:val="es-419" w:eastAsia="es-CO"/>
-        </w:rPr>
-        <w:lastRenderedPageBreak/>
-        <w:t>Aeropress</w:t>
-      </w:r>
-      <w:proofErr w:type="spellEnd"/>
-      <w:r>
-        <w:rPr>
-          <w:b/>
-          <w:bCs/>
-          <w:lang w:val="es-419" w:eastAsia="es-CO"/>
-        </w:rPr>
-        <w:t>: versatilidad y control de variables</w:t>
-      </w:r>
-    </w:p>
-    <w:p>
-      <w:pPr>
-        <w:rPr>
-          <w:lang w:val="es-419" w:eastAsia="es-CO"/>
-        </w:rPr>
-      </w:pPr>
-      <w:r>
-        <w:rPr>
-          <w:lang w:val="es-419" w:eastAsia="es-CO"/>
-        </w:rPr>
-        <w:t>Permite dos técnicas principales: la tradicional (con el cilindro sobre la taza) y la invertida (para mayor tiempo de contacto). Se recomienda molienda media-fina a fina (según receta), relación 1:12 a 1:16, temperatura 85-96 °C. Tiempo de inmersión: 1-2 minutos.</w:t>
-      </w:r>
-    </w:p>
-    <w:p>
-      <w:pPr>
-        <w:rPr>
-          <w:lang w:val="es-419" w:eastAsia="es-CO"/>
-        </w:rPr>
-      </w:pPr>
-      <w:r>
-        <w:rPr>
-          <w:lang w:val="es-419" w:eastAsia="es-CO"/>
-        </w:rPr>
-        <w:t>Técnica invertida (por ejemplo, receta del campeón mundial)</w:t>
-      </w:r>
-    </w:p>
-    <w:p>
-      <w:pPr>
-        <w:pStyle w:val="Prrafodelista"/>
-        <w:numPr>
-          <w:ilvl w:val="0"/>
-          <w:numId w:val="29"/>
-        </w:numPr>
-        <w:rPr>
-          <w:lang w:val="es-419" w:eastAsia="es-CO"/>
-        </w:rPr>
-      </w:pPr>
-      <w:r>
-        <w:rPr>
-          <w:lang w:val="es-419" w:eastAsia="es-CO"/>
-        </w:rPr>
-        <w:t>15 g de café molido medio-fino.</w:t>
-      </w:r>
-    </w:p>
-    <w:p>
-      <w:pPr>
-        <w:pStyle w:val="Prrafodelista"/>
-        <w:numPr>
-          <w:ilvl w:val="0"/>
-          <w:numId w:val="29"/>
-        </w:numPr>
-        <w:rPr>
-          <w:lang w:val="es-419" w:eastAsia="es-CO"/>
-        </w:rPr>
-      </w:pPr>
-      <w:r>
-        <w:rPr>
-          <w:lang w:val="es-419" w:eastAsia="es-CO"/>
-        </w:rPr>
-        <w:t>200 g de agua a 85 °C.</w:t>
-      </w:r>
-    </w:p>
-    <w:p>
-      <w:pPr>
-        <w:pStyle w:val="Prrafodelista"/>
-        <w:numPr>
-          <w:ilvl w:val="0"/>
-          <w:numId w:val="29"/>
-        </w:numPr>
-        <w:rPr>
-          <w:lang w:val="es-419" w:eastAsia="es-CO"/>
-        </w:rPr>
-      </w:pPr>
-      <w:r>
-        <w:rPr>
-          <w:lang w:val="es-419" w:eastAsia="es-CO"/>
-        </w:rPr>
-        <w:t>Verter y agitar, reposar 1 minuto, volver a agitar, voltear y presionar suavemente.</w:t>
-      </w:r>
-    </w:p>
-    <w:p>
-      <w:pPr>
-        <w:rPr>
-          <w:lang w:val="es-419" w:eastAsia="es-CO"/>
-        </w:rPr>
-      </w:pPr>
-      <w:r>
-        <w:rPr>
-          <w:lang w:val="es-419" w:eastAsia="es-CO"/>
-        </w:rPr>
-        <w:t>Procedimiento:</w:t>
-      </w:r>
-    </w:p>
-    <w:p>
-      <w:pPr>
-        <w:pStyle w:val="Prrafodelista"/>
-        <w:numPr>
-          <w:ilvl w:val="0"/>
-          <w:numId w:val="30"/>
-        </w:numPr>
-        <w:rPr>
-          <w:lang w:val="es-419" w:eastAsia="es-CO"/>
-        </w:rPr>
-      </w:pPr>
-      <w:r>
-        <w:rPr>
-          <w:lang w:val="es-419" w:eastAsia="es-CO"/>
-        </w:rPr>
-        <w:t>Llenar el matraz inferior con agua caliente (acelera el proceso).</w:t>
-      </w:r>
-    </w:p>
-    <w:p>
-      <w:pPr>
-        <w:pStyle w:val="Prrafodelista"/>
-        <w:numPr>
-          <w:ilvl w:val="0"/>
-          <w:numId w:val="30"/>
-        </w:numPr>
-        <w:rPr>
-          <w:lang w:val="es-419" w:eastAsia="es-CO"/>
-        </w:rPr>
-      </w:pPr>
-      <w:r>
-        <w:rPr>
-          <w:lang w:val="es-419" w:eastAsia="es-CO"/>
-        </w:rPr>
-        <w:t>Encender la fuente de calor; cuando el agua hierva, colocar el matraz superior con el filtro (tela o vidrio).</w:t>
-      </w:r>
-    </w:p>
-    <w:p>
-      <w:pPr>
-        <w:pStyle w:val="Prrafodelista"/>
-        <w:numPr>
-          <w:ilvl w:val="0"/>
-          <w:numId w:val="30"/>
-        </w:numPr>
-        <w:rPr>
-          <w:lang w:val="es-419" w:eastAsia="es-CO"/>
-        </w:rPr>
-      </w:pPr>
-      <w:r>
-        <w:rPr>
-          <w:lang w:val="es-419" w:eastAsia="es-CO"/>
-        </w:rPr>
-        <w:t>El agua asciende por presión. Agregar el café (molienda media, similar a V60).</w:t>
-      </w:r>
-    </w:p>
-    <w:p>
-      <w:pPr>
-        <w:pStyle w:val="Prrafodelista"/>
-        <w:numPr>
-          <w:ilvl w:val="0"/>
-          <w:numId w:val="30"/>
-        </w:numPr>
-        <w:rPr>
-          <w:lang w:val="es-419" w:eastAsia="es-CO"/>
-        </w:rPr>
-      </w:pPr>
-      <w:r>
-        <w:rPr>
-          <w:lang w:val="es-419" w:eastAsia="es-CO"/>
-        </w:rPr>
-        <w:t>Remojar 50-60 segundos, apagar el calor.</w:t>
-      </w:r>
-    </w:p>
-    <w:p>
-      <w:pPr>
-        <w:pStyle w:val="Prrafodelista"/>
-        <w:numPr>
-          <w:ilvl w:val="0"/>
-          <w:numId w:val="30"/>
-        </w:numPr>
-        <w:rPr>
-          <w:lang w:val="es-419" w:eastAsia="es-CO"/>
-        </w:rPr>
-      </w:pPr>
-      <w:r>
-        <w:rPr>
-          <w:lang w:val="es-419" w:eastAsia="es-CO"/>
-        </w:rPr>
-        <w:t>El vacío succiona la bebida filtrada al matraz inferior.</w:t>
-      </w:r>
-    </w:p>
-    <w:p>
-      <w:pPr>
-        <w:rPr>
-          <w:b/>
-          <w:bCs/>
-          <w:lang w:val="es-419" w:eastAsia="es-CO"/>
-        </w:rPr>
-      </w:pPr>
-      <w:r>
-        <w:rPr>
-          <w:b/>
-          <w:bCs/>
-          <w:lang w:val="es-419" w:eastAsia="es-CO"/>
-        </w:rPr>
-        <w:t xml:space="preserve">Cafetera </w:t>
-      </w:r>
-      <w:r>
-        <w:rPr>
-          <w:rStyle w:val="Extranjerismo"/>
-          <w:b/>
-          <w:bCs/>
-          <w:lang w:val="es-419" w:eastAsia="es-CO"/>
-        </w:rPr>
-        <w:t>moka</w:t>
-      </w:r>
-      <w:r>
-        <w:rPr>
-          <w:b/>
-          <w:bCs/>
-          <w:lang w:val="es-419" w:eastAsia="es-CO"/>
-        </w:rPr>
-        <w:t xml:space="preserve"> (greca): preparación tradicional italiana</w:t>
-      </w:r>
-    </w:p>
-    <w:p>
-      <w:pPr>
-        <w:pStyle w:val="Prrafodelista"/>
-        <w:numPr>
-          <w:ilvl w:val="0"/>
-          <w:numId w:val="31"/>
-        </w:numPr>
-        <w:rPr>
-          <w:lang w:val="es-419" w:eastAsia="es-CO"/>
-        </w:rPr>
-      </w:pPr>
-      <w:r>
-        <w:rPr>
-          <w:lang w:val="es-419" w:eastAsia="es-CO"/>
-        </w:rPr>
-        <w:t>Molienda: media-fina (más gruesa que</w:t>
-      </w:r>
-      <w:r>
-        <w:t xml:space="preserve"> </w:t>
-      </w:r>
-      <w:r>
-        <w:rPr>
-          <w:rStyle w:val="Extranjerismo"/>
-        </w:rPr>
-        <w:t>espresso</w:t>
-      </w:r>
-      <w:r>
-        <w:rPr>
-          <w:lang w:val="es-419" w:eastAsia="es-CO"/>
-        </w:rPr>
-        <w:t>).</w:t>
-      </w:r>
-    </w:p>
-    <w:p>
-      <w:pPr>
-        <w:rPr>
-          <w:lang w:val="es-419" w:eastAsia="es-CO"/>
-        </w:rPr>
-      </w:pPr>
-      <w:r>
-        <w:rPr>
-          <w:lang w:val="es-419" w:eastAsia="es-CO"/>
-        </w:rPr>
-        <w:lastRenderedPageBreak/>
-        <w:t>Procedimiento:</w:t>
       </w:r>
     </w:p>
     <w:p>
@@ -11756,7 +11164,21 @@
         <w:rPr>
           <w:lang w:val="es-419" w:eastAsia="es-CO"/>
         </w:rPr>
-        <w:t>Llenar la cámara inferior con agua hasta la válvula de seguridad.</w:t>
+        <w:t xml:space="preserve">Molienda: gruesa (1000-1200 </w:t>
+      </w:r>
+      <w:proofErr w:type="spellStart"/>
+      <w:r>
+        <w:rPr>
+          <w:lang w:val="es-419" w:eastAsia="es-CO"/>
+        </w:rPr>
+        <w:t>μm</w:t>
+      </w:r>
+      <w:proofErr w:type="spellEnd"/>
+      <w:r>
+        <w:rPr>
+          <w:lang w:val="es-419" w:eastAsia="es-CO"/>
+        </w:rPr>
+        <w:t>, como pan rallado).</w:t>
       </w:r>
     </w:p>
     <w:p>
@@ -11774,7 +11196,7 @@
         <w:rPr>
           <w:lang w:val="es-419" w:eastAsia="es-CO"/>
         </w:rPr>
-        <w:t>Llenar la cesta sin compactar el café.</w:t>
+        <w:t>Relación: 1:15 o 1:16.</w:t>
       </w:r>
     </w:p>
     <w:p>
@@ -11792,7 +11214,28 @@
         <w:rPr>
           <w:lang w:val="es-419" w:eastAsia="es-CO"/>
         </w:rPr>
-        <w:t>Enroscar la cámara superior y colocar a fuego medio.</w:t>
+        <w:t>Temperatura: 93-95 °C.</w:t>
+      </w:r>
+    </w:p>
+    <w:p>
+      <w:pPr>
+        <w:rPr>
+          <w:lang w:val="es-419" w:eastAsia="es-CO"/>
+        </w:rPr>
+      </w:pPr>
+      <w:r>
+        <w:rPr>
+          <w:b/>
+          <w:bCs/>
+          <w:lang w:val="es-419" w:eastAsia="es-CO"/>
+        </w:rPr>
+        <w:t>Procedimiento</w:t>
+      </w:r>
+      <w:r>
+        <w:rPr>
+          <w:lang w:val="es-419" w:eastAsia="es-CO"/>
+        </w:rPr>
+        <w:t>:</w:t>
       </w:r>
     </w:p>
     <w:p>
@@ -11800,7 +11243,456 @@
         <w:pStyle w:val="Prrafodelista"/>
         <w:numPr>
           <w:ilvl w:val="0"/>
-          <w:numId w:val="32"/>
+          <w:numId w:val="19"/>
+        </w:numPr>
+        <w:rPr>
+          <w:lang w:val="es-419" w:eastAsia="es-CO"/>
+        </w:rPr>
+      </w:pPr>
+      <w:r>
+        <w:rPr>
+          <w:lang w:val="es-419" w:eastAsia="es-CO"/>
+        </w:rPr>
+        <w:t>Precalentar la prensa.</w:t>
+      </w:r>
+    </w:p>
+    <w:p>
+      <w:pPr>
+        <w:pStyle w:val="Prrafodelista"/>
+        <w:numPr>
+          <w:ilvl w:val="0"/>
+          <w:numId w:val="19"/>
+        </w:numPr>
+        <w:rPr>
+          <w:lang w:val="es-419" w:eastAsia="es-CO"/>
+        </w:rPr>
+      </w:pPr>
+      <w:r>
+        <w:rPr>
+          <w:lang w:val="es-419" w:eastAsia="es-CO"/>
+        </w:rPr>
+        <w:t>Agregar 18 g de café.</w:t>
+      </w:r>
+    </w:p>
+    <w:p>
+      <w:pPr>
+        <w:pStyle w:val="Prrafodelista"/>
+        <w:numPr>
+          <w:ilvl w:val="0"/>
+          <w:numId w:val="19"/>
+        </w:numPr>
+        <w:rPr>
+          <w:lang w:val="es-419" w:eastAsia="es-CO"/>
+        </w:rPr>
+      </w:pPr>
+      <w:r>
+        <w:rPr>
+          <w:lang w:val="es-419" w:eastAsia="es-CO"/>
+        </w:rPr>
+        <w:t>Verter 300 g de agua, remover para asegurar humectación total.</w:t>
+      </w:r>
+    </w:p>
+    <w:p>
+      <w:pPr>
+        <w:pStyle w:val="Prrafodelista"/>
+        <w:numPr>
+          <w:ilvl w:val="0"/>
+          <w:numId w:val="19"/>
+        </w:numPr>
+        <w:rPr>
+          <w:lang w:val="es-419" w:eastAsia="es-CO"/>
+        </w:rPr>
+      </w:pPr>
+      <w:r>
+        <w:rPr>
+          <w:lang w:val="es-419" w:eastAsia="es-CO"/>
+        </w:rPr>
+        <w:t>Colocar el émbolo sin presionar, tapar y dejar reposar 4 minutos.</w:t>
+      </w:r>
+    </w:p>
+    <w:p>
+      <w:pPr>
+        <w:pStyle w:val="Prrafodelista"/>
+        <w:numPr>
+          <w:ilvl w:val="0"/>
+          <w:numId w:val="19"/>
+        </w:numPr>
+        <w:rPr>
+          <w:lang w:val="es-419" w:eastAsia="es-CO"/>
+        </w:rPr>
+      </w:pPr>
+      <w:r>
+        <w:rPr>
+          <w:lang w:val="es-419" w:eastAsia="es-CO"/>
+        </w:rPr>
+        <w:t>Presionar el émbolo lentamente y servir inmediatamente.</w:t>
+      </w:r>
+    </w:p>
+    <w:p>
+      <w:pPr>
+        <w:rPr>
+          <w:lang w:val="es-419" w:eastAsia="es-CO"/>
+        </w:rPr>
+      </w:pPr>
+    </w:p>
+    <w:p>
+      <w:pPr>
+        <w:rPr>
+          <w:b/>
+          <w:bCs/>
+          <w:lang w:val="es-419" w:eastAsia="es-CO"/>
+        </w:rPr>
+      </w:pPr>
+      <w:r>
+        <w:rPr>
+          <w:rStyle w:val="Extranjerismo"/>
+          <w:b/>
+          <w:bCs/>
+        </w:rPr>
+        <w:lastRenderedPageBreak/>
+        <w:t>Aeropress</w:t>
+      </w:r>
+      <w:r>
+        <w:rPr>
+          <w:b/>
+          <w:bCs/>
+          <w:lang w:val="es-419" w:eastAsia="es-CO"/>
+        </w:rPr>
+        <w:t>:</w:t>
+      </w:r>
+      <w:r>
+        <w:rPr>
+          <w:b/>
+          <w:bCs/>
+          <w:lang w:val="es-419" w:eastAsia="es-CO"/>
+        </w:rPr>
+        <w:t xml:space="preserve"> versatilidad y control de variables</w:t>
+      </w:r>
+    </w:p>
+    <w:p>
+      <w:pPr>
+        <w:rPr>
+          <w:lang w:val="es-419" w:eastAsia="es-CO"/>
+        </w:rPr>
+      </w:pPr>
+      <w:r>
+        <w:rPr>
+          <w:lang w:val="es-419" w:eastAsia="es-CO"/>
+        </w:rPr>
+        <w:t>Permite dos técnicas principales: la tradicional (con el cilindro sobre la taza) y la invertida (para mayor tiempo de contacto). Se recomienda molienda media-fina a fina (según receta), relación 1:12 a 1:16, temperatura 85-96 °C. Tiempo de inmersión: 1-2 minutos.</w:t>
+      </w:r>
+    </w:p>
+    <w:p>
+      <w:pPr>
+        <w:rPr>
+          <w:lang w:val="es-419" w:eastAsia="es-CO"/>
+        </w:rPr>
+      </w:pPr>
+      <w:r>
+        <w:rPr>
+          <w:lang w:val="es-419" w:eastAsia="es-CO"/>
+        </w:rPr>
+        <w:t>Técnica invertida (por ejemplo, receta del campeón mundial)</w:t>
+      </w:r>
+    </w:p>
+    <w:p>
+      <w:pPr>
+        <w:pStyle w:val="Prrafodelista"/>
+        <w:numPr>
+          <w:ilvl w:val="0"/>
+          <w:numId w:val="20"/>
+        </w:numPr>
+        <w:rPr>
+          <w:lang w:val="es-419" w:eastAsia="es-CO"/>
+        </w:rPr>
+      </w:pPr>
+      <w:r>
+        <w:rPr>
+          <w:lang w:val="es-419" w:eastAsia="es-CO"/>
+        </w:rPr>
+        <w:t>15 g de café molido medio-fino.</w:t>
+      </w:r>
+    </w:p>
+    <w:p>
+      <w:pPr>
+        <w:pStyle w:val="Prrafodelista"/>
+        <w:numPr>
+          <w:ilvl w:val="0"/>
+          <w:numId w:val="20"/>
+        </w:numPr>
+        <w:rPr>
+          <w:lang w:val="es-419" w:eastAsia="es-CO"/>
+        </w:rPr>
+      </w:pPr>
+      <w:r>
+        <w:rPr>
+          <w:lang w:val="es-419" w:eastAsia="es-CO"/>
+        </w:rPr>
+        <w:t>200 g de agua a 85 °C.</w:t>
+      </w:r>
+    </w:p>
+    <w:p>
+      <w:pPr>
+        <w:pStyle w:val="Prrafodelista"/>
+        <w:numPr>
+          <w:ilvl w:val="0"/>
+          <w:numId w:val="20"/>
+        </w:numPr>
+        <w:rPr>
+          <w:lang w:val="es-419" w:eastAsia="es-CO"/>
+        </w:rPr>
+      </w:pPr>
+      <w:r>
+        <w:rPr>
+          <w:lang w:val="es-419" w:eastAsia="es-CO"/>
+        </w:rPr>
+        <w:t>Verter y agitar, reposar 1 minuto, volver a agitar, voltear y presionar suavemente.</w:t>
+      </w:r>
+    </w:p>
+    <w:p>
+      <w:pPr>
+        <w:rPr>
+          <w:lang w:val="es-419" w:eastAsia="es-CO"/>
+        </w:rPr>
+      </w:pPr>
+      <w:r>
+        <w:rPr>
+          <w:lang w:val="es-419" w:eastAsia="es-CO"/>
+        </w:rPr>
+        <w:t>Procedimiento:</w:t>
+      </w:r>
+    </w:p>
+    <w:p>
+      <w:pPr>
+        <w:pStyle w:val="Prrafodelista"/>
+        <w:numPr>
+          <w:ilvl w:val="0"/>
+          <w:numId w:val="21"/>
+        </w:numPr>
+        <w:rPr>
+          <w:lang w:val="es-419" w:eastAsia="es-CO"/>
+        </w:rPr>
+      </w:pPr>
+      <w:r>
+        <w:rPr>
+          <w:lang w:val="es-419" w:eastAsia="es-CO"/>
+        </w:rPr>
+        <w:t>Llenar el matraz inferior con agua caliente (acelera el proceso).</w:t>
+      </w:r>
+    </w:p>
+    <w:p>
+      <w:pPr>
+        <w:pStyle w:val="Prrafodelista"/>
+        <w:numPr>
+          <w:ilvl w:val="0"/>
+          <w:numId w:val="21"/>
+        </w:numPr>
+        <w:rPr>
+          <w:lang w:val="es-419" w:eastAsia="es-CO"/>
+        </w:rPr>
+      </w:pPr>
+      <w:r>
+        <w:rPr>
+          <w:lang w:val="es-419" w:eastAsia="es-CO"/>
+        </w:rPr>
+        <w:t>Encender la fuente de calor; cuando el agua hierva, colocar el matraz superior con el filtro (tela o vidrio).</w:t>
+      </w:r>
+    </w:p>
+    <w:p>
+      <w:pPr>
+        <w:pStyle w:val="Prrafodelista"/>
+        <w:numPr>
+          <w:ilvl w:val="0"/>
+          <w:numId w:val="21"/>
+        </w:numPr>
+        <w:rPr>
+          <w:lang w:val="es-419" w:eastAsia="es-CO"/>
+        </w:rPr>
+      </w:pPr>
+      <w:r>
+        <w:rPr>
+          <w:lang w:val="es-419" w:eastAsia="es-CO"/>
+        </w:rPr>
+        <w:t>El agua asciende por presión. Agregar el café (molienda media, similar a V60).</w:t>
+      </w:r>
+    </w:p>
+    <w:p>
+      <w:pPr>
+        <w:pStyle w:val="Prrafodelista"/>
+        <w:numPr>
+          <w:ilvl w:val="0"/>
+          <w:numId w:val="21"/>
+        </w:numPr>
+        <w:rPr>
+          <w:lang w:val="es-419" w:eastAsia="es-CO"/>
+        </w:rPr>
+      </w:pPr>
+      <w:r>
+        <w:rPr>
+          <w:lang w:val="es-419" w:eastAsia="es-CO"/>
+        </w:rPr>
+        <w:t>Remojar 50-60 segundos, apagar el calor.</w:t>
+      </w:r>
+    </w:p>
+    <w:p>
+      <w:pPr>
+        <w:pStyle w:val="Prrafodelista"/>
+        <w:numPr>
+          <w:ilvl w:val="0"/>
+          <w:numId w:val="21"/>
+        </w:numPr>
+        <w:rPr>
+          <w:lang w:val="es-419" w:eastAsia="es-CO"/>
+        </w:rPr>
+      </w:pPr>
+      <w:r>
+        <w:rPr>
+          <w:lang w:val="es-419" w:eastAsia="es-CO"/>
+        </w:rPr>
+        <w:t>El vacío succiona la bebida filtrada al matraz inferior.</w:t>
+      </w:r>
+    </w:p>
+    <w:p>
+      <w:pPr>
+        <w:rPr>
+          <w:b/>
+          <w:bCs/>
+          <w:lang w:val="es-419" w:eastAsia="es-CO"/>
+        </w:rPr>
+      </w:pPr>
+      <w:r>
+        <w:rPr>
+          <w:b/>
+          <w:bCs/>
+          <w:lang w:val="es-419" w:eastAsia="es-CO"/>
+        </w:rPr>
+        <w:t xml:space="preserve">Cafetera </w:t>
+      </w:r>
+      <w:r>
+        <w:rPr>
+          <w:rStyle w:val="Extranjerismo"/>
+          <w:b/>
+          <w:bCs/>
+          <w:lang w:val="es-419" w:eastAsia="es-CO"/>
+        </w:rPr>
+        <w:t>moka</w:t>
+      </w:r>
+      <w:r>
+        <w:rPr>
+          <w:b/>
+          <w:bCs/>
+          <w:lang w:val="es-419" w:eastAsia="es-CO"/>
+        </w:rPr>
+        <w:t xml:space="preserve"> (greca): preparación tradicional italiana</w:t>
+      </w:r>
+    </w:p>
+    <w:p>
+      <w:pPr>
+        <w:pStyle w:val="Prrafodelista"/>
+        <w:numPr>
+          <w:ilvl w:val="0"/>
+          <w:numId w:val="22"/>
+        </w:numPr>
+        <w:rPr>
+          <w:lang w:val="es-419" w:eastAsia="es-CO"/>
+        </w:rPr>
+      </w:pPr>
+      <w:r>
+        <w:rPr>
+          <w:lang w:val="es-419" w:eastAsia="es-CO"/>
+        </w:rPr>
+        <w:t>Molienda: media-fina (más gruesa que</w:t>
+      </w:r>
+      <w:r>
+        <w:t xml:space="preserve"> </w:t>
+      </w:r>
+      <w:r>
+        <w:rPr>
+          <w:rStyle w:val="Extranjerismo"/>
+        </w:rPr>
+        <w:t>espresso</w:t>
+      </w:r>
+      <w:r>
+        <w:rPr>
+          <w:lang w:val="es-419" w:eastAsia="es-CO"/>
+        </w:rPr>
+        <w:t>).</w:t>
+      </w:r>
+    </w:p>
+    <w:p>
+      <w:pPr>
+        <w:rPr>
+          <w:lang w:val="es-419" w:eastAsia="es-CO"/>
+        </w:rPr>
+      </w:pPr>
+      <w:r>
+        <w:rPr>
+          <w:lang w:val="es-419" w:eastAsia="es-CO"/>
+        </w:rPr>
+        <w:lastRenderedPageBreak/>
+        <w:t>Procedimiento:</w:t>
+      </w:r>
+    </w:p>
+    <w:p>
+      <w:pPr>
+        <w:pStyle w:val="Prrafodelista"/>
+        <w:numPr>
+          <w:ilvl w:val="0"/>
+          <w:numId w:val="23"/>
+        </w:numPr>
+        <w:rPr>
+          <w:lang w:val="es-419" w:eastAsia="es-CO"/>
+        </w:rPr>
+      </w:pPr>
+      <w:r>
+        <w:rPr>
+          <w:lang w:val="es-419" w:eastAsia="es-CO"/>
+        </w:rPr>
+        <w:t>Llenar la cámara inferior con agua hasta la válvula de seguridad.</w:t>
+      </w:r>
+    </w:p>
+    <w:p>
+      <w:pPr>
+        <w:pStyle w:val="Prrafodelista"/>
+        <w:numPr>
+          <w:ilvl w:val="0"/>
+          <w:numId w:val="23"/>
+        </w:numPr>
+        <w:rPr>
+          <w:lang w:val="es-419" w:eastAsia="es-CO"/>
+        </w:rPr>
+      </w:pPr>
+      <w:r>
+        <w:rPr>
+          <w:lang w:val="es-419" w:eastAsia="es-CO"/>
+        </w:rPr>
+        <w:t>Llenar la cesta sin compactar el café.</w:t>
+      </w:r>
+    </w:p>
+    <w:p>
+      <w:pPr>
+        <w:pStyle w:val="Prrafodelista"/>
+        <w:numPr>
+          <w:ilvl w:val="0"/>
+          <w:numId w:val="23"/>
+        </w:numPr>
+        <w:rPr>
+          <w:lang w:val="es-419" w:eastAsia="es-CO"/>
+        </w:rPr>
+      </w:pPr>
+      <w:r>
+        <w:rPr>
+          <w:lang w:val="es-419" w:eastAsia="es-CO"/>
+        </w:rPr>
+        <w:t>Enroscar la cámara superior y colocar a fuego medio.</w:t>
+      </w:r>
+    </w:p>
+    <w:p>
+      <w:pPr>
+        <w:pStyle w:val="Prrafodelista"/>
+        <w:numPr>
+          <w:ilvl w:val="0"/>
+          <w:numId w:val="23"/>
         </w:numPr>
         <w:rPr>
           <w:lang w:val="es-419" w:eastAsia="es-CO"/>
@@ -12288,11 +12180,9 @@
             <w:pPr>
               <w:pStyle w:val="TextoTablas"/>
             </w:pPr>
-            <w:proofErr w:type="spellStart"/>
             <w:r>
               <w:t>Aeropress</w:t>
             </w:r>
-            <w:proofErr w:type="spellEnd"/>
           </w:p>
         </w:tc>
         <w:tc>
@@ -12593,7 +12483,7 @@
       <w:pPr>
         <w:pStyle w:val="Ttulo1"/>
       </w:pPr>
-      <w:bookmarkStart w:id="7" w:name="_Toc238140516"/>
+      <w:bookmarkStart w:id="7" w:name="_Toc238882149"/>
       <w:r>
         <w:lastRenderedPageBreak/>
         <w:t xml:space="preserve">Cremado de leche y arte </w:t>
@@ -12706,7 +12596,7 @@
         <w:pStyle w:val="Prrafodelista"/>
         <w:numPr>
           <w:ilvl w:val="0"/>
-          <w:numId w:val="33"/>
+          <w:numId w:val="24"/>
         </w:numPr>
         <w:rPr>
           <w:lang w:val="es-419" w:eastAsia="es-CO"/>
@@ -12736,7 +12626,7 @@
         <w:pStyle w:val="Prrafodelista"/>
         <w:numPr>
           <w:ilvl w:val="0"/>
-          <w:numId w:val="33"/>
+          <w:numId w:val="24"/>
         </w:numPr>
         <w:rPr>
           <w:lang w:val="es-419" w:eastAsia="es-CO"/>
@@ -12839,7 +12729,7 @@
         <w:pStyle w:val="Prrafodelista"/>
         <w:numPr>
           <w:ilvl w:val="0"/>
-          <w:numId w:val="34"/>
+          <w:numId w:val="25"/>
         </w:numPr>
         <w:rPr>
           <w:lang w:val="es-419" w:eastAsia="es-CO"/>
@@ -12857,7 +12747,7 @@
         <w:pStyle w:val="Prrafodelista"/>
         <w:numPr>
           <w:ilvl w:val="0"/>
-          <w:numId w:val="34"/>
+          <w:numId w:val="25"/>
         </w:numPr>
         <w:rPr>
           <w:lang w:val="es-419" w:eastAsia="es-CO"/>
@@ -12875,7 +12765,7 @@
         <w:pStyle w:val="Prrafodelista"/>
         <w:numPr>
           <w:ilvl w:val="0"/>
-          <w:numId w:val="34"/>
+          <w:numId w:val="25"/>
         </w:numPr>
         <w:rPr>
           <w:lang w:val="es-419" w:eastAsia="es-CO"/>
@@ -12893,7 +12783,7 @@
         <w:pStyle w:val="Prrafodelista"/>
         <w:numPr>
           <w:ilvl w:val="0"/>
-          <w:numId w:val="34"/>
+          <w:numId w:val="25"/>
         </w:numPr>
         <w:rPr>
           <w:lang w:val="es-419" w:eastAsia="es-CO"/>
@@ -12938,7 +12828,7 @@
         <w:pStyle w:val="Prrafodelista"/>
         <w:numPr>
           <w:ilvl w:val="0"/>
-          <w:numId w:val="34"/>
+          <w:numId w:val="25"/>
         </w:numPr>
         <w:rPr>
           <w:lang w:val="es-419" w:eastAsia="es-CO"/>
@@ -12968,7 +12858,7 @@
         <w:pStyle w:val="Prrafodelista"/>
         <w:numPr>
           <w:ilvl w:val="0"/>
-          <w:numId w:val="34"/>
+          <w:numId w:val="25"/>
         </w:numPr>
         <w:rPr>
           <w:lang w:val="es-419" w:eastAsia="es-CO"/>
@@ -12998,7 +12888,7 @@
         <w:pStyle w:val="Prrafodelista"/>
         <w:numPr>
           <w:ilvl w:val="0"/>
-          <w:numId w:val="34"/>
+          <w:numId w:val="25"/>
         </w:numPr>
         <w:rPr>
           <w:lang w:val="es-419" w:eastAsia="es-CO"/>
@@ -13016,7 +12906,7 @@
         <w:pStyle w:val="Prrafodelista"/>
         <w:numPr>
           <w:ilvl w:val="0"/>
-          <w:numId w:val="34"/>
+          <w:numId w:val="25"/>
         </w:numPr>
         <w:rPr>
           <w:lang w:val="es-419" w:eastAsia="es-CO"/>
@@ -13046,13 +12936,13 @@
     <w:tbl>
       <w:tblPr>
         <w:tblStyle w:val="SENA"/>
-        <w:tblW w:w="0" w:type="auto"/>
+        <w:tblW w:w="10060" w:type="dxa"/>
         <w:tblLook w:val="04A0" w:firstRow="1" w:lastRow="0" w:firstColumn="1" w:lastColumn="0" w:noHBand="0" w:noVBand="1"/>
       </w:tblPr>
       <w:tblGrid>
         <w:gridCol w:w="2830"/>
-        <w:gridCol w:w="2977"/>
-        <w:gridCol w:w="3260"/>
+        <w:gridCol w:w="3261"/>
+        <w:gridCol w:w="3969"/>
       </w:tblGrid>
       <w:tr>
         <w:trPr>
@@ -13074,7 +12964,7 @@
         </w:tc>
         <w:tc>
           <w:tcPr>
-            <w:tcW w:w="2977" w:type="dxa"/>
+            <w:tcW w:w="3261" w:type="dxa"/>
           </w:tcPr>
           <w:p>
             <w:pPr>
@@ -13087,7 +12977,7 @@
         </w:tc>
         <w:tc>
           <w:tcPr>
-            <w:tcW w:w="3260" w:type="dxa"/>
+            <w:tcW w:w="3969" w:type="dxa"/>
           </w:tcPr>
           <w:p>
             <w:pPr>
@@ -13118,7 +13008,7 @@
         </w:tc>
         <w:tc>
           <w:tcPr>
-            <w:tcW w:w="2977" w:type="dxa"/>
+            <w:tcW w:w="3261" w:type="dxa"/>
           </w:tcPr>
           <w:p>
             <w:pPr>
@@ -13131,7 +13021,7 @@
         </w:tc>
         <w:tc>
           <w:tcPr>
-            <w:tcW w:w="3260" w:type="dxa"/>
+            <w:tcW w:w="3969" w:type="dxa"/>
           </w:tcPr>
           <w:p>
             <w:pPr>
@@ -13159,7 +13049,7 @@
         </w:tc>
         <w:tc>
           <w:tcPr>
-            <w:tcW w:w="2977" w:type="dxa"/>
+            <w:tcW w:w="3261" w:type="dxa"/>
           </w:tcPr>
           <w:p>
             <w:pPr>
@@ -13172,7 +13062,7 @@
         </w:tc>
         <w:tc>
           <w:tcPr>
-            <w:tcW w:w="3260" w:type="dxa"/>
+            <w:tcW w:w="3969" w:type="dxa"/>
           </w:tcPr>
           <w:p>
             <w:pPr>
@@ -13206,7 +13096,7 @@
         </w:tc>
         <w:tc>
           <w:tcPr>
-            <w:tcW w:w="2977" w:type="dxa"/>
+            <w:tcW w:w="3261" w:type="dxa"/>
           </w:tcPr>
           <w:p>
             <w:pPr>
@@ -13219,7 +13109,7 @@
         </w:tc>
         <w:tc>
           <w:tcPr>
-            <w:tcW w:w="3260" w:type="dxa"/>
+            <w:tcW w:w="3969" w:type="dxa"/>
           </w:tcPr>
           <w:p>
             <w:pPr>
@@ -13248,7 +13138,7 @@
         </w:tc>
         <w:tc>
           <w:tcPr>
-            <w:tcW w:w="2977" w:type="dxa"/>
+            <w:tcW w:w="3261" w:type="dxa"/>
           </w:tcPr>
           <w:p>
             <w:pPr>
@@ -13261,7 +13151,7 @@
         </w:tc>
         <w:tc>
           <w:tcPr>
-            <w:tcW w:w="3260" w:type="dxa"/>
+            <w:tcW w:w="3969" w:type="dxa"/>
           </w:tcPr>
           <w:p>
             <w:pPr>
@@ -13547,7 +13437,7 @@
       <w:pPr>
         <w:pStyle w:val="Ttulo1"/>
       </w:pPr>
-      <w:bookmarkStart w:id="8" w:name="_Toc238140517"/>
+      <w:bookmarkStart w:id="8" w:name="_Toc238882150"/>
       <w:r>
         <w:lastRenderedPageBreak/>
         <w:t>Conservación de atributos sensoriales</w:t>
@@ -13564,21 +13454,7 @@
         <w:rPr>
           <w:lang w:val="es-419" w:eastAsia="es-CO"/>
         </w:rPr>
-        <w:t xml:space="preserve">Un grano de café tostado es un producto perecedero. Los compuestos que le dan sabor y aroma son volátiles y se degradan rápidamente en contacto con oxígeno, luz, calor y humedad. El barista no solo debe saber preparar café, sino también almacenarlo correctamente para preservar su frescura. Este capítulo describe los factores de deterioro, los mejores métodos de almacenamiento según las investigaciones de Cenicafé y la importancia de conocer la trazabilidad y la fecha de </w:t>
-      </w:r>
-      <w:proofErr w:type="spellStart"/>
-      <w:r>
-        <w:rPr>
-          <w:lang w:val="es-419" w:eastAsia="es-CO"/>
-        </w:rPr>
-        <w:t>tostión</w:t>
-      </w:r>
-      <w:proofErr w:type="spellEnd"/>
-      <w:r>
-        <w:rPr>
-          <w:lang w:val="es-419" w:eastAsia="es-CO"/>
-        </w:rPr>
-        <w:t>.</w:t>
+        <w:t>Un grano de café tostado es un producto perecedero. Los compuestos que le dan sabor y aroma son volátiles y se degradan rápidamente en contacto con oxígeno, luz, calor y humedad. El barista no solo debe saber preparar café, sino también almacenarlo correctamente para preservar su frescura. Este capítulo describe los factores de deterioro, los mejores métodos de almacenamiento según las investigaciones de Cenicafé y la importancia de conocer la trazabilidad y la fecha de tostión.</w:t>
       </w:r>
     </w:p>
     <w:p>
@@ -13616,7 +13492,7 @@
         <w:pStyle w:val="Prrafodelista"/>
         <w:numPr>
           <w:ilvl w:val="0"/>
-          <w:numId w:val="38"/>
+          <w:numId w:val="26"/>
         </w:numPr>
         <w:rPr>
           <w:lang w:val="es-419" w:eastAsia="es-CO"/>
@@ -13634,7 +13510,7 @@
         <w:pStyle w:val="Prrafodelista"/>
         <w:numPr>
           <w:ilvl w:val="0"/>
-          <w:numId w:val="38"/>
+          <w:numId w:val="26"/>
         </w:numPr>
         <w:rPr>
           <w:lang w:val="es-419" w:eastAsia="es-CO"/>
@@ -13652,7 +13528,7 @@
         <w:pStyle w:val="Prrafodelista"/>
         <w:numPr>
           <w:ilvl w:val="0"/>
-          <w:numId w:val="38"/>
+          <w:numId w:val="26"/>
         </w:numPr>
         <w:rPr>
           <w:lang w:val="es-419" w:eastAsia="es-CO"/>
@@ -13670,7 +13546,7 @@
         <w:pStyle w:val="Prrafodelista"/>
         <w:numPr>
           <w:ilvl w:val="0"/>
-          <w:numId w:val="38"/>
+          <w:numId w:val="26"/>
         </w:numPr>
         <w:rPr>
           <w:lang w:val="es-419" w:eastAsia="es-CO"/>
@@ -13740,7 +13616,7 @@
         <w:pStyle w:val="Prrafodelista"/>
         <w:numPr>
           <w:ilvl w:val="0"/>
-          <w:numId w:val="39"/>
+          <w:numId w:val="27"/>
         </w:numPr>
         <w:rPr>
           <w:lang w:val="es-419" w:eastAsia="es-CO"/>
@@ -13758,7 +13634,7 @@
         <w:pStyle w:val="Prrafodelista"/>
         <w:numPr>
           <w:ilvl w:val="0"/>
-          <w:numId w:val="39"/>
+          <w:numId w:val="27"/>
         </w:numPr>
         <w:rPr>
           <w:lang w:val="es-419" w:eastAsia="es-CO"/>
@@ -13776,7 +13652,7 @@
         <w:pStyle w:val="Prrafodelista"/>
         <w:numPr>
           <w:ilvl w:val="0"/>
-          <w:numId w:val="39"/>
+          <w:numId w:val="27"/>
         </w:numPr>
         <w:rPr>
           <w:lang w:val="es-419" w:eastAsia="es-CO"/>
@@ -13794,7 +13670,7 @@
         <w:pStyle w:val="Prrafodelista"/>
         <w:numPr>
           <w:ilvl w:val="0"/>
-          <w:numId w:val="39"/>
+          <w:numId w:val="27"/>
         </w:numPr>
         <w:rPr>
           <w:lang w:val="es-419" w:eastAsia="es-CO"/>
@@ -13847,35 +13723,7 @@
         <w:rPr>
           <w:lang w:val="es-419" w:eastAsia="es-CO"/>
         </w:rPr>
-        <w:t xml:space="preserve">La trazabilidad permite saber el origen del café (finca, región, fecha de cosecha, fecha de </w:t>
-      </w:r>
-      <w:proofErr w:type="spellStart"/>
-      <w:r>
-        <w:rPr>
-          <w:lang w:val="es-419" w:eastAsia="es-CO"/>
-        </w:rPr>
-        <w:t>tostión</w:t>
-      </w:r>
-      <w:proofErr w:type="spellEnd"/>
-      <w:r>
-        <w:rPr>
-          <w:lang w:val="es-419" w:eastAsia="es-CO"/>
-        </w:rPr>
-        <w:t xml:space="preserve">). El barista debe registrar la fecha de </w:t>
-      </w:r>
-      <w:proofErr w:type="spellStart"/>
-      <w:r>
-        <w:rPr>
-          <w:lang w:val="es-419" w:eastAsia="es-CO"/>
-        </w:rPr>
-        <w:t>tostión</w:t>
-      </w:r>
-      <w:proofErr w:type="spellEnd"/>
-      <w:r>
-        <w:rPr>
-          <w:lang w:val="es-419" w:eastAsia="es-CO"/>
-        </w:rPr>
-        <w:t xml:space="preserve"> de cada lote y aplicar el principio PEPS (primero en entrar, primero en salir). Un café se considera "fresco" hasta 30 días después del tostado, aunque el pico de sabor suele estar entre los días 5 y 20.</w:t>
+        <w:t>La trazabilidad permite saber el origen del café (finca, región, fecha de cosecha, fecha de tostión). El barista debe registrar la fecha de tostión de cada lote y aplicar el principio PEPS (primero en entrar, primero en salir). Un café se considera "fresco" hasta 30 días después del tostado, aunque el pico de sabor suele estar entre los días 5 y 20.</w:t>
       </w:r>
     </w:p>
     <w:p>
@@ -13910,13 +13758,13 @@
     <w:tbl>
       <w:tblPr>
         <w:tblStyle w:val="SENA"/>
-        <w:tblW w:w="0" w:type="auto"/>
+        <w:tblW w:w="10060" w:type="dxa"/>
         <w:tblLook w:val="04A0" w:firstRow="1" w:lastRow="0" w:firstColumn="1" w:lastColumn="0" w:noHBand="0" w:noVBand="1"/>
       </w:tblPr>
       <w:tblGrid>
         <w:gridCol w:w="2830"/>
         <w:gridCol w:w="2977"/>
-        <w:gridCol w:w="3260"/>
+        <w:gridCol w:w="4253"/>
       </w:tblGrid>
       <w:tr>
         <w:trPr>
@@ -13951,7 +13799,7 @@
         </w:tc>
         <w:tc>
           <w:tcPr>
-            <w:tcW w:w="3260" w:type="dxa"/>
+            <w:tcW w:w="4253" w:type="dxa"/>
           </w:tcPr>
           <w:p>
             <w:pPr>
@@ -13995,7 +13843,7 @@
         </w:tc>
         <w:tc>
           <w:tcPr>
-            <w:tcW w:w="3260" w:type="dxa"/>
+            <w:tcW w:w="4253" w:type="dxa"/>
           </w:tcPr>
           <w:p>
             <w:pPr>
@@ -14042,7 +13890,7 @@
         </w:tc>
         <w:tc>
           <w:tcPr>
-            <w:tcW w:w="3260" w:type="dxa"/>
+            <w:tcW w:w="4253" w:type="dxa"/>
           </w:tcPr>
           <w:p>
             <w:pPr>
@@ -14086,7 +13934,7 @@
         </w:tc>
         <w:tc>
           <w:tcPr>
-            <w:tcW w:w="3260" w:type="dxa"/>
+            <w:tcW w:w="4253" w:type="dxa"/>
           </w:tcPr>
           <w:p>
             <w:pPr>
@@ -14117,7 +13965,7 @@
         <w:pStyle w:val="Prrafodelista"/>
         <w:numPr>
           <w:ilvl w:val="0"/>
-          <w:numId w:val="40"/>
+          <w:numId w:val="28"/>
         </w:numPr>
       </w:pPr>
       <w:r>
@@ -14129,7 +13977,7 @@
         <w:pStyle w:val="Prrafodelista"/>
         <w:numPr>
           <w:ilvl w:val="0"/>
-          <w:numId w:val="40"/>
+          <w:numId w:val="28"/>
         </w:numPr>
       </w:pPr>
       <w:r>
@@ -14141,7 +13989,7 @@
         <w:pStyle w:val="Prrafodelista"/>
         <w:numPr>
           <w:ilvl w:val="0"/>
-          <w:numId w:val="40"/>
+          <w:numId w:val="28"/>
         </w:numPr>
       </w:pPr>
       <w:r>
@@ -14156,7 +14004,7 @@
           <w:u w:val="single"/>
         </w:rPr>
       </w:pPr>
-      <w:bookmarkStart w:id="9" w:name="_Toc238140518"/>
+      <w:bookmarkStart w:id="9" w:name="_Toc238882151"/>
       <w:r>
         <w:lastRenderedPageBreak/>
         <w:t>Síntesis</w:t>
@@ -14308,6 +14156,7 @@
     </w:p>
     <w:p>
       <w:pPr>
+        <w:jc w:val="center"/>
         <w:rPr>
           <w:noProof/>
           <w:lang w:eastAsia="es-CO"/>
@@ -14373,7 +14222,7 @@
       <w:pPr>
         <w:pStyle w:val="Titulosgenerales"/>
       </w:pPr>
-      <w:bookmarkStart w:id="10" w:name="_Toc238140519"/>
+      <w:bookmarkStart w:id="10" w:name="_Toc238882152"/>
       <w:r>
         <w:lastRenderedPageBreak/>
         <w:t>Glosario</w:t>
@@ -14829,7 +14678,7 @@
       <w:pPr>
         <w:pStyle w:val="Titulosgenerales"/>
       </w:pPr>
-      <w:bookmarkStart w:id="11" w:name="_Toc238140520"/>
+      <w:bookmarkStart w:id="11" w:name="_Toc238882153"/>
       <w:r>
         <w:lastRenderedPageBreak/>
         <w:t>Referencias bibliográficas</w:t>
@@ -14975,7 +14824,7 @@
       <w:pPr>
         <w:pStyle w:val="Titulosgenerales"/>
       </w:pPr>
-      <w:bookmarkStart w:id="12" w:name="_Toc238140521"/>
+      <w:bookmarkStart w:id="12" w:name="_Toc238882154"/>
       <w:r>
         <w:lastRenderedPageBreak/>
         <w:t>Créditos</w:t>
@@ -15730,19 +15579,11 @@
                 <w:lang w:val="es-CO"/>
               </w:rPr>
             </w:pPr>
-            <w:proofErr w:type="spellStart"/>
             <w:r>
               <w:rPr>
                 <w:lang w:val="es-CO"/>
               </w:rPr>
-              <w:t>Karine</w:t>
-            </w:r>
-            <w:proofErr w:type="spellEnd"/>
-            <w:r>
-              <w:rPr>
-                <w:lang w:val="es-CO"/>
-              </w:rPr>
-              <w:t xml:space="preserve"> Isabel Ospino Fritz  </w:t>
+              <w:t xml:space="preserve">Karine Isabel Ospino Fritz  </w:t>
             </w:r>
           </w:p>
         </w:tc>
@@ -16103,119 +15944,6 @@
     </w:lvl>
   </w:abstractNum>
   <w:abstractNum w:abstractNumId="1" w15:restartNumberingAfterBreak="0">
-    <w:nsid w:val="079D52DC"/>
-    <w:multiLevelType w:val="hybridMultilevel"/>
-    <w:tmpl w:val="0CAA55B6"/>
-    <w:lvl w:ilvl="0" w:tplc="240A0015">
-      <w:start w:val="1"/>
-      <w:numFmt w:val="upperLetter"/>
-      <w:lvlText w:val="%1."/>
-      <w:lvlJc w:val="left"/>
-      <w:pPr>
-        <w:ind w:left="1429" w:hanging="360"/>
-      </w:pPr>
-      <w:rPr>
-        <w:rFonts w:hint="default"/>
-      </w:rPr>
-    </w:lvl>
-    <w:lvl w:ilvl="1" w:tplc="FFFFFFFF" w:tentative="1">
-      <w:start w:val="1"/>
-      <w:numFmt w:val="bullet"/>
-      <w:lvlText w:val="o"/>
-      <w:lvlJc w:val="left"/>
-      <w:pPr>
-        <w:ind w:left="2149" w:hanging="360"/>
-      </w:pPr>
-      <w:rPr>
-        <w:rFonts w:ascii="Courier New" w:hAnsi="Courier New" w:cs="Courier New" w:hint="default"/>
-      </w:rPr>
-    </w:lvl>
-    <w:lvl w:ilvl="2" w:tplc="FFFFFFFF" w:tentative="1">
-      <w:start w:val="1"/>
-      <w:numFmt w:val="bullet"/>
-      <w:lvlText w:val=""/>
-      <w:lvlJc w:val="left"/>
-      <w:pPr>
-        <w:ind w:left="2869" w:hanging="360"/>
-      </w:pPr>
-      <w:rPr>
-        <w:rFonts w:ascii="Wingdings" w:hAnsi="Wingdings" w:hint="default"/>
-      </w:rPr>
-    </w:lvl>
-    <w:lvl w:ilvl="3" w:tplc="FFFFFFFF" w:tentative="1">
-      <w:start w:val="1"/>
-      <w:numFmt w:val="bullet"/>
-      <w:lvlText w:val=""/>
-      <w:lvlJc w:val="left"/>
-      <w:pPr>
-        <w:ind w:left="3589" w:hanging="360"/>
-      </w:pPr>
-      <w:rPr>
-        <w:rFonts w:ascii="Symbol" w:hAnsi="Symbol" w:hint="default"/>
-      </w:rPr>
-    </w:lvl>
-    <w:lvl w:ilvl="4" w:tplc="FFFFFFFF" w:tentative="1">
-      <w:start w:val="1"/>
-      <w:numFmt w:val="bullet"/>
-      <w:lvlText w:val="o"/>
-      <w:lvlJc w:val="left"/>
-      <w:pPr>
-        <w:ind w:left="4309" w:hanging="360"/>
-      </w:pPr>
-      <w:rPr>
-        <w:rFonts w:ascii="Courier New" w:hAnsi="Courier New" w:cs="Courier New" w:hint="default"/>
-      </w:rPr>
-    </w:lvl>
-    <w:lvl w:ilvl="5" w:tplc="FFFFFFFF" w:tentative="1">
-      <w:start w:val="1"/>
-      <w:numFmt w:val="bullet"/>
-      <w:lvlText w:val=""/>
-      <w:lvlJc w:val="left"/>
-      <w:pPr>
-        <w:ind w:left="5029" w:hanging="360"/>
-      </w:pPr>
-      <w:rPr>
-        <w:rFonts w:ascii="Wingdings" w:hAnsi="Wingdings" w:hint="default"/>
-      </w:rPr>
-    </w:lvl>
-    <w:lvl w:ilvl="6" w:tplc="FFFFFFFF" w:tentative="1">
-      <w:start w:val="1"/>
-      <w:numFmt w:val="bullet"/>
-      <w:lvlText w:val=""/>
-      <w:lvlJc w:val="left"/>
-      <w:pPr>
-        <w:ind w:left="5749" w:hanging="360"/>
-      </w:pPr>
-      <w:rPr>
-        <w:rFonts w:ascii="Symbol" w:hAnsi="Symbol" w:hint="default"/>
-      </w:rPr>
-    </w:lvl>
-    <w:lvl w:ilvl="7" w:tplc="FFFFFFFF" w:tentative="1">
-      <w:start w:val="1"/>
-      <w:numFmt w:val="bullet"/>
-      <w:lvlText w:val="o"/>
-      <w:lvlJc w:val="left"/>
-      <w:pPr>
-        <w:ind w:left="6469" w:hanging="360"/>
-      </w:pPr>
-      <w:rPr>
-        <w:rFonts w:ascii="Courier New" w:hAnsi="Courier New" w:cs="Courier New" w:hint="default"/>
-      </w:rPr>
-    </w:lvl>
-    <w:lvl w:ilvl="8" w:tplc="FFFFFFFF" w:tentative="1">
-      <w:start w:val="1"/>
-      <w:numFmt w:val="bullet"/>
-      <w:lvlText w:val=""/>
-      <w:lvlJc w:val="left"/>
-      <w:pPr>
-        <w:ind w:left="7189" w:hanging="360"/>
-      </w:pPr>
-      <w:rPr>
-        <w:rFonts w:ascii="Wingdings" w:hAnsi="Wingdings" w:hint="default"/>
-      </w:rPr>
-    </w:lvl>
-  </w:abstractNum>
-  <w:abstractNum w:abstractNumId="2" w15:restartNumberingAfterBreak="0">
     <w:nsid w:val="089C752C"/>
     <w:multiLevelType w:val="hybridMultilevel"/>
     <w:tmpl w:val="D9448BFE"/>
@@ -16304,93 +16032,7 @@
       </w:pPr>
     </w:lvl>
   </w:abstractNum>
-  <w:abstractNum w:abstractNumId="3" w15:restartNumberingAfterBreak="0">
-    <w:nsid w:val="0A830189"/>
-    <w:multiLevelType w:val="hybridMultilevel"/>
-    <w:tmpl w:val="25963068"/>
-    <w:lvl w:ilvl="0" w:tplc="240A000F">
-      <w:start w:val="1"/>
-      <w:numFmt w:val="decimal"/>
-      <w:lvlText w:val="%1."/>
-      <w:lvlJc w:val="left"/>
-      <w:pPr>
-        <w:ind w:left="1429" w:hanging="360"/>
-      </w:pPr>
-    </w:lvl>
-    <w:lvl w:ilvl="1" w:tplc="240A0019" w:tentative="1">
-      <w:start w:val="1"/>
-      <w:numFmt w:val="lowerLetter"/>
-      <w:lvlText w:val="%2."/>
-      <w:lvlJc w:val="left"/>
-      <w:pPr>
-        <w:ind w:left="2149" w:hanging="360"/>
-      </w:pPr>
-    </w:lvl>
-    <w:lvl w:ilvl="2" w:tplc="240A001B" w:tentative="1">
-      <w:start w:val="1"/>
-      <w:numFmt w:val="lowerRoman"/>
-      <w:lvlText w:val="%3."/>
-      <w:lvlJc w:val="right"/>
-      <w:pPr>
-        <w:ind w:left="2869" w:hanging="180"/>
-      </w:pPr>
-    </w:lvl>
-    <w:lvl w:ilvl="3" w:tplc="240A000F" w:tentative="1">
-      <w:start w:val="1"/>
-      <w:numFmt w:val="decimal"/>
-      <w:lvlText w:val="%4."/>
-      <w:lvlJc w:val="left"/>
-      <w:pPr>
-        <w:ind w:left="3589" w:hanging="360"/>
-      </w:pPr>
-    </w:lvl>
-    <w:lvl w:ilvl="4" w:tplc="240A0019" w:tentative="1">
-      <w:start w:val="1"/>
-      <w:numFmt w:val="lowerLetter"/>
-      <w:lvlText w:val="%5."/>
-      <w:lvlJc w:val="left"/>
-      <w:pPr>
-        <w:ind w:left="4309" w:hanging="360"/>
-      </w:pPr>
-    </w:lvl>
-    <w:lvl w:ilvl="5" w:tplc="240A001B" w:tentative="1">
-      <w:start w:val="1"/>
-      <w:numFmt w:val="lowerRoman"/>
-      <w:lvlText w:val="%6."/>
-      <w:lvlJc w:val="right"/>
-      <w:pPr>
-        <w:ind w:left="5029" w:hanging="180"/>
-      </w:pPr>
-    </w:lvl>
-    <w:lvl w:ilvl="6" w:tplc="240A000F" w:tentative="1">
-      <w:start w:val="1"/>
-      <w:numFmt w:val="decimal"/>
-      <w:lvlText w:val="%7."/>
-      <w:lvlJc w:val="left"/>
-      <w:pPr>
-        <w:ind w:left="5749" w:hanging="360"/>
-      </w:pPr>
-    </w:lvl>
-    <w:lvl w:ilvl="7" w:tplc="240A0019" w:tentative="1">
-      <w:start w:val="1"/>
-      <w:numFmt w:val="lowerLetter"/>
-      <w:lvlText w:val="%8."/>
-      <w:lvlJc w:val="left"/>
-      <w:pPr>
-        <w:ind w:left="6469" w:hanging="360"/>
-      </w:pPr>
-    </w:lvl>
-    <w:lvl w:ilvl="8" w:tplc="240A001B" w:tentative="1">
-      <w:start w:val="1"/>
-      <w:numFmt w:val="lowerRoman"/>
-      <w:lvlText w:val="%9."/>
-      <w:lvlJc w:val="right"/>
-      <w:pPr>
-        <w:ind w:left="7189" w:hanging="180"/>
-      </w:pPr>
-    </w:lvl>
-  </w:abstractNum>
-  <w:abstractNum w:abstractNumId="4" w15:restartNumberingAfterBreak="0">
+  <w:abstractNum w:abstractNumId="2" w15:restartNumberingAfterBreak="0">
     <w:nsid w:val="0AE63B64"/>
     <w:multiLevelType w:val="hybridMultilevel"/>
     <w:tmpl w:val="393653F4"/>
@@ -16503,7 +16145,7 @@
       </w:rPr>
     </w:lvl>
   </w:abstractNum>
-  <w:abstractNum w:abstractNumId="5" w15:restartNumberingAfterBreak="0">
+  <w:abstractNum w:abstractNumId="3" w15:restartNumberingAfterBreak="0">
     <w:nsid w:val="0C4555FF"/>
     <w:multiLevelType w:val="hybridMultilevel"/>
     <w:tmpl w:val="BFFA5272"/>
@@ -16616,7 +16258,7 @@
       </w:rPr>
     </w:lvl>
   </w:abstractNum>
-  <w:abstractNum w:abstractNumId="6" w15:restartNumberingAfterBreak="0">
+  <w:abstractNum w:abstractNumId="4" w15:restartNumberingAfterBreak="0">
     <w:nsid w:val="0D036A9C"/>
     <w:multiLevelType w:val="hybridMultilevel"/>
     <w:tmpl w:val="5120A06E"/>
@@ -16702,7 +16344,120 @@
       </w:pPr>
     </w:lvl>
   </w:abstractNum>
-  <w:abstractNum w:abstractNumId="7" w15:restartNumberingAfterBreak="0">
+  <w:abstractNum w:abstractNumId="5" w15:restartNumberingAfterBreak="0">
+    <w:nsid w:val="0E480D15"/>
+    <w:multiLevelType w:val="hybridMultilevel"/>
+    <w:tmpl w:val="1A5A47CA"/>
+    <w:lvl w:ilvl="0" w:tplc="240A0015">
+      <w:start w:val="1"/>
+      <w:numFmt w:val="upperLetter"/>
+      <w:lvlText w:val="%1."/>
+      <w:lvlJc w:val="left"/>
+      <w:pPr>
+        <w:ind w:left="1429" w:hanging="360"/>
+      </w:pPr>
+      <w:rPr>
+        <w:rFonts w:hint="default"/>
+      </w:rPr>
+    </w:lvl>
+    <w:lvl w:ilvl="1" w:tplc="FFFFFFFF" w:tentative="1">
+      <w:start w:val="1"/>
+      <w:numFmt w:val="bullet"/>
+      <w:lvlText w:val="o"/>
+      <w:lvlJc w:val="left"/>
+      <w:pPr>
+        <w:ind w:left="2149" w:hanging="360"/>
+      </w:pPr>
+      <w:rPr>
+        <w:rFonts w:ascii="Courier New" w:hAnsi="Courier New" w:cs="Courier New" w:hint="default"/>
+      </w:rPr>
+    </w:lvl>
+    <w:lvl w:ilvl="2" w:tplc="FFFFFFFF" w:tentative="1">
+      <w:start w:val="1"/>
+      <w:numFmt w:val="bullet"/>
+      <w:lvlText w:val=""/>
+      <w:lvlJc w:val="left"/>
+      <w:pPr>
+        <w:ind w:left="2869" w:hanging="360"/>
+      </w:pPr>
+      <w:rPr>
+        <w:rFonts w:ascii="Wingdings" w:hAnsi="Wingdings" w:hint="default"/>
+      </w:rPr>
+    </w:lvl>
+    <w:lvl w:ilvl="3" w:tplc="FFFFFFFF" w:tentative="1">
+      <w:start w:val="1"/>
+      <w:numFmt w:val="bullet"/>
+      <w:lvlText w:val=""/>
+      <w:lvlJc w:val="left"/>
+      <w:pPr>
+        <w:ind w:left="3589" w:hanging="360"/>
+      </w:pPr>
+      <w:rPr>
+        <w:rFonts w:ascii="Symbol" w:hAnsi="Symbol" w:hint="default"/>
+      </w:rPr>
+    </w:lvl>
+    <w:lvl w:ilvl="4" w:tplc="FFFFFFFF" w:tentative="1">
+      <w:start w:val="1"/>
+      <w:numFmt w:val="bullet"/>
+      <w:lvlText w:val="o"/>
+      <w:lvlJc w:val="left"/>
+      <w:pPr>
+        <w:ind w:left="4309" w:hanging="360"/>
+      </w:pPr>
+      <w:rPr>
+        <w:rFonts w:ascii="Courier New" w:hAnsi="Courier New" w:cs="Courier New" w:hint="default"/>
+      </w:rPr>
+    </w:lvl>
+    <w:lvl w:ilvl="5" w:tplc="FFFFFFFF" w:tentative="1">
+      <w:start w:val="1"/>
+      <w:numFmt w:val="bullet"/>
+      <w:lvlText w:val=""/>
+      <w:lvlJc w:val="left"/>
+      <w:pPr>
+        <w:ind w:left="5029" w:hanging="360"/>
+      </w:pPr>
+      <w:rPr>
+        <w:rFonts w:ascii="Wingdings" w:hAnsi="Wingdings" w:hint="default"/>
+      </w:rPr>
+    </w:lvl>
+    <w:lvl w:ilvl="6" w:tplc="FFFFFFFF" w:tentative="1">
+      <w:start w:val="1"/>
+      <w:numFmt w:val="bullet"/>
+      <w:lvlText w:val=""/>
+      <w:lvlJc w:val="left"/>
+      <w:pPr>
+        <w:ind w:left="5749" w:hanging="360"/>
+      </w:pPr>
+      <w:rPr>
+        <w:rFonts w:ascii="Symbol" w:hAnsi="Symbol" w:hint="default"/>
+      </w:rPr>
+    </w:lvl>
+    <w:lvl w:ilvl="7" w:tplc="FFFFFFFF" w:tentative="1">
+      <w:start w:val="1"/>
+      <w:numFmt w:val="bullet"/>
+      <w:lvlText w:val="o"/>
+      <w:lvlJc w:val="left"/>
+      <w:pPr>
+        <w:ind w:left="6469" w:hanging="360"/>
+      </w:pPr>
+      <w:rPr>
+        <w:rFonts w:ascii="Courier New" w:hAnsi="Courier New" w:cs="Courier New" w:hint="default"/>
+      </w:rPr>
+    </w:lvl>
+    <w:lvl w:ilvl="8" w:tplc="FFFFFFFF" w:tentative="1">
+      <w:start w:val="1"/>
+      <w:numFmt w:val="bullet"/>
+      <w:lvlText w:val=""/>
+      <w:lvlJc w:val="left"/>
+      <w:pPr>
+        <w:ind w:left="7189" w:hanging="360"/>
+      </w:pPr>
+      <w:rPr>
+        <w:rFonts w:ascii="Wingdings" w:hAnsi="Wingdings" w:hint="default"/>
+      </w:rPr>
+    </w:lvl>
+  </w:abstractNum>
+  <w:abstractNum w:abstractNumId="6" w15:restartNumberingAfterBreak="0">
     <w:nsid w:val="0FFF667D"/>
     <w:multiLevelType w:val="hybridMultilevel"/>
     <w:tmpl w:val="104EEAF0"/>
@@ -16815,7 +16570,7 @@
       </w:rPr>
     </w:lvl>
   </w:abstractNum>
-  <w:abstractNum w:abstractNumId="8" w15:restartNumberingAfterBreak="0">
+  <w:abstractNum w:abstractNumId="7" w15:restartNumberingAfterBreak="0">
     <w:nsid w:val="13AF4A8A"/>
     <w:multiLevelType w:val="hybridMultilevel"/>
     <w:tmpl w:val="ABB4C8B2"/>
@@ -16928,7 +16683,7 @@
       </w:rPr>
     </w:lvl>
   </w:abstractNum>
-  <w:abstractNum w:abstractNumId="9" w15:restartNumberingAfterBreak="0">
+  <w:abstractNum w:abstractNumId="8" w15:restartNumberingAfterBreak="0">
     <w:nsid w:val="16377BC1"/>
     <w:multiLevelType w:val="hybridMultilevel"/>
     <w:tmpl w:val="0108DDD6"/>
@@ -17041,7 +16796,7 @@
       </w:rPr>
     </w:lvl>
   </w:abstractNum>
-  <w:abstractNum w:abstractNumId="10" w15:restartNumberingAfterBreak="0">
+  <w:abstractNum w:abstractNumId="9" w15:restartNumberingAfterBreak="0">
     <w:nsid w:val="1B566F27"/>
     <w:multiLevelType w:val="hybridMultilevel"/>
     <w:tmpl w:val="0D8E7C2E"/>
@@ -17154,7 +16909,7 @@
       </w:rPr>
     </w:lvl>
   </w:abstractNum>
-  <w:abstractNum w:abstractNumId="11" w15:restartNumberingAfterBreak="0">
+  <w:abstractNum w:abstractNumId="10" w15:restartNumberingAfterBreak="0">
     <w:nsid w:val="1D4E01E7"/>
     <w:multiLevelType w:val="hybridMultilevel"/>
     <w:tmpl w:val="5BA4080A"/>
@@ -17265,6 +17020,92 @@
       <w:rPr>
         <w:rFonts w:ascii="Wingdings" w:hAnsi="Wingdings" w:hint="default"/>
       </w:rPr>
+    </w:lvl>
+  </w:abstractNum>
+  <w:abstractNum w:abstractNumId="11" w15:restartNumberingAfterBreak="0">
+    <w:nsid w:val="1D5508CD"/>
+    <w:multiLevelType w:val="hybridMultilevel"/>
+    <w:tmpl w:val="C03EBBE8"/>
+    <w:lvl w:ilvl="0" w:tplc="240A0015">
+      <w:start w:val="1"/>
+      <w:numFmt w:val="upperLetter"/>
+      <w:lvlText w:val="%1."/>
+      <w:lvlJc w:val="left"/>
+      <w:pPr>
+        <w:ind w:left="1429" w:hanging="360"/>
+      </w:pPr>
+    </w:lvl>
+    <w:lvl w:ilvl="1" w:tplc="240A0019" w:tentative="1">
+      <w:start w:val="1"/>
+      <w:numFmt w:val="lowerLetter"/>
+      <w:lvlText w:val="%2."/>
+      <w:lvlJc w:val="left"/>
+      <w:pPr>
+        <w:ind w:left="2149" w:hanging="360"/>
+      </w:pPr>
+    </w:lvl>
+    <w:lvl w:ilvl="2" w:tplc="240A001B" w:tentative="1">
+      <w:start w:val="1"/>
+      <w:numFmt w:val="lowerRoman"/>
+      <w:lvlText w:val="%3."/>
+      <w:lvlJc w:val="right"/>
+      <w:pPr>
+        <w:ind w:left="2869" w:hanging="180"/>
+      </w:pPr>
+    </w:lvl>
+    <w:lvl w:ilvl="3" w:tplc="240A000F" w:tentative="1">
+      <w:start w:val="1"/>
+      <w:numFmt w:val="decimal"/>
+      <w:lvlText w:val="%4."/>
+      <w:lvlJc w:val="left"/>
+      <w:pPr>
+        <w:ind w:left="3589" w:hanging="360"/>
+      </w:pPr>
+    </w:lvl>
+    <w:lvl w:ilvl="4" w:tplc="240A0019" w:tentative="1">
+      <w:start w:val="1"/>
+      <w:numFmt w:val="lowerLetter"/>
+      <w:lvlText w:val="%5."/>
+      <w:lvlJc w:val="left"/>
+      <w:pPr>
+        <w:ind w:left="4309" w:hanging="360"/>
+      </w:pPr>
+    </w:lvl>
+    <w:lvl w:ilvl="5" w:tplc="240A001B" w:tentative="1">
+      <w:start w:val="1"/>
+      <w:numFmt w:val="lowerRoman"/>
+      <w:lvlText w:val="%6."/>
+      <w:lvlJc w:val="right"/>
+      <w:pPr>
+        <w:ind w:left="5029" w:hanging="180"/>
+      </w:pPr>
+    </w:lvl>
+    <w:lvl w:ilvl="6" w:tplc="240A000F" w:tentative="1">
+      <w:start w:val="1"/>
+      <w:numFmt w:val="decimal"/>
+      <w:lvlText w:val="%7."/>
+      <w:lvlJc w:val="left"/>
+      <w:pPr>
+        <w:ind w:left="5749" w:hanging="360"/>
+      </w:pPr>
+    </w:lvl>
+    <w:lvl w:ilvl="7" w:tplc="240A0019" w:tentative="1">
+      <w:start w:val="1"/>
+      <w:numFmt w:val="lowerLetter"/>
+      <w:lvlText w:val="%8."/>
+      <w:lvlJc w:val="left"/>
+      <w:pPr>
+        <w:ind w:left="6469" w:hanging="360"/>
+      </w:pPr>
+    </w:lvl>
+    <w:lvl w:ilvl="8" w:tplc="240A001B" w:tentative="1">
+      <w:start w:val="1"/>
+      <w:numFmt w:val="lowerRoman"/>
+      <w:lvlText w:val="%9."/>
+      <w:lvlJc w:val="right"/>
+      <w:pPr>
+        <w:ind w:left="7189" w:hanging="180"/>
+      </w:pPr>
     </w:lvl>
   </w:abstractNum>
   <w:abstractNum w:abstractNumId="12" w15:restartNumberingAfterBreak="0">
@@ -17354,119 +17195,6 @@
     </w:lvl>
   </w:abstractNum>
   <w:abstractNum w:abstractNumId="13" w15:restartNumberingAfterBreak="0">
-    <w:nsid w:val="1FFA5FB1"/>
-    <w:multiLevelType w:val="hybridMultilevel"/>
-    <w:tmpl w:val="A99C6928"/>
-    <w:lvl w:ilvl="0" w:tplc="240A000B">
-      <w:start w:val="1"/>
-      <w:numFmt w:val="bullet"/>
-      <w:lvlText w:val=""/>
-      <w:lvlJc w:val="left"/>
-      <w:pPr>
-        <w:ind w:left="1429" w:hanging="360"/>
-      </w:pPr>
-      <w:rPr>
-        <w:rFonts w:ascii="Wingdings" w:hAnsi="Wingdings" w:hint="default"/>
-      </w:rPr>
-    </w:lvl>
-    <w:lvl w:ilvl="1" w:tplc="240A0003" w:tentative="1">
-      <w:start w:val="1"/>
-      <w:numFmt w:val="bullet"/>
-      <w:lvlText w:val="o"/>
-      <w:lvlJc w:val="left"/>
-      <w:pPr>
-        <w:ind w:left="2149" w:hanging="360"/>
-      </w:pPr>
-      <w:rPr>
-        <w:rFonts w:ascii="Courier New" w:hAnsi="Courier New" w:cs="Courier New" w:hint="default"/>
-      </w:rPr>
-    </w:lvl>
-    <w:lvl w:ilvl="2" w:tplc="240A0005" w:tentative="1">
-      <w:start w:val="1"/>
-      <w:numFmt w:val="bullet"/>
-      <w:lvlText w:val=""/>
-      <w:lvlJc w:val="left"/>
-      <w:pPr>
-        <w:ind w:left="2869" w:hanging="360"/>
-      </w:pPr>
-      <w:rPr>
-        <w:rFonts w:ascii="Wingdings" w:hAnsi="Wingdings" w:hint="default"/>
-      </w:rPr>
-    </w:lvl>
-    <w:lvl w:ilvl="3" w:tplc="240A0001" w:tentative="1">
-      <w:start w:val="1"/>
-      <w:numFmt w:val="bullet"/>
-      <w:lvlText w:val=""/>
-      <w:lvlJc w:val="left"/>
-      <w:pPr>
-        <w:ind w:left="3589" w:hanging="360"/>
-      </w:pPr>
-      <w:rPr>
-        <w:rFonts w:ascii="Symbol" w:hAnsi="Symbol" w:hint="default"/>
-      </w:rPr>
-    </w:lvl>
-    <w:lvl w:ilvl="4" w:tplc="240A0003" w:tentative="1">
-      <w:start w:val="1"/>
-      <w:numFmt w:val="bullet"/>
-      <w:lvlText w:val="o"/>
-      <w:lvlJc w:val="left"/>
-      <w:pPr>
-        <w:ind w:left="4309" w:hanging="360"/>
-      </w:pPr>
-      <w:rPr>
-        <w:rFonts w:ascii="Courier New" w:hAnsi="Courier New" w:cs="Courier New" w:hint="default"/>
-      </w:rPr>
-    </w:lvl>
-    <w:lvl w:ilvl="5" w:tplc="240A0005" w:tentative="1">
-      <w:start w:val="1"/>
-      <w:numFmt w:val="bullet"/>
-      <w:lvlText w:val=""/>
-      <w:lvlJc w:val="left"/>
-      <w:pPr>
-        <w:ind w:left="5029" w:hanging="360"/>
-      </w:pPr>
-      <w:rPr>
-        <w:rFonts w:ascii="Wingdings" w:hAnsi="Wingdings" w:hint="default"/>
-      </w:rPr>
-    </w:lvl>
-    <w:lvl w:ilvl="6" w:tplc="240A0001" w:tentative="1">
-      <w:start w:val="1"/>
-      <w:numFmt w:val="bullet"/>
-      <w:lvlText w:val=""/>
-      <w:lvlJc w:val="left"/>
-      <w:pPr>
-        <w:ind w:left="5749" w:hanging="360"/>
-      </w:pPr>
-      <w:rPr>
-        <w:rFonts w:ascii="Symbol" w:hAnsi="Symbol" w:hint="default"/>
-      </w:rPr>
-    </w:lvl>
-    <w:lvl w:ilvl="7" w:tplc="240A0003" w:tentative="1">
-      <w:start w:val="1"/>
-      <w:numFmt w:val="bullet"/>
-      <w:lvlText w:val="o"/>
-      <w:lvlJc w:val="left"/>
-      <w:pPr>
-        <w:ind w:left="6469" w:hanging="360"/>
-      </w:pPr>
-      <w:rPr>
-        <w:rFonts w:ascii="Courier New" w:hAnsi="Courier New" w:cs="Courier New" w:hint="default"/>
-      </w:rPr>
-    </w:lvl>
-    <w:lvl w:ilvl="8" w:tplc="240A0005" w:tentative="1">
-      <w:start w:val="1"/>
-      <w:numFmt w:val="bullet"/>
-      <w:lvlText w:val=""/>
-      <w:lvlJc w:val="left"/>
-      <w:pPr>
-        <w:ind w:left="7189" w:hanging="360"/>
-      </w:pPr>
-      <w:rPr>
-        <w:rFonts w:ascii="Wingdings" w:hAnsi="Wingdings" w:hint="default"/>
-      </w:rPr>
-    </w:lvl>
-  </w:abstractNum>
-  <w:abstractNum w:abstractNumId="14" w15:restartNumberingAfterBreak="0">
     <w:nsid w:val="222A68D6"/>
     <w:multiLevelType w:val="hybridMultilevel"/>
     <w:tmpl w:val="310AC06A"/>
@@ -17579,7 +17307,7 @@
       </w:rPr>
     </w:lvl>
   </w:abstractNum>
-  <w:abstractNum w:abstractNumId="15" w15:restartNumberingAfterBreak="0">
+  <w:abstractNum w:abstractNumId="14" w15:restartNumberingAfterBreak="0">
     <w:nsid w:val="228A4865"/>
     <w:multiLevelType w:val="hybridMultilevel"/>
     <w:tmpl w:val="3A12544C"/>
@@ -17692,120 +17420,7 @@
       </w:rPr>
     </w:lvl>
   </w:abstractNum>
-  <w:abstractNum w:abstractNumId="16" w15:restartNumberingAfterBreak="0">
-    <w:nsid w:val="26CD5247"/>
-    <w:multiLevelType w:val="hybridMultilevel"/>
-    <w:tmpl w:val="58DE8EAE"/>
-    <w:lvl w:ilvl="0" w:tplc="240A0001">
-      <w:start w:val="1"/>
-      <w:numFmt w:val="bullet"/>
-      <w:lvlText w:val=""/>
-      <w:lvlJc w:val="left"/>
-      <w:pPr>
-        <w:ind w:left="1429" w:hanging="360"/>
-      </w:pPr>
-      <w:rPr>
-        <w:rFonts w:ascii="Symbol" w:hAnsi="Symbol" w:hint="default"/>
-      </w:rPr>
-    </w:lvl>
-    <w:lvl w:ilvl="1" w:tplc="240A0003" w:tentative="1">
-      <w:start w:val="1"/>
-      <w:numFmt w:val="bullet"/>
-      <w:lvlText w:val="o"/>
-      <w:lvlJc w:val="left"/>
-      <w:pPr>
-        <w:ind w:left="2149" w:hanging="360"/>
-      </w:pPr>
-      <w:rPr>
-        <w:rFonts w:ascii="Courier New" w:hAnsi="Courier New" w:cs="Courier New" w:hint="default"/>
-      </w:rPr>
-    </w:lvl>
-    <w:lvl w:ilvl="2" w:tplc="240A0005" w:tentative="1">
-      <w:start w:val="1"/>
-      <w:numFmt w:val="bullet"/>
-      <w:lvlText w:val=""/>
-      <w:lvlJc w:val="left"/>
-      <w:pPr>
-        <w:ind w:left="2869" w:hanging="360"/>
-      </w:pPr>
-      <w:rPr>
-        <w:rFonts w:ascii="Wingdings" w:hAnsi="Wingdings" w:hint="default"/>
-      </w:rPr>
-    </w:lvl>
-    <w:lvl w:ilvl="3" w:tplc="240A0001" w:tentative="1">
-      <w:start w:val="1"/>
-      <w:numFmt w:val="bullet"/>
-      <w:lvlText w:val=""/>
-      <w:lvlJc w:val="left"/>
-      <w:pPr>
-        <w:ind w:left="3589" w:hanging="360"/>
-      </w:pPr>
-      <w:rPr>
-        <w:rFonts w:ascii="Symbol" w:hAnsi="Symbol" w:hint="default"/>
-      </w:rPr>
-    </w:lvl>
-    <w:lvl w:ilvl="4" w:tplc="240A0003" w:tentative="1">
-      <w:start w:val="1"/>
-      <w:numFmt w:val="bullet"/>
-      <w:lvlText w:val="o"/>
-      <w:lvlJc w:val="left"/>
-      <w:pPr>
-        <w:ind w:left="4309" w:hanging="360"/>
-      </w:pPr>
-      <w:rPr>
-        <w:rFonts w:ascii="Courier New" w:hAnsi="Courier New" w:cs="Courier New" w:hint="default"/>
-      </w:rPr>
-    </w:lvl>
-    <w:lvl w:ilvl="5" w:tplc="240A0005" w:tentative="1">
-      <w:start w:val="1"/>
-      <w:numFmt w:val="bullet"/>
-      <w:lvlText w:val=""/>
-      <w:lvlJc w:val="left"/>
-      <w:pPr>
-        <w:ind w:left="5029" w:hanging="360"/>
-      </w:pPr>
-      <w:rPr>
-        <w:rFonts w:ascii="Wingdings" w:hAnsi="Wingdings" w:hint="default"/>
-      </w:rPr>
-    </w:lvl>
-    <w:lvl w:ilvl="6" w:tplc="240A0001" w:tentative="1">
-      <w:start w:val="1"/>
-      <w:numFmt w:val="bullet"/>
-      <w:lvlText w:val=""/>
-      <w:lvlJc w:val="left"/>
-      <w:pPr>
-        <w:ind w:left="5749" w:hanging="360"/>
-      </w:pPr>
-      <w:rPr>
-        <w:rFonts w:ascii="Symbol" w:hAnsi="Symbol" w:hint="default"/>
-      </w:rPr>
-    </w:lvl>
-    <w:lvl w:ilvl="7" w:tplc="240A0003" w:tentative="1">
-      <w:start w:val="1"/>
-      <w:numFmt w:val="bullet"/>
-      <w:lvlText w:val="o"/>
-      <w:lvlJc w:val="left"/>
-      <w:pPr>
-        <w:ind w:left="6469" w:hanging="360"/>
-      </w:pPr>
-      <w:rPr>
-        <w:rFonts w:ascii="Courier New" w:hAnsi="Courier New" w:cs="Courier New" w:hint="default"/>
-      </w:rPr>
-    </w:lvl>
-    <w:lvl w:ilvl="8" w:tplc="240A0005" w:tentative="1">
-      <w:start w:val="1"/>
-      <w:numFmt w:val="bullet"/>
-      <w:lvlText w:val=""/>
-      <w:lvlJc w:val="left"/>
-      <w:pPr>
-        <w:ind w:left="7189" w:hanging="360"/>
-      </w:pPr>
-      <w:rPr>
-        <w:rFonts w:ascii="Wingdings" w:hAnsi="Wingdings" w:hint="default"/>
-      </w:rPr>
-    </w:lvl>
-  </w:abstractNum>
-  <w:abstractNum w:abstractNumId="17" w15:restartNumberingAfterBreak="0">
+  <w:abstractNum w:abstractNumId="15" w15:restartNumberingAfterBreak="0">
     <w:nsid w:val="27412B07"/>
     <w:multiLevelType w:val="hybridMultilevel"/>
     <w:tmpl w:val="A84A9D20"/>
@@ -17896,7 +17511,7 @@
       </w:pPr>
     </w:lvl>
   </w:abstractNum>
-  <w:abstractNum w:abstractNumId="18" w15:restartNumberingAfterBreak="0">
+  <w:abstractNum w:abstractNumId="16" w15:restartNumberingAfterBreak="0">
     <w:nsid w:val="27CC7ADB"/>
     <w:multiLevelType w:val="hybridMultilevel"/>
     <w:tmpl w:val="FA70311C"/>
@@ -18009,7 +17624,7 @@
       </w:rPr>
     </w:lvl>
   </w:abstractNum>
-  <w:abstractNum w:abstractNumId="19" w15:restartNumberingAfterBreak="0">
+  <w:abstractNum w:abstractNumId="17" w15:restartNumberingAfterBreak="0">
     <w:nsid w:val="2B145F49"/>
     <w:multiLevelType w:val="hybridMultilevel"/>
     <w:tmpl w:val="63D6764E"/>
@@ -18095,93 +17710,7 @@
       </w:pPr>
     </w:lvl>
   </w:abstractNum>
-  <w:abstractNum w:abstractNumId="20" w15:restartNumberingAfterBreak="0">
-    <w:nsid w:val="2BAC0F61"/>
-    <w:multiLevelType w:val="hybridMultilevel"/>
-    <w:tmpl w:val="4A44A574"/>
-    <w:lvl w:ilvl="0" w:tplc="240A0015">
-      <w:start w:val="1"/>
-      <w:numFmt w:val="upperLetter"/>
-      <w:lvlText w:val="%1."/>
-      <w:lvlJc w:val="left"/>
-      <w:pPr>
-        <w:ind w:left="1429" w:hanging="360"/>
-      </w:pPr>
-    </w:lvl>
-    <w:lvl w:ilvl="1" w:tplc="240A0019" w:tentative="1">
-      <w:start w:val="1"/>
-      <w:numFmt w:val="lowerLetter"/>
-      <w:lvlText w:val="%2."/>
-      <w:lvlJc w:val="left"/>
-      <w:pPr>
-        <w:ind w:left="2149" w:hanging="360"/>
-      </w:pPr>
-    </w:lvl>
-    <w:lvl w:ilvl="2" w:tplc="240A001B" w:tentative="1">
-      <w:start w:val="1"/>
-      <w:numFmt w:val="lowerRoman"/>
-      <w:lvlText w:val="%3."/>
-      <w:lvlJc w:val="right"/>
-      <w:pPr>
-        <w:ind w:left="2869" w:hanging="180"/>
-      </w:pPr>
-    </w:lvl>
-    <w:lvl w:ilvl="3" w:tplc="240A000F" w:tentative="1">
-      <w:start w:val="1"/>
-      <w:numFmt w:val="decimal"/>
-      <w:lvlText w:val="%4."/>
-      <w:lvlJc w:val="left"/>
-      <w:pPr>
-        <w:ind w:left="3589" w:hanging="360"/>
-      </w:pPr>
-    </w:lvl>
-    <w:lvl w:ilvl="4" w:tplc="240A0019" w:tentative="1">
-      <w:start w:val="1"/>
-      <w:numFmt w:val="lowerLetter"/>
-      <w:lvlText w:val="%5."/>
-      <w:lvlJc w:val="left"/>
-      <w:pPr>
-        <w:ind w:left="4309" w:hanging="360"/>
-      </w:pPr>
-    </w:lvl>
-    <w:lvl w:ilvl="5" w:tplc="240A001B" w:tentative="1">
-      <w:start w:val="1"/>
-      <w:numFmt w:val="lowerRoman"/>
-      <w:lvlText w:val="%6."/>
-      <w:lvlJc w:val="right"/>
-      <w:pPr>
-        <w:ind w:left="5029" w:hanging="180"/>
-      </w:pPr>
-    </w:lvl>
-    <w:lvl w:ilvl="6" w:tplc="240A000F" w:tentative="1">
-      <w:start w:val="1"/>
-      <w:numFmt w:val="decimal"/>
-      <w:lvlText w:val="%7."/>
-      <w:lvlJc w:val="left"/>
-      <w:pPr>
-        <w:ind w:left="5749" w:hanging="360"/>
-      </w:pPr>
-    </w:lvl>
-    <w:lvl w:ilvl="7" w:tplc="240A0019" w:tentative="1">
-      <w:start w:val="1"/>
-      <w:numFmt w:val="lowerLetter"/>
-      <w:lvlText w:val="%8."/>
-      <w:lvlJc w:val="left"/>
-      <w:pPr>
-        <w:ind w:left="6469" w:hanging="360"/>
-      </w:pPr>
-    </w:lvl>
-    <w:lvl w:ilvl="8" w:tplc="240A001B" w:tentative="1">
-      <w:start w:val="1"/>
-      <w:numFmt w:val="lowerRoman"/>
-      <w:lvlText w:val="%9."/>
-      <w:lvlJc w:val="right"/>
-      <w:pPr>
-        <w:ind w:left="7189" w:hanging="180"/>
-      </w:pPr>
-    </w:lvl>
-  </w:abstractNum>
-  <w:abstractNum w:abstractNumId="21" w15:restartNumberingAfterBreak="0">
+  <w:abstractNum w:abstractNumId="18" w15:restartNumberingAfterBreak="0">
     <w:nsid w:val="2EAD6873"/>
     <w:multiLevelType w:val="hybridMultilevel"/>
     <w:tmpl w:val="B70A6BD4"/>
@@ -18294,7 +17823,7 @@
       </w:rPr>
     </w:lvl>
   </w:abstractNum>
-  <w:abstractNum w:abstractNumId="22" w15:restartNumberingAfterBreak="0">
+  <w:abstractNum w:abstractNumId="19" w15:restartNumberingAfterBreak="0">
     <w:nsid w:val="311935F3"/>
     <w:multiLevelType w:val="hybridMultilevel"/>
     <w:tmpl w:val="B2DC28D2"/>
@@ -18380,7 +17909,7 @@
       </w:pPr>
     </w:lvl>
   </w:abstractNum>
-  <w:abstractNum w:abstractNumId="23" w15:restartNumberingAfterBreak="0">
+  <w:abstractNum w:abstractNumId="20" w15:restartNumberingAfterBreak="0">
     <w:nsid w:val="368E176E"/>
     <w:multiLevelType w:val="hybridMultilevel"/>
     <w:tmpl w:val="BDF054FE"/>
@@ -18474,346 +18003,7 @@
       </w:pPr>
     </w:lvl>
   </w:abstractNum>
-  <w:abstractNum w:abstractNumId="24" w15:restartNumberingAfterBreak="0">
-    <w:nsid w:val="3C4863A6"/>
-    <w:multiLevelType w:val="hybridMultilevel"/>
-    <w:tmpl w:val="512ECC7C"/>
-    <w:lvl w:ilvl="0" w:tplc="240A0001">
-      <w:start w:val="1"/>
-      <w:numFmt w:val="bullet"/>
-      <w:lvlText w:val=""/>
-      <w:lvlJc w:val="left"/>
-      <w:pPr>
-        <w:ind w:left="1429" w:hanging="360"/>
-      </w:pPr>
-      <w:rPr>
-        <w:rFonts w:ascii="Symbol" w:hAnsi="Symbol" w:hint="default"/>
-      </w:rPr>
-    </w:lvl>
-    <w:lvl w:ilvl="1" w:tplc="240A0003" w:tentative="1">
-      <w:start w:val="1"/>
-      <w:numFmt w:val="bullet"/>
-      <w:lvlText w:val="o"/>
-      <w:lvlJc w:val="left"/>
-      <w:pPr>
-        <w:ind w:left="2149" w:hanging="360"/>
-      </w:pPr>
-      <w:rPr>
-        <w:rFonts w:ascii="Courier New" w:hAnsi="Courier New" w:cs="Courier New" w:hint="default"/>
-      </w:rPr>
-    </w:lvl>
-    <w:lvl w:ilvl="2" w:tplc="240A0005" w:tentative="1">
-      <w:start w:val="1"/>
-      <w:numFmt w:val="bullet"/>
-      <w:lvlText w:val=""/>
-      <w:lvlJc w:val="left"/>
-      <w:pPr>
-        <w:ind w:left="2869" w:hanging="360"/>
-      </w:pPr>
-      <w:rPr>
-        <w:rFonts w:ascii="Wingdings" w:hAnsi="Wingdings" w:hint="default"/>
-      </w:rPr>
-    </w:lvl>
-    <w:lvl w:ilvl="3" w:tplc="240A0001" w:tentative="1">
-      <w:start w:val="1"/>
-      <w:numFmt w:val="bullet"/>
-      <w:lvlText w:val=""/>
-      <w:lvlJc w:val="left"/>
-      <w:pPr>
-        <w:ind w:left="3589" w:hanging="360"/>
-      </w:pPr>
-      <w:rPr>
-        <w:rFonts w:ascii="Symbol" w:hAnsi="Symbol" w:hint="default"/>
-      </w:rPr>
-    </w:lvl>
-    <w:lvl w:ilvl="4" w:tplc="240A0003" w:tentative="1">
-      <w:start w:val="1"/>
-      <w:numFmt w:val="bullet"/>
-      <w:lvlText w:val="o"/>
-      <w:lvlJc w:val="left"/>
-      <w:pPr>
-        <w:ind w:left="4309" w:hanging="360"/>
-      </w:pPr>
-      <w:rPr>
-        <w:rFonts w:ascii="Courier New" w:hAnsi="Courier New" w:cs="Courier New" w:hint="default"/>
-      </w:rPr>
-    </w:lvl>
-    <w:lvl w:ilvl="5" w:tplc="240A0005" w:tentative="1">
-      <w:start w:val="1"/>
-      <w:numFmt w:val="bullet"/>
-      <w:lvlText w:val=""/>
-      <w:lvlJc w:val="left"/>
-      <w:pPr>
-        <w:ind w:left="5029" w:hanging="360"/>
-      </w:pPr>
-      <w:rPr>
-        <w:rFonts w:ascii="Wingdings" w:hAnsi="Wingdings" w:hint="default"/>
-      </w:rPr>
-    </w:lvl>
-    <w:lvl w:ilvl="6" w:tplc="240A0001" w:tentative="1">
-      <w:start w:val="1"/>
-      <w:numFmt w:val="bullet"/>
-      <w:lvlText w:val=""/>
-      <w:lvlJc w:val="left"/>
-      <w:pPr>
-        <w:ind w:left="5749" w:hanging="360"/>
-      </w:pPr>
-      <w:rPr>
-        <w:rFonts w:ascii="Symbol" w:hAnsi="Symbol" w:hint="default"/>
-      </w:rPr>
-    </w:lvl>
-    <w:lvl w:ilvl="7" w:tplc="240A0003" w:tentative="1">
-      <w:start w:val="1"/>
-      <w:numFmt w:val="bullet"/>
-      <w:lvlText w:val="o"/>
-      <w:lvlJc w:val="left"/>
-      <w:pPr>
-        <w:ind w:left="6469" w:hanging="360"/>
-      </w:pPr>
-      <w:rPr>
-        <w:rFonts w:ascii="Courier New" w:hAnsi="Courier New" w:cs="Courier New" w:hint="default"/>
-      </w:rPr>
-    </w:lvl>
-    <w:lvl w:ilvl="8" w:tplc="240A0005" w:tentative="1">
-      <w:start w:val="1"/>
-      <w:numFmt w:val="bullet"/>
-      <w:lvlText w:val=""/>
-      <w:lvlJc w:val="left"/>
-      <w:pPr>
-        <w:ind w:left="7189" w:hanging="360"/>
-      </w:pPr>
-      <w:rPr>
-        <w:rFonts w:ascii="Wingdings" w:hAnsi="Wingdings" w:hint="default"/>
-      </w:rPr>
-    </w:lvl>
-  </w:abstractNum>
-  <w:abstractNum w:abstractNumId="25" w15:restartNumberingAfterBreak="0">
-    <w:nsid w:val="3C9C78AC"/>
-    <w:multiLevelType w:val="hybridMultilevel"/>
-    <w:tmpl w:val="7B1A0C2C"/>
-    <w:lvl w:ilvl="0" w:tplc="240A0001">
-      <w:start w:val="1"/>
-      <w:numFmt w:val="bullet"/>
-      <w:lvlText w:val=""/>
-      <w:lvlJc w:val="left"/>
-      <w:pPr>
-        <w:ind w:left="1429" w:hanging="360"/>
-      </w:pPr>
-      <w:rPr>
-        <w:rFonts w:ascii="Symbol" w:hAnsi="Symbol" w:hint="default"/>
-      </w:rPr>
-    </w:lvl>
-    <w:lvl w:ilvl="1" w:tplc="240A0003" w:tentative="1">
-      <w:start w:val="1"/>
-      <w:numFmt w:val="bullet"/>
-      <w:lvlText w:val="o"/>
-      <w:lvlJc w:val="left"/>
-      <w:pPr>
-        <w:ind w:left="2149" w:hanging="360"/>
-      </w:pPr>
-      <w:rPr>
-        <w:rFonts w:ascii="Courier New" w:hAnsi="Courier New" w:cs="Courier New" w:hint="default"/>
-      </w:rPr>
-    </w:lvl>
-    <w:lvl w:ilvl="2" w:tplc="240A0005" w:tentative="1">
-      <w:start w:val="1"/>
-      <w:numFmt w:val="bullet"/>
-      <w:lvlText w:val=""/>
-      <w:lvlJc w:val="left"/>
-      <w:pPr>
-        <w:ind w:left="2869" w:hanging="360"/>
-      </w:pPr>
-      <w:rPr>
-        <w:rFonts w:ascii="Wingdings" w:hAnsi="Wingdings" w:hint="default"/>
-      </w:rPr>
-    </w:lvl>
-    <w:lvl w:ilvl="3" w:tplc="240A0001" w:tentative="1">
-      <w:start w:val="1"/>
-      <w:numFmt w:val="bullet"/>
-      <w:lvlText w:val=""/>
-      <w:lvlJc w:val="left"/>
-      <w:pPr>
-        <w:ind w:left="3589" w:hanging="360"/>
-      </w:pPr>
-      <w:rPr>
-        <w:rFonts w:ascii="Symbol" w:hAnsi="Symbol" w:hint="default"/>
-      </w:rPr>
-    </w:lvl>
-    <w:lvl w:ilvl="4" w:tplc="240A0003" w:tentative="1">
-      <w:start w:val="1"/>
-      <w:numFmt w:val="bullet"/>
-      <w:lvlText w:val="o"/>
-      <w:lvlJc w:val="left"/>
-      <w:pPr>
-        <w:ind w:left="4309" w:hanging="360"/>
-      </w:pPr>
-      <w:rPr>
-        <w:rFonts w:ascii="Courier New" w:hAnsi="Courier New" w:cs="Courier New" w:hint="default"/>
-      </w:rPr>
-    </w:lvl>
-    <w:lvl w:ilvl="5" w:tplc="240A0005" w:tentative="1">
-      <w:start w:val="1"/>
-      <w:numFmt w:val="bullet"/>
-      <w:lvlText w:val=""/>
-      <w:lvlJc w:val="left"/>
-      <w:pPr>
-        <w:ind w:left="5029" w:hanging="360"/>
-      </w:pPr>
-      <w:rPr>
-        <w:rFonts w:ascii="Wingdings" w:hAnsi="Wingdings" w:hint="default"/>
-      </w:rPr>
-    </w:lvl>
-    <w:lvl w:ilvl="6" w:tplc="240A0001" w:tentative="1">
-      <w:start w:val="1"/>
-      <w:numFmt w:val="bullet"/>
-      <w:lvlText w:val=""/>
-      <w:lvlJc w:val="left"/>
-      <w:pPr>
-        <w:ind w:left="5749" w:hanging="360"/>
-      </w:pPr>
-      <w:rPr>
-        <w:rFonts w:ascii="Symbol" w:hAnsi="Symbol" w:hint="default"/>
-      </w:rPr>
-    </w:lvl>
-    <w:lvl w:ilvl="7" w:tplc="240A0003" w:tentative="1">
-      <w:start w:val="1"/>
-      <w:numFmt w:val="bullet"/>
-      <w:lvlText w:val="o"/>
-      <w:lvlJc w:val="left"/>
-      <w:pPr>
-        <w:ind w:left="6469" w:hanging="360"/>
-      </w:pPr>
-      <w:rPr>
-        <w:rFonts w:ascii="Courier New" w:hAnsi="Courier New" w:cs="Courier New" w:hint="default"/>
-      </w:rPr>
-    </w:lvl>
-    <w:lvl w:ilvl="8" w:tplc="240A0005" w:tentative="1">
-      <w:start w:val="1"/>
-      <w:numFmt w:val="bullet"/>
-      <w:lvlText w:val=""/>
-      <w:lvlJc w:val="left"/>
-      <w:pPr>
-        <w:ind w:left="7189" w:hanging="360"/>
-      </w:pPr>
-      <w:rPr>
-        <w:rFonts w:ascii="Wingdings" w:hAnsi="Wingdings" w:hint="default"/>
-      </w:rPr>
-    </w:lvl>
-  </w:abstractNum>
-  <w:abstractNum w:abstractNumId="26" w15:restartNumberingAfterBreak="0">
-    <w:nsid w:val="3DD95BD1"/>
-    <w:multiLevelType w:val="hybridMultilevel"/>
-    <w:tmpl w:val="71869946"/>
-    <w:lvl w:ilvl="0" w:tplc="240A0001">
-      <w:start w:val="1"/>
-      <w:numFmt w:val="bullet"/>
-      <w:lvlText w:val=""/>
-      <w:lvlJc w:val="left"/>
-      <w:pPr>
-        <w:ind w:left="1429" w:hanging="360"/>
-      </w:pPr>
-      <w:rPr>
-        <w:rFonts w:ascii="Symbol" w:hAnsi="Symbol" w:hint="default"/>
-      </w:rPr>
-    </w:lvl>
-    <w:lvl w:ilvl="1" w:tplc="240A0003" w:tentative="1">
-      <w:start w:val="1"/>
-      <w:numFmt w:val="bullet"/>
-      <w:lvlText w:val="o"/>
-      <w:lvlJc w:val="left"/>
-      <w:pPr>
-        <w:ind w:left="2149" w:hanging="360"/>
-      </w:pPr>
-      <w:rPr>
-        <w:rFonts w:ascii="Courier New" w:hAnsi="Courier New" w:cs="Courier New" w:hint="default"/>
-      </w:rPr>
-    </w:lvl>
-    <w:lvl w:ilvl="2" w:tplc="240A0005" w:tentative="1">
-      <w:start w:val="1"/>
-      <w:numFmt w:val="bullet"/>
-      <w:lvlText w:val=""/>
-      <w:lvlJc w:val="left"/>
-      <w:pPr>
-        <w:ind w:left="2869" w:hanging="360"/>
-      </w:pPr>
-      <w:rPr>
-        <w:rFonts w:ascii="Wingdings" w:hAnsi="Wingdings" w:hint="default"/>
-      </w:rPr>
-    </w:lvl>
-    <w:lvl w:ilvl="3" w:tplc="240A0001" w:tentative="1">
-      <w:start w:val="1"/>
-      <w:numFmt w:val="bullet"/>
-      <w:lvlText w:val=""/>
-      <w:lvlJc w:val="left"/>
-      <w:pPr>
-        <w:ind w:left="3589" w:hanging="360"/>
-      </w:pPr>
-      <w:rPr>
-        <w:rFonts w:ascii="Symbol" w:hAnsi="Symbol" w:hint="default"/>
-      </w:rPr>
-    </w:lvl>
-    <w:lvl w:ilvl="4" w:tplc="240A0003" w:tentative="1">
-      <w:start w:val="1"/>
-      <w:numFmt w:val="bullet"/>
-      <w:lvlText w:val="o"/>
-      <w:lvlJc w:val="left"/>
-      <w:pPr>
-        <w:ind w:left="4309" w:hanging="360"/>
-      </w:pPr>
-      <w:rPr>
-        <w:rFonts w:ascii="Courier New" w:hAnsi="Courier New" w:cs="Courier New" w:hint="default"/>
-      </w:rPr>
-    </w:lvl>
-    <w:lvl w:ilvl="5" w:tplc="240A0005" w:tentative="1">
-      <w:start w:val="1"/>
-      <w:numFmt w:val="bullet"/>
-      <w:lvlText w:val=""/>
-      <w:lvlJc w:val="left"/>
-      <w:pPr>
-        <w:ind w:left="5029" w:hanging="360"/>
-      </w:pPr>
-      <w:rPr>
-        <w:rFonts w:ascii="Wingdings" w:hAnsi="Wingdings" w:hint="default"/>
-      </w:rPr>
-    </w:lvl>
-    <w:lvl w:ilvl="6" w:tplc="240A0001" w:tentative="1">
-      <w:start w:val="1"/>
-      <w:numFmt w:val="bullet"/>
-      <w:lvlText w:val=""/>
-      <w:lvlJc w:val="left"/>
-      <w:pPr>
-        <w:ind w:left="5749" w:hanging="360"/>
-      </w:pPr>
-      <w:rPr>
-        <w:rFonts w:ascii="Symbol" w:hAnsi="Symbol" w:hint="default"/>
-      </w:rPr>
-    </w:lvl>
-    <w:lvl w:ilvl="7" w:tplc="240A0003" w:tentative="1">
-      <w:start w:val="1"/>
-      <w:numFmt w:val="bullet"/>
-      <w:lvlText w:val="o"/>
-      <w:lvlJc w:val="left"/>
-      <w:pPr>
-        <w:ind w:left="6469" w:hanging="360"/>
-      </w:pPr>
-      <w:rPr>
-        <w:rFonts w:ascii="Courier New" w:hAnsi="Courier New" w:cs="Courier New" w:hint="default"/>
-      </w:rPr>
-    </w:lvl>
-    <w:lvl w:ilvl="8" w:tplc="240A0005" w:tentative="1">
-      <w:start w:val="1"/>
-      <w:numFmt w:val="bullet"/>
-      <w:lvlText w:val=""/>
-      <w:lvlJc w:val="left"/>
-      <w:pPr>
-        <w:ind w:left="7189" w:hanging="360"/>
-      </w:pPr>
-      <w:rPr>
-        <w:rFonts w:ascii="Wingdings" w:hAnsi="Wingdings" w:hint="default"/>
-      </w:rPr>
-    </w:lvl>
-  </w:abstractNum>
-  <w:abstractNum w:abstractNumId="27" w15:restartNumberingAfterBreak="0">
+  <w:abstractNum w:abstractNumId="21" w15:restartNumberingAfterBreak="0">
     <w:nsid w:val="3DDF6562"/>
     <w:multiLevelType w:val="multilevel"/>
     <w:tmpl w:val="6C7AF928"/>
@@ -18934,7 +18124,7 @@
       </w:rPr>
     </w:lvl>
   </w:abstractNum>
-  <w:abstractNum w:abstractNumId="28" w15:restartNumberingAfterBreak="0">
+  <w:abstractNum w:abstractNumId="22" w15:restartNumberingAfterBreak="0">
     <w:nsid w:val="3E0A49AB"/>
     <w:multiLevelType w:val="hybridMultilevel"/>
     <w:tmpl w:val="BD1EE28A"/>
@@ -19047,7 +18237,7 @@
       </w:rPr>
     </w:lvl>
   </w:abstractNum>
-  <w:abstractNum w:abstractNumId="29" w15:restartNumberingAfterBreak="0">
+  <w:abstractNum w:abstractNumId="23" w15:restartNumberingAfterBreak="0">
     <w:nsid w:val="43FB3B0D"/>
     <w:multiLevelType w:val="hybridMultilevel"/>
     <w:tmpl w:val="8AE60AEC"/>
@@ -19160,7 +18350,7 @@
       </w:rPr>
     </w:lvl>
   </w:abstractNum>
-  <w:abstractNum w:abstractNumId="30" w15:restartNumberingAfterBreak="0">
+  <w:abstractNum w:abstractNumId="24" w15:restartNumberingAfterBreak="0">
     <w:nsid w:val="4C1E5E95"/>
     <w:multiLevelType w:val="hybridMultilevel"/>
     <w:tmpl w:val="ADB0B02A"/>
@@ -19273,7 +18463,7 @@
       </w:rPr>
     </w:lvl>
   </w:abstractNum>
-  <w:abstractNum w:abstractNumId="31" w15:restartNumberingAfterBreak="0">
+  <w:abstractNum w:abstractNumId="25" w15:restartNumberingAfterBreak="0">
     <w:nsid w:val="4EBE1EF6"/>
     <w:multiLevelType w:val="hybridMultilevel"/>
     <w:tmpl w:val="AF3C2E24"/>
@@ -19364,120 +18554,7 @@
       </w:pPr>
     </w:lvl>
   </w:abstractNum>
-  <w:abstractNum w:abstractNumId="32" w15:restartNumberingAfterBreak="0">
-    <w:nsid w:val="4EC47B56"/>
-    <w:multiLevelType w:val="hybridMultilevel"/>
-    <w:tmpl w:val="CF24106C"/>
-    <w:lvl w:ilvl="0" w:tplc="240A000F">
-      <w:start w:val="1"/>
-      <w:numFmt w:val="decimal"/>
-      <w:lvlText w:val="%1."/>
-      <w:lvlJc w:val="left"/>
-      <w:pPr>
-        <w:ind w:left="1429" w:hanging="360"/>
-      </w:pPr>
-      <w:rPr>
-        <w:rFonts w:hint="default"/>
-      </w:rPr>
-    </w:lvl>
-    <w:lvl w:ilvl="1" w:tplc="FFFFFFFF" w:tentative="1">
-      <w:start w:val="1"/>
-      <w:numFmt w:val="bullet"/>
-      <w:lvlText w:val="o"/>
-      <w:lvlJc w:val="left"/>
-      <w:pPr>
-        <w:ind w:left="2149" w:hanging="360"/>
-      </w:pPr>
-      <w:rPr>
-        <w:rFonts w:ascii="Courier New" w:hAnsi="Courier New" w:cs="Courier New" w:hint="default"/>
-      </w:rPr>
-    </w:lvl>
-    <w:lvl w:ilvl="2" w:tplc="FFFFFFFF" w:tentative="1">
-      <w:start w:val="1"/>
-      <w:numFmt w:val="bullet"/>
-      <w:lvlText w:val=""/>
-      <w:lvlJc w:val="left"/>
-      <w:pPr>
-        <w:ind w:left="2869" w:hanging="360"/>
-      </w:pPr>
-      <w:rPr>
-        <w:rFonts w:ascii="Wingdings" w:hAnsi="Wingdings" w:hint="default"/>
-      </w:rPr>
-    </w:lvl>
-    <w:lvl w:ilvl="3" w:tplc="FFFFFFFF" w:tentative="1">
-      <w:start w:val="1"/>
-      <w:numFmt w:val="bullet"/>
-      <w:lvlText w:val=""/>
-      <w:lvlJc w:val="left"/>
-      <w:pPr>
-        <w:ind w:left="3589" w:hanging="360"/>
-      </w:pPr>
-      <w:rPr>
-        <w:rFonts w:ascii="Symbol" w:hAnsi="Symbol" w:hint="default"/>
-      </w:rPr>
-    </w:lvl>
-    <w:lvl w:ilvl="4" w:tplc="FFFFFFFF" w:tentative="1">
-      <w:start w:val="1"/>
-      <w:numFmt w:val="bullet"/>
-      <w:lvlText w:val="o"/>
-      <w:lvlJc w:val="left"/>
-      <w:pPr>
-        <w:ind w:left="4309" w:hanging="360"/>
-      </w:pPr>
-      <w:rPr>
-        <w:rFonts w:ascii="Courier New" w:hAnsi="Courier New" w:cs="Courier New" w:hint="default"/>
-      </w:rPr>
-    </w:lvl>
-    <w:lvl w:ilvl="5" w:tplc="FFFFFFFF" w:tentative="1">
-      <w:start w:val="1"/>
-      <w:numFmt w:val="bullet"/>
-      <w:lvlText w:val=""/>
-      <w:lvlJc w:val="left"/>
-      <w:pPr>
-        <w:ind w:left="5029" w:hanging="360"/>
-      </w:pPr>
-      <w:rPr>
-        <w:rFonts w:ascii="Wingdings" w:hAnsi="Wingdings" w:hint="default"/>
-      </w:rPr>
-    </w:lvl>
-    <w:lvl w:ilvl="6" w:tplc="FFFFFFFF" w:tentative="1">
-      <w:start w:val="1"/>
-      <w:numFmt w:val="bullet"/>
-      <w:lvlText w:val=""/>
-      <w:lvlJc w:val="left"/>
-      <w:pPr>
-        <w:ind w:left="5749" w:hanging="360"/>
-      </w:pPr>
-      <w:rPr>
-        <w:rFonts w:ascii="Symbol" w:hAnsi="Symbol" w:hint="default"/>
-      </w:rPr>
-    </w:lvl>
-    <w:lvl w:ilvl="7" w:tplc="FFFFFFFF" w:tentative="1">
-      <w:start w:val="1"/>
-      <w:numFmt w:val="bullet"/>
-      <w:lvlText w:val="o"/>
-      <w:lvlJc w:val="left"/>
-      <w:pPr>
-        <w:ind w:left="6469" w:hanging="360"/>
-      </w:pPr>
-      <w:rPr>
-        <w:rFonts w:ascii="Courier New" w:hAnsi="Courier New" w:cs="Courier New" w:hint="default"/>
-      </w:rPr>
-    </w:lvl>
-    <w:lvl w:ilvl="8" w:tplc="FFFFFFFF" w:tentative="1">
-      <w:start w:val="1"/>
-      <w:numFmt w:val="bullet"/>
-      <w:lvlText w:val=""/>
-      <w:lvlJc w:val="left"/>
-      <w:pPr>
-        <w:ind w:left="7189" w:hanging="360"/>
-      </w:pPr>
-      <w:rPr>
-        <w:rFonts w:ascii="Wingdings" w:hAnsi="Wingdings" w:hint="default"/>
-      </w:rPr>
-    </w:lvl>
-  </w:abstractNum>
-  <w:abstractNum w:abstractNumId="33" w15:restartNumberingAfterBreak="0">
+  <w:abstractNum w:abstractNumId="26" w15:restartNumberingAfterBreak="0">
     <w:nsid w:val="55A276D0"/>
     <w:multiLevelType w:val="hybridMultilevel"/>
     <w:tmpl w:val="696E1AA6"/>
@@ -19590,346 +18667,7 @@
       </w:rPr>
     </w:lvl>
   </w:abstractNum>
-  <w:abstractNum w:abstractNumId="34" w15:restartNumberingAfterBreak="0">
-    <w:nsid w:val="5BAB6FE1"/>
-    <w:multiLevelType w:val="hybridMultilevel"/>
-    <w:tmpl w:val="A95CCBBA"/>
-    <w:lvl w:ilvl="0" w:tplc="240A0001">
-      <w:start w:val="1"/>
-      <w:numFmt w:val="bullet"/>
-      <w:lvlText w:val=""/>
-      <w:lvlJc w:val="left"/>
-      <w:pPr>
-        <w:ind w:left="1429" w:hanging="360"/>
-      </w:pPr>
-      <w:rPr>
-        <w:rFonts w:ascii="Symbol" w:hAnsi="Symbol" w:hint="default"/>
-      </w:rPr>
-    </w:lvl>
-    <w:lvl w:ilvl="1" w:tplc="240A0003" w:tentative="1">
-      <w:start w:val="1"/>
-      <w:numFmt w:val="bullet"/>
-      <w:lvlText w:val="o"/>
-      <w:lvlJc w:val="left"/>
-      <w:pPr>
-        <w:ind w:left="2149" w:hanging="360"/>
-      </w:pPr>
-      <w:rPr>
-        <w:rFonts w:ascii="Courier New" w:hAnsi="Courier New" w:cs="Courier New" w:hint="default"/>
-      </w:rPr>
-    </w:lvl>
-    <w:lvl w:ilvl="2" w:tplc="240A0005" w:tentative="1">
-      <w:start w:val="1"/>
-      <w:numFmt w:val="bullet"/>
-      <w:lvlText w:val=""/>
-      <w:lvlJc w:val="left"/>
-      <w:pPr>
-        <w:ind w:left="2869" w:hanging="360"/>
-      </w:pPr>
-      <w:rPr>
-        <w:rFonts w:ascii="Wingdings" w:hAnsi="Wingdings" w:hint="default"/>
-      </w:rPr>
-    </w:lvl>
-    <w:lvl w:ilvl="3" w:tplc="240A0001" w:tentative="1">
-      <w:start w:val="1"/>
-      <w:numFmt w:val="bullet"/>
-      <w:lvlText w:val=""/>
-      <w:lvlJc w:val="left"/>
-      <w:pPr>
-        <w:ind w:left="3589" w:hanging="360"/>
-      </w:pPr>
-      <w:rPr>
-        <w:rFonts w:ascii="Symbol" w:hAnsi="Symbol" w:hint="default"/>
-      </w:rPr>
-    </w:lvl>
-    <w:lvl w:ilvl="4" w:tplc="240A0003" w:tentative="1">
-      <w:start w:val="1"/>
-      <w:numFmt w:val="bullet"/>
-      <w:lvlText w:val="o"/>
-      <w:lvlJc w:val="left"/>
-      <w:pPr>
-        <w:ind w:left="4309" w:hanging="360"/>
-      </w:pPr>
-      <w:rPr>
-        <w:rFonts w:ascii="Courier New" w:hAnsi="Courier New" w:cs="Courier New" w:hint="default"/>
-      </w:rPr>
-    </w:lvl>
-    <w:lvl w:ilvl="5" w:tplc="240A0005" w:tentative="1">
-      <w:start w:val="1"/>
-      <w:numFmt w:val="bullet"/>
-      <w:lvlText w:val=""/>
-      <w:lvlJc w:val="left"/>
-      <w:pPr>
-        <w:ind w:left="5029" w:hanging="360"/>
-      </w:pPr>
-      <w:rPr>
-        <w:rFonts w:ascii="Wingdings" w:hAnsi="Wingdings" w:hint="default"/>
-      </w:rPr>
-    </w:lvl>
-    <w:lvl w:ilvl="6" w:tplc="240A0001" w:tentative="1">
-      <w:start w:val="1"/>
-      <w:numFmt w:val="bullet"/>
-      <w:lvlText w:val=""/>
-      <w:lvlJc w:val="left"/>
-      <w:pPr>
-        <w:ind w:left="5749" w:hanging="360"/>
-      </w:pPr>
-      <w:rPr>
-        <w:rFonts w:ascii="Symbol" w:hAnsi="Symbol" w:hint="default"/>
-      </w:rPr>
-    </w:lvl>
-    <w:lvl w:ilvl="7" w:tplc="240A0003" w:tentative="1">
-      <w:start w:val="1"/>
-      <w:numFmt w:val="bullet"/>
-      <w:lvlText w:val="o"/>
-      <w:lvlJc w:val="left"/>
-      <w:pPr>
-        <w:ind w:left="6469" w:hanging="360"/>
-      </w:pPr>
-      <w:rPr>
-        <w:rFonts w:ascii="Courier New" w:hAnsi="Courier New" w:cs="Courier New" w:hint="default"/>
-      </w:rPr>
-    </w:lvl>
-    <w:lvl w:ilvl="8" w:tplc="240A0005" w:tentative="1">
-      <w:start w:val="1"/>
-      <w:numFmt w:val="bullet"/>
-      <w:lvlText w:val=""/>
-      <w:lvlJc w:val="left"/>
-      <w:pPr>
-        <w:ind w:left="7189" w:hanging="360"/>
-      </w:pPr>
-      <w:rPr>
-        <w:rFonts w:ascii="Wingdings" w:hAnsi="Wingdings" w:hint="default"/>
-      </w:rPr>
-    </w:lvl>
-  </w:abstractNum>
-  <w:abstractNum w:abstractNumId="35" w15:restartNumberingAfterBreak="0">
-    <w:nsid w:val="5D5B2906"/>
-    <w:multiLevelType w:val="hybridMultilevel"/>
-    <w:tmpl w:val="23BC4438"/>
-    <w:lvl w:ilvl="0" w:tplc="240A0001">
-      <w:start w:val="1"/>
-      <w:numFmt w:val="bullet"/>
-      <w:lvlText w:val=""/>
-      <w:lvlJc w:val="left"/>
-      <w:pPr>
-        <w:ind w:left="1429" w:hanging="360"/>
-      </w:pPr>
-      <w:rPr>
-        <w:rFonts w:ascii="Symbol" w:hAnsi="Symbol" w:hint="default"/>
-      </w:rPr>
-    </w:lvl>
-    <w:lvl w:ilvl="1" w:tplc="240A0003" w:tentative="1">
-      <w:start w:val="1"/>
-      <w:numFmt w:val="bullet"/>
-      <w:lvlText w:val="o"/>
-      <w:lvlJc w:val="left"/>
-      <w:pPr>
-        <w:ind w:left="2149" w:hanging="360"/>
-      </w:pPr>
-      <w:rPr>
-        <w:rFonts w:ascii="Courier New" w:hAnsi="Courier New" w:cs="Courier New" w:hint="default"/>
-      </w:rPr>
-    </w:lvl>
-    <w:lvl w:ilvl="2" w:tplc="240A0005" w:tentative="1">
-      <w:start w:val="1"/>
-      <w:numFmt w:val="bullet"/>
-      <w:lvlText w:val=""/>
-      <w:lvlJc w:val="left"/>
-      <w:pPr>
-        <w:ind w:left="2869" w:hanging="360"/>
-      </w:pPr>
-      <w:rPr>
-        <w:rFonts w:ascii="Wingdings" w:hAnsi="Wingdings" w:hint="default"/>
-      </w:rPr>
-    </w:lvl>
-    <w:lvl w:ilvl="3" w:tplc="240A0001" w:tentative="1">
-      <w:start w:val="1"/>
-      <w:numFmt w:val="bullet"/>
-      <w:lvlText w:val=""/>
-      <w:lvlJc w:val="left"/>
-      <w:pPr>
-        <w:ind w:left="3589" w:hanging="360"/>
-      </w:pPr>
-      <w:rPr>
-        <w:rFonts w:ascii="Symbol" w:hAnsi="Symbol" w:hint="default"/>
-      </w:rPr>
-    </w:lvl>
-    <w:lvl w:ilvl="4" w:tplc="240A0003" w:tentative="1">
-      <w:start w:val="1"/>
-      <w:numFmt w:val="bullet"/>
-      <w:lvlText w:val="o"/>
-      <w:lvlJc w:val="left"/>
-      <w:pPr>
-        <w:ind w:left="4309" w:hanging="360"/>
-      </w:pPr>
-      <w:rPr>
-        <w:rFonts w:ascii="Courier New" w:hAnsi="Courier New" w:cs="Courier New" w:hint="default"/>
-      </w:rPr>
-    </w:lvl>
-    <w:lvl w:ilvl="5" w:tplc="240A0005" w:tentative="1">
-      <w:start w:val="1"/>
-      <w:numFmt w:val="bullet"/>
-      <w:lvlText w:val=""/>
-      <w:lvlJc w:val="left"/>
-      <w:pPr>
-        <w:ind w:left="5029" w:hanging="360"/>
-      </w:pPr>
-      <w:rPr>
-        <w:rFonts w:ascii="Wingdings" w:hAnsi="Wingdings" w:hint="default"/>
-      </w:rPr>
-    </w:lvl>
-    <w:lvl w:ilvl="6" w:tplc="240A0001" w:tentative="1">
-      <w:start w:val="1"/>
-      <w:numFmt w:val="bullet"/>
-      <w:lvlText w:val=""/>
-      <w:lvlJc w:val="left"/>
-      <w:pPr>
-        <w:ind w:left="5749" w:hanging="360"/>
-      </w:pPr>
-      <w:rPr>
-        <w:rFonts w:ascii="Symbol" w:hAnsi="Symbol" w:hint="default"/>
-      </w:rPr>
-    </w:lvl>
-    <w:lvl w:ilvl="7" w:tplc="240A0003" w:tentative="1">
-      <w:start w:val="1"/>
-      <w:numFmt w:val="bullet"/>
-      <w:lvlText w:val="o"/>
-      <w:lvlJc w:val="left"/>
-      <w:pPr>
-        <w:ind w:left="6469" w:hanging="360"/>
-      </w:pPr>
-      <w:rPr>
-        <w:rFonts w:ascii="Courier New" w:hAnsi="Courier New" w:cs="Courier New" w:hint="default"/>
-      </w:rPr>
-    </w:lvl>
-    <w:lvl w:ilvl="8" w:tplc="240A0005" w:tentative="1">
-      <w:start w:val="1"/>
-      <w:numFmt w:val="bullet"/>
-      <w:lvlText w:val=""/>
-      <w:lvlJc w:val="left"/>
-      <w:pPr>
-        <w:ind w:left="7189" w:hanging="360"/>
-      </w:pPr>
-      <w:rPr>
-        <w:rFonts w:ascii="Wingdings" w:hAnsi="Wingdings" w:hint="default"/>
-      </w:rPr>
-    </w:lvl>
-  </w:abstractNum>
-  <w:abstractNum w:abstractNumId="36" w15:restartNumberingAfterBreak="0">
-    <w:nsid w:val="5EC4517A"/>
-    <w:multiLevelType w:val="hybridMultilevel"/>
-    <w:tmpl w:val="11FC33F4"/>
-    <w:lvl w:ilvl="0" w:tplc="240A0001">
-      <w:start w:val="1"/>
-      <w:numFmt w:val="bullet"/>
-      <w:lvlText w:val=""/>
-      <w:lvlJc w:val="left"/>
-      <w:pPr>
-        <w:ind w:left="1429" w:hanging="360"/>
-      </w:pPr>
-      <w:rPr>
-        <w:rFonts w:ascii="Symbol" w:hAnsi="Symbol" w:hint="default"/>
-      </w:rPr>
-    </w:lvl>
-    <w:lvl w:ilvl="1" w:tplc="240A0003" w:tentative="1">
-      <w:start w:val="1"/>
-      <w:numFmt w:val="bullet"/>
-      <w:lvlText w:val="o"/>
-      <w:lvlJc w:val="left"/>
-      <w:pPr>
-        <w:ind w:left="2149" w:hanging="360"/>
-      </w:pPr>
-      <w:rPr>
-        <w:rFonts w:ascii="Courier New" w:hAnsi="Courier New" w:cs="Courier New" w:hint="default"/>
-      </w:rPr>
-    </w:lvl>
-    <w:lvl w:ilvl="2" w:tplc="240A0005" w:tentative="1">
-      <w:start w:val="1"/>
-      <w:numFmt w:val="bullet"/>
-      <w:lvlText w:val=""/>
-      <w:lvlJc w:val="left"/>
-      <w:pPr>
-        <w:ind w:left="2869" w:hanging="360"/>
-      </w:pPr>
-      <w:rPr>
-        <w:rFonts w:ascii="Wingdings" w:hAnsi="Wingdings" w:hint="default"/>
-      </w:rPr>
-    </w:lvl>
-    <w:lvl w:ilvl="3" w:tplc="240A0001" w:tentative="1">
-      <w:start w:val="1"/>
-      <w:numFmt w:val="bullet"/>
-      <w:lvlText w:val=""/>
-      <w:lvlJc w:val="left"/>
-      <w:pPr>
-        <w:ind w:left="3589" w:hanging="360"/>
-      </w:pPr>
-      <w:rPr>
-        <w:rFonts w:ascii="Symbol" w:hAnsi="Symbol" w:hint="default"/>
-      </w:rPr>
-    </w:lvl>
-    <w:lvl w:ilvl="4" w:tplc="240A0003" w:tentative="1">
-      <w:start w:val="1"/>
-      <w:numFmt w:val="bullet"/>
-      <w:lvlText w:val="o"/>
-      <w:lvlJc w:val="left"/>
-      <w:pPr>
-        <w:ind w:left="4309" w:hanging="360"/>
-      </w:pPr>
-      <w:rPr>
-        <w:rFonts w:ascii="Courier New" w:hAnsi="Courier New" w:cs="Courier New" w:hint="default"/>
-      </w:rPr>
-    </w:lvl>
-    <w:lvl w:ilvl="5" w:tplc="240A0005" w:tentative="1">
-      <w:start w:val="1"/>
-      <w:numFmt w:val="bullet"/>
-      <w:lvlText w:val=""/>
-      <w:lvlJc w:val="left"/>
-      <w:pPr>
-        <w:ind w:left="5029" w:hanging="360"/>
-      </w:pPr>
-      <w:rPr>
-        <w:rFonts w:ascii="Wingdings" w:hAnsi="Wingdings" w:hint="default"/>
-      </w:rPr>
-    </w:lvl>
-    <w:lvl w:ilvl="6" w:tplc="240A0001" w:tentative="1">
-      <w:start w:val="1"/>
-      <w:numFmt w:val="bullet"/>
-      <w:lvlText w:val=""/>
-      <w:lvlJc w:val="left"/>
-      <w:pPr>
-        <w:ind w:left="5749" w:hanging="360"/>
-      </w:pPr>
-      <w:rPr>
-        <w:rFonts w:ascii="Symbol" w:hAnsi="Symbol" w:hint="default"/>
-      </w:rPr>
-    </w:lvl>
-    <w:lvl w:ilvl="7" w:tplc="240A0003" w:tentative="1">
-      <w:start w:val="1"/>
-      <w:numFmt w:val="bullet"/>
-      <w:lvlText w:val="o"/>
-      <w:lvlJc w:val="left"/>
-      <w:pPr>
-        <w:ind w:left="6469" w:hanging="360"/>
-      </w:pPr>
-      <w:rPr>
-        <w:rFonts w:ascii="Courier New" w:hAnsi="Courier New" w:cs="Courier New" w:hint="default"/>
-      </w:rPr>
-    </w:lvl>
-    <w:lvl w:ilvl="8" w:tplc="240A0005" w:tentative="1">
-      <w:start w:val="1"/>
-      <w:numFmt w:val="bullet"/>
-      <w:lvlText w:val=""/>
-      <w:lvlJc w:val="left"/>
-      <w:pPr>
-        <w:ind w:left="7189" w:hanging="360"/>
-      </w:pPr>
-      <w:rPr>
-        <w:rFonts w:ascii="Wingdings" w:hAnsi="Wingdings" w:hint="default"/>
-      </w:rPr>
-    </w:lvl>
-  </w:abstractNum>
-  <w:abstractNum w:abstractNumId="37" w15:restartNumberingAfterBreak="0">
+  <w:abstractNum w:abstractNumId="27" w15:restartNumberingAfterBreak="0">
     <w:nsid w:val="60ED311E"/>
     <w:multiLevelType w:val="hybridMultilevel"/>
     <w:tmpl w:val="F2B23B74"/>
@@ -20042,7 +18780,7 @@
       </w:rPr>
     </w:lvl>
   </w:abstractNum>
-  <w:abstractNum w:abstractNumId="38" w15:restartNumberingAfterBreak="0">
+  <w:abstractNum w:abstractNumId="28" w15:restartNumberingAfterBreak="0">
     <w:nsid w:val="653570F5"/>
     <w:multiLevelType w:val="hybridMultilevel"/>
     <w:tmpl w:val="9214A5A2"/>
@@ -20155,120 +18893,7 @@
       </w:rPr>
     </w:lvl>
   </w:abstractNum>
-  <w:abstractNum w:abstractNumId="39" w15:restartNumberingAfterBreak="0">
-    <w:nsid w:val="6D5D652B"/>
-    <w:multiLevelType w:val="hybridMultilevel"/>
-    <w:tmpl w:val="E42E6A32"/>
-    <w:lvl w:ilvl="0" w:tplc="240A000B">
-      <w:start w:val="1"/>
-      <w:numFmt w:val="bullet"/>
-      <w:lvlText w:val=""/>
-      <w:lvlJc w:val="left"/>
-      <w:pPr>
-        <w:ind w:left="1429" w:hanging="360"/>
-      </w:pPr>
-      <w:rPr>
-        <w:rFonts w:ascii="Wingdings" w:hAnsi="Wingdings" w:hint="default"/>
-      </w:rPr>
-    </w:lvl>
-    <w:lvl w:ilvl="1" w:tplc="240A0003" w:tentative="1">
-      <w:start w:val="1"/>
-      <w:numFmt w:val="bullet"/>
-      <w:lvlText w:val="o"/>
-      <w:lvlJc w:val="left"/>
-      <w:pPr>
-        <w:ind w:left="2149" w:hanging="360"/>
-      </w:pPr>
-      <w:rPr>
-        <w:rFonts w:ascii="Courier New" w:hAnsi="Courier New" w:cs="Courier New" w:hint="default"/>
-      </w:rPr>
-    </w:lvl>
-    <w:lvl w:ilvl="2" w:tplc="240A0005" w:tentative="1">
-      <w:start w:val="1"/>
-      <w:numFmt w:val="bullet"/>
-      <w:lvlText w:val=""/>
-      <w:lvlJc w:val="left"/>
-      <w:pPr>
-        <w:ind w:left="2869" w:hanging="360"/>
-      </w:pPr>
-      <w:rPr>
-        <w:rFonts w:ascii="Wingdings" w:hAnsi="Wingdings" w:hint="default"/>
-      </w:rPr>
-    </w:lvl>
-    <w:lvl w:ilvl="3" w:tplc="240A0001" w:tentative="1">
-      <w:start w:val="1"/>
-      <w:numFmt w:val="bullet"/>
-      <w:lvlText w:val=""/>
-      <w:lvlJc w:val="left"/>
-      <w:pPr>
-        <w:ind w:left="3589" w:hanging="360"/>
-      </w:pPr>
-      <w:rPr>
-        <w:rFonts w:ascii="Symbol" w:hAnsi="Symbol" w:hint="default"/>
-      </w:rPr>
-    </w:lvl>
-    <w:lvl w:ilvl="4" w:tplc="240A0003" w:tentative="1">
-      <w:start w:val="1"/>
-      <w:numFmt w:val="bullet"/>
-      <w:lvlText w:val="o"/>
-      <w:lvlJc w:val="left"/>
-      <w:pPr>
-        <w:ind w:left="4309" w:hanging="360"/>
-      </w:pPr>
-      <w:rPr>
-        <w:rFonts w:ascii="Courier New" w:hAnsi="Courier New" w:cs="Courier New" w:hint="default"/>
-      </w:rPr>
-    </w:lvl>
-    <w:lvl w:ilvl="5" w:tplc="240A0005" w:tentative="1">
-      <w:start w:val="1"/>
-      <w:numFmt w:val="bullet"/>
-      <w:lvlText w:val=""/>
-      <w:lvlJc w:val="left"/>
-      <w:pPr>
-        <w:ind w:left="5029" w:hanging="360"/>
-      </w:pPr>
-      <w:rPr>
-        <w:rFonts w:ascii="Wingdings" w:hAnsi="Wingdings" w:hint="default"/>
-      </w:rPr>
-    </w:lvl>
-    <w:lvl w:ilvl="6" w:tplc="240A0001" w:tentative="1">
-      <w:start w:val="1"/>
-      <w:numFmt w:val="bullet"/>
-      <w:lvlText w:val=""/>
-      <w:lvlJc w:val="left"/>
-      <w:pPr>
-        <w:ind w:left="5749" w:hanging="360"/>
-      </w:pPr>
-      <w:rPr>
-        <w:rFonts w:ascii="Symbol" w:hAnsi="Symbol" w:hint="default"/>
-      </w:rPr>
-    </w:lvl>
-    <w:lvl w:ilvl="7" w:tplc="240A0003" w:tentative="1">
-      <w:start w:val="1"/>
-      <w:numFmt w:val="bullet"/>
-      <w:lvlText w:val="o"/>
-      <w:lvlJc w:val="left"/>
-      <w:pPr>
-        <w:ind w:left="6469" w:hanging="360"/>
-      </w:pPr>
-      <w:rPr>
-        <w:rFonts w:ascii="Courier New" w:hAnsi="Courier New" w:cs="Courier New" w:hint="default"/>
-      </w:rPr>
-    </w:lvl>
-    <w:lvl w:ilvl="8" w:tplc="240A0005" w:tentative="1">
-      <w:start w:val="1"/>
-      <w:numFmt w:val="bullet"/>
-      <w:lvlText w:val=""/>
-      <w:lvlJc w:val="left"/>
-      <w:pPr>
-        <w:ind w:left="7189" w:hanging="360"/>
-      </w:pPr>
-      <w:rPr>
-        <w:rFonts w:ascii="Wingdings" w:hAnsi="Wingdings" w:hint="default"/>
-      </w:rPr>
-    </w:lvl>
-  </w:abstractNum>
-  <w:abstractNum w:abstractNumId="40" w15:restartNumberingAfterBreak="0">
+  <w:abstractNum w:abstractNumId="29" w15:restartNumberingAfterBreak="0">
     <w:nsid w:val="70D57839"/>
     <w:multiLevelType w:val="hybridMultilevel"/>
     <w:tmpl w:val="D6D68218"/>
@@ -20381,7 +19006,7 @@
       </w:rPr>
     </w:lvl>
   </w:abstractNum>
-  <w:abstractNum w:abstractNumId="41" w15:restartNumberingAfterBreak="0">
+  <w:abstractNum w:abstractNumId="30" w15:restartNumberingAfterBreak="0">
     <w:nsid w:val="71867587"/>
     <w:multiLevelType w:val="hybridMultilevel"/>
     <w:tmpl w:val="FF8E7210"/>
@@ -20494,120 +19119,7 @@
       </w:rPr>
     </w:lvl>
   </w:abstractNum>
-  <w:abstractNum w:abstractNumId="42" w15:restartNumberingAfterBreak="0">
-    <w:nsid w:val="719F385A"/>
-    <w:multiLevelType w:val="hybridMultilevel"/>
-    <w:tmpl w:val="31B68F4A"/>
-    <w:lvl w:ilvl="0" w:tplc="240A0001">
-      <w:start w:val="1"/>
-      <w:numFmt w:val="bullet"/>
-      <w:lvlText w:val=""/>
-      <w:lvlJc w:val="left"/>
-      <w:pPr>
-        <w:ind w:left="1429" w:hanging="360"/>
-      </w:pPr>
-      <w:rPr>
-        <w:rFonts w:ascii="Symbol" w:hAnsi="Symbol" w:hint="default"/>
-      </w:rPr>
-    </w:lvl>
-    <w:lvl w:ilvl="1" w:tplc="240A0003" w:tentative="1">
-      <w:start w:val="1"/>
-      <w:numFmt w:val="bullet"/>
-      <w:lvlText w:val="o"/>
-      <w:lvlJc w:val="left"/>
-      <w:pPr>
-        <w:ind w:left="2149" w:hanging="360"/>
-      </w:pPr>
-      <w:rPr>
-        <w:rFonts w:ascii="Courier New" w:hAnsi="Courier New" w:cs="Courier New" w:hint="default"/>
-      </w:rPr>
-    </w:lvl>
-    <w:lvl w:ilvl="2" w:tplc="240A0005" w:tentative="1">
-      <w:start w:val="1"/>
-      <w:numFmt w:val="bullet"/>
-      <w:lvlText w:val=""/>
-      <w:lvlJc w:val="left"/>
-      <w:pPr>
-        <w:ind w:left="2869" w:hanging="360"/>
-      </w:pPr>
-      <w:rPr>
-        <w:rFonts w:ascii="Wingdings" w:hAnsi="Wingdings" w:hint="default"/>
-      </w:rPr>
-    </w:lvl>
-    <w:lvl w:ilvl="3" w:tplc="240A0001" w:tentative="1">
-      <w:start w:val="1"/>
-      <w:numFmt w:val="bullet"/>
-      <w:lvlText w:val=""/>
-      <w:lvlJc w:val="left"/>
-      <w:pPr>
-        <w:ind w:left="3589" w:hanging="360"/>
-      </w:pPr>
-      <w:rPr>
-        <w:rFonts w:ascii="Symbol" w:hAnsi="Symbol" w:hint="default"/>
-      </w:rPr>
-    </w:lvl>
-    <w:lvl w:ilvl="4" w:tplc="240A0003" w:tentative="1">
-      <w:start w:val="1"/>
-      <w:numFmt w:val="bullet"/>
-      <w:lvlText w:val="o"/>
-      <w:lvlJc w:val="left"/>
-      <w:pPr>
-        <w:ind w:left="4309" w:hanging="360"/>
-      </w:pPr>
-      <w:rPr>
-        <w:rFonts w:ascii="Courier New" w:hAnsi="Courier New" w:cs="Courier New" w:hint="default"/>
-      </w:rPr>
-    </w:lvl>
-    <w:lvl w:ilvl="5" w:tplc="240A0005" w:tentative="1">
-      <w:start w:val="1"/>
-      <w:numFmt w:val="bullet"/>
-      <w:lvlText w:val=""/>
-      <w:lvlJc w:val="left"/>
-      <w:pPr>
-        <w:ind w:left="5029" w:hanging="360"/>
-      </w:pPr>
-      <w:rPr>
-        <w:rFonts w:ascii="Wingdings" w:hAnsi="Wingdings" w:hint="default"/>
-      </w:rPr>
-    </w:lvl>
-    <w:lvl w:ilvl="6" w:tplc="240A0001" w:tentative="1">
-      <w:start w:val="1"/>
-      <w:numFmt w:val="bullet"/>
-      <w:lvlText w:val=""/>
-      <w:lvlJc w:val="left"/>
-      <w:pPr>
-        <w:ind w:left="5749" w:hanging="360"/>
-      </w:pPr>
-      <w:rPr>
-        <w:rFonts w:ascii="Symbol" w:hAnsi="Symbol" w:hint="default"/>
-      </w:rPr>
-    </w:lvl>
-    <w:lvl w:ilvl="7" w:tplc="240A0003" w:tentative="1">
-      <w:start w:val="1"/>
-      <w:numFmt w:val="bullet"/>
-      <w:lvlText w:val="o"/>
-      <w:lvlJc w:val="left"/>
-      <w:pPr>
-        <w:ind w:left="6469" w:hanging="360"/>
-      </w:pPr>
-      <w:rPr>
-        <w:rFonts w:ascii="Courier New" w:hAnsi="Courier New" w:cs="Courier New" w:hint="default"/>
-      </w:rPr>
-    </w:lvl>
-    <w:lvl w:ilvl="8" w:tplc="240A0005" w:tentative="1">
-      <w:start w:val="1"/>
-      <w:numFmt w:val="bullet"/>
-      <w:lvlText w:val=""/>
-      <w:lvlJc w:val="left"/>
-      <w:pPr>
-        <w:ind w:left="7189" w:hanging="360"/>
-      </w:pPr>
-      <w:rPr>
-        <w:rFonts w:ascii="Wingdings" w:hAnsi="Wingdings" w:hint="default"/>
-      </w:rPr>
-    </w:lvl>
-  </w:abstractNum>
-  <w:abstractNum w:abstractNumId="43" w15:restartNumberingAfterBreak="0">
+  <w:abstractNum w:abstractNumId="31" w15:restartNumberingAfterBreak="0">
     <w:nsid w:val="72B145F4"/>
     <w:multiLevelType w:val="hybridMultilevel"/>
     <w:tmpl w:val="D1D0C120"/>
@@ -20720,7 +19232,7 @@
       </w:rPr>
     </w:lvl>
   </w:abstractNum>
-  <w:abstractNum w:abstractNumId="44" w15:restartNumberingAfterBreak="0">
+  <w:abstractNum w:abstractNumId="32" w15:restartNumberingAfterBreak="0">
     <w:nsid w:val="740370FD"/>
     <w:multiLevelType w:val="hybridMultilevel"/>
     <w:tmpl w:val="E6BEA7E6"/>
@@ -20833,120 +19345,7 @@
       </w:rPr>
     </w:lvl>
   </w:abstractNum>
-  <w:abstractNum w:abstractNumId="45" w15:restartNumberingAfterBreak="0">
-    <w:nsid w:val="759C3368"/>
-    <w:multiLevelType w:val="hybridMultilevel"/>
-    <w:tmpl w:val="442EE504"/>
-    <w:lvl w:ilvl="0" w:tplc="240A000B">
-      <w:start w:val="1"/>
-      <w:numFmt w:val="bullet"/>
-      <w:lvlText w:val=""/>
-      <w:lvlJc w:val="left"/>
-      <w:pPr>
-        <w:ind w:left="1429" w:hanging="360"/>
-      </w:pPr>
-      <w:rPr>
-        <w:rFonts w:ascii="Wingdings" w:hAnsi="Wingdings" w:hint="default"/>
-      </w:rPr>
-    </w:lvl>
-    <w:lvl w:ilvl="1" w:tplc="240A0003" w:tentative="1">
-      <w:start w:val="1"/>
-      <w:numFmt w:val="bullet"/>
-      <w:lvlText w:val="o"/>
-      <w:lvlJc w:val="left"/>
-      <w:pPr>
-        <w:ind w:left="2149" w:hanging="360"/>
-      </w:pPr>
-      <w:rPr>
-        <w:rFonts w:ascii="Courier New" w:hAnsi="Courier New" w:cs="Courier New" w:hint="default"/>
-      </w:rPr>
-    </w:lvl>
-    <w:lvl w:ilvl="2" w:tplc="240A0005" w:tentative="1">
-      <w:start w:val="1"/>
-      <w:numFmt w:val="bullet"/>
-      <w:lvlText w:val=""/>
-      <w:lvlJc w:val="left"/>
-      <w:pPr>
-        <w:ind w:left="2869" w:hanging="360"/>
-      </w:pPr>
-      <w:rPr>
-        <w:rFonts w:ascii="Wingdings" w:hAnsi="Wingdings" w:hint="default"/>
-      </w:rPr>
-    </w:lvl>
-    <w:lvl w:ilvl="3" w:tplc="240A0001" w:tentative="1">
-      <w:start w:val="1"/>
-      <w:numFmt w:val="bullet"/>
-      <w:lvlText w:val=""/>
-      <w:lvlJc w:val="left"/>
-      <w:pPr>
-        <w:ind w:left="3589" w:hanging="360"/>
-      </w:pPr>
-      <w:rPr>
-        <w:rFonts w:ascii="Symbol" w:hAnsi="Symbol" w:hint="default"/>
-      </w:rPr>
-    </w:lvl>
-    <w:lvl w:ilvl="4" w:tplc="240A0003" w:tentative="1">
-      <w:start w:val="1"/>
-      <w:numFmt w:val="bullet"/>
-      <w:lvlText w:val="o"/>
-      <w:lvlJc w:val="left"/>
-      <w:pPr>
-        <w:ind w:left="4309" w:hanging="360"/>
-      </w:pPr>
-      <w:rPr>
-        <w:rFonts w:ascii="Courier New" w:hAnsi="Courier New" w:cs="Courier New" w:hint="default"/>
-      </w:rPr>
-    </w:lvl>
-    <w:lvl w:ilvl="5" w:tplc="240A0005" w:tentative="1">
-      <w:start w:val="1"/>
-      <w:numFmt w:val="bullet"/>
-      <w:lvlText w:val=""/>
-      <w:lvlJc w:val="left"/>
-      <w:pPr>
-        <w:ind w:left="5029" w:hanging="360"/>
-      </w:pPr>
-      <w:rPr>
-        <w:rFonts w:ascii="Wingdings" w:hAnsi="Wingdings" w:hint="default"/>
-      </w:rPr>
-    </w:lvl>
-    <w:lvl w:ilvl="6" w:tplc="240A0001" w:tentative="1">
-      <w:start w:val="1"/>
-      <w:numFmt w:val="bullet"/>
-      <w:lvlText w:val=""/>
-      <w:lvlJc w:val="left"/>
-      <w:pPr>
-        <w:ind w:left="5749" w:hanging="360"/>
-      </w:pPr>
-      <w:rPr>
-        <w:rFonts w:ascii="Symbol" w:hAnsi="Symbol" w:hint="default"/>
-      </w:rPr>
-    </w:lvl>
-    <w:lvl w:ilvl="7" w:tplc="240A0003" w:tentative="1">
-      <w:start w:val="1"/>
-      <w:numFmt w:val="bullet"/>
-      <w:lvlText w:val="o"/>
-      <w:lvlJc w:val="left"/>
-      <w:pPr>
-        <w:ind w:left="6469" w:hanging="360"/>
-      </w:pPr>
-      <w:rPr>
-        <w:rFonts w:ascii="Courier New" w:hAnsi="Courier New" w:cs="Courier New" w:hint="default"/>
-      </w:rPr>
-    </w:lvl>
-    <w:lvl w:ilvl="8" w:tplc="240A0005" w:tentative="1">
-      <w:start w:val="1"/>
-      <w:numFmt w:val="bullet"/>
-      <w:lvlText w:val=""/>
-      <w:lvlJc w:val="left"/>
-      <w:pPr>
-        <w:ind w:left="7189" w:hanging="360"/>
-      </w:pPr>
-      <w:rPr>
-        <w:rFonts w:ascii="Wingdings" w:hAnsi="Wingdings" w:hint="default"/>
-      </w:rPr>
-    </w:lvl>
-  </w:abstractNum>
-  <w:abstractNum w:abstractNumId="46" w15:restartNumberingAfterBreak="0">
+  <w:abstractNum w:abstractNumId="33" w15:restartNumberingAfterBreak="0">
     <w:nsid w:val="764E61C7"/>
     <w:multiLevelType w:val="hybridMultilevel"/>
     <w:tmpl w:val="92D8D7D4"/>
@@ -21059,7 +19458,7 @@
       </w:rPr>
     </w:lvl>
   </w:abstractNum>
-  <w:abstractNum w:abstractNumId="47" w15:restartNumberingAfterBreak="0">
+  <w:abstractNum w:abstractNumId="34" w15:restartNumberingAfterBreak="0">
     <w:nsid w:val="784A7AF6"/>
     <w:multiLevelType w:val="hybridMultilevel"/>
     <w:tmpl w:val="E2A8D4FC"/>
@@ -21170,242 +19569,114 @@
       <w:rPr>
         <w:rFonts w:ascii="Wingdings" w:hAnsi="Wingdings" w:hint="default"/>
       </w:rPr>
-    </w:lvl>
-  </w:abstractNum>
-  <w:abstractNum w:abstractNumId="48" w15:restartNumberingAfterBreak="0">
-    <w:nsid w:val="7B210586"/>
-    <w:multiLevelType w:val="hybridMultilevel"/>
-    <w:tmpl w:val="1B8291DC"/>
-    <w:lvl w:ilvl="0" w:tplc="240A0015">
-      <w:start w:val="1"/>
-      <w:numFmt w:val="upperLetter"/>
-      <w:lvlText w:val="%1."/>
-      <w:lvlJc w:val="left"/>
-      <w:pPr>
-        <w:ind w:left="1429" w:hanging="360"/>
-      </w:pPr>
-    </w:lvl>
-    <w:lvl w:ilvl="1" w:tplc="240A0019" w:tentative="1">
-      <w:start w:val="1"/>
-      <w:numFmt w:val="lowerLetter"/>
-      <w:lvlText w:val="%2."/>
-      <w:lvlJc w:val="left"/>
-      <w:pPr>
-        <w:ind w:left="2149" w:hanging="360"/>
-      </w:pPr>
-    </w:lvl>
-    <w:lvl w:ilvl="2" w:tplc="240A001B" w:tentative="1">
-      <w:start w:val="1"/>
-      <w:numFmt w:val="lowerRoman"/>
-      <w:lvlText w:val="%3."/>
-      <w:lvlJc w:val="right"/>
-      <w:pPr>
-        <w:ind w:left="2869" w:hanging="180"/>
-      </w:pPr>
-    </w:lvl>
-    <w:lvl w:ilvl="3" w:tplc="240A000F" w:tentative="1">
-      <w:start w:val="1"/>
-      <w:numFmt w:val="decimal"/>
-      <w:lvlText w:val="%4."/>
-      <w:lvlJc w:val="left"/>
-      <w:pPr>
-        <w:ind w:left="3589" w:hanging="360"/>
-      </w:pPr>
-    </w:lvl>
-    <w:lvl w:ilvl="4" w:tplc="240A0019" w:tentative="1">
-      <w:start w:val="1"/>
-      <w:numFmt w:val="lowerLetter"/>
-      <w:lvlText w:val="%5."/>
-      <w:lvlJc w:val="left"/>
-      <w:pPr>
-        <w:ind w:left="4309" w:hanging="360"/>
-      </w:pPr>
-    </w:lvl>
-    <w:lvl w:ilvl="5" w:tplc="240A001B" w:tentative="1">
-      <w:start w:val="1"/>
-      <w:numFmt w:val="lowerRoman"/>
-      <w:lvlText w:val="%6."/>
-      <w:lvlJc w:val="right"/>
-      <w:pPr>
-        <w:ind w:left="5029" w:hanging="180"/>
-      </w:pPr>
-    </w:lvl>
-    <w:lvl w:ilvl="6" w:tplc="240A000F" w:tentative="1">
-      <w:start w:val="1"/>
-      <w:numFmt w:val="decimal"/>
-      <w:lvlText w:val="%7."/>
-      <w:lvlJc w:val="left"/>
-      <w:pPr>
-        <w:ind w:left="5749" w:hanging="360"/>
-      </w:pPr>
-    </w:lvl>
-    <w:lvl w:ilvl="7" w:tplc="240A0019" w:tentative="1">
-      <w:start w:val="1"/>
-      <w:numFmt w:val="lowerLetter"/>
-      <w:lvlText w:val="%8."/>
-      <w:lvlJc w:val="left"/>
-      <w:pPr>
-        <w:ind w:left="6469" w:hanging="360"/>
-      </w:pPr>
-    </w:lvl>
-    <w:lvl w:ilvl="8" w:tplc="240A001B" w:tentative="1">
-      <w:start w:val="1"/>
-      <w:numFmt w:val="lowerRoman"/>
-      <w:lvlText w:val="%9."/>
-      <w:lvlJc w:val="right"/>
-      <w:pPr>
-        <w:ind w:left="7189" w:hanging="180"/>
-      </w:pPr>
     </w:lvl>
   </w:abstractNum>
   <w:num w:numId="1">
     <w:abstractNumId w:val="0"/>
   </w:num>
   <w:num w:numId="2">
+    <w:abstractNumId w:val="15"/>
+  </w:num>
+  <w:num w:numId="3">
+    <w:abstractNumId w:val="25"/>
+  </w:num>
+  <w:num w:numId="4">
+    <w:abstractNumId w:val="20"/>
+  </w:num>
+  <w:num w:numId="5">
+    <w:abstractNumId w:val="21"/>
+  </w:num>
+  <w:num w:numId="6">
+    <w:abstractNumId w:val="27"/>
+  </w:num>
+  <w:num w:numId="7">
+    <w:abstractNumId w:val="24"/>
+  </w:num>
+  <w:num w:numId="8">
+    <w:abstractNumId w:val="26"/>
+  </w:num>
+  <w:num w:numId="9">
+    <w:abstractNumId w:val="32"/>
+  </w:num>
+  <w:num w:numId="10">
+    <w:abstractNumId w:val="30"/>
+  </w:num>
+  <w:num w:numId="11">
+    <w:abstractNumId w:val="16"/>
+  </w:num>
+  <w:num w:numId="12">
+    <w:abstractNumId w:val="28"/>
+  </w:num>
+  <w:num w:numId="13">
+    <w:abstractNumId w:val="18"/>
+  </w:num>
+  <w:num w:numId="14">
+    <w:abstractNumId w:val="34"/>
+  </w:num>
+  <w:num w:numId="15">
+    <w:abstractNumId w:val="14"/>
+  </w:num>
+  <w:num w:numId="16">
+    <w:abstractNumId w:val="7"/>
+  </w:num>
+  <w:num w:numId="17">
+    <w:abstractNumId w:val="4"/>
+  </w:num>
+  <w:num w:numId="18">
+    <w:abstractNumId w:val="33"/>
+  </w:num>
+  <w:num w:numId="19">
+    <w:abstractNumId w:val="19"/>
+  </w:num>
+  <w:num w:numId="20">
+    <w:abstractNumId w:val="3"/>
+  </w:num>
+  <w:num w:numId="21">
     <w:abstractNumId w:val="17"/>
   </w:num>
-  <w:num w:numId="3">
-    <w:abstractNumId w:val="31"/>
-  </w:num>
-  <w:num w:numId="4">
-    <w:abstractNumId w:val="23"/>
-  </w:num>
-  <w:num w:numId="5">
-    <w:abstractNumId w:val="27"/>
-  </w:num>
-  <w:num w:numId="6">
-    <w:abstractNumId w:val="37"/>
-  </w:num>
-  <w:num w:numId="7">
-    <w:abstractNumId w:val="30"/>
-  </w:num>
-  <w:num w:numId="8">
-    <w:abstractNumId w:val="33"/>
-  </w:num>
-  <w:num w:numId="9">
-    <w:abstractNumId w:val="44"/>
-  </w:num>
-  <w:num w:numId="10">
-    <w:abstractNumId w:val="42"/>
-  </w:num>
-  <w:num w:numId="11">
-    <w:abstractNumId w:val="25"/>
-  </w:num>
-  <w:num w:numId="12">
-    <w:abstractNumId w:val="26"/>
-  </w:num>
-  <w:num w:numId="13">
-    <w:abstractNumId w:val="16"/>
-  </w:num>
-  <w:num w:numId="14">
-    <w:abstractNumId w:val="41"/>
-  </w:num>
-  <w:num w:numId="15">
-    <w:abstractNumId w:val="18"/>
-  </w:num>
-  <w:num w:numId="16">
-    <w:abstractNumId w:val="38"/>
-  </w:num>
-  <w:num w:numId="17">
-    <w:abstractNumId w:val="21"/>
-  </w:num>
-  <w:num w:numId="18">
-    <w:abstractNumId w:val="47"/>
-  </w:num>
-  <w:num w:numId="19">
-    <w:abstractNumId w:val="35"/>
-  </w:num>
-  <w:num w:numId="20">
-    <w:abstractNumId w:val="15"/>
-  </w:num>
-  <w:num w:numId="21">
-    <w:abstractNumId w:val="24"/>
-  </w:num>
   <w:num w:numId="22">
-    <w:abstractNumId w:val="20"/>
+    <w:abstractNumId w:val="10"/>
   </w:num>
   <w:num w:numId="23">
-    <w:abstractNumId w:val="48"/>
+    <w:abstractNumId w:val="12"/>
   </w:num>
   <w:num w:numId="24">
-    <w:abstractNumId w:val="8"/>
+    <w:abstractNumId w:val="13"/>
   </w:num>
   <w:num w:numId="25">
-    <w:abstractNumId w:val="6"/>
+    <w:abstractNumId w:val="9"/>
   </w:num>
   <w:num w:numId="26">
-    <w:abstractNumId w:val="46"/>
+    <w:abstractNumId w:val="2"/>
   </w:num>
   <w:num w:numId="27">
-    <w:abstractNumId w:val="39"/>
+    <w:abstractNumId w:val="8"/>
   </w:num>
   <w:num w:numId="28">
     <w:abstractNumId w:val="22"/>
   </w:num>
   <w:num w:numId="29">
+    <w:abstractNumId w:val="6"/>
+  </w:num>
+  <w:num w:numId="30">
+    <w:abstractNumId w:val="31"/>
+  </w:num>
+  <w:num w:numId="31">
+    <w:abstractNumId w:val="23"/>
+  </w:num>
+  <w:num w:numId="32">
+    <w:abstractNumId w:val="29"/>
+  </w:num>
+  <w:num w:numId="33">
+    <w:abstractNumId w:val="1"/>
+  </w:num>
+  <w:num w:numId="34">
     <w:abstractNumId w:val="5"/>
   </w:num>
-  <w:num w:numId="30">
-    <w:abstractNumId w:val="19"/>
-  </w:num>
-  <w:num w:numId="31">
+  <w:num w:numId="35">
     <w:abstractNumId w:val="11"/>
   </w:num>
-  <w:num w:numId="32">
-    <w:abstractNumId w:val="12"/>
-  </w:num>
-  <w:num w:numId="33">
-    <w:abstractNumId w:val="14"/>
-  </w:num>
-  <w:num w:numId="34">
-    <w:abstractNumId w:val="10"/>
-  </w:num>
-  <w:num w:numId="35">
-    <w:abstractNumId w:val="45"/>
-  </w:num>
-  <w:num w:numId="36">
-    <w:abstractNumId w:val="13"/>
-  </w:num>
-  <w:num w:numId="37">
-    <w:abstractNumId w:val="36"/>
-  </w:num>
-  <w:num w:numId="38">
-    <w:abstractNumId w:val="4"/>
-  </w:num>
-  <w:num w:numId="39">
-    <w:abstractNumId w:val="9"/>
-  </w:num>
-  <w:num w:numId="40">
-    <w:abstractNumId w:val="28"/>
-  </w:num>
-  <w:num w:numId="41">
-    <w:abstractNumId w:val="34"/>
-  </w:num>
-  <w:num w:numId="42">
-    <w:abstractNumId w:val="7"/>
-  </w:num>
-  <w:num w:numId="43">
-    <w:abstractNumId w:val="43"/>
-  </w:num>
-  <w:num w:numId="44">
-    <w:abstractNumId w:val="29"/>
-  </w:num>
-  <w:num w:numId="45">
-    <w:abstractNumId w:val="1"/>
-  </w:num>
-  <w:num w:numId="46">
-    <w:abstractNumId w:val="40"/>
-  </w:num>
-  <w:num w:numId="47">
-    <w:abstractNumId w:val="3"/>
-  </w:num>
-  <w:num w:numId="48">
-    <w:abstractNumId w:val="32"/>
-  </w:num>
-  <w:num w:numId="49">
-    <w:abstractNumId w:val="2"/>
-  </w:num>
-  <w:numIdMacAtCleanup w:val="40"/>
+  <w:numIdMacAtCleanup w:val="35"/>
 </w:numbering>
 </file>
 
@@ -23190,26 +21461,6 @@
 </file>
 
 <file path=customXml/item2.xml><?xml version="1.0" encoding="utf-8"?>
-<?mso-contentType ?>
-<FormTemplates xmlns="http://schemas.microsoft.com/sharepoint/v3/contenttype/forms">
-  <Display>DocumentLibraryForm</Display>
-  <Edit>DocumentLibraryForm</Edit>
-  <New>DocumentLibraryForm</New>
-</FormTemplates>
-</file>
-
-<file path=customXml/item3.xml><?xml version="1.0" encoding="utf-8"?>
-<p:properties xmlns:p="http://schemas.microsoft.com/office/2006/metadata/properties" xmlns:xsi="http://www.w3.org/2001/XMLSchema-instance" xmlns:pc="http://schemas.microsoft.com/office/infopath/2007/PartnerControls">
-  <documentManagement>
-    <TaxCatchAll xmlns="67a0edcd-0de5-43ed-8c27-e32f38a00c91" xsi:nil="true"/>
-    <lcf76f155ced4ddcb4097134ff3c332f xmlns="42760c81-fd8e-4d59-8953-7cdb9f38b14f">
-      <Terms xmlns="http://schemas.microsoft.com/office/infopath/2007/PartnerControls"/>
-    </lcf76f155ced4ddcb4097134ff3c332f>
-  </documentManagement>
-</p:properties>
-</file>
-
-<file path=customXml/item4.xml><?xml version="1.0" encoding="utf-8"?>
 <ct:contentTypeSchema xmlns:ct="http://schemas.microsoft.com/office/2006/metadata/contentType" xmlns:ma="http://schemas.microsoft.com/office/2006/metadata/properties/metaAttributes" ct:_="" ma:_="" ma:contentTypeName="Documento" ma:contentTypeID="0x01010005252A1EF3BD024F856B47B579AB5244" ma:contentTypeVersion="12" ma:contentTypeDescription="Crear nuevo documento." ma:contentTypeScope="" ma:versionID="32d0e18b85ac20c34eab62df21c0cf58">
   <xsd:schema xmlns:xsd="http://www.w3.org/2001/XMLSchema" xmlns:xs="http://www.w3.org/2001/XMLSchema" xmlns:p="http://schemas.microsoft.com/office/2006/metadata/properties" xmlns:ns2="42760c81-fd8e-4d59-8953-7cdb9f38b14f" xmlns:ns3="67a0edcd-0de5-43ed-8c27-e32f38a00c91" targetNamespace="http://schemas.microsoft.com/office/2006/metadata/properties" ma:root="true" ma:fieldsID="cc2c149e99f10870fd5bc3964e5386d3" ns2:_="" ns3:_="">
     <xsd:import namespace="42760c81-fd8e-4d59-8953-7cdb9f38b14f"/>
@@ -23410,6 +21661,26 @@
 </ct:contentTypeSchema>
 </file>
 
+<file path=customXml/item3.xml><?xml version="1.0" encoding="utf-8"?>
+<p:properties xmlns:p="http://schemas.microsoft.com/office/2006/metadata/properties" xmlns:xsi="http://www.w3.org/2001/XMLSchema-instance" xmlns:pc="http://schemas.microsoft.com/office/infopath/2007/PartnerControls">
+  <documentManagement>
+    <TaxCatchAll xmlns="67a0edcd-0de5-43ed-8c27-e32f38a00c91" xsi:nil="true"/>
+    <lcf76f155ced4ddcb4097134ff3c332f xmlns="42760c81-fd8e-4d59-8953-7cdb9f38b14f">
+      <Terms xmlns="http://schemas.microsoft.com/office/infopath/2007/PartnerControls"/>
+    </lcf76f155ced4ddcb4097134ff3c332f>
+  </documentManagement>
+</p:properties>
+</file>
+
+<file path=customXml/item4.xml><?xml version="1.0" encoding="utf-8"?>
+<?mso-contentType ?>
+<FormTemplates xmlns="http://schemas.microsoft.com/sharepoint/v3/contenttype/forms">
+  <Display>DocumentLibraryForm</Display>
+  <Edit>DocumentLibraryForm</Edit>
+  <New>DocumentLibraryForm</New>
+</FormTemplates>
+</file>
+
 <file path=customXml/itemProps1.xml><?xml version="1.0" encoding="utf-8"?>
 <ds:datastoreItem xmlns:ds="http://schemas.openxmlformats.org/officeDocument/2006/customXml" ds:itemID="{EAE431FD-7059-4C09-804B-C9D69EB7B213}">
   <ds:schemaRefs>
@@ -23419,9 +21690,20 @@
 </file>
 
 <file path=customXml/itemProps2.xml><?xml version="1.0" encoding="utf-8"?>
-<ds:datastoreItem xmlns:ds="http://schemas.openxmlformats.org/officeDocument/2006/customXml" ds:itemID="{10663269-2064-4804-8290-36D4A57F5557}">
+<ds:datastoreItem xmlns:ds="http://schemas.openxmlformats.org/officeDocument/2006/customXml" ds:itemID="{6747B8CC-3E3E-40F9-A555-F2325CBCBF9A}">
   <ds:schemaRefs>
-    <ds:schemaRef ds:uri="http://schemas.microsoft.com/sharepoint/v3/contenttype/forms"/>
+    <ds:schemaRef ds:uri="http://schemas.microsoft.com/office/2006/metadata/contentType"/>
+    <ds:schemaRef ds:uri="http://schemas.microsoft.com/office/2006/metadata/properties/metaAttributes"/>
+    <ds:schemaRef ds:uri="http://www.w3.org/2001/XMLSchema"/>
+    <ds:schemaRef ds:uri="http://schemas.microsoft.com/office/2006/metadata/properties"/>
+    <ds:schemaRef ds:uri="42760c81-fd8e-4d59-8953-7cdb9f38b14f"/>
+    <ds:schemaRef ds:uri="67a0edcd-0de5-43ed-8c27-e32f38a00c91"/>
+    <ds:schemaRef ds:uri="http://schemas.microsoft.com/office/2006/documentManagement/types"/>
+    <ds:schemaRef ds:uri="http://schemas.microsoft.com/office/infopath/2007/PartnerControls"/>
+    <ds:schemaRef ds:uri="http://schemas.openxmlformats.org/package/2006/metadata/core-properties"/>
+    <ds:schemaRef ds:uri="http://purl.org/dc/elements/1.1/"/>
+    <ds:schemaRef ds:uri="http://purl.org/dc/terms/"/>
+    <ds:schemaRef ds:uri="http://schemas.microsoft.com/internal/obd"/>
   </ds:schemaRefs>
 </ds:datastoreItem>
 </file>
@@ -23438,20 +21720,9 @@
 </file>
 
 <file path=customXml/itemProps4.xml><?xml version="1.0" encoding="utf-8"?>
-<ds:datastoreItem xmlns:ds="http://schemas.openxmlformats.org/officeDocument/2006/customXml" ds:itemID="{6747B8CC-3E3E-40F9-A555-F2325CBCBF9A}">
+<ds:datastoreItem xmlns:ds="http://schemas.openxmlformats.org/officeDocument/2006/customXml" ds:itemID="{10663269-2064-4804-8290-36D4A57F5557}">
   <ds:schemaRefs>
-    <ds:schemaRef ds:uri="http://schemas.microsoft.com/office/2006/metadata/contentType"/>
-    <ds:schemaRef ds:uri="http://schemas.microsoft.com/office/2006/metadata/properties/metaAttributes"/>
-    <ds:schemaRef ds:uri="http://www.w3.org/2001/XMLSchema"/>
-    <ds:schemaRef ds:uri="http://schemas.microsoft.com/office/2006/metadata/properties"/>
-    <ds:schemaRef ds:uri="42760c81-fd8e-4d59-8953-7cdb9f38b14f"/>
-    <ds:schemaRef ds:uri="67a0edcd-0de5-43ed-8c27-e32f38a00c91"/>
-    <ds:schemaRef ds:uri="http://schemas.microsoft.com/office/2006/documentManagement/types"/>
-    <ds:schemaRef ds:uri="http://schemas.microsoft.com/office/infopath/2007/PartnerControls"/>
-    <ds:schemaRef ds:uri="http://schemas.openxmlformats.org/package/2006/metadata/core-properties"/>
-    <ds:schemaRef ds:uri="http://purl.org/dc/elements/1.1/"/>
-    <ds:schemaRef ds:uri="http://purl.org/dc/terms/"/>
-    <ds:schemaRef ds:uri="http://schemas.microsoft.com/internal/obd"/>
+    <ds:schemaRef ds:uri="http://schemas.microsoft.com/sharepoint/v3/contenttype/forms"/>
   </ds:schemaRefs>
 </ds:datastoreItem>
 </file>